--- a/docs/deliverables/23-风险管理计划与风险登记册v2.docx
+++ b/docs/deliverables/23-风险管理计划与风险登记册v2.docx
@@ -11,7 +11,7 @@
         <w:rPr>
           <w:rFonts w:ascii="Times New Roman" w:hAnsi="Times New Roman" w:eastAsia="宋体"/>
         </w:rPr>
-        <w:t>文档编号：YJGL-G3-14-RMP　　版本号：V0.1</w:t>
+        <w:t>文档编号：YJGL-G3-14-RMP　　版本号：V0.2</w:t>
       </w:r>
     </w:p>
     <w:p>
@@ -134,7 +134,7 @@
         <w:rPr>
           <w:rFonts w:ascii="Times New Roman" w:hAnsi="Times New Roman" w:eastAsia="宋体"/>
         </w:rPr>
-        <w:t>编制日期：2026 年 9 月 20 日</w:t>
+        <w:t>编制日期：2026 年 9 月 21 日</w:t>
       </w:r>
     </w:p>
     <w:p>
@@ -410,6 +410,113 @@
           </w:p>
         </w:tc>
       </w:tr>
+      <w:tr>
+        <w:tc>
+          <w:tcPr>
+            <w:tcW w:type="dxa" w:w="1088"/>
+            <w:vAlign w:val="center"/>
+          </w:tcPr>
+          <w:p>
+            <w:pPr>
+              <w:spacing w:after="0" w:line="240" w:lineRule="auto"/>
+              <w:jc w:val="left"/>
+            </w:pPr>
+            <w:r/>
+            <w:r>
+              <w:rPr>
+                <w:rFonts w:ascii="Times New Roman" w:hAnsi="Times New Roman" w:eastAsia="宋体"/>
+                <w:b w:val="0"/>
+                <w:sz w:val="15"/>
+              </w:rPr>
+              <w:t>V0.2</w:t>
+            </w:r>
+          </w:p>
+        </w:tc>
+        <w:tc>
+          <w:tcPr>
+            <w:tcW w:type="dxa" w:w="1360"/>
+            <w:vAlign w:val="center"/>
+          </w:tcPr>
+          <w:p>
+            <w:pPr>
+              <w:spacing w:after="0" w:line="240" w:lineRule="auto"/>
+              <w:jc w:val="left"/>
+            </w:pPr>
+            <w:r/>
+            <w:r>
+              <w:rPr>
+                <w:rFonts w:ascii="Times New Roman" w:hAnsi="Times New Roman" w:eastAsia="宋体"/>
+                <w:b w:val="0"/>
+                <w:sz w:val="15"/>
+              </w:rPr>
+              <w:t>2026-09-21</w:t>
+            </w:r>
+          </w:p>
+        </w:tc>
+        <w:tc>
+          <w:tcPr>
+            <w:tcW w:type="dxa" w:w="3265"/>
+            <w:vAlign w:val="center"/>
+          </w:tcPr>
+          <w:p>
+            <w:pPr>
+              <w:spacing w:after="0" w:line="240" w:lineRule="auto"/>
+              <w:jc w:val="left"/>
+            </w:pPr>
+            <w:r/>
+            <w:r>
+              <w:rPr>
+                <w:rFonts w:ascii="Times New Roman" w:hAnsi="Times New Roman" w:eastAsia="宋体"/>
+                <w:b w:val="0"/>
+                <w:sz w:val="15"/>
+              </w:rPr>
+              <w:t>§2—§9</w:t>
+            </w:r>
+          </w:p>
+        </w:tc>
+        <w:tc>
+          <w:tcPr>
+            <w:tcW w:type="dxa" w:w="1360"/>
+            <w:vAlign w:val="center"/>
+          </w:tcPr>
+          <w:p>
+            <w:pPr>
+              <w:spacing w:after="0" w:line="240" w:lineRule="auto"/>
+              <w:jc w:val="left"/>
+            </w:pPr>
+            <w:r/>
+            <w:r>
+              <w:rPr>
+                <w:rFonts w:ascii="Times New Roman" w:hAnsi="Times New Roman" w:eastAsia="宋体"/>
+                <w:b w:val="0"/>
+                <w:sz w:val="15"/>
+              </w:rPr>
+              <w:t>按 ISSUE-G3-14-001/002 统一风险评分分组，并为 7 张业务表补齐连续、紧邻的编号题注；风险 ID、P/I、责任、应对和 Issue 状态不变。</w:t>
+            </w:r>
+          </w:p>
+        </w:tc>
+        <w:tc>
+          <w:tcPr>
+            <w:tcW w:type="dxa" w:w="1995"/>
+            <w:vAlign w:val="center"/>
+          </w:tcPr>
+          <w:p>
+            <w:pPr>
+              <w:spacing w:after="0" w:line="240" w:lineRule="auto"/>
+              <w:jc w:val="left"/>
+            </w:pPr>
+            <w:r/>
+            <w:r>
+              <w:rPr>
+                <w:rFonts w:ascii="Times New Roman" w:hAnsi="Times New Roman" w:eastAsia="宋体"/>
+                <w:b w:val="0"/>
+                <w:sz w:val="15"/>
+              </w:rPr>
+              <w:t>何思源</w:t>
+            </w:r>
+          </w:p>
+        </w:tc>
+      </w:tr>
     </w:tbl>
     <w:p>
       <w:pPr>
@@ -499,7 +606,7 @@
         <w:tab/>
       </w:r>
       <w:r>
-        <w:t>2</w:t>
+        <w:t>1</w:t>
       </w:r>
     </w:p>
     <w:p>
@@ -516,7 +623,7 @@
         <w:tab/>
       </w:r>
       <w:r>
-        <w:t>2</w:t>
+        <w:t>1</w:t>
       </w:r>
     </w:p>
     <w:p>
@@ -533,7 +640,7 @@
         <w:tab/>
       </w:r>
       <w:r>
-        <w:t>2</w:t>
+        <w:t>1</w:t>
       </w:r>
     </w:p>
     <w:p>
@@ -567,7 +674,7 @@
         <w:tab/>
       </w:r>
       <w:r>
-        <w:t>3</w:t>
+        <w:t>2</w:t>
       </w:r>
     </w:p>
     <w:p>
@@ -584,7 +691,7 @@
         <w:tab/>
       </w:r>
       <w:r>
-        <w:t>3</w:t>
+        <w:t>2</w:t>
       </w:r>
     </w:p>
     <w:p>
@@ -595,13 +702,13 @@
         </w:tabs>
       </w:pPr>
       <w:r>
-        <w:t>4.2 中低风险与持续监测</w:t>
+        <w:t>4.2 当前中风险与持续监测</w:t>
       </w:r>
       <w:r>
         <w:tab/>
       </w:r>
       <w:r>
-        <w:t>5</w:t>
+        <w:t>4</w:t>
       </w:r>
     </w:p>
     <w:p>
@@ -618,7 +725,7 @@
         <w:tab/>
       </w:r>
       <w:r>
-        <w:t>6</w:t>
+        <w:t>4</w:t>
       </w:r>
     </w:p>
     <w:p>
@@ -635,7 +742,7 @@
         <w:tab/>
       </w:r>
       <w:r>
-        <w:t>6</w:t>
+        <w:t>4</w:t>
       </w:r>
     </w:p>
     <w:p>
@@ -652,7 +759,7 @@
         <w:tab/>
       </w:r>
       <w:r>
-        <w:t>7</w:t>
+        <w:t>5</w:t>
       </w:r>
     </w:p>
     <w:p>
@@ -669,7 +776,7 @@
         <w:tab/>
       </w:r>
       <w:r>
-        <w:t>7</w:t>
+        <w:t>5</w:t>
       </w:r>
     </w:p>
     <w:p>
@@ -686,7 +793,7 @@
         <w:tab/>
       </w:r>
       <w:r>
-        <w:t>8</w:t>
+        <w:t>5</w:t>
       </w:r>
     </w:p>
     <w:p>
@@ -788,398 +895,19 @@
         <w:t>依据为冻结 M2 基线、G3-01 设计输入、G3-03—09 设计与测试成果、项目/质量/配置管理计划、现有风险登记册、control/issues.md 与变更记录。发生矛盾时依次服从真实需求、任务书、受控事实与数字、已批准变更；教学样例仅提供物理版式。</w:t>
       </w:r>
     </w:p>
-    <w:tbl>
-      <w:tblPr>
-        <w:tblW w:type="auto" w:w="0"/>
-        <w:tblLayout w:type="fixed"/>
-        <w:tblLook w:firstColumn="1" w:firstRow="1" w:lastColumn="0" w:lastRow="0" w:noHBand="0" w:noVBand="1" w:val="04A0"/>
-      </w:tblPr>
-      <w:tblGrid>
-        <w:gridCol w:w="1512"/>
-        <w:gridCol w:w="3024"/>
-        <w:gridCol w:w="4536"/>
-      </w:tblGrid>
-      <w:tr>
-        <w:trPr>
-          <w:tblHeader w:val="true"/>
-        </w:trPr>
-        <w:tc>
-          <w:tcPr>
-            <w:tcW w:type="dxa" w:w="1512"/>
-            <w:vAlign w:val="center"/>
-          </w:tcPr>
-          <w:p>
-            <w:pPr>
-              <w:spacing w:after="0" w:line="240" w:lineRule="auto"/>
-              <w:jc w:val="left"/>
-            </w:pPr>
-            <w:r/>
-            <w:r>
-              <w:rPr>
-                <w:rFonts w:ascii="Times New Roman" w:hAnsi="Times New Roman" w:eastAsia="宋体"/>
-                <w:b/>
-                <w:sz w:val="17"/>
-              </w:rPr>
-              <w:t>角色</w:t>
-            </w:r>
-          </w:p>
-        </w:tc>
-        <w:tc>
-          <w:tcPr>
-            <w:tcW w:type="dxa" w:w="3024"/>
-            <w:vAlign w:val="center"/>
-          </w:tcPr>
-          <w:p>
-            <w:pPr>
-              <w:spacing w:after="0" w:line="240" w:lineRule="auto"/>
-              <w:jc w:val="left"/>
-            </w:pPr>
-            <w:r/>
-            <w:r>
-              <w:rPr>
-                <w:rFonts w:ascii="Times New Roman" w:hAnsi="Times New Roman" w:eastAsia="宋体"/>
-                <w:b/>
-                <w:sz w:val="17"/>
-              </w:rPr>
-              <w:t>职责</w:t>
-            </w:r>
-          </w:p>
-        </w:tc>
-        <w:tc>
-          <w:tcPr>
-            <w:tcW w:type="dxa" w:w="4536"/>
-            <w:vAlign w:val="center"/>
-          </w:tcPr>
-          <w:p>
-            <w:pPr>
-              <w:spacing w:after="0" w:line="240" w:lineRule="auto"/>
-              <w:jc w:val="left"/>
-            </w:pPr>
-            <w:r/>
-            <w:r>
-              <w:rPr>
-                <w:rFonts w:ascii="Times New Roman" w:hAnsi="Times New Roman" w:eastAsia="宋体"/>
-                <w:b/>
-                <w:sz w:val="17"/>
-              </w:rPr>
-              <w:t>本任务边界</w:t>
-            </w:r>
-          </w:p>
-        </w:tc>
-      </w:tr>
-      <w:tr>
-        <w:tc>
-          <w:tcPr>
-            <w:tcW w:type="dxa" w:w="1512"/>
-            <w:vAlign w:val="center"/>
-          </w:tcPr>
-          <w:p>
-            <w:pPr>
-              <w:spacing w:after="0" w:line="240" w:lineRule="auto"/>
-              <w:jc w:val="left"/>
-            </w:pPr>
-            <w:r/>
-            <w:r>
-              <w:rPr>
-                <w:rFonts w:ascii="Times New Roman" w:hAnsi="Times New Roman" w:eastAsia="宋体"/>
-                <w:b w:val="0"/>
-                <w:sz w:val="17"/>
-              </w:rPr>
-              <w:t>A 项目负责人</w:t>
-            </w:r>
-          </w:p>
-        </w:tc>
-        <w:tc>
-          <w:tcPr>
-            <w:tcW w:type="dxa" w:w="3024"/>
-            <w:vAlign w:val="center"/>
-          </w:tcPr>
-          <w:p>
-            <w:pPr>
-              <w:spacing w:after="0" w:line="240" w:lineRule="auto"/>
-              <w:jc w:val="left"/>
-            </w:pPr>
-            <w:r/>
-            <w:r>
-              <w:rPr>
-                <w:rFonts w:ascii="Times New Roman" w:hAnsi="Times New Roman" w:eastAsia="宋体"/>
-                <w:b w:val="0"/>
-                <w:sz w:val="17"/>
-              </w:rPr>
-              <w:t>维护计划和登记册，协调责任人，主持升级与跨域处置</w:t>
-            </w:r>
-          </w:p>
-        </w:tc>
-        <w:tc>
-          <w:tcPr>
-            <w:tcW w:type="dxa" w:w="4536"/>
-            <w:vAlign w:val="center"/>
-          </w:tcPr>
-          <w:p>
-            <w:pPr>
-              <w:spacing w:after="0" w:line="240" w:lineRule="auto"/>
-              <w:jc w:val="left"/>
-            </w:pPr>
-            <w:r/>
-            <w:r>
-              <w:rPr>
-                <w:rFonts w:ascii="Times New Roman" w:hAnsi="Times New Roman" w:eastAsia="宋体"/>
-                <w:b w:val="0"/>
-                <w:sz w:val="17"/>
-              </w:rPr>
-              <w:t>G3-14 主责；不得代替 Issue/变更授权人关闭事项</w:t>
-            </w:r>
-          </w:p>
-        </w:tc>
-      </w:tr>
-      <w:tr>
-        <w:tc>
-          <w:tcPr>
-            <w:tcW w:type="dxa" w:w="1512"/>
-            <w:vAlign w:val="center"/>
-          </w:tcPr>
-          <w:p>
-            <w:pPr>
-              <w:spacing w:after="0" w:line="240" w:lineRule="auto"/>
-              <w:jc w:val="left"/>
-            </w:pPr>
-            <w:r/>
-            <w:r>
-              <w:rPr>
-                <w:rFonts w:ascii="Times New Roman" w:hAnsi="Times New Roman" w:eastAsia="宋体"/>
-                <w:b w:val="0"/>
-                <w:sz w:val="17"/>
-              </w:rPr>
-              <w:t>B 技术负责人</w:t>
-            </w:r>
-          </w:p>
-        </w:tc>
-        <w:tc>
-          <w:tcPr>
-            <w:tcW w:type="dxa" w:w="3024"/>
-            <w:vAlign w:val="center"/>
-          </w:tcPr>
-          <w:p>
-            <w:pPr>
-              <w:spacing w:after="0" w:line="240" w:lineRule="auto"/>
-              <w:jc w:val="left"/>
-            </w:pPr>
-            <w:r/>
-            <w:r>
-              <w:rPr>
-                <w:rFonts w:ascii="Times New Roman" w:hAnsi="Times New Roman" w:eastAsia="宋体"/>
-                <w:b w:val="0"/>
-                <w:sz w:val="17"/>
-              </w:rPr>
-              <w:t>识别技术、接口与 NFR 风险，核对技术应对与证据</w:t>
-            </w:r>
-          </w:p>
-        </w:tc>
-        <w:tc>
-          <w:tcPr>
-            <w:tcW w:type="dxa" w:w="4536"/>
-            <w:vAlign w:val="center"/>
-          </w:tcPr>
-          <w:p>
-            <w:pPr>
-              <w:spacing w:after="0" w:line="240" w:lineRule="auto"/>
-              <w:jc w:val="left"/>
-            </w:pPr>
-            <w:r/>
-            <w:r>
-              <w:rPr>
-                <w:rFonts w:ascii="Times New Roman" w:hAnsi="Times New Roman" w:eastAsia="宋体"/>
-                <w:b w:val="0"/>
-                <w:sz w:val="17"/>
-              </w:rPr>
-              <w:t>G3-14 唯一 Review 人</w:t>
-            </w:r>
-          </w:p>
-        </w:tc>
-      </w:tr>
-      <w:tr>
-        <w:tc>
-          <w:tcPr>
-            <w:tcW w:type="dxa" w:w="1512"/>
-            <w:vAlign w:val="center"/>
-          </w:tcPr>
-          <w:p>
-            <w:pPr>
-              <w:spacing w:after="0" w:line="240" w:lineRule="auto"/>
-              <w:jc w:val="left"/>
-            </w:pPr>
-            <w:r/>
-            <w:r>
-              <w:rPr>
-                <w:rFonts w:ascii="Times New Roman" w:hAnsi="Times New Roman" w:eastAsia="宋体"/>
-                <w:b w:val="0"/>
-                <w:sz w:val="17"/>
-              </w:rPr>
-              <w:t>C 需求与质量负责人</w:t>
-            </w:r>
-          </w:p>
-        </w:tc>
-        <w:tc>
-          <w:tcPr>
-            <w:tcW w:type="dxa" w:w="3024"/>
-            <w:vAlign w:val="center"/>
-          </w:tcPr>
-          <w:p>
-            <w:pPr>
-              <w:spacing w:after="0" w:line="240" w:lineRule="auto"/>
-              <w:jc w:val="left"/>
-            </w:pPr>
-            <w:r/>
-            <w:r>
-              <w:rPr>
-                <w:rFonts w:ascii="Times New Roman" w:hAnsi="Times New Roman" w:eastAsia="宋体"/>
-                <w:b w:val="0"/>
-                <w:sz w:val="17"/>
-              </w:rPr>
-              <w:t>提供合规、追踪、关键数字与验收风险输入</w:t>
-            </w:r>
-          </w:p>
-        </w:tc>
-        <w:tc>
-          <w:tcPr>
-            <w:tcW w:type="dxa" w:w="4536"/>
-            <w:vAlign w:val="center"/>
-          </w:tcPr>
-          <w:p>
-            <w:pPr>
-              <w:spacing w:after="0" w:line="240" w:lineRule="auto"/>
-              <w:jc w:val="left"/>
-            </w:pPr>
-            <w:r/>
-            <w:r>
-              <w:rPr>
-                <w:rFonts w:ascii="Times New Roman" w:hAnsi="Times New Roman" w:eastAsia="宋体"/>
-                <w:b w:val="0"/>
-                <w:sz w:val="17"/>
-              </w:rPr>
-              <w:t>不承担本文件 Review</w:t>
-            </w:r>
-          </w:p>
-        </w:tc>
-      </w:tr>
-      <w:tr>
-        <w:tc>
-          <w:tcPr>
-            <w:tcW w:type="dxa" w:w="1512"/>
-            <w:vAlign w:val="center"/>
-          </w:tcPr>
-          <w:p>
-            <w:pPr>
-              <w:spacing w:after="0" w:line="240" w:lineRule="auto"/>
-              <w:jc w:val="left"/>
-            </w:pPr>
-            <w:r/>
-            <w:r>
-              <w:rPr>
-                <w:rFonts w:ascii="Times New Roman" w:hAnsi="Times New Roman" w:eastAsia="宋体"/>
-                <w:b w:val="0"/>
-                <w:sz w:val="17"/>
-              </w:rPr>
-              <w:t>风险责任人</w:t>
-            </w:r>
-          </w:p>
-        </w:tc>
-        <w:tc>
-          <w:tcPr>
-            <w:tcW w:type="dxa" w:w="3024"/>
-            <w:vAlign w:val="center"/>
-          </w:tcPr>
-          <w:p>
-            <w:pPr>
-              <w:spacing w:after="0" w:line="240" w:lineRule="auto"/>
-              <w:jc w:val="left"/>
-            </w:pPr>
-            <w:r/>
-            <w:r>
-              <w:rPr>
-                <w:rFonts w:ascii="Times New Roman" w:hAnsi="Times New Roman" w:eastAsia="宋体"/>
-                <w:b w:val="0"/>
-                <w:sz w:val="17"/>
-              </w:rPr>
-              <w:t>监测触发器、执行预防/缓解、提交证据与关闭建议</w:t>
-            </w:r>
-          </w:p>
-        </w:tc>
-        <w:tc>
-          <w:tcPr>
-            <w:tcW w:type="dxa" w:w="4536"/>
-            <w:vAlign w:val="center"/>
-          </w:tcPr>
-          <w:p>
-            <w:pPr>
-              <w:spacing w:after="0" w:line="240" w:lineRule="auto"/>
-              <w:jc w:val="left"/>
-            </w:pPr>
-            <w:r/>
-            <w:r>
-              <w:rPr>
-                <w:rFonts w:ascii="Times New Roman" w:hAnsi="Times New Roman" w:eastAsia="宋体"/>
-                <w:b w:val="0"/>
-                <w:sz w:val="17"/>
-              </w:rPr>
-              <w:t>一项风险只指定一名牵头角色，可协同但不可转移责任</w:t>
-            </w:r>
-          </w:p>
-        </w:tc>
-      </w:tr>
-    </w:tbl>
     <w:p>
       <w:pPr>
-        <w:spacing w:after="100" w:line="300" w:lineRule="auto"/>
-        <w:ind w:firstLine="480"/>
-        <w:jc w:val="both"/>
-      </w:pPr>
-      <w:r>
-        <w:rPr>
-          <w:rFonts w:ascii="Times New Roman" w:hAnsi="Times New Roman" w:eastAsia="宋体"/>
-          <w:sz w:val="21"/>
-        </w:rPr>
-        <w:t>风险是可能发生的不确定事件；Issue 是已经发生且需跟踪的问题；缺陷进入缺陷流程；改变基线、范围、接口或指标的处置进入 CR/CCB。风险触发后不得只改风险状态：已成事实则创建或关联 Issue，需改基线则提交 CR，发布阻断按质量与配置门禁处理。</w:t>
-      </w:r>
-    </w:p>
-    <w:p>
-      <w:pPr>
-        <w:pStyle w:val="1"/>
         <w:keepNext/>
+        <w:spacing w:before="80" w:after="60"/>
+        <w:jc w:val="center"/>
       </w:pPr>
       <w:r>
         <w:rPr>
           <w:rFonts w:ascii="Times New Roman" w:hAnsi="Times New Roman" w:eastAsia="黑体"/>
           <w:b/>
+          <w:sz w:val="18"/>
         </w:rPr>
-        <w:t>3.1 识别与分类</w:t>
-      </w:r>
-    </w:p>
-    <w:p>
-      <w:pPr>
-        <w:spacing w:after="100" w:line="300" w:lineRule="auto"/>
-        <w:ind w:firstLine="480"/>
-        <w:jc w:val="both"/>
-      </w:pPr>
-      <w:r>
-        <w:rPr>
-          <w:rFonts w:ascii="Times New Roman" w:hAnsi="Times New Roman" w:eastAsia="宋体"/>
-          <w:sz w:val="21"/>
-        </w:rPr>
-        <w:t>每周例会、里程碑评审、需求/设计/测试 Review、接口联调、监控告警、缺陷趋势、变更影响和复盘均可提出风险。风险陈述至少包含原因、可能事件、影响；分类采用范围/需求、外部依赖、技术/接口、数据、NFR/安全、进度/资源、质量/配置、运维/发布。</w:t>
-      </w:r>
-    </w:p>
-    <w:p>
-      <w:pPr>
-        <w:pStyle w:val="1"/>
-        <w:keepNext/>
-      </w:pPr>
-      <w:r>
-        <w:rPr>
-          <w:rFonts w:ascii="Times New Roman" w:hAnsi="Times New Roman" w:eastAsia="黑体"/>
-          <w:b/>
-        </w:rPr>
-        <w:t>3.2 概率与影响</w:t>
+        <w:t>表 2-1 风险治理角色职责与边界</w:t>
       </w:r>
     </w:p>
     <w:tbl>
@@ -1214,7 +942,7 @@
                 <w:b/>
                 <w:sz w:val="17"/>
               </w:rPr>
-              <w:t>分值</w:t>
+              <w:t>角色</w:t>
             </w:r>
           </w:p>
         </w:tc>
@@ -1235,7 +963,7 @@
                 <w:b/>
                 <w:sz w:val="17"/>
               </w:rPr>
-              <w:t>概率判定</w:t>
+              <w:t>职责</w:t>
             </w:r>
           </w:p>
         </w:tc>
@@ -1256,7 +984,7 @@
                 <w:b/>
                 <w:sz w:val="17"/>
               </w:rPr>
-              <w:t>影响判定</w:t>
+              <w:t>本任务边界</w:t>
             </w:r>
           </w:p>
         </w:tc>
@@ -1279,7 +1007,7 @@
                 <w:b w:val="0"/>
                 <w:sz w:val="17"/>
               </w:rPr>
-              <w:t>1</w:t>
+              <w:t>A 项目负责人</w:t>
             </w:r>
           </w:p>
         </w:tc>
@@ -1300,7 +1028,7 @@
                 <w:b w:val="0"/>
                 <w:sz w:val="17"/>
               </w:rPr>
-              <w:t>极少，当前无迹象</w:t>
+              <w:t>维护计划和登记册，协调责任人，主持升级与跨域处置</w:t>
             </w:r>
           </w:p>
         </w:tc>
@@ -1321,7 +1049,7 @@
                 <w:b w:val="0"/>
                 <w:sz w:val="17"/>
               </w:rPr>
-              <w:t>可在责任人日常工作内吸收，不影响门禁</w:t>
+              <w:t>G3-14 主责；不得代替 Issue/变更授权人关闭事项</w:t>
             </w:r>
           </w:p>
         </w:tc>
@@ -1344,7 +1072,7 @@
                 <w:b w:val="0"/>
                 <w:sz w:val="17"/>
               </w:rPr>
-              <w:t>2</w:t>
+              <w:t>B 技术负责人</w:t>
             </w:r>
           </w:p>
         </w:tc>
@@ -1365,7 +1093,7 @@
                 <w:b w:val="0"/>
                 <w:sz w:val="17"/>
               </w:rPr>
-              <w:t>较低，有替代方案且依赖稳定</w:t>
+              <w:t>识别技术、接口与 NFR 风险，核对技术应对与证据</w:t>
             </w:r>
           </w:p>
         </w:tc>
@@ -1386,7 +1114,7 @@
                 <w:b w:val="0"/>
                 <w:sz w:val="17"/>
               </w:rPr>
-              <w:t>小范围返工，不改变关键路径</w:t>
+              <w:t>G3-14 唯一 Review 人</w:t>
             </w:r>
           </w:p>
         </w:tc>
@@ -1409,7 +1137,7 @@
                 <w:b w:val="0"/>
                 <w:sz w:val="17"/>
               </w:rPr>
-              <w:t>3</w:t>
+              <w:t>C 需求与质量负责人</w:t>
             </w:r>
           </w:p>
         </w:tc>
@@ -1430,7 +1158,7 @@
                 <w:b w:val="0"/>
                 <w:sz w:val="17"/>
               </w:rPr>
-              <w:t>可能，存在未决条件或历史先例</w:t>
+              <w:t>提供合规、追踪、关键数字与验收风险输入</w:t>
             </w:r>
           </w:p>
         </w:tc>
@@ -1451,7 +1179,7 @@
                 <w:b w:val="0"/>
                 <w:sz w:val="17"/>
               </w:rPr>
-              <w:t>影响单一交付件、测试批次或一般里程碑</w:t>
+              <w:t>不承担本文件 Review</w:t>
             </w:r>
           </w:p>
         </w:tc>
@@ -1474,7 +1202,7 @@
                 <w:b w:val="0"/>
                 <w:sz w:val="17"/>
               </w:rPr>
-              <w:t>4</w:t>
+              <w:t>风险责任人</w:t>
             </w:r>
           </w:p>
         </w:tc>
@@ -1495,7 +1223,7 @@
                 <w:b w:val="0"/>
                 <w:sz w:val="17"/>
               </w:rPr>
-              <w:t>较高，已有明确缺口或触发征兆</w:t>
+              <w:t>监测触发器、执行预防/缓解、提交证据与关闭建议</w:t>
             </w:r>
           </w:p>
         </w:tc>
@@ -1516,72 +1244,7 @@
                 <w:b w:val="0"/>
                 <w:sz w:val="17"/>
               </w:rPr>
-              <w:t>影响关键路径、★验收、外部联调或发布门禁</w:t>
-            </w:r>
-          </w:p>
-        </w:tc>
-      </w:tr>
-      <w:tr>
-        <w:tc>
-          <w:tcPr>
-            <w:tcW w:type="dxa" w:w="1512"/>
-            <w:vAlign w:val="center"/>
-          </w:tcPr>
-          <w:p>
-            <w:pPr>
-              <w:spacing w:after="0" w:line="240" w:lineRule="auto"/>
-              <w:jc w:val="left"/>
-            </w:pPr>
-            <w:r/>
-            <w:r>
-              <w:rPr>
-                <w:rFonts w:ascii="Times New Roman" w:hAnsi="Times New Roman" w:eastAsia="宋体"/>
-                <w:b w:val="0"/>
-                <w:sz w:val="17"/>
-              </w:rPr>
-              <w:t>5</w:t>
-            </w:r>
-          </w:p>
-        </w:tc>
-        <w:tc>
-          <w:tcPr>
-            <w:tcW w:type="dxa" w:w="3024"/>
-            <w:vAlign w:val="center"/>
-          </w:tcPr>
-          <w:p>
-            <w:pPr>
-              <w:spacing w:after="0" w:line="240" w:lineRule="auto"/>
-              <w:jc w:val="left"/>
-            </w:pPr>
-            <w:r/>
-            <w:r>
-              <w:rPr>
-                <w:rFonts w:ascii="Times New Roman" w:hAnsi="Times New Roman" w:eastAsia="宋体"/>
-                <w:b w:val="0"/>
-                <w:sz w:val="17"/>
-              </w:rPr>
-              <w:t>几乎确定或已接近触发</w:t>
-            </w:r>
-          </w:p>
-        </w:tc>
-        <w:tc>
-          <w:tcPr>
-            <w:tcW w:type="dxa" w:w="4536"/>
-            <w:vAlign w:val="center"/>
-          </w:tcPr>
-          <w:p>
-            <w:pPr>
-              <w:spacing w:after="0" w:line="240" w:lineRule="auto"/>
-              <w:jc w:val="left"/>
-            </w:pPr>
-            <w:r/>
-            <w:r>
-              <w:rPr>
-                <w:rFonts w:ascii="Times New Roman" w:hAnsi="Times New Roman" w:eastAsia="宋体"/>
-                <w:b w:val="0"/>
-                <w:sz w:val="17"/>
-              </w:rPr>
-              <w:t>导致基线不可冻结、验收失败、严重安全/业务中断</w:t>
+              <w:t>一项风险只指定一名牵头角色，可协同但不可转移责任</w:t>
             </w:r>
           </w:p>
         </w:tc>
@@ -1598,7 +1261,7 @@
           <w:rFonts w:ascii="Times New Roman" w:hAnsi="Times New Roman" w:eastAsia="宋体"/>
           <w:sz w:val="21"/>
         </w:rPr>
-        <w:t>风险值为 P×I：1—4 低、5—9 中、10—16 高、17—25 极高。同等级按★/安全/基线门禁、触发临近度、依赖范围排序；Issue 已 OPEN 的相关风险不得因“已知”而降低等级。</w:t>
+        <w:t>风险是可能发生的不确定事件；Issue 是已经发生且需跟踪的问题；缺陷进入缺陷流程；改变基线、范围、接口或指标的处置进入 CR/CCB。风险触发后不得只改风险状态：已成事实则创建或关联 Issue，需改基线则提交 CR，发布阻断按质量与配置门禁处理。</w:t>
       </w:r>
     </w:p>
     <w:p>
@@ -1611,7 +1274,496 @@
           <w:rFonts w:ascii="Times New Roman" w:hAnsi="Times New Roman" w:eastAsia="黑体"/>
           <w:b/>
         </w:rPr>
+        <w:t>3.1 识别与分类</w:t>
+      </w:r>
+    </w:p>
+    <w:p>
+      <w:pPr>
+        <w:spacing w:after="100" w:line="300" w:lineRule="auto"/>
+        <w:ind w:firstLine="480"/>
+        <w:jc w:val="both"/>
+      </w:pPr>
+      <w:r>
+        <w:rPr>
+          <w:rFonts w:ascii="Times New Roman" w:hAnsi="Times New Roman" w:eastAsia="宋体"/>
+          <w:sz w:val="21"/>
+        </w:rPr>
+        <w:t>每周例会、里程碑评审、需求/设计/测试 Review、接口联调、监控告警、缺陷趋势、变更影响和复盘均可提出风险。风险陈述至少包含原因、可能事件、影响；分类采用范围/需求、外部依赖、技术/接口、数据、NFR/安全、进度/资源、质量/配置、运维/发布。</w:t>
+      </w:r>
+    </w:p>
+    <w:p>
+      <w:pPr>
+        <w:pStyle w:val="1"/>
+        <w:keepNext/>
+      </w:pPr>
+      <w:r>
+        <w:rPr>
+          <w:rFonts w:ascii="Times New Roman" w:hAnsi="Times New Roman" w:eastAsia="黑体"/>
+          <w:b/>
+        </w:rPr>
+        <w:t>3.2 概率与影响</w:t>
+      </w:r>
+    </w:p>
+    <w:p>
+      <w:pPr>
+        <w:keepNext/>
+        <w:spacing w:before="80" w:after="60"/>
+        <w:jc w:val="center"/>
+      </w:pPr>
+      <w:r>
+        <w:rPr>
+          <w:rFonts w:ascii="Times New Roman" w:hAnsi="Times New Roman" w:eastAsia="黑体"/>
+          <w:b/>
+          <w:sz w:val="18"/>
+        </w:rPr>
+        <w:t>表 3-1 风险概率与影响评分定义</w:t>
+      </w:r>
+    </w:p>
+    <w:tbl>
+      <w:tblPr>
+        <w:tblW w:type="auto" w:w="0"/>
+        <w:tblLayout w:type="fixed"/>
+        <w:tblLook w:firstColumn="1" w:firstRow="1" w:lastColumn="0" w:lastRow="0" w:noHBand="0" w:noVBand="1" w:val="04A0"/>
+      </w:tblPr>
+      <w:tblGrid>
+        <w:gridCol w:w="1512"/>
+        <w:gridCol w:w="3024"/>
+        <w:gridCol w:w="4536"/>
+      </w:tblGrid>
+      <w:tr>
+        <w:trPr>
+          <w:tblHeader w:val="true"/>
+        </w:trPr>
+        <w:tc>
+          <w:tcPr>
+            <w:tcW w:type="dxa" w:w="1512"/>
+            <w:vAlign w:val="center"/>
+          </w:tcPr>
+          <w:p>
+            <w:pPr>
+              <w:spacing w:after="0" w:line="240" w:lineRule="auto"/>
+              <w:jc w:val="left"/>
+            </w:pPr>
+            <w:r/>
+            <w:r>
+              <w:rPr>
+                <w:rFonts w:ascii="Times New Roman" w:hAnsi="Times New Roman" w:eastAsia="宋体"/>
+                <w:b/>
+                <w:sz w:val="17"/>
+              </w:rPr>
+              <w:t>分值</w:t>
+            </w:r>
+          </w:p>
+        </w:tc>
+        <w:tc>
+          <w:tcPr>
+            <w:tcW w:type="dxa" w:w="3024"/>
+            <w:vAlign w:val="center"/>
+          </w:tcPr>
+          <w:p>
+            <w:pPr>
+              <w:spacing w:after="0" w:line="240" w:lineRule="auto"/>
+              <w:jc w:val="left"/>
+            </w:pPr>
+            <w:r/>
+            <w:r>
+              <w:rPr>
+                <w:rFonts w:ascii="Times New Roman" w:hAnsi="Times New Roman" w:eastAsia="宋体"/>
+                <w:b/>
+                <w:sz w:val="17"/>
+              </w:rPr>
+              <w:t>概率判定</w:t>
+            </w:r>
+          </w:p>
+        </w:tc>
+        <w:tc>
+          <w:tcPr>
+            <w:tcW w:type="dxa" w:w="4536"/>
+            <w:vAlign w:val="center"/>
+          </w:tcPr>
+          <w:p>
+            <w:pPr>
+              <w:spacing w:after="0" w:line="240" w:lineRule="auto"/>
+              <w:jc w:val="left"/>
+            </w:pPr>
+            <w:r/>
+            <w:r>
+              <w:rPr>
+                <w:rFonts w:ascii="Times New Roman" w:hAnsi="Times New Roman" w:eastAsia="宋体"/>
+                <w:b/>
+                <w:sz w:val="17"/>
+              </w:rPr>
+              <w:t>影响判定</w:t>
+            </w:r>
+          </w:p>
+        </w:tc>
+      </w:tr>
+      <w:tr>
+        <w:tc>
+          <w:tcPr>
+            <w:tcW w:type="dxa" w:w="1512"/>
+            <w:vAlign w:val="center"/>
+          </w:tcPr>
+          <w:p>
+            <w:pPr>
+              <w:spacing w:after="0" w:line="240" w:lineRule="auto"/>
+              <w:jc w:val="left"/>
+            </w:pPr>
+            <w:r/>
+            <w:r>
+              <w:rPr>
+                <w:rFonts w:ascii="Times New Roman" w:hAnsi="Times New Roman" w:eastAsia="宋体"/>
+                <w:b w:val="0"/>
+                <w:sz w:val="17"/>
+              </w:rPr>
+              <w:t>1</w:t>
+            </w:r>
+          </w:p>
+        </w:tc>
+        <w:tc>
+          <w:tcPr>
+            <w:tcW w:type="dxa" w:w="3024"/>
+            <w:vAlign w:val="center"/>
+          </w:tcPr>
+          <w:p>
+            <w:pPr>
+              <w:spacing w:after="0" w:line="240" w:lineRule="auto"/>
+              <w:jc w:val="left"/>
+            </w:pPr>
+            <w:r/>
+            <w:r>
+              <w:rPr>
+                <w:rFonts w:ascii="Times New Roman" w:hAnsi="Times New Roman" w:eastAsia="宋体"/>
+                <w:b w:val="0"/>
+                <w:sz w:val="17"/>
+              </w:rPr>
+              <w:t>极少，当前无迹象</w:t>
+            </w:r>
+          </w:p>
+        </w:tc>
+        <w:tc>
+          <w:tcPr>
+            <w:tcW w:type="dxa" w:w="4536"/>
+            <w:vAlign w:val="center"/>
+          </w:tcPr>
+          <w:p>
+            <w:pPr>
+              <w:spacing w:after="0" w:line="240" w:lineRule="auto"/>
+              <w:jc w:val="left"/>
+            </w:pPr>
+            <w:r/>
+            <w:r>
+              <w:rPr>
+                <w:rFonts w:ascii="Times New Roman" w:hAnsi="Times New Roman" w:eastAsia="宋体"/>
+                <w:b w:val="0"/>
+                <w:sz w:val="17"/>
+              </w:rPr>
+              <w:t>可在责任人日常工作内吸收，不影响门禁</w:t>
+            </w:r>
+          </w:p>
+        </w:tc>
+      </w:tr>
+      <w:tr>
+        <w:tc>
+          <w:tcPr>
+            <w:tcW w:type="dxa" w:w="1512"/>
+            <w:vAlign w:val="center"/>
+          </w:tcPr>
+          <w:p>
+            <w:pPr>
+              <w:spacing w:after="0" w:line="240" w:lineRule="auto"/>
+              <w:jc w:val="left"/>
+            </w:pPr>
+            <w:r/>
+            <w:r>
+              <w:rPr>
+                <w:rFonts w:ascii="Times New Roman" w:hAnsi="Times New Roman" w:eastAsia="宋体"/>
+                <w:b w:val="0"/>
+                <w:sz w:val="17"/>
+              </w:rPr>
+              <w:t>2</w:t>
+            </w:r>
+          </w:p>
+        </w:tc>
+        <w:tc>
+          <w:tcPr>
+            <w:tcW w:type="dxa" w:w="3024"/>
+            <w:vAlign w:val="center"/>
+          </w:tcPr>
+          <w:p>
+            <w:pPr>
+              <w:spacing w:after="0" w:line="240" w:lineRule="auto"/>
+              <w:jc w:val="left"/>
+            </w:pPr>
+            <w:r/>
+            <w:r>
+              <w:rPr>
+                <w:rFonts w:ascii="Times New Roman" w:hAnsi="Times New Roman" w:eastAsia="宋体"/>
+                <w:b w:val="0"/>
+                <w:sz w:val="17"/>
+              </w:rPr>
+              <w:t>较低，有替代方案且依赖稳定</w:t>
+            </w:r>
+          </w:p>
+        </w:tc>
+        <w:tc>
+          <w:tcPr>
+            <w:tcW w:type="dxa" w:w="4536"/>
+            <w:vAlign w:val="center"/>
+          </w:tcPr>
+          <w:p>
+            <w:pPr>
+              <w:spacing w:after="0" w:line="240" w:lineRule="auto"/>
+              <w:jc w:val="left"/>
+            </w:pPr>
+            <w:r/>
+            <w:r>
+              <w:rPr>
+                <w:rFonts w:ascii="Times New Roman" w:hAnsi="Times New Roman" w:eastAsia="宋体"/>
+                <w:b w:val="0"/>
+                <w:sz w:val="17"/>
+              </w:rPr>
+              <w:t>小范围返工，不改变关键路径</w:t>
+            </w:r>
+          </w:p>
+        </w:tc>
+      </w:tr>
+      <w:tr>
+        <w:tc>
+          <w:tcPr>
+            <w:tcW w:type="dxa" w:w="1512"/>
+            <w:vAlign w:val="center"/>
+          </w:tcPr>
+          <w:p>
+            <w:pPr>
+              <w:spacing w:after="0" w:line="240" w:lineRule="auto"/>
+              <w:jc w:val="left"/>
+            </w:pPr>
+            <w:r/>
+            <w:r>
+              <w:rPr>
+                <w:rFonts w:ascii="Times New Roman" w:hAnsi="Times New Roman" w:eastAsia="宋体"/>
+                <w:b w:val="0"/>
+                <w:sz w:val="17"/>
+              </w:rPr>
+              <w:t>3</w:t>
+            </w:r>
+          </w:p>
+        </w:tc>
+        <w:tc>
+          <w:tcPr>
+            <w:tcW w:type="dxa" w:w="3024"/>
+            <w:vAlign w:val="center"/>
+          </w:tcPr>
+          <w:p>
+            <w:pPr>
+              <w:spacing w:after="0" w:line="240" w:lineRule="auto"/>
+              <w:jc w:val="left"/>
+            </w:pPr>
+            <w:r/>
+            <w:r>
+              <w:rPr>
+                <w:rFonts w:ascii="Times New Roman" w:hAnsi="Times New Roman" w:eastAsia="宋体"/>
+                <w:b w:val="0"/>
+                <w:sz w:val="17"/>
+              </w:rPr>
+              <w:t>可能，存在未决条件或历史先例</w:t>
+            </w:r>
+          </w:p>
+        </w:tc>
+        <w:tc>
+          <w:tcPr>
+            <w:tcW w:type="dxa" w:w="4536"/>
+            <w:vAlign w:val="center"/>
+          </w:tcPr>
+          <w:p>
+            <w:pPr>
+              <w:spacing w:after="0" w:line="240" w:lineRule="auto"/>
+              <w:jc w:val="left"/>
+            </w:pPr>
+            <w:r/>
+            <w:r>
+              <w:rPr>
+                <w:rFonts w:ascii="Times New Roman" w:hAnsi="Times New Roman" w:eastAsia="宋体"/>
+                <w:b w:val="0"/>
+                <w:sz w:val="17"/>
+              </w:rPr>
+              <w:t>影响单一交付件、测试批次或一般里程碑</w:t>
+            </w:r>
+          </w:p>
+        </w:tc>
+      </w:tr>
+      <w:tr>
+        <w:tc>
+          <w:tcPr>
+            <w:tcW w:type="dxa" w:w="1512"/>
+            <w:vAlign w:val="center"/>
+          </w:tcPr>
+          <w:p>
+            <w:pPr>
+              <w:spacing w:after="0" w:line="240" w:lineRule="auto"/>
+              <w:jc w:val="left"/>
+            </w:pPr>
+            <w:r/>
+            <w:r>
+              <w:rPr>
+                <w:rFonts w:ascii="Times New Roman" w:hAnsi="Times New Roman" w:eastAsia="宋体"/>
+                <w:b w:val="0"/>
+                <w:sz w:val="17"/>
+              </w:rPr>
+              <w:t>4</w:t>
+            </w:r>
+          </w:p>
+        </w:tc>
+        <w:tc>
+          <w:tcPr>
+            <w:tcW w:type="dxa" w:w="3024"/>
+            <w:vAlign w:val="center"/>
+          </w:tcPr>
+          <w:p>
+            <w:pPr>
+              <w:spacing w:after="0" w:line="240" w:lineRule="auto"/>
+              <w:jc w:val="left"/>
+            </w:pPr>
+            <w:r/>
+            <w:r>
+              <w:rPr>
+                <w:rFonts w:ascii="Times New Roman" w:hAnsi="Times New Roman" w:eastAsia="宋体"/>
+                <w:b w:val="0"/>
+                <w:sz w:val="17"/>
+              </w:rPr>
+              <w:t>较高，已有明确缺口或触发征兆</w:t>
+            </w:r>
+          </w:p>
+        </w:tc>
+        <w:tc>
+          <w:tcPr>
+            <w:tcW w:type="dxa" w:w="4536"/>
+            <w:vAlign w:val="center"/>
+          </w:tcPr>
+          <w:p>
+            <w:pPr>
+              <w:spacing w:after="0" w:line="240" w:lineRule="auto"/>
+              <w:jc w:val="left"/>
+            </w:pPr>
+            <w:r/>
+            <w:r>
+              <w:rPr>
+                <w:rFonts w:ascii="Times New Roman" w:hAnsi="Times New Roman" w:eastAsia="宋体"/>
+                <w:b w:val="0"/>
+                <w:sz w:val="17"/>
+              </w:rPr>
+              <w:t>影响关键路径、★验收、外部联调或发布门禁</w:t>
+            </w:r>
+          </w:p>
+        </w:tc>
+      </w:tr>
+      <w:tr>
+        <w:tc>
+          <w:tcPr>
+            <w:tcW w:type="dxa" w:w="1512"/>
+            <w:vAlign w:val="center"/>
+          </w:tcPr>
+          <w:p>
+            <w:pPr>
+              <w:spacing w:after="0" w:line="240" w:lineRule="auto"/>
+              <w:jc w:val="left"/>
+            </w:pPr>
+            <w:r/>
+            <w:r>
+              <w:rPr>
+                <w:rFonts w:ascii="Times New Roman" w:hAnsi="Times New Roman" w:eastAsia="宋体"/>
+                <w:b w:val="0"/>
+                <w:sz w:val="17"/>
+              </w:rPr>
+              <w:t>5</w:t>
+            </w:r>
+          </w:p>
+        </w:tc>
+        <w:tc>
+          <w:tcPr>
+            <w:tcW w:type="dxa" w:w="3024"/>
+            <w:vAlign w:val="center"/>
+          </w:tcPr>
+          <w:p>
+            <w:pPr>
+              <w:spacing w:after="0" w:line="240" w:lineRule="auto"/>
+              <w:jc w:val="left"/>
+            </w:pPr>
+            <w:r/>
+            <w:r>
+              <w:rPr>
+                <w:rFonts w:ascii="Times New Roman" w:hAnsi="Times New Roman" w:eastAsia="宋体"/>
+                <w:b w:val="0"/>
+                <w:sz w:val="17"/>
+              </w:rPr>
+              <w:t>几乎确定或已接近触发</w:t>
+            </w:r>
+          </w:p>
+        </w:tc>
+        <w:tc>
+          <w:tcPr>
+            <w:tcW w:type="dxa" w:w="4536"/>
+            <w:vAlign w:val="center"/>
+          </w:tcPr>
+          <w:p>
+            <w:pPr>
+              <w:spacing w:after="0" w:line="240" w:lineRule="auto"/>
+              <w:jc w:val="left"/>
+            </w:pPr>
+            <w:r/>
+            <w:r>
+              <w:rPr>
+                <w:rFonts w:ascii="Times New Roman" w:hAnsi="Times New Roman" w:eastAsia="宋体"/>
+                <w:b w:val="0"/>
+                <w:sz w:val="17"/>
+              </w:rPr>
+              <w:t>导致基线不可冻结、验收失败、严重安全/业务中断</w:t>
+            </w:r>
+          </w:p>
+        </w:tc>
+      </w:tr>
+    </w:tbl>
+    <w:p>
+      <w:pPr>
+        <w:spacing w:after="100" w:line="300" w:lineRule="auto"/>
+        <w:ind w:firstLine="480"/>
+        <w:jc w:val="both"/>
+      </w:pPr>
+      <w:r>
+        <w:rPr>
+          <w:rFonts w:ascii="Times New Roman" w:hAnsi="Times New Roman" w:eastAsia="宋体"/>
+          <w:sz w:val="21"/>
+        </w:rPr>
+        <w:t>风险值为 P×I：1—4 低、5—9 中、10—16 高、17—25 极高。同等级按★/安全/基线门禁、触发临近度、依赖范围排序；Issue 已 OPEN 的相关风险不得因“已知”而降低等级。</w:t>
+      </w:r>
+    </w:p>
+    <w:p>
+      <w:pPr>
+        <w:pStyle w:val="1"/>
+        <w:keepNext/>
+      </w:pPr>
+      <w:r>
+        <w:rPr>
+          <w:rFonts w:ascii="Times New Roman" w:hAnsi="Times New Roman" w:eastAsia="黑体"/>
+          <w:b/>
+        </w:rPr>
         <w:t>4.1 当前极高与高风险</w:t>
+      </w:r>
+    </w:p>
+    <w:p>
+      <w:pPr>
+        <w:keepNext/>
+        <w:spacing w:before="80" w:after="60"/>
+        <w:jc w:val="center"/>
+      </w:pPr>
+      <w:r>
+        <w:rPr>
+          <w:rFonts w:ascii="Times New Roman" w:hAnsi="Times New Roman" w:eastAsia="黑体"/>
+          <w:b/>
+          <w:sz w:val="18"/>
+        </w:rPr>
+        <w:t>表 4-1 当前极高与高风险登记</w:t>
       </w:r>
     </w:p>
     <w:tbl>
@@ -2973,6 +3125,900 @@
           </w:p>
         </w:tc>
       </w:tr>
+      <w:tr>
+        <w:tc>
+          <w:tcPr>
+            <w:tcW w:type="dxa" w:w="1296"/>
+            <w:vAlign w:val="center"/>
+          </w:tcPr>
+          <w:p>
+            <w:pPr>
+              <w:spacing w:after="0" w:line="240" w:lineRule="auto"/>
+              <w:jc w:val="left"/>
+            </w:pPr>
+            <w:r/>
+            <w:r>
+              <w:rPr>
+                <w:rFonts w:ascii="Times New Roman" w:hAnsi="Times New Roman" w:eastAsia="宋体"/>
+                <w:b w:val="0"/>
+                <w:sz w:val="15"/>
+              </w:rPr>
+              <w:t>RR-03 数据/映射</w:t>
+            </w:r>
+          </w:p>
+        </w:tc>
+        <w:tc>
+          <w:tcPr>
+            <w:tcW w:type="dxa" w:w="1296"/>
+            <w:vAlign w:val="center"/>
+          </w:tcPr>
+          <w:p>
+            <w:pPr>
+              <w:spacing w:after="0" w:line="240" w:lineRule="auto"/>
+              <w:jc w:val="left"/>
+            </w:pPr>
+            <w:r/>
+            <w:r>
+              <w:rPr>
+                <w:rFonts w:ascii="Times New Roman" w:hAnsi="Times New Roman" w:eastAsia="宋体"/>
+                <w:b w:val="0"/>
+                <w:sz w:val="15"/>
+              </w:rPr>
+              <w:t>八类外部端口字段、枚举、时间与错误语义漂移，可能造成契约失败或错误归一化</w:t>
+            </w:r>
+          </w:p>
+        </w:tc>
+        <w:tc>
+          <w:tcPr>
+            <w:tcW w:type="dxa" w:w="1296"/>
+            <w:vAlign w:val="center"/>
+          </w:tcPr>
+          <w:p>
+            <w:pPr>
+              <w:spacing w:after="0" w:line="240" w:lineRule="auto"/>
+              <w:jc w:val="left"/>
+            </w:pPr>
+            <w:r/>
+            <w:r>
+              <w:rPr>
+                <w:rFonts w:ascii="Times New Roman" w:hAnsi="Times New Roman" w:eastAsia="宋体"/>
+                <w:b w:val="0"/>
+                <w:sz w:val="15"/>
+              </w:rPr>
+              <w:t>3/4/12 高</w:t>
+            </w:r>
+          </w:p>
+        </w:tc>
+        <w:tc>
+          <w:tcPr>
+            <w:tcW w:type="dxa" w:w="1296"/>
+            <w:vAlign w:val="center"/>
+          </w:tcPr>
+          <w:p>
+            <w:pPr>
+              <w:spacing w:after="0" w:line="240" w:lineRule="auto"/>
+              <w:jc w:val="left"/>
+            </w:pPr>
+            <w:r/>
+            <w:r>
+              <w:rPr>
+                <w:rFonts w:ascii="Times New Roman" w:hAnsi="Times New Roman" w:eastAsia="宋体"/>
+                <w:b w:val="0"/>
+                <w:sz w:val="15"/>
+              </w:rPr>
+              <w:t>映射失败、未知字段积压或破坏性变更</w:t>
+            </w:r>
+          </w:p>
+        </w:tc>
+        <w:tc>
+          <w:tcPr>
+            <w:tcW w:type="dxa" w:w="1296"/>
+            <w:vAlign w:val="center"/>
+          </w:tcPr>
+          <w:p>
+            <w:pPr>
+              <w:spacing w:after="0" w:line="240" w:lineRule="auto"/>
+              <w:jc w:val="left"/>
+            </w:pPr>
+            <w:r/>
+            <w:r>
+              <w:rPr>
+                <w:rFonts w:ascii="Times New Roman" w:hAnsi="Times New Roman" w:eastAsia="宋体"/>
+                <w:b w:val="0"/>
+                <w:sz w:val="15"/>
+              </w:rPr>
+              <w:t>版本化映射、未知字段隔离和契约差异门禁；失败时停用受影响映射并人工核对；破坏性变更升级 B/A 并按需提交 CR</w:t>
+            </w:r>
+          </w:p>
+        </w:tc>
+        <w:tc>
+          <w:tcPr>
+            <w:tcW w:type="dxa" w:w="1296"/>
+            <w:vAlign w:val="center"/>
+          </w:tcPr>
+          <w:p>
+            <w:pPr>
+              <w:spacing w:after="0" w:line="240" w:lineRule="auto"/>
+              <w:jc w:val="left"/>
+            </w:pPr>
+            <w:r/>
+            <w:r>
+              <w:rPr>
+                <w:rFonts w:ascii="Times New Roman" w:hAnsi="Times New Roman" w:eastAsia="宋体"/>
+                <w:b w:val="0"/>
+                <w:sz w:val="15"/>
+              </w:rPr>
+              <w:t>B</w:t>
+            </w:r>
+          </w:p>
+        </w:tc>
+        <w:tc>
+          <w:tcPr>
+            <w:tcW w:type="dxa" w:w="1296"/>
+            <w:vAlign w:val="center"/>
+          </w:tcPr>
+          <w:p>
+            <w:pPr>
+              <w:spacing w:after="0" w:line="240" w:lineRule="auto"/>
+              <w:jc w:val="left"/>
+            </w:pPr>
+            <w:r/>
+            <w:r>
+              <w:rPr>
+                <w:rFonts w:ascii="Times New Roman" w:hAnsi="Times New Roman" w:eastAsia="宋体"/>
+                <w:b w:val="0"/>
+                <w:sz w:val="15"/>
+              </w:rPr>
+              <w:t>每周；八端口契约及异常用例通过后关闭；OPEN</w:t>
+            </w:r>
+          </w:p>
+        </w:tc>
+      </w:tr>
+      <w:tr>
+        <w:tc>
+          <w:tcPr>
+            <w:tcW w:type="dxa" w:w="1296"/>
+            <w:vAlign w:val="center"/>
+          </w:tcPr>
+          <w:p>
+            <w:pPr>
+              <w:spacing w:after="0" w:line="240" w:lineRule="auto"/>
+              <w:jc w:val="left"/>
+            </w:pPr>
+            <w:r/>
+            <w:r>
+              <w:rPr>
+                <w:rFonts w:ascii="Times New Roman" w:hAnsi="Times New Roman" w:eastAsia="宋体"/>
+                <w:b w:val="0"/>
+                <w:sz w:val="15"/>
+              </w:rPr>
+              <w:t>RR-06 地图/定位</w:t>
+            </w:r>
+          </w:p>
+        </w:tc>
+        <w:tc>
+          <w:tcPr>
+            <w:tcW w:type="dxa" w:w="1296"/>
+            <w:vAlign w:val="center"/>
+          </w:tcPr>
+          <w:p>
+            <w:pPr>
+              <w:spacing w:after="0" w:line="240" w:lineRule="auto"/>
+              <w:jc w:val="left"/>
+            </w:pPr>
+            <w:r/>
+            <w:r>
+              <w:rPr>
+                <w:rFonts w:ascii="Times New Roman" w:hAnsi="Times New Roman" w:eastAsia="宋体"/>
+                <w:b w:val="0"/>
+                <w:sz w:val="15"/>
+              </w:rPr>
+              <w:t>坐标系、楼层、精度或新鲜度未确认，可能导致错误展示或调度</w:t>
+            </w:r>
+          </w:p>
+        </w:tc>
+        <w:tc>
+          <w:tcPr>
+            <w:tcW w:type="dxa" w:w="1296"/>
+            <w:vAlign w:val="center"/>
+          </w:tcPr>
+          <w:p>
+            <w:pPr>
+              <w:spacing w:after="0" w:line="240" w:lineRule="auto"/>
+              <w:jc w:val="left"/>
+            </w:pPr>
+            <w:r/>
+            <w:r>
+              <w:rPr>
+                <w:rFonts w:ascii="Times New Roman" w:hAnsi="Times New Roman" w:eastAsia="宋体"/>
+                <w:b w:val="0"/>
+                <w:sz w:val="15"/>
+              </w:rPr>
+              <w:t>3/4/12 高</w:t>
+            </w:r>
+          </w:p>
+        </w:tc>
+        <w:tc>
+          <w:tcPr>
+            <w:tcW w:type="dxa" w:w="1296"/>
+            <w:vAlign w:val="center"/>
+          </w:tcPr>
+          <w:p>
+            <w:pPr>
+              <w:spacing w:after="0" w:line="240" w:lineRule="auto"/>
+              <w:jc w:val="left"/>
+            </w:pPr>
+            <w:r/>
+            <w:r>
+              <w:rPr>
+                <w:rFonts w:ascii="Times New Roman" w:hAnsi="Times New Roman" w:eastAsia="宋体"/>
+                <w:b w:val="0"/>
+                <w:sz w:val="15"/>
+              </w:rPr>
+              <w:t>位置偏移、数据过期仍参与调派或楼层映射失败</w:t>
+            </w:r>
+          </w:p>
+        </w:tc>
+        <w:tc>
+          <w:tcPr>
+            <w:tcW w:type="dxa" w:w="1296"/>
+            <w:vAlign w:val="center"/>
+          </w:tcPr>
+          <w:p>
+            <w:pPr>
+              <w:spacing w:after="0" w:line="240" w:lineRule="auto"/>
+              <w:jc w:val="left"/>
+            </w:pPr>
+            <w:r/>
+            <w:r>
+              <w:rPr>
+                <w:rFonts w:ascii="Times New Roman" w:hAnsi="Times New Roman" w:eastAsia="宋体"/>
+                <w:b w:val="0"/>
+                <w:sz w:val="15"/>
+              </w:rPr>
+              <w:t>保存源精度与时间，过期位置降级；异常时停止自动调派并人工确认；跨系统语义不一致升级 B</w:t>
+            </w:r>
+          </w:p>
+        </w:tc>
+        <w:tc>
+          <w:tcPr>
+            <w:tcW w:type="dxa" w:w="1296"/>
+            <w:vAlign w:val="center"/>
+          </w:tcPr>
+          <w:p>
+            <w:pPr>
+              <w:spacing w:after="0" w:line="240" w:lineRule="auto"/>
+              <w:jc w:val="left"/>
+            </w:pPr>
+            <w:r/>
+            <w:r>
+              <w:rPr>
+                <w:rFonts w:ascii="Times New Roman" w:hAnsi="Times New Roman" w:eastAsia="宋体"/>
+                <w:b w:val="0"/>
+                <w:sz w:val="15"/>
+              </w:rPr>
+              <w:t>B</w:t>
+            </w:r>
+          </w:p>
+        </w:tc>
+        <w:tc>
+          <w:tcPr>
+            <w:tcW w:type="dxa" w:w="1296"/>
+            <w:vAlign w:val="center"/>
+          </w:tcPr>
+          <w:p>
+            <w:pPr>
+              <w:spacing w:after="0" w:line="240" w:lineRule="auto"/>
+              <w:jc w:val="left"/>
+            </w:pPr>
+            <w:r/>
+            <w:r>
+              <w:rPr>
+                <w:rFonts w:ascii="Times New Roman" w:hAnsi="Times New Roman" w:eastAsia="宋体"/>
+                <w:b w:val="0"/>
+                <w:sz w:val="15"/>
+              </w:rPr>
+              <w:t>每周；源与展示比对及过期降级用例通过后关闭；OPEN</w:t>
+            </w:r>
+          </w:p>
+        </w:tc>
+      </w:tr>
+      <w:tr>
+        <w:tc>
+          <w:tcPr>
+            <w:tcW w:type="dxa" w:w="1296"/>
+            <w:vAlign w:val="center"/>
+          </w:tcPr>
+          <w:p>
+            <w:pPr>
+              <w:spacing w:after="0" w:line="240" w:lineRule="auto"/>
+              <w:jc w:val="left"/>
+            </w:pPr>
+            <w:r/>
+            <w:r>
+              <w:rPr>
+                <w:rFonts w:ascii="Times New Roman" w:hAnsi="Times New Roman" w:eastAsia="宋体"/>
+                <w:b w:val="0"/>
+                <w:sz w:val="15"/>
+              </w:rPr>
+              <w:t>RR-07 数据质量</w:t>
+            </w:r>
+          </w:p>
+        </w:tc>
+        <w:tc>
+          <w:tcPr>
+            <w:tcW w:type="dxa" w:w="1296"/>
+            <w:vAlign w:val="center"/>
+          </w:tcPr>
+          <w:p>
+            <w:pPr>
+              <w:spacing w:after="0" w:line="240" w:lineRule="auto"/>
+              <w:jc w:val="left"/>
+            </w:pPr>
+            <w:r/>
+            <w:r>
+              <w:rPr>
+                <w:rFonts w:ascii="Times New Roman" w:hAnsi="Times New Roman" w:eastAsia="宋体"/>
+                <w:b w:val="0"/>
+                <w:sz w:val="15"/>
+              </w:rPr>
+              <w:t>组织、人员、点位、物资等源数据不完整或重复，可能影响调度和统计</w:t>
+            </w:r>
+          </w:p>
+        </w:tc>
+        <w:tc>
+          <w:tcPr>
+            <w:tcW w:type="dxa" w:w="1296"/>
+            <w:vAlign w:val="center"/>
+          </w:tcPr>
+          <w:p>
+            <w:pPr>
+              <w:spacing w:after="0" w:line="240" w:lineRule="auto"/>
+              <w:jc w:val="left"/>
+            </w:pPr>
+            <w:r/>
+            <w:r>
+              <w:rPr>
+                <w:rFonts w:ascii="Times New Roman" w:hAnsi="Times New Roman" w:eastAsia="宋体"/>
+                <w:b w:val="0"/>
+                <w:sz w:val="15"/>
+              </w:rPr>
+              <w:t>3/4/12 高</w:t>
+            </w:r>
+          </w:p>
+        </w:tc>
+        <w:tc>
+          <w:tcPr>
+            <w:tcW w:type="dxa" w:w="1296"/>
+            <w:vAlign w:val="center"/>
+          </w:tcPr>
+          <w:p>
+            <w:pPr>
+              <w:spacing w:after="0" w:line="240" w:lineRule="auto"/>
+              <w:jc w:val="left"/>
+            </w:pPr>
+            <w:r/>
+            <w:r>
+              <w:rPr>
+                <w:rFonts w:ascii="Times New Roman" w:hAnsi="Times New Roman" w:eastAsia="宋体"/>
+                <w:b w:val="0"/>
+                <w:sz w:val="15"/>
+              </w:rPr>
+              <w:t>完整率、唯一性、引用或对账检查失败</w:t>
+            </w:r>
+          </w:p>
+        </w:tc>
+        <w:tc>
+          <w:tcPr>
+            <w:tcW w:type="dxa" w:w="1296"/>
+            <w:vAlign w:val="center"/>
+          </w:tcPr>
+          <w:p>
+            <w:pPr>
+              <w:spacing w:after="0" w:line="240" w:lineRule="auto"/>
+              <w:jc w:val="left"/>
+            </w:pPr>
+            <w:r/>
+            <w:r>
+              <w:rPr>
+                <w:rFonts w:ascii="Times New Roman" w:hAnsi="Times New Roman" w:eastAsia="宋体"/>
+                <w:b w:val="0"/>
+                <w:sz w:val="15"/>
+              </w:rPr>
+              <w:t>导入校验、主键/引用检查和异常清单；失败批次隔离并人工修正；持续失败升级 C/A</w:t>
+            </w:r>
+          </w:p>
+        </w:tc>
+        <w:tc>
+          <w:tcPr>
+            <w:tcW w:type="dxa" w:w="1296"/>
+            <w:vAlign w:val="center"/>
+          </w:tcPr>
+          <w:p>
+            <w:pPr>
+              <w:spacing w:after="0" w:line="240" w:lineRule="auto"/>
+              <w:jc w:val="left"/>
+            </w:pPr>
+            <w:r/>
+            <w:r>
+              <w:rPr>
+                <w:rFonts w:ascii="Times New Roman" w:hAnsi="Times New Roman" w:eastAsia="宋体"/>
+                <w:b w:val="0"/>
+                <w:sz w:val="15"/>
+              </w:rPr>
+              <w:t>C</w:t>
+            </w:r>
+          </w:p>
+        </w:tc>
+        <w:tc>
+          <w:tcPr>
+            <w:tcW w:type="dxa" w:w="1296"/>
+            <w:vAlign w:val="center"/>
+          </w:tcPr>
+          <w:p>
+            <w:pPr>
+              <w:spacing w:after="0" w:line="240" w:lineRule="auto"/>
+              <w:jc w:val="left"/>
+            </w:pPr>
+            <w:r/>
+            <w:r>
+              <w:rPr>
+                <w:rFonts w:ascii="Times New Roman" w:hAnsi="Times New Roman" w:eastAsia="宋体"/>
+                <w:b w:val="0"/>
+                <w:sz w:val="15"/>
+              </w:rPr>
+              <w:t>每周；受控样本导入与对账通过后关闭；OPEN</w:t>
+            </w:r>
+          </w:p>
+        </w:tc>
+      </w:tr>
+      <w:tr>
+        <w:tc>
+          <w:tcPr>
+            <w:tcW w:type="dxa" w:w="1296"/>
+            <w:vAlign w:val="center"/>
+          </w:tcPr>
+          <w:p>
+            <w:pPr>
+              <w:spacing w:after="0" w:line="240" w:lineRule="auto"/>
+              <w:jc w:val="left"/>
+            </w:pPr>
+            <w:r/>
+            <w:r>
+              <w:rPr>
+                <w:rFonts w:ascii="Times New Roman" w:hAnsi="Times New Roman" w:eastAsia="宋体"/>
+                <w:b w:val="0"/>
+                <w:sz w:val="15"/>
+              </w:rPr>
+              <w:t>RR-10 部署/恢复</w:t>
+            </w:r>
+          </w:p>
+        </w:tc>
+        <w:tc>
+          <w:tcPr>
+            <w:tcW w:type="dxa" w:w="1296"/>
+            <w:vAlign w:val="center"/>
+          </w:tcPr>
+          <w:p>
+            <w:pPr>
+              <w:spacing w:after="0" w:line="240" w:lineRule="auto"/>
+              <w:jc w:val="left"/>
+            </w:pPr>
+            <w:r/>
+            <w:r>
+              <w:rPr>
+                <w:rFonts w:ascii="Times New Roman" w:hAnsi="Times New Roman" w:eastAsia="宋体"/>
+                <w:b w:val="0"/>
+                <w:sz w:val="15"/>
+              </w:rPr>
+              <w:t>私有化资源、备份恢复或回滚未验证，可能延长中断或阻断发布</w:t>
+            </w:r>
+          </w:p>
+        </w:tc>
+        <w:tc>
+          <w:tcPr>
+            <w:tcW w:type="dxa" w:w="1296"/>
+            <w:vAlign w:val="center"/>
+          </w:tcPr>
+          <w:p>
+            <w:pPr>
+              <w:spacing w:after="0" w:line="240" w:lineRule="auto"/>
+              <w:jc w:val="left"/>
+            </w:pPr>
+            <w:r/>
+            <w:r>
+              <w:rPr>
+                <w:rFonts w:ascii="Times New Roman" w:hAnsi="Times New Roman" w:eastAsia="宋体"/>
+                <w:b w:val="0"/>
+                <w:sz w:val="15"/>
+              </w:rPr>
+              <w:t>3/4/12 高</w:t>
+            </w:r>
+          </w:p>
+        </w:tc>
+        <w:tc>
+          <w:tcPr>
+            <w:tcW w:type="dxa" w:w="1296"/>
+            <w:vAlign w:val="center"/>
+          </w:tcPr>
+          <w:p>
+            <w:pPr>
+              <w:spacing w:after="0" w:line="240" w:lineRule="auto"/>
+              <w:jc w:val="left"/>
+            </w:pPr>
+            <w:r/>
+            <w:r>
+              <w:rPr>
+                <w:rFonts w:ascii="Times New Roman" w:hAnsi="Times New Roman" w:eastAsia="宋体"/>
+                <w:b w:val="0"/>
+                <w:sz w:val="15"/>
+              </w:rPr>
+              <w:t>干净部署、备份校验、恢复或回滚演练失败</w:t>
+            </w:r>
+          </w:p>
+        </w:tc>
+        <w:tc>
+          <w:tcPr>
+            <w:tcW w:type="dxa" w:w="1296"/>
+            <w:vAlign w:val="center"/>
+          </w:tcPr>
+          <w:p>
+            <w:pPr>
+              <w:spacing w:after="0" w:line="240" w:lineRule="auto"/>
+              <w:jc w:val="left"/>
+            </w:pPr>
+            <w:r/>
+            <w:r>
+              <w:rPr>
+                <w:rFonts w:ascii="Times New Roman" w:hAnsi="Times New Roman" w:eastAsia="宋体"/>
+                <w:b w:val="0"/>
+                <w:sz w:val="15"/>
+              </w:rPr>
+              <w:t>外置配置、迁移/回滚脚本和恢复演练；失败时停止发布并恢复已知良好版本；升级 B/A</w:t>
+            </w:r>
+          </w:p>
+        </w:tc>
+        <w:tc>
+          <w:tcPr>
+            <w:tcW w:type="dxa" w:w="1296"/>
+            <w:vAlign w:val="center"/>
+          </w:tcPr>
+          <w:p>
+            <w:pPr>
+              <w:spacing w:after="0" w:line="240" w:lineRule="auto"/>
+              <w:jc w:val="left"/>
+            </w:pPr>
+            <w:r/>
+            <w:r>
+              <w:rPr>
+                <w:rFonts w:ascii="Times New Roman" w:hAnsi="Times New Roman" w:eastAsia="宋体"/>
+                <w:b w:val="0"/>
+                <w:sz w:val="15"/>
+              </w:rPr>
+              <w:t>B</w:t>
+            </w:r>
+          </w:p>
+        </w:tc>
+        <w:tc>
+          <w:tcPr>
+            <w:tcW w:type="dxa" w:w="1296"/>
+            <w:vAlign w:val="center"/>
+          </w:tcPr>
+          <w:p>
+            <w:pPr>
+              <w:spacing w:after="0" w:line="240" w:lineRule="auto"/>
+              <w:jc w:val="left"/>
+            </w:pPr>
+            <w:r/>
+            <w:r>
+              <w:rPr>
+                <w:rFonts w:ascii="Times New Roman" w:hAnsi="Times New Roman" w:eastAsia="宋体"/>
+                <w:b w:val="0"/>
+                <w:sz w:val="15"/>
+              </w:rPr>
+              <w:t>每周及每次演练；独立部署、回滚和恢复演练通过后关闭；OPEN</w:t>
+            </w:r>
+          </w:p>
+        </w:tc>
+      </w:tr>
+      <w:tr>
+        <w:tc>
+          <w:tcPr>
+            <w:tcW w:type="dxa" w:w="1296"/>
+            <w:vAlign w:val="center"/>
+          </w:tcPr>
+          <w:p>
+            <w:pPr>
+              <w:spacing w:after="0" w:line="240" w:lineRule="auto"/>
+              <w:jc w:val="left"/>
+            </w:pPr>
+            <w:r/>
+            <w:r>
+              <w:rPr>
+                <w:rFonts w:ascii="Times New Roman" w:hAnsi="Times New Roman" w:eastAsia="宋体"/>
+                <w:b w:val="0"/>
+                <w:sz w:val="15"/>
+              </w:rPr>
+              <w:t>RR-11 范围/变更</w:t>
+            </w:r>
+          </w:p>
+        </w:tc>
+        <w:tc>
+          <w:tcPr>
+            <w:tcW w:type="dxa" w:w="1296"/>
+            <w:vAlign w:val="center"/>
+          </w:tcPr>
+          <w:p>
+            <w:pPr>
+              <w:spacing w:after="0" w:line="240" w:lineRule="auto"/>
+              <w:jc w:val="left"/>
+            </w:pPr>
+            <w:r/>
+            <w:r>
+              <w:rPr>
+                <w:rFonts w:ascii="Times New Roman" w:hAnsi="Times New Roman" w:eastAsia="宋体"/>
+                <w:b w:val="0"/>
+                <w:sz w:val="15"/>
+              </w:rPr>
+              <w:t>未经评估的需求扩张可能冲击冻结范围、关键路径和验收</w:t>
+            </w:r>
+          </w:p>
+        </w:tc>
+        <w:tc>
+          <w:tcPr>
+            <w:tcW w:type="dxa" w:w="1296"/>
+            <w:vAlign w:val="center"/>
+          </w:tcPr>
+          <w:p>
+            <w:pPr>
+              <w:spacing w:after="0" w:line="240" w:lineRule="auto"/>
+              <w:jc w:val="left"/>
+            </w:pPr>
+            <w:r/>
+            <w:r>
+              <w:rPr>
+                <w:rFonts w:ascii="Times New Roman" w:hAnsi="Times New Roman" w:eastAsia="宋体"/>
+                <w:b w:val="0"/>
+                <w:sz w:val="15"/>
+              </w:rPr>
+              <w:t>3/4/12 高</w:t>
+            </w:r>
+          </w:p>
+        </w:tc>
+        <w:tc>
+          <w:tcPr>
+            <w:tcW w:type="dxa" w:w="1296"/>
+            <w:vAlign w:val="center"/>
+          </w:tcPr>
+          <w:p>
+            <w:pPr>
+              <w:spacing w:after="0" w:line="240" w:lineRule="auto"/>
+              <w:jc w:val="left"/>
+            </w:pPr>
+            <w:r/>
+            <w:r>
+              <w:rPr>
+                <w:rFonts w:ascii="Times New Roman" w:hAnsi="Times New Roman" w:eastAsia="宋体"/>
+                <w:b w:val="0"/>
+                <w:sz w:val="15"/>
+              </w:rPr>
+              <w:t>出现口头新增或拟改变 FR/AC/数字/责任</w:t>
+            </w:r>
+          </w:p>
+        </w:tc>
+        <w:tc>
+          <w:tcPr>
+            <w:tcW w:type="dxa" w:w="1296"/>
+            <w:vAlign w:val="center"/>
+          </w:tcPr>
+          <w:p>
+            <w:pPr>
+              <w:spacing w:after="0" w:line="240" w:lineRule="auto"/>
+              <w:jc w:val="left"/>
+            </w:pPr>
+            <w:r/>
+            <w:r>
+              <w:rPr>
+                <w:rFonts w:ascii="Times New Roman" w:hAnsi="Times New Roman" w:eastAsia="宋体"/>
+                <w:b w:val="0"/>
+                <w:sz w:val="15"/>
+              </w:rPr>
+              <w:t>所有变化进入 CR/CCB 和影响分析；未批准内容不实施；紧急事项先隔离并升级 A/CCB</w:t>
+            </w:r>
+          </w:p>
+        </w:tc>
+        <w:tc>
+          <w:tcPr>
+            <w:tcW w:type="dxa" w:w="1296"/>
+            <w:vAlign w:val="center"/>
+          </w:tcPr>
+          <w:p>
+            <w:pPr>
+              <w:spacing w:after="0" w:line="240" w:lineRule="auto"/>
+              <w:jc w:val="left"/>
+            </w:pPr>
+            <w:r/>
+            <w:r>
+              <w:rPr>
+                <w:rFonts w:ascii="Times New Roman" w:hAnsi="Times New Roman" w:eastAsia="宋体"/>
+                <w:b w:val="0"/>
+                <w:sz w:val="15"/>
+              </w:rPr>
+              <w:t>A</w:t>
+            </w:r>
+          </w:p>
+        </w:tc>
+        <w:tc>
+          <w:tcPr>
+            <w:tcW w:type="dxa" w:w="1296"/>
+            <w:vAlign w:val="center"/>
+          </w:tcPr>
+          <w:p>
+            <w:pPr>
+              <w:spacing w:after="0" w:line="240" w:lineRule="auto"/>
+              <w:jc w:val="left"/>
+            </w:pPr>
+            <w:r/>
+            <w:r>
+              <w:rPr>
+                <w:rFonts w:ascii="Times New Roman" w:hAnsi="Times New Roman" w:eastAsia="宋体"/>
+                <w:b w:val="0"/>
+                <w:sz w:val="15"/>
+              </w:rPr>
+              <w:t>每周；变更获批或拒绝并同步全部受控项后关闭；OPEN</w:t>
+            </w:r>
+          </w:p>
+        </w:tc>
+      </w:tr>
+      <w:tr>
+        <w:tc>
+          <w:tcPr>
+            <w:tcW w:type="dxa" w:w="1296"/>
+            <w:vAlign w:val="center"/>
+          </w:tcPr>
+          <w:p>
+            <w:pPr>
+              <w:spacing w:after="0" w:line="240" w:lineRule="auto"/>
+              <w:jc w:val="left"/>
+            </w:pPr>
+            <w:r/>
+            <w:r>
+              <w:rPr>
+                <w:rFonts w:ascii="Times New Roman" w:hAnsi="Times New Roman" w:eastAsia="宋体"/>
+                <w:b w:val="0"/>
+                <w:sz w:val="15"/>
+              </w:rPr>
+              <w:t>RR-15 AI/证据</w:t>
+            </w:r>
+          </w:p>
+        </w:tc>
+        <w:tc>
+          <w:tcPr>
+            <w:tcW w:type="dxa" w:w="1296"/>
+            <w:vAlign w:val="center"/>
+          </w:tcPr>
+          <w:p>
+            <w:pPr>
+              <w:spacing w:after="0" w:line="240" w:lineRule="auto"/>
+              <w:jc w:val="left"/>
+            </w:pPr>
+            <w:r/>
+            <w:r>
+              <w:rPr>
+                <w:rFonts w:ascii="Times New Roman" w:hAnsi="Times New Roman" w:eastAsia="宋体"/>
+                <w:b w:val="0"/>
+                <w:sz w:val="15"/>
+              </w:rPr>
+              <w:t>AI 生成内容可能引入未证实事实或把 Mock 写成实测，造成错误准出</w:t>
+            </w:r>
+          </w:p>
+        </w:tc>
+        <w:tc>
+          <w:tcPr>
+            <w:tcW w:type="dxa" w:w="1296"/>
+            <w:vAlign w:val="center"/>
+          </w:tcPr>
+          <w:p>
+            <w:pPr>
+              <w:spacing w:after="0" w:line="240" w:lineRule="auto"/>
+              <w:jc w:val="left"/>
+            </w:pPr>
+            <w:r/>
+            <w:r>
+              <w:rPr>
+                <w:rFonts w:ascii="Times New Roman" w:hAnsi="Times New Roman" w:eastAsia="宋体"/>
+                <w:b w:val="0"/>
+                <w:sz w:val="15"/>
+              </w:rPr>
+              <w:t>3/4/12 高</w:t>
+            </w:r>
+          </w:p>
+        </w:tc>
+        <w:tc>
+          <w:tcPr>
+            <w:tcW w:type="dxa" w:w="1296"/>
+            <w:vAlign w:val="center"/>
+          </w:tcPr>
+          <w:p>
+            <w:pPr>
+              <w:spacing w:after="0" w:line="240" w:lineRule="auto"/>
+              <w:jc w:val="left"/>
+            </w:pPr>
+            <w:r/>
+            <w:r>
+              <w:rPr>
+                <w:rFonts w:ascii="Times New Roman" w:hAnsi="Times New Roman" w:eastAsia="宋体"/>
+                <w:b w:val="0"/>
+                <w:sz w:val="15"/>
+              </w:rPr>
+              <w:t>无来源数字、虚构验证、日志缺失或结论与证据不一致</w:t>
+            </w:r>
+          </w:p>
+        </w:tc>
+        <w:tc>
+          <w:tcPr>
+            <w:tcW w:type="dxa" w:w="1296"/>
+            <w:vAlign w:val="center"/>
+          </w:tcPr>
+          <w:p>
+            <w:pPr>
+              <w:spacing w:after="0" w:line="240" w:lineRule="auto"/>
+              <w:jc w:val="left"/>
+            </w:pPr>
+            <w:r/>
+            <w:r>
+              <w:rPr>
+                <w:rFonts w:ascii="Times New Roman" w:hAnsi="Times New Roman" w:eastAsia="宋体"/>
+                <w:b w:val="0"/>
+                <w:sz w:val="15"/>
+              </w:rPr>
+              <w:t>来源优先级、Prompt/输出日志、机械检查与人工 Review；发现后撤回错误结论并重审；重大证据污染升级 C/A</w:t>
+            </w:r>
+          </w:p>
+        </w:tc>
+        <w:tc>
+          <w:tcPr>
+            <w:tcW w:type="dxa" w:w="1296"/>
+            <w:vAlign w:val="center"/>
+          </w:tcPr>
+          <w:p>
+            <w:pPr>
+              <w:spacing w:after="0" w:line="240" w:lineRule="auto"/>
+              <w:jc w:val="left"/>
+            </w:pPr>
+            <w:r/>
+            <w:r>
+              <w:rPr>
+                <w:rFonts w:ascii="Times New Roman" w:hAnsi="Times New Roman" w:eastAsia="宋体"/>
+                <w:b w:val="0"/>
+                <w:sz w:val="15"/>
+              </w:rPr>
+              <w:t>C</w:t>
+            </w:r>
+          </w:p>
+        </w:tc>
+        <w:tc>
+          <w:tcPr>
+            <w:tcW w:type="dxa" w:w="1296"/>
+            <w:vAlign w:val="center"/>
+          </w:tcPr>
+          <w:p>
+            <w:pPr>
+              <w:spacing w:after="0" w:line="240" w:lineRule="auto"/>
+              <w:jc w:val="left"/>
+            </w:pPr>
+            <w:r/>
+            <w:r>
+              <w:rPr>
+                <w:rFonts w:ascii="Times New Roman" w:hAnsi="Times New Roman" w:eastAsia="宋体"/>
+                <w:b w:val="0"/>
+                <w:sz w:val="15"/>
+              </w:rPr>
+              <w:t>每周；抽查无未证实结论且证据链完整后关闭；OPEN</w:t>
+            </w:r>
+          </w:p>
+        </w:tc>
+      </w:tr>
     </w:tbl>
     <w:p>
       <w:pPr>
@@ -2984,7 +4030,22 @@
           <w:rFonts w:ascii="Times New Roman" w:hAnsi="Times New Roman" w:eastAsia="黑体"/>
           <w:b/>
         </w:rPr>
-        <w:t>4.2 中低风险与持续监测</w:t>
+        <w:t>4.2 当前中风险与持续监测</w:t>
+      </w:r>
+    </w:p>
+    <w:p>
+      <w:pPr>
+        <w:keepNext/>
+        <w:spacing w:before="80" w:after="60"/>
+        <w:jc w:val="center"/>
+      </w:pPr>
+      <w:r>
+        <w:rPr>
+          <w:rFonts w:ascii="Times New Roman" w:hAnsi="Times New Roman" w:eastAsia="黑体"/>
+          <w:b/>
+          <w:sz w:val="18"/>
+        </w:rPr>
+        <w:t>表 4-2 当前中风险登记</w:t>
       </w:r>
     </w:p>
     <w:tbl>
@@ -3128,7 +4189,7 @@
                 <w:b w:val="0"/>
                 <w:sz w:val="15"/>
               </w:rPr>
-              <w:t>RR-03 数据/映射</w:t>
+              <w:t>RR-12 H5/兼容</w:t>
             </w:r>
           </w:p>
         </w:tc>
@@ -3149,7 +4210,7 @@
                 <w:b w:val="0"/>
                 <w:sz w:val="15"/>
               </w:rPr>
-              <w:t>八类外部端口字段、枚举、时间与错误语义漂移；以版本化映射、未知字段隔离、契约差异门禁控制</w:t>
+              <w:t>宿主版本、弱网、定位/扫码权限差异导致移动端失败；确认矩阵并覆盖权限拒绝、切后台和弱网</w:t>
             </w:r>
           </w:p>
         </w:tc>
@@ -3170,7 +4231,7 @@
                 <w:b w:val="0"/>
                 <w:sz w:val="15"/>
               </w:rPr>
-              <w:t>3/4/12 高</w:t>
+              <w:t>3/3/9 中</w:t>
             </w:r>
           </w:p>
         </w:tc>
@@ -3212,7 +4273,7 @@
                 <w:b w:val="0"/>
                 <w:sz w:val="15"/>
               </w:rPr>
-              <w:t>映射失败或破坏性变更触发；每周；八端口契约及异常用例通过后关闭</w:t>
+              <w:t>目标宿主关键流程失败；每两周；确认矩阵全通过后关闭</w:t>
             </w:r>
           </w:p>
         </w:tc>
@@ -3235,7 +4296,7 @@
                 <w:b w:val="0"/>
                 <w:sz w:val="15"/>
               </w:rPr>
-              <w:t>RR-06 地图/定位</w:t>
+              <w:t>RR-14 人员治理</w:t>
             </w:r>
           </w:p>
         </w:tc>
@@ -3256,7 +4317,7 @@
                 <w:b w:val="0"/>
                 <w:sz w:val="15"/>
               </w:rPr>
-              <w:t>坐标系、楼层、精度或新鲜度未确认导致错误展示/调度；保存源精度并对过期位置降级</w:t>
+              <w:t>关键知识集中或职责冲突导致停滞/误审；通过单一主责、独立 Review、交接清单与受控记录控制</w:t>
             </w:r>
           </w:p>
         </w:tc>
@@ -3277,7 +4338,7 @@
                 <w:b w:val="0"/>
                 <w:sz w:val="15"/>
               </w:rPr>
-              <w:t>3/4/12 高</w:t>
+              <w:t>2/4/8 中</w:t>
             </w:r>
           </w:p>
         </w:tc>
@@ -3298,7 +4359,7 @@
                 <w:b w:val="0"/>
                 <w:sz w:val="15"/>
               </w:rPr>
-              <w:t>B</w:t>
+              <w:t>A</w:t>
             </w:r>
           </w:p>
         </w:tc>
@@ -3319,649 +4380,7 @@
                 <w:b w:val="0"/>
                 <w:sz w:val="15"/>
               </w:rPr>
-              <w:t>偏移、过期仍参与调派触发；每两周；源与展示比对通过后关闭</w:t>
-            </w:r>
-          </w:p>
-        </w:tc>
-      </w:tr>
-      <w:tr>
-        <w:tc>
-          <w:tcPr>
-            <w:tcW w:type="dxa" w:w="1088"/>
-            <w:vAlign w:val="center"/>
-          </w:tcPr>
-          <w:p>
-            <w:pPr>
-              <w:spacing w:after="0" w:line="240" w:lineRule="auto"/>
-              <w:jc w:val="left"/>
-            </w:pPr>
-            <w:r/>
-            <w:r>
-              <w:rPr>
-                <w:rFonts w:ascii="Times New Roman" w:hAnsi="Times New Roman" w:eastAsia="宋体"/>
-                <w:b w:val="0"/>
-                <w:sz w:val="15"/>
-              </w:rPr>
-              <w:t>RR-07 数据质量</w:t>
-            </w:r>
-          </w:p>
-        </w:tc>
-        <w:tc>
-          <w:tcPr>
-            <w:tcW w:type="dxa" w:w="1360"/>
-            <w:vAlign w:val="center"/>
-          </w:tcPr>
-          <w:p>
-            <w:pPr>
-              <w:spacing w:after="0" w:line="240" w:lineRule="auto"/>
-              <w:jc w:val="left"/>
-            </w:pPr>
-            <w:r/>
-            <w:r>
-              <w:rPr>
-                <w:rFonts w:ascii="Times New Roman" w:hAnsi="Times New Roman" w:eastAsia="宋体"/>
-                <w:b w:val="0"/>
-                <w:sz w:val="15"/>
-              </w:rPr>
-              <w:t>组织、人员、点位、物资等源数据不完整或重复，影响调度统计；执行导入校验、主键/引用检查和异常清单</w:t>
-            </w:r>
-          </w:p>
-        </w:tc>
-        <w:tc>
-          <w:tcPr>
-            <w:tcW w:type="dxa" w:w="3265"/>
-            <w:vAlign w:val="center"/>
-          </w:tcPr>
-          <w:p>
-            <w:pPr>
-              <w:spacing w:after="0" w:line="240" w:lineRule="auto"/>
-              <w:jc w:val="left"/>
-            </w:pPr>
-            <w:r/>
-            <w:r>
-              <w:rPr>
-                <w:rFonts w:ascii="Times New Roman" w:hAnsi="Times New Roman" w:eastAsia="宋体"/>
-                <w:b w:val="0"/>
-                <w:sz w:val="15"/>
-              </w:rPr>
-              <w:t>3/4/12 高</w:t>
-            </w:r>
-          </w:p>
-        </w:tc>
-        <w:tc>
-          <w:tcPr>
-            <w:tcW w:type="dxa" w:w="1360"/>
-            <w:vAlign w:val="center"/>
-          </w:tcPr>
-          <w:p>
-            <w:pPr>
-              <w:spacing w:after="0" w:line="240" w:lineRule="auto"/>
-              <w:jc w:val="left"/>
-            </w:pPr>
-            <w:r/>
-            <w:r>
-              <w:rPr>
-                <w:rFonts w:ascii="Times New Roman" w:hAnsi="Times New Roman" w:eastAsia="宋体"/>
-                <w:b w:val="0"/>
-                <w:sz w:val="15"/>
-              </w:rPr>
-              <w:t>C</w:t>
-            </w:r>
-          </w:p>
-        </w:tc>
-        <w:tc>
-          <w:tcPr>
-            <w:tcW w:type="dxa" w:w="1995"/>
-            <w:vAlign w:val="center"/>
-          </w:tcPr>
-          <w:p>
-            <w:pPr>
-              <w:spacing w:after="0" w:line="240" w:lineRule="auto"/>
-              <w:jc w:val="left"/>
-            </w:pPr>
-            <w:r/>
-            <w:r>
-              <w:rPr>
-                <w:rFonts w:ascii="Times New Roman" w:hAnsi="Times New Roman" w:eastAsia="宋体"/>
-                <w:b w:val="0"/>
-                <w:sz w:val="15"/>
-              </w:rPr>
-              <w:t>完整率或唯一性检查失败；每两周；受控样本导入与对账通过后关闭</w:t>
-            </w:r>
-          </w:p>
-        </w:tc>
-      </w:tr>
-      <w:tr>
-        <w:tc>
-          <w:tcPr>
-            <w:tcW w:type="dxa" w:w="1088"/>
-            <w:vAlign w:val="center"/>
-          </w:tcPr>
-          <w:p>
-            <w:pPr>
-              <w:spacing w:after="0" w:line="240" w:lineRule="auto"/>
-              <w:jc w:val="left"/>
-            </w:pPr>
-            <w:r/>
-            <w:r>
-              <w:rPr>
-                <w:rFonts w:ascii="Times New Roman" w:hAnsi="Times New Roman" w:eastAsia="宋体"/>
-                <w:b w:val="0"/>
-                <w:sz w:val="15"/>
-              </w:rPr>
-              <w:t>RR-10 部署/恢复</w:t>
-            </w:r>
-          </w:p>
-        </w:tc>
-        <w:tc>
-          <w:tcPr>
-            <w:tcW w:type="dxa" w:w="1360"/>
-            <w:vAlign w:val="center"/>
-          </w:tcPr>
-          <w:p>
-            <w:pPr>
-              <w:spacing w:after="0" w:line="240" w:lineRule="auto"/>
-              <w:jc w:val="left"/>
-            </w:pPr>
-            <w:r/>
-            <w:r>
-              <w:rPr>
-                <w:rFonts w:ascii="Times New Roman" w:hAnsi="Times New Roman" w:eastAsia="宋体"/>
-                <w:b w:val="0"/>
-                <w:sz w:val="15"/>
-              </w:rPr>
-              <w:t>私有化资源、备份恢复或回滚未验证，可能延长中断；通过外置配置、迁移/回滚脚本和恢复演练控制</w:t>
-            </w:r>
-          </w:p>
-        </w:tc>
-        <w:tc>
-          <w:tcPr>
-            <w:tcW w:type="dxa" w:w="3265"/>
-            <w:vAlign w:val="center"/>
-          </w:tcPr>
-          <w:p>
-            <w:pPr>
-              <w:spacing w:after="0" w:line="240" w:lineRule="auto"/>
-              <w:jc w:val="left"/>
-            </w:pPr>
-            <w:r/>
-            <w:r>
-              <w:rPr>
-                <w:rFonts w:ascii="Times New Roman" w:hAnsi="Times New Roman" w:eastAsia="宋体"/>
-                <w:b w:val="0"/>
-                <w:sz w:val="15"/>
-              </w:rPr>
-              <w:t>3/4/12 高</w:t>
-            </w:r>
-          </w:p>
-        </w:tc>
-        <w:tc>
-          <w:tcPr>
-            <w:tcW w:type="dxa" w:w="1360"/>
-            <w:vAlign w:val="center"/>
-          </w:tcPr>
-          <w:p>
-            <w:pPr>
-              <w:spacing w:after="0" w:line="240" w:lineRule="auto"/>
-              <w:jc w:val="left"/>
-            </w:pPr>
-            <w:r/>
-            <w:r>
-              <w:rPr>
-                <w:rFonts w:ascii="Times New Roman" w:hAnsi="Times New Roman" w:eastAsia="宋体"/>
-                <w:b w:val="0"/>
-                <w:sz w:val="15"/>
-              </w:rPr>
-              <w:t>B</w:t>
-            </w:r>
-          </w:p>
-        </w:tc>
-        <w:tc>
-          <w:tcPr>
-            <w:tcW w:type="dxa" w:w="1995"/>
-            <w:vAlign w:val="center"/>
-          </w:tcPr>
-          <w:p>
-            <w:pPr>
-              <w:spacing w:after="0" w:line="240" w:lineRule="auto"/>
-              <w:jc w:val="left"/>
-            </w:pPr>
-            <w:r/>
-            <w:r>
-              <w:rPr>
-                <w:rFonts w:ascii="Times New Roman" w:hAnsi="Times New Roman" w:eastAsia="宋体"/>
-                <w:b w:val="0"/>
-                <w:sz w:val="15"/>
-              </w:rPr>
-              <w:t>干净部署或恢复演练失败；每周；独立部署、回滚和恢复演练通过后关闭</w:t>
-            </w:r>
-          </w:p>
-        </w:tc>
-      </w:tr>
-      <w:tr>
-        <w:tc>
-          <w:tcPr>
-            <w:tcW w:type="dxa" w:w="1088"/>
-            <w:vAlign w:val="center"/>
-          </w:tcPr>
-          <w:p>
-            <w:pPr>
-              <w:spacing w:after="0" w:line="240" w:lineRule="auto"/>
-              <w:jc w:val="left"/>
-            </w:pPr>
-            <w:r/>
-            <w:r>
-              <w:rPr>
-                <w:rFonts w:ascii="Times New Roman" w:hAnsi="Times New Roman" w:eastAsia="宋体"/>
-                <w:b w:val="0"/>
-                <w:sz w:val="15"/>
-              </w:rPr>
-              <w:t>RR-11 范围/变更</w:t>
-            </w:r>
-          </w:p>
-        </w:tc>
-        <w:tc>
-          <w:tcPr>
-            <w:tcW w:type="dxa" w:w="1360"/>
-            <w:vAlign w:val="center"/>
-          </w:tcPr>
-          <w:p>
-            <w:pPr>
-              <w:spacing w:after="0" w:line="240" w:lineRule="auto"/>
-              <w:jc w:val="left"/>
-            </w:pPr>
-            <w:r/>
-            <w:r>
-              <w:rPr>
-                <w:rFonts w:ascii="Times New Roman" w:hAnsi="Times New Roman" w:eastAsia="宋体"/>
-                <w:b w:val="0"/>
-                <w:sz w:val="15"/>
-              </w:rPr>
-              <w:t>未经评估的需求扩张可能冲击冻结范围和验收；所有变化进入 CR/CCB 和影响分析</w:t>
-            </w:r>
-          </w:p>
-        </w:tc>
-        <w:tc>
-          <w:tcPr>
-            <w:tcW w:type="dxa" w:w="3265"/>
-            <w:vAlign w:val="center"/>
-          </w:tcPr>
-          <w:p>
-            <w:pPr>
-              <w:spacing w:after="0" w:line="240" w:lineRule="auto"/>
-              <w:jc w:val="left"/>
-            </w:pPr>
-            <w:r/>
-            <w:r>
-              <w:rPr>
-                <w:rFonts w:ascii="Times New Roman" w:hAnsi="Times New Roman" w:eastAsia="宋体"/>
-                <w:b w:val="0"/>
-                <w:sz w:val="15"/>
-              </w:rPr>
-              <w:t>3/4/12 高</w:t>
-            </w:r>
-          </w:p>
-        </w:tc>
-        <w:tc>
-          <w:tcPr>
-            <w:tcW w:type="dxa" w:w="1360"/>
-            <w:vAlign w:val="center"/>
-          </w:tcPr>
-          <w:p>
-            <w:pPr>
-              <w:spacing w:after="0" w:line="240" w:lineRule="auto"/>
-              <w:jc w:val="left"/>
-            </w:pPr>
-            <w:r/>
-            <w:r>
-              <w:rPr>
-                <w:rFonts w:ascii="Times New Roman" w:hAnsi="Times New Roman" w:eastAsia="宋体"/>
-                <w:b w:val="0"/>
-                <w:sz w:val="15"/>
-              </w:rPr>
-              <w:t>A</w:t>
-            </w:r>
-          </w:p>
-        </w:tc>
-        <w:tc>
-          <w:tcPr>
-            <w:tcW w:type="dxa" w:w="1995"/>
-            <w:vAlign w:val="center"/>
-          </w:tcPr>
-          <w:p>
-            <w:pPr>
-              <w:spacing w:after="0" w:line="240" w:lineRule="auto"/>
-              <w:jc w:val="left"/>
-            </w:pPr>
-            <w:r/>
-            <w:r>
-              <w:rPr>
-                <w:rFonts w:ascii="Times New Roman" w:hAnsi="Times New Roman" w:eastAsia="宋体"/>
-                <w:b w:val="0"/>
-                <w:sz w:val="15"/>
-              </w:rPr>
-              <w:t>口头新增、FR/AC/数字拟变更；每周；变更获批或拒绝并同步受控项后关闭</w:t>
-            </w:r>
-          </w:p>
-        </w:tc>
-      </w:tr>
-      <w:tr>
-        <w:tc>
-          <w:tcPr>
-            <w:tcW w:type="dxa" w:w="1088"/>
-            <w:vAlign w:val="center"/>
-          </w:tcPr>
-          <w:p>
-            <w:pPr>
-              <w:spacing w:after="0" w:line="240" w:lineRule="auto"/>
-              <w:jc w:val="left"/>
-            </w:pPr>
-            <w:r/>
-            <w:r>
-              <w:rPr>
-                <w:rFonts w:ascii="Times New Roman" w:hAnsi="Times New Roman" w:eastAsia="宋体"/>
-                <w:b w:val="0"/>
-                <w:sz w:val="15"/>
-              </w:rPr>
-              <w:t>RR-12 H5/兼容</w:t>
-            </w:r>
-          </w:p>
-        </w:tc>
-        <w:tc>
-          <w:tcPr>
-            <w:tcW w:type="dxa" w:w="1360"/>
-            <w:vAlign w:val="center"/>
-          </w:tcPr>
-          <w:p>
-            <w:pPr>
-              <w:spacing w:after="0" w:line="240" w:lineRule="auto"/>
-              <w:jc w:val="left"/>
-            </w:pPr>
-            <w:r/>
-            <w:r>
-              <w:rPr>
-                <w:rFonts w:ascii="Times New Roman" w:hAnsi="Times New Roman" w:eastAsia="宋体"/>
-                <w:b w:val="0"/>
-                <w:sz w:val="15"/>
-              </w:rPr>
-              <w:t>宿主版本、弱网、定位/扫码权限差异导致移动端失败；确认矩阵并覆盖权限拒绝、切后台和弱网</w:t>
-            </w:r>
-          </w:p>
-        </w:tc>
-        <w:tc>
-          <w:tcPr>
-            <w:tcW w:type="dxa" w:w="3265"/>
-            <w:vAlign w:val="center"/>
-          </w:tcPr>
-          <w:p>
-            <w:pPr>
-              <w:spacing w:after="0" w:line="240" w:lineRule="auto"/>
-              <w:jc w:val="left"/>
-            </w:pPr>
-            <w:r/>
-            <w:r>
-              <w:rPr>
-                <w:rFonts w:ascii="Times New Roman" w:hAnsi="Times New Roman" w:eastAsia="宋体"/>
-                <w:b w:val="0"/>
-                <w:sz w:val="15"/>
-              </w:rPr>
-              <w:t>3/3/9 中</w:t>
-            </w:r>
-          </w:p>
-        </w:tc>
-        <w:tc>
-          <w:tcPr>
-            <w:tcW w:type="dxa" w:w="1360"/>
-            <w:vAlign w:val="center"/>
-          </w:tcPr>
-          <w:p>
-            <w:pPr>
-              <w:spacing w:after="0" w:line="240" w:lineRule="auto"/>
-              <w:jc w:val="left"/>
-            </w:pPr>
-            <w:r/>
-            <w:r>
-              <w:rPr>
-                <w:rFonts w:ascii="Times New Roman" w:hAnsi="Times New Roman" w:eastAsia="宋体"/>
-                <w:b w:val="0"/>
-                <w:sz w:val="15"/>
-              </w:rPr>
-              <w:t>B</w:t>
-            </w:r>
-          </w:p>
-        </w:tc>
-        <w:tc>
-          <w:tcPr>
-            <w:tcW w:type="dxa" w:w="1995"/>
-            <w:vAlign w:val="center"/>
-          </w:tcPr>
-          <w:p>
-            <w:pPr>
-              <w:spacing w:after="0" w:line="240" w:lineRule="auto"/>
-              <w:jc w:val="left"/>
-            </w:pPr>
-            <w:r/>
-            <w:r>
-              <w:rPr>
-                <w:rFonts w:ascii="Times New Roman" w:hAnsi="Times New Roman" w:eastAsia="宋体"/>
-                <w:b w:val="0"/>
-                <w:sz w:val="15"/>
-              </w:rPr>
-              <w:t>目标宿主关键流程失败；每两周；确认矩阵全通过后关闭</w:t>
-            </w:r>
-          </w:p>
-        </w:tc>
-      </w:tr>
-      <w:tr>
-        <w:tc>
-          <w:tcPr>
-            <w:tcW w:type="dxa" w:w="1088"/>
-            <w:vAlign w:val="center"/>
-          </w:tcPr>
-          <w:p>
-            <w:pPr>
-              <w:spacing w:after="0" w:line="240" w:lineRule="auto"/>
-              <w:jc w:val="left"/>
-            </w:pPr>
-            <w:r/>
-            <w:r>
-              <w:rPr>
-                <w:rFonts w:ascii="Times New Roman" w:hAnsi="Times New Roman" w:eastAsia="宋体"/>
-                <w:b w:val="0"/>
-                <w:sz w:val="15"/>
-              </w:rPr>
-              <w:t>RR-14 人员治理</w:t>
-            </w:r>
-          </w:p>
-        </w:tc>
-        <w:tc>
-          <w:tcPr>
-            <w:tcW w:type="dxa" w:w="1360"/>
-            <w:vAlign w:val="center"/>
-          </w:tcPr>
-          <w:p>
-            <w:pPr>
-              <w:spacing w:after="0" w:line="240" w:lineRule="auto"/>
-              <w:jc w:val="left"/>
-            </w:pPr>
-            <w:r/>
-            <w:r>
-              <w:rPr>
-                <w:rFonts w:ascii="Times New Roman" w:hAnsi="Times New Roman" w:eastAsia="宋体"/>
-                <w:b w:val="0"/>
-                <w:sz w:val="15"/>
-              </w:rPr>
-              <w:t>关键知识集中或职责冲突导致停滞/误审；通过单一主责、独立 Review、交接清单与受控记录控制</w:t>
-            </w:r>
-          </w:p>
-        </w:tc>
-        <w:tc>
-          <w:tcPr>
-            <w:tcW w:type="dxa" w:w="3265"/>
-            <w:vAlign w:val="center"/>
-          </w:tcPr>
-          <w:p>
-            <w:pPr>
-              <w:spacing w:after="0" w:line="240" w:lineRule="auto"/>
-              <w:jc w:val="left"/>
-            </w:pPr>
-            <w:r/>
-            <w:r>
-              <w:rPr>
-                <w:rFonts w:ascii="Times New Roman" w:hAnsi="Times New Roman" w:eastAsia="宋体"/>
-                <w:b w:val="0"/>
-                <w:sz w:val="15"/>
-              </w:rPr>
-              <w:t>2/4/8 中</w:t>
-            </w:r>
-          </w:p>
-        </w:tc>
-        <w:tc>
-          <w:tcPr>
-            <w:tcW w:type="dxa" w:w="1360"/>
-            <w:vAlign w:val="center"/>
-          </w:tcPr>
-          <w:p>
-            <w:pPr>
-              <w:spacing w:after="0" w:line="240" w:lineRule="auto"/>
-              <w:jc w:val="left"/>
-            </w:pPr>
-            <w:r/>
-            <w:r>
-              <w:rPr>
-                <w:rFonts w:ascii="Times New Roman" w:hAnsi="Times New Roman" w:eastAsia="宋体"/>
-                <w:b w:val="0"/>
-                <w:sz w:val="15"/>
-              </w:rPr>
-              <w:t>A</w:t>
-            </w:r>
-          </w:p>
-        </w:tc>
-        <w:tc>
-          <w:tcPr>
-            <w:tcW w:type="dxa" w:w="1995"/>
-            <w:vAlign w:val="center"/>
-          </w:tcPr>
-          <w:p>
-            <w:pPr>
-              <w:spacing w:after="0" w:line="240" w:lineRule="auto"/>
-              <w:jc w:val="left"/>
-            </w:pPr>
-            <w:r/>
-            <w:r>
-              <w:rPr>
-                <w:rFonts w:ascii="Times New Roman" w:hAnsi="Times New Roman" w:eastAsia="宋体"/>
-                <w:b w:val="0"/>
-                <w:sz w:val="15"/>
-              </w:rPr>
               <w:t>主责缺席或同人自审；每两周；替补可按记录完成演练后关闭</w:t>
-            </w:r>
-          </w:p>
-        </w:tc>
-      </w:tr>
-      <w:tr>
-        <w:tc>
-          <w:tcPr>
-            <w:tcW w:type="dxa" w:w="1088"/>
-            <w:vAlign w:val="center"/>
-          </w:tcPr>
-          <w:p>
-            <w:pPr>
-              <w:spacing w:after="0" w:line="240" w:lineRule="auto"/>
-              <w:jc w:val="left"/>
-            </w:pPr>
-            <w:r/>
-            <w:r>
-              <w:rPr>
-                <w:rFonts w:ascii="Times New Roman" w:hAnsi="Times New Roman" w:eastAsia="宋体"/>
-                <w:b w:val="0"/>
-                <w:sz w:val="15"/>
-              </w:rPr>
-              <w:t>RR-15 AI/证据</w:t>
-            </w:r>
-          </w:p>
-        </w:tc>
-        <w:tc>
-          <w:tcPr>
-            <w:tcW w:type="dxa" w:w="1360"/>
-            <w:vAlign w:val="center"/>
-          </w:tcPr>
-          <w:p>
-            <w:pPr>
-              <w:spacing w:after="0" w:line="240" w:lineRule="auto"/>
-              <w:jc w:val="left"/>
-            </w:pPr>
-            <w:r/>
-            <w:r>
-              <w:rPr>
-                <w:rFonts w:ascii="Times New Roman" w:hAnsi="Times New Roman" w:eastAsia="宋体"/>
-                <w:b w:val="0"/>
-                <w:sz w:val="15"/>
-              </w:rPr>
-              <w:t>AI 生成内容可能引入未证实事实或把 Mock 写成实测；通过来源优先级、Prompt/输出日志、机械检查与人工 Review 控制</w:t>
-            </w:r>
-          </w:p>
-        </w:tc>
-        <w:tc>
-          <w:tcPr>
-            <w:tcW w:type="dxa" w:w="3265"/>
-            <w:vAlign w:val="center"/>
-          </w:tcPr>
-          <w:p>
-            <w:pPr>
-              <w:spacing w:after="0" w:line="240" w:lineRule="auto"/>
-              <w:jc w:val="left"/>
-            </w:pPr>
-            <w:r/>
-            <w:r>
-              <w:rPr>
-                <w:rFonts w:ascii="Times New Roman" w:hAnsi="Times New Roman" w:eastAsia="宋体"/>
-                <w:b w:val="0"/>
-                <w:sz w:val="15"/>
-              </w:rPr>
-              <w:t>3/4/12 高</w:t>
-            </w:r>
-          </w:p>
-        </w:tc>
-        <w:tc>
-          <w:tcPr>
-            <w:tcW w:type="dxa" w:w="1360"/>
-            <w:vAlign w:val="center"/>
-          </w:tcPr>
-          <w:p>
-            <w:pPr>
-              <w:spacing w:after="0" w:line="240" w:lineRule="auto"/>
-              <w:jc w:val="left"/>
-            </w:pPr>
-            <w:r/>
-            <w:r>
-              <w:rPr>
-                <w:rFonts w:ascii="Times New Roman" w:hAnsi="Times New Roman" w:eastAsia="宋体"/>
-                <w:b w:val="0"/>
-                <w:sz w:val="15"/>
-              </w:rPr>
-              <w:t>C</w:t>
-            </w:r>
-          </w:p>
-        </w:tc>
-        <w:tc>
-          <w:tcPr>
-            <w:tcW w:type="dxa" w:w="1995"/>
-            <w:vAlign w:val="center"/>
-          </w:tcPr>
-          <w:p>
-            <w:pPr>
-              <w:spacing w:after="0" w:line="240" w:lineRule="auto"/>
-              <w:jc w:val="left"/>
-            </w:pPr>
-            <w:r/>
-            <w:r>
-              <w:rPr>
-                <w:rFonts w:ascii="Times New Roman" w:hAnsi="Times New Roman" w:eastAsia="宋体"/>
-                <w:b w:val="0"/>
-                <w:sz w:val="15"/>
-              </w:rPr>
-              <w:t>无来源数字、虚构验证或日志缺失；每周；抽查无未证实结论且证据链完整后关闭</w:t>
             </w:r>
           </w:p>
         </w:tc>
@@ -3978,7 +4397,7 @@
           <w:rFonts w:ascii="Times New Roman" w:hAnsi="Times New Roman" w:eastAsia="宋体"/>
           <w:sz w:val="21"/>
         </w:rPr>
-        <w:t>极高/高风险至少每周复核，中风险至少每两周，低风险至少每月；触发器、Issue/缺陷、测试失败、外部条件变化或里程碑前均立即复核。责任人更新 P/I、趋势、证据、行动与到期项，A 汇总风险状态报告。</w:t>
+        <w:t>当前登记册无 1—4 分低风险；后续新增低风险仍按 §5 的月度周期持续监测，不得为填充分组而虚构风险。</w:t>
       </w:r>
     </w:p>
     <w:p>
@@ -3992,7 +4411,7 @@
           <w:rFonts w:ascii="Times New Roman" w:hAnsi="Times New Roman" w:eastAsia="宋体"/>
           <w:sz w:val="21"/>
         </w:rPr>
-        <w:t>应对按四层执行：预防降低发生概率；缓解降低影响；应急在触发后维持业务与证据完整；升级用于跨职责、基线、预算/工期、★、安全或甲方依赖事项。任何应急措施不得静默降低验收标准或扩大乙方责任。</w:t>
+        <w:t>极高/高风险至少每周复核，中风险至少每两周，低风险至少每月；触发器、Issue/缺陷、测试失败、外部条件变化或里程碑前均立即复核。责任人更新 P/I、趋势、证据、行动与到期项，A 汇总风险状态报告。</w:t>
       </w:r>
     </w:p>
     <w:p>
@@ -4006,7 +4425,36 @@
           <w:rFonts w:ascii="Times New Roman" w:hAnsi="Times New Roman" w:eastAsia="宋体"/>
           <w:sz w:val="21"/>
         </w:rPr>
+        <w:t>应对按四层执行：预防降低发生概率；缓解降低影响；应急在触发后维持业务与证据完整；升级用于跨职责、基线、预算/工期、★、安全或甲方依赖事项。任何应急措施不得静默降低验收标准或扩大乙方责任。</w:t>
+      </w:r>
+    </w:p>
+    <w:p>
+      <w:pPr>
+        <w:spacing w:after="100" w:line="300" w:lineRule="auto"/>
+        <w:ind w:firstLine="480"/>
+        <w:jc w:val="both"/>
+      </w:pPr>
+      <w:r>
+        <w:rPr>
+          <w:rFonts w:ascii="Times New Roman" w:hAnsi="Times New Roman" w:eastAsia="宋体"/>
+          <w:sz w:val="21"/>
+        </w:rPr>
         <w:t>受控验收语义为：Given 用户选择有权限的视频点位，When 发起实时调阅，Then 系统通过既有接口请求并展示实时画面或明确失败原因。</w:t>
+      </w:r>
+    </w:p>
+    <w:p>
+      <w:pPr>
+        <w:keepNext/>
+        <w:spacing w:before="80" w:after="60"/>
+        <w:jc w:val="center"/>
+      </w:pPr>
+      <w:r>
+        <w:rPr>
+          <w:rFonts w:ascii="Times New Roman" w:hAnsi="Times New Roman" w:eastAsia="黑体"/>
+          <w:b/>
+          <w:sz w:val="18"/>
+        </w:rPr>
+        <w:t>表 6-1 AC-G2-FR-006-01 风险控制核对</w:t>
       </w:r>
     </w:p>
     <w:tbl>
@@ -4469,6 +4917,21 @@
         <w:t>专项结论：验收点未被更改；RR-05 明确了责任人、触发器、应对、复核周期和关闭条件。现阶段不能以接口设计、Mock 或文档审计代替真实视频联调与首帧证据。</w:t>
       </w:r>
     </w:p>
+    <w:p>
+      <w:pPr>
+        <w:keepNext/>
+        <w:spacing w:before="80" w:after="60"/>
+        <w:jc w:val="center"/>
+      </w:pPr>
+      <w:r>
+        <w:rPr>
+          <w:rFonts w:ascii="Times New Roman" w:hAnsi="Times New Roman" w:eastAsia="黑体"/>
+          <w:b/>
+          <w:sz w:val="18"/>
+        </w:rPr>
+        <w:t>表 7-1 风险与 Issue、变更、测试及配置闭环</w:t>
+      </w:r>
+    </w:p>
     <w:tbl>
       <w:tblPr>
         <w:tblW w:type="auto" w:w="0"/>
@@ -4837,6 +5300,21 @@
         <w:t>风险状态报告至少包含新增/关闭/升级风险、P/I 趋势、已触发事项、逾期行动、关联 Issue/CR/缺陷、门禁影响和所需决策。关闭必须同时满足：触发源已消除或降至可接受水平；预防/缓解/应急措施已验证；关联 Issue/缺陷/CR 已按各自流程闭环；无未转移残余风险；B 对本计划的 Review 结论已记录。仅“当前未发生”不能作为关闭理由。</w:t>
       </w:r>
     </w:p>
+    <w:p>
+      <w:pPr>
+        <w:keepNext/>
+        <w:spacing w:before="80" w:after="60"/>
+        <w:jc w:val="center"/>
+      </w:pPr>
+      <w:r>
+        <w:rPr>
+          <w:rFonts w:ascii="Times New Roman" w:hAnsi="Times New Roman" w:eastAsia="黑体"/>
+          <w:b/>
+          <w:sz w:val="18"/>
+        </w:rPr>
+        <w:t>表 9-1 G3-14 主责整改自检</w:t>
+      </w:r>
+    </w:p>
     <w:tbl>
       <w:tblPr>
         <w:tblW w:type="auto" w:w="0"/>
@@ -4933,7 +5411,7 @@
                 <w:b w:val="0"/>
                 <w:sz w:val="17"/>
               </w:rPr>
-              <w:t>PASS：覆盖外部依赖、接口、NFR、进度、质量、配置与发布</w:t>
+              <w:t>PASS：16 项 P×I 与等级一致；极高/高/中按阈值分组，当前无低风险</w:t>
             </w:r>
           </w:p>
         </w:tc>
@@ -5109,7 +5587,7 @@
                 <w:b w:val="0"/>
                 <w:sz w:val="17"/>
               </w:rPr>
-              <w:t>PASS：A 主责自检完成，下一步仅由 B Review；评审前保持候选</w:t>
+              <w:t>PASS：已按 ISSUE-G3-14-001/002 整改，下一步仅由 B 复验；复验前保持候选</w:t>
             </w:r>
           </w:p>
         </w:tc>

--- a/docs/deliverables/23-风险管理计划与风险登记册v2.docx
+++ b/docs/deliverables/23-风险管理计划与风险登记册v2.docx
@@ -1,6 +1,6 @@
 
 <file path=word/document.xml><?xml version="1.0" encoding="utf-8"?>
-<w:document xmlns:wpc="http://schemas.microsoft.com/office/word/2010/wordprocessingCanvas" xmlns:cx="http://schemas.microsoft.com/office/drawing/2014/chartex" xmlns:cx1="http://schemas.microsoft.com/office/drawing/2015/9/8/chartex" xmlns:cx2="http://schemas.microsoft.com/office/drawing/2015/10/21/chartex" xmlns:cx3="http://schemas.microsoft.com/office/drawing/2016/5/9/chartex" xmlns:cx4="http://schemas.microsoft.com/office/drawing/2016/5/10/chartex" xmlns:cx5="http://schemas.microsoft.com/office/drawing/2016/5/11/chartex" xmlns:cx6="http://schemas.microsoft.com/office/drawing/2016/5/12/chartex" xmlns:cx7="http://schemas.microsoft.com/office/drawing/2016/5/13/chartex" xmlns:cx8="http://schemas.microsoft.com/office/drawing/2016/5/14/chartex" xmlns:mc="http://schemas.openxmlformats.org/markup-compatibility/2006" xmlns:aink="http://schemas.microsoft.com/office/drawing/2016/ink" xmlns:am3d="http://schemas.microsoft.com/office/drawing/2017/model3d" xmlns:o="urn:schemas-microsoft-com:office:office" xmlns:r="http://schemas.openxmlformats.org/officeDocument/2006/relationships" xmlns:m="http://schemas.openxmlformats.org/officeDocument/2006/math" xmlns:v="urn:schemas-microsoft-com:vml" xmlns:wp14="http://schemas.microsoft.com/office/word/2010/wordprocessingDrawing" xmlns:wp="http://schemas.openxmlformats.org/drawingml/2006/wordprocessingDrawing" xmlns:w10="urn:schemas-microsoft-com:office:word" xmlns:w="http://schemas.openxmlformats.org/wordprocessingml/2006/main" xmlns:w14="http://schemas.microsoft.com/office/word/2010/wordml" xmlns:w15="http://schemas.microsoft.com/office/word/2012/wordml" xmlns:w16cex="http://schemas.microsoft.com/office/word/2018/wordml/cex" xmlns:w16cid="http://schemas.microsoft.com/office/word/2016/wordml/cid" xmlns:w16="http://schemas.microsoft.com/office/word/2018/wordml" xmlns:w16sdtdh="http://schemas.microsoft.com/office/word/2020/wordml/sdtdatahash" xmlns:w16se="http://schemas.microsoft.com/office/word/2015/wordml/symex" xmlns:wpg="http://schemas.microsoft.com/office/word/2010/wordprocessingGroup" xmlns:wpi="http://schemas.microsoft.com/office/word/2010/wordprocessingInk" xmlns:wne="http://schemas.microsoft.com/office/word/2006/wordml" xmlns:wps="http://schemas.microsoft.com/office/word/2010/wordprocessingShape" mc:Ignorable="w14 w15 w16se w16cid w16 w16cex w16sdtdh wp14">
+<w:document xmlns:wpc="http://schemas.microsoft.com/office/word/2010/wordprocessingCanvas" xmlns:cx="http://schemas.microsoft.com/office/drawing/2014/chartex" xmlns:cx1="http://schemas.microsoft.com/office/drawing/2015/9/8/chartex" xmlns:cx2="http://schemas.microsoft.com/office/drawing/2015/10/21/chartex" xmlns:cx3="http://schemas.microsoft.com/office/drawing/2016/5/9/chartex" xmlns:cx4="http://schemas.microsoft.com/office/drawing/2016/5/10/chartex" xmlns:cx5="http://schemas.microsoft.com/office/drawing/2016/5/11/chartex" xmlns:cx6="http://schemas.microsoft.com/office/drawing/2016/5/12/chartex" xmlns:cx7="http://schemas.microsoft.com/office/drawing/2016/5/13/chartex" xmlns:cx8="http://schemas.microsoft.com/office/drawing/2016/5/14/chartex" xmlns:mc="http://schemas.openxmlformats.org/markup-compatibility/2006" xmlns:o="urn:schemas-microsoft-com:office:office" xmlns:r="http://schemas.openxmlformats.org/officeDocument/2006/relationships" xmlns:m="http://schemas.openxmlformats.org/officeDocument/2006/math" xmlns:v="urn:schemas-microsoft-com:vml" xmlns:wp14="http://schemas.microsoft.com/office/word/2010/wordprocessingDrawing" xmlns:wp="http://schemas.openxmlformats.org/drawingml/2006/wordprocessingDrawing" xmlns:w="http://schemas.openxmlformats.org/wordprocessingml/2006/main" xmlns:w14="http://schemas.microsoft.com/office/word/2010/wordml" xmlns:w10="urn:schemas-microsoft-com:office:word" xmlns:w15="http://schemas.microsoft.com/office/word/2012/wordml" xmlns:wpg="http://schemas.microsoft.com/office/word/2010/wordprocessingGroup" xmlns:wpi="http://schemas.microsoft.com/office/word/2010/wordprocessingInk" xmlns:wne="http://schemas.microsoft.com/office/word/2006/wordml" xmlns:wps="http://schemas.microsoft.com/office/word/2010/wordprocessingShape" xmlns:wpsCustomData="http://www.wps.cn/officeDocument/2013/wpsCustomData" mc:Ignorable="w14 w15 wp14">
   <w:body>
     <w:p>
       <w:pPr>
@@ -35,7 +35,7 @@
     <w:p>
       <w:pPr>
         <w:pBdr>
-          <w:bottom w:val="single" w:sz="12" w:space="8" w:color="000000"/>
+          <w:bottom w:val="single" w:color="000000" w:sz="12" w:space="8"/>
         </w:pBdr>
         <w:spacing w:after="360"/>
         <w:jc w:val="center"/>
@@ -80,7 +80,7 @@
     <w:p>
       <w:pPr>
         <w:spacing w:after="200"/>
-        <w:ind w:leftChars="1134" w:left="2268"/>
+        <w:ind w:left="2268" w:leftChars="1134"/>
       </w:pPr>
       <w:r>
         <w:rPr>
@@ -92,7 +92,7 @@
     <w:p>
       <w:pPr>
         <w:spacing w:after="200"/>
-        <w:ind w:leftChars="1134" w:left="2268"/>
+        <w:ind w:left="2268" w:leftChars="1134"/>
       </w:pPr>
       <w:r>
         <w:rPr>
@@ -104,7 +104,7 @@
     <w:p>
       <w:pPr>
         <w:spacing w:after="200"/>
-        <w:ind w:leftChars="1134" w:left="2268"/>
+        <w:ind w:left="2268" w:leftChars="1134"/>
       </w:pPr>
       <w:r>
         <w:rPr>
@@ -116,7 +116,7 @@
     <w:p>
       <w:pPr>
         <w:spacing w:after="200"/>
-        <w:ind w:leftChars="1134" w:left="2268"/>
+        <w:ind w:left="2268" w:leftChars="1134"/>
       </w:pPr>
       <w:r>
         <w:rPr>
@@ -128,7 +128,7 @@
     <w:p>
       <w:pPr>
         <w:spacing w:before="200" w:after="80"/>
-        <w:ind w:leftChars="1134" w:left="2268"/>
+        <w:ind w:left="2268" w:leftChars="1134"/>
       </w:pPr>
       <w:r>
         <w:rPr>
@@ -157,28 +157,29 @@
           <w:color w:val="000000"/>
           <w:sz w:val="24"/>
         </w:rPr>
-        <w:lastRenderedPageBreak/>
         <w:t>修订记录</w:t>
       </w:r>
     </w:p>
     <w:tbl>
       <w:tblPr>
+        <w:tblStyle w:val="15"/>
         <w:tblW w:w="0" w:type="auto"/>
         <w:jc w:val="center"/>
         <w:tblBorders>
-          <w:top w:val="single" w:sz="4" w:space="0" w:color="808080"/>
-          <w:left w:val="single" w:sz="4" w:space="0" w:color="808080"/>
-          <w:bottom w:val="single" w:sz="4" w:space="0" w:color="808080"/>
-          <w:right w:val="single" w:sz="4" w:space="0" w:color="808080"/>
-          <w:insideH w:val="single" w:sz="4" w:space="0" w:color="808080"/>
-          <w:insideV w:val="single" w:sz="4" w:space="0" w:color="808080"/>
+          <w:top w:val="single" w:color="808080" w:sz="4" w:space="0"/>
+          <w:left w:val="single" w:color="808080" w:sz="4" w:space="0"/>
+          <w:bottom w:val="single" w:color="808080" w:sz="4" w:space="0"/>
+          <w:right w:val="single" w:color="808080" w:sz="4" w:space="0"/>
+          <w:insideH w:val="single" w:color="808080" w:sz="4" w:space="0"/>
+          <w:insideV w:val="single" w:color="808080" w:sz="4" w:space="0"/>
         </w:tblBorders>
         <w:tblLayout w:type="fixed"/>
         <w:tblCellMar>
+          <w:top w:w="0" w:type="dxa"/>
           <w:left w:w="10" w:type="dxa"/>
+          <w:bottom w:w="0" w:type="dxa"/>
           <w:right w:w="10" w:type="dxa"/>
         </w:tblCellMar>
-        <w:tblLook w:val="04A0" w:firstRow="1" w:lastRow="0" w:firstColumn="1" w:lastColumn="0" w:noHBand="0" w:noVBand="1"/>
       </w:tblPr>
       <w:tblGrid>
         <w:gridCol w:w="1088"/>
@@ -188,240 +189,283 @@
         <w:gridCol w:w="1995"/>
       </w:tblGrid>
       <w:tr>
+        <w:tblPrEx>
+          <w:tblBorders>
+            <w:top w:val="single" w:color="808080" w:sz="4" w:space="0"/>
+            <w:left w:val="single" w:color="808080" w:sz="4" w:space="0"/>
+            <w:bottom w:val="single" w:color="808080" w:sz="4" w:space="0"/>
+            <w:right w:val="single" w:color="808080" w:sz="4" w:space="0"/>
+            <w:insideH w:val="single" w:color="808080" w:sz="4" w:space="0"/>
+            <w:insideV w:val="single" w:color="808080" w:sz="4" w:space="0"/>
+          </w:tblBorders>
+          <w:tblCellMar>
+            <w:top w:w="0" w:type="dxa"/>
+            <w:left w:w="10" w:type="dxa"/>
+            <w:bottom w:w="0" w:type="dxa"/>
+            <w:right w:w="10" w:type="dxa"/>
+          </w:tblCellMar>
+        </w:tblPrEx>
+        <w:trPr>
+          <w:tblHeader/>
+          <w:jc w:val="center"/>
+        </w:trPr>
+        <w:tc>
+          <w:tcPr>
+            <w:tcW w:w="1088" w:type="dxa"/>
+            <w:shd w:val="clear" w:color="auto" w:fill="D9E2EC"/>
+            <w:vAlign w:val="center"/>
+          </w:tcPr>
+          <w:p>
+            <w:pPr>
+              <w:spacing w:after="0" w:line="240" w:lineRule="auto"/>
+              <w:jc w:val="left"/>
+            </w:pPr>
+            <w:r>
+              <w:rPr>
+                <w:rFonts w:ascii="Times New Roman" w:hAnsi="Times New Roman" w:eastAsia="宋体"/>
+                <w:b/>
+                <w:sz w:val="15"/>
+              </w:rPr>
+              <w:t>版本</w:t>
+            </w:r>
+          </w:p>
+        </w:tc>
+        <w:tc>
+          <w:tcPr>
+            <w:tcW w:w="1360" w:type="dxa"/>
+            <w:shd w:val="clear" w:color="auto" w:fill="D9E2EC"/>
+            <w:vAlign w:val="center"/>
+          </w:tcPr>
+          <w:p>
+            <w:pPr>
+              <w:spacing w:after="0" w:line="240" w:lineRule="auto"/>
+              <w:jc w:val="left"/>
+            </w:pPr>
+            <w:r>
+              <w:rPr>
+                <w:rFonts w:ascii="Times New Roman" w:hAnsi="Times New Roman" w:eastAsia="宋体"/>
+                <w:b/>
+                <w:sz w:val="15"/>
+              </w:rPr>
+              <w:t>日期</w:t>
+            </w:r>
+          </w:p>
+        </w:tc>
+        <w:tc>
+          <w:tcPr>
+            <w:tcW w:w="3265" w:type="dxa"/>
+            <w:shd w:val="clear" w:color="auto" w:fill="D9E2EC"/>
+            <w:vAlign w:val="center"/>
+          </w:tcPr>
+          <w:p>
+            <w:pPr>
+              <w:spacing w:after="0" w:line="240" w:lineRule="auto"/>
+              <w:jc w:val="left"/>
+            </w:pPr>
+            <w:r>
+              <w:rPr>
+                <w:rFonts w:ascii="Times New Roman" w:hAnsi="Times New Roman" w:eastAsia="宋体"/>
+                <w:b/>
+                <w:sz w:val="15"/>
+              </w:rPr>
+              <w:t>修订章节</w:t>
+            </w:r>
+          </w:p>
+        </w:tc>
+        <w:tc>
+          <w:tcPr>
+            <w:tcW w:w="1360" w:type="dxa"/>
+            <w:shd w:val="clear" w:color="auto" w:fill="D9E2EC"/>
+            <w:vAlign w:val="center"/>
+          </w:tcPr>
+          <w:p>
+            <w:pPr>
+              <w:spacing w:after="0" w:line="240" w:lineRule="auto"/>
+              <w:jc w:val="left"/>
+            </w:pPr>
+            <w:r>
+              <w:rPr>
+                <w:rFonts w:ascii="Times New Roman" w:hAnsi="Times New Roman" w:eastAsia="宋体"/>
+                <w:b/>
+                <w:sz w:val="15"/>
+              </w:rPr>
+              <w:t>修订说明</w:t>
+            </w:r>
+          </w:p>
+        </w:tc>
+        <w:tc>
+          <w:tcPr>
+            <w:tcW w:w="1995" w:type="dxa"/>
+            <w:shd w:val="clear" w:color="auto" w:fill="D9E2EC"/>
+            <w:vAlign w:val="center"/>
+          </w:tcPr>
+          <w:p>
+            <w:pPr>
+              <w:spacing w:after="0" w:line="240" w:lineRule="auto"/>
+              <w:jc w:val="left"/>
+            </w:pPr>
+            <w:r>
+              <w:rPr>
+                <w:rFonts w:ascii="Times New Roman" w:hAnsi="Times New Roman" w:eastAsia="宋体"/>
+                <w:b/>
+                <w:sz w:val="15"/>
+              </w:rPr>
+              <w:t>编制/修订人</w:t>
+            </w:r>
+          </w:p>
+        </w:tc>
+      </w:tr>
+      <w:tr>
+        <w:tblPrEx>
+          <w:tblBorders>
+            <w:top w:val="single" w:color="808080" w:sz="4" w:space="0"/>
+            <w:left w:val="single" w:color="808080" w:sz="4" w:space="0"/>
+            <w:bottom w:val="single" w:color="808080" w:sz="4" w:space="0"/>
+            <w:right w:val="single" w:color="808080" w:sz="4" w:space="0"/>
+            <w:insideH w:val="single" w:color="808080" w:sz="4" w:space="0"/>
+            <w:insideV w:val="single" w:color="808080" w:sz="4" w:space="0"/>
+          </w:tblBorders>
+          <w:tblCellMar>
+            <w:top w:w="0" w:type="dxa"/>
+            <w:left w:w="10" w:type="dxa"/>
+            <w:bottom w:w="0" w:type="dxa"/>
+            <w:right w:w="10" w:type="dxa"/>
+          </w:tblCellMar>
+        </w:tblPrEx>
         <w:trPr>
           <w:jc w:val="center"/>
-          <w:tblHeader w:val="true"/>
         </w:trPr>
         <w:tc>
           <w:tcPr>
             <w:tcW w:w="1088" w:type="dxa"/>
-            <w:shd w:val="clear" w:color="auto" w:fill="D9E2EC"/>
-            <w:vAlign w:val="center"/>
-          </w:tcPr>
-          <w:p>
-            <w:pPr>
-              <w:spacing w:after="0" w:line="240" w:lineRule="auto"/>
-              <w:jc w:val="left"/>
-            </w:pPr>
-            <w:r/>
-            <w:r>
-              <w:rPr>
-                <w:rFonts w:ascii="Times New Roman" w:hAnsi="Times New Roman" w:eastAsia="宋体"/>
-                <w:b/>
-                <w:sz w:val="15"/>
-              </w:rPr>
-              <w:t>版本</w:t>
+            <w:vAlign w:val="center"/>
+          </w:tcPr>
+          <w:p>
+            <w:pPr>
+              <w:spacing w:after="0" w:line="240" w:lineRule="auto"/>
+              <w:jc w:val="left"/>
+            </w:pPr>
+            <w:r>
+              <w:rPr>
+                <w:rFonts w:ascii="Times New Roman" w:hAnsi="Times New Roman" w:eastAsia="宋体"/>
+                <w:b w:val="0"/>
+                <w:sz w:val="15"/>
+              </w:rPr>
+              <w:t>V0.1</w:t>
             </w:r>
           </w:p>
         </w:tc>
         <w:tc>
           <w:tcPr>
             <w:tcW w:w="1360" w:type="dxa"/>
-            <w:shd w:val="clear" w:color="auto" w:fill="D9E2EC"/>
-            <w:vAlign w:val="center"/>
-          </w:tcPr>
-          <w:p>
-            <w:pPr>
-              <w:spacing w:after="0" w:line="240" w:lineRule="auto"/>
-              <w:jc w:val="left"/>
-            </w:pPr>
-            <w:r/>
-            <w:r>
-              <w:rPr>
-                <w:rFonts w:ascii="Times New Roman" w:hAnsi="Times New Roman" w:eastAsia="宋体"/>
-                <w:b/>
-                <w:sz w:val="15"/>
-              </w:rPr>
-              <w:t>日期</w:t>
+            <w:vAlign w:val="center"/>
+          </w:tcPr>
+          <w:p>
+            <w:pPr>
+              <w:spacing w:after="0" w:line="240" w:lineRule="auto"/>
+              <w:jc w:val="left"/>
+            </w:pPr>
+            <w:r>
+              <w:rPr>
+                <w:rFonts w:ascii="Times New Roman" w:hAnsi="Times New Roman" w:eastAsia="宋体"/>
+                <w:b w:val="0"/>
+                <w:sz w:val="15"/>
+              </w:rPr>
+              <w:t>2026-09-20</w:t>
             </w:r>
           </w:p>
         </w:tc>
         <w:tc>
           <w:tcPr>
             <w:tcW w:w="3265" w:type="dxa"/>
-            <w:shd w:val="clear" w:color="auto" w:fill="D9E2EC"/>
-            <w:vAlign w:val="center"/>
-          </w:tcPr>
-          <w:p>
-            <w:pPr>
-              <w:spacing w:after="0" w:line="240" w:lineRule="auto"/>
-              <w:jc w:val="left"/>
-            </w:pPr>
-            <w:r/>
-            <w:r>
-              <w:rPr>
-                <w:rFonts w:ascii="Times New Roman" w:hAnsi="Times New Roman" w:eastAsia="宋体"/>
-                <w:b/>
-                <w:sz w:val="15"/>
-              </w:rPr>
-              <w:t>修订章节</w:t>
+            <w:vAlign w:val="center"/>
+          </w:tcPr>
+          <w:p>
+            <w:pPr>
+              <w:spacing w:after="0" w:line="240" w:lineRule="auto"/>
+              <w:jc w:val="left"/>
+            </w:pPr>
+            <w:r>
+              <w:rPr>
+                <w:rFonts w:ascii="Times New Roman" w:hAnsi="Times New Roman" w:eastAsia="宋体"/>
+                <w:b w:val="0"/>
+                <w:sz w:val="15"/>
+              </w:rPr>
+              <w:t>全文</w:t>
             </w:r>
           </w:p>
         </w:tc>
         <w:tc>
           <w:tcPr>
             <w:tcW w:w="1360" w:type="dxa"/>
-            <w:shd w:val="clear" w:color="auto" w:fill="D9E2EC"/>
-            <w:vAlign w:val="center"/>
-          </w:tcPr>
-          <w:p>
-            <w:pPr>
-              <w:spacing w:after="0" w:line="240" w:lineRule="auto"/>
-              <w:jc w:val="left"/>
-            </w:pPr>
-            <w:r/>
-            <w:r>
-              <w:rPr>
-                <w:rFonts w:ascii="Times New Roman" w:hAnsi="Times New Roman" w:eastAsia="宋体"/>
-                <w:b/>
-                <w:sz w:val="15"/>
-              </w:rPr>
-              <w:t>修订说明</w:t>
+            <w:vAlign w:val="center"/>
+          </w:tcPr>
+          <w:p>
+            <w:pPr>
+              <w:spacing w:after="0" w:line="240" w:lineRule="auto"/>
+              <w:jc w:val="left"/>
+            </w:pPr>
+            <w:r>
+              <w:rPr>
+                <w:rFonts w:ascii="Times New Roman" w:hAnsi="Times New Roman" w:eastAsia="宋体"/>
+                <w:b w:val="0"/>
+                <w:sz w:val="15"/>
+              </w:rPr>
+              <w:t>建立 G3-14 风险管理计划与风险登记册 v2，覆盖识别、评价、责任、触发、应对、复核、关闭及 AC-G2-FR-006-01 专项核对。</w:t>
             </w:r>
           </w:p>
         </w:tc>
         <w:tc>
           <w:tcPr>
             <w:tcW w:w="1995" w:type="dxa"/>
-            <w:shd w:val="clear" w:color="auto" w:fill="D9E2EC"/>
-            <w:vAlign w:val="center"/>
-          </w:tcPr>
-          <w:p>
-            <w:pPr>
-              <w:spacing w:after="0" w:line="240" w:lineRule="auto"/>
-              <w:jc w:val="left"/>
-            </w:pPr>
-            <w:r/>
-            <w:r>
-              <w:rPr>
-                <w:rFonts w:ascii="Times New Roman" w:hAnsi="Times New Roman" w:eastAsia="宋体"/>
-                <w:b/>
-                <w:sz w:val="15"/>
-              </w:rPr>
-              <w:t>编制/修订人</w:t>
+            <w:vAlign w:val="center"/>
+          </w:tcPr>
+          <w:p>
+            <w:pPr>
+              <w:spacing w:after="0" w:line="240" w:lineRule="auto"/>
+              <w:jc w:val="left"/>
+            </w:pPr>
+            <w:r>
+              <w:rPr>
+                <w:rFonts w:ascii="Times New Roman" w:hAnsi="Times New Roman" w:eastAsia="宋体"/>
+                <w:b w:val="0"/>
+                <w:sz w:val="15"/>
+              </w:rPr>
+              <w:t>何思源</w:t>
             </w:r>
           </w:p>
         </w:tc>
       </w:tr>
       <w:tr>
-        <w:tc>
-          <w:tcPr>
-            <w:tcW w:type="dxa" w:w="1088"/>
-            <w:vAlign w:val="center"/>
-          </w:tcPr>
-          <w:p>
-            <w:pPr>
-              <w:spacing w:after="0" w:line="240" w:lineRule="auto"/>
-              <w:jc w:val="left"/>
-            </w:pPr>
-            <w:r/>
-            <w:r>
-              <w:rPr>
-                <w:rFonts w:ascii="Times New Roman" w:hAnsi="Times New Roman" w:eastAsia="宋体"/>
-                <w:b w:val="0"/>
-                <w:sz w:val="15"/>
-              </w:rPr>
-              <w:t>V0.1</w:t>
-            </w:r>
-          </w:p>
-        </w:tc>
-        <w:tc>
-          <w:tcPr>
-            <w:tcW w:type="dxa" w:w="1360"/>
-            <w:vAlign w:val="center"/>
-          </w:tcPr>
-          <w:p>
-            <w:pPr>
-              <w:spacing w:after="0" w:line="240" w:lineRule="auto"/>
-              <w:jc w:val="left"/>
-            </w:pPr>
-            <w:r/>
-            <w:r>
-              <w:rPr>
-                <w:rFonts w:ascii="Times New Roman" w:hAnsi="Times New Roman" w:eastAsia="宋体"/>
-                <w:b w:val="0"/>
-                <w:sz w:val="15"/>
-              </w:rPr>
-              <w:t>2026-09-20</w:t>
-            </w:r>
-          </w:p>
-        </w:tc>
-        <w:tc>
-          <w:tcPr>
-            <w:tcW w:type="dxa" w:w="3265"/>
-            <w:vAlign w:val="center"/>
-          </w:tcPr>
-          <w:p>
-            <w:pPr>
-              <w:spacing w:after="0" w:line="240" w:lineRule="auto"/>
-              <w:jc w:val="left"/>
-            </w:pPr>
-            <w:r/>
-            <w:r>
-              <w:rPr>
-                <w:rFonts w:ascii="Times New Roman" w:hAnsi="Times New Roman" w:eastAsia="宋体"/>
-                <w:b w:val="0"/>
-                <w:sz w:val="15"/>
-              </w:rPr>
-              <w:t>全文</w:t>
-            </w:r>
-          </w:p>
-        </w:tc>
-        <w:tc>
-          <w:tcPr>
-            <w:tcW w:type="dxa" w:w="1360"/>
-            <w:vAlign w:val="center"/>
-          </w:tcPr>
-          <w:p>
-            <w:pPr>
-              <w:spacing w:after="0" w:line="240" w:lineRule="auto"/>
-              <w:jc w:val="left"/>
-            </w:pPr>
-            <w:r/>
-            <w:r>
-              <w:rPr>
-                <w:rFonts w:ascii="Times New Roman" w:hAnsi="Times New Roman" w:eastAsia="宋体"/>
-                <w:b w:val="0"/>
-                <w:sz w:val="15"/>
-              </w:rPr>
-              <w:t>建立 G3-14 风险管理计划与风险登记册 v2，覆盖识别、评价、责任、触发、应对、复核、关闭及 AC-G2-FR-006-01 专项核对。</w:t>
-            </w:r>
-          </w:p>
-        </w:tc>
-        <w:tc>
-          <w:tcPr>
-            <w:tcW w:type="dxa" w:w="1995"/>
-            <w:vAlign w:val="center"/>
-          </w:tcPr>
-          <w:p>
-            <w:pPr>
-              <w:spacing w:after="0" w:line="240" w:lineRule="auto"/>
-              <w:jc w:val="left"/>
-            </w:pPr>
-            <w:r/>
-            <w:r>
-              <w:rPr>
-                <w:rFonts w:ascii="Times New Roman" w:hAnsi="Times New Roman" w:eastAsia="宋体"/>
-                <w:b w:val="0"/>
-                <w:sz w:val="15"/>
-              </w:rPr>
-              <w:t>何思源</w:t>
-            </w:r>
-          </w:p>
-        </w:tc>
-      </w:tr>
-      <w:tr>
-        <w:tc>
-          <w:tcPr>
-            <w:tcW w:type="dxa" w:w="1088"/>
-            <w:vAlign w:val="center"/>
-          </w:tcPr>
-          <w:p>
-            <w:pPr>
-              <w:spacing w:after="0" w:line="240" w:lineRule="auto"/>
-              <w:jc w:val="left"/>
-            </w:pPr>
-            <w:r/>
+        <w:tblPrEx>
+          <w:tblBorders>
+            <w:top w:val="single" w:color="808080" w:sz="4" w:space="0"/>
+            <w:left w:val="single" w:color="808080" w:sz="4" w:space="0"/>
+            <w:bottom w:val="single" w:color="808080" w:sz="4" w:space="0"/>
+            <w:right w:val="single" w:color="808080" w:sz="4" w:space="0"/>
+            <w:insideH w:val="single" w:color="808080" w:sz="4" w:space="0"/>
+            <w:insideV w:val="single" w:color="808080" w:sz="4" w:space="0"/>
+          </w:tblBorders>
+          <w:tblCellMar>
+            <w:top w:w="0" w:type="dxa"/>
+            <w:left w:w="10" w:type="dxa"/>
+            <w:bottom w:w="0" w:type="dxa"/>
+            <w:right w:w="10" w:type="dxa"/>
+          </w:tblCellMar>
+        </w:tblPrEx>
+        <w:trPr>
+          <w:jc w:val="center"/>
+        </w:trPr>
+        <w:tc>
+          <w:tcPr>
+            <w:tcW w:w="1088" w:type="dxa"/>
+            <w:vAlign w:val="center"/>
+          </w:tcPr>
+          <w:p>
+            <w:pPr>
+              <w:spacing w:after="0" w:line="240" w:lineRule="auto"/>
+              <w:jc w:val="left"/>
+            </w:pPr>
             <w:r>
               <w:rPr>
                 <w:rFonts w:ascii="Times New Roman" w:hAnsi="Times New Roman" w:eastAsia="宋体"/>
@@ -434,15 +478,14 @@
         </w:tc>
         <w:tc>
           <w:tcPr>
-            <w:tcW w:type="dxa" w:w="1360"/>
-            <w:vAlign w:val="center"/>
-          </w:tcPr>
-          <w:p>
-            <w:pPr>
-              <w:spacing w:after="0" w:line="240" w:lineRule="auto"/>
-              <w:jc w:val="left"/>
-            </w:pPr>
-            <w:r/>
+            <w:tcW w:w="1360" w:type="dxa"/>
+            <w:vAlign w:val="center"/>
+          </w:tcPr>
+          <w:p>
+            <w:pPr>
+              <w:spacing w:after="0" w:line="240" w:lineRule="auto"/>
+              <w:jc w:val="left"/>
+            </w:pPr>
             <w:r>
               <w:rPr>
                 <w:rFonts w:ascii="Times New Roman" w:hAnsi="Times New Roman" w:eastAsia="宋体"/>
@@ -455,15 +498,14 @@
         </w:tc>
         <w:tc>
           <w:tcPr>
-            <w:tcW w:type="dxa" w:w="3265"/>
-            <w:vAlign w:val="center"/>
-          </w:tcPr>
-          <w:p>
-            <w:pPr>
-              <w:spacing w:after="0" w:line="240" w:lineRule="auto"/>
-              <w:jc w:val="left"/>
-            </w:pPr>
-            <w:r/>
+            <w:tcW w:w="3265" w:type="dxa"/>
+            <w:vAlign w:val="center"/>
+          </w:tcPr>
+          <w:p>
+            <w:pPr>
+              <w:spacing w:after="0" w:line="240" w:lineRule="auto"/>
+              <w:jc w:val="left"/>
+            </w:pPr>
             <w:r>
               <w:rPr>
                 <w:rFonts w:ascii="Times New Roman" w:hAnsi="Times New Roman" w:eastAsia="宋体"/>
@@ -476,15 +518,14 @@
         </w:tc>
         <w:tc>
           <w:tcPr>
-            <w:tcW w:type="dxa" w:w="1360"/>
-            <w:vAlign w:val="center"/>
-          </w:tcPr>
-          <w:p>
-            <w:pPr>
-              <w:spacing w:after="0" w:line="240" w:lineRule="auto"/>
-              <w:jc w:val="left"/>
-            </w:pPr>
-            <w:r/>
+            <w:tcW w:w="1360" w:type="dxa"/>
+            <w:vAlign w:val="center"/>
+          </w:tcPr>
+          <w:p>
+            <w:pPr>
+              <w:spacing w:after="0" w:line="240" w:lineRule="auto"/>
+              <w:jc w:val="left"/>
+            </w:pPr>
             <w:r>
               <w:rPr>
                 <w:rFonts w:ascii="Times New Roman" w:hAnsi="Times New Roman" w:eastAsia="宋体"/>
@@ -497,15 +538,14 @@
         </w:tc>
         <w:tc>
           <w:tcPr>
-            <w:tcW w:type="dxa" w:w="1995"/>
-            <w:vAlign w:val="center"/>
-          </w:tcPr>
-          <w:p>
-            <w:pPr>
-              <w:spacing w:after="0" w:line="240" w:lineRule="auto"/>
-              <w:jc w:val="left"/>
-            </w:pPr>
-            <w:r/>
+            <w:tcW w:w="1995" w:type="dxa"/>
+            <w:vAlign w:val="center"/>
+          </w:tcPr>
+          <w:p>
+            <w:pPr>
+              <w:spacing w:after="0" w:line="240" w:lineRule="auto"/>
+              <w:jc w:val="left"/>
+            </w:pPr>
             <w:r>
               <w:rPr>
                 <w:rFonts w:ascii="Times New Roman" w:hAnsi="Times New Roman" w:eastAsia="宋体"/>
@@ -535,15 +575,15 @@
           <w:color w:val="000000"/>
         </w:rPr>
         <w:sectPr>
-          <w:headerReference w:type="default" r:id="rId7"/>
-          <w:footerReference w:type="default" r:id="rId8"/>
-          <w:headerReference w:type="first" r:id="rId12"/>
-          <w:headerReference w:type="even" r:id="rId13"/>
+          <w:headerReference r:id="rId6" w:type="first"/>
+          <w:headerReference r:id="rId4" w:type="default"/>
+          <w:footerReference r:id="rId7" w:type="default"/>
+          <w:headerReference r:id="rId5" w:type="even"/>
           <w:pgSz w:w="11906" w:h="16838"/>
           <w:pgMar w:top="1440" w:right="1440" w:bottom="1440" w:left="1440" w:header="708" w:footer="708" w:gutter="0"/>
-          <w:cols w:space="720"/>
+          <w:cols w:space="720" w:num="1"/>
           <w:titlePg/>
-          <w:docGrid w:linePitch="360"/>
+          <w:docGrid w:linePitch="360" w:charSpace="0"/>
         </w:sectPr>
       </w:pPr>
       <w:r>
@@ -577,7 +617,7 @@
     </w:p>
     <w:p>
       <w:pPr>
-        <w:pStyle w:val="TOC1"/>
+        <w:pStyle w:val="11"/>
         <w:tabs>
           <w:tab w:val="right" w:leader="dot" w:pos="8500"/>
         </w:tabs>
@@ -594,7 +634,7 @@
     </w:p>
     <w:p>
       <w:pPr>
-        <w:pStyle w:val="TOC1"/>
+        <w:pStyle w:val="11"/>
         <w:tabs>
           <w:tab w:val="right" w:leader="dot" w:pos="8500"/>
         </w:tabs>
@@ -611,7 +651,7 @@
     </w:p>
     <w:p>
       <w:pPr>
-        <w:pStyle w:val="TOC1"/>
+        <w:pStyle w:val="11"/>
         <w:tabs>
           <w:tab w:val="right" w:leader="dot" w:pos="8500"/>
         </w:tabs>
@@ -628,7 +668,7 @@
     </w:p>
     <w:p>
       <w:pPr>
-        <w:pStyle w:val="TOC2"/>
+        <w:pStyle w:val="13"/>
         <w:tabs>
           <w:tab w:val="right" w:leader="dot" w:pos="8500"/>
         </w:tabs>
@@ -645,7 +685,7 @@
     </w:p>
     <w:p>
       <w:pPr>
-        <w:pStyle w:val="TOC2"/>
+        <w:pStyle w:val="13"/>
         <w:tabs>
           <w:tab w:val="right" w:leader="dot" w:pos="8500"/>
         </w:tabs>
@@ -662,7 +702,7 @@
     </w:p>
     <w:p>
       <w:pPr>
-        <w:pStyle w:val="TOC1"/>
+        <w:pStyle w:val="11"/>
         <w:tabs>
           <w:tab w:val="right" w:leader="dot" w:pos="8500"/>
         </w:tabs>
@@ -679,7 +719,7 @@
     </w:p>
     <w:p>
       <w:pPr>
-        <w:pStyle w:val="TOC2"/>
+        <w:pStyle w:val="13"/>
         <w:tabs>
           <w:tab w:val="right" w:leader="dot" w:pos="8500"/>
         </w:tabs>
@@ -696,7 +736,7 @@
     </w:p>
     <w:p>
       <w:pPr>
-        <w:pStyle w:val="TOC2"/>
+        <w:pStyle w:val="13"/>
         <w:tabs>
           <w:tab w:val="right" w:leader="dot" w:pos="8500"/>
         </w:tabs>
@@ -713,7 +753,7 @@
     </w:p>
     <w:p>
       <w:pPr>
-        <w:pStyle w:val="TOC1"/>
+        <w:pStyle w:val="11"/>
         <w:tabs>
           <w:tab w:val="right" w:leader="dot" w:pos="8500"/>
         </w:tabs>
@@ -730,30 +770,55 @@
     </w:p>
     <w:p>
       <w:pPr>
-        <w:pStyle w:val="TOC1"/>
+        <w:pStyle w:val="11"/>
+        <w:tabs>
+          <w:tab w:val="right" w:leader="dot" w:pos="8500"/>
+        </w:tabs>
+        <w:rPr>
+          <w:rFonts w:hint="eastAsia" w:eastAsiaTheme="minorEastAsia"/>
+          <w:lang w:val="en-US" w:eastAsia="zh-CN"/>
+        </w:rPr>
+      </w:pPr>
+      <w:r>
+        <w:t>6 AC-G2-FR-006-01 专项核对</w:t>
+      </w:r>
+      <w:r>
+        <w:tab/>
+      </w:r>
+      <w:r>
+        <w:rPr>
+          <w:rFonts w:hint="eastAsia"/>
+          <w:lang w:val="en-US" w:eastAsia="zh-CN"/>
+        </w:rPr>
+        <w:t>5</w:t>
+      </w:r>
+    </w:p>
+    <w:p>
+      <w:pPr>
+        <w:pStyle w:val="11"/>
         <w:tabs>
           <w:tab w:val="right" w:leader="dot" w:pos="8500"/>
         </w:tabs>
       </w:pPr>
       <w:r>
-        <w:t>6 AC-G2-FR-006-01 专项核对</w:t>
+        <w:t>7 Issue、变更、测试与配置闭环</w:t>
       </w:r>
       <w:r>
         <w:tab/>
       </w:r>
       <w:r>
-        <w:t>4</w:t>
+        <w:t>5</w:t>
       </w:r>
     </w:p>
     <w:p>
       <w:pPr>
-        <w:pStyle w:val="TOC1"/>
+        <w:pStyle w:val="11"/>
         <w:tabs>
           <w:tab w:val="right" w:leader="dot" w:pos="8500"/>
         </w:tabs>
       </w:pPr>
       <w:r>
-        <w:t>7 Issue、变更、测试与配置闭环</w:t>
+        <w:t>8 报告、复核与关闭</w:t>
       </w:r>
       <w:r>
         <w:tab/>
@@ -764,59 +829,43 @@
     </w:p>
     <w:p>
       <w:pPr>
-        <w:pStyle w:val="TOC1"/>
+        <w:pStyle w:val="11"/>
         <w:tabs>
           <w:tab w:val="right" w:leader="dot" w:pos="8500"/>
         </w:tabs>
-      </w:pPr>
-      <w:r>
-        <w:t>8 报告、复核与关闭</w:t>
-      </w:r>
-      <w:r>
-        <w:tab/>
-      </w:r>
-      <w:r>
-        <w:t>5</w:t>
-      </w:r>
-    </w:p>
-    <w:p>
-      <w:pPr>
-        <w:pStyle w:val="TOC1"/>
-        <w:tabs>
-          <w:tab w:val="right" w:leader="dot" w:pos="8500"/>
-        </w:tabs>
-      </w:pPr>
-      <w:r>
-        <w:t>9 主责自检与准出</w:t>
-      </w:r>
-      <w:r>
-        <w:tab/>
-      </w:r>
-      <w:r>
-        <w:t>5</w:t>
-      </w:r>
-    </w:p>
-    <w:p>
-      <w:pPr>
-        <w:pStyle w:val="1"/>
-        <w:pageBreakBefore/>
         <w:rPr>
-          <w:rFonts w:eastAsia="黑体"/>
+          <w:rFonts w:hint="eastAsia" w:eastAsiaTheme="minorEastAsia"/>
           <w:b/>
           <w:bCs/>
+          <w:lang w:val="en-US" w:eastAsia="zh-CN"/>
         </w:rPr>
         <w:sectPr>
           <w:pgSz w:w="11906" w:h="16838"/>
           <w:pgMar w:top="1440" w:right="1440" w:bottom="1440" w:left="1440" w:header="708" w:footer="708" w:gutter="0"/>
           <w:pgNumType w:fmt="upperRoman" w:start="1"/>
-          <w:cols w:space="720"/>
-          <w:docGrid w:linePitch="360"/>
+          <w:cols w:space="720" w:num="1"/>
+          <w:docGrid w:linePitch="360" w:charSpace="0"/>
         </w:sectPr>
       </w:pPr>
+      <w:r>
+        <w:t>9 主责自检与准出</w:t>
+      </w:r>
+      <w:r>
+        <w:tab/>
+      </w:r>
+      <w:r>
+        <w:rPr>
+          <w:rFonts w:hint="eastAsia"/>
+          <w:lang w:val="en-US" w:eastAsia="zh-CN"/>
+        </w:rPr>
+        <w:t>6</w:t>
+      </w:r>
+      <w:bookmarkStart w:id="0" w:name="_GoBack"/>
+      <w:bookmarkEnd w:id="0"/>
     </w:p>
     <w:p>
       <w:pPr>
-        <w:pStyle w:val="1"/>
+        <w:pStyle w:val="2"/>
         <w:keepNext/>
       </w:pPr>
       <w:r>
@@ -843,7 +892,7 @@
     </w:p>
     <w:p>
       <w:pPr>
-        <w:pStyle w:val="1"/>
+        <w:pStyle w:val="2"/>
         <w:keepNext/>
       </w:pPr>
       <w:r>
@@ -870,7 +919,7 @@
     </w:p>
     <w:p>
       <w:pPr>
-        <w:pStyle w:val="1"/>
+        <w:pStyle w:val="2"/>
         <w:keepNext/>
       </w:pPr>
       <w:r>
@@ -912,9 +961,16 @@
     </w:p>
     <w:tbl>
       <w:tblPr>
-        <w:tblW w:type="auto" w:w="0"/>
+        <w:tblStyle w:val="15"/>
+        <w:tblW w:w="0" w:type="auto"/>
+        <w:tblInd w:w="0" w:type="dxa"/>
         <w:tblLayout w:type="fixed"/>
-        <w:tblLook w:firstColumn="1" w:firstRow="1" w:lastColumn="0" w:lastRow="0" w:noHBand="0" w:noVBand="1" w:val="04A0"/>
+        <w:tblCellMar>
+          <w:top w:w="0" w:type="dxa"/>
+          <w:left w:w="108" w:type="dxa"/>
+          <w:bottom w:w="0" w:type="dxa"/>
+          <w:right w:w="108" w:type="dxa"/>
+        </w:tblCellMar>
       </w:tblPr>
       <w:tblGrid>
         <w:gridCol w:w="1512"/>
@@ -922,20 +978,27 @@
         <w:gridCol w:w="4536"/>
       </w:tblGrid>
       <w:tr>
+        <w:tblPrEx>
+          <w:tblCellMar>
+            <w:top w:w="0" w:type="dxa"/>
+            <w:left w:w="108" w:type="dxa"/>
+            <w:bottom w:w="0" w:type="dxa"/>
+            <w:right w:w="108" w:type="dxa"/>
+          </w:tblCellMar>
+        </w:tblPrEx>
         <w:trPr>
-          <w:tblHeader w:val="true"/>
+          <w:tblHeader/>
         </w:trPr>
         <w:tc>
           <w:tcPr>
-            <w:tcW w:type="dxa" w:w="1512"/>
-            <w:vAlign w:val="center"/>
-          </w:tcPr>
-          <w:p>
-            <w:pPr>
-              <w:spacing w:after="0" w:line="240" w:lineRule="auto"/>
-              <w:jc w:val="left"/>
-            </w:pPr>
-            <w:r/>
+            <w:tcW w:w="1512" w:type="dxa"/>
+            <w:vAlign w:val="center"/>
+          </w:tcPr>
+          <w:p>
+            <w:pPr>
+              <w:spacing w:after="0" w:line="240" w:lineRule="auto"/>
+              <w:jc w:val="left"/>
+            </w:pPr>
             <w:r>
               <w:rPr>
                 <w:rFonts w:ascii="Times New Roman" w:hAnsi="Times New Roman" w:eastAsia="宋体"/>
@@ -948,15 +1011,14 @@
         </w:tc>
         <w:tc>
           <w:tcPr>
-            <w:tcW w:type="dxa" w:w="3024"/>
-            <w:vAlign w:val="center"/>
-          </w:tcPr>
-          <w:p>
-            <w:pPr>
-              <w:spacing w:after="0" w:line="240" w:lineRule="auto"/>
-              <w:jc w:val="left"/>
-            </w:pPr>
-            <w:r/>
+            <w:tcW w:w="3024" w:type="dxa"/>
+            <w:vAlign w:val="center"/>
+          </w:tcPr>
+          <w:p>
+            <w:pPr>
+              <w:spacing w:after="0" w:line="240" w:lineRule="auto"/>
+              <w:jc w:val="left"/>
+            </w:pPr>
             <w:r>
               <w:rPr>
                 <w:rFonts w:ascii="Times New Roman" w:hAnsi="Times New Roman" w:eastAsia="宋体"/>
@@ -969,15 +1031,14 @@
         </w:tc>
         <w:tc>
           <w:tcPr>
-            <w:tcW w:type="dxa" w:w="4536"/>
-            <w:vAlign w:val="center"/>
-          </w:tcPr>
-          <w:p>
-            <w:pPr>
-              <w:spacing w:after="0" w:line="240" w:lineRule="auto"/>
-              <w:jc w:val="left"/>
-            </w:pPr>
-            <w:r/>
+            <w:tcW w:w="4536" w:type="dxa"/>
+            <w:vAlign w:val="center"/>
+          </w:tcPr>
+          <w:p>
+            <w:pPr>
+              <w:spacing w:after="0" w:line="240" w:lineRule="auto"/>
+              <w:jc w:val="left"/>
+            </w:pPr>
             <w:r>
               <w:rPr>
                 <w:rFonts w:ascii="Times New Roman" w:hAnsi="Times New Roman" w:eastAsia="宋体"/>
@@ -990,17 +1051,24 @@
         </w:tc>
       </w:tr>
       <w:tr>
-        <w:tc>
-          <w:tcPr>
-            <w:tcW w:type="dxa" w:w="1512"/>
-            <w:vAlign w:val="center"/>
-          </w:tcPr>
-          <w:p>
-            <w:pPr>
-              <w:spacing w:after="0" w:line="240" w:lineRule="auto"/>
-              <w:jc w:val="left"/>
-            </w:pPr>
-            <w:r/>
+        <w:tblPrEx>
+          <w:tblCellMar>
+            <w:top w:w="0" w:type="dxa"/>
+            <w:left w:w="108" w:type="dxa"/>
+            <w:bottom w:w="0" w:type="dxa"/>
+            <w:right w:w="108" w:type="dxa"/>
+          </w:tblCellMar>
+        </w:tblPrEx>
+        <w:tc>
+          <w:tcPr>
+            <w:tcW w:w="1512" w:type="dxa"/>
+            <w:vAlign w:val="center"/>
+          </w:tcPr>
+          <w:p>
+            <w:pPr>
+              <w:spacing w:after="0" w:line="240" w:lineRule="auto"/>
+              <w:jc w:val="left"/>
+            </w:pPr>
             <w:r>
               <w:rPr>
                 <w:rFonts w:ascii="Times New Roman" w:hAnsi="Times New Roman" w:eastAsia="宋体"/>
@@ -1013,15 +1081,14 @@
         </w:tc>
         <w:tc>
           <w:tcPr>
-            <w:tcW w:type="dxa" w:w="3024"/>
-            <w:vAlign w:val="center"/>
-          </w:tcPr>
-          <w:p>
-            <w:pPr>
-              <w:spacing w:after="0" w:line="240" w:lineRule="auto"/>
-              <w:jc w:val="left"/>
-            </w:pPr>
-            <w:r/>
+            <w:tcW w:w="3024" w:type="dxa"/>
+            <w:vAlign w:val="center"/>
+          </w:tcPr>
+          <w:p>
+            <w:pPr>
+              <w:spacing w:after="0" w:line="240" w:lineRule="auto"/>
+              <w:jc w:val="left"/>
+            </w:pPr>
             <w:r>
               <w:rPr>
                 <w:rFonts w:ascii="Times New Roman" w:hAnsi="Times New Roman" w:eastAsia="宋体"/>
@@ -1034,15 +1101,14 @@
         </w:tc>
         <w:tc>
           <w:tcPr>
-            <w:tcW w:type="dxa" w:w="4536"/>
-            <w:vAlign w:val="center"/>
-          </w:tcPr>
-          <w:p>
-            <w:pPr>
-              <w:spacing w:after="0" w:line="240" w:lineRule="auto"/>
-              <w:jc w:val="left"/>
-            </w:pPr>
-            <w:r/>
+            <w:tcW w:w="4536" w:type="dxa"/>
+            <w:vAlign w:val="center"/>
+          </w:tcPr>
+          <w:p>
+            <w:pPr>
+              <w:spacing w:after="0" w:line="240" w:lineRule="auto"/>
+              <w:jc w:val="left"/>
+            </w:pPr>
             <w:r>
               <w:rPr>
                 <w:rFonts w:ascii="Times New Roman" w:hAnsi="Times New Roman" w:eastAsia="宋体"/>
@@ -1055,17 +1121,24 @@
         </w:tc>
       </w:tr>
       <w:tr>
-        <w:tc>
-          <w:tcPr>
-            <w:tcW w:type="dxa" w:w="1512"/>
-            <w:vAlign w:val="center"/>
-          </w:tcPr>
-          <w:p>
-            <w:pPr>
-              <w:spacing w:after="0" w:line="240" w:lineRule="auto"/>
-              <w:jc w:val="left"/>
-            </w:pPr>
-            <w:r/>
+        <w:tblPrEx>
+          <w:tblCellMar>
+            <w:top w:w="0" w:type="dxa"/>
+            <w:left w:w="108" w:type="dxa"/>
+            <w:bottom w:w="0" w:type="dxa"/>
+            <w:right w:w="108" w:type="dxa"/>
+          </w:tblCellMar>
+        </w:tblPrEx>
+        <w:tc>
+          <w:tcPr>
+            <w:tcW w:w="1512" w:type="dxa"/>
+            <w:vAlign w:val="center"/>
+          </w:tcPr>
+          <w:p>
+            <w:pPr>
+              <w:spacing w:after="0" w:line="240" w:lineRule="auto"/>
+              <w:jc w:val="left"/>
+            </w:pPr>
             <w:r>
               <w:rPr>
                 <w:rFonts w:ascii="Times New Roman" w:hAnsi="Times New Roman" w:eastAsia="宋体"/>
@@ -1078,15 +1151,14 @@
         </w:tc>
         <w:tc>
           <w:tcPr>
-            <w:tcW w:type="dxa" w:w="3024"/>
-            <w:vAlign w:val="center"/>
-          </w:tcPr>
-          <w:p>
-            <w:pPr>
-              <w:spacing w:after="0" w:line="240" w:lineRule="auto"/>
-              <w:jc w:val="left"/>
-            </w:pPr>
-            <w:r/>
+            <w:tcW w:w="3024" w:type="dxa"/>
+            <w:vAlign w:val="center"/>
+          </w:tcPr>
+          <w:p>
+            <w:pPr>
+              <w:spacing w:after="0" w:line="240" w:lineRule="auto"/>
+              <w:jc w:val="left"/>
+            </w:pPr>
             <w:r>
               <w:rPr>
                 <w:rFonts w:ascii="Times New Roman" w:hAnsi="Times New Roman" w:eastAsia="宋体"/>
@@ -1099,15 +1171,14 @@
         </w:tc>
         <w:tc>
           <w:tcPr>
-            <w:tcW w:type="dxa" w:w="4536"/>
-            <w:vAlign w:val="center"/>
-          </w:tcPr>
-          <w:p>
-            <w:pPr>
-              <w:spacing w:after="0" w:line="240" w:lineRule="auto"/>
-              <w:jc w:val="left"/>
-            </w:pPr>
-            <w:r/>
+            <w:tcW w:w="4536" w:type="dxa"/>
+            <w:vAlign w:val="center"/>
+          </w:tcPr>
+          <w:p>
+            <w:pPr>
+              <w:spacing w:after="0" w:line="240" w:lineRule="auto"/>
+              <w:jc w:val="left"/>
+            </w:pPr>
             <w:r>
               <w:rPr>
                 <w:rFonts w:ascii="Times New Roman" w:hAnsi="Times New Roman" w:eastAsia="宋体"/>
@@ -1120,17 +1191,24 @@
         </w:tc>
       </w:tr>
       <w:tr>
-        <w:tc>
-          <w:tcPr>
-            <w:tcW w:type="dxa" w:w="1512"/>
-            <w:vAlign w:val="center"/>
-          </w:tcPr>
-          <w:p>
-            <w:pPr>
-              <w:spacing w:after="0" w:line="240" w:lineRule="auto"/>
-              <w:jc w:val="left"/>
-            </w:pPr>
-            <w:r/>
+        <w:tblPrEx>
+          <w:tblCellMar>
+            <w:top w:w="0" w:type="dxa"/>
+            <w:left w:w="108" w:type="dxa"/>
+            <w:bottom w:w="0" w:type="dxa"/>
+            <w:right w:w="108" w:type="dxa"/>
+          </w:tblCellMar>
+        </w:tblPrEx>
+        <w:tc>
+          <w:tcPr>
+            <w:tcW w:w="1512" w:type="dxa"/>
+            <w:vAlign w:val="center"/>
+          </w:tcPr>
+          <w:p>
+            <w:pPr>
+              <w:spacing w:after="0" w:line="240" w:lineRule="auto"/>
+              <w:jc w:val="left"/>
+            </w:pPr>
             <w:r>
               <w:rPr>
                 <w:rFonts w:ascii="Times New Roman" w:hAnsi="Times New Roman" w:eastAsia="宋体"/>
@@ -1143,15 +1221,14 @@
         </w:tc>
         <w:tc>
           <w:tcPr>
-            <w:tcW w:type="dxa" w:w="3024"/>
-            <w:vAlign w:val="center"/>
-          </w:tcPr>
-          <w:p>
-            <w:pPr>
-              <w:spacing w:after="0" w:line="240" w:lineRule="auto"/>
-              <w:jc w:val="left"/>
-            </w:pPr>
-            <w:r/>
+            <w:tcW w:w="3024" w:type="dxa"/>
+            <w:vAlign w:val="center"/>
+          </w:tcPr>
+          <w:p>
+            <w:pPr>
+              <w:spacing w:after="0" w:line="240" w:lineRule="auto"/>
+              <w:jc w:val="left"/>
+            </w:pPr>
             <w:r>
               <w:rPr>
                 <w:rFonts w:ascii="Times New Roman" w:hAnsi="Times New Roman" w:eastAsia="宋体"/>
@@ -1164,15 +1241,14 @@
         </w:tc>
         <w:tc>
           <w:tcPr>
-            <w:tcW w:type="dxa" w:w="4536"/>
-            <w:vAlign w:val="center"/>
-          </w:tcPr>
-          <w:p>
-            <w:pPr>
-              <w:spacing w:after="0" w:line="240" w:lineRule="auto"/>
-              <w:jc w:val="left"/>
-            </w:pPr>
-            <w:r/>
+            <w:tcW w:w="4536" w:type="dxa"/>
+            <w:vAlign w:val="center"/>
+          </w:tcPr>
+          <w:p>
+            <w:pPr>
+              <w:spacing w:after="0" w:line="240" w:lineRule="auto"/>
+              <w:jc w:val="left"/>
+            </w:pPr>
             <w:r>
               <w:rPr>
                 <w:rFonts w:ascii="Times New Roman" w:hAnsi="Times New Roman" w:eastAsia="宋体"/>
@@ -1185,17 +1261,24 @@
         </w:tc>
       </w:tr>
       <w:tr>
-        <w:tc>
-          <w:tcPr>
-            <w:tcW w:type="dxa" w:w="1512"/>
-            <w:vAlign w:val="center"/>
-          </w:tcPr>
-          <w:p>
-            <w:pPr>
-              <w:spacing w:after="0" w:line="240" w:lineRule="auto"/>
-              <w:jc w:val="left"/>
-            </w:pPr>
-            <w:r/>
+        <w:tblPrEx>
+          <w:tblCellMar>
+            <w:top w:w="0" w:type="dxa"/>
+            <w:left w:w="108" w:type="dxa"/>
+            <w:bottom w:w="0" w:type="dxa"/>
+            <w:right w:w="108" w:type="dxa"/>
+          </w:tblCellMar>
+        </w:tblPrEx>
+        <w:tc>
+          <w:tcPr>
+            <w:tcW w:w="1512" w:type="dxa"/>
+            <w:vAlign w:val="center"/>
+          </w:tcPr>
+          <w:p>
+            <w:pPr>
+              <w:spacing w:after="0" w:line="240" w:lineRule="auto"/>
+              <w:jc w:val="left"/>
+            </w:pPr>
             <w:r>
               <w:rPr>
                 <w:rFonts w:ascii="Times New Roman" w:hAnsi="Times New Roman" w:eastAsia="宋体"/>
@@ -1208,15 +1291,14 @@
         </w:tc>
         <w:tc>
           <w:tcPr>
-            <w:tcW w:type="dxa" w:w="3024"/>
-            <w:vAlign w:val="center"/>
-          </w:tcPr>
-          <w:p>
-            <w:pPr>
-              <w:spacing w:after="0" w:line="240" w:lineRule="auto"/>
-              <w:jc w:val="left"/>
-            </w:pPr>
-            <w:r/>
+            <w:tcW w:w="3024" w:type="dxa"/>
+            <w:vAlign w:val="center"/>
+          </w:tcPr>
+          <w:p>
+            <w:pPr>
+              <w:spacing w:after="0" w:line="240" w:lineRule="auto"/>
+              <w:jc w:val="left"/>
+            </w:pPr>
             <w:r>
               <w:rPr>
                 <w:rFonts w:ascii="Times New Roman" w:hAnsi="Times New Roman" w:eastAsia="宋体"/>
@@ -1229,15 +1311,14 @@
         </w:tc>
         <w:tc>
           <w:tcPr>
-            <w:tcW w:type="dxa" w:w="4536"/>
-            <w:vAlign w:val="center"/>
-          </w:tcPr>
-          <w:p>
-            <w:pPr>
-              <w:spacing w:after="0" w:line="240" w:lineRule="auto"/>
-              <w:jc w:val="left"/>
-            </w:pPr>
-            <w:r/>
+            <w:tcW w:w="4536" w:type="dxa"/>
+            <w:vAlign w:val="center"/>
+          </w:tcPr>
+          <w:p>
+            <w:pPr>
+              <w:spacing w:after="0" w:line="240" w:lineRule="auto"/>
+              <w:jc w:val="left"/>
+            </w:pPr>
             <w:r>
               <w:rPr>
                 <w:rFonts w:ascii="Times New Roman" w:hAnsi="Times New Roman" w:eastAsia="宋体"/>
@@ -1266,7 +1347,7 @@
     </w:p>
     <w:p>
       <w:pPr>
-        <w:pStyle w:val="1"/>
+        <w:pStyle w:val="2"/>
         <w:keepNext/>
       </w:pPr>
       <w:r>
@@ -1293,7 +1374,7 @@
     </w:p>
     <w:p>
       <w:pPr>
-        <w:pStyle w:val="1"/>
+        <w:pStyle w:val="2"/>
         <w:keepNext/>
       </w:pPr>
       <w:r>
@@ -1321,9 +1402,16 @@
     </w:p>
     <w:tbl>
       <w:tblPr>
-        <w:tblW w:type="auto" w:w="0"/>
+        <w:tblStyle w:val="15"/>
+        <w:tblW w:w="0" w:type="auto"/>
+        <w:tblInd w:w="0" w:type="dxa"/>
         <w:tblLayout w:type="fixed"/>
-        <w:tblLook w:firstColumn="1" w:firstRow="1" w:lastColumn="0" w:lastRow="0" w:noHBand="0" w:noVBand="1" w:val="04A0"/>
+        <w:tblCellMar>
+          <w:top w:w="0" w:type="dxa"/>
+          <w:left w:w="108" w:type="dxa"/>
+          <w:bottom w:w="0" w:type="dxa"/>
+          <w:right w:w="108" w:type="dxa"/>
+        </w:tblCellMar>
       </w:tblPr>
       <w:tblGrid>
         <w:gridCol w:w="1512"/>
@@ -1331,20 +1419,27 @@
         <w:gridCol w:w="4536"/>
       </w:tblGrid>
       <w:tr>
+        <w:tblPrEx>
+          <w:tblCellMar>
+            <w:top w:w="0" w:type="dxa"/>
+            <w:left w:w="108" w:type="dxa"/>
+            <w:bottom w:w="0" w:type="dxa"/>
+            <w:right w:w="108" w:type="dxa"/>
+          </w:tblCellMar>
+        </w:tblPrEx>
         <w:trPr>
-          <w:tblHeader w:val="true"/>
+          <w:tblHeader/>
         </w:trPr>
         <w:tc>
           <w:tcPr>
-            <w:tcW w:type="dxa" w:w="1512"/>
-            <w:vAlign w:val="center"/>
-          </w:tcPr>
-          <w:p>
-            <w:pPr>
-              <w:spacing w:after="0" w:line="240" w:lineRule="auto"/>
-              <w:jc w:val="left"/>
-            </w:pPr>
-            <w:r/>
+            <w:tcW w:w="1512" w:type="dxa"/>
+            <w:vAlign w:val="center"/>
+          </w:tcPr>
+          <w:p>
+            <w:pPr>
+              <w:spacing w:after="0" w:line="240" w:lineRule="auto"/>
+              <w:jc w:val="left"/>
+            </w:pPr>
             <w:r>
               <w:rPr>
                 <w:rFonts w:ascii="Times New Roman" w:hAnsi="Times New Roman" w:eastAsia="宋体"/>
@@ -1357,15 +1452,14 @@
         </w:tc>
         <w:tc>
           <w:tcPr>
-            <w:tcW w:type="dxa" w:w="3024"/>
-            <w:vAlign w:val="center"/>
-          </w:tcPr>
-          <w:p>
-            <w:pPr>
-              <w:spacing w:after="0" w:line="240" w:lineRule="auto"/>
-              <w:jc w:val="left"/>
-            </w:pPr>
-            <w:r/>
+            <w:tcW w:w="3024" w:type="dxa"/>
+            <w:vAlign w:val="center"/>
+          </w:tcPr>
+          <w:p>
+            <w:pPr>
+              <w:spacing w:after="0" w:line="240" w:lineRule="auto"/>
+              <w:jc w:val="left"/>
+            </w:pPr>
             <w:r>
               <w:rPr>
                 <w:rFonts w:ascii="Times New Roman" w:hAnsi="Times New Roman" w:eastAsia="宋体"/>
@@ -1378,15 +1472,14 @@
         </w:tc>
         <w:tc>
           <w:tcPr>
-            <w:tcW w:type="dxa" w:w="4536"/>
-            <w:vAlign w:val="center"/>
-          </w:tcPr>
-          <w:p>
-            <w:pPr>
-              <w:spacing w:after="0" w:line="240" w:lineRule="auto"/>
-              <w:jc w:val="left"/>
-            </w:pPr>
-            <w:r/>
+            <w:tcW w:w="4536" w:type="dxa"/>
+            <w:vAlign w:val="center"/>
+          </w:tcPr>
+          <w:p>
+            <w:pPr>
+              <w:spacing w:after="0" w:line="240" w:lineRule="auto"/>
+              <w:jc w:val="left"/>
+            </w:pPr>
             <w:r>
               <w:rPr>
                 <w:rFonts w:ascii="Times New Roman" w:hAnsi="Times New Roman" w:eastAsia="宋体"/>
@@ -1399,17 +1492,24 @@
         </w:tc>
       </w:tr>
       <w:tr>
-        <w:tc>
-          <w:tcPr>
-            <w:tcW w:type="dxa" w:w="1512"/>
-            <w:vAlign w:val="center"/>
-          </w:tcPr>
-          <w:p>
-            <w:pPr>
-              <w:spacing w:after="0" w:line="240" w:lineRule="auto"/>
-              <w:jc w:val="left"/>
-            </w:pPr>
-            <w:r/>
+        <w:tblPrEx>
+          <w:tblCellMar>
+            <w:top w:w="0" w:type="dxa"/>
+            <w:left w:w="108" w:type="dxa"/>
+            <w:bottom w:w="0" w:type="dxa"/>
+            <w:right w:w="108" w:type="dxa"/>
+          </w:tblCellMar>
+        </w:tblPrEx>
+        <w:tc>
+          <w:tcPr>
+            <w:tcW w:w="1512" w:type="dxa"/>
+            <w:vAlign w:val="center"/>
+          </w:tcPr>
+          <w:p>
+            <w:pPr>
+              <w:spacing w:after="0" w:line="240" w:lineRule="auto"/>
+              <w:jc w:val="left"/>
+            </w:pPr>
             <w:r>
               <w:rPr>
                 <w:rFonts w:ascii="Times New Roman" w:hAnsi="Times New Roman" w:eastAsia="宋体"/>
@@ -1422,15 +1522,14 @@
         </w:tc>
         <w:tc>
           <w:tcPr>
-            <w:tcW w:type="dxa" w:w="3024"/>
-            <w:vAlign w:val="center"/>
-          </w:tcPr>
-          <w:p>
-            <w:pPr>
-              <w:spacing w:after="0" w:line="240" w:lineRule="auto"/>
-              <w:jc w:val="left"/>
-            </w:pPr>
-            <w:r/>
+            <w:tcW w:w="3024" w:type="dxa"/>
+            <w:vAlign w:val="center"/>
+          </w:tcPr>
+          <w:p>
+            <w:pPr>
+              <w:spacing w:after="0" w:line="240" w:lineRule="auto"/>
+              <w:jc w:val="left"/>
+            </w:pPr>
             <w:r>
               <w:rPr>
                 <w:rFonts w:ascii="Times New Roman" w:hAnsi="Times New Roman" w:eastAsia="宋体"/>
@@ -1443,15 +1542,14 @@
         </w:tc>
         <w:tc>
           <w:tcPr>
-            <w:tcW w:type="dxa" w:w="4536"/>
-            <w:vAlign w:val="center"/>
-          </w:tcPr>
-          <w:p>
-            <w:pPr>
-              <w:spacing w:after="0" w:line="240" w:lineRule="auto"/>
-              <w:jc w:val="left"/>
-            </w:pPr>
-            <w:r/>
+            <w:tcW w:w="4536" w:type="dxa"/>
+            <w:vAlign w:val="center"/>
+          </w:tcPr>
+          <w:p>
+            <w:pPr>
+              <w:spacing w:after="0" w:line="240" w:lineRule="auto"/>
+              <w:jc w:val="left"/>
+            </w:pPr>
             <w:r>
               <w:rPr>
                 <w:rFonts w:ascii="Times New Roman" w:hAnsi="Times New Roman" w:eastAsia="宋体"/>
@@ -1464,17 +1562,24 @@
         </w:tc>
       </w:tr>
       <w:tr>
-        <w:tc>
-          <w:tcPr>
-            <w:tcW w:type="dxa" w:w="1512"/>
-            <w:vAlign w:val="center"/>
-          </w:tcPr>
-          <w:p>
-            <w:pPr>
-              <w:spacing w:after="0" w:line="240" w:lineRule="auto"/>
-              <w:jc w:val="left"/>
-            </w:pPr>
-            <w:r/>
+        <w:tblPrEx>
+          <w:tblCellMar>
+            <w:top w:w="0" w:type="dxa"/>
+            <w:left w:w="108" w:type="dxa"/>
+            <w:bottom w:w="0" w:type="dxa"/>
+            <w:right w:w="108" w:type="dxa"/>
+          </w:tblCellMar>
+        </w:tblPrEx>
+        <w:tc>
+          <w:tcPr>
+            <w:tcW w:w="1512" w:type="dxa"/>
+            <w:vAlign w:val="center"/>
+          </w:tcPr>
+          <w:p>
+            <w:pPr>
+              <w:spacing w:after="0" w:line="240" w:lineRule="auto"/>
+              <w:jc w:val="left"/>
+            </w:pPr>
             <w:r>
               <w:rPr>
                 <w:rFonts w:ascii="Times New Roman" w:hAnsi="Times New Roman" w:eastAsia="宋体"/>
@@ -1487,15 +1592,14 @@
         </w:tc>
         <w:tc>
           <w:tcPr>
-            <w:tcW w:type="dxa" w:w="3024"/>
-            <w:vAlign w:val="center"/>
-          </w:tcPr>
-          <w:p>
-            <w:pPr>
-              <w:spacing w:after="0" w:line="240" w:lineRule="auto"/>
-              <w:jc w:val="left"/>
-            </w:pPr>
-            <w:r/>
+            <w:tcW w:w="3024" w:type="dxa"/>
+            <w:vAlign w:val="center"/>
+          </w:tcPr>
+          <w:p>
+            <w:pPr>
+              <w:spacing w:after="0" w:line="240" w:lineRule="auto"/>
+              <w:jc w:val="left"/>
+            </w:pPr>
             <w:r>
               <w:rPr>
                 <w:rFonts w:ascii="Times New Roman" w:hAnsi="Times New Roman" w:eastAsia="宋体"/>
@@ -1508,15 +1612,14 @@
         </w:tc>
         <w:tc>
           <w:tcPr>
-            <w:tcW w:type="dxa" w:w="4536"/>
-            <w:vAlign w:val="center"/>
-          </w:tcPr>
-          <w:p>
-            <w:pPr>
-              <w:spacing w:after="0" w:line="240" w:lineRule="auto"/>
-              <w:jc w:val="left"/>
-            </w:pPr>
-            <w:r/>
+            <w:tcW w:w="4536" w:type="dxa"/>
+            <w:vAlign w:val="center"/>
+          </w:tcPr>
+          <w:p>
+            <w:pPr>
+              <w:spacing w:after="0" w:line="240" w:lineRule="auto"/>
+              <w:jc w:val="left"/>
+            </w:pPr>
             <w:r>
               <w:rPr>
                 <w:rFonts w:ascii="Times New Roman" w:hAnsi="Times New Roman" w:eastAsia="宋体"/>
@@ -1529,17 +1632,24 @@
         </w:tc>
       </w:tr>
       <w:tr>
-        <w:tc>
-          <w:tcPr>
-            <w:tcW w:type="dxa" w:w="1512"/>
-            <w:vAlign w:val="center"/>
-          </w:tcPr>
-          <w:p>
-            <w:pPr>
-              <w:spacing w:after="0" w:line="240" w:lineRule="auto"/>
-              <w:jc w:val="left"/>
-            </w:pPr>
-            <w:r/>
+        <w:tblPrEx>
+          <w:tblCellMar>
+            <w:top w:w="0" w:type="dxa"/>
+            <w:left w:w="108" w:type="dxa"/>
+            <w:bottom w:w="0" w:type="dxa"/>
+            <w:right w:w="108" w:type="dxa"/>
+          </w:tblCellMar>
+        </w:tblPrEx>
+        <w:tc>
+          <w:tcPr>
+            <w:tcW w:w="1512" w:type="dxa"/>
+            <w:vAlign w:val="center"/>
+          </w:tcPr>
+          <w:p>
+            <w:pPr>
+              <w:spacing w:after="0" w:line="240" w:lineRule="auto"/>
+              <w:jc w:val="left"/>
+            </w:pPr>
             <w:r>
               <w:rPr>
                 <w:rFonts w:ascii="Times New Roman" w:hAnsi="Times New Roman" w:eastAsia="宋体"/>
@@ -1552,15 +1662,14 @@
         </w:tc>
         <w:tc>
           <w:tcPr>
-            <w:tcW w:type="dxa" w:w="3024"/>
-            <w:vAlign w:val="center"/>
-          </w:tcPr>
-          <w:p>
-            <w:pPr>
-              <w:spacing w:after="0" w:line="240" w:lineRule="auto"/>
-              <w:jc w:val="left"/>
-            </w:pPr>
-            <w:r/>
+            <w:tcW w:w="3024" w:type="dxa"/>
+            <w:vAlign w:val="center"/>
+          </w:tcPr>
+          <w:p>
+            <w:pPr>
+              <w:spacing w:after="0" w:line="240" w:lineRule="auto"/>
+              <w:jc w:val="left"/>
+            </w:pPr>
             <w:r>
               <w:rPr>
                 <w:rFonts w:ascii="Times New Roman" w:hAnsi="Times New Roman" w:eastAsia="宋体"/>
@@ -1573,15 +1682,14 @@
         </w:tc>
         <w:tc>
           <w:tcPr>
-            <w:tcW w:type="dxa" w:w="4536"/>
-            <w:vAlign w:val="center"/>
-          </w:tcPr>
-          <w:p>
-            <w:pPr>
-              <w:spacing w:after="0" w:line="240" w:lineRule="auto"/>
-              <w:jc w:val="left"/>
-            </w:pPr>
-            <w:r/>
+            <w:tcW w:w="4536" w:type="dxa"/>
+            <w:vAlign w:val="center"/>
+          </w:tcPr>
+          <w:p>
+            <w:pPr>
+              <w:spacing w:after="0" w:line="240" w:lineRule="auto"/>
+              <w:jc w:val="left"/>
+            </w:pPr>
             <w:r>
               <w:rPr>
                 <w:rFonts w:ascii="Times New Roman" w:hAnsi="Times New Roman" w:eastAsia="宋体"/>
@@ -1594,17 +1702,24 @@
         </w:tc>
       </w:tr>
       <w:tr>
-        <w:tc>
-          <w:tcPr>
-            <w:tcW w:type="dxa" w:w="1512"/>
-            <w:vAlign w:val="center"/>
-          </w:tcPr>
-          <w:p>
-            <w:pPr>
-              <w:spacing w:after="0" w:line="240" w:lineRule="auto"/>
-              <w:jc w:val="left"/>
-            </w:pPr>
-            <w:r/>
+        <w:tblPrEx>
+          <w:tblCellMar>
+            <w:top w:w="0" w:type="dxa"/>
+            <w:left w:w="108" w:type="dxa"/>
+            <w:bottom w:w="0" w:type="dxa"/>
+            <w:right w:w="108" w:type="dxa"/>
+          </w:tblCellMar>
+        </w:tblPrEx>
+        <w:tc>
+          <w:tcPr>
+            <w:tcW w:w="1512" w:type="dxa"/>
+            <w:vAlign w:val="center"/>
+          </w:tcPr>
+          <w:p>
+            <w:pPr>
+              <w:spacing w:after="0" w:line="240" w:lineRule="auto"/>
+              <w:jc w:val="left"/>
+            </w:pPr>
             <w:r>
               <w:rPr>
                 <w:rFonts w:ascii="Times New Roman" w:hAnsi="Times New Roman" w:eastAsia="宋体"/>
@@ -1617,15 +1732,14 @@
         </w:tc>
         <w:tc>
           <w:tcPr>
-            <w:tcW w:type="dxa" w:w="3024"/>
-            <w:vAlign w:val="center"/>
-          </w:tcPr>
-          <w:p>
-            <w:pPr>
-              <w:spacing w:after="0" w:line="240" w:lineRule="auto"/>
-              <w:jc w:val="left"/>
-            </w:pPr>
-            <w:r/>
+            <w:tcW w:w="3024" w:type="dxa"/>
+            <w:vAlign w:val="center"/>
+          </w:tcPr>
+          <w:p>
+            <w:pPr>
+              <w:spacing w:after="0" w:line="240" w:lineRule="auto"/>
+              <w:jc w:val="left"/>
+            </w:pPr>
             <w:r>
               <w:rPr>
                 <w:rFonts w:ascii="Times New Roman" w:hAnsi="Times New Roman" w:eastAsia="宋体"/>
@@ -1638,15 +1752,14 @@
         </w:tc>
         <w:tc>
           <w:tcPr>
-            <w:tcW w:type="dxa" w:w="4536"/>
-            <w:vAlign w:val="center"/>
-          </w:tcPr>
-          <w:p>
-            <w:pPr>
-              <w:spacing w:after="0" w:line="240" w:lineRule="auto"/>
-              <w:jc w:val="left"/>
-            </w:pPr>
-            <w:r/>
+            <w:tcW w:w="4536" w:type="dxa"/>
+            <w:vAlign w:val="center"/>
+          </w:tcPr>
+          <w:p>
+            <w:pPr>
+              <w:spacing w:after="0" w:line="240" w:lineRule="auto"/>
+              <w:jc w:val="left"/>
+            </w:pPr>
             <w:r>
               <w:rPr>
                 <w:rFonts w:ascii="Times New Roman" w:hAnsi="Times New Roman" w:eastAsia="宋体"/>
@@ -1659,17 +1772,24 @@
         </w:tc>
       </w:tr>
       <w:tr>
-        <w:tc>
-          <w:tcPr>
-            <w:tcW w:type="dxa" w:w="1512"/>
-            <w:vAlign w:val="center"/>
-          </w:tcPr>
-          <w:p>
-            <w:pPr>
-              <w:spacing w:after="0" w:line="240" w:lineRule="auto"/>
-              <w:jc w:val="left"/>
-            </w:pPr>
-            <w:r/>
+        <w:tblPrEx>
+          <w:tblCellMar>
+            <w:top w:w="0" w:type="dxa"/>
+            <w:left w:w="108" w:type="dxa"/>
+            <w:bottom w:w="0" w:type="dxa"/>
+            <w:right w:w="108" w:type="dxa"/>
+          </w:tblCellMar>
+        </w:tblPrEx>
+        <w:tc>
+          <w:tcPr>
+            <w:tcW w:w="1512" w:type="dxa"/>
+            <w:vAlign w:val="center"/>
+          </w:tcPr>
+          <w:p>
+            <w:pPr>
+              <w:spacing w:after="0" w:line="240" w:lineRule="auto"/>
+              <w:jc w:val="left"/>
+            </w:pPr>
             <w:r>
               <w:rPr>
                 <w:rFonts w:ascii="Times New Roman" w:hAnsi="Times New Roman" w:eastAsia="宋体"/>
@@ -1682,15 +1802,14 @@
         </w:tc>
         <w:tc>
           <w:tcPr>
-            <w:tcW w:type="dxa" w:w="3024"/>
-            <w:vAlign w:val="center"/>
-          </w:tcPr>
-          <w:p>
-            <w:pPr>
-              <w:spacing w:after="0" w:line="240" w:lineRule="auto"/>
-              <w:jc w:val="left"/>
-            </w:pPr>
-            <w:r/>
+            <w:tcW w:w="3024" w:type="dxa"/>
+            <w:vAlign w:val="center"/>
+          </w:tcPr>
+          <w:p>
+            <w:pPr>
+              <w:spacing w:after="0" w:line="240" w:lineRule="auto"/>
+              <w:jc w:val="left"/>
+            </w:pPr>
             <w:r>
               <w:rPr>
                 <w:rFonts w:ascii="Times New Roman" w:hAnsi="Times New Roman" w:eastAsia="宋体"/>
@@ -1703,15 +1822,14 @@
         </w:tc>
         <w:tc>
           <w:tcPr>
-            <w:tcW w:type="dxa" w:w="4536"/>
-            <w:vAlign w:val="center"/>
-          </w:tcPr>
-          <w:p>
-            <w:pPr>
-              <w:spacing w:after="0" w:line="240" w:lineRule="auto"/>
-              <w:jc w:val="left"/>
-            </w:pPr>
-            <w:r/>
+            <w:tcW w:w="4536" w:type="dxa"/>
+            <w:vAlign w:val="center"/>
+          </w:tcPr>
+          <w:p>
+            <w:pPr>
+              <w:spacing w:after="0" w:line="240" w:lineRule="auto"/>
+              <w:jc w:val="left"/>
+            </w:pPr>
             <w:r>
               <w:rPr>
                 <w:rFonts w:ascii="Times New Roman" w:hAnsi="Times New Roman" w:eastAsia="宋体"/>
@@ -1740,7 +1858,7 @@
     </w:p>
     <w:p>
       <w:pPr>
-        <w:pStyle w:val="1"/>
+        <w:pStyle w:val="2"/>
         <w:keepNext/>
       </w:pPr>
       <w:r>
@@ -1768,9 +1886,16 @@
     </w:p>
     <w:tbl>
       <w:tblPr>
-        <w:tblW w:type="auto" w:w="0"/>
+        <w:tblStyle w:val="15"/>
+        <w:tblW w:w="0" w:type="auto"/>
+        <w:tblInd w:w="0" w:type="dxa"/>
         <w:tblLayout w:type="fixed"/>
-        <w:tblLook w:firstColumn="1" w:firstRow="1" w:lastColumn="0" w:lastRow="0" w:noHBand="0" w:noVBand="1" w:val="04A0"/>
+        <w:tblCellMar>
+          <w:top w:w="0" w:type="dxa"/>
+          <w:left w:w="108" w:type="dxa"/>
+          <w:bottom w:w="0" w:type="dxa"/>
+          <w:right w:w="108" w:type="dxa"/>
+        </w:tblCellMar>
       </w:tblPr>
       <w:tblGrid>
         <w:gridCol w:w="1296"/>
@@ -1782,20 +1907,27 @@
         <w:gridCol w:w="1296"/>
       </w:tblGrid>
       <w:tr>
+        <w:tblPrEx>
+          <w:tblCellMar>
+            <w:top w:w="0" w:type="dxa"/>
+            <w:left w:w="108" w:type="dxa"/>
+            <w:bottom w:w="0" w:type="dxa"/>
+            <w:right w:w="108" w:type="dxa"/>
+          </w:tblCellMar>
+        </w:tblPrEx>
         <w:trPr>
-          <w:tblHeader w:val="true"/>
+          <w:tblHeader/>
         </w:trPr>
         <w:tc>
           <w:tcPr>
-            <w:tcW w:type="dxa" w:w="1296"/>
-            <w:vAlign w:val="center"/>
-          </w:tcPr>
-          <w:p>
-            <w:pPr>
-              <w:spacing w:after="0" w:line="240" w:lineRule="auto"/>
-              <w:jc w:val="left"/>
-            </w:pPr>
-            <w:r/>
+            <w:tcW w:w="1296" w:type="dxa"/>
+            <w:vAlign w:val="center"/>
+          </w:tcPr>
+          <w:p>
+            <w:pPr>
+              <w:spacing w:after="0" w:line="240" w:lineRule="auto"/>
+              <w:jc w:val="left"/>
+            </w:pPr>
             <w:r>
               <w:rPr>
                 <w:rFonts w:ascii="Times New Roman" w:hAnsi="Times New Roman" w:eastAsia="宋体"/>
@@ -1808,15 +1940,14 @@
         </w:tc>
         <w:tc>
           <w:tcPr>
-            <w:tcW w:type="dxa" w:w="1296"/>
-            <w:vAlign w:val="center"/>
-          </w:tcPr>
-          <w:p>
-            <w:pPr>
-              <w:spacing w:after="0" w:line="240" w:lineRule="auto"/>
-              <w:jc w:val="left"/>
-            </w:pPr>
-            <w:r/>
+            <w:tcW w:w="1296" w:type="dxa"/>
+            <w:vAlign w:val="center"/>
+          </w:tcPr>
+          <w:p>
+            <w:pPr>
+              <w:spacing w:after="0" w:line="240" w:lineRule="auto"/>
+              <w:jc w:val="left"/>
+            </w:pPr>
             <w:r>
               <w:rPr>
                 <w:rFonts w:ascii="Times New Roman" w:hAnsi="Times New Roman" w:eastAsia="宋体"/>
@@ -1829,15 +1960,14 @@
         </w:tc>
         <w:tc>
           <w:tcPr>
-            <w:tcW w:type="dxa" w:w="1296"/>
-            <w:vAlign w:val="center"/>
-          </w:tcPr>
-          <w:p>
-            <w:pPr>
-              <w:spacing w:after="0" w:line="240" w:lineRule="auto"/>
-              <w:jc w:val="left"/>
-            </w:pPr>
-            <w:r/>
+            <w:tcW w:w="1296" w:type="dxa"/>
+            <w:vAlign w:val="center"/>
+          </w:tcPr>
+          <w:p>
+            <w:pPr>
+              <w:spacing w:after="0" w:line="240" w:lineRule="auto"/>
+              <w:jc w:val="left"/>
+            </w:pPr>
             <w:r>
               <w:rPr>
                 <w:rFonts w:ascii="Times New Roman" w:hAnsi="Times New Roman" w:eastAsia="宋体"/>
@@ -1850,15 +1980,14 @@
         </w:tc>
         <w:tc>
           <w:tcPr>
-            <w:tcW w:type="dxa" w:w="1296"/>
-            <w:vAlign w:val="center"/>
-          </w:tcPr>
-          <w:p>
-            <w:pPr>
-              <w:spacing w:after="0" w:line="240" w:lineRule="auto"/>
-              <w:jc w:val="left"/>
-            </w:pPr>
-            <w:r/>
+            <w:tcW w:w="1296" w:type="dxa"/>
+            <w:vAlign w:val="center"/>
+          </w:tcPr>
+          <w:p>
+            <w:pPr>
+              <w:spacing w:after="0" w:line="240" w:lineRule="auto"/>
+              <w:jc w:val="left"/>
+            </w:pPr>
             <w:r>
               <w:rPr>
                 <w:rFonts w:ascii="Times New Roman" w:hAnsi="Times New Roman" w:eastAsia="宋体"/>
@@ -1871,15 +2000,14 @@
         </w:tc>
         <w:tc>
           <w:tcPr>
-            <w:tcW w:type="dxa" w:w="1296"/>
-            <w:vAlign w:val="center"/>
-          </w:tcPr>
-          <w:p>
-            <w:pPr>
-              <w:spacing w:after="0" w:line="240" w:lineRule="auto"/>
-              <w:jc w:val="left"/>
-            </w:pPr>
-            <w:r/>
+            <w:tcW w:w="1296" w:type="dxa"/>
+            <w:vAlign w:val="center"/>
+          </w:tcPr>
+          <w:p>
+            <w:pPr>
+              <w:spacing w:after="0" w:line="240" w:lineRule="auto"/>
+              <w:jc w:val="left"/>
+            </w:pPr>
             <w:r>
               <w:rPr>
                 <w:rFonts w:ascii="Times New Roman" w:hAnsi="Times New Roman" w:eastAsia="宋体"/>
@@ -1892,15 +2020,14 @@
         </w:tc>
         <w:tc>
           <w:tcPr>
-            <w:tcW w:type="dxa" w:w="1296"/>
-            <w:vAlign w:val="center"/>
-          </w:tcPr>
-          <w:p>
-            <w:pPr>
-              <w:spacing w:after="0" w:line="240" w:lineRule="auto"/>
-              <w:jc w:val="left"/>
-            </w:pPr>
-            <w:r/>
+            <w:tcW w:w="1296" w:type="dxa"/>
+            <w:vAlign w:val="center"/>
+          </w:tcPr>
+          <w:p>
+            <w:pPr>
+              <w:spacing w:after="0" w:line="240" w:lineRule="auto"/>
+              <w:jc w:val="left"/>
+            </w:pPr>
             <w:r>
               <w:rPr>
                 <w:rFonts w:ascii="Times New Roman" w:hAnsi="Times New Roman" w:eastAsia="宋体"/>
@@ -1913,15 +2040,14 @@
         </w:tc>
         <w:tc>
           <w:tcPr>
-            <w:tcW w:type="dxa" w:w="1296"/>
-            <w:vAlign w:val="center"/>
-          </w:tcPr>
-          <w:p>
-            <w:pPr>
-              <w:spacing w:after="0" w:line="240" w:lineRule="auto"/>
-              <w:jc w:val="left"/>
-            </w:pPr>
-            <w:r/>
+            <w:tcW w:w="1296" w:type="dxa"/>
+            <w:vAlign w:val="center"/>
+          </w:tcPr>
+          <w:p>
+            <w:pPr>
+              <w:spacing w:after="0" w:line="240" w:lineRule="auto"/>
+              <w:jc w:val="left"/>
+            </w:pPr>
             <w:r>
               <w:rPr>
                 <w:rFonts w:ascii="Times New Roman" w:hAnsi="Times New Roman" w:eastAsia="宋体"/>
@@ -1934,17 +2060,24 @@
         </w:tc>
       </w:tr>
       <w:tr>
-        <w:tc>
-          <w:tcPr>
-            <w:tcW w:type="dxa" w:w="1296"/>
-            <w:vAlign w:val="center"/>
-          </w:tcPr>
-          <w:p>
-            <w:pPr>
-              <w:spacing w:after="0" w:line="240" w:lineRule="auto"/>
-              <w:jc w:val="left"/>
-            </w:pPr>
-            <w:r/>
+        <w:tblPrEx>
+          <w:tblCellMar>
+            <w:top w:w="0" w:type="dxa"/>
+            <w:left w:w="108" w:type="dxa"/>
+            <w:bottom w:w="0" w:type="dxa"/>
+            <w:right w:w="108" w:type="dxa"/>
+          </w:tblCellMar>
+        </w:tblPrEx>
+        <w:tc>
+          <w:tcPr>
+            <w:tcW w:w="1296" w:type="dxa"/>
+            <w:vAlign w:val="center"/>
+          </w:tcPr>
+          <w:p>
+            <w:pPr>
+              <w:spacing w:after="0" w:line="240" w:lineRule="auto"/>
+              <w:jc w:val="left"/>
+            </w:pPr>
             <w:r>
               <w:rPr>
                 <w:rFonts w:ascii="Times New Roman" w:hAnsi="Times New Roman" w:eastAsia="宋体"/>
@@ -1957,15 +2090,14 @@
         </w:tc>
         <w:tc>
           <w:tcPr>
-            <w:tcW w:type="dxa" w:w="1296"/>
-            <w:vAlign w:val="center"/>
-          </w:tcPr>
-          <w:p>
-            <w:pPr>
-              <w:spacing w:after="0" w:line="240" w:lineRule="auto"/>
-              <w:jc w:val="left"/>
-            </w:pPr>
-            <w:r/>
+            <w:tcW w:w="1296" w:type="dxa"/>
+            <w:vAlign w:val="center"/>
+          </w:tcPr>
+          <w:p>
+            <w:pPr>
+              <w:spacing w:after="0" w:line="240" w:lineRule="auto"/>
+              <w:jc w:val="left"/>
+            </w:pPr>
             <w:r>
               <w:rPr>
                 <w:rFonts w:ascii="Times New Roman" w:hAnsi="Times New Roman" w:eastAsia="宋体"/>
@@ -1978,15 +2110,14 @@
         </w:tc>
         <w:tc>
           <w:tcPr>
-            <w:tcW w:type="dxa" w:w="1296"/>
-            <w:vAlign w:val="center"/>
-          </w:tcPr>
-          <w:p>
-            <w:pPr>
-              <w:spacing w:after="0" w:line="240" w:lineRule="auto"/>
-              <w:jc w:val="left"/>
-            </w:pPr>
-            <w:r/>
+            <w:tcW w:w="1296" w:type="dxa"/>
+            <w:vAlign w:val="center"/>
+          </w:tcPr>
+          <w:p>
+            <w:pPr>
+              <w:spacing w:after="0" w:line="240" w:lineRule="auto"/>
+              <w:jc w:val="left"/>
+            </w:pPr>
             <w:r>
               <w:rPr>
                 <w:rFonts w:ascii="Times New Roman" w:hAnsi="Times New Roman" w:eastAsia="宋体"/>
@@ -1999,15 +2130,14 @@
         </w:tc>
         <w:tc>
           <w:tcPr>
-            <w:tcW w:type="dxa" w:w="1296"/>
-            <w:vAlign w:val="center"/>
-          </w:tcPr>
-          <w:p>
-            <w:pPr>
-              <w:spacing w:after="0" w:line="240" w:lineRule="auto"/>
-              <w:jc w:val="left"/>
-            </w:pPr>
-            <w:r/>
+            <w:tcW w:w="1296" w:type="dxa"/>
+            <w:vAlign w:val="center"/>
+          </w:tcPr>
+          <w:p>
+            <w:pPr>
+              <w:spacing w:after="0" w:line="240" w:lineRule="auto"/>
+              <w:jc w:val="left"/>
+            </w:pPr>
             <w:r>
               <w:rPr>
                 <w:rFonts w:ascii="Times New Roman" w:hAnsi="Times New Roman" w:eastAsia="宋体"/>
@@ -2020,15 +2150,14 @@
         </w:tc>
         <w:tc>
           <w:tcPr>
-            <w:tcW w:type="dxa" w:w="1296"/>
-            <w:vAlign w:val="center"/>
-          </w:tcPr>
-          <w:p>
-            <w:pPr>
-              <w:spacing w:after="0" w:line="240" w:lineRule="auto"/>
-              <w:jc w:val="left"/>
-            </w:pPr>
-            <w:r/>
+            <w:tcW w:w="1296" w:type="dxa"/>
+            <w:vAlign w:val="center"/>
+          </w:tcPr>
+          <w:p>
+            <w:pPr>
+              <w:spacing w:after="0" w:line="240" w:lineRule="auto"/>
+              <w:jc w:val="left"/>
+            </w:pPr>
             <w:r>
               <w:rPr>
                 <w:rFonts w:ascii="Times New Roman" w:hAnsi="Times New Roman" w:eastAsia="宋体"/>
@@ -2041,15 +2170,14 @@
         </w:tc>
         <w:tc>
           <w:tcPr>
-            <w:tcW w:type="dxa" w:w="1296"/>
-            <w:vAlign w:val="center"/>
-          </w:tcPr>
-          <w:p>
-            <w:pPr>
-              <w:spacing w:after="0" w:line="240" w:lineRule="auto"/>
-              <w:jc w:val="left"/>
-            </w:pPr>
-            <w:r/>
+            <w:tcW w:w="1296" w:type="dxa"/>
+            <w:vAlign w:val="center"/>
+          </w:tcPr>
+          <w:p>
+            <w:pPr>
+              <w:spacing w:after="0" w:line="240" w:lineRule="auto"/>
+              <w:jc w:val="left"/>
+            </w:pPr>
             <w:r>
               <w:rPr>
                 <w:rFonts w:ascii="Times New Roman" w:hAnsi="Times New Roman" w:eastAsia="宋体"/>
@@ -2062,15 +2190,14 @@
         </w:tc>
         <w:tc>
           <w:tcPr>
-            <w:tcW w:type="dxa" w:w="1296"/>
-            <w:vAlign w:val="center"/>
-          </w:tcPr>
-          <w:p>
-            <w:pPr>
-              <w:spacing w:after="0" w:line="240" w:lineRule="auto"/>
-              <w:jc w:val="left"/>
-            </w:pPr>
-            <w:r/>
+            <w:tcW w:w="1296" w:type="dxa"/>
+            <w:vAlign w:val="center"/>
+          </w:tcPr>
+          <w:p>
+            <w:pPr>
+              <w:spacing w:after="0" w:line="240" w:lineRule="auto"/>
+              <w:jc w:val="left"/>
+            </w:pPr>
             <w:r>
               <w:rPr>
                 <w:rFonts w:ascii="Times New Roman" w:hAnsi="Times New Roman" w:eastAsia="宋体"/>
@@ -2083,17 +2210,24 @@
         </w:tc>
       </w:tr>
       <w:tr>
-        <w:tc>
-          <w:tcPr>
-            <w:tcW w:type="dxa" w:w="1296"/>
-            <w:vAlign w:val="center"/>
-          </w:tcPr>
-          <w:p>
-            <w:pPr>
-              <w:spacing w:after="0" w:line="240" w:lineRule="auto"/>
-              <w:jc w:val="left"/>
-            </w:pPr>
-            <w:r/>
+        <w:tblPrEx>
+          <w:tblCellMar>
+            <w:top w:w="0" w:type="dxa"/>
+            <w:left w:w="108" w:type="dxa"/>
+            <w:bottom w:w="0" w:type="dxa"/>
+            <w:right w:w="108" w:type="dxa"/>
+          </w:tblCellMar>
+        </w:tblPrEx>
+        <w:tc>
+          <w:tcPr>
+            <w:tcW w:w="1296" w:type="dxa"/>
+            <w:vAlign w:val="center"/>
+          </w:tcPr>
+          <w:p>
+            <w:pPr>
+              <w:spacing w:after="0" w:line="240" w:lineRule="auto"/>
+              <w:jc w:val="left"/>
+            </w:pPr>
             <w:r>
               <w:rPr>
                 <w:rFonts w:ascii="Times New Roman" w:hAnsi="Times New Roman" w:eastAsia="宋体"/>
@@ -2106,15 +2240,14 @@
         </w:tc>
         <w:tc>
           <w:tcPr>
-            <w:tcW w:type="dxa" w:w="1296"/>
-            <w:vAlign w:val="center"/>
-          </w:tcPr>
-          <w:p>
-            <w:pPr>
-              <w:spacing w:after="0" w:line="240" w:lineRule="auto"/>
-              <w:jc w:val="left"/>
-            </w:pPr>
-            <w:r/>
+            <w:tcW w:w="1296" w:type="dxa"/>
+            <w:vAlign w:val="center"/>
+          </w:tcPr>
+          <w:p>
+            <w:pPr>
+              <w:spacing w:after="0" w:line="240" w:lineRule="auto"/>
+              <w:jc w:val="left"/>
+            </w:pPr>
             <w:r>
               <w:rPr>
                 <w:rFonts w:ascii="Times New Roman" w:hAnsi="Times New Roman" w:eastAsia="宋体"/>
@@ -2127,15 +2260,14 @@
         </w:tc>
         <w:tc>
           <w:tcPr>
-            <w:tcW w:type="dxa" w:w="1296"/>
-            <w:vAlign w:val="center"/>
-          </w:tcPr>
-          <w:p>
-            <w:pPr>
-              <w:spacing w:after="0" w:line="240" w:lineRule="auto"/>
-              <w:jc w:val="left"/>
-            </w:pPr>
-            <w:r/>
+            <w:tcW w:w="1296" w:type="dxa"/>
+            <w:vAlign w:val="center"/>
+          </w:tcPr>
+          <w:p>
+            <w:pPr>
+              <w:spacing w:after="0" w:line="240" w:lineRule="auto"/>
+              <w:jc w:val="left"/>
+            </w:pPr>
             <w:r>
               <w:rPr>
                 <w:rFonts w:ascii="Times New Roman" w:hAnsi="Times New Roman" w:eastAsia="宋体"/>
@@ -2148,15 +2280,14 @@
         </w:tc>
         <w:tc>
           <w:tcPr>
-            <w:tcW w:type="dxa" w:w="1296"/>
-            <w:vAlign w:val="center"/>
-          </w:tcPr>
-          <w:p>
-            <w:pPr>
-              <w:spacing w:after="0" w:line="240" w:lineRule="auto"/>
-              <w:jc w:val="left"/>
-            </w:pPr>
-            <w:r/>
+            <w:tcW w:w="1296" w:type="dxa"/>
+            <w:vAlign w:val="center"/>
+          </w:tcPr>
+          <w:p>
+            <w:pPr>
+              <w:spacing w:after="0" w:line="240" w:lineRule="auto"/>
+              <w:jc w:val="left"/>
+            </w:pPr>
             <w:r>
               <w:rPr>
                 <w:rFonts w:ascii="Times New Roman" w:hAnsi="Times New Roman" w:eastAsia="宋体"/>
@@ -2169,15 +2300,14 @@
         </w:tc>
         <w:tc>
           <w:tcPr>
-            <w:tcW w:type="dxa" w:w="1296"/>
-            <w:vAlign w:val="center"/>
-          </w:tcPr>
-          <w:p>
-            <w:pPr>
-              <w:spacing w:after="0" w:line="240" w:lineRule="auto"/>
-              <w:jc w:val="left"/>
-            </w:pPr>
-            <w:r/>
+            <w:tcW w:w="1296" w:type="dxa"/>
+            <w:vAlign w:val="center"/>
+          </w:tcPr>
+          <w:p>
+            <w:pPr>
+              <w:spacing w:after="0" w:line="240" w:lineRule="auto"/>
+              <w:jc w:val="left"/>
+            </w:pPr>
             <w:r>
               <w:rPr>
                 <w:rFonts w:ascii="Times New Roman" w:hAnsi="Times New Roman" w:eastAsia="宋体"/>
@@ -2190,15 +2320,14 @@
         </w:tc>
         <w:tc>
           <w:tcPr>
-            <w:tcW w:type="dxa" w:w="1296"/>
-            <w:vAlign w:val="center"/>
-          </w:tcPr>
-          <w:p>
-            <w:pPr>
-              <w:spacing w:after="0" w:line="240" w:lineRule="auto"/>
-              <w:jc w:val="left"/>
-            </w:pPr>
-            <w:r/>
+            <w:tcW w:w="1296" w:type="dxa"/>
+            <w:vAlign w:val="center"/>
+          </w:tcPr>
+          <w:p>
+            <w:pPr>
+              <w:spacing w:after="0" w:line="240" w:lineRule="auto"/>
+              <w:jc w:val="left"/>
+            </w:pPr>
             <w:r>
               <w:rPr>
                 <w:rFonts w:ascii="Times New Roman" w:hAnsi="Times New Roman" w:eastAsia="宋体"/>
@@ -2211,15 +2340,14 @@
         </w:tc>
         <w:tc>
           <w:tcPr>
-            <w:tcW w:type="dxa" w:w="1296"/>
-            <w:vAlign w:val="center"/>
-          </w:tcPr>
-          <w:p>
-            <w:pPr>
-              <w:spacing w:after="0" w:line="240" w:lineRule="auto"/>
-              <w:jc w:val="left"/>
-            </w:pPr>
-            <w:r/>
+            <w:tcW w:w="1296" w:type="dxa"/>
+            <w:vAlign w:val="center"/>
+          </w:tcPr>
+          <w:p>
+            <w:pPr>
+              <w:spacing w:after="0" w:line="240" w:lineRule="auto"/>
+              <w:jc w:val="left"/>
+            </w:pPr>
             <w:r>
               <w:rPr>
                 <w:rFonts w:ascii="Times New Roman" w:hAnsi="Times New Roman" w:eastAsia="宋体"/>
@@ -2232,17 +2360,24 @@
         </w:tc>
       </w:tr>
       <w:tr>
-        <w:tc>
-          <w:tcPr>
-            <w:tcW w:type="dxa" w:w="1296"/>
-            <w:vAlign w:val="center"/>
-          </w:tcPr>
-          <w:p>
-            <w:pPr>
-              <w:spacing w:after="0" w:line="240" w:lineRule="auto"/>
-              <w:jc w:val="left"/>
-            </w:pPr>
-            <w:r/>
+        <w:tblPrEx>
+          <w:tblCellMar>
+            <w:top w:w="0" w:type="dxa"/>
+            <w:left w:w="108" w:type="dxa"/>
+            <w:bottom w:w="0" w:type="dxa"/>
+            <w:right w:w="108" w:type="dxa"/>
+          </w:tblCellMar>
+        </w:tblPrEx>
+        <w:tc>
+          <w:tcPr>
+            <w:tcW w:w="1296" w:type="dxa"/>
+            <w:vAlign w:val="center"/>
+          </w:tcPr>
+          <w:p>
+            <w:pPr>
+              <w:spacing w:after="0" w:line="240" w:lineRule="auto"/>
+              <w:jc w:val="left"/>
+            </w:pPr>
             <w:r>
               <w:rPr>
                 <w:rFonts w:ascii="Times New Roman" w:hAnsi="Times New Roman" w:eastAsia="宋体"/>
@@ -2255,15 +2390,14 @@
         </w:tc>
         <w:tc>
           <w:tcPr>
-            <w:tcW w:type="dxa" w:w="1296"/>
-            <w:vAlign w:val="center"/>
-          </w:tcPr>
-          <w:p>
-            <w:pPr>
-              <w:spacing w:after="0" w:line="240" w:lineRule="auto"/>
-              <w:jc w:val="left"/>
-            </w:pPr>
-            <w:r/>
+            <w:tcW w:w="1296" w:type="dxa"/>
+            <w:vAlign w:val="center"/>
+          </w:tcPr>
+          <w:p>
+            <w:pPr>
+              <w:spacing w:after="0" w:line="240" w:lineRule="auto"/>
+              <w:jc w:val="left"/>
+            </w:pPr>
             <w:r>
               <w:rPr>
                 <w:rFonts w:ascii="Times New Roman" w:hAnsi="Times New Roman" w:eastAsia="宋体"/>
@@ -2276,15 +2410,14 @@
         </w:tc>
         <w:tc>
           <w:tcPr>
-            <w:tcW w:type="dxa" w:w="1296"/>
-            <w:vAlign w:val="center"/>
-          </w:tcPr>
-          <w:p>
-            <w:pPr>
-              <w:spacing w:after="0" w:line="240" w:lineRule="auto"/>
-              <w:jc w:val="left"/>
-            </w:pPr>
-            <w:r/>
+            <w:tcW w:w="1296" w:type="dxa"/>
+            <w:vAlign w:val="center"/>
+          </w:tcPr>
+          <w:p>
+            <w:pPr>
+              <w:spacing w:after="0" w:line="240" w:lineRule="auto"/>
+              <w:jc w:val="left"/>
+            </w:pPr>
             <w:r>
               <w:rPr>
                 <w:rFonts w:ascii="Times New Roman" w:hAnsi="Times New Roman" w:eastAsia="宋体"/>
@@ -2297,15 +2430,14 @@
         </w:tc>
         <w:tc>
           <w:tcPr>
-            <w:tcW w:type="dxa" w:w="1296"/>
-            <w:vAlign w:val="center"/>
-          </w:tcPr>
-          <w:p>
-            <w:pPr>
-              <w:spacing w:after="0" w:line="240" w:lineRule="auto"/>
-              <w:jc w:val="left"/>
-            </w:pPr>
-            <w:r/>
+            <w:tcW w:w="1296" w:type="dxa"/>
+            <w:vAlign w:val="center"/>
+          </w:tcPr>
+          <w:p>
+            <w:pPr>
+              <w:spacing w:after="0" w:line="240" w:lineRule="auto"/>
+              <w:jc w:val="left"/>
+            </w:pPr>
             <w:r>
               <w:rPr>
                 <w:rFonts w:ascii="Times New Roman" w:hAnsi="Times New Roman" w:eastAsia="宋体"/>
@@ -2318,15 +2450,14 @@
         </w:tc>
         <w:tc>
           <w:tcPr>
-            <w:tcW w:type="dxa" w:w="1296"/>
-            <w:vAlign w:val="center"/>
-          </w:tcPr>
-          <w:p>
-            <w:pPr>
-              <w:spacing w:after="0" w:line="240" w:lineRule="auto"/>
-              <w:jc w:val="left"/>
-            </w:pPr>
-            <w:r/>
+            <w:tcW w:w="1296" w:type="dxa"/>
+            <w:vAlign w:val="center"/>
+          </w:tcPr>
+          <w:p>
+            <w:pPr>
+              <w:spacing w:after="0" w:line="240" w:lineRule="auto"/>
+              <w:jc w:val="left"/>
+            </w:pPr>
             <w:r>
               <w:rPr>
                 <w:rFonts w:ascii="Times New Roman" w:hAnsi="Times New Roman" w:eastAsia="宋体"/>
@@ -2339,15 +2470,14 @@
         </w:tc>
         <w:tc>
           <w:tcPr>
-            <w:tcW w:type="dxa" w:w="1296"/>
-            <w:vAlign w:val="center"/>
-          </w:tcPr>
-          <w:p>
-            <w:pPr>
-              <w:spacing w:after="0" w:line="240" w:lineRule="auto"/>
-              <w:jc w:val="left"/>
-            </w:pPr>
-            <w:r/>
+            <w:tcW w:w="1296" w:type="dxa"/>
+            <w:vAlign w:val="center"/>
+          </w:tcPr>
+          <w:p>
+            <w:pPr>
+              <w:spacing w:after="0" w:line="240" w:lineRule="auto"/>
+              <w:jc w:val="left"/>
+            </w:pPr>
             <w:r>
               <w:rPr>
                 <w:rFonts w:ascii="Times New Roman" w:hAnsi="Times New Roman" w:eastAsia="宋体"/>
@@ -2360,15 +2490,14 @@
         </w:tc>
         <w:tc>
           <w:tcPr>
-            <w:tcW w:type="dxa" w:w="1296"/>
-            <w:vAlign w:val="center"/>
-          </w:tcPr>
-          <w:p>
-            <w:pPr>
-              <w:spacing w:after="0" w:line="240" w:lineRule="auto"/>
-              <w:jc w:val="left"/>
-            </w:pPr>
-            <w:r/>
+            <w:tcW w:w="1296" w:type="dxa"/>
+            <w:vAlign w:val="center"/>
+          </w:tcPr>
+          <w:p>
+            <w:pPr>
+              <w:spacing w:after="0" w:line="240" w:lineRule="auto"/>
+              <w:jc w:val="left"/>
+            </w:pPr>
             <w:r>
               <w:rPr>
                 <w:rFonts w:ascii="Times New Roman" w:hAnsi="Times New Roman" w:eastAsia="宋体"/>
@@ -2381,17 +2510,24 @@
         </w:tc>
       </w:tr>
       <w:tr>
-        <w:tc>
-          <w:tcPr>
-            <w:tcW w:type="dxa" w:w="1296"/>
-            <w:vAlign w:val="center"/>
-          </w:tcPr>
-          <w:p>
-            <w:pPr>
-              <w:spacing w:after="0" w:line="240" w:lineRule="auto"/>
-              <w:jc w:val="left"/>
-            </w:pPr>
-            <w:r/>
+        <w:tblPrEx>
+          <w:tblCellMar>
+            <w:top w:w="0" w:type="dxa"/>
+            <w:left w:w="108" w:type="dxa"/>
+            <w:bottom w:w="0" w:type="dxa"/>
+            <w:right w:w="108" w:type="dxa"/>
+          </w:tblCellMar>
+        </w:tblPrEx>
+        <w:tc>
+          <w:tcPr>
+            <w:tcW w:w="1296" w:type="dxa"/>
+            <w:vAlign w:val="center"/>
+          </w:tcPr>
+          <w:p>
+            <w:pPr>
+              <w:spacing w:after="0" w:line="240" w:lineRule="auto"/>
+              <w:jc w:val="left"/>
+            </w:pPr>
             <w:r>
               <w:rPr>
                 <w:rFonts w:ascii="Times New Roman" w:hAnsi="Times New Roman" w:eastAsia="宋体"/>
@@ -2404,15 +2540,14 @@
         </w:tc>
         <w:tc>
           <w:tcPr>
-            <w:tcW w:type="dxa" w:w="1296"/>
-            <w:vAlign w:val="center"/>
-          </w:tcPr>
-          <w:p>
-            <w:pPr>
-              <w:spacing w:after="0" w:line="240" w:lineRule="auto"/>
-              <w:jc w:val="left"/>
-            </w:pPr>
-            <w:r/>
+            <w:tcW w:w="1296" w:type="dxa"/>
+            <w:vAlign w:val="center"/>
+          </w:tcPr>
+          <w:p>
+            <w:pPr>
+              <w:spacing w:after="0" w:line="240" w:lineRule="auto"/>
+              <w:jc w:val="left"/>
+            </w:pPr>
             <w:r>
               <w:rPr>
                 <w:rFonts w:ascii="Times New Roman" w:hAnsi="Times New Roman" w:eastAsia="宋体"/>
@@ -2425,15 +2560,14 @@
         </w:tc>
         <w:tc>
           <w:tcPr>
-            <w:tcW w:type="dxa" w:w="1296"/>
-            <w:vAlign w:val="center"/>
-          </w:tcPr>
-          <w:p>
-            <w:pPr>
-              <w:spacing w:after="0" w:line="240" w:lineRule="auto"/>
-              <w:jc w:val="left"/>
-            </w:pPr>
-            <w:r/>
+            <w:tcW w:w="1296" w:type="dxa"/>
+            <w:vAlign w:val="center"/>
+          </w:tcPr>
+          <w:p>
+            <w:pPr>
+              <w:spacing w:after="0" w:line="240" w:lineRule="auto"/>
+              <w:jc w:val="left"/>
+            </w:pPr>
             <w:r>
               <w:rPr>
                 <w:rFonts w:ascii="Times New Roman" w:hAnsi="Times New Roman" w:eastAsia="宋体"/>
@@ -2446,15 +2580,14 @@
         </w:tc>
         <w:tc>
           <w:tcPr>
-            <w:tcW w:type="dxa" w:w="1296"/>
-            <w:vAlign w:val="center"/>
-          </w:tcPr>
-          <w:p>
-            <w:pPr>
-              <w:spacing w:after="0" w:line="240" w:lineRule="auto"/>
-              <w:jc w:val="left"/>
-            </w:pPr>
-            <w:r/>
+            <w:tcW w:w="1296" w:type="dxa"/>
+            <w:vAlign w:val="center"/>
+          </w:tcPr>
+          <w:p>
+            <w:pPr>
+              <w:spacing w:after="0" w:line="240" w:lineRule="auto"/>
+              <w:jc w:val="left"/>
+            </w:pPr>
             <w:r>
               <w:rPr>
                 <w:rFonts w:ascii="Times New Roman" w:hAnsi="Times New Roman" w:eastAsia="宋体"/>
@@ -2467,15 +2600,14 @@
         </w:tc>
         <w:tc>
           <w:tcPr>
-            <w:tcW w:type="dxa" w:w="1296"/>
-            <w:vAlign w:val="center"/>
-          </w:tcPr>
-          <w:p>
-            <w:pPr>
-              <w:spacing w:after="0" w:line="240" w:lineRule="auto"/>
-              <w:jc w:val="left"/>
-            </w:pPr>
-            <w:r/>
+            <w:tcW w:w="1296" w:type="dxa"/>
+            <w:vAlign w:val="center"/>
+          </w:tcPr>
+          <w:p>
+            <w:pPr>
+              <w:spacing w:after="0" w:line="240" w:lineRule="auto"/>
+              <w:jc w:val="left"/>
+            </w:pPr>
             <w:r>
               <w:rPr>
                 <w:rFonts w:ascii="Times New Roman" w:hAnsi="Times New Roman" w:eastAsia="宋体"/>
@@ -2488,15 +2620,14 @@
         </w:tc>
         <w:tc>
           <w:tcPr>
-            <w:tcW w:type="dxa" w:w="1296"/>
-            <w:vAlign w:val="center"/>
-          </w:tcPr>
-          <w:p>
-            <w:pPr>
-              <w:spacing w:after="0" w:line="240" w:lineRule="auto"/>
-              <w:jc w:val="left"/>
-            </w:pPr>
-            <w:r/>
+            <w:tcW w:w="1296" w:type="dxa"/>
+            <w:vAlign w:val="center"/>
+          </w:tcPr>
+          <w:p>
+            <w:pPr>
+              <w:spacing w:after="0" w:line="240" w:lineRule="auto"/>
+              <w:jc w:val="left"/>
+            </w:pPr>
             <w:r>
               <w:rPr>
                 <w:rFonts w:ascii="Times New Roman" w:hAnsi="Times New Roman" w:eastAsia="宋体"/>
@@ -2509,15 +2640,14 @@
         </w:tc>
         <w:tc>
           <w:tcPr>
-            <w:tcW w:type="dxa" w:w="1296"/>
-            <w:vAlign w:val="center"/>
-          </w:tcPr>
-          <w:p>
-            <w:pPr>
-              <w:spacing w:after="0" w:line="240" w:lineRule="auto"/>
-              <w:jc w:val="left"/>
-            </w:pPr>
-            <w:r/>
+            <w:tcW w:w="1296" w:type="dxa"/>
+            <w:vAlign w:val="center"/>
+          </w:tcPr>
+          <w:p>
+            <w:pPr>
+              <w:spacing w:after="0" w:line="240" w:lineRule="auto"/>
+              <w:jc w:val="left"/>
+            </w:pPr>
             <w:r>
               <w:rPr>
                 <w:rFonts w:ascii="Times New Roman" w:hAnsi="Times New Roman" w:eastAsia="宋体"/>
@@ -2530,17 +2660,24 @@
         </w:tc>
       </w:tr>
       <w:tr>
-        <w:tc>
-          <w:tcPr>
-            <w:tcW w:type="dxa" w:w="1296"/>
-            <w:vAlign w:val="center"/>
-          </w:tcPr>
-          <w:p>
-            <w:pPr>
-              <w:spacing w:after="0" w:line="240" w:lineRule="auto"/>
-              <w:jc w:val="left"/>
-            </w:pPr>
-            <w:r/>
+        <w:tblPrEx>
+          <w:tblCellMar>
+            <w:top w:w="0" w:type="dxa"/>
+            <w:left w:w="108" w:type="dxa"/>
+            <w:bottom w:w="0" w:type="dxa"/>
+            <w:right w:w="108" w:type="dxa"/>
+          </w:tblCellMar>
+        </w:tblPrEx>
+        <w:tc>
+          <w:tcPr>
+            <w:tcW w:w="1296" w:type="dxa"/>
+            <w:vAlign w:val="center"/>
+          </w:tcPr>
+          <w:p>
+            <w:pPr>
+              <w:spacing w:after="0" w:line="240" w:lineRule="auto"/>
+              <w:jc w:val="left"/>
+            </w:pPr>
             <w:r>
               <w:rPr>
                 <w:rFonts w:ascii="Times New Roman" w:hAnsi="Times New Roman" w:eastAsia="宋体"/>
@@ -2553,15 +2690,14 @@
         </w:tc>
         <w:tc>
           <w:tcPr>
-            <w:tcW w:type="dxa" w:w="1296"/>
-            <w:vAlign w:val="center"/>
-          </w:tcPr>
-          <w:p>
-            <w:pPr>
-              <w:spacing w:after="0" w:line="240" w:lineRule="auto"/>
-              <w:jc w:val="left"/>
-            </w:pPr>
-            <w:r/>
+            <w:tcW w:w="1296" w:type="dxa"/>
+            <w:vAlign w:val="center"/>
+          </w:tcPr>
+          <w:p>
+            <w:pPr>
+              <w:spacing w:after="0" w:line="240" w:lineRule="auto"/>
+              <w:jc w:val="left"/>
+            </w:pPr>
             <w:r>
               <w:rPr>
                 <w:rFonts w:ascii="Times New Roman" w:hAnsi="Times New Roman" w:eastAsia="宋体"/>
@@ -2574,15 +2710,14 @@
         </w:tc>
         <w:tc>
           <w:tcPr>
-            <w:tcW w:type="dxa" w:w="1296"/>
-            <w:vAlign w:val="center"/>
-          </w:tcPr>
-          <w:p>
-            <w:pPr>
-              <w:spacing w:after="0" w:line="240" w:lineRule="auto"/>
-              <w:jc w:val="left"/>
-            </w:pPr>
-            <w:r/>
+            <w:tcW w:w="1296" w:type="dxa"/>
+            <w:vAlign w:val="center"/>
+          </w:tcPr>
+          <w:p>
+            <w:pPr>
+              <w:spacing w:after="0" w:line="240" w:lineRule="auto"/>
+              <w:jc w:val="left"/>
+            </w:pPr>
             <w:r>
               <w:rPr>
                 <w:rFonts w:ascii="Times New Roman" w:hAnsi="Times New Roman" w:eastAsia="宋体"/>
@@ -2595,15 +2730,14 @@
         </w:tc>
         <w:tc>
           <w:tcPr>
-            <w:tcW w:type="dxa" w:w="1296"/>
-            <w:vAlign w:val="center"/>
-          </w:tcPr>
-          <w:p>
-            <w:pPr>
-              <w:spacing w:after="0" w:line="240" w:lineRule="auto"/>
-              <w:jc w:val="left"/>
-            </w:pPr>
-            <w:r/>
+            <w:tcW w:w="1296" w:type="dxa"/>
+            <w:vAlign w:val="center"/>
+          </w:tcPr>
+          <w:p>
+            <w:pPr>
+              <w:spacing w:after="0" w:line="240" w:lineRule="auto"/>
+              <w:jc w:val="left"/>
+            </w:pPr>
             <w:r>
               <w:rPr>
                 <w:rFonts w:ascii="Times New Roman" w:hAnsi="Times New Roman" w:eastAsia="宋体"/>
@@ -2616,15 +2750,14 @@
         </w:tc>
         <w:tc>
           <w:tcPr>
-            <w:tcW w:type="dxa" w:w="1296"/>
-            <w:vAlign w:val="center"/>
-          </w:tcPr>
-          <w:p>
-            <w:pPr>
-              <w:spacing w:after="0" w:line="240" w:lineRule="auto"/>
-              <w:jc w:val="left"/>
-            </w:pPr>
-            <w:r/>
+            <w:tcW w:w="1296" w:type="dxa"/>
+            <w:vAlign w:val="center"/>
+          </w:tcPr>
+          <w:p>
+            <w:pPr>
+              <w:spacing w:after="0" w:line="240" w:lineRule="auto"/>
+              <w:jc w:val="left"/>
+            </w:pPr>
             <w:r>
               <w:rPr>
                 <w:rFonts w:ascii="Times New Roman" w:hAnsi="Times New Roman" w:eastAsia="宋体"/>
@@ -2637,15 +2770,14 @@
         </w:tc>
         <w:tc>
           <w:tcPr>
-            <w:tcW w:type="dxa" w:w="1296"/>
-            <w:vAlign w:val="center"/>
-          </w:tcPr>
-          <w:p>
-            <w:pPr>
-              <w:spacing w:after="0" w:line="240" w:lineRule="auto"/>
-              <w:jc w:val="left"/>
-            </w:pPr>
-            <w:r/>
+            <w:tcW w:w="1296" w:type="dxa"/>
+            <w:vAlign w:val="center"/>
+          </w:tcPr>
+          <w:p>
+            <w:pPr>
+              <w:spacing w:after="0" w:line="240" w:lineRule="auto"/>
+              <w:jc w:val="left"/>
+            </w:pPr>
             <w:r>
               <w:rPr>
                 <w:rFonts w:ascii="Times New Roman" w:hAnsi="Times New Roman" w:eastAsia="宋体"/>
@@ -2658,15 +2790,14 @@
         </w:tc>
         <w:tc>
           <w:tcPr>
-            <w:tcW w:type="dxa" w:w="1296"/>
-            <w:vAlign w:val="center"/>
-          </w:tcPr>
-          <w:p>
-            <w:pPr>
-              <w:spacing w:after="0" w:line="240" w:lineRule="auto"/>
-              <w:jc w:val="left"/>
-            </w:pPr>
-            <w:r/>
+            <w:tcW w:w="1296" w:type="dxa"/>
+            <w:vAlign w:val="center"/>
+          </w:tcPr>
+          <w:p>
+            <w:pPr>
+              <w:spacing w:after="0" w:line="240" w:lineRule="auto"/>
+              <w:jc w:val="left"/>
+            </w:pPr>
             <w:r>
               <w:rPr>
                 <w:rFonts w:ascii="Times New Roman" w:hAnsi="Times New Roman" w:eastAsia="宋体"/>
@@ -2679,17 +2810,24 @@
         </w:tc>
       </w:tr>
       <w:tr>
-        <w:tc>
-          <w:tcPr>
-            <w:tcW w:type="dxa" w:w="1296"/>
-            <w:vAlign w:val="center"/>
-          </w:tcPr>
-          <w:p>
-            <w:pPr>
-              <w:spacing w:after="0" w:line="240" w:lineRule="auto"/>
-              <w:jc w:val="left"/>
-            </w:pPr>
-            <w:r/>
+        <w:tblPrEx>
+          <w:tblCellMar>
+            <w:top w:w="0" w:type="dxa"/>
+            <w:left w:w="108" w:type="dxa"/>
+            <w:bottom w:w="0" w:type="dxa"/>
+            <w:right w:w="108" w:type="dxa"/>
+          </w:tblCellMar>
+        </w:tblPrEx>
+        <w:tc>
+          <w:tcPr>
+            <w:tcW w:w="1296" w:type="dxa"/>
+            <w:vAlign w:val="center"/>
+          </w:tcPr>
+          <w:p>
+            <w:pPr>
+              <w:spacing w:after="0" w:line="240" w:lineRule="auto"/>
+              <w:jc w:val="left"/>
+            </w:pPr>
             <w:r>
               <w:rPr>
                 <w:rFonts w:ascii="Times New Roman" w:hAnsi="Times New Roman" w:eastAsia="宋体"/>
@@ -2702,15 +2840,14 @@
         </w:tc>
         <w:tc>
           <w:tcPr>
-            <w:tcW w:type="dxa" w:w="1296"/>
-            <w:vAlign w:val="center"/>
-          </w:tcPr>
-          <w:p>
-            <w:pPr>
-              <w:spacing w:after="0" w:line="240" w:lineRule="auto"/>
-              <w:jc w:val="left"/>
-            </w:pPr>
-            <w:r/>
+            <w:tcW w:w="1296" w:type="dxa"/>
+            <w:vAlign w:val="center"/>
+          </w:tcPr>
+          <w:p>
+            <w:pPr>
+              <w:spacing w:after="0" w:line="240" w:lineRule="auto"/>
+              <w:jc w:val="left"/>
+            </w:pPr>
             <w:r>
               <w:rPr>
                 <w:rFonts w:ascii="Times New Roman" w:hAnsi="Times New Roman" w:eastAsia="宋体"/>
@@ -2723,15 +2860,14 @@
         </w:tc>
         <w:tc>
           <w:tcPr>
-            <w:tcW w:type="dxa" w:w="1296"/>
-            <w:vAlign w:val="center"/>
-          </w:tcPr>
-          <w:p>
-            <w:pPr>
-              <w:spacing w:after="0" w:line="240" w:lineRule="auto"/>
-              <w:jc w:val="left"/>
-            </w:pPr>
-            <w:r/>
+            <w:tcW w:w="1296" w:type="dxa"/>
+            <w:vAlign w:val="center"/>
+          </w:tcPr>
+          <w:p>
+            <w:pPr>
+              <w:spacing w:after="0" w:line="240" w:lineRule="auto"/>
+              <w:jc w:val="left"/>
+            </w:pPr>
             <w:r>
               <w:rPr>
                 <w:rFonts w:ascii="Times New Roman" w:hAnsi="Times New Roman" w:eastAsia="宋体"/>
@@ -2744,15 +2880,14 @@
         </w:tc>
         <w:tc>
           <w:tcPr>
-            <w:tcW w:type="dxa" w:w="1296"/>
-            <w:vAlign w:val="center"/>
-          </w:tcPr>
-          <w:p>
-            <w:pPr>
-              <w:spacing w:after="0" w:line="240" w:lineRule="auto"/>
-              <w:jc w:val="left"/>
-            </w:pPr>
-            <w:r/>
+            <w:tcW w:w="1296" w:type="dxa"/>
+            <w:vAlign w:val="center"/>
+          </w:tcPr>
+          <w:p>
+            <w:pPr>
+              <w:spacing w:after="0" w:line="240" w:lineRule="auto"/>
+              <w:jc w:val="left"/>
+            </w:pPr>
             <w:r>
               <w:rPr>
                 <w:rFonts w:ascii="Times New Roman" w:hAnsi="Times New Roman" w:eastAsia="宋体"/>
@@ -2765,15 +2900,14 @@
         </w:tc>
         <w:tc>
           <w:tcPr>
-            <w:tcW w:type="dxa" w:w="1296"/>
-            <w:vAlign w:val="center"/>
-          </w:tcPr>
-          <w:p>
-            <w:pPr>
-              <w:spacing w:after="0" w:line="240" w:lineRule="auto"/>
-              <w:jc w:val="left"/>
-            </w:pPr>
-            <w:r/>
+            <w:tcW w:w="1296" w:type="dxa"/>
+            <w:vAlign w:val="center"/>
+          </w:tcPr>
+          <w:p>
+            <w:pPr>
+              <w:spacing w:after="0" w:line="240" w:lineRule="auto"/>
+              <w:jc w:val="left"/>
+            </w:pPr>
             <w:r>
               <w:rPr>
                 <w:rFonts w:ascii="Times New Roman" w:hAnsi="Times New Roman" w:eastAsia="宋体"/>
@@ -2786,15 +2920,14 @@
         </w:tc>
         <w:tc>
           <w:tcPr>
-            <w:tcW w:type="dxa" w:w="1296"/>
-            <w:vAlign w:val="center"/>
-          </w:tcPr>
-          <w:p>
-            <w:pPr>
-              <w:spacing w:after="0" w:line="240" w:lineRule="auto"/>
-              <w:jc w:val="left"/>
-            </w:pPr>
-            <w:r/>
+            <w:tcW w:w="1296" w:type="dxa"/>
+            <w:vAlign w:val="center"/>
+          </w:tcPr>
+          <w:p>
+            <w:pPr>
+              <w:spacing w:after="0" w:line="240" w:lineRule="auto"/>
+              <w:jc w:val="left"/>
+            </w:pPr>
             <w:r>
               <w:rPr>
                 <w:rFonts w:ascii="Times New Roman" w:hAnsi="Times New Roman" w:eastAsia="宋体"/>
@@ -2807,15 +2940,14 @@
         </w:tc>
         <w:tc>
           <w:tcPr>
-            <w:tcW w:type="dxa" w:w="1296"/>
-            <w:vAlign w:val="center"/>
-          </w:tcPr>
-          <w:p>
-            <w:pPr>
-              <w:spacing w:after="0" w:line="240" w:lineRule="auto"/>
-              <w:jc w:val="left"/>
-            </w:pPr>
-            <w:r/>
+            <w:tcW w:w="1296" w:type="dxa"/>
+            <w:vAlign w:val="center"/>
+          </w:tcPr>
+          <w:p>
+            <w:pPr>
+              <w:spacing w:after="0" w:line="240" w:lineRule="auto"/>
+              <w:jc w:val="left"/>
+            </w:pPr>
             <w:r>
               <w:rPr>
                 <w:rFonts w:ascii="Times New Roman" w:hAnsi="Times New Roman" w:eastAsia="宋体"/>
@@ -2828,17 +2960,24 @@
         </w:tc>
       </w:tr>
       <w:tr>
-        <w:tc>
-          <w:tcPr>
-            <w:tcW w:type="dxa" w:w="1296"/>
-            <w:vAlign w:val="center"/>
-          </w:tcPr>
-          <w:p>
-            <w:pPr>
-              <w:spacing w:after="0" w:line="240" w:lineRule="auto"/>
-              <w:jc w:val="left"/>
-            </w:pPr>
-            <w:r/>
+        <w:tblPrEx>
+          <w:tblCellMar>
+            <w:top w:w="0" w:type="dxa"/>
+            <w:left w:w="108" w:type="dxa"/>
+            <w:bottom w:w="0" w:type="dxa"/>
+            <w:right w:w="108" w:type="dxa"/>
+          </w:tblCellMar>
+        </w:tblPrEx>
+        <w:tc>
+          <w:tcPr>
+            <w:tcW w:w="1296" w:type="dxa"/>
+            <w:vAlign w:val="center"/>
+          </w:tcPr>
+          <w:p>
+            <w:pPr>
+              <w:spacing w:after="0" w:line="240" w:lineRule="auto"/>
+              <w:jc w:val="left"/>
+            </w:pPr>
             <w:r>
               <w:rPr>
                 <w:rFonts w:ascii="Times New Roman" w:hAnsi="Times New Roman" w:eastAsia="宋体"/>
@@ -2851,15 +2990,14 @@
         </w:tc>
         <w:tc>
           <w:tcPr>
-            <w:tcW w:type="dxa" w:w="1296"/>
-            <w:vAlign w:val="center"/>
-          </w:tcPr>
-          <w:p>
-            <w:pPr>
-              <w:spacing w:after="0" w:line="240" w:lineRule="auto"/>
-              <w:jc w:val="left"/>
-            </w:pPr>
-            <w:r/>
+            <w:tcW w:w="1296" w:type="dxa"/>
+            <w:vAlign w:val="center"/>
+          </w:tcPr>
+          <w:p>
+            <w:pPr>
+              <w:spacing w:after="0" w:line="240" w:lineRule="auto"/>
+              <w:jc w:val="left"/>
+            </w:pPr>
             <w:r>
               <w:rPr>
                 <w:rFonts w:ascii="Times New Roman" w:hAnsi="Times New Roman" w:eastAsia="宋体"/>
@@ -2872,15 +3010,14 @@
         </w:tc>
         <w:tc>
           <w:tcPr>
-            <w:tcW w:type="dxa" w:w="1296"/>
-            <w:vAlign w:val="center"/>
-          </w:tcPr>
-          <w:p>
-            <w:pPr>
-              <w:spacing w:after="0" w:line="240" w:lineRule="auto"/>
-              <w:jc w:val="left"/>
-            </w:pPr>
-            <w:r/>
+            <w:tcW w:w="1296" w:type="dxa"/>
+            <w:vAlign w:val="center"/>
+          </w:tcPr>
+          <w:p>
+            <w:pPr>
+              <w:spacing w:after="0" w:line="240" w:lineRule="auto"/>
+              <w:jc w:val="left"/>
+            </w:pPr>
             <w:r>
               <w:rPr>
                 <w:rFonts w:ascii="Times New Roman" w:hAnsi="Times New Roman" w:eastAsia="宋体"/>
@@ -2893,15 +3030,14 @@
         </w:tc>
         <w:tc>
           <w:tcPr>
-            <w:tcW w:type="dxa" w:w="1296"/>
-            <w:vAlign w:val="center"/>
-          </w:tcPr>
-          <w:p>
-            <w:pPr>
-              <w:spacing w:after="0" w:line="240" w:lineRule="auto"/>
-              <w:jc w:val="left"/>
-            </w:pPr>
-            <w:r/>
+            <w:tcW w:w="1296" w:type="dxa"/>
+            <w:vAlign w:val="center"/>
+          </w:tcPr>
+          <w:p>
+            <w:pPr>
+              <w:spacing w:after="0" w:line="240" w:lineRule="auto"/>
+              <w:jc w:val="left"/>
+            </w:pPr>
             <w:r>
               <w:rPr>
                 <w:rFonts w:ascii="Times New Roman" w:hAnsi="Times New Roman" w:eastAsia="宋体"/>
@@ -2914,15 +3050,14 @@
         </w:tc>
         <w:tc>
           <w:tcPr>
-            <w:tcW w:type="dxa" w:w="1296"/>
-            <w:vAlign w:val="center"/>
-          </w:tcPr>
-          <w:p>
-            <w:pPr>
-              <w:spacing w:after="0" w:line="240" w:lineRule="auto"/>
-              <w:jc w:val="left"/>
-            </w:pPr>
-            <w:r/>
+            <w:tcW w:w="1296" w:type="dxa"/>
+            <w:vAlign w:val="center"/>
+          </w:tcPr>
+          <w:p>
+            <w:pPr>
+              <w:spacing w:after="0" w:line="240" w:lineRule="auto"/>
+              <w:jc w:val="left"/>
+            </w:pPr>
             <w:r>
               <w:rPr>
                 <w:rFonts w:ascii="Times New Roman" w:hAnsi="Times New Roman" w:eastAsia="宋体"/>
@@ -2935,15 +3070,14 @@
         </w:tc>
         <w:tc>
           <w:tcPr>
-            <w:tcW w:type="dxa" w:w="1296"/>
-            <w:vAlign w:val="center"/>
-          </w:tcPr>
-          <w:p>
-            <w:pPr>
-              <w:spacing w:after="0" w:line="240" w:lineRule="auto"/>
-              <w:jc w:val="left"/>
-            </w:pPr>
-            <w:r/>
+            <w:tcW w:w="1296" w:type="dxa"/>
+            <w:vAlign w:val="center"/>
+          </w:tcPr>
+          <w:p>
+            <w:pPr>
+              <w:spacing w:after="0" w:line="240" w:lineRule="auto"/>
+              <w:jc w:val="left"/>
+            </w:pPr>
             <w:r>
               <w:rPr>
                 <w:rFonts w:ascii="Times New Roman" w:hAnsi="Times New Roman" w:eastAsia="宋体"/>
@@ -2956,15 +3090,14 @@
         </w:tc>
         <w:tc>
           <w:tcPr>
-            <w:tcW w:type="dxa" w:w="1296"/>
-            <w:vAlign w:val="center"/>
-          </w:tcPr>
-          <w:p>
-            <w:pPr>
-              <w:spacing w:after="0" w:line="240" w:lineRule="auto"/>
-              <w:jc w:val="left"/>
-            </w:pPr>
-            <w:r/>
+            <w:tcW w:w="1296" w:type="dxa"/>
+            <w:vAlign w:val="center"/>
+          </w:tcPr>
+          <w:p>
+            <w:pPr>
+              <w:spacing w:after="0" w:line="240" w:lineRule="auto"/>
+              <w:jc w:val="left"/>
+            </w:pPr>
             <w:r>
               <w:rPr>
                 <w:rFonts w:ascii="Times New Roman" w:hAnsi="Times New Roman" w:eastAsia="宋体"/>
@@ -2977,17 +3110,24 @@
         </w:tc>
       </w:tr>
       <w:tr>
-        <w:tc>
-          <w:tcPr>
-            <w:tcW w:type="dxa" w:w="1296"/>
-            <w:vAlign w:val="center"/>
-          </w:tcPr>
-          <w:p>
-            <w:pPr>
-              <w:spacing w:after="0" w:line="240" w:lineRule="auto"/>
-              <w:jc w:val="left"/>
-            </w:pPr>
-            <w:r/>
+        <w:tblPrEx>
+          <w:tblCellMar>
+            <w:top w:w="0" w:type="dxa"/>
+            <w:left w:w="108" w:type="dxa"/>
+            <w:bottom w:w="0" w:type="dxa"/>
+            <w:right w:w="108" w:type="dxa"/>
+          </w:tblCellMar>
+        </w:tblPrEx>
+        <w:tc>
+          <w:tcPr>
+            <w:tcW w:w="1296" w:type="dxa"/>
+            <w:vAlign w:val="center"/>
+          </w:tcPr>
+          <w:p>
+            <w:pPr>
+              <w:spacing w:after="0" w:line="240" w:lineRule="auto"/>
+              <w:jc w:val="left"/>
+            </w:pPr>
             <w:r>
               <w:rPr>
                 <w:rFonts w:ascii="Times New Roman" w:hAnsi="Times New Roman" w:eastAsia="宋体"/>
@@ -3000,15 +3140,14 @@
         </w:tc>
         <w:tc>
           <w:tcPr>
-            <w:tcW w:type="dxa" w:w="1296"/>
-            <w:vAlign w:val="center"/>
-          </w:tcPr>
-          <w:p>
-            <w:pPr>
-              <w:spacing w:after="0" w:line="240" w:lineRule="auto"/>
-              <w:jc w:val="left"/>
-            </w:pPr>
-            <w:r/>
+            <w:tcW w:w="1296" w:type="dxa"/>
+            <w:vAlign w:val="center"/>
+          </w:tcPr>
+          <w:p>
+            <w:pPr>
+              <w:spacing w:after="0" w:line="240" w:lineRule="auto"/>
+              <w:jc w:val="left"/>
+            </w:pPr>
             <w:r>
               <w:rPr>
                 <w:rFonts w:ascii="Times New Roman" w:hAnsi="Times New Roman" w:eastAsia="宋体"/>
@@ -3021,15 +3160,14 @@
         </w:tc>
         <w:tc>
           <w:tcPr>
-            <w:tcW w:type="dxa" w:w="1296"/>
-            <w:vAlign w:val="center"/>
-          </w:tcPr>
-          <w:p>
-            <w:pPr>
-              <w:spacing w:after="0" w:line="240" w:lineRule="auto"/>
-              <w:jc w:val="left"/>
-            </w:pPr>
-            <w:r/>
+            <w:tcW w:w="1296" w:type="dxa"/>
+            <w:vAlign w:val="center"/>
+          </w:tcPr>
+          <w:p>
+            <w:pPr>
+              <w:spacing w:after="0" w:line="240" w:lineRule="auto"/>
+              <w:jc w:val="left"/>
+            </w:pPr>
             <w:r>
               <w:rPr>
                 <w:rFonts w:ascii="Times New Roman" w:hAnsi="Times New Roman" w:eastAsia="宋体"/>
@@ -3042,15 +3180,14 @@
         </w:tc>
         <w:tc>
           <w:tcPr>
-            <w:tcW w:type="dxa" w:w="1296"/>
-            <w:vAlign w:val="center"/>
-          </w:tcPr>
-          <w:p>
-            <w:pPr>
-              <w:spacing w:after="0" w:line="240" w:lineRule="auto"/>
-              <w:jc w:val="left"/>
-            </w:pPr>
-            <w:r/>
+            <w:tcW w:w="1296" w:type="dxa"/>
+            <w:vAlign w:val="center"/>
+          </w:tcPr>
+          <w:p>
+            <w:pPr>
+              <w:spacing w:after="0" w:line="240" w:lineRule="auto"/>
+              <w:jc w:val="left"/>
+            </w:pPr>
             <w:r>
               <w:rPr>
                 <w:rFonts w:ascii="Times New Roman" w:hAnsi="Times New Roman" w:eastAsia="宋体"/>
@@ -3063,15 +3200,14 @@
         </w:tc>
         <w:tc>
           <w:tcPr>
-            <w:tcW w:type="dxa" w:w="1296"/>
-            <w:vAlign w:val="center"/>
-          </w:tcPr>
-          <w:p>
-            <w:pPr>
-              <w:spacing w:after="0" w:line="240" w:lineRule="auto"/>
-              <w:jc w:val="left"/>
-            </w:pPr>
-            <w:r/>
+            <w:tcW w:w="1296" w:type="dxa"/>
+            <w:vAlign w:val="center"/>
+          </w:tcPr>
+          <w:p>
+            <w:pPr>
+              <w:spacing w:after="0" w:line="240" w:lineRule="auto"/>
+              <w:jc w:val="left"/>
+            </w:pPr>
             <w:r>
               <w:rPr>
                 <w:rFonts w:ascii="Times New Roman" w:hAnsi="Times New Roman" w:eastAsia="宋体"/>
@@ -3084,15 +3220,14 @@
         </w:tc>
         <w:tc>
           <w:tcPr>
-            <w:tcW w:type="dxa" w:w="1296"/>
-            <w:vAlign w:val="center"/>
-          </w:tcPr>
-          <w:p>
-            <w:pPr>
-              <w:spacing w:after="0" w:line="240" w:lineRule="auto"/>
-              <w:jc w:val="left"/>
-            </w:pPr>
-            <w:r/>
+            <w:tcW w:w="1296" w:type="dxa"/>
+            <w:vAlign w:val="center"/>
+          </w:tcPr>
+          <w:p>
+            <w:pPr>
+              <w:spacing w:after="0" w:line="240" w:lineRule="auto"/>
+              <w:jc w:val="left"/>
+            </w:pPr>
             <w:r>
               <w:rPr>
                 <w:rFonts w:ascii="Times New Roman" w:hAnsi="Times New Roman" w:eastAsia="宋体"/>
@@ -3105,15 +3240,14 @@
         </w:tc>
         <w:tc>
           <w:tcPr>
-            <w:tcW w:type="dxa" w:w="1296"/>
-            <w:vAlign w:val="center"/>
-          </w:tcPr>
-          <w:p>
-            <w:pPr>
-              <w:spacing w:after="0" w:line="240" w:lineRule="auto"/>
-              <w:jc w:val="left"/>
-            </w:pPr>
-            <w:r/>
+            <w:tcW w:w="1296" w:type="dxa"/>
+            <w:vAlign w:val="center"/>
+          </w:tcPr>
+          <w:p>
+            <w:pPr>
+              <w:spacing w:after="0" w:line="240" w:lineRule="auto"/>
+              <w:jc w:val="left"/>
+            </w:pPr>
             <w:r>
               <w:rPr>
                 <w:rFonts w:ascii="Times New Roman" w:hAnsi="Times New Roman" w:eastAsia="宋体"/>
@@ -3126,17 +3260,24 @@
         </w:tc>
       </w:tr>
       <w:tr>
-        <w:tc>
-          <w:tcPr>
-            <w:tcW w:type="dxa" w:w="1296"/>
-            <w:vAlign w:val="center"/>
-          </w:tcPr>
-          <w:p>
-            <w:pPr>
-              <w:spacing w:after="0" w:line="240" w:lineRule="auto"/>
-              <w:jc w:val="left"/>
-            </w:pPr>
-            <w:r/>
+        <w:tblPrEx>
+          <w:tblCellMar>
+            <w:top w:w="0" w:type="dxa"/>
+            <w:left w:w="108" w:type="dxa"/>
+            <w:bottom w:w="0" w:type="dxa"/>
+            <w:right w:w="108" w:type="dxa"/>
+          </w:tblCellMar>
+        </w:tblPrEx>
+        <w:tc>
+          <w:tcPr>
+            <w:tcW w:w="1296" w:type="dxa"/>
+            <w:vAlign w:val="center"/>
+          </w:tcPr>
+          <w:p>
+            <w:pPr>
+              <w:spacing w:after="0" w:line="240" w:lineRule="auto"/>
+              <w:jc w:val="left"/>
+            </w:pPr>
             <w:r>
               <w:rPr>
                 <w:rFonts w:ascii="Times New Roman" w:hAnsi="Times New Roman" w:eastAsia="宋体"/>
@@ -3149,15 +3290,14 @@
         </w:tc>
         <w:tc>
           <w:tcPr>
-            <w:tcW w:type="dxa" w:w="1296"/>
-            <w:vAlign w:val="center"/>
-          </w:tcPr>
-          <w:p>
-            <w:pPr>
-              <w:spacing w:after="0" w:line="240" w:lineRule="auto"/>
-              <w:jc w:val="left"/>
-            </w:pPr>
-            <w:r/>
+            <w:tcW w:w="1296" w:type="dxa"/>
+            <w:vAlign w:val="center"/>
+          </w:tcPr>
+          <w:p>
+            <w:pPr>
+              <w:spacing w:after="0" w:line="240" w:lineRule="auto"/>
+              <w:jc w:val="left"/>
+            </w:pPr>
             <w:r>
               <w:rPr>
                 <w:rFonts w:ascii="Times New Roman" w:hAnsi="Times New Roman" w:eastAsia="宋体"/>
@@ -3170,15 +3310,14 @@
         </w:tc>
         <w:tc>
           <w:tcPr>
-            <w:tcW w:type="dxa" w:w="1296"/>
-            <w:vAlign w:val="center"/>
-          </w:tcPr>
-          <w:p>
-            <w:pPr>
-              <w:spacing w:after="0" w:line="240" w:lineRule="auto"/>
-              <w:jc w:val="left"/>
-            </w:pPr>
-            <w:r/>
+            <w:tcW w:w="1296" w:type="dxa"/>
+            <w:vAlign w:val="center"/>
+          </w:tcPr>
+          <w:p>
+            <w:pPr>
+              <w:spacing w:after="0" w:line="240" w:lineRule="auto"/>
+              <w:jc w:val="left"/>
+            </w:pPr>
             <w:r>
               <w:rPr>
                 <w:rFonts w:ascii="Times New Roman" w:hAnsi="Times New Roman" w:eastAsia="宋体"/>
@@ -3191,15 +3330,14 @@
         </w:tc>
         <w:tc>
           <w:tcPr>
-            <w:tcW w:type="dxa" w:w="1296"/>
-            <w:vAlign w:val="center"/>
-          </w:tcPr>
-          <w:p>
-            <w:pPr>
-              <w:spacing w:after="0" w:line="240" w:lineRule="auto"/>
-              <w:jc w:val="left"/>
-            </w:pPr>
-            <w:r/>
+            <w:tcW w:w="1296" w:type="dxa"/>
+            <w:vAlign w:val="center"/>
+          </w:tcPr>
+          <w:p>
+            <w:pPr>
+              <w:spacing w:after="0" w:line="240" w:lineRule="auto"/>
+              <w:jc w:val="left"/>
+            </w:pPr>
             <w:r>
               <w:rPr>
                 <w:rFonts w:ascii="Times New Roman" w:hAnsi="Times New Roman" w:eastAsia="宋体"/>
@@ -3212,15 +3350,14 @@
         </w:tc>
         <w:tc>
           <w:tcPr>
-            <w:tcW w:type="dxa" w:w="1296"/>
-            <w:vAlign w:val="center"/>
-          </w:tcPr>
-          <w:p>
-            <w:pPr>
-              <w:spacing w:after="0" w:line="240" w:lineRule="auto"/>
-              <w:jc w:val="left"/>
-            </w:pPr>
-            <w:r/>
+            <w:tcW w:w="1296" w:type="dxa"/>
+            <w:vAlign w:val="center"/>
+          </w:tcPr>
+          <w:p>
+            <w:pPr>
+              <w:spacing w:after="0" w:line="240" w:lineRule="auto"/>
+              <w:jc w:val="left"/>
+            </w:pPr>
             <w:r>
               <w:rPr>
                 <w:rFonts w:ascii="Times New Roman" w:hAnsi="Times New Roman" w:eastAsia="宋体"/>
@@ -3233,15 +3370,14 @@
         </w:tc>
         <w:tc>
           <w:tcPr>
-            <w:tcW w:type="dxa" w:w="1296"/>
-            <w:vAlign w:val="center"/>
-          </w:tcPr>
-          <w:p>
-            <w:pPr>
-              <w:spacing w:after="0" w:line="240" w:lineRule="auto"/>
-              <w:jc w:val="left"/>
-            </w:pPr>
-            <w:r/>
+            <w:tcW w:w="1296" w:type="dxa"/>
+            <w:vAlign w:val="center"/>
+          </w:tcPr>
+          <w:p>
+            <w:pPr>
+              <w:spacing w:after="0" w:line="240" w:lineRule="auto"/>
+              <w:jc w:val="left"/>
+            </w:pPr>
             <w:r>
               <w:rPr>
                 <w:rFonts w:ascii="Times New Roman" w:hAnsi="Times New Roman" w:eastAsia="宋体"/>
@@ -3254,15 +3390,14 @@
         </w:tc>
         <w:tc>
           <w:tcPr>
-            <w:tcW w:type="dxa" w:w="1296"/>
-            <w:vAlign w:val="center"/>
-          </w:tcPr>
-          <w:p>
-            <w:pPr>
-              <w:spacing w:after="0" w:line="240" w:lineRule="auto"/>
-              <w:jc w:val="left"/>
-            </w:pPr>
-            <w:r/>
+            <w:tcW w:w="1296" w:type="dxa"/>
+            <w:vAlign w:val="center"/>
+          </w:tcPr>
+          <w:p>
+            <w:pPr>
+              <w:spacing w:after="0" w:line="240" w:lineRule="auto"/>
+              <w:jc w:val="left"/>
+            </w:pPr>
             <w:r>
               <w:rPr>
                 <w:rFonts w:ascii="Times New Roman" w:hAnsi="Times New Roman" w:eastAsia="宋体"/>
@@ -3275,17 +3410,24 @@
         </w:tc>
       </w:tr>
       <w:tr>
-        <w:tc>
-          <w:tcPr>
-            <w:tcW w:type="dxa" w:w="1296"/>
-            <w:vAlign w:val="center"/>
-          </w:tcPr>
-          <w:p>
-            <w:pPr>
-              <w:spacing w:after="0" w:line="240" w:lineRule="auto"/>
-              <w:jc w:val="left"/>
-            </w:pPr>
-            <w:r/>
+        <w:tblPrEx>
+          <w:tblCellMar>
+            <w:top w:w="0" w:type="dxa"/>
+            <w:left w:w="108" w:type="dxa"/>
+            <w:bottom w:w="0" w:type="dxa"/>
+            <w:right w:w="108" w:type="dxa"/>
+          </w:tblCellMar>
+        </w:tblPrEx>
+        <w:tc>
+          <w:tcPr>
+            <w:tcW w:w="1296" w:type="dxa"/>
+            <w:vAlign w:val="center"/>
+          </w:tcPr>
+          <w:p>
+            <w:pPr>
+              <w:spacing w:after="0" w:line="240" w:lineRule="auto"/>
+              <w:jc w:val="left"/>
+            </w:pPr>
             <w:r>
               <w:rPr>
                 <w:rFonts w:ascii="Times New Roman" w:hAnsi="Times New Roman" w:eastAsia="宋体"/>
@@ -3298,15 +3440,14 @@
         </w:tc>
         <w:tc>
           <w:tcPr>
-            <w:tcW w:type="dxa" w:w="1296"/>
-            <w:vAlign w:val="center"/>
-          </w:tcPr>
-          <w:p>
-            <w:pPr>
-              <w:spacing w:after="0" w:line="240" w:lineRule="auto"/>
-              <w:jc w:val="left"/>
-            </w:pPr>
-            <w:r/>
+            <w:tcW w:w="1296" w:type="dxa"/>
+            <w:vAlign w:val="center"/>
+          </w:tcPr>
+          <w:p>
+            <w:pPr>
+              <w:spacing w:after="0" w:line="240" w:lineRule="auto"/>
+              <w:jc w:val="left"/>
+            </w:pPr>
             <w:r>
               <w:rPr>
                 <w:rFonts w:ascii="Times New Roman" w:hAnsi="Times New Roman" w:eastAsia="宋体"/>
@@ -3319,15 +3460,14 @@
         </w:tc>
         <w:tc>
           <w:tcPr>
-            <w:tcW w:type="dxa" w:w="1296"/>
-            <w:vAlign w:val="center"/>
-          </w:tcPr>
-          <w:p>
-            <w:pPr>
-              <w:spacing w:after="0" w:line="240" w:lineRule="auto"/>
-              <w:jc w:val="left"/>
-            </w:pPr>
-            <w:r/>
+            <w:tcW w:w="1296" w:type="dxa"/>
+            <w:vAlign w:val="center"/>
+          </w:tcPr>
+          <w:p>
+            <w:pPr>
+              <w:spacing w:after="0" w:line="240" w:lineRule="auto"/>
+              <w:jc w:val="left"/>
+            </w:pPr>
             <w:r>
               <w:rPr>
                 <w:rFonts w:ascii="Times New Roman" w:hAnsi="Times New Roman" w:eastAsia="宋体"/>
@@ -3340,15 +3480,14 @@
         </w:tc>
         <w:tc>
           <w:tcPr>
-            <w:tcW w:type="dxa" w:w="1296"/>
-            <w:vAlign w:val="center"/>
-          </w:tcPr>
-          <w:p>
-            <w:pPr>
-              <w:spacing w:after="0" w:line="240" w:lineRule="auto"/>
-              <w:jc w:val="left"/>
-            </w:pPr>
-            <w:r/>
+            <w:tcW w:w="1296" w:type="dxa"/>
+            <w:vAlign w:val="center"/>
+          </w:tcPr>
+          <w:p>
+            <w:pPr>
+              <w:spacing w:after="0" w:line="240" w:lineRule="auto"/>
+              <w:jc w:val="left"/>
+            </w:pPr>
             <w:r>
               <w:rPr>
                 <w:rFonts w:ascii="Times New Roman" w:hAnsi="Times New Roman" w:eastAsia="宋体"/>
@@ -3361,15 +3500,14 @@
         </w:tc>
         <w:tc>
           <w:tcPr>
-            <w:tcW w:type="dxa" w:w="1296"/>
-            <w:vAlign w:val="center"/>
-          </w:tcPr>
-          <w:p>
-            <w:pPr>
-              <w:spacing w:after="0" w:line="240" w:lineRule="auto"/>
-              <w:jc w:val="left"/>
-            </w:pPr>
-            <w:r/>
+            <w:tcW w:w="1296" w:type="dxa"/>
+            <w:vAlign w:val="center"/>
+          </w:tcPr>
+          <w:p>
+            <w:pPr>
+              <w:spacing w:after="0" w:line="240" w:lineRule="auto"/>
+              <w:jc w:val="left"/>
+            </w:pPr>
             <w:r>
               <w:rPr>
                 <w:rFonts w:ascii="Times New Roman" w:hAnsi="Times New Roman" w:eastAsia="宋体"/>
@@ -3382,15 +3520,14 @@
         </w:tc>
         <w:tc>
           <w:tcPr>
-            <w:tcW w:type="dxa" w:w="1296"/>
-            <w:vAlign w:val="center"/>
-          </w:tcPr>
-          <w:p>
-            <w:pPr>
-              <w:spacing w:after="0" w:line="240" w:lineRule="auto"/>
-              <w:jc w:val="left"/>
-            </w:pPr>
-            <w:r/>
+            <w:tcW w:w="1296" w:type="dxa"/>
+            <w:vAlign w:val="center"/>
+          </w:tcPr>
+          <w:p>
+            <w:pPr>
+              <w:spacing w:after="0" w:line="240" w:lineRule="auto"/>
+              <w:jc w:val="left"/>
+            </w:pPr>
             <w:r>
               <w:rPr>
                 <w:rFonts w:ascii="Times New Roman" w:hAnsi="Times New Roman" w:eastAsia="宋体"/>
@@ -3403,15 +3540,14 @@
         </w:tc>
         <w:tc>
           <w:tcPr>
-            <w:tcW w:type="dxa" w:w="1296"/>
-            <w:vAlign w:val="center"/>
-          </w:tcPr>
-          <w:p>
-            <w:pPr>
-              <w:spacing w:after="0" w:line="240" w:lineRule="auto"/>
-              <w:jc w:val="left"/>
-            </w:pPr>
-            <w:r/>
+            <w:tcW w:w="1296" w:type="dxa"/>
+            <w:vAlign w:val="center"/>
+          </w:tcPr>
+          <w:p>
+            <w:pPr>
+              <w:spacing w:after="0" w:line="240" w:lineRule="auto"/>
+              <w:jc w:val="left"/>
+            </w:pPr>
             <w:r>
               <w:rPr>
                 <w:rFonts w:ascii="Times New Roman" w:hAnsi="Times New Roman" w:eastAsia="宋体"/>
@@ -3424,17 +3560,24 @@
         </w:tc>
       </w:tr>
       <w:tr>
-        <w:tc>
-          <w:tcPr>
-            <w:tcW w:type="dxa" w:w="1296"/>
-            <w:vAlign w:val="center"/>
-          </w:tcPr>
-          <w:p>
-            <w:pPr>
-              <w:spacing w:after="0" w:line="240" w:lineRule="auto"/>
-              <w:jc w:val="left"/>
-            </w:pPr>
-            <w:r/>
+        <w:tblPrEx>
+          <w:tblCellMar>
+            <w:top w:w="0" w:type="dxa"/>
+            <w:left w:w="108" w:type="dxa"/>
+            <w:bottom w:w="0" w:type="dxa"/>
+            <w:right w:w="108" w:type="dxa"/>
+          </w:tblCellMar>
+        </w:tblPrEx>
+        <w:tc>
+          <w:tcPr>
+            <w:tcW w:w="1296" w:type="dxa"/>
+            <w:vAlign w:val="center"/>
+          </w:tcPr>
+          <w:p>
+            <w:pPr>
+              <w:spacing w:after="0" w:line="240" w:lineRule="auto"/>
+              <w:jc w:val="left"/>
+            </w:pPr>
             <w:r>
               <w:rPr>
                 <w:rFonts w:ascii="Times New Roman" w:hAnsi="Times New Roman" w:eastAsia="宋体"/>
@@ -3447,15 +3590,14 @@
         </w:tc>
         <w:tc>
           <w:tcPr>
-            <w:tcW w:type="dxa" w:w="1296"/>
-            <w:vAlign w:val="center"/>
-          </w:tcPr>
-          <w:p>
-            <w:pPr>
-              <w:spacing w:after="0" w:line="240" w:lineRule="auto"/>
-              <w:jc w:val="left"/>
-            </w:pPr>
-            <w:r/>
+            <w:tcW w:w="1296" w:type="dxa"/>
+            <w:vAlign w:val="center"/>
+          </w:tcPr>
+          <w:p>
+            <w:pPr>
+              <w:spacing w:after="0" w:line="240" w:lineRule="auto"/>
+              <w:jc w:val="left"/>
+            </w:pPr>
             <w:r>
               <w:rPr>
                 <w:rFonts w:ascii="Times New Roman" w:hAnsi="Times New Roman" w:eastAsia="宋体"/>
@@ -3468,15 +3610,14 @@
         </w:tc>
         <w:tc>
           <w:tcPr>
-            <w:tcW w:type="dxa" w:w="1296"/>
-            <w:vAlign w:val="center"/>
-          </w:tcPr>
-          <w:p>
-            <w:pPr>
-              <w:spacing w:after="0" w:line="240" w:lineRule="auto"/>
-              <w:jc w:val="left"/>
-            </w:pPr>
-            <w:r/>
+            <w:tcW w:w="1296" w:type="dxa"/>
+            <w:vAlign w:val="center"/>
+          </w:tcPr>
+          <w:p>
+            <w:pPr>
+              <w:spacing w:after="0" w:line="240" w:lineRule="auto"/>
+              <w:jc w:val="left"/>
+            </w:pPr>
             <w:r>
               <w:rPr>
                 <w:rFonts w:ascii="Times New Roman" w:hAnsi="Times New Roman" w:eastAsia="宋体"/>
@@ -3489,15 +3630,14 @@
         </w:tc>
         <w:tc>
           <w:tcPr>
-            <w:tcW w:type="dxa" w:w="1296"/>
-            <w:vAlign w:val="center"/>
-          </w:tcPr>
-          <w:p>
-            <w:pPr>
-              <w:spacing w:after="0" w:line="240" w:lineRule="auto"/>
-              <w:jc w:val="left"/>
-            </w:pPr>
-            <w:r/>
+            <w:tcW w:w="1296" w:type="dxa"/>
+            <w:vAlign w:val="center"/>
+          </w:tcPr>
+          <w:p>
+            <w:pPr>
+              <w:spacing w:after="0" w:line="240" w:lineRule="auto"/>
+              <w:jc w:val="left"/>
+            </w:pPr>
             <w:r>
               <w:rPr>
                 <w:rFonts w:ascii="Times New Roman" w:hAnsi="Times New Roman" w:eastAsia="宋体"/>
@@ -3510,15 +3650,14 @@
         </w:tc>
         <w:tc>
           <w:tcPr>
-            <w:tcW w:type="dxa" w:w="1296"/>
-            <w:vAlign w:val="center"/>
-          </w:tcPr>
-          <w:p>
-            <w:pPr>
-              <w:spacing w:after="0" w:line="240" w:lineRule="auto"/>
-              <w:jc w:val="left"/>
-            </w:pPr>
-            <w:r/>
+            <w:tcW w:w="1296" w:type="dxa"/>
+            <w:vAlign w:val="center"/>
+          </w:tcPr>
+          <w:p>
+            <w:pPr>
+              <w:spacing w:after="0" w:line="240" w:lineRule="auto"/>
+              <w:jc w:val="left"/>
+            </w:pPr>
             <w:r>
               <w:rPr>
                 <w:rFonts w:ascii="Times New Roman" w:hAnsi="Times New Roman" w:eastAsia="宋体"/>
@@ -3531,15 +3670,14 @@
         </w:tc>
         <w:tc>
           <w:tcPr>
-            <w:tcW w:type="dxa" w:w="1296"/>
-            <w:vAlign w:val="center"/>
-          </w:tcPr>
-          <w:p>
-            <w:pPr>
-              <w:spacing w:after="0" w:line="240" w:lineRule="auto"/>
-              <w:jc w:val="left"/>
-            </w:pPr>
-            <w:r/>
+            <w:tcW w:w="1296" w:type="dxa"/>
+            <w:vAlign w:val="center"/>
+          </w:tcPr>
+          <w:p>
+            <w:pPr>
+              <w:spacing w:after="0" w:line="240" w:lineRule="auto"/>
+              <w:jc w:val="left"/>
+            </w:pPr>
             <w:r>
               <w:rPr>
                 <w:rFonts w:ascii="Times New Roman" w:hAnsi="Times New Roman" w:eastAsia="宋体"/>
@@ -3552,15 +3690,14 @@
         </w:tc>
         <w:tc>
           <w:tcPr>
-            <w:tcW w:type="dxa" w:w="1296"/>
-            <w:vAlign w:val="center"/>
-          </w:tcPr>
-          <w:p>
-            <w:pPr>
-              <w:spacing w:after="0" w:line="240" w:lineRule="auto"/>
-              <w:jc w:val="left"/>
-            </w:pPr>
-            <w:r/>
+            <w:tcW w:w="1296" w:type="dxa"/>
+            <w:vAlign w:val="center"/>
+          </w:tcPr>
+          <w:p>
+            <w:pPr>
+              <w:spacing w:after="0" w:line="240" w:lineRule="auto"/>
+              <w:jc w:val="left"/>
+            </w:pPr>
             <w:r>
               <w:rPr>
                 <w:rFonts w:ascii="Times New Roman" w:hAnsi="Times New Roman" w:eastAsia="宋体"/>
@@ -3573,17 +3710,24 @@
         </w:tc>
       </w:tr>
       <w:tr>
-        <w:tc>
-          <w:tcPr>
-            <w:tcW w:type="dxa" w:w="1296"/>
-            <w:vAlign w:val="center"/>
-          </w:tcPr>
-          <w:p>
-            <w:pPr>
-              <w:spacing w:after="0" w:line="240" w:lineRule="auto"/>
-              <w:jc w:val="left"/>
-            </w:pPr>
-            <w:r/>
+        <w:tblPrEx>
+          <w:tblCellMar>
+            <w:top w:w="0" w:type="dxa"/>
+            <w:left w:w="108" w:type="dxa"/>
+            <w:bottom w:w="0" w:type="dxa"/>
+            <w:right w:w="108" w:type="dxa"/>
+          </w:tblCellMar>
+        </w:tblPrEx>
+        <w:tc>
+          <w:tcPr>
+            <w:tcW w:w="1296" w:type="dxa"/>
+            <w:vAlign w:val="center"/>
+          </w:tcPr>
+          <w:p>
+            <w:pPr>
+              <w:spacing w:after="0" w:line="240" w:lineRule="auto"/>
+              <w:jc w:val="left"/>
+            </w:pPr>
             <w:r>
               <w:rPr>
                 <w:rFonts w:ascii="Times New Roman" w:hAnsi="Times New Roman" w:eastAsia="宋体"/>
@@ -3596,15 +3740,14 @@
         </w:tc>
         <w:tc>
           <w:tcPr>
-            <w:tcW w:type="dxa" w:w="1296"/>
-            <w:vAlign w:val="center"/>
-          </w:tcPr>
-          <w:p>
-            <w:pPr>
-              <w:spacing w:after="0" w:line="240" w:lineRule="auto"/>
-              <w:jc w:val="left"/>
-            </w:pPr>
-            <w:r/>
+            <w:tcW w:w="1296" w:type="dxa"/>
+            <w:vAlign w:val="center"/>
+          </w:tcPr>
+          <w:p>
+            <w:pPr>
+              <w:spacing w:after="0" w:line="240" w:lineRule="auto"/>
+              <w:jc w:val="left"/>
+            </w:pPr>
             <w:r>
               <w:rPr>
                 <w:rFonts w:ascii="Times New Roman" w:hAnsi="Times New Roman" w:eastAsia="宋体"/>
@@ -3617,15 +3760,14 @@
         </w:tc>
         <w:tc>
           <w:tcPr>
-            <w:tcW w:type="dxa" w:w="1296"/>
-            <w:vAlign w:val="center"/>
-          </w:tcPr>
-          <w:p>
-            <w:pPr>
-              <w:spacing w:after="0" w:line="240" w:lineRule="auto"/>
-              <w:jc w:val="left"/>
-            </w:pPr>
-            <w:r/>
+            <w:tcW w:w="1296" w:type="dxa"/>
+            <w:vAlign w:val="center"/>
+          </w:tcPr>
+          <w:p>
+            <w:pPr>
+              <w:spacing w:after="0" w:line="240" w:lineRule="auto"/>
+              <w:jc w:val="left"/>
+            </w:pPr>
             <w:r>
               <w:rPr>
                 <w:rFonts w:ascii="Times New Roman" w:hAnsi="Times New Roman" w:eastAsia="宋体"/>
@@ -3638,15 +3780,14 @@
         </w:tc>
         <w:tc>
           <w:tcPr>
-            <w:tcW w:type="dxa" w:w="1296"/>
-            <w:vAlign w:val="center"/>
-          </w:tcPr>
-          <w:p>
-            <w:pPr>
-              <w:spacing w:after="0" w:line="240" w:lineRule="auto"/>
-              <w:jc w:val="left"/>
-            </w:pPr>
-            <w:r/>
+            <w:tcW w:w="1296" w:type="dxa"/>
+            <w:vAlign w:val="center"/>
+          </w:tcPr>
+          <w:p>
+            <w:pPr>
+              <w:spacing w:after="0" w:line="240" w:lineRule="auto"/>
+              <w:jc w:val="left"/>
+            </w:pPr>
             <w:r>
               <w:rPr>
                 <w:rFonts w:ascii="Times New Roman" w:hAnsi="Times New Roman" w:eastAsia="宋体"/>
@@ -3659,15 +3800,14 @@
         </w:tc>
         <w:tc>
           <w:tcPr>
-            <w:tcW w:type="dxa" w:w="1296"/>
-            <w:vAlign w:val="center"/>
-          </w:tcPr>
-          <w:p>
-            <w:pPr>
-              <w:spacing w:after="0" w:line="240" w:lineRule="auto"/>
-              <w:jc w:val="left"/>
-            </w:pPr>
-            <w:r/>
+            <w:tcW w:w="1296" w:type="dxa"/>
+            <w:vAlign w:val="center"/>
+          </w:tcPr>
+          <w:p>
+            <w:pPr>
+              <w:spacing w:after="0" w:line="240" w:lineRule="auto"/>
+              <w:jc w:val="left"/>
+            </w:pPr>
             <w:r>
               <w:rPr>
                 <w:rFonts w:ascii="Times New Roman" w:hAnsi="Times New Roman" w:eastAsia="宋体"/>
@@ -3680,15 +3820,14 @@
         </w:tc>
         <w:tc>
           <w:tcPr>
-            <w:tcW w:type="dxa" w:w="1296"/>
-            <w:vAlign w:val="center"/>
-          </w:tcPr>
-          <w:p>
-            <w:pPr>
-              <w:spacing w:after="0" w:line="240" w:lineRule="auto"/>
-              <w:jc w:val="left"/>
-            </w:pPr>
-            <w:r/>
+            <w:tcW w:w="1296" w:type="dxa"/>
+            <w:vAlign w:val="center"/>
+          </w:tcPr>
+          <w:p>
+            <w:pPr>
+              <w:spacing w:after="0" w:line="240" w:lineRule="auto"/>
+              <w:jc w:val="left"/>
+            </w:pPr>
             <w:r>
               <w:rPr>
                 <w:rFonts w:ascii="Times New Roman" w:hAnsi="Times New Roman" w:eastAsia="宋体"/>
@@ -3701,15 +3840,14 @@
         </w:tc>
         <w:tc>
           <w:tcPr>
-            <w:tcW w:type="dxa" w:w="1296"/>
-            <w:vAlign w:val="center"/>
-          </w:tcPr>
-          <w:p>
-            <w:pPr>
-              <w:spacing w:after="0" w:line="240" w:lineRule="auto"/>
-              <w:jc w:val="left"/>
-            </w:pPr>
-            <w:r/>
+            <w:tcW w:w="1296" w:type="dxa"/>
+            <w:vAlign w:val="center"/>
+          </w:tcPr>
+          <w:p>
+            <w:pPr>
+              <w:spacing w:after="0" w:line="240" w:lineRule="auto"/>
+              <w:jc w:val="left"/>
+            </w:pPr>
             <w:r>
               <w:rPr>
                 <w:rFonts w:ascii="Times New Roman" w:hAnsi="Times New Roman" w:eastAsia="宋体"/>
@@ -3722,17 +3860,24 @@
         </w:tc>
       </w:tr>
       <w:tr>
-        <w:tc>
-          <w:tcPr>
-            <w:tcW w:type="dxa" w:w="1296"/>
-            <w:vAlign w:val="center"/>
-          </w:tcPr>
-          <w:p>
-            <w:pPr>
-              <w:spacing w:after="0" w:line="240" w:lineRule="auto"/>
-              <w:jc w:val="left"/>
-            </w:pPr>
-            <w:r/>
+        <w:tblPrEx>
+          <w:tblCellMar>
+            <w:top w:w="0" w:type="dxa"/>
+            <w:left w:w="108" w:type="dxa"/>
+            <w:bottom w:w="0" w:type="dxa"/>
+            <w:right w:w="108" w:type="dxa"/>
+          </w:tblCellMar>
+        </w:tblPrEx>
+        <w:tc>
+          <w:tcPr>
+            <w:tcW w:w="1296" w:type="dxa"/>
+            <w:vAlign w:val="center"/>
+          </w:tcPr>
+          <w:p>
+            <w:pPr>
+              <w:spacing w:after="0" w:line="240" w:lineRule="auto"/>
+              <w:jc w:val="left"/>
+            </w:pPr>
             <w:r>
               <w:rPr>
                 <w:rFonts w:ascii="Times New Roman" w:hAnsi="Times New Roman" w:eastAsia="宋体"/>
@@ -3745,15 +3890,14 @@
         </w:tc>
         <w:tc>
           <w:tcPr>
-            <w:tcW w:type="dxa" w:w="1296"/>
-            <w:vAlign w:val="center"/>
-          </w:tcPr>
-          <w:p>
-            <w:pPr>
-              <w:spacing w:after="0" w:line="240" w:lineRule="auto"/>
-              <w:jc w:val="left"/>
-            </w:pPr>
-            <w:r/>
+            <w:tcW w:w="1296" w:type="dxa"/>
+            <w:vAlign w:val="center"/>
+          </w:tcPr>
+          <w:p>
+            <w:pPr>
+              <w:spacing w:after="0" w:line="240" w:lineRule="auto"/>
+              <w:jc w:val="left"/>
+            </w:pPr>
             <w:r>
               <w:rPr>
                 <w:rFonts w:ascii="Times New Roman" w:hAnsi="Times New Roman" w:eastAsia="宋体"/>
@@ -3766,15 +3910,14 @@
         </w:tc>
         <w:tc>
           <w:tcPr>
-            <w:tcW w:type="dxa" w:w="1296"/>
-            <w:vAlign w:val="center"/>
-          </w:tcPr>
-          <w:p>
-            <w:pPr>
-              <w:spacing w:after="0" w:line="240" w:lineRule="auto"/>
-              <w:jc w:val="left"/>
-            </w:pPr>
-            <w:r/>
+            <w:tcW w:w="1296" w:type="dxa"/>
+            <w:vAlign w:val="center"/>
+          </w:tcPr>
+          <w:p>
+            <w:pPr>
+              <w:spacing w:after="0" w:line="240" w:lineRule="auto"/>
+              <w:jc w:val="left"/>
+            </w:pPr>
             <w:r>
               <w:rPr>
                 <w:rFonts w:ascii="Times New Roman" w:hAnsi="Times New Roman" w:eastAsia="宋体"/>
@@ -3787,15 +3930,14 @@
         </w:tc>
         <w:tc>
           <w:tcPr>
-            <w:tcW w:type="dxa" w:w="1296"/>
-            <w:vAlign w:val="center"/>
-          </w:tcPr>
-          <w:p>
-            <w:pPr>
-              <w:spacing w:after="0" w:line="240" w:lineRule="auto"/>
-              <w:jc w:val="left"/>
-            </w:pPr>
-            <w:r/>
+            <w:tcW w:w="1296" w:type="dxa"/>
+            <w:vAlign w:val="center"/>
+          </w:tcPr>
+          <w:p>
+            <w:pPr>
+              <w:spacing w:after="0" w:line="240" w:lineRule="auto"/>
+              <w:jc w:val="left"/>
+            </w:pPr>
             <w:r>
               <w:rPr>
                 <w:rFonts w:ascii="Times New Roman" w:hAnsi="Times New Roman" w:eastAsia="宋体"/>
@@ -3808,15 +3950,14 @@
         </w:tc>
         <w:tc>
           <w:tcPr>
-            <w:tcW w:type="dxa" w:w="1296"/>
-            <w:vAlign w:val="center"/>
-          </w:tcPr>
-          <w:p>
-            <w:pPr>
-              <w:spacing w:after="0" w:line="240" w:lineRule="auto"/>
-              <w:jc w:val="left"/>
-            </w:pPr>
-            <w:r/>
+            <w:tcW w:w="1296" w:type="dxa"/>
+            <w:vAlign w:val="center"/>
+          </w:tcPr>
+          <w:p>
+            <w:pPr>
+              <w:spacing w:after="0" w:line="240" w:lineRule="auto"/>
+              <w:jc w:val="left"/>
+            </w:pPr>
             <w:r>
               <w:rPr>
                 <w:rFonts w:ascii="Times New Roman" w:hAnsi="Times New Roman" w:eastAsia="宋体"/>
@@ -3829,15 +3970,14 @@
         </w:tc>
         <w:tc>
           <w:tcPr>
-            <w:tcW w:type="dxa" w:w="1296"/>
-            <w:vAlign w:val="center"/>
-          </w:tcPr>
-          <w:p>
-            <w:pPr>
-              <w:spacing w:after="0" w:line="240" w:lineRule="auto"/>
-              <w:jc w:val="left"/>
-            </w:pPr>
-            <w:r/>
+            <w:tcW w:w="1296" w:type="dxa"/>
+            <w:vAlign w:val="center"/>
+          </w:tcPr>
+          <w:p>
+            <w:pPr>
+              <w:spacing w:after="0" w:line="240" w:lineRule="auto"/>
+              <w:jc w:val="left"/>
+            </w:pPr>
             <w:r>
               <w:rPr>
                 <w:rFonts w:ascii="Times New Roman" w:hAnsi="Times New Roman" w:eastAsia="宋体"/>
@@ -3850,15 +3990,14 @@
         </w:tc>
         <w:tc>
           <w:tcPr>
-            <w:tcW w:type="dxa" w:w="1296"/>
-            <w:vAlign w:val="center"/>
-          </w:tcPr>
-          <w:p>
-            <w:pPr>
-              <w:spacing w:after="0" w:line="240" w:lineRule="auto"/>
-              <w:jc w:val="left"/>
-            </w:pPr>
-            <w:r/>
+            <w:tcW w:w="1296" w:type="dxa"/>
+            <w:vAlign w:val="center"/>
+          </w:tcPr>
+          <w:p>
+            <w:pPr>
+              <w:spacing w:after="0" w:line="240" w:lineRule="auto"/>
+              <w:jc w:val="left"/>
+            </w:pPr>
             <w:r>
               <w:rPr>
                 <w:rFonts w:ascii="Times New Roman" w:hAnsi="Times New Roman" w:eastAsia="宋体"/>
@@ -3871,17 +4010,24 @@
         </w:tc>
       </w:tr>
       <w:tr>
-        <w:tc>
-          <w:tcPr>
-            <w:tcW w:type="dxa" w:w="1296"/>
-            <w:vAlign w:val="center"/>
-          </w:tcPr>
-          <w:p>
-            <w:pPr>
-              <w:spacing w:after="0" w:line="240" w:lineRule="auto"/>
-              <w:jc w:val="left"/>
-            </w:pPr>
-            <w:r/>
+        <w:tblPrEx>
+          <w:tblCellMar>
+            <w:top w:w="0" w:type="dxa"/>
+            <w:left w:w="108" w:type="dxa"/>
+            <w:bottom w:w="0" w:type="dxa"/>
+            <w:right w:w="108" w:type="dxa"/>
+          </w:tblCellMar>
+        </w:tblPrEx>
+        <w:tc>
+          <w:tcPr>
+            <w:tcW w:w="1296" w:type="dxa"/>
+            <w:vAlign w:val="center"/>
+          </w:tcPr>
+          <w:p>
+            <w:pPr>
+              <w:spacing w:after="0" w:line="240" w:lineRule="auto"/>
+              <w:jc w:val="left"/>
+            </w:pPr>
             <w:r>
               <w:rPr>
                 <w:rFonts w:ascii="Times New Roman" w:hAnsi="Times New Roman" w:eastAsia="宋体"/>
@@ -3894,15 +4040,14 @@
         </w:tc>
         <w:tc>
           <w:tcPr>
-            <w:tcW w:type="dxa" w:w="1296"/>
-            <w:vAlign w:val="center"/>
-          </w:tcPr>
-          <w:p>
-            <w:pPr>
-              <w:spacing w:after="0" w:line="240" w:lineRule="auto"/>
-              <w:jc w:val="left"/>
-            </w:pPr>
-            <w:r/>
+            <w:tcW w:w="1296" w:type="dxa"/>
+            <w:vAlign w:val="center"/>
+          </w:tcPr>
+          <w:p>
+            <w:pPr>
+              <w:spacing w:after="0" w:line="240" w:lineRule="auto"/>
+              <w:jc w:val="left"/>
+            </w:pPr>
             <w:r>
               <w:rPr>
                 <w:rFonts w:ascii="Times New Roman" w:hAnsi="Times New Roman" w:eastAsia="宋体"/>
@@ -3915,15 +4060,14 @@
         </w:tc>
         <w:tc>
           <w:tcPr>
-            <w:tcW w:type="dxa" w:w="1296"/>
-            <w:vAlign w:val="center"/>
-          </w:tcPr>
-          <w:p>
-            <w:pPr>
-              <w:spacing w:after="0" w:line="240" w:lineRule="auto"/>
-              <w:jc w:val="left"/>
-            </w:pPr>
-            <w:r/>
+            <w:tcW w:w="1296" w:type="dxa"/>
+            <w:vAlign w:val="center"/>
+          </w:tcPr>
+          <w:p>
+            <w:pPr>
+              <w:spacing w:after="0" w:line="240" w:lineRule="auto"/>
+              <w:jc w:val="left"/>
+            </w:pPr>
             <w:r>
               <w:rPr>
                 <w:rFonts w:ascii="Times New Roman" w:hAnsi="Times New Roman" w:eastAsia="宋体"/>
@@ -3936,15 +4080,14 @@
         </w:tc>
         <w:tc>
           <w:tcPr>
-            <w:tcW w:type="dxa" w:w="1296"/>
-            <w:vAlign w:val="center"/>
-          </w:tcPr>
-          <w:p>
-            <w:pPr>
-              <w:spacing w:after="0" w:line="240" w:lineRule="auto"/>
-              <w:jc w:val="left"/>
-            </w:pPr>
-            <w:r/>
+            <w:tcW w:w="1296" w:type="dxa"/>
+            <w:vAlign w:val="center"/>
+          </w:tcPr>
+          <w:p>
+            <w:pPr>
+              <w:spacing w:after="0" w:line="240" w:lineRule="auto"/>
+              <w:jc w:val="left"/>
+            </w:pPr>
             <w:r>
               <w:rPr>
                 <w:rFonts w:ascii="Times New Roman" w:hAnsi="Times New Roman" w:eastAsia="宋体"/>
@@ -3957,15 +4100,14 @@
         </w:tc>
         <w:tc>
           <w:tcPr>
-            <w:tcW w:type="dxa" w:w="1296"/>
-            <w:vAlign w:val="center"/>
-          </w:tcPr>
-          <w:p>
-            <w:pPr>
-              <w:spacing w:after="0" w:line="240" w:lineRule="auto"/>
-              <w:jc w:val="left"/>
-            </w:pPr>
-            <w:r/>
+            <w:tcW w:w="1296" w:type="dxa"/>
+            <w:vAlign w:val="center"/>
+          </w:tcPr>
+          <w:p>
+            <w:pPr>
+              <w:spacing w:after="0" w:line="240" w:lineRule="auto"/>
+              <w:jc w:val="left"/>
+            </w:pPr>
             <w:r>
               <w:rPr>
                 <w:rFonts w:ascii="Times New Roman" w:hAnsi="Times New Roman" w:eastAsia="宋体"/>
@@ -3978,15 +4120,14 @@
         </w:tc>
         <w:tc>
           <w:tcPr>
-            <w:tcW w:type="dxa" w:w="1296"/>
-            <w:vAlign w:val="center"/>
-          </w:tcPr>
-          <w:p>
-            <w:pPr>
-              <w:spacing w:after="0" w:line="240" w:lineRule="auto"/>
-              <w:jc w:val="left"/>
-            </w:pPr>
-            <w:r/>
+            <w:tcW w:w="1296" w:type="dxa"/>
+            <w:vAlign w:val="center"/>
+          </w:tcPr>
+          <w:p>
+            <w:pPr>
+              <w:spacing w:after="0" w:line="240" w:lineRule="auto"/>
+              <w:jc w:val="left"/>
+            </w:pPr>
             <w:r>
               <w:rPr>
                 <w:rFonts w:ascii="Times New Roman" w:hAnsi="Times New Roman" w:eastAsia="宋体"/>
@@ -3999,15 +4140,14 @@
         </w:tc>
         <w:tc>
           <w:tcPr>
-            <w:tcW w:type="dxa" w:w="1296"/>
-            <w:vAlign w:val="center"/>
-          </w:tcPr>
-          <w:p>
-            <w:pPr>
-              <w:spacing w:after="0" w:line="240" w:lineRule="auto"/>
-              <w:jc w:val="left"/>
-            </w:pPr>
-            <w:r/>
+            <w:tcW w:w="1296" w:type="dxa"/>
+            <w:vAlign w:val="center"/>
+          </w:tcPr>
+          <w:p>
+            <w:pPr>
+              <w:spacing w:after="0" w:line="240" w:lineRule="auto"/>
+              <w:jc w:val="left"/>
+            </w:pPr>
             <w:r>
               <w:rPr>
                 <w:rFonts w:ascii="Times New Roman" w:hAnsi="Times New Roman" w:eastAsia="宋体"/>
@@ -4022,7 +4162,7 @@
     </w:tbl>
     <w:p>
       <w:pPr>
-        <w:pStyle w:val="1"/>
+        <w:pStyle w:val="2"/>
         <w:keepNext/>
       </w:pPr>
       <w:r>
@@ -4050,9 +4190,16 @@
     </w:p>
     <w:tbl>
       <w:tblPr>
-        <w:tblW w:type="auto" w:w="0"/>
+        <w:tblStyle w:val="15"/>
+        <w:tblW w:w="0" w:type="auto"/>
+        <w:tblInd w:w="0" w:type="dxa"/>
         <w:tblLayout w:type="fixed"/>
-        <w:tblLook w:firstColumn="1" w:firstRow="1" w:lastColumn="0" w:lastRow="0" w:noHBand="0" w:noVBand="1" w:val="04A0"/>
+        <w:tblCellMar>
+          <w:top w:w="0" w:type="dxa"/>
+          <w:left w:w="108" w:type="dxa"/>
+          <w:bottom w:w="0" w:type="dxa"/>
+          <w:right w:w="108" w:type="dxa"/>
+        </w:tblCellMar>
       </w:tblPr>
       <w:tblGrid>
         <w:gridCol w:w="1088"/>
@@ -4062,20 +4209,27 @@
         <w:gridCol w:w="1995"/>
       </w:tblGrid>
       <w:tr>
+        <w:tblPrEx>
+          <w:tblCellMar>
+            <w:top w:w="0" w:type="dxa"/>
+            <w:left w:w="108" w:type="dxa"/>
+            <w:bottom w:w="0" w:type="dxa"/>
+            <w:right w:w="108" w:type="dxa"/>
+          </w:tblCellMar>
+        </w:tblPrEx>
         <w:trPr>
-          <w:tblHeader w:val="true"/>
+          <w:tblHeader/>
         </w:trPr>
         <w:tc>
           <w:tcPr>
-            <w:tcW w:type="dxa" w:w="1088"/>
-            <w:vAlign w:val="center"/>
-          </w:tcPr>
-          <w:p>
-            <w:pPr>
-              <w:spacing w:after="0" w:line="240" w:lineRule="auto"/>
-              <w:jc w:val="left"/>
-            </w:pPr>
-            <w:r/>
+            <w:tcW w:w="1088" w:type="dxa"/>
+            <w:vAlign w:val="center"/>
+          </w:tcPr>
+          <w:p>
+            <w:pPr>
+              <w:spacing w:after="0" w:line="240" w:lineRule="auto"/>
+              <w:jc w:val="left"/>
+            </w:pPr>
             <w:r>
               <w:rPr>
                 <w:rFonts w:ascii="Times New Roman" w:hAnsi="Times New Roman" w:eastAsia="宋体"/>
@@ -4088,15 +4242,14 @@
         </w:tc>
         <w:tc>
           <w:tcPr>
-            <w:tcW w:type="dxa" w:w="1360"/>
-            <w:vAlign w:val="center"/>
-          </w:tcPr>
-          <w:p>
-            <w:pPr>
-              <w:spacing w:after="0" w:line="240" w:lineRule="auto"/>
-              <w:jc w:val="left"/>
-            </w:pPr>
-            <w:r/>
+            <w:tcW w:w="1360" w:type="dxa"/>
+            <w:vAlign w:val="center"/>
+          </w:tcPr>
+          <w:p>
+            <w:pPr>
+              <w:spacing w:after="0" w:line="240" w:lineRule="auto"/>
+              <w:jc w:val="left"/>
+            </w:pPr>
             <w:r>
               <w:rPr>
                 <w:rFonts w:ascii="Times New Roman" w:hAnsi="Times New Roman" w:eastAsia="宋体"/>
@@ -4109,15 +4262,14 @@
         </w:tc>
         <w:tc>
           <w:tcPr>
-            <w:tcW w:type="dxa" w:w="3265"/>
-            <w:vAlign w:val="center"/>
-          </w:tcPr>
-          <w:p>
-            <w:pPr>
-              <w:spacing w:after="0" w:line="240" w:lineRule="auto"/>
-              <w:jc w:val="left"/>
-            </w:pPr>
-            <w:r/>
+            <w:tcW w:w="3265" w:type="dxa"/>
+            <w:vAlign w:val="center"/>
+          </w:tcPr>
+          <w:p>
+            <w:pPr>
+              <w:spacing w:after="0" w:line="240" w:lineRule="auto"/>
+              <w:jc w:val="left"/>
+            </w:pPr>
             <w:r>
               <w:rPr>
                 <w:rFonts w:ascii="Times New Roman" w:hAnsi="Times New Roman" w:eastAsia="宋体"/>
@@ -4130,15 +4282,14 @@
         </w:tc>
         <w:tc>
           <w:tcPr>
-            <w:tcW w:type="dxa" w:w="1360"/>
-            <w:vAlign w:val="center"/>
-          </w:tcPr>
-          <w:p>
-            <w:pPr>
-              <w:spacing w:after="0" w:line="240" w:lineRule="auto"/>
-              <w:jc w:val="left"/>
-            </w:pPr>
-            <w:r/>
+            <w:tcW w:w="1360" w:type="dxa"/>
+            <w:vAlign w:val="center"/>
+          </w:tcPr>
+          <w:p>
+            <w:pPr>
+              <w:spacing w:after="0" w:line="240" w:lineRule="auto"/>
+              <w:jc w:val="left"/>
+            </w:pPr>
             <w:r>
               <w:rPr>
                 <w:rFonts w:ascii="Times New Roman" w:hAnsi="Times New Roman" w:eastAsia="宋体"/>
@@ -4151,15 +4302,14 @@
         </w:tc>
         <w:tc>
           <w:tcPr>
-            <w:tcW w:type="dxa" w:w="1995"/>
-            <w:vAlign w:val="center"/>
-          </w:tcPr>
-          <w:p>
-            <w:pPr>
-              <w:spacing w:after="0" w:line="240" w:lineRule="auto"/>
-              <w:jc w:val="left"/>
-            </w:pPr>
-            <w:r/>
+            <w:tcW w:w="1995" w:type="dxa"/>
+            <w:vAlign w:val="center"/>
+          </w:tcPr>
+          <w:p>
+            <w:pPr>
+              <w:spacing w:after="0" w:line="240" w:lineRule="auto"/>
+              <w:jc w:val="left"/>
+            </w:pPr>
             <w:r>
               <w:rPr>
                 <w:rFonts w:ascii="Times New Roman" w:hAnsi="Times New Roman" w:eastAsia="宋体"/>
@@ -4172,17 +4322,24 @@
         </w:tc>
       </w:tr>
       <w:tr>
-        <w:tc>
-          <w:tcPr>
-            <w:tcW w:type="dxa" w:w="1088"/>
-            <w:vAlign w:val="center"/>
-          </w:tcPr>
-          <w:p>
-            <w:pPr>
-              <w:spacing w:after="0" w:line="240" w:lineRule="auto"/>
-              <w:jc w:val="left"/>
-            </w:pPr>
-            <w:r/>
+        <w:tblPrEx>
+          <w:tblCellMar>
+            <w:top w:w="0" w:type="dxa"/>
+            <w:left w:w="108" w:type="dxa"/>
+            <w:bottom w:w="0" w:type="dxa"/>
+            <w:right w:w="108" w:type="dxa"/>
+          </w:tblCellMar>
+        </w:tblPrEx>
+        <w:tc>
+          <w:tcPr>
+            <w:tcW w:w="1088" w:type="dxa"/>
+            <w:vAlign w:val="center"/>
+          </w:tcPr>
+          <w:p>
+            <w:pPr>
+              <w:spacing w:after="0" w:line="240" w:lineRule="auto"/>
+              <w:jc w:val="left"/>
+            </w:pPr>
             <w:r>
               <w:rPr>
                 <w:rFonts w:ascii="Times New Roman" w:hAnsi="Times New Roman" w:eastAsia="宋体"/>
@@ -4195,15 +4352,14 @@
         </w:tc>
         <w:tc>
           <w:tcPr>
-            <w:tcW w:type="dxa" w:w="1360"/>
-            <w:vAlign w:val="center"/>
-          </w:tcPr>
-          <w:p>
-            <w:pPr>
-              <w:spacing w:after="0" w:line="240" w:lineRule="auto"/>
-              <w:jc w:val="left"/>
-            </w:pPr>
-            <w:r/>
+            <w:tcW w:w="1360" w:type="dxa"/>
+            <w:vAlign w:val="center"/>
+          </w:tcPr>
+          <w:p>
+            <w:pPr>
+              <w:spacing w:after="0" w:line="240" w:lineRule="auto"/>
+              <w:jc w:val="left"/>
+            </w:pPr>
             <w:r>
               <w:rPr>
                 <w:rFonts w:ascii="Times New Roman" w:hAnsi="Times New Roman" w:eastAsia="宋体"/>
@@ -4216,15 +4372,14 @@
         </w:tc>
         <w:tc>
           <w:tcPr>
-            <w:tcW w:type="dxa" w:w="3265"/>
-            <w:vAlign w:val="center"/>
-          </w:tcPr>
-          <w:p>
-            <w:pPr>
-              <w:spacing w:after="0" w:line="240" w:lineRule="auto"/>
-              <w:jc w:val="left"/>
-            </w:pPr>
-            <w:r/>
+            <w:tcW w:w="3265" w:type="dxa"/>
+            <w:vAlign w:val="center"/>
+          </w:tcPr>
+          <w:p>
+            <w:pPr>
+              <w:spacing w:after="0" w:line="240" w:lineRule="auto"/>
+              <w:jc w:val="left"/>
+            </w:pPr>
             <w:r>
               <w:rPr>
                 <w:rFonts w:ascii="Times New Roman" w:hAnsi="Times New Roman" w:eastAsia="宋体"/>
@@ -4237,15 +4392,14 @@
         </w:tc>
         <w:tc>
           <w:tcPr>
-            <w:tcW w:type="dxa" w:w="1360"/>
-            <w:vAlign w:val="center"/>
-          </w:tcPr>
-          <w:p>
-            <w:pPr>
-              <w:spacing w:after="0" w:line="240" w:lineRule="auto"/>
-              <w:jc w:val="left"/>
-            </w:pPr>
-            <w:r/>
+            <w:tcW w:w="1360" w:type="dxa"/>
+            <w:vAlign w:val="center"/>
+          </w:tcPr>
+          <w:p>
+            <w:pPr>
+              <w:spacing w:after="0" w:line="240" w:lineRule="auto"/>
+              <w:jc w:val="left"/>
+            </w:pPr>
             <w:r>
               <w:rPr>
                 <w:rFonts w:ascii="Times New Roman" w:hAnsi="Times New Roman" w:eastAsia="宋体"/>
@@ -4258,15 +4412,14 @@
         </w:tc>
         <w:tc>
           <w:tcPr>
-            <w:tcW w:type="dxa" w:w="1995"/>
-            <w:vAlign w:val="center"/>
-          </w:tcPr>
-          <w:p>
-            <w:pPr>
-              <w:spacing w:after="0" w:line="240" w:lineRule="auto"/>
-              <w:jc w:val="left"/>
-            </w:pPr>
-            <w:r/>
+            <w:tcW w:w="1995" w:type="dxa"/>
+            <w:vAlign w:val="center"/>
+          </w:tcPr>
+          <w:p>
+            <w:pPr>
+              <w:spacing w:after="0" w:line="240" w:lineRule="auto"/>
+              <w:jc w:val="left"/>
+            </w:pPr>
             <w:r>
               <w:rPr>
                 <w:rFonts w:ascii="Times New Roman" w:hAnsi="Times New Roman" w:eastAsia="宋体"/>
@@ -4279,17 +4432,24 @@
         </w:tc>
       </w:tr>
       <w:tr>
-        <w:tc>
-          <w:tcPr>
-            <w:tcW w:type="dxa" w:w="1088"/>
-            <w:vAlign w:val="center"/>
-          </w:tcPr>
-          <w:p>
-            <w:pPr>
-              <w:spacing w:after="0" w:line="240" w:lineRule="auto"/>
-              <w:jc w:val="left"/>
-            </w:pPr>
-            <w:r/>
+        <w:tblPrEx>
+          <w:tblCellMar>
+            <w:top w:w="0" w:type="dxa"/>
+            <w:left w:w="108" w:type="dxa"/>
+            <w:bottom w:w="0" w:type="dxa"/>
+            <w:right w:w="108" w:type="dxa"/>
+          </w:tblCellMar>
+        </w:tblPrEx>
+        <w:tc>
+          <w:tcPr>
+            <w:tcW w:w="1088" w:type="dxa"/>
+            <w:vAlign w:val="center"/>
+          </w:tcPr>
+          <w:p>
+            <w:pPr>
+              <w:spacing w:after="0" w:line="240" w:lineRule="auto"/>
+              <w:jc w:val="left"/>
+            </w:pPr>
             <w:r>
               <w:rPr>
                 <w:rFonts w:ascii="Times New Roman" w:hAnsi="Times New Roman" w:eastAsia="宋体"/>
@@ -4302,15 +4462,14 @@
         </w:tc>
         <w:tc>
           <w:tcPr>
-            <w:tcW w:type="dxa" w:w="1360"/>
-            <w:vAlign w:val="center"/>
-          </w:tcPr>
-          <w:p>
-            <w:pPr>
-              <w:spacing w:after="0" w:line="240" w:lineRule="auto"/>
-              <w:jc w:val="left"/>
-            </w:pPr>
-            <w:r/>
+            <w:tcW w:w="1360" w:type="dxa"/>
+            <w:vAlign w:val="center"/>
+          </w:tcPr>
+          <w:p>
+            <w:pPr>
+              <w:spacing w:after="0" w:line="240" w:lineRule="auto"/>
+              <w:jc w:val="left"/>
+            </w:pPr>
             <w:r>
               <w:rPr>
                 <w:rFonts w:ascii="Times New Roman" w:hAnsi="Times New Roman" w:eastAsia="宋体"/>
@@ -4323,15 +4482,14 @@
         </w:tc>
         <w:tc>
           <w:tcPr>
-            <w:tcW w:type="dxa" w:w="3265"/>
-            <w:vAlign w:val="center"/>
-          </w:tcPr>
-          <w:p>
-            <w:pPr>
-              <w:spacing w:after="0" w:line="240" w:lineRule="auto"/>
-              <w:jc w:val="left"/>
-            </w:pPr>
-            <w:r/>
+            <w:tcW w:w="3265" w:type="dxa"/>
+            <w:vAlign w:val="center"/>
+          </w:tcPr>
+          <w:p>
+            <w:pPr>
+              <w:spacing w:after="0" w:line="240" w:lineRule="auto"/>
+              <w:jc w:val="left"/>
+            </w:pPr>
             <w:r>
               <w:rPr>
                 <w:rFonts w:ascii="Times New Roman" w:hAnsi="Times New Roman" w:eastAsia="宋体"/>
@@ -4344,15 +4502,14 @@
         </w:tc>
         <w:tc>
           <w:tcPr>
-            <w:tcW w:type="dxa" w:w="1360"/>
-            <w:vAlign w:val="center"/>
-          </w:tcPr>
-          <w:p>
-            <w:pPr>
-              <w:spacing w:after="0" w:line="240" w:lineRule="auto"/>
-              <w:jc w:val="left"/>
-            </w:pPr>
-            <w:r/>
+            <w:tcW w:w="1360" w:type="dxa"/>
+            <w:vAlign w:val="center"/>
+          </w:tcPr>
+          <w:p>
+            <w:pPr>
+              <w:spacing w:after="0" w:line="240" w:lineRule="auto"/>
+              <w:jc w:val="left"/>
+            </w:pPr>
             <w:r>
               <w:rPr>
                 <w:rFonts w:ascii="Times New Roman" w:hAnsi="Times New Roman" w:eastAsia="宋体"/>
@@ -4365,15 +4522,14 @@
         </w:tc>
         <w:tc>
           <w:tcPr>
-            <w:tcW w:type="dxa" w:w="1995"/>
-            <w:vAlign w:val="center"/>
-          </w:tcPr>
-          <w:p>
-            <w:pPr>
-              <w:spacing w:after="0" w:line="240" w:lineRule="auto"/>
-              <w:jc w:val="left"/>
-            </w:pPr>
-            <w:r/>
+            <w:tcW w:w="1995" w:type="dxa"/>
+            <w:vAlign w:val="center"/>
+          </w:tcPr>
+          <w:p>
+            <w:pPr>
+              <w:spacing w:after="0" w:line="240" w:lineRule="auto"/>
+              <w:jc w:val="left"/>
+            </w:pPr>
             <w:r>
               <w:rPr>
                 <w:rFonts w:ascii="Times New Roman" w:hAnsi="Times New Roman" w:eastAsia="宋体"/>
@@ -4459,9 +4615,16 @@
     </w:p>
     <w:tbl>
       <w:tblPr>
-        <w:tblW w:type="auto" w:w="0"/>
+        <w:tblStyle w:val="15"/>
+        <w:tblW w:w="0" w:type="auto"/>
+        <w:tblInd w:w="0" w:type="dxa"/>
         <w:tblLayout w:type="fixed"/>
-        <w:tblLook w:firstColumn="1" w:firstRow="1" w:lastColumn="0" w:lastRow="0" w:noHBand="0" w:noVBand="1" w:val="04A0"/>
+        <w:tblCellMar>
+          <w:top w:w="0" w:type="dxa"/>
+          <w:left w:w="108" w:type="dxa"/>
+          <w:bottom w:w="0" w:type="dxa"/>
+          <w:right w:w="108" w:type="dxa"/>
+        </w:tblCellMar>
       </w:tblPr>
       <w:tblGrid>
         <w:gridCol w:w="1327"/>
@@ -4470,20 +4633,27 @@
         <w:gridCol w:w="2544"/>
       </w:tblGrid>
       <w:tr>
+        <w:tblPrEx>
+          <w:tblCellMar>
+            <w:top w:w="0" w:type="dxa"/>
+            <w:left w:w="108" w:type="dxa"/>
+            <w:bottom w:w="0" w:type="dxa"/>
+            <w:right w:w="108" w:type="dxa"/>
+          </w:tblCellMar>
+        </w:tblPrEx>
         <w:trPr>
-          <w:tblHeader w:val="true"/>
+          <w:tblHeader/>
         </w:trPr>
         <w:tc>
           <w:tcPr>
-            <w:tcW w:type="dxa" w:w="1327"/>
-            <w:vAlign w:val="center"/>
-          </w:tcPr>
-          <w:p>
-            <w:pPr>
-              <w:spacing w:after="0" w:line="240" w:lineRule="auto"/>
-              <w:jc w:val="left"/>
-            </w:pPr>
-            <w:r/>
+            <w:tcW w:w="1327" w:type="dxa"/>
+            <w:vAlign w:val="center"/>
+          </w:tcPr>
+          <w:p>
+            <w:pPr>
+              <w:spacing w:after="0" w:line="240" w:lineRule="auto"/>
+              <w:jc w:val="left"/>
+            </w:pPr>
             <w:r>
               <w:rPr>
                 <w:rFonts w:ascii="Times New Roman" w:hAnsi="Times New Roman" w:eastAsia="宋体"/>
@@ -4496,15 +4666,14 @@
         </w:tc>
         <w:tc>
           <w:tcPr>
-            <w:tcW w:type="dxa" w:w="2433"/>
-            <w:vAlign w:val="center"/>
-          </w:tcPr>
-          <w:p>
-            <w:pPr>
-              <w:spacing w:after="0" w:line="240" w:lineRule="auto"/>
-              <w:jc w:val="left"/>
-            </w:pPr>
-            <w:r/>
+            <w:tcW w:w="2433" w:type="dxa"/>
+            <w:vAlign w:val="center"/>
+          </w:tcPr>
+          <w:p>
+            <w:pPr>
+              <w:spacing w:after="0" w:line="240" w:lineRule="auto"/>
+              <w:jc w:val="left"/>
+            </w:pPr>
             <w:r>
               <w:rPr>
                 <w:rFonts w:ascii="Times New Roman" w:hAnsi="Times New Roman" w:eastAsia="宋体"/>
@@ -4517,15 +4686,14 @@
         </w:tc>
         <w:tc>
           <w:tcPr>
-            <w:tcW w:type="dxa" w:w="2765"/>
-            <w:vAlign w:val="center"/>
-          </w:tcPr>
-          <w:p>
-            <w:pPr>
-              <w:spacing w:after="0" w:line="240" w:lineRule="auto"/>
-              <w:jc w:val="left"/>
-            </w:pPr>
-            <w:r/>
+            <w:tcW w:w="2765" w:type="dxa"/>
+            <w:vAlign w:val="center"/>
+          </w:tcPr>
+          <w:p>
+            <w:pPr>
+              <w:spacing w:after="0" w:line="240" w:lineRule="auto"/>
+              <w:jc w:val="left"/>
+            </w:pPr>
             <w:r>
               <w:rPr>
                 <w:rFonts w:ascii="Times New Roman" w:hAnsi="Times New Roman" w:eastAsia="宋体"/>
@@ -4538,15 +4706,14 @@
         </w:tc>
         <w:tc>
           <w:tcPr>
-            <w:tcW w:type="dxa" w:w="2544"/>
-            <w:vAlign w:val="center"/>
-          </w:tcPr>
-          <w:p>
-            <w:pPr>
-              <w:spacing w:after="0" w:line="240" w:lineRule="auto"/>
-              <w:jc w:val="left"/>
-            </w:pPr>
-            <w:r/>
+            <w:tcW w:w="2544" w:type="dxa"/>
+            <w:vAlign w:val="center"/>
+          </w:tcPr>
+          <w:p>
+            <w:pPr>
+              <w:spacing w:after="0" w:line="240" w:lineRule="auto"/>
+              <w:jc w:val="left"/>
+            </w:pPr>
             <w:r>
               <w:rPr>
                 <w:rFonts w:ascii="Times New Roman" w:hAnsi="Times New Roman" w:eastAsia="宋体"/>
@@ -4559,17 +4726,24 @@
         </w:tc>
       </w:tr>
       <w:tr>
-        <w:tc>
-          <w:tcPr>
-            <w:tcW w:type="dxa" w:w="1327"/>
-            <w:vAlign w:val="center"/>
-          </w:tcPr>
-          <w:p>
-            <w:pPr>
-              <w:spacing w:after="0" w:line="240" w:lineRule="auto"/>
-              <w:jc w:val="left"/>
-            </w:pPr>
-            <w:r/>
+        <w:tblPrEx>
+          <w:tblCellMar>
+            <w:top w:w="0" w:type="dxa"/>
+            <w:left w:w="108" w:type="dxa"/>
+            <w:bottom w:w="0" w:type="dxa"/>
+            <w:right w:w="108" w:type="dxa"/>
+          </w:tblCellMar>
+        </w:tblPrEx>
+        <w:tc>
+          <w:tcPr>
+            <w:tcW w:w="1327" w:type="dxa"/>
+            <w:vAlign w:val="center"/>
+          </w:tcPr>
+          <w:p>
+            <w:pPr>
+              <w:spacing w:after="0" w:line="240" w:lineRule="auto"/>
+              <w:jc w:val="left"/>
+            </w:pPr>
             <w:r>
               <w:rPr>
                 <w:rFonts w:ascii="Times New Roman" w:hAnsi="Times New Roman" w:eastAsia="宋体"/>
@@ -4582,15 +4756,14 @@
         </w:tc>
         <w:tc>
           <w:tcPr>
-            <w:tcW w:type="dxa" w:w="2433"/>
-            <w:vAlign w:val="center"/>
-          </w:tcPr>
-          <w:p>
-            <w:pPr>
-              <w:spacing w:after="0" w:line="240" w:lineRule="auto"/>
-              <w:jc w:val="left"/>
-            </w:pPr>
-            <w:r/>
+            <w:tcW w:w="2433" w:type="dxa"/>
+            <w:vAlign w:val="center"/>
+          </w:tcPr>
+          <w:p>
+            <w:pPr>
+              <w:spacing w:after="0" w:line="240" w:lineRule="auto"/>
+              <w:jc w:val="left"/>
+            </w:pPr>
             <w:r>
               <w:rPr>
                 <w:rFonts w:ascii="Times New Roman" w:hAnsi="Times New Roman" w:eastAsia="宋体"/>
@@ -4603,15 +4776,14 @@
         </w:tc>
         <w:tc>
           <w:tcPr>
-            <w:tcW w:type="dxa" w:w="2765"/>
-            <w:vAlign w:val="center"/>
-          </w:tcPr>
-          <w:p>
-            <w:pPr>
-              <w:spacing w:after="0" w:line="240" w:lineRule="auto"/>
-              <w:jc w:val="left"/>
-            </w:pPr>
-            <w:r/>
+            <w:tcW w:w="2765" w:type="dxa"/>
+            <w:vAlign w:val="center"/>
+          </w:tcPr>
+          <w:p>
+            <w:pPr>
+              <w:spacing w:after="0" w:line="240" w:lineRule="auto"/>
+              <w:jc w:val="left"/>
+            </w:pPr>
             <w:r>
               <w:rPr>
                 <w:rFonts w:ascii="Times New Roman" w:hAnsi="Times New Roman" w:eastAsia="宋体"/>
@@ -4624,15 +4796,14 @@
         </w:tc>
         <w:tc>
           <w:tcPr>
-            <w:tcW w:type="dxa" w:w="2544"/>
-            <w:vAlign w:val="center"/>
-          </w:tcPr>
-          <w:p>
-            <w:pPr>
-              <w:spacing w:after="0" w:line="240" w:lineRule="auto"/>
-              <w:jc w:val="left"/>
-            </w:pPr>
-            <w:r/>
+            <w:tcW w:w="2544" w:type="dxa"/>
+            <w:vAlign w:val="center"/>
+          </w:tcPr>
+          <w:p>
+            <w:pPr>
+              <w:spacing w:after="0" w:line="240" w:lineRule="auto"/>
+              <w:jc w:val="left"/>
+            </w:pPr>
             <w:r>
               <w:rPr>
                 <w:rFonts w:ascii="Times New Roman" w:hAnsi="Times New Roman" w:eastAsia="宋体"/>
@@ -4645,17 +4816,24 @@
         </w:tc>
       </w:tr>
       <w:tr>
-        <w:tc>
-          <w:tcPr>
-            <w:tcW w:type="dxa" w:w="1327"/>
-            <w:vAlign w:val="center"/>
-          </w:tcPr>
-          <w:p>
-            <w:pPr>
-              <w:spacing w:after="0" w:line="240" w:lineRule="auto"/>
-              <w:jc w:val="left"/>
-            </w:pPr>
-            <w:r/>
+        <w:tblPrEx>
+          <w:tblCellMar>
+            <w:top w:w="0" w:type="dxa"/>
+            <w:left w:w="108" w:type="dxa"/>
+            <w:bottom w:w="0" w:type="dxa"/>
+            <w:right w:w="108" w:type="dxa"/>
+          </w:tblCellMar>
+        </w:tblPrEx>
+        <w:tc>
+          <w:tcPr>
+            <w:tcW w:w="1327" w:type="dxa"/>
+            <w:vAlign w:val="center"/>
+          </w:tcPr>
+          <w:p>
+            <w:pPr>
+              <w:spacing w:after="0" w:line="240" w:lineRule="auto"/>
+              <w:jc w:val="left"/>
+            </w:pPr>
             <w:r>
               <w:rPr>
                 <w:rFonts w:ascii="Times New Roman" w:hAnsi="Times New Roman" w:eastAsia="宋体"/>
@@ -4668,15 +4846,14 @@
         </w:tc>
         <w:tc>
           <w:tcPr>
-            <w:tcW w:type="dxa" w:w="2433"/>
-            <w:vAlign w:val="center"/>
-          </w:tcPr>
-          <w:p>
-            <w:pPr>
-              <w:spacing w:after="0" w:line="240" w:lineRule="auto"/>
-              <w:jc w:val="left"/>
-            </w:pPr>
-            <w:r/>
+            <w:tcW w:w="2433" w:type="dxa"/>
+            <w:vAlign w:val="center"/>
+          </w:tcPr>
+          <w:p>
+            <w:pPr>
+              <w:spacing w:after="0" w:line="240" w:lineRule="auto"/>
+              <w:jc w:val="left"/>
+            </w:pPr>
             <w:r>
               <w:rPr>
                 <w:rFonts w:ascii="Times New Roman" w:hAnsi="Times New Roman" w:eastAsia="宋体"/>
@@ -4689,15 +4866,14 @@
         </w:tc>
         <w:tc>
           <w:tcPr>
-            <w:tcW w:type="dxa" w:w="2765"/>
-            <w:vAlign w:val="center"/>
-          </w:tcPr>
-          <w:p>
-            <w:pPr>
-              <w:spacing w:after="0" w:line="240" w:lineRule="auto"/>
-              <w:jc w:val="left"/>
-            </w:pPr>
-            <w:r/>
+            <w:tcW w:w="2765" w:type="dxa"/>
+            <w:vAlign w:val="center"/>
+          </w:tcPr>
+          <w:p>
+            <w:pPr>
+              <w:spacing w:after="0" w:line="240" w:lineRule="auto"/>
+              <w:jc w:val="left"/>
+            </w:pPr>
             <w:r>
               <w:rPr>
                 <w:rFonts w:ascii="Times New Roman" w:hAnsi="Times New Roman" w:eastAsia="宋体"/>
@@ -4710,15 +4886,14 @@
         </w:tc>
         <w:tc>
           <w:tcPr>
-            <w:tcW w:type="dxa" w:w="2544"/>
-            <w:vAlign w:val="center"/>
-          </w:tcPr>
-          <w:p>
-            <w:pPr>
-              <w:spacing w:after="0" w:line="240" w:lineRule="auto"/>
-              <w:jc w:val="left"/>
-            </w:pPr>
-            <w:r/>
+            <w:tcW w:w="2544" w:type="dxa"/>
+            <w:vAlign w:val="center"/>
+          </w:tcPr>
+          <w:p>
+            <w:pPr>
+              <w:spacing w:after="0" w:line="240" w:lineRule="auto"/>
+              <w:jc w:val="left"/>
+            </w:pPr>
             <w:r>
               <w:rPr>
                 <w:rFonts w:ascii="Times New Roman" w:hAnsi="Times New Roman" w:eastAsia="宋体"/>
@@ -4731,17 +4906,24 @@
         </w:tc>
       </w:tr>
       <w:tr>
-        <w:tc>
-          <w:tcPr>
-            <w:tcW w:type="dxa" w:w="1327"/>
-            <w:vAlign w:val="center"/>
-          </w:tcPr>
-          <w:p>
-            <w:pPr>
-              <w:spacing w:after="0" w:line="240" w:lineRule="auto"/>
-              <w:jc w:val="left"/>
-            </w:pPr>
-            <w:r/>
+        <w:tblPrEx>
+          <w:tblCellMar>
+            <w:top w:w="0" w:type="dxa"/>
+            <w:left w:w="108" w:type="dxa"/>
+            <w:bottom w:w="0" w:type="dxa"/>
+            <w:right w:w="108" w:type="dxa"/>
+          </w:tblCellMar>
+        </w:tblPrEx>
+        <w:tc>
+          <w:tcPr>
+            <w:tcW w:w="1327" w:type="dxa"/>
+            <w:vAlign w:val="center"/>
+          </w:tcPr>
+          <w:p>
+            <w:pPr>
+              <w:spacing w:after="0" w:line="240" w:lineRule="auto"/>
+              <w:jc w:val="left"/>
+            </w:pPr>
             <w:r>
               <w:rPr>
                 <w:rFonts w:ascii="Times New Roman" w:hAnsi="Times New Roman" w:eastAsia="宋体"/>
@@ -4754,15 +4936,14 @@
         </w:tc>
         <w:tc>
           <w:tcPr>
-            <w:tcW w:type="dxa" w:w="2433"/>
-            <w:vAlign w:val="center"/>
-          </w:tcPr>
-          <w:p>
-            <w:pPr>
-              <w:spacing w:after="0" w:line="240" w:lineRule="auto"/>
-              <w:jc w:val="left"/>
-            </w:pPr>
-            <w:r/>
+            <w:tcW w:w="2433" w:type="dxa"/>
+            <w:vAlign w:val="center"/>
+          </w:tcPr>
+          <w:p>
+            <w:pPr>
+              <w:spacing w:after="0" w:line="240" w:lineRule="auto"/>
+              <w:jc w:val="left"/>
+            </w:pPr>
             <w:r>
               <w:rPr>
                 <w:rFonts w:ascii="Times New Roman" w:hAnsi="Times New Roman" w:eastAsia="宋体"/>
@@ -4775,15 +4956,14 @@
         </w:tc>
         <w:tc>
           <w:tcPr>
-            <w:tcW w:type="dxa" w:w="2765"/>
-            <w:vAlign w:val="center"/>
-          </w:tcPr>
-          <w:p>
-            <w:pPr>
-              <w:spacing w:after="0" w:line="240" w:lineRule="auto"/>
-              <w:jc w:val="left"/>
-            </w:pPr>
-            <w:r/>
+            <w:tcW w:w="2765" w:type="dxa"/>
+            <w:vAlign w:val="center"/>
+          </w:tcPr>
+          <w:p>
+            <w:pPr>
+              <w:spacing w:after="0" w:line="240" w:lineRule="auto"/>
+              <w:jc w:val="left"/>
+            </w:pPr>
             <w:r>
               <w:rPr>
                 <w:rFonts w:ascii="Times New Roman" w:hAnsi="Times New Roman" w:eastAsia="宋体"/>
@@ -4796,15 +4976,14 @@
         </w:tc>
         <w:tc>
           <w:tcPr>
-            <w:tcW w:type="dxa" w:w="2544"/>
-            <w:vAlign w:val="center"/>
-          </w:tcPr>
-          <w:p>
-            <w:pPr>
-              <w:spacing w:after="0" w:line="240" w:lineRule="auto"/>
-              <w:jc w:val="left"/>
-            </w:pPr>
-            <w:r/>
+            <w:tcW w:w="2544" w:type="dxa"/>
+            <w:vAlign w:val="center"/>
+          </w:tcPr>
+          <w:p>
+            <w:pPr>
+              <w:spacing w:after="0" w:line="240" w:lineRule="auto"/>
+              <w:jc w:val="left"/>
+            </w:pPr>
             <w:r>
               <w:rPr>
                 <w:rFonts w:ascii="Times New Roman" w:hAnsi="Times New Roman" w:eastAsia="宋体"/>
@@ -4817,17 +4996,24 @@
         </w:tc>
       </w:tr>
       <w:tr>
-        <w:tc>
-          <w:tcPr>
-            <w:tcW w:type="dxa" w:w="1327"/>
-            <w:vAlign w:val="center"/>
-          </w:tcPr>
-          <w:p>
-            <w:pPr>
-              <w:spacing w:after="0" w:line="240" w:lineRule="auto"/>
-              <w:jc w:val="left"/>
-            </w:pPr>
-            <w:r/>
+        <w:tblPrEx>
+          <w:tblCellMar>
+            <w:top w:w="0" w:type="dxa"/>
+            <w:left w:w="108" w:type="dxa"/>
+            <w:bottom w:w="0" w:type="dxa"/>
+            <w:right w:w="108" w:type="dxa"/>
+          </w:tblCellMar>
+        </w:tblPrEx>
+        <w:tc>
+          <w:tcPr>
+            <w:tcW w:w="1327" w:type="dxa"/>
+            <w:vAlign w:val="center"/>
+          </w:tcPr>
+          <w:p>
+            <w:pPr>
+              <w:spacing w:after="0" w:line="240" w:lineRule="auto"/>
+              <w:jc w:val="left"/>
+            </w:pPr>
             <w:r>
               <w:rPr>
                 <w:rFonts w:ascii="Times New Roman" w:hAnsi="Times New Roman" w:eastAsia="宋体"/>
@@ -4840,15 +5026,14 @@
         </w:tc>
         <w:tc>
           <w:tcPr>
-            <w:tcW w:type="dxa" w:w="2433"/>
-            <w:vAlign w:val="center"/>
-          </w:tcPr>
-          <w:p>
-            <w:pPr>
-              <w:spacing w:after="0" w:line="240" w:lineRule="auto"/>
-              <w:jc w:val="left"/>
-            </w:pPr>
-            <w:r/>
+            <w:tcW w:w="2433" w:type="dxa"/>
+            <w:vAlign w:val="center"/>
+          </w:tcPr>
+          <w:p>
+            <w:pPr>
+              <w:spacing w:after="0" w:line="240" w:lineRule="auto"/>
+              <w:jc w:val="left"/>
+            </w:pPr>
             <w:r>
               <w:rPr>
                 <w:rFonts w:ascii="Times New Roman" w:hAnsi="Times New Roman" w:eastAsia="宋体"/>
@@ -4861,15 +5046,14 @@
         </w:tc>
         <w:tc>
           <w:tcPr>
-            <w:tcW w:type="dxa" w:w="2765"/>
-            <w:vAlign w:val="center"/>
-          </w:tcPr>
-          <w:p>
-            <w:pPr>
-              <w:spacing w:after="0" w:line="240" w:lineRule="auto"/>
-              <w:jc w:val="left"/>
-            </w:pPr>
-            <w:r/>
+            <w:tcW w:w="2765" w:type="dxa"/>
+            <w:vAlign w:val="center"/>
+          </w:tcPr>
+          <w:p>
+            <w:pPr>
+              <w:spacing w:after="0" w:line="240" w:lineRule="auto"/>
+              <w:jc w:val="left"/>
+            </w:pPr>
             <w:r>
               <w:rPr>
                 <w:rFonts w:ascii="Times New Roman" w:hAnsi="Times New Roman" w:eastAsia="宋体"/>
@@ -4882,15 +5066,14 @@
         </w:tc>
         <w:tc>
           <w:tcPr>
-            <w:tcW w:type="dxa" w:w="2544"/>
-            <w:vAlign w:val="center"/>
-          </w:tcPr>
-          <w:p>
-            <w:pPr>
-              <w:spacing w:after="0" w:line="240" w:lineRule="auto"/>
-              <w:jc w:val="left"/>
-            </w:pPr>
-            <w:r/>
+            <w:tcW w:w="2544" w:type="dxa"/>
+            <w:vAlign w:val="center"/>
+          </w:tcPr>
+          <w:p>
+            <w:pPr>
+              <w:spacing w:after="0" w:line="240" w:lineRule="auto"/>
+              <w:jc w:val="left"/>
+            </w:pPr>
             <w:r>
               <w:rPr>
                 <w:rFonts w:ascii="Times New Roman" w:hAnsi="Times New Roman" w:eastAsia="宋体"/>
@@ -4934,9 +5117,16 @@
     </w:p>
     <w:tbl>
       <w:tblPr>
-        <w:tblW w:type="auto" w:w="0"/>
+        <w:tblStyle w:val="15"/>
+        <w:tblW w:w="0" w:type="auto"/>
+        <w:tblInd w:w="0" w:type="dxa"/>
         <w:tblLayout w:type="fixed"/>
-        <w:tblLook w:firstColumn="1" w:firstRow="1" w:lastColumn="0" w:lastRow="0" w:noHBand="0" w:noVBand="1" w:val="04A0"/>
+        <w:tblCellMar>
+          <w:top w:w="0" w:type="dxa"/>
+          <w:left w:w="108" w:type="dxa"/>
+          <w:bottom w:w="0" w:type="dxa"/>
+          <w:right w:w="108" w:type="dxa"/>
+        </w:tblCellMar>
       </w:tblPr>
       <w:tblGrid>
         <w:gridCol w:w="1512"/>
@@ -4944,20 +5134,27 @@
         <w:gridCol w:w="4536"/>
       </w:tblGrid>
       <w:tr>
+        <w:tblPrEx>
+          <w:tblCellMar>
+            <w:top w:w="0" w:type="dxa"/>
+            <w:left w:w="108" w:type="dxa"/>
+            <w:bottom w:w="0" w:type="dxa"/>
+            <w:right w:w="108" w:type="dxa"/>
+          </w:tblCellMar>
+        </w:tblPrEx>
         <w:trPr>
-          <w:tblHeader w:val="true"/>
+          <w:tblHeader/>
         </w:trPr>
         <w:tc>
           <w:tcPr>
-            <w:tcW w:type="dxa" w:w="1512"/>
-            <w:vAlign w:val="center"/>
-          </w:tcPr>
-          <w:p>
-            <w:pPr>
-              <w:spacing w:after="0" w:line="240" w:lineRule="auto"/>
-              <w:jc w:val="left"/>
-            </w:pPr>
-            <w:r/>
+            <w:tcW w:w="1512" w:type="dxa"/>
+            <w:vAlign w:val="center"/>
+          </w:tcPr>
+          <w:p>
+            <w:pPr>
+              <w:spacing w:after="0" w:line="240" w:lineRule="auto"/>
+              <w:jc w:val="left"/>
+            </w:pPr>
             <w:r>
               <w:rPr>
                 <w:rFonts w:ascii="Times New Roman" w:hAnsi="Times New Roman" w:eastAsia="宋体"/>
@@ -4970,15 +5167,14 @@
         </w:tc>
         <w:tc>
           <w:tcPr>
-            <w:tcW w:type="dxa" w:w="3024"/>
-            <w:vAlign w:val="center"/>
-          </w:tcPr>
-          <w:p>
-            <w:pPr>
-              <w:spacing w:after="0" w:line="240" w:lineRule="auto"/>
-              <w:jc w:val="left"/>
-            </w:pPr>
-            <w:r/>
+            <w:tcW w:w="3024" w:type="dxa"/>
+            <w:vAlign w:val="center"/>
+          </w:tcPr>
+          <w:p>
+            <w:pPr>
+              <w:spacing w:after="0" w:line="240" w:lineRule="auto"/>
+              <w:jc w:val="left"/>
+            </w:pPr>
             <w:r>
               <w:rPr>
                 <w:rFonts w:ascii="Times New Roman" w:hAnsi="Times New Roman" w:eastAsia="宋体"/>
@@ -4991,15 +5187,14 @@
         </w:tc>
         <w:tc>
           <w:tcPr>
-            <w:tcW w:type="dxa" w:w="4536"/>
-            <w:vAlign w:val="center"/>
-          </w:tcPr>
-          <w:p>
-            <w:pPr>
-              <w:spacing w:after="0" w:line="240" w:lineRule="auto"/>
-              <w:jc w:val="left"/>
-            </w:pPr>
-            <w:r/>
+            <w:tcW w:w="4536" w:type="dxa"/>
+            <w:vAlign w:val="center"/>
+          </w:tcPr>
+          <w:p>
+            <w:pPr>
+              <w:spacing w:after="0" w:line="240" w:lineRule="auto"/>
+              <w:jc w:val="left"/>
+            </w:pPr>
             <w:r>
               <w:rPr>
                 <w:rFonts w:ascii="Times New Roman" w:hAnsi="Times New Roman" w:eastAsia="宋体"/>
@@ -5012,17 +5207,24 @@
         </w:tc>
       </w:tr>
       <w:tr>
-        <w:tc>
-          <w:tcPr>
-            <w:tcW w:type="dxa" w:w="1512"/>
-            <w:vAlign w:val="center"/>
-          </w:tcPr>
-          <w:p>
-            <w:pPr>
-              <w:spacing w:after="0" w:line="240" w:lineRule="auto"/>
-              <w:jc w:val="left"/>
-            </w:pPr>
-            <w:r/>
+        <w:tblPrEx>
+          <w:tblCellMar>
+            <w:top w:w="0" w:type="dxa"/>
+            <w:left w:w="108" w:type="dxa"/>
+            <w:bottom w:w="0" w:type="dxa"/>
+            <w:right w:w="108" w:type="dxa"/>
+          </w:tblCellMar>
+        </w:tblPrEx>
+        <w:tc>
+          <w:tcPr>
+            <w:tcW w:w="1512" w:type="dxa"/>
+            <w:vAlign w:val="center"/>
+          </w:tcPr>
+          <w:p>
+            <w:pPr>
+              <w:spacing w:after="0" w:line="240" w:lineRule="auto"/>
+              <w:jc w:val="left"/>
+            </w:pPr>
             <w:r>
               <w:rPr>
                 <w:rFonts w:ascii="Times New Roman" w:hAnsi="Times New Roman" w:eastAsia="宋体"/>
@@ -5035,15 +5237,14 @@
         </w:tc>
         <w:tc>
           <w:tcPr>
-            <w:tcW w:type="dxa" w:w="3024"/>
-            <w:vAlign w:val="center"/>
-          </w:tcPr>
-          <w:p>
-            <w:pPr>
-              <w:spacing w:after="0" w:line="240" w:lineRule="auto"/>
-              <w:jc w:val="left"/>
-            </w:pPr>
-            <w:r/>
+            <w:tcW w:w="3024" w:type="dxa"/>
+            <w:vAlign w:val="center"/>
+          </w:tcPr>
+          <w:p>
+            <w:pPr>
+              <w:spacing w:after="0" w:line="240" w:lineRule="auto"/>
+              <w:jc w:val="left"/>
+            </w:pPr>
             <w:r>
               <w:rPr>
                 <w:rFonts w:ascii="Times New Roman" w:hAnsi="Times New Roman" w:eastAsia="宋体"/>
@@ -5056,15 +5257,14 @@
         </w:tc>
         <w:tc>
           <w:tcPr>
-            <w:tcW w:type="dxa" w:w="4536"/>
-            <w:vAlign w:val="center"/>
-          </w:tcPr>
-          <w:p>
-            <w:pPr>
-              <w:spacing w:after="0" w:line="240" w:lineRule="auto"/>
-              <w:jc w:val="left"/>
-            </w:pPr>
-            <w:r/>
+            <w:tcW w:w="4536" w:type="dxa"/>
+            <w:vAlign w:val="center"/>
+          </w:tcPr>
+          <w:p>
+            <w:pPr>
+              <w:spacing w:after="0" w:line="240" w:lineRule="auto"/>
+              <w:jc w:val="left"/>
+            </w:pPr>
             <w:r>
               <w:rPr>
                 <w:rFonts w:ascii="Times New Roman" w:hAnsi="Times New Roman" w:eastAsia="宋体"/>
@@ -5077,17 +5277,24 @@
         </w:tc>
       </w:tr>
       <w:tr>
-        <w:tc>
-          <w:tcPr>
-            <w:tcW w:type="dxa" w:w="1512"/>
-            <w:vAlign w:val="center"/>
-          </w:tcPr>
-          <w:p>
-            <w:pPr>
-              <w:spacing w:after="0" w:line="240" w:lineRule="auto"/>
-              <w:jc w:val="left"/>
-            </w:pPr>
-            <w:r/>
+        <w:tblPrEx>
+          <w:tblCellMar>
+            <w:top w:w="0" w:type="dxa"/>
+            <w:left w:w="108" w:type="dxa"/>
+            <w:bottom w:w="0" w:type="dxa"/>
+            <w:right w:w="108" w:type="dxa"/>
+          </w:tblCellMar>
+        </w:tblPrEx>
+        <w:tc>
+          <w:tcPr>
+            <w:tcW w:w="1512" w:type="dxa"/>
+            <w:vAlign w:val="center"/>
+          </w:tcPr>
+          <w:p>
+            <w:pPr>
+              <w:spacing w:after="0" w:line="240" w:lineRule="auto"/>
+              <w:jc w:val="left"/>
+            </w:pPr>
             <w:r>
               <w:rPr>
                 <w:rFonts w:ascii="Times New Roman" w:hAnsi="Times New Roman" w:eastAsia="宋体"/>
@@ -5100,15 +5307,14 @@
         </w:tc>
         <w:tc>
           <w:tcPr>
-            <w:tcW w:type="dxa" w:w="3024"/>
-            <w:vAlign w:val="center"/>
-          </w:tcPr>
-          <w:p>
-            <w:pPr>
-              <w:spacing w:after="0" w:line="240" w:lineRule="auto"/>
-              <w:jc w:val="left"/>
-            </w:pPr>
-            <w:r/>
+            <w:tcW w:w="3024" w:type="dxa"/>
+            <w:vAlign w:val="center"/>
+          </w:tcPr>
+          <w:p>
+            <w:pPr>
+              <w:spacing w:after="0" w:line="240" w:lineRule="auto"/>
+              <w:jc w:val="left"/>
+            </w:pPr>
             <w:r>
               <w:rPr>
                 <w:rFonts w:ascii="Times New Roman" w:hAnsi="Times New Roman" w:eastAsia="宋体"/>
@@ -5121,15 +5327,14 @@
         </w:tc>
         <w:tc>
           <w:tcPr>
-            <w:tcW w:type="dxa" w:w="4536"/>
-            <w:vAlign w:val="center"/>
-          </w:tcPr>
-          <w:p>
-            <w:pPr>
-              <w:spacing w:after="0" w:line="240" w:lineRule="auto"/>
-              <w:jc w:val="left"/>
-            </w:pPr>
-            <w:r/>
+            <w:tcW w:w="4536" w:type="dxa"/>
+            <w:vAlign w:val="center"/>
+          </w:tcPr>
+          <w:p>
+            <w:pPr>
+              <w:spacing w:after="0" w:line="240" w:lineRule="auto"/>
+              <w:jc w:val="left"/>
+            </w:pPr>
             <w:r>
               <w:rPr>
                 <w:rFonts w:ascii="Times New Roman" w:hAnsi="Times New Roman" w:eastAsia="宋体"/>
@@ -5142,17 +5347,24 @@
         </w:tc>
       </w:tr>
       <w:tr>
-        <w:tc>
-          <w:tcPr>
-            <w:tcW w:type="dxa" w:w="1512"/>
-            <w:vAlign w:val="center"/>
-          </w:tcPr>
-          <w:p>
-            <w:pPr>
-              <w:spacing w:after="0" w:line="240" w:lineRule="auto"/>
-              <w:jc w:val="left"/>
-            </w:pPr>
-            <w:r/>
+        <w:tblPrEx>
+          <w:tblCellMar>
+            <w:top w:w="0" w:type="dxa"/>
+            <w:left w:w="108" w:type="dxa"/>
+            <w:bottom w:w="0" w:type="dxa"/>
+            <w:right w:w="108" w:type="dxa"/>
+          </w:tblCellMar>
+        </w:tblPrEx>
+        <w:tc>
+          <w:tcPr>
+            <w:tcW w:w="1512" w:type="dxa"/>
+            <w:vAlign w:val="center"/>
+          </w:tcPr>
+          <w:p>
+            <w:pPr>
+              <w:spacing w:after="0" w:line="240" w:lineRule="auto"/>
+              <w:jc w:val="left"/>
+            </w:pPr>
             <w:r>
               <w:rPr>
                 <w:rFonts w:ascii="Times New Roman" w:hAnsi="Times New Roman" w:eastAsia="宋体"/>
@@ -5165,15 +5377,14 @@
         </w:tc>
         <w:tc>
           <w:tcPr>
-            <w:tcW w:type="dxa" w:w="3024"/>
-            <w:vAlign w:val="center"/>
-          </w:tcPr>
-          <w:p>
-            <w:pPr>
-              <w:spacing w:after="0" w:line="240" w:lineRule="auto"/>
-              <w:jc w:val="left"/>
-            </w:pPr>
-            <w:r/>
+            <w:tcW w:w="3024" w:type="dxa"/>
+            <w:vAlign w:val="center"/>
+          </w:tcPr>
+          <w:p>
+            <w:pPr>
+              <w:spacing w:after="0" w:line="240" w:lineRule="auto"/>
+              <w:jc w:val="left"/>
+            </w:pPr>
             <w:r>
               <w:rPr>
                 <w:rFonts w:ascii="Times New Roman" w:hAnsi="Times New Roman" w:eastAsia="宋体"/>
@@ -5186,15 +5397,14 @@
         </w:tc>
         <w:tc>
           <w:tcPr>
-            <w:tcW w:type="dxa" w:w="4536"/>
-            <w:vAlign w:val="center"/>
-          </w:tcPr>
-          <w:p>
-            <w:pPr>
-              <w:spacing w:after="0" w:line="240" w:lineRule="auto"/>
-              <w:jc w:val="left"/>
-            </w:pPr>
-            <w:r/>
+            <w:tcW w:w="4536" w:type="dxa"/>
+            <w:vAlign w:val="center"/>
+          </w:tcPr>
+          <w:p>
+            <w:pPr>
+              <w:spacing w:after="0" w:line="240" w:lineRule="auto"/>
+              <w:jc w:val="left"/>
+            </w:pPr>
             <w:r>
               <w:rPr>
                 <w:rFonts w:ascii="Times New Roman" w:hAnsi="Times New Roman" w:eastAsia="宋体"/>
@@ -5207,17 +5417,24 @@
         </w:tc>
       </w:tr>
       <w:tr>
-        <w:tc>
-          <w:tcPr>
-            <w:tcW w:type="dxa" w:w="1512"/>
-            <w:vAlign w:val="center"/>
-          </w:tcPr>
-          <w:p>
-            <w:pPr>
-              <w:spacing w:after="0" w:line="240" w:lineRule="auto"/>
-              <w:jc w:val="left"/>
-            </w:pPr>
-            <w:r/>
+        <w:tblPrEx>
+          <w:tblCellMar>
+            <w:top w:w="0" w:type="dxa"/>
+            <w:left w:w="108" w:type="dxa"/>
+            <w:bottom w:w="0" w:type="dxa"/>
+            <w:right w:w="108" w:type="dxa"/>
+          </w:tblCellMar>
+        </w:tblPrEx>
+        <w:tc>
+          <w:tcPr>
+            <w:tcW w:w="1512" w:type="dxa"/>
+            <w:vAlign w:val="center"/>
+          </w:tcPr>
+          <w:p>
+            <w:pPr>
+              <w:spacing w:after="0" w:line="240" w:lineRule="auto"/>
+              <w:jc w:val="left"/>
+            </w:pPr>
             <w:r>
               <w:rPr>
                 <w:rFonts w:ascii="Times New Roman" w:hAnsi="Times New Roman" w:eastAsia="宋体"/>
@@ -5230,15 +5447,14 @@
         </w:tc>
         <w:tc>
           <w:tcPr>
-            <w:tcW w:type="dxa" w:w="3024"/>
-            <w:vAlign w:val="center"/>
-          </w:tcPr>
-          <w:p>
-            <w:pPr>
-              <w:spacing w:after="0" w:line="240" w:lineRule="auto"/>
-              <w:jc w:val="left"/>
-            </w:pPr>
-            <w:r/>
+            <w:tcW w:w="3024" w:type="dxa"/>
+            <w:vAlign w:val="center"/>
+          </w:tcPr>
+          <w:p>
+            <w:pPr>
+              <w:spacing w:after="0" w:line="240" w:lineRule="auto"/>
+              <w:jc w:val="left"/>
+            </w:pPr>
             <w:r>
               <w:rPr>
                 <w:rFonts w:ascii="Times New Roman" w:hAnsi="Times New Roman" w:eastAsia="宋体"/>
@@ -5251,15 +5467,14 @@
         </w:tc>
         <w:tc>
           <w:tcPr>
-            <w:tcW w:type="dxa" w:w="4536"/>
-            <w:vAlign w:val="center"/>
-          </w:tcPr>
-          <w:p>
-            <w:pPr>
-              <w:spacing w:after="0" w:line="240" w:lineRule="auto"/>
-              <w:jc w:val="left"/>
-            </w:pPr>
-            <w:r/>
+            <w:tcW w:w="4536" w:type="dxa"/>
+            <w:vAlign w:val="center"/>
+          </w:tcPr>
+          <w:p>
+            <w:pPr>
+              <w:spacing w:after="0" w:line="240" w:lineRule="auto"/>
+              <w:jc w:val="left"/>
+            </w:pPr>
             <w:r>
               <w:rPr>
                 <w:rFonts w:ascii="Times New Roman" w:hAnsi="Times New Roman" w:eastAsia="宋体"/>
@@ -5317,29 +5532,43 @@
     </w:p>
     <w:tbl>
       <w:tblPr>
-        <w:tblW w:type="auto" w:w="0"/>
+        <w:tblStyle w:val="15"/>
+        <w:tblW w:w="0" w:type="auto"/>
+        <w:tblInd w:w="0" w:type="dxa"/>
         <w:tblLayout w:type="fixed"/>
-        <w:tblLook w:firstColumn="1" w:firstRow="1" w:lastColumn="0" w:lastRow="0" w:noHBand="0" w:noVBand="1" w:val="04A0"/>
+        <w:tblCellMar>
+          <w:top w:w="0" w:type="dxa"/>
+          <w:left w:w="108" w:type="dxa"/>
+          <w:bottom w:w="0" w:type="dxa"/>
+          <w:right w:w="108" w:type="dxa"/>
+        </w:tblCellMar>
       </w:tblPr>
       <w:tblGrid>
         <w:gridCol w:w="2268"/>
         <w:gridCol w:w="6804"/>
       </w:tblGrid>
       <w:tr>
+        <w:tblPrEx>
+          <w:tblCellMar>
+            <w:top w:w="0" w:type="dxa"/>
+            <w:left w:w="108" w:type="dxa"/>
+            <w:bottom w:w="0" w:type="dxa"/>
+            <w:right w:w="108" w:type="dxa"/>
+          </w:tblCellMar>
+        </w:tblPrEx>
         <w:trPr>
-          <w:tblHeader w:val="true"/>
+          <w:tblHeader/>
         </w:trPr>
         <w:tc>
           <w:tcPr>
-            <w:tcW w:type="dxa" w:w="2268"/>
-            <w:vAlign w:val="center"/>
-          </w:tcPr>
-          <w:p>
-            <w:pPr>
-              <w:spacing w:after="0" w:line="240" w:lineRule="auto"/>
-              <w:jc w:val="left"/>
-            </w:pPr>
-            <w:r/>
+            <w:tcW w:w="2268" w:type="dxa"/>
+            <w:vAlign w:val="center"/>
+          </w:tcPr>
+          <w:p>
+            <w:pPr>
+              <w:spacing w:after="0" w:line="240" w:lineRule="auto"/>
+              <w:jc w:val="left"/>
+            </w:pPr>
             <w:r>
               <w:rPr>
                 <w:rFonts w:ascii="Times New Roman" w:hAnsi="Times New Roman" w:eastAsia="宋体"/>
@@ -5352,15 +5581,14 @@
         </w:tc>
         <w:tc>
           <w:tcPr>
-            <w:tcW w:type="dxa" w:w="6804"/>
-            <w:vAlign w:val="center"/>
-          </w:tcPr>
-          <w:p>
-            <w:pPr>
-              <w:spacing w:after="0" w:line="240" w:lineRule="auto"/>
-              <w:jc w:val="left"/>
-            </w:pPr>
-            <w:r/>
+            <w:tcW w:w="6804" w:type="dxa"/>
+            <w:vAlign w:val="center"/>
+          </w:tcPr>
+          <w:p>
+            <w:pPr>
+              <w:spacing w:after="0" w:line="240" w:lineRule="auto"/>
+              <w:jc w:val="left"/>
+            </w:pPr>
             <w:r>
               <w:rPr>
                 <w:rFonts w:ascii="Times New Roman" w:hAnsi="Times New Roman" w:eastAsia="宋体"/>
@@ -5373,17 +5601,24 @@
         </w:tc>
       </w:tr>
       <w:tr>
-        <w:tc>
-          <w:tcPr>
-            <w:tcW w:type="dxa" w:w="2268"/>
-            <w:vAlign w:val="center"/>
-          </w:tcPr>
-          <w:p>
-            <w:pPr>
-              <w:spacing w:after="0" w:line="240" w:lineRule="auto"/>
-              <w:jc w:val="left"/>
-            </w:pPr>
-            <w:r/>
+        <w:tblPrEx>
+          <w:tblCellMar>
+            <w:top w:w="0" w:type="dxa"/>
+            <w:left w:w="108" w:type="dxa"/>
+            <w:bottom w:w="0" w:type="dxa"/>
+            <w:right w:w="108" w:type="dxa"/>
+          </w:tblCellMar>
+        </w:tblPrEx>
+        <w:tc>
+          <w:tcPr>
+            <w:tcW w:w="2268" w:type="dxa"/>
+            <w:vAlign w:val="center"/>
+          </w:tcPr>
+          <w:p>
+            <w:pPr>
+              <w:spacing w:after="0" w:line="240" w:lineRule="auto"/>
+              <w:jc w:val="left"/>
+            </w:pPr>
             <w:r>
               <w:rPr>
                 <w:rFonts w:ascii="Times New Roman" w:hAnsi="Times New Roman" w:eastAsia="宋体"/>
@@ -5396,15 +5631,14 @@
         </w:tc>
         <w:tc>
           <w:tcPr>
-            <w:tcW w:type="dxa" w:w="6804"/>
-            <w:vAlign w:val="center"/>
-          </w:tcPr>
-          <w:p>
-            <w:pPr>
-              <w:spacing w:after="0" w:line="240" w:lineRule="auto"/>
-              <w:jc w:val="left"/>
-            </w:pPr>
-            <w:r/>
+            <w:tcW w:w="6804" w:type="dxa"/>
+            <w:vAlign w:val="center"/>
+          </w:tcPr>
+          <w:p>
+            <w:pPr>
+              <w:spacing w:after="0" w:line="240" w:lineRule="auto"/>
+              <w:jc w:val="left"/>
+            </w:pPr>
             <w:r>
               <w:rPr>
                 <w:rFonts w:ascii="Times New Roman" w:hAnsi="Times New Roman" w:eastAsia="宋体"/>
@@ -5417,17 +5651,24 @@
         </w:tc>
       </w:tr>
       <w:tr>
-        <w:tc>
-          <w:tcPr>
-            <w:tcW w:type="dxa" w:w="2268"/>
-            <w:vAlign w:val="center"/>
-          </w:tcPr>
-          <w:p>
-            <w:pPr>
-              <w:spacing w:after="0" w:line="240" w:lineRule="auto"/>
-              <w:jc w:val="left"/>
-            </w:pPr>
-            <w:r/>
+        <w:tblPrEx>
+          <w:tblCellMar>
+            <w:top w:w="0" w:type="dxa"/>
+            <w:left w:w="108" w:type="dxa"/>
+            <w:bottom w:w="0" w:type="dxa"/>
+            <w:right w:w="108" w:type="dxa"/>
+          </w:tblCellMar>
+        </w:tblPrEx>
+        <w:tc>
+          <w:tcPr>
+            <w:tcW w:w="2268" w:type="dxa"/>
+            <w:vAlign w:val="center"/>
+          </w:tcPr>
+          <w:p>
+            <w:pPr>
+              <w:spacing w:after="0" w:line="240" w:lineRule="auto"/>
+              <w:jc w:val="left"/>
+            </w:pPr>
             <w:r>
               <w:rPr>
                 <w:rFonts w:ascii="Times New Roman" w:hAnsi="Times New Roman" w:eastAsia="宋体"/>
@@ -5440,15 +5681,14 @@
         </w:tc>
         <w:tc>
           <w:tcPr>
-            <w:tcW w:type="dxa" w:w="6804"/>
-            <w:vAlign w:val="center"/>
-          </w:tcPr>
-          <w:p>
-            <w:pPr>
-              <w:spacing w:after="0" w:line="240" w:lineRule="auto"/>
-              <w:jc w:val="left"/>
-            </w:pPr>
-            <w:r/>
+            <w:tcW w:w="6804" w:type="dxa"/>
+            <w:vAlign w:val="center"/>
+          </w:tcPr>
+          <w:p>
+            <w:pPr>
+              <w:spacing w:after="0" w:line="240" w:lineRule="auto"/>
+              <w:jc w:val="left"/>
+            </w:pPr>
             <w:r>
               <w:rPr>
                 <w:rFonts w:ascii="Times New Roman" w:hAnsi="Times New Roman" w:eastAsia="宋体"/>
@@ -5461,17 +5701,24 @@
         </w:tc>
       </w:tr>
       <w:tr>
-        <w:tc>
-          <w:tcPr>
-            <w:tcW w:type="dxa" w:w="2268"/>
-            <w:vAlign w:val="center"/>
-          </w:tcPr>
-          <w:p>
-            <w:pPr>
-              <w:spacing w:after="0" w:line="240" w:lineRule="auto"/>
-              <w:jc w:val="left"/>
-            </w:pPr>
-            <w:r/>
+        <w:tblPrEx>
+          <w:tblCellMar>
+            <w:top w:w="0" w:type="dxa"/>
+            <w:left w:w="108" w:type="dxa"/>
+            <w:bottom w:w="0" w:type="dxa"/>
+            <w:right w:w="108" w:type="dxa"/>
+          </w:tblCellMar>
+        </w:tblPrEx>
+        <w:tc>
+          <w:tcPr>
+            <w:tcW w:w="2268" w:type="dxa"/>
+            <w:vAlign w:val="center"/>
+          </w:tcPr>
+          <w:p>
+            <w:pPr>
+              <w:spacing w:after="0" w:line="240" w:lineRule="auto"/>
+              <w:jc w:val="left"/>
+            </w:pPr>
             <w:r>
               <w:rPr>
                 <w:rFonts w:ascii="Times New Roman" w:hAnsi="Times New Roman" w:eastAsia="宋体"/>
@@ -5484,15 +5731,14 @@
         </w:tc>
         <w:tc>
           <w:tcPr>
-            <w:tcW w:type="dxa" w:w="6804"/>
-            <w:vAlign w:val="center"/>
-          </w:tcPr>
-          <w:p>
-            <w:pPr>
-              <w:spacing w:after="0" w:line="240" w:lineRule="auto"/>
-              <w:jc w:val="left"/>
-            </w:pPr>
-            <w:r/>
+            <w:tcW w:w="6804" w:type="dxa"/>
+            <w:vAlign w:val="center"/>
+          </w:tcPr>
+          <w:p>
+            <w:pPr>
+              <w:spacing w:after="0" w:line="240" w:lineRule="auto"/>
+              <w:jc w:val="left"/>
+            </w:pPr>
             <w:r>
               <w:rPr>
                 <w:rFonts w:ascii="Times New Roman" w:hAnsi="Times New Roman" w:eastAsia="宋体"/>
@@ -5505,17 +5751,24 @@
         </w:tc>
       </w:tr>
       <w:tr>
-        <w:tc>
-          <w:tcPr>
-            <w:tcW w:type="dxa" w:w="2268"/>
-            <w:vAlign w:val="center"/>
-          </w:tcPr>
-          <w:p>
-            <w:pPr>
-              <w:spacing w:after="0" w:line="240" w:lineRule="auto"/>
-              <w:jc w:val="left"/>
-            </w:pPr>
-            <w:r/>
+        <w:tblPrEx>
+          <w:tblCellMar>
+            <w:top w:w="0" w:type="dxa"/>
+            <w:left w:w="108" w:type="dxa"/>
+            <w:bottom w:w="0" w:type="dxa"/>
+            <w:right w:w="108" w:type="dxa"/>
+          </w:tblCellMar>
+        </w:tblPrEx>
+        <w:tc>
+          <w:tcPr>
+            <w:tcW w:w="2268" w:type="dxa"/>
+            <w:vAlign w:val="center"/>
+          </w:tcPr>
+          <w:p>
+            <w:pPr>
+              <w:spacing w:after="0" w:line="240" w:lineRule="auto"/>
+              <w:jc w:val="left"/>
+            </w:pPr>
             <w:r>
               <w:rPr>
                 <w:rFonts w:ascii="Times New Roman" w:hAnsi="Times New Roman" w:eastAsia="宋体"/>
@@ -5528,15 +5781,14 @@
         </w:tc>
         <w:tc>
           <w:tcPr>
-            <w:tcW w:type="dxa" w:w="6804"/>
-            <w:vAlign w:val="center"/>
-          </w:tcPr>
-          <w:p>
-            <w:pPr>
-              <w:spacing w:after="0" w:line="240" w:lineRule="auto"/>
-              <w:jc w:val="left"/>
-            </w:pPr>
-            <w:r/>
+            <w:tcW w:w="6804" w:type="dxa"/>
+            <w:vAlign w:val="center"/>
+          </w:tcPr>
+          <w:p>
+            <w:pPr>
+              <w:spacing w:after="0" w:line="240" w:lineRule="auto"/>
+              <w:jc w:val="left"/>
+            </w:pPr>
             <w:r>
               <w:rPr>
                 <w:rFonts w:ascii="Times New Roman" w:hAnsi="Times New Roman" w:eastAsia="宋体"/>
@@ -5549,17 +5801,24 @@
         </w:tc>
       </w:tr>
       <w:tr>
-        <w:tc>
-          <w:tcPr>
-            <w:tcW w:type="dxa" w:w="2268"/>
-            <w:vAlign w:val="center"/>
-          </w:tcPr>
-          <w:p>
-            <w:pPr>
-              <w:spacing w:after="0" w:line="240" w:lineRule="auto"/>
-              <w:jc w:val="left"/>
-            </w:pPr>
-            <w:r/>
+        <w:tblPrEx>
+          <w:tblCellMar>
+            <w:top w:w="0" w:type="dxa"/>
+            <w:left w:w="108" w:type="dxa"/>
+            <w:bottom w:w="0" w:type="dxa"/>
+            <w:right w:w="108" w:type="dxa"/>
+          </w:tblCellMar>
+        </w:tblPrEx>
+        <w:tc>
+          <w:tcPr>
+            <w:tcW w:w="2268" w:type="dxa"/>
+            <w:vAlign w:val="center"/>
+          </w:tcPr>
+          <w:p>
+            <w:pPr>
+              <w:spacing w:after="0" w:line="240" w:lineRule="auto"/>
+              <w:jc w:val="left"/>
+            </w:pPr>
             <w:r>
               <w:rPr>
                 <w:rFonts w:ascii="Times New Roman" w:hAnsi="Times New Roman" w:eastAsia="宋体"/>
@@ -5572,15 +5831,14 @@
         </w:tc>
         <w:tc>
           <w:tcPr>
-            <w:tcW w:type="dxa" w:w="6804"/>
-            <w:vAlign w:val="center"/>
-          </w:tcPr>
-          <w:p>
-            <w:pPr>
-              <w:spacing w:after="0" w:line="240" w:lineRule="auto"/>
-              <w:jc w:val="left"/>
-            </w:pPr>
-            <w:r/>
+            <w:tcW w:w="6804" w:type="dxa"/>
+            <w:vAlign w:val="center"/>
+          </w:tcPr>
+          <w:p>
+            <w:pPr>
+              <w:spacing w:after="0" w:line="240" w:lineRule="auto"/>
+              <w:jc w:val="left"/>
+            </w:pPr>
             <w:r>
               <w:rPr>
                 <w:rFonts w:ascii="Times New Roman" w:hAnsi="Times New Roman" w:eastAsia="宋体"/>
@@ -5611,34 +5869,15 @@
       <w:pgSz w:w="11906" w:h="16838"/>
       <w:pgMar w:top="1440" w:right="1440" w:bottom="1440" w:left="1440" w:header="708" w:footer="708" w:gutter="0"/>
       <w:pgNumType w:start="1"/>
-      <w:cols w:space="720"/>
-      <w:docGrid w:linePitch="360"/>
+      <w:cols w:space="720" w:num="1"/>
+      <w:docGrid w:linePitch="360" w:charSpace="0"/>
     </w:sectPr>
   </w:body>
 </w:document>
 </file>
 
-<file path=word/endnotes.xml><?xml version="1.0" encoding="utf-8"?>
-<w:endnotes xmlns:wpc="http://schemas.microsoft.com/office/word/2010/wordprocessingCanvas" xmlns:cx="http://schemas.microsoft.com/office/drawing/2014/chartex" xmlns:cx1="http://schemas.microsoft.com/office/drawing/2015/9/8/chartex" xmlns:cx2="http://schemas.microsoft.com/office/drawing/2015/10/21/chartex" xmlns:cx3="http://schemas.microsoft.com/office/drawing/2016/5/9/chartex" xmlns:cx4="http://schemas.microsoft.com/office/drawing/2016/5/10/chartex" xmlns:cx5="http://schemas.microsoft.com/office/drawing/2016/5/11/chartex" xmlns:cx6="http://schemas.microsoft.com/office/drawing/2016/5/12/chartex" xmlns:cx7="http://schemas.microsoft.com/office/drawing/2016/5/13/chartex" xmlns:cx8="http://schemas.microsoft.com/office/drawing/2016/5/14/chartex" xmlns:mc="http://schemas.openxmlformats.org/markup-compatibility/2006" xmlns:aink="http://schemas.microsoft.com/office/drawing/2016/ink" xmlns:am3d="http://schemas.microsoft.com/office/drawing/2017/model3d" xmlns:o="urn:schemas-microsoft-com:office:office" xmlns:r="http://schemas.openxmlformats.org/officeDocument/2006/relationships" xmlns:m="http://schemas.openxmlformats.org/officeDocument/2006/math" xmlns:v="urn:schemas-microsoft-com:vml" xmlns:wp14="http://schemas.microsoft.com/office/word/2010/wordprocessingDrawing" xmlns:wp="http://schemas.openxmlformats.org/drawingml/2006/wordprocessingDrawing" xmlns:w10="urn:schemas-microsoft-com:office:word" xmlns:w="http://schemas.openxmlformats.org/wordprocessingml/2006/main" xmlns:w14="http://schemas.microsoft.com/office/word/2010/wordml" xmlns:w15="http://schemas.microsoft.com/office/word/2012/wordml" xmlns:w16cex="http://schemas.microsoft.com/office/word/2018/wordml/cex" xmlns:w16cid="http://schemas.microsoft.com/office/word/2016/wordml/cid" xmlns:w16="http://schemas.microsoft.com/office/word/2018/wordml" xmlns:w16sdtdh="http://schemas.microsoft.com/office/word/2020/wordml/sdtdatahash" xmlns:w16se="http://schemas.microsoft.com/office/word/2015/wordml/symex" xmlns:wpg="http://schemas.microsoft.com/office/word/2010/wordprocessingGroup" xmlns:wpi="http://schemas.microsoft.com/office/word/2010/wordprocessingInk" xmlns:wne="http://schemas.microsoft.com/office/word/2006/wordml" xmlns:wps="http://schemas.microsoft.com/office/word/2010/wordprocessingShape" mc:Ignorable="w14 w15 w16se w16cid w16 w16cex w16sdtdh wp14">
-  <w:endnote w:type="separator" w:id="-1">
-    <w:p>
-      <w:r>
-        <w:separator/>
-      </w:r>
-    </w:p>
-  </w:endnote>
-  <w:endnote w:type="continuationSeparator" w:id="0">
-    <w:p>
-      <w:r>
-        <w:continuationSeparator/>
-      </w:r>
-    </w:p>
-  </w:endnote>
-</w:endnotes>
-</file>
-
 <file path=word/footer1.xml><?xml version="1.0" encoding="utf-8"?>
-<w:ftr xmlns:wpc="http://schemas.microsoft.com/office/word/2010/wordprocessingCanvas" xmlns:cx="http://schemas.microsoft.com/office/drawing/2014/chartex" xmlns:cx1="http://schemas.microsoft.com/office/drawing/2015/9/8/chartex" xmlns:cx2="http://schemas.microsoft.com/office/drawing/2015/10/21/chartex" xmlns:cx3="http://schemas.microsoft.com/office/drawing/2016/5/9/chartex" xmlns:cx4="http://schemas.microsoft.com/office/drawing/2016/5/10/chartex" xmlns:cx5="http://schemas.microsoft.com/office/drawing/2016/5/11/chartex" xmlns:cx6="http://schemas.microsoft.com/office/drawing/2016/5/12/chartex" xmlns:cx7="http://schemas.microsoft.com/office/drawing/2016/5/13/chartex" xmlns:cx8="http://schemas.microsoft.com/office/drawing/2016/5/14/chartex" xmlns:mc="http://schemas.openxmlformats.org/markup-compatibility/2006" xmlns:aink="http://schemas.microsoft.com/office/drawing/2016/ink" xmlns:am3d="http://schemas.microsoft.com/office/drawing/2017/model3d" xmlns:o="urn:schemas-microsoft-com:office:office" xmlns:r="http://schemas.openxmlformats.org/officeDocument/2006/relationships" xmlns:m="http://schemas.openxmlformats.org/officeDocument/2006/math" xmlns:v="urn:schemas-microsoft-com:vml" xmlns:wp14="http://schemas.microsoft.com/office/word/2010/wordprocessingDrawing" xmlns:wp="http://schemas.openxmlformats.org/drawingml/2006/wordprocessingDrawing" xmlns:w10="urn:schemas-microsoft-com:office:word" xmlns:w="http://schemas.openxmlformats.org/wordprocessingml/2006/main" xmlns:w14="http://schemas.microsoft.com/office/word/2010/wordml" xmlns:w15="http://schemas.microsoft.com/office/word/2012/wordml" xmlns:w16cex="http://schemas.microsoft.com/office/word/2018/wordml/cex" xmlns:w16cid="http://schemas.microsoft.com/office/word/2016/wordml/cid" xmlns:w16="http://schemas.microsoft.com/office/word/2018/wordml" xmlns:w16sdtdh="http://schemas.microsoft.com/office/word/2020/wordml/sdtdatahash" xmlns:w16se="http://schemas.microsoft.com/office/word/2015/wordml/symex" xmlns:wpg="http://schemas.microsoft.com/office/word/2010/wordprocessingGroup" xmlns:wpi="http://schemas.microsoft.com/office/word/2010/wordprocessingInk" xmlns:wne="http://schemas.microsoft.com/office/word/2006/wordml" xmlns:wps="http://schemas.microsoft.com/office/word/2010/wordprocessingShape" mc:Ignorable="w14 w15 w16se w16cid w16 w16cex w16sdtdh wp14">
+<w:ftr xmlns:wpc="http://schemas.microsoft.com/office/word/2010/wordprocessingCanvas" xmlns:mc="http://schemas.openxmlformats.org/markup-compatibility/2006" xmlns:o="urn:schemas-microsoft-com:office:office" xmlns:r="http://schemas.openxmlformats.org/officeDocument/2006/relationships" xmlns:m="http://schemas.openxmlformats.org/officeDocument/2006/math" xmlns:v="urn:schemas-microsoft-com:vml" xmlns:wp14="http://schemas.microsoft.com/office/word/2010/wordprocessingDrawing" xmlns:wp="http://schemas.openxmlformats.org/drawingml/2006/wordprocessingDrawing" xmlns:w10="urn:schemas-microsoft-com:office:word" xmlns:w="http://schemas.openxmlformats.org/wordprocessingml/2006/main" xmlns:w14="http://schemas.microsoft.com/office/word/2010/wordml" xmlns:w15="http://schemas.microsoft.com/office/word/2012/wordml" xmlns:wpg="http://schemas.microsoft.com/office/word/2010/wordprocessingGroup" xmlns:wpi="http://schemas.microsoft.com/office/word/2010/wordprocessingInk" xmlns:wne="http://schemas.microsoft.com/office/word/2006/wordml" xmlns:wps="http://schemas.microsoft.com/office/word/2010/wordprocessingShape" xmlns:wpsCustomData="http://www.wps.cn/officeDocument/2013/wpsCustomData" mc:Ignorable="w14 w15 wp14">
   <w:p>
     <w:pPr>
       <w:spacing w:after="100" w:line="360" w:lineRule="auto"/>
@@ -5660,7 +5899,7 @@
         <w:sz w:val="18"/>
         <w:szCs w:val="18"/>
       </w:rPr>
-      <w:instrText>PAGE</w:instrText>
+      <w:instrText xml:space="preserve">PAGE</w:instrText>
     </w:r>
     <w:r>
       <w:rPr>
@@ -5674,7 +5913,6 @@
     <w:r>
       <w:rPr>
         <w:rFonts w:eastAsia="宋体"/>
-        <w:noProof/>
         <w:color w:val="000000"/>
         <w:sz w:val="18"/>
         <w:szCs w:val="18"/>
@@ -5695,16 +5933,22 @@
 </file>
 
 <file path=word/footnotes.xml><?xml version="1.0" encoding="utf-8"?>
-<w:footnotes xmlns:wpc="http://schemas.microsoft.com/office/word/2010/wordprocessingCanvas" xmlns:cx="http://schemas.microsoft.com/office/drawing/2014/chartex" xmlns:cx1="http://schemas.microsoft.com/office/drawing/2015/9/8/chartex" xmlns:cx2="http://schemas.microsoft.com/office/drawing/2015/10/21/chartex" xmlns:cx3="http://schemas.microsoft.com/office/drawing/2016/5/9/chartex" xmlns:cx4="http://schemas.microsoft.com/office/drawing/2016/5/10/chartex" xmlns:cx5="http://schemas.microsoft.com/office/drawing/2016/5/11/chartex" xmlns:cx6="http://schemas.microsoft.com/office/drawing/2016/5/12/chartex" xmlns:cx7="http://schemas.microsoft.com/office/drawing/2016/5/13/chartex" xmlns:cx8="http://schemas.microsoft.com/office/drawing/2016/5/14/chartex" xmlns:mc="http://schemas.openxmlformats.org/markup-compatibility/2006" xmlns:aink="http://schemas.microsoft.com/office/drawing/2016/ink" xmlns:am3d="http://schemas.microsoft.com/office/drawing/2017/model3d" xmlns:o="urn:schemas-microsoft-com:office:office" xmlns:r="http://schemas.openxmlformats.org/officeDocument/2006/relationships" xmlns:m="http://schemas.openxmlformats.org/officeDocument/2006/math" xmlns:v="urn:schemas-microsoft-com:vml" xmlns:wp14="http://schemas.microsoft.com/office/word/2010/wordprocessingDrawing" xmlns:wp="http://schemas.openxmlformats.org/drawingml/2006/wordprocessingDrawing" xmlns:w10="urn:schemas-microsoft-com:office:word" xmlns:w="http://schemas.openxmlformats.org/wordprocessingml/2006/main" xmlns:w14="http://schemas.microsoft.com/office/word/2010/wordml" xmlns:w15="http://schemas.microsoft.com/office/word/2012/wordml" xmlns:w16cex="http://schemas.microsoft.com/office/word/2018/wordml/cex" xmlns:w16cid="http://schemas.microsoft.com/office/word/2016/wordml/cid" xmlns:w16="http://schemas.microsoft.com/office/word/2018/wordml" xmlns:w16sdtdh="http://schemas.microsoft.com/office/word/2020/wordml/sdtdatahash" xmlns:w16se="http://schemas.microsoft.com/office/word/2015/wordml/symex" xmlns:wpg="http://schemas.microsoft.com/office/word/2010/wordprocessingGroup" xmlns:wpi="http://schemas.microsoft.com/office/word/2010/wordprocessingInk" xmlns:wne="http://schemas.microsoft.com/office/word/2006/wordml" xmlns:wps="http://schemas.microsoft.com/office/word/2010/wordprocessingShape" mc:Ignorable="w14 w15 w16se w16cid w16 w16cex w16sdtdh wp14">
-  <w:footnote w:type="separator" w:id="-1">
+<w:footnotes xmlns:wpc="http://schemas.microsoft.com/office/word/2010/wordprocessingCanvas" xmlns:mc="http://schemas.openxmlformats.org/markup-compatibility/2006" xmlns:o="urn:schemas-microsoft-com:office:office" xmlns:r="http://schemas.openxmlformats.org/officeDocument/2006/relationships" xmlns:m="http://schemas.openxmlformats.org/officeDocument/2006/math" xmlns:v="urn:schemas-microsoft-com:vml" xmlns:wp14="http://schemas.microsoft.com/office/word/2010/wordprocessingDrawing" xmlns:wp="http://schemas.openxmlformats.org/drawingml/2006/wordprocessingDrawing" xmlns:w="http://schemas.openxmlformats.org/wordprocessingml/2006/main" xmlns:w14="http://schemas.microsoft.com/office/word/2010/wordml" xmlns:w15="http://schemas.microsoft.com/office/word/2012/wordml" xmlns:w10="urn:schemas-microsoft-com:office:word" xmlns:wpg="http://schemas.microsoft.com/office/word/2010/wordprocessingGroup" xmlns:wpi="http://schemas.microsoft.com/office/word/2010/wordprocessingInk" xmlns:wne="http://schemas.microsoft.com/office/word/2006/wordml" xmlns:wps="http://schemas.microsoft.com/office/word/2010/wordprocessingShape" xmlns:wpsCustomData="http://www.wps.cn/officeDocument/2013/wpsCustomData" mc:Ignorable="w14 w15 wp14">
+  <w:footnote w:type="separator" w:id="0">
     <w:p>
+      <w:pPr>
+        <w:spacing w:before="0" w:after="0"/>
+      </w:pPr>
       <w:r>
         <w:separator/>
       </w:r>
     </w:p>
   </w:footnote>
-  <w:footnote w:type="continuationSeparator" w:id="0">
+  <w:footnote w:type="continuationSeparator" w:id="1">
     <w:p>
+      <w:pPr>
+        <w:spacing w:before="0" w:after="0"/>
+      </w:pPr>
       <w:r>
         <w:continuationSeparator/>
       </w:r>
@@ -5714,7 +5958,7 @@
 </file>
 
 <file path=word/header1.xml><?xml version="1.0" encoding="utf-8"?>
-<w:hdr xmlns:wpc="http://schemas.microsoft.com/office/word/2010/wordprocessingCanvas" xmlns:cx="http://schemas.microsoft.com/office/drawing/2014/chartex" xmlns:cx1="http://schemas.microsoft.com/office/drawing/2015/9/8/chartex" xmlns:cx2="http://schemas.microsoft.com/office/drawing/2015/10/21/chartex" xmlns:cx3="http://schemas.microsoft.com/office/drawing/2016/5/9/chartex" xmlns:cx4="http://schemas.microsoft.com/office/drawing/2016/5/10/chartex" xmlns:cx5="http://schemas.microsoft.com/office/drawing/2016/5/11/chartex" xmlns:cx6="http://schemas.microsoft.com/office/drawing/2016/5/12/chartex" xmlns:cx7="http://schemas.microsoft.com/office/drawing/2016/5/13/chartex" xmlns:cx8="http://schemas.microsoft.com/office/drawing/2016/5/14/chartex" xmlns:mc="http://schemas.openxmlformats.org/markup-compatibility/2006" xmlns:aink="http://schemas.microsoft.com/office/drawing/2016/ink" xmlns:am3d="http://schemas.microsoft.com/office/drawing/2017/model3d" xmlns:o="urn:schemas-microsoft-com:office:office" xmlns:r="http://schemas.openxmlformats.org/officeDocument/2006/relationships" xmlns:m="http://schemas.openxmlformats.org/officeDocument/2006/math" xmlns:v="urn:schemas-microsoft-com:vml" xmlns:wp14="http://schemas.microsoft.com/office/word/2010/wordprocessingDrawing" xmlns:wp="http://schemas.openxmlformats.org/drawingml/2006/wordprocessingDrawing" xmlns:w10="urn:schemas-microsoft-com:office:word" xmlns:w="http://schemas.openxmlformats.org/wordprocessingml/2006/main" xmlns:w14="http://schemas.microsoft.com/office/word/2010/wordml" xmlns:w15="http://schemas.microsoft.com/office/word/2012/wordml" xmlns:w16cex="http://schemas.microsoft.com/office/word/2018/wordml/cex" xmlns:w16cid="http://schemas.microsoft.com/office/word/2016/wordml/cid" xmlns:w16="http://schemas.microsoft.com/office/word/2018/wordml" xmlns:w16sdtdh="http://schemas.microsoft.com/office/word/2020/wordml/sdtdatahash" xmlns:w16se="http://schemas.microsoft.com/office/word/2015/wordml/symex" xmlns:wpg="http://schemas.microsoft.com/office/word/2010/wordprocessingGroup" xmlns:wpi="http://schemas.microsoft.com/office/word/2010/wordprocessingInk" xmlns:wne="http://schemas.microsoft.com/office/word/2006/wordml" xmlns:wps="http://schemas.microsoft.com/office/word/2010/wordprocessingShape" mc:Ignorable="w14 w15 w16se w16cid w16 w16cex w16sdtdh wp14">
+<w:hdr xmlns:wpc="http://schemas.microsoft.com/office/word/2010/wordprocessingCanvas" xmlns:mc="http://schemas.openxmlformats.org/markup-compatibility/2006" xmlns:o="urn:schemas-microsoft-com:office:office" xmlns:r="http://schemas.openxmlformats.org/officeDocument/2006/relationships" xmlns:m="http://schemas.openxmlformats.org/officeDocument/2006/math" xmlns:v="urn:schemas-microsoft-com:vml" xmlns:wp14="http://schemas.microsoft.com/office/word/2010/wordprocessingDrawing" xmlns:wp="http://schemas.openxmlformats.org/drawingml/2006/wordprocessingDrawing" xmlns:w10="urn:schemas-microsoft-com:office:word" xmlns:w="http://schemas.openxmlformats.org/wordprocessingml/2006/main" xmlns:w14="http://schemas.microsoft.com/office/word/2010/wordml" xmlns:w15="http://schemas.microsoft.com/office/word/2012/wordml" xmlns:wpg="http://schemas.microsoft.com/office/word/2010/wordprocessingGroup" xmlns:wpi="http://schemas.microsoft.com/office/word/2010/wordprocessingInk" xmlns:wne="http://schemas.microsoft.com/office/word/2006/wordml" xmlns:wps="http://schemas.microsoft.com/office/word/2010/wordprocessingShape" xmlns:wpsCustomData="http://www.wps.cn/officeDocument/2013/wpsCustomData" mc:Ignorable="w14 w15 wp14">
   <w:p>
     <w:pPr>
       <w:spacing w:after="60"/>
@@ -5732,11 +5976,8 @@
 </file>
 
 <file path=word/header2.xml><?xml version="1.0" encoding="utf-8"?>
-<w:hdr xmlns:m="http://schemas.openxmlformats.org/officeDocument/2006/math" xmlns:mc="http://schemas.openxmlformats.org/markup-compatibility/2006" xmlns:mo="http://schemas.microsoft.com/office/mac/office/2008/main" xmlns:mv="urn:schemas-microsoft-com:mac:vml" xmlns:o="urn:schemas-microsoft-com:office:office" xmlns:r="http://schemas.openxmlformats.org/officeDocument/2006/relationships" xmlns:v="urn:schemas-microsoft-com:vml" xmlns:w10="urn:schemas-microsoft-com:office:word" xmlns:w14="http://schemas.microsoft.com/office/word/2010/wordml" xmlns:w="http://schemas.openxmlformats.org/wordprocessingml/2006/main" xmlns:wne="http://schemas.microsoft.com/office/word/2006/wordml" xmlns:wp14="http://schemas.microsoft.com/office/word/2010/wordprocessingDrawing" xmlns:wp="http://schemas.openxmlformats.org/drawingml/2006/wordprocessingDrawing" xmlns:wpc="http://schemas.microsoft.com/office/word/2010/wordprocessingCanvas" xmlns:wpg="http://schemas.microsoft.com/office/word/2010/wordprocessingGroup" xmlns:wpi="http://schemas.microsoft.com/office/word/2010/wordprocessingInk" xmlns:wps="http://schemas.microsoft.com/office/word/2010/wordprocessingShape" mc:Ignorable="w14 wp14">
+<w:hdr xmlns:wpc="http://schemas.microsoft.com/office/word/2010/wordprocessingCanvas" xmlns:mc="http://schemas.openxmlformats.org/markup-compatibility/2006" xmlns:o="urn:schemas-microsoft-com:office:office" xmlns:r="http://schemas.openxmlformats.org/officeDocument/2006/relationships" xmlns:m="http://schemas.openxmlformats.org/officeDocument/2006/math" xmlns:v="urn:schemas-microsoft-com:vml" xmlns:wp14="http://schemas.microsoft.com/office/word/2010/wordprocessingDrawing" xmlns:wp="http://schemas.openxmlformats.org/drawingml/2006/wordprocessingDrawing" xmlns:w10="urn:schemas-microsoft-com:office:word" xmlns:w="http://schemas.openxmlformats.org/wordprocessingml/2006/main" xmlns:w14="http://schemas.microsoft.com/office/word/2010/wordml" xmlns:w15="http://schemas.microsoft.com/office/word/2012/wordml" xmlns:wpg="http://schemas.microsoft.com/office/word/2010/wordprocessingGroup" xmlns:wpi="http://schemas.microsoft.com/office/word/2010/wordprocessingInk" xmlns:wne="http://schemas.microsoft.com/office/word/2006/wordml" xmlns:wps="http://schemas.microsoft.com/office/word/2010/wordprocessingShape" xmlns:wpsCustomData="http://www.wps.cn/officeDocument/2013/wpsCustomData" mc:Ignorable="w14 w15 wp14">
   <w:p>
-    <w:pPr>
-      <w:pStyle w:val="Header"/>
-    </w:pPr>
     <w:r>
       <w:rPr>
         <w:rFonts w:ascii="Times New Roman" w:hAnsi="Times New Roman" w:eastAsia="宋体"/>
@@ -5749,11 +5990,8 @@
 </file>
 
 <file path=word/header3.xml><?xml version="1.0" encoding="utf-8"?>
-<w:hdr xmlns:m="http://schemas.openxmlformats.org/officeDocument/2006/math" xmlns:mc="http://schemas.openxmlformats.org/markup-compatibility/2006" xmlns:mo="http://schemas.microsoft.com/office/mac/office/2008/main" xmlns:mv="urn:schemas-microsoft-com:mac:vml" xmlns:o="urn:schemas-microsoft-com:office:office" xmlns:r="http://schemas.openxmlformats.org/officeDocument/2006/relationships" xmlns:v="urn:schemas-microsoft-com:vml" xmlns:w10="urn:schemas-microsoft-com:office:word" xmlns:w14="http://schemas.microsoft.com/office/word/2010/wordml" xmlns:w="http://schemas.openxmlformats.org/wordprocessingml/2006/main" xmlns:wne="http://schemas.microsoft.com/office/word/2006/wordml" xmlns:wp14="http://schemas.microsoft.com/office/word/2010/wordprocessingDrawing" xmlns:wp="http://schemas.openxmlformats.org/drawingml/2006/wordprocessingDrawing" xmlns:wpc="http://schemas.microsoft.com/office/word/2010/wordprocessingCanvas" xmlns:wpg="http://schemas.microsoft.com/office/word/2010/wordprocessingGroup" xmlns:wpi="http://schemas.microsoft.com/office/word/2010/wordprocessingInk" xmlns:wps="http://schemas.microsoft.com/office/word/2010/wordprocessingShape" mc:Ignorable="w14 wp14">
+<w:hdr xmlns:wpc="http://schemas.microsoft.com/office/word/2010/wordprocessingCanvas" xmlns:mc="http://schemas.openxmlformats.org/markup-compatibility/2006" xmlns:o="urn:schemas-microsoft-com:office:office" xmlns:r="http://schemas.openxmlformats.org/officeDocument/2006/relationships" xmlns:m="http://schemas.openxmlformats.org/officeDocument/2006/math" xmlns:v="urn:schemas-microsoft-com:vml" xmlns:wp14="http://schemas.microsoft.com/office/word/2010/wordprocessingDrawing" xmlns:wp="http://schemas.openxmlformats.org/drawingml/2006/wordprocessingDrawing" xmlns:w10="urn:schemas-microsoft-com:office:word" xmlns:w="http://schemas.openxmlformats.org/wordprocessingml/2006/main" xmlns:w14="http://schemas.microsoft.com/office/word/2010/wordml" xmlns:w15="http://schemas.microsoft.com/office/word/2012/wordml" xmlns:wpg="http://schemas.microsoft.com/office/word/2010/wordprocessingGroup" xmlns:wpi="http://schemas.microsoft.com/office/word/2010/wordprocessingInk" xmlns:wne="http://schemas.microsoft.com/office/word/2006/wordml" xmlns:wps="http://schemas.microsoft.com/office/word/2010/wordprocessingShape" xmlns:wpsCustomData="http://www.wps.cn/officeDocument/2013/wpsCustomData" mc:Ignorable="w14 w15 wp14">
   <w:p>
-    <w:pPr>
-      <w:pStyle w:val="Header"/>
-    </w:pPr>
     <w:r>
       <w:rPr>
         <w:rFonts w:ascii="Times New Roman" w:hAnsi="Times New Roman" w:eastAsia="宋体"/>
@@ -5765,596 +6003,392 @@
 </w:hdr>
 </file>
 
-<file path=word/numbering.xml><?xml version="1.0" encoding="utf-8"?>
-<w:numbering xmlns:wpc="http://schemas.microsoft.com/office/word/2010/wordprocessingCanvas" xmlns:cx="http://schemas.microsoft.com/office/drawing/2014/chartex" xmlns:cx1="http://schemas.microsoft.com/office/drawing/2015/9/8/chartex" xmlns:cx2="http://schemas.microsoft.com/office/drawing/2015/10/21/chartex" xmlns:cx3="http://schemas.microsoft.com/office/drawing/2016/5/9/chartex" xmlns:cx4="http://schemas.microsoft.com/office/drawing/2016/5/10/chartex" xmlns:cx5="http://schemas.microsoft.com/office/drawing/2016/5/11/chartex" xmlns:cx6="http://schemas.microsoft.com/office/drawing/2016/5/12/chartex" xmlns:cx7="http://schemas.microsoft.com/office/drawing/2016/5/13/chartex" xmlns:cx8="http://schemas.microsoft.com/office/drawing/2016/5/14/chartex" xmlns:mc="http://schemas.openxmlformats.org/markup-compatibility/2006" xmlns:aink="http://schemas.microsoft.com/office/drawing/2016/ink" xmlns:am3d="http://schemas.microsoft.com/office/drawing/2017/model3d" xmlns:o="urn:schemas-microsoft-com:office:office" xmlns:r="http://schemas.openxmlformats.org/officeDocument/2006/relationships" xmlns:m="http://schemas.openxmlformats.org/officeDocument/2006/math" xmlns:v="urn:schemas-microsoft-com:vml" xmlns:wp14="http://schemas.microsoft.com/office/word/2010/wordprocessingDrawing" xmlns:wp="http://schemas.openxmlformats.org/drawingml/2006/wordprocessingDrawing" xmlns:w10="urn:schemas-microsoft-com:office:word" xmlns:w="http://schemas.openxmlformats.org/wordprocessingml/2006/main" xmlns:w14="http://schemas.microsoft.com/office/word/2010/wordml" xmlns:w15="http://schemas.microsoft.com/office/word/2012/wordml" xmlns:w16cex="http://schemas.microsoft.com/office/word/2018/wordml/cex" xmlns:w16cid="http://schemas.microsoft.com/office/word/2016/wordml/cid" xmlns:w16="http://schemas.microsoft.com/office/word/2018/wordml" xmlns:w16sdtdh="http://schemas.microsoft.com/office/word/2020/wordml/sdtdatahash" xmlns:w16se="http://schemas.microsoft.com/office/word/2015/wordml/symex" xmlns:wpg="http://schemas.microsoft.com/office/word/2010/wordprocessingGroup" xmlns:wpi="http://schemas.microsoft.com/office/word/2010/wordprocessingInk" xmlns:wne="http://schemas.microsoft.com/office/word/2006/wordml" xmlns:wps="http://schemas.microsoft.com/office/word/2010/wordprocessingShape" mc:Ignorable="w14 w15 w16se w16cid w16 w16cex w16sdtdh wp14">
-  <w:abstractNum w:abstractNumId="0" w15:restartNumberingAfterBreak="0">
-    <w:nsid w:val="785C227E"/>
-    <w:multiLevelType w:val="hybridMultilevel"/>
-    <w:tmpl w:val="CF104B7A"/>
-    <w:lvl w:ilvl="0" w:tplc="F5520426">
-      <w:start w:val="1"/>
-      <w:numFmt w:val="bullet"/>
-      <w:lvlText w:val="●"/>
-      <w:lvlJc w:val="left"/>
-      <w:pPr>
-        <w:ind w:left="720" w:hanging="360"/>
-      </w:pPr>
-    </w:lvl>
-    <w:lvl w:ilvl="1" w:tplc="A1FE0D52">
-      <w:start w:val="1"/>
-      <w:numFmt w:val="bullet"/>
-      <w:lvlText w:val="○"/>
-      <w:lvlJc w:val="left"/>
-      <w:pPr>
-        <w:ind w:left="1440" w:hanging="360"/>
-      </w:pPr>
-    </w:lvl>
-    <w:lvl w:ilvl="2" w:tplc="62BA168A">
-      <w:start w:val="1"/>
-      <w:numFmt w:val="bullet"/>
-      <w:lvlText w:val="■"/>
-      <w:lvlJc w:val="left"/>
-      <w:pPr>
-        <w:ind w:left="2160" w:hanging="360"/>
-      </w:pPr>
-    </w:lvl>
-    <w:lvl w:ilvl="3" w:tplc="06345ED0">
-      <w:start w:val="1"/>
-      <w:numFmt w:val="bullet"/>
-      <w:lvlText w:val="●"/>
-      <w:lvlJc w:val="left"/>
-      <w:pPr>
-        <w:ind w:left="2880" w:hanging="360"/>
-      </w:pPr>
-    </w:lvl>
-    <w:lvl w:ilvl="4" w:tplc="BBCC2086">
-      <w:start w:val="1"/>
-      <w:numFmt w:val="bullet"/>
-      <w:lvlText w:val="○"/>
-      <w:lvlJc w:val="left"/>
-      <w:pPr>
-        <w:ind w:left="3600" w:hanging="360"/>
-      </w:pPr>
-    </w:lvl>
-    <w:lvl w:ilvl="5" w:tplc="F5AA036A">
-      <w:start w:val="1"/>
-      <w:numFmt w:val="bullet"/>
-      <w:lvlText w:val="■"/>
-      <w:lvlJc w:val="left"/>
-      <w:pPr>
-        <w:ind w:left="4320" w:hanging="360"/>
-      </w:pPr>
-    </w:lvl>
-    <w:lvl w:ilvl="6" w:tplc="64DE043E">
-      <w:start w:val="1"/>
-      <w:numFmt w:val="bullet"/>
-      <w:lvlText w:val="●"/>
-      <w:lvlJc w:val="left"/>
-      <w:pPr>
-        <w:ind w:left="5040" w:hanging="360"/>
-      </w:pPr>
-    </w:lvl>
-    <w:lvl w:ilvl="7" w:tplc="0B9842FA">
-      <w:start w:val="1"/>
-      <w:numFmt w:val="bullet"/>
-      <w:lvlText w:val="●"/>
-      <w:lvlJc w:val="left"/>
-      <w:pPr>
-        <w:ind w:left="5760" w:hanging="360"/>
-      </w:pPr>
-    </w:lvl>
-    <w:lvl w:ilvl="8" w:tplc="F17E216C">
-      <w:start w:val="1"/>
-      <w:numFmt w:val="bullet"/>
-      <w:lvlText w:val="●"/>
-      <w:lvlJc w:val="left"/>
-      <w:pPr>
-        <w:ind w:left="6480" w:hanging="360"/>
-      </w:pPr>
-    </w:lvl>
-  </w:abstractNum>
-  <w:num w:numId="1">
-    <w:abstractNumId w:val="0"/>
-    <w:lvlOverride w:ilvl="0">
-      <w:startOverride w:val="1"/>
-    </w:lvlOverride>
-  </w:num>
-</w:numbering>
-</file>
-
 <file path=word/styles.xml><?xml version="1.0" encoding="utf-8"?>
-<w:styles xmlns:mc="http://schemas.openxmlformats.org/markup-compatibility/2006" xmlns:r="http://schemas.openxmlformats.org/officeDocument/2006/relationships" xmlns:w="http://schemas.openxmlformats.org/wordprocessingml/2006/main" xmlns:w14="http://schemas.microsoft.com/office/word/2010/wordml" xmlns:w15="http://schemas.microsoft.com/office/word/2012/wordml" xmlns:w16cex="http://schemas.microsoft.com/office/word/2018/wordml/cex" xmlns:w16cid="http://schemas.microsoft.com/office/word/2016/wordml/cid" xmlns:w16="http://schemas.microsoft.com/office/word/2018/wordml" xmlns:w16sdtdh="http://schemas.microsoft.com/office/word/2020/wordml/sdtdatahash" xmlns:w16se="http://schemas.microsoft.com/office/word/2015/wordml/symex" mc:Ignorable="w14 w15 w16se w16cid w16 w16cex w16sdtdh">
+<w:styles xmlns:mc="http://schemas.openxmlformats.org/markup-compatibility/2006" xmlns:o="urn:schemas-microsoft-com:office:office" xmlns:r="http://schemas.openxmlformats.org/officeDocument/2006/relationships" xmlns:m="http://schemas.openxmlformats.org/officeDocument/2006/math" xmlns:v="urn:schemas-microsoft-com:vml" xmlns:w="http://schemas.openxmlformats.org/wordprocessingml/2006/main" xmlns:w14="http://schemas.microsoft.com/office/word/2010/wordml" xmlns:w10="urn:schemas-microsoft-com:office:word" xmlns:sl="http://schemas.openxmlformats.org/schemaLibrary/2006/main" xmlns:wpsCustomData="http://www.wps.cn/officeDocument/2013/wpsCustomData" mc:Ignorable="w14">
   <w:docDefaults>
     <w:rPrDefault>
       <w:rPr>
-        <w:rFonts w:ascii="Times New Roman" w:eastAsiaTheme="minorEastAsia" w:hAnsi="Times New Roman" w:cs="Times New Roman"/>
-        <w:lang w:val="en-US" w:eastAsia="zh-CN" w:bidi="ar-SA"/>
+        <w:rFonts w:ascii="Times New Roman" w:hAnsi="Times New Roman" w:eastAsiaTheme="minorEastAsia" w:cs="Times New Roman"/>
       </w:rPr>
     </w:rPrDefault>
-    <w:pPrDefault>
-      <w:pPr>
-        <w:spacing w:before="240" w:after="160"/>
-      </w:pPr>
-    </w:pPrDefault>
+    <w:pPrDefault/>
   </w:docDefaults>
-  <w:latentStyles w:defLockedState="0" w:defUIPriority="99" w:defSemiHidden="0" w:defUnhideWhenUsed="0" w:defQFormat="0" w:count="376">
-    <w:lsdException w:name="Normal" w:uiPriority="0" w:qFormat="1"/>
-    <w:lsdException w:name="heading 1" w:uiPriority="9" w:qFormat="1"/>
-    <w:lsdException w:name="heading 2" w:semiHidden="1" w:uiPriority="9" w:unhideWhenUsed="1" w:qFormat="1"/>
-    <w:lsdException w:name="heading 3" w:semiHidden="1" w:uiPriority="9" w:unhideWhenUsed="1" w:qFormat="1"/>
-    <w:lsdException w:name="heading 4" w:semiHidden="1" w:uiPriority="9" w:unhideWhenUsed="1" w:qFormat="1"/>
-    <w:lsdException w:name="heading 5" w:semiHidden="1" w:uiPriority="9" w:unhideWhenUsed="1" w:qFormat="1"/>
-    <w:lsdException w:name="heading 6" w:semiHidden="1" w:uiPriority="9" w:unhideWhenUsed="1" w:qFormat="1"/>
-    <w:lsdException w:name="heading 7" w:semiHidden="1" w:uiPriority="9" w:unhideWhenUsed="1" w:qFormat="1"/>
-    <w:lsdException w:name="heading 8" w:semiHidden="1" w:uiPriority="9" w:unhideWhenUsed="1" w:qFormat="1"/>
-    <w:lsdException w:name="heading 9" w:semiHidden="1" w:uiPriority="9" w:unhideWhenUsed="1" w:qFormat="1"/>
-    <w:lsdException w:name="index 1" w:semiHidden="1" w:unhideWhenUsed="1"/>
-    <w:lsdException w:name="index 2" w:semiHidden="1" w:unhideWhenUsed="1"/>
-    <w:lsdException w:name="index 3" w:semiHidden="1" w:unhideWhenUsed="1"/>
-    <w:lsdException w:name="index 4" w:semiHidden="1" w:unhideWhenUsed="1"/>
-    <w:lsdException w:name="index 5" w:semiHidden="1" w:unhideWhenUsed="1"/>
-    <w:lsdException w:name="index 6" w:semiHidden="1" w:unhideWhenUsed="1"/>
-    <w:lsdException w:name="index 7" w:semiHidden="1" w:unhideWhenUsed="1"/>
-    <w:lsdException w:name="index 8" w:semiHidden="1" w:unhideWhenUsed="1"/>
-    <w:lsdException w:name="index 9" w:semiHidden="1" w:unhideWhenUsed="1"/>
-    <w:lsdException w:name="toc 1" w:semiHidden="1" w:uiPriority="39" w:unhideWhenUsed="1"/>
-    <w:lsdException w:name="toc 2" w:semiHidden="1" w:uiPriority="39" w:unhideWhenUsed="1"/>
-    <w:lsdException w:name="toc 3" w:semiHidden="1" w:uiPriority="39" w:unhideWhenUsed="1"/>
-    <w:lsdException w:name="toc 4" w:semiHidden="1" w:uiPriority="39" w:unhideWhenUsed="1"/>
-    <w:lsdException w:name="toc 5" w:semiHidden="1" w:uiPriority="39" w:unhideWhenUsed="1"/>
-    <w:lsdException w:name="toc 6" w:semiHidden="1" w:uiPriority="39" w:unhideWhenUsed="1"/>
-    <w:lsdException w:name="toc 7" w:semiHidden="1" w:uiPriority="39" w:unhideWhenUsed="1"/>
-    <w:lsdException w:name="toc 8" w:semiHidden="1" w:uiPriority="39" w:unhideWhenUsed="1"/>
-    <w:lsdException w:name="toc 9" w:semiHidden="1" w:uiPriority="39" w:unhideWhenUsed="1"/>
-    <w:lsdException w:name="Normal Indent" w:semiHidden="1" w:unhideWhenUsed="1"/>
-    <w:lsdException w:name="footnote text" w:semiHidden="1" w:unhideWhenUsed="1"/>
-    <w:lsdException w:name="annotation text" w:semiHidden="1" w:unhideWhenUsed="1"/>
-    <w:lsdException w:name="header" w:semiHidden="1" w:unhideWhenUsed="1"/>
-    <w:lsdException w:name="footer" w:semiHidden="1" w:unhideWhenUsed="1"/>
-    <w:lsdException w:name="index heading" w:semiHidden="1" w:unhideWhenUsed="1"/>
-    <w:lsdException w:name="caption" w:semiHidden="1" w:uiPriority="35" w:unhideWhenUsed="1" w:qFormat="1"/>
-    <w:lsdException w:name="table of figures" w:semiHidden="1" w:unhideWhenUsed="1"/>
-    <w:lsdException w:name="envelope address" w:semiHidden="1" w:unhideWhenUsed="1"/>
-    <w:lsdException w:name="envelope return" w:semiHidden="1" w:unhideWhenUsed="1"/>
-    <w:lsdException w:name="footnote reference" w:semiHidden="1" w:unhideWhenUsed="1"/>
-    <w:lsdException w:name="annotation reference" w:semiHidden="1" w:unhideWhenUsed="1"/>
-    <w:lsdException w:name="line number" w:semiHidden="1" w:unhideWhenUsed="1"/>
-    <w:lsdException w:name="page number" w:semiHidden="1" w:unhideWhenUsed="1"/>
-    <w:lsdException w:name="endnote reference" w:semiHidden="1" w:unhideWhenUsed="1"/>
-    <w:lsdException w:name="endnote text" w:semiHidden="1" w:unhideWhenUsed="1"/>
-    <w:lsdException w:name="table of authorities" w:semiHidden="1" w:unhideWhenUsed="1"/>
-    <w:lsdException w:name="macro" w:semiHidden="1" w:unhideWhenUsed="1"/>
-    <w:lsdException w:name="toa heading" w:semiHidden="1" w:unhideWhenUsed="1"/>
-    <w:lsdException w:name="List" w:semiHidden="1" w:unhideWhenUsed="1"/>
-    <w:lsdException w:name="List Bullet" w:semiHidden="1" w:unhideWhenUsed="1"/>
-    <w:lsdException w:name="List Number" w:semiHidden="1" w:unhideWhenUsed="1"/>
-    <w:lsdException w:name="List 2" w:semiHidden="1" w:unhideWhenUsed="1"/>
-    <w:lsdException w:name="List 3" w:semiHidden="1" w:unhideWhenUsed="1"/>
-    <w:lsdException w:name="List 4" w:semiHidden="1" w:unhideWhenUsed="1"/>
-    <w:lsdException w:name="List 5" w:semiHidden="1" w:unhideWhenUsed="1"/>
-    <w:lsdException w:name="List Bullet 2" w:semiHidden="1" w:unhideWhenUsed="1"/>
-    <w:lsdException w:name="List Bullet 3" w:semiHidden="1" w:unhideWhenUsed="1"/>
-    <w:lsdException w:name="List Bullet 4" w:semiHidden="1" w:unhideWhenUsed="1"/>
-    <w:lsdException w:name="List Bullet 5" w:semiHidden="1" w:unhideWhenUsed="1"/>
-    <w:lsdException w:name="List Number 2" w:semiHidden="1" w:unhideWhenUsed="1"/>
-    <w:lsdException w:name="List Number 3" w:semiHidden="1" w:unhideWhenUsed="1"/>
-    <w:lsdException w:name="List Number 4" w:semiHidden="1" w:unhideWhenUsed="1"/>
-    <w:lsdException w:name="List Number 5" w:semiHidden="1" w:unhideWhenUsed="1"/>
-    <w:lsdException w:name="Title" w:uiPriority="10" w:qFormat="1"/>
-    <w:lsdException w:name="Closing" w:semiHidden="1" w:unhideWhenUsed="1"/>
-    <w:lsdException w:name="Signature" w:semiHidden="1" w:unhideWhenUsed="1"/>
-    <w:lsdException w:name="Default Paragraph Font" w:semiHidden="1" w:uiPriority="1" w:unhideWhenUsed="1"/>
-    <w:lsdException w:name="Body Text" w:semiHidden="1" w:unhideWhenUsed="1"/>
-    <w:lsdException w:name="Body Text Indent" w:semiHidden="1" w:unhideWhenUsed="1"/>
-    <w:lsdException w:name="List Continue" w:semiHidden="1" w:unhideWhenUsed="1"/>
-    <w:lsdException w:name="List Continue 2" w:semiHidden="1" w:unhideWhenUsed="1"/>
-    <w:lsdException w:name="List Continue 3" w:semiHidden="1" w:unhideWhenUsed="1"/>
-    <w:lsdException w:name="List Continue 4" w:semiHidden="1" w:unhideWhenUsed="1"/>
-    <w:lsdException w:name="List Continue 5" w:semiHidden="1" w:unhideWhenUsed="1"/>
-    <w:lsdException w:name="Message Header" w:semiHidden="1" w:unhideWhenUsed="1"/>
-    <w:lsdException w:name="Subtitle" w:uiPriority="11" w:qFormat="1"/>
-    <w:lsdException w:name="Salutation" w:semiHidden="1" w:unhideWhenUsed="1"/>
-    <w:lsdException w:name="Date" w:semiHidden="1" w:unhideWhenUsed="1"/>
-    <w:lsdException w:name="Body Text First Indent" w:semiHidden="1" w:unhideWhenUsed="1"/>
-    <w:lsdException w:name="Body Text First Indent 2" w:semiHidden="1" w:unhideWhenUsed="1"/>
-    <w:lsdException w:name="Note Heading" w:semiHidden="1" w:unhideWhenUsed="1"/>
-    <w:lsdException w:name="Body Text 2" w:semiHidden="1" w:unhideWhenUsed="1"/>
-    <w:lsdException w:name="Body Text 3" w:semiHidden="1" w:unhideWhenUsed="1"/>
-    <w:lsdException w:name="Body Text Indent 2" w:semiHidden="1" w:unhideWhenUsed="1"/>
-    <w:lsdException w:name="Body Text Indent 3" w:semiHidden="1" w:unhideWhenUsed="1"/>
-    <w:lsdException w:name="Block Text" w:semiHidden="1" w:unhideWhenUsed="1"/>
-    <w:lsdException w:name="Hyperlink" w:semiHidden="1" w:unhideWhenUsed="1"/>
-    <w:lsdException w:name="FollowedHyperlink" w:semiHidden="1" w:unhideWhenUsed="1"/>
-    <w:lsdException w:name="Strong" w:uiPriority="22" w:qFormat="1"/>
-    <w:lsdException w:name="Emphasis" w:uiPriority="20" w:qFormat="1"/>
-    <w:lsdException w:name="Document Map" w:semiHidden="1" w:unhideWhenUsed="1"/>
-    <w:lsdException w:name="Plain Text" w:semiHidden="1" w:unhideWhenUsed="1"/>
-    <w:lsdException w:name="E-mail Signature" w:semiHidden="1" w:unhideWhenUsed="1"/>
-    <w:lsdException w:name="HTML Top of Form" w:semiHidden="1" w:unhideWhenUsed="1"/>
-    <w:lsdException w:name="HTML Bottom of Form" w:semiHidden="1" w:unhideWhenUsed="1"/>
-    <w:lsdException w:name="Normal (Web)" w:semiHidden="1" w:unhideWhenUsed="1"/>
-    <w:lsdException w:name="HTML Acronym" w:semiHidden="1" w:unhideWhenUsed="1"/>
-    <w:lsdException w:name="HTML Address" w:semiHidden="1" w:unhideWhenUsed="1"/>
-    <w:lsdException w:name="HTML Cite" w:semiHidden="1" w:unhideWhenUsed="1"/>
-    <w:lsdException w:name="HTML Code" w:semiHidden="1" w:unhideWhenUsed="1"/>
-    <w:lsdException w:name="HTML Definition" w:semiHidden="1" w:unhideWhenUsed="1"/>
-    <w:lsdException w:name="HTML Keyboard" w:semiHidden="1" w:unhideWhenUsed="1"/>
-    <w:lsdException w:name="HTML Preformatted" w:semiHidden="1" w:unhideWhenUsed="1"/>
-    <w:lsdException w:name="HTML Sample" w:semiHidden="1" w:unhideWhenUsed="1"/>
-    <w:lsdException w:name="HTML Typewriter" w:semiHidden="1" w:unhideWhenUsed="1"/>
-    <w:lsdException w:name="HTML Variable" w:semiHidden="1" w:unhideWhenUsed="1"/>
-    <w:lsdException w:name="Normal Table" w:semiHidden="1" w:unhideWhenUsed="1"/>
-    <w:lsdException w:name="annotation subject" w:semiHidden="1" w:unhideWhenUsed="1"/>
-    <w:lsdException w:name="No List" w:semiHidden="1" w:unhideWhenUsed="1"/>
-    <w:lsdException w:name="Outline List 1" w:semiHidden="1" w:unhideWhenUsed="1"/>
-    <w:lsdException w:name="Outline List 2" w:semiHidden="1" w:unhideWhenUsed="1"/>
-    <w:lsdException w:name="Outline List 3" w:semiHidden="1" w:unhideWhenUsed="1"/>
-    <w:lsdException w:name="Table Simple 1" w:semiHidden="1" w:unhideWhenUsed="1"/>
-    <w:lsdException w:name="Table Simple 2" w:semiHidden="1" w:unhideWhenUsed="1"/>
-    <w:lsdException w:name="Table Simple 3" w:semiHidden="1" w:unhideWhenUsed="1"/>
-    <w:lsdException w:name="Table Classic 1" w:semiHidden="1" w:unhideWhenUsed="1"/>
-    <w:lsdException w:name="Table Classic 2" w:semiHidden="1" w:unhideWhenUsed="1"/>
-    <w:lsdException w:name="Table Classic 3" w:semiHidden="1" w:unhideWhenUsed="1"/>
-    <w:lsdException w:name="Table Classic 4" w:semiHidden="1" w:unhideWhenUsed="1"/>
-    <w:lsdException w:name="Table Colorful 1" w:semiHidden="1" w:unhideWhenUsed="1"/>
-    <w:lsdException w:name="Table Colorful 2" w:semiHidden="1" w:unhideWhenUsed="1"/>
-    <w:lsdException w:name="Table Colorful 3" w:semiHidden="1" w:unhideWhenUsed="1"/>
-    <w:lsdException w:name="Table Columns 1" w:semiHidden="1" w:unhideWhenUsed="1"/>
-    <w:lsdException w:name="Table Columns 2" w:semiHidden="1" w:unhideWhenUsed="1"/>
-    <w:lsdException w:name="Table Columns 3" w:semiHidden="1" w:unhideWhenUsed="1"/>
-    <w:lsdException w:name="Table Columns 4" w:semiHidden="1" w:unhideWhenUsed="1"/>
-    <w:lsdException w:name="Table Columns 5" w:semiHidden="1" w:unhideWhenUsed="1"/>
-    <w:lsdException w:name="Table Grid 1" w:semiHidden="1" w:unhideWhenUsed="1"/>
-    <w:lsdException w:name="Table Grid 2" w:semiHidden="1" w:unhideWhenUsed="1"/>
-    <w:lsdException w:name="Table Grid 3" w:semiHidden="1" w:unhideWhenUsed="1"/>
-    <w:lsdException w:name="Table Grid 4" w:semiHidden="1" w:unhideWhenUsed="1"/>
-    <w:lsdException w:name="Table Grid 5" w:semiHidden="1" w:unhideWhenUsed="1"/>
-    <w:lsdException w:name="Table Grid 6" w:semiHidden="1" w:unhideWhenUsed="1"/>
-    <w:lsdException w:name="Table Grid 7" w:semiHidden="1" w:unhideWhenUsed="1"/>
-    <w:lsdException w:name="Table Grid 8" w:semiHidden="1" w:unhideWhenUsed="1"/>
-    <w:lsdException w:name="Table List 1" w:semiHidden="1" w:unhideWhenUsed="1"/>
-    <w:lsdException w:name="Table List 2" w:semiHidden="1" w:unhideWhenUsed="1"/>
-    <w:lsdException w:name="Table List 3" w:semiHidden="1" w:unhideWhenUsed="1"/>
-    <w:lsdException w:name="Table List 4" w:semiHidden="1" w:unhideWhenUsed="1"/>
-    <w:lsdException w:name="Table List 5" w:semiHidden="1" w:unhideWhenUsed="1"/>
-    <w:lsdException w:name="Table List 6" w:semiHidden="1" w:unhideWhenUsed="1"/>
-    <w:lsdException w:name="Table List 7" w:semiHidden="1" w:unhideWhenUsed="1"/>
-    <w:lsdException w:name="Table List 8" w:semiHidden="1" w:unhideWhenUsed="1"/>
-    <w:lsdException w:name="Table 3D effects 1" w:semiHidden="1" w:unhideWhenUsed="1"/>
-    <w:lsdException w:name="Table 3D effects 2" w:semiHidden="1" w:unhideWhenUsed="1"/>
-    <w:lsdException w:name="Table 3D effects 3" w:semiHidden="1" w:unhideWhenUsed="1"/>
-    <w:lsdException w:name="Table Contemporary" w:semiHidden="1" w:unhideWhenUsed="1"/>
-    <w:lsdException w:name="Table Elegant" w:semiHidden="1" w:unhideWhenUsed="1"/>
-    <w:lsdException w:name="Table Professional" w:semiHidden="1" w:unhideWhenUsed="1"/>
-    <w:lsdException w:name="Table Subtle 1" w:semiHidden="1" w:unhideWhenUsed="1"/>
-    <w:lsdException w:name="Table Subtle 2" w:semiHidden="1" w:unhideWhenUsed="1"/>
-    <w:lsdException w:name="Table Web 1" w:semiHidden="1" w:unhideWhenUsed="1"/>
-    <w:lsdException w:name="Table Web 2" w:semiHidden="1" w:unhideWhenUsed="1"/>
-    <w:lsdException w:name="Table Web 3" w:semiHidden="1" w:unhideWhenUsed="1"/>
-    <w:lsdException w:name="Balloon Text" w:semiHidden="1" w:unhideWhenUsed="1"/>
-    <w:lsdException w:name="Table Grid" w:uiPriority="39"/>
-    <w:lsdException w:name="Table Theme" w:semiHidden="1" w:unhideWhenUsed="1"/>
-    <w:lsdException w:name="Placeholder Text" w:semiHidden="1"/>
-    <w:lsdException w:name="No Spacing" w:uiPriority="1" w:qFormat="1"/>
-    <w:lsdException w:name="Light Shading" w:uiPriority="60"/>
-    <w:lsdException w:name="Light List" w:uiPriority="61"/>
-    <w:lsdException w:name="Light Grid" w:uiPriority="62"/>
-    <w:lsdException w:name="Medium Shading 1" w:uiPriority="63"/>
-    <w:lsdException w:name="Medium Shading 2" w:uiPriority="64"/>
-    <w:lsdException w:name="Medium List 1" w:uiPriority="65"/>
-    <w:lsdException w:name="Medium List 2" w:uiPriority="66"/>
-    <w:lsdException w:name="Medium Grid 1" w:uiPriority="67"/>
-    <w:lsdException w:name="Medium Grid 2" w:uiPriority="68"/>
-    <w:lsdException w:name="Medium Grid 3" w:uiPriority="69"/>
-    <w:lsdException w:name="Dark List" w:uiPriority="70"/>
-    <w:lsdException w:name="Colorful Shading" w:uiPriority="71"/>
-    <w:lsdException w:name="Colorful List" w:uiPriority="72"/>
-    <w:lsdException w:name="Colorful Grid" w:uiPriority="73"/>
-    <w:lsdException w:name="Light Shading Accent 1" w:uiPriority="60"/>
-    <w:lsdException w:name="Light List Accent 1" w:uiPriority="61"/>
-    <w:lsdException w:name="Light Grid Accent 1" w:uiPriority="62"/>
-    <w:lsdException w:name="Medium Shading 1 Accent 1" w:uiPriority="63"/>
-    <w:lsdException w:name="Medium Shading 2 Accent 1" w:uiPriority="64"/>
-    <w:lsdException w:name="Medium List 1 Accent 1" w:uiPriority="65"/>
-    <w:lsdException w:name="Revision" w:semiHidden="1"/>
-    <w:lsdException w:name="List Paragraph" w:uiPriority="34" w:qFormat="1"/>
-    <w:lsdException w:name="Quote" w:uiPriority="29" w:qFormat="1"/>
-    <w:lsdException w:name="Intense Quote" w:uiPriority="30" w:qFormat="1"/>
-    <w:lsdException w:name="Medium List 2 Accent 1" w:uiPriority="66"/>
-    <w:lsdException w:name="Medium Grid 1 Accent 1" w:uiPriority="67"/>
-    <w:lsdException w:name="Medium Grid 2 Accent 1" w:uiPriority="68"/>
-    <w:lsdException w:name="Medium Grid 3 Accent 1" w:uiPriority="69"/>
-    <w:lsdException w:name="Dark List Accent 1" w:uiPriority="70"/>
-    <w:lsdException w:name="Colorful Shading Accent 1" w:uiPriority="71"/>
-    <w:lsdException w:name="Colorful List Accent 1" w:uiPriority="72"/>
-    <w:lsdException w:name="Colorful Grid Accent 1" w:uiPriority="73"/>
-    <w:lsdException w:name="Light Shading Accent 2" w:uiPriority="60"/>
-    <w:lsdException w:name="Light List Accent 2" w:uiPriority="61"/>
-    <w:lsdException w:name="Light Grid Accent 2" w:uiPriority="62"/>
-    <w:lsdException w:name="Medium Shading 1 Accent 2" w:uiPriority="63"/>
-    <w:lsdException w:name="Medium Shading 2 Accent 2" w:uiPriority="64"/>
-    <w:lsdException w:name="Medium List 1 Accent 2" w:uiPriority="65"/>
-    <w:lsdException w:name="Medium List 2 Accent 2" w:uiPriority="66"/>
-    <w:lsdException w:name="Medium Grid 1 Accent 2" w:uiPriority="67"/>
-    <w:lsdException w:name="Medium Grid 2 Accent 2" w:uiPriority="68"/>
-    <w:lsdException w:name="Medium Grid 3 Accent 2" w:uiPriority="69"/>
-    <w:lsdException w:name="Dark List Accent 2" w:uiPriority="70"/>
-    <w:lsdException w:name="Colorful Shading Accent 2" w:uiPriority="71"/>
-    <w:lsdException w:name="Colorful List Accent 2" w:uiPriority="72"/>
-    <w:lsdException w:name="Colorful Grid Accent 2" w:uiPriority="73"/>
-    <w:lsdException w:name="Light Shading Accent 3" w:uiPriority="60"/>
-    <w:lsdException w:name="Light List Accent 3" w:uiPriority="61"/>
-    <w:lsdException w:name="Light Grid Accent 3" w:uiPriority="62"/>
-    <w:lsdException w:name="Medium Shading 1 Accent 3" w:uiPriority="63"/>
-    <w:lsdException w:name="Medium Shading 2 Accent 3" w:uiPriority="64"/>
-    <w:lsdException w:name="Medium List 1 Accent 3" w:uiPriority="65"/>
-    <w:lsdException w:name="Medium List 2 Accent 3" w:uiPriority="66"/>
-    <w:lsdException w:name="Medium Grid 1 Accent 3" w:uiPriority="67"/>
-    <w:lsdException w:name="Medium Grid 2 Accent 3" w:uiPriority="68"/>
-    <w:lsdException w:name="Medium Grid 3 Accent 3" w:uiPriority="69"/>
-    <w:lsdException w:name="Dark List Accent 3" w:uiPriority="70"/>
-    <w:lsdException w:name="Colorful Shading Accent 3" w:uiPriority="71"/>
-    <w:lsdException w:name="Colorful List Accent 3" w:uiPriority="72"/>
-    <w:lsdException w:name="Colorful Grid Accent 3" w:uiPriority="73"/>
-    <w:lsdException w:name="Light Shading Accent 4" w:uiPriority="60"/>
-    <w:lsdException w:name="Light List Accent 4" w:uiPriority="61"/>
-    <w:lsdException w:name="Light Grid Accent 4" w:uiPriority="62"/>
-    <w:lsdException w:name="Medium Shading 1 Accent 4" w:uiPriority="63"/>
-    <w:lsdException w:name="Medium Shading 2 Accent 4" w:uiPriority="64"/>
-    <w:lsdException w:name="Medium List 1 Accent 4" w:uiPriority="65"/>
-    <w:lsdException w:name="Medium List 2 Accent 4" w:uiPriority="66"/>
-    <w:lsdException w:name="Medium Grid 1 Accent 4" w:uiPriority="67"/>
-    <w:lsdException w:name="Medium Grid 2 Accent 4" w:uiPriority="68"/>
-    <w:lsdException w:name="Medium Grid 3 Accent 4" w:uiPriority="69"/>
-    <w:lsdException w:name="Dark List Accent 4" w:uiPriority="70"/>
-    <w:lsdException w:name="Colorful Shading Accent 4" w:uiPriority="71"/>
-    <w:lsdException w:name="Colorful List Accent 4" w:uiPriority="72"/>
-    <w:lsdException w:name="Colorful Grid Accent 4" w:uiPriority="73"/>
-    <w:lsdException w:name="Light Shading Accent 5" w:uiPriority="60"/>
-    <w:lsdException w:name="Light List Accent 5" w:uiPriority="61"/>
-    <w:lsdException w:name="Light Grid Accent 5" w:uiPriority="62"/>
-    <w:lsdException w:name="Medium Shading 1 Accent 5" w:uiPriority="63"/>
-    <w:lsdException w:name="Medium Shading 2 Accent 5" w:uiPriority="64"/>
-    <w:lsdException w:name="Medium List 1 Accent 5" w:uiPriority="65"/>
-    <w:lsdException w:name="Medium List 2 Accent 5" w:uiPriority="66"/>
-    <w:lsdException w:name="Medium Grid 1 Accent 5" w:uiPriority="67"/>
-    <w:lsdException w:name="Medium Grid 2 Accent 5" w:uiPriority="68"/>
-    <w:lsdException w:name="Medium Grid 3 Accent 5" w:uiPriority="69"/>
-    <w:lsdException w:name="Dark List Accent 5" w:uiPriority="70"/>
-    <w:lsdException w:name="Colorful Shading Accent 5" w:uiPriority="71"/>
-    <w:lsdException w:name="Colorful List Accent 5" w:uiPriority="72"/>
-    <w:lsdException w:name="Colorful Grid Accent 5" w:uiPriority="73"/>
-    <w:lsdException w:name="Light Shading Accent 6" w:uiPriority="60"/>
-    <w:lsdException w:name="Light List Accent 6" w:uiPriority="61"/>
-    <w:lsdException w:name="Light Grid Accent 6" w:uiPriority="62"/>
-    <w:lsdException w:name="Medium Shading 1 Accent 6" w:uiPriority="63"/>
-    <w:lsdException w:name="Medium Shading 2 Accent 6" w:uiPriority="64"/>
-    <w:lsdException w:name="Medium List 1 Accent 6" w:uiPriority="65"/>
-    <w:lsdException w:name="Medium List 2 Accent 6" w:uiPriority="66"/>
-    <w:lsdException w:name="Medium Grid 1 Accent 6" w:uiPriority="67"/>
-    <w:lsdException w:name="Medium Grid 2 Accent 6" w:uiPriority="68"/>
-    <w:lsdException w:name="Medium Grid 3 Accent 6" w:uiPriority="69"/>
-    <w:lsdException w:name="Dark List Accent 6" w:uiPriority="70"/>
-    <w:lsdException w:name="Colorful Shading Accent 6" w:uiPriority="71"/>
-    <w:lsdException w:name="Colorful List Accent 6" w:uiPriority="72"/>
-    <w:lsdException w:name="Colorful Grid Accent 6" w:uiPriority="73"/>
-    <w:lsdException w:name="Subtle Emphasis" w:uiPriority="19" w:qFormat="1"/>
-    <w:lsdException w:name="Intense Emphasis" w:uiPriority="21" w:qFormat="1"/>
-    <w:lsdException w:name="Subtle Reference" w:uiPriority="31" w:qFormat="1"/>
-    <w:lsdException w:name="Intense Reference" w:uiPriority="32" w:qFormat="1"/>
-    <w:lsdException w:name="Book Title" w:uiPriority="33" w:qFormat="1"/>
-    <w:lsdException w:name="Bibliography" w:semiHidden="1" w:uiPriority="37" w:unhideWhenUsed="1"/>
-    <w:lsdException w:name="TOC Heading" w:semiHidden="1" w:uiPriority="39" w:unhideWhenUsed="1" w:qFormat="1"/>
-    <w:lsdException w:name="Plain Table 1" w:uiPriority="41"/>
-    <w:lsdException w:name="Plain Table 2" w:uiPriority="42"/>
-    <w:lsdException w:name="Plain Table 3" w:uiPriority="43"/>
-    <w:lsdException w:name="Plain Table 4" w:uiPriority="44"/>
-    <w:lsdException w:name="Plain Table 5" w:uiPriority="45"/>
-    <w:lsdException w:name="Grid Table Light" w:uiPriority="40"/>
-    <w:lsdException w:name="Grid Table 1 Light" w:uiPriority="46"/>
-    <w:lsdException w:name="Grid Table 2" w:uiPriority="47"/>
-    <w:lsdException w:name="Grid Table 3" w:uiPriority="48"/>
-    <w:lsdException w:name="Grid Table 4" w:uiPriority="49"/>
-    <w:lsdException w:name="Grid Table 5 Dark" w:uiPriority="50"/>
-    <w:lsdException w:name="Grid Table 6 Colorful" w:uiPriority="51"/>
-    <w:lsdException w:name="Grid Table 7 Colorful" w:uiPriority="52"/>
-    <w:lsdException w:name="Grid Table 1 Light Accent 1" w:uiPriority="46"/>
-    <w:lsdException w:name="Grid Table 2 Accent 1" w:uiPriority="47"/>
-    <w:lsdException w:name="Grid Table 3 Accent 1" w:uiPriority="48"/>
-    <w:lsdException w:name="Grid Table 4 Accent 1" w:uiPriority="49"/>
-    <w:lsdException w:name="Grid Table 5 Dark Accent 1" w:uiPriority="50"/>
-    <w:lsdException w:name="Grid Table 6 Colorful Accent 1" w:uiPriority="51"/>
-    <w:lsdException w:name="Grid Table 7 Colorful Accent 1" w:uiPriority="52"/>
-    <w:lsdException w:name="Grid Table 1 Light Accent 2" w:uiPriority="46"/>
-    <w:lsdException w:name="Grid Table 2 Accent 2" w:uiPriority="47"/>
-    <w:lsdException w:name="Grid Table 3 Accent 2" w:uiPriority="48"/>
-    <w:lsdException w:name="Grid Table 4 Accent 2" w:uiPriority="49"/>
-    <w:lsdException w:name="Grid Table 5 Dark Accent 2" w:uiPriority="50"/>
-    <w:lsdException w:name="Grid Table 6 Colorful Accent 2" w:uiPriority="51"/>
-    <w:lsdException w:name="Grid Table 7 Colorful Accent 2" w:uiPriority="52"/>
-    <w:lsdException w:name="Grid Table 1 Light Accent 3" w:uiPriority="46"/>
-    <w:lsdException w:name="Grid Table 2 Accent 3" w:uiPriority="47"/>
-    <w:lsdException w:name="Grid Table 3 Accent 3" w:uiPriority="48"/>
-    <w:lsdException w:name="Grid Table 4 Accent 3" w:uiPriority="49"/>
-    <w:lsdException w:name="Grid Table 5 Dark Accent 3" w:uiPriority="50"/>
-    <w:lsdException w:name="Grid Table 6 Colorful Accent 3" w:uiPriority="51"/>
-    <w:lsdException w:name="Grid Table 7 Colorful Accent 3" w:uiPriority="52"/>
-    <w:lsdException w:name="Grid Table 1 Light Accent 4" w:uiPriority="46"/>
-    <w:lsdException w:name="Grid Table 2 Accent 4" w:uiPriority="47"/>
-    <w:lsdException w:name="Grid Table 3 Accent 4" w:uiPriority="48"/>
-    <w:lsdException w:name="Grid Table 4 Accent 4" w:uiPriority="49"/>
-    <w:lsdException w:name="Grid Table 5 Dark Accent 4" w:uiPriority="50"/>
-    <w:lsdException w:name="Grid Table 6 Colorful Accent 4" w:uiPriority="51"/>
-    <w:lsdException w:name="Grid Table 7 Colorful Accent 4" w:uiPriority="52"/>
-    <w:lsdException w:name="Grid Table 1 Light Accent 5" w:uiPriority="46"/>
-    <w:lsdException w:name="Grid Table 2 Accent 5" w:uiPriority="47"/>
-    <w:lsdException w:name="Grid Table 3 Accent 5" w:uiPriority="48"/>
-    <w:lsdException w:name="Grid Table 4 Accent 5" w:uiPriority="49"/>
-    <w:lsdException w:name="Grid Table 5 Dark Accent 5" w:uiPriority="50"/>
-    <w:lsdException w:name="Grid Table 6 Colorful Accent 5" w:uiPriority="51"/>
-    <w:lsdException w:name="Grid Table 7 Colorful Accent 5" w:uiPriority="52"/>
-    <w:lsdException w:name="Grid Table 1 Light Accent 6" w:uiPriority="46"/>
-    <w:lsdException w:name="Grid Table 2 Accent 6" w:uiPriority="47"/>
-    <w:lsdException w:name="Grid Table 3 Accent 6" w:uiPriority="48"/>
-    <w:lsdException w:name="Grid Table 4 Accent 6" w:uiPriority="49"/>
-    <w:lsdException w:name="Grid Table 5 Dark Accent 6" w:uiPriority="50"/>
-    <w:lsdException w:name="Grid Table 6 Colorful Accent 6" w:uiPriority="51"/>
-    <w:lsdException w:name="Grid Table 7 Colorful Accent 6" w:uiPriority="52"/>
-    <w:lsdException w:name="List Table 1 Light" w:uiPriority="46"/>
-    <w:lsdException w:name="List Table 2" w:uiPriority="47"/>
-    <w:lsdException w:name="List Table 3" w:uiPriority="48"/>
-    <w:lsdException w:name="List Table 4" w:uiPriority="49"/>
-    <w:lsdException w:name="List Table 5 Dark" w:uiPriority="50"/>
-    <w:lsdException w:name="List Table 6 Colorful" w:uiPriority="51"/>
-    <w:lsdException w:name="List Table 7 Colorful" w:uiPriority="52"/>
-    <w:lsdException w:name="List Table 1 Light Accent 1" w:uiPriority="46"/>
-    <w:lsdException w:name="List Table 2 Accent 1" w:uiPriority="47"/>
-    <w:lsdException w:name="List Table 3 Accent 1" w:uiPriority="48"/>
-    <w:lsdException w:name="List Table 4 Accent 1" w:uiPriority="49"/>
-    <w:lsdException w:name="List Table 5 Dark Accent 1" w:uiPriority="50"/>
-    <w:lsdException w:name="List Table 6 Colorful Accent 1" w:uiPriority="51"/>
-    <w:lsdException w:name="List Table 7 Colorful Accent 1" w:uiPriority="52"/>
-    <w:lsdException w:name="List Table 1 Light Accent 2" w:uiPriority="46"/>
-    <w:lsdException w:name="List Table 2 Accent 2" w:uiPriority="47"/>
-    <w:lsdException w:name="List Table 3 Accent 2" w:uiPriority="48"/>
-    <w:lsdException w:name="List Table 4 Accent 2" w:uiPriority="49"/>
-    <w:lsdException w:name="List Table 5 Dark Accent 2" w:uiPriority="50"/>
-    <w:lsdException w:name="List Table 6 Colorful Accent 2" w:uiPriority="51"/>
-    <w:lsdException w:name="List Table 7 Colorful Accent 2" w:uiPriority="52"/>
-    <w:lsdException w:name="List Table 1 Light Accent 3" w:uiPriority="46"/>
-    <w:lsdException w:name="List Table 2 Accent 3" w:uiPriority="47"/>
-    <w:lsdException w:name="List Table 3 Accent 3" w:uiPriority="48"/>
-    <w:lsdException w:name="List Table 4 Accent 3" w:uiPriority="49"/>
-    <w:lsdException w:name="List Table 5 Dark Accent 3" w:uiPriority="50"/>
-    <w:lsdException w:name="List Table 6 Colorful Accent 3" w:uiPriority="51"/>
-    <w:lsdException w:name="List Table 7 Colorful Accent 3" w:uiPriority="52"/>
-    <w:lsdException w:name="List Table 1 Light Accent 4" w:uiPriority="46"/>
-    <w:lsdException w:name="List Table 2 Accent 4" w:uiPriority="47"/>
-    <w:lsdException w:name="List Table 3 Accent 4" w:uiPriority="48"/>
-    <w:lsdException w:name="List Table 4 Accent 4" w:uiPriority="49"/>
-    <w:lsdException w:name="List Table 5 Dark Accent 4" w:uiPriority="50"/>
-    <w:lsdException w:name="List Table 6 Colorful Accent 4" w:uiPriority="51"/>
-    <w:lsdException w:name="List Table 7 Colorful Accent 4" w:uiPriority="52"/>
-    <w:lsdException w:name="List Table 1 Light Accent 5" w:uiPriority="46"/>
-    <w:lsdException w:name="List Table 2 Accent 5" w:uiPriority="47"/>
-    <w:lsdException w:name="List Table 3 Accent 5" w:uiPriority="48"/>
-    <w:lsdException w:name="List Table 4 Accent 5" w:uiPriority="49"/>
-    <w:lsdException w:name="List Table 5 Dark Accent 5" w:uiPriority="50"/>
-    <w:lsdException w:name="List Table 6 Colorful Accent 5" w:uiPriority="51"/>
-    <w:lsdException w:name="List Table 7 Colorful Accent 5" w:uiPriority="52"/>
-    <w:lsdException w:name="List Table 1 Light Accent 6" w:uiPriority="46"/>
-    <w:lsdException w:name="List Table 2 Accent 6" w:uiPriority="47"/>
-    <w:lsdException w:name="List Table 3 Accent 6" w:uiPriority="48"/>
-    <w:lsdException w:name="List Table 4 Accent 6" w:uiPriority="49"/>
-    <w:lsdException w:name="List Table 5 Dark Accent 6" w:uiPriority="50"/>
-    <w:lsdException w:name="List Table 6 Colorful Accent 6" w:uiPriority="51"/>
-    <w:lsdException w:name="List Table 7 Colorful Accent 6" w:uiPriority="52"/>
-    <w:lsdException w:name="Mention" w:semiHidden="1" w:unhideWhenUsed="1"/>
-    <w:lsdException w:name="Smart Hyperlink" w:semiHidden="1" w:unhideWhenUsed="1"/>
-    <w:lsdException w:name="Hashtag" w:semiHidden="1" w:unhideWhenUsed="1"/>
-    <w:lsdException w:name="Unresolved Mention" w:semiHidden="1" w:unhideWhenUsed="1"/>
-    <w:lsdException w:name="Smart Link" w:semiHidden="1" w:unhideWhenUsed="1"/>
+  <w:latentStyles w:count="260" w:defQFormat="0" w:defUnhideWhenUsed="1" w:defSemiHidden="1" w:defUIPriority="99" w:defLockedState="0">
+    <w:lsdException w:qFormat="1" w:unhideWhenUsed="0" w:uiPriority="0" w:semiHidden="0" w:name="Normal"/>
+    <w:lsdException w:qFormat="1" w:unhideWhenUsed="0" w:uiPriority="9" w:semiHidden="0" w:name="heading 1"/>
+    <w:lsdException w:qFormat="1" w:uiPriority="9" w:semiHidden="0" w:name="heading 2"/>
+    <w:lsdException w:qFormat="1" w:uiPriority="9" w:name="heading 3"/>
+    <w:lsdException w:qFormat="1" w:uiPriority="9" w:name="heading 4"/>
+    <w:lsdException w:qFormat="1" w:uiPriority="9" w:name="heading 5"/>
+    <w:lsdException w:qFormat="1" w:uiPriority="9" w:name="heading 6"/>
+    <w:lsdException w:qFormat="1" w:uiPriority="9" w:name="heading 7"/>
+    <w:lsdException w:qFormat="1" w:uiPriority="9" w:name="heading 8"/>
+    <w:lsdException w:qFormat="1" w:uiPriority="9" w:name="heading 9"/>
+    <w:lsdException w:uiPriority="99" w:name="index 1"/>
+    <w:lsdException w:uiPriority="99" w:name="index 2"/>
+    <w:lsdException w:uiPriority="99" w:name="index 3"/>
+    <w:lsdException w:uiPriority="99" w:name="index 4"/>
+    <w:lsdException w:uiPriority="99" w:name="index 5"/>
+    <w:lsdException w:uiPriority="99" w:name="index 6"/>
+    <w:lsdException w:uiPriority="99" w:name="index 7"/>
+    <w:lsdException w:uiPriority="99" w:name="index 8"/>
+    <w:lsdException w:uiPriority="99" w:name="index 9"/>
+    <w:lsdException w:uiPriority="39" w:semiHidden="0" w:name="toc 1"/>
+    <w:lsdException w:qFormat="1" w:uiPriority="39" w:semiHidden="0" w:name="toc 2"/>
+    <w:lsdException w:uiPriority="39" w:name="toc 3"/>
+    <w:lsdException w:uiPriority="39" w:name="toc 4"/>
+    <w:lsdException w:uiPriority="39" w:name="toc 5"/>
+    <w:lsdException w:uiPriority="39" w:name="toc 6"/>
+    <w:lsdException w:uiPriority="39" w:name="toc 7"/>
+    <w:lsdException w:uiPriority="39" w:name="toc 8"/>
+    <w:lsdException w:uiPriority="39" w:name="toc 9"/>
+    <w:lsdException w:uiPriority="99" w:name="Normal Indent"/>
+    <w:lsdException w:uiPriority="99" w:name="footnote text"/>
+    <w:lsdException w:uiPriority="99" w:name="annotation text"/>
+    <w:lsdException w:qFormat="1" w:uiPriority="99" w:semiHidden="0" w:name="header"/>
+    <w:lsdException w:uiPriority="99" w:semiHidden="0" w:name="footer"/>
+    <w:lsdException w:uiPriority="99" w:name="index heading"/>
+    <w:lsdException w:qFormat="1" w:uiPriority="35" w:name="caption"/>
+    <w:lsdException w:uiPriority="99" w:name="table of figures"/>
+    <w:lsdException w:uiPriority="99" w:name="envelope address"/>
+    <w:lsdException w:uiPriority="99" w:name="envelope return"/>
+    <w:lsdException w:uiPriority="99" w:name="footnote reference"/>
+    <w:lsdException w:uiPriority="99" w:name="annotation reference"/>
+    <w:lsdException w:uiPriority="99" w:name="line number"/>
+    <w:lsdException w:uiPriority="99" w:name="page number"/>
+    <w:lsdException w:qFormat="1" w:uiPriority="99" w:name="endnote reference"/>
+    <w:lsdException w:uiPriority="99" w:name="endnote text"/>
+    <w:lsdException w:uiPriority="99" w:name="table of authorities"/>
+    <w:lsdException w:uiPriority="99" w:name="macro"/>
+    <w:lsdException w:uiPriority="99" w:name="toa heading"/>
+    <w:lsdException w:uiPriority="99" w:name="List"/>
+    <w:lsdException w:uiPriority="99" w:name="List Bullet"/>
+    <w:lsdException w:uiPriority="99" w:name="List Number"/>
+    <w:lsdException w:uiPriority="99" w:name="List 2"/>
+    <w:lsdException w:uiPriority="99" w:name="List 3"/>
+    <w:lsdException w:uiPriority="99" w:name="List 4"/>
+    <w:lsdException w:uiPriority="99" w:name="List 5"/>
+    <w:lsdException w:uiPriority="99" w:name="List Bullet 2"/>
+    <w:lsdException w:uiPriority="99" w:name="List Bullet 3"/>
+    <w:lsdException w:uiPriority="99" w:name="List Bullet 4"/>
+    <w:lsdException w:uiPriority="99" w:name="List Bullet 5"/>
+    <w:lsdException w:uiPriority="99" w:name="List Number 2"/>
+    <w:lsdException w:uiPriority="99" w:name="List Number 3"/>
+    <w:lsdException w:uiPriority="99" w:name="List Number 4"/>
+    <w:lsdException w:uiPriority="99" w:name="List Number 5"/>
+    <w:lsdException w:qFormat="1" w:unhideWhenUsed="0" w:uiPriority="10" w:semiHidden="0" w:name="Title"/>
+    <w:lsdException w:uiPriority="99" w:name="Closing"/>
+    <w:lsdException w:uiPriority="99" w:name="Signature"/>
+    <w:lsdException w:uiPriority="1" w:name="Default Paragraph Font"/>
+    <w:lsdException w:uiPriority="99" w:name="Body Text"/>
+    <w:lsdException w:uiPriority="99" w:name="Body Text Indent"/>
+    <w:lsdException w:uiPriority="99" w:name="List Continue"/>
+    <w:lsdException w:uiPriority="99" w:name="List Continue 2"/>
+    <w:lsdException w:uiPriority="99" w:name="List Continue 3"/>
+    <w:lsdException w:uiPriority="99" w:name="List Continue 4"/>
+    <w:lsdException w:uiPriority="99" w:name="List Continue 5"/>
+    <w:lsdException w:uiPriority="99" w:name="Message Header"/>
+    <w:lsdException w:qFormat="1" w:unhideWhenUsed="0" w:uiPriority="11" w:semiHidden="0" w:name="Subtitle"/>
+    <w:lsdException w:uiPriority="99" w:name="Salutation"/>
+    <w:lsdException w:uiPriority="99" w:name="Date"/>
+    <w:lsdException w:uiPriority="99" w:name="Body Text First Indent"/>
+    <w:lsdException w:uiPriority="99" w:name="Body Text First Indent 2"/>
+    <w:lsdException w:uiPriority="99" w:name="Note Heading"/>
+    <w:lsdException w:uiPriority="99" w:name="Body Text 2"/>
+    <w:lsdException w:uiPriority="99" w:name="Body Text 3"/>
+    <w:lsdException w:uiPriority="99" w:name="Body Text Indent 2"/>
+    <w:lsdException w:uiPriority="99" w:name="Body Text Indent 3"/>
+    <w:lsdException w:uiPriority="99" w:name="Block Text"/>
+    <w:lsdException w:uiPriority="99" w:semiHidden="0" w:name="Hyperlink"/>
+    <w:lsdException w:uiPriority="99" w:name="FollowedHyperlink"/>
+    <w:lsdException w:qFormat="1" w:unhideWhenUsed="0" w:uiPriority="22" w:semiHidden="0" w:name="Strong"/>
+    <w:lsdException w:qFormat="1" w:unhideWhenUsed="0" w:uiPriority="20" w:semiHidden="0" w:name="Emphasis"/>
+    <w:lsdException w:uiPriority="99" w:name="Document Map"/>
+    <w:lsdException w:uiPriority="99" w:name="Plain Text"/>
+    <w:lsdException w:uiPriority="99" w:name="E-mail Signature"/>
+    <w:lsdException w:uiPriority="99" w:name="Normal (Web)"/>
+    <w:lsdException w:uiPriority="99" w:name="HTML Acronym"/>
+    <w:lsdException w:uiPriority="99" w:name="HTML Address"/>
+    <w:lsdException w:uiPriority="99" w:name="HTML Cite"/>
+    <w:lsdException w:uiPriority="99" w:name="HTML Code"/>
+    <w:lsdException w:uiPriority="99" w:name="HTML Definition"/>
+    <w:lsdException w:uiPriority="99" w:name="HTML Keyboard"/>
+    <w:lsdException w:uiPriority="99" w:name="HTML Preformatted"/>
+    <w:lsdException w:uiPriority="99" w:name="HTML Sample"/>
+    <w:lsdException w:uiPriority="99" w:name="HTML Typewriter"/>
+    <w:lsdException w:uiPriority="99" w:name="HTML Variable"/>
+    <w:lsdException w:uiPriority="99" w:name="Normal Table"/>
+    <w:lsdException w:uiPriority="99" w:name="annotation subject"/>
+    <w:lsdException w:uiPriority="99" w:name="Table Simple 1"/>
+    <w:lsdException w:uiPriority="99" w:name="Table Simple 2"/>
+    <w:lsdException w:uiPriority="99" w:name="Table Simple 3"/>
+    <w:lsdException w:uiPriority="99" w:name="Table Classic 1"/>
+    <w:lsdException w:uiPriority="99" w:name="Table Classic 2"/>
+    <w:lsdException w:uiPriority="99" w:name="Table Classic 3"/>
+    <w:lsdException w:uiPriority="99" w:name="Table Classic 4"/>
+    <w:lsdException w:uiPriority="99" w:name="Table Colorful 1"/>
+    <w:lsdException w:uiPriority="99" w:name="Table Colorful 2"/>
+    <w:lsdException w:uiPriority="99" w:name="Table Colorful 3"/>
+    <w:lsdException w:uiPriority="99" w:name="Table Columns 1"/>
+    <w:lsdException w:uiPriority="99" w:name="Table Columns 2"/>
+    <w:lsdException w:uiPriority="99" w:name="Table Columns 3"/>
+    <w:lsdException w:uiPriority="99" w:name="Table Columns 4"/>
+    <w:lsdException w:uiPriority="99" w:name="Table Columns 5"/>
+    <w:lsdException w:uiPriority="99" w:name="Table Grid 1"/>
+    <w:lsdException w:uiPriority="99" w:name="Table Grid 2"/>
+    <w:lsdException w:uiPriority="99" w:name="Table Grid 3"/>
+    <w:lsdException w:uiPriority="99" w:name="Table Grid 4"/>
+    <w:lsdException w:uiPriority="99" w:name="Table Grid 5"/>
+    <w:lsdException w:uiPriority="99" w:name="Table Grid 6"/>
+    <w:lsdException w:uiPriority="99" w:name="Table Grid 7"/>
+    <w:lsdException w:uiPriority="99" w:name="Table Grid 8"/>
+    <w:lsdException w:uiPriority="99" w:name="Table List 1"/>
+    <w:lsdException w:uiPriority="99" w:name="Table List 2"/>
+    <w:lsdException w:uiPriority="99" w:name="Table List 3"/>
+    <w:lsdException w:uiPriority="99" w:name="Table List 4"/>
+    <w:lsdException w:uiPriority="99" w:name="Table List 5"/>
+    <w:lsdException w:uiPriority="99" w:name="Table List 6"/>
+    <w:lsdException w:uiPriority="99" w:name="Table List 7"/>
+    <w:lsdException w:uiPriority="99" w:name="Table List 8"/>
+    <w:lsdException w:uiPriority="99" w:name="Table 3D effects 1"/>
+    <w:lsdException w:uiPriority="99" w:name="Table 3D effects 2"/>
+    <w:lsdException w:uiPriority="99" w:name="Table 3D effects 3"/>
+    <w:lsdException w:uiPriority="99" w:name="Table Contemporary"/>
+    <w:lsdException w:uiPriority="99" w:name="Table Elegant"/>
+    <w:lsdException w:uiPriority="99" w:name="Table Professional"/>
+    <w:lsdException w:uiPriority="99" w:name="Table Subtle 1"/>
+    <w:lsdException w:uiPriority="99" w:name="Table Subtle 2"/>
+    <w:lsdException w:uiPriority="99" w:name="Table Web 1"/>
+    <w:lsdException w:uiPriority="99" w:name="Table Web 2"/>
+    <w:lsdException w:uiPriority="99" w:name="Table Web 3"/>
+    <w:lsdException w:uiPriority="99" w:name="Balloon Text"/>
+    <w:lsdException w:unhideWhenUsed="0" w:uiPriority="39" w:semiHidden="0" w:name="Table Grid"/>
+    <w:lsdException w:uiPriority="99" w:name="Table Theme"/>
+    <w:lsdException w:unhideWhenUsed="0" w:uiPriority="60" w:semiHidden="0" w:name="Light Shading"/>
+    <w:lsdException w:unhideWhenUsed="0" w:uiPriority="61" w:semiHidden="0" w:name="Light List"/>
+    <w:lsdException w:unhideWhenUsed="0" w:uiPriority="62" w:semiHidden="0" w:name="Light Grid"/>
+    <w:lsdException w:unhideWhenUsed="0" w:uiPriority="63" w:semiHidden="0" w:name="Medium Shading 1"/>
+    <w:lsdException w:unhideWhenUsed="0" w:uiPriority="64" w:semiHidden="0" w:name="Medium Shading 2"/>
+    <w:lsdException w:unhideWhenUsed="0" w:uiPriority="65" w:semiHidden="0" w:name="Medium List 1"/>
+    <w:lsdException w:unhideWhenUsed="0" w:uiPriority="66" w:semiHidden="0" w:name="Medium List 2"/>
+    <w:lsdException w:unhideWhenUsed="0" w:uiPriority="67" w:semiHidden="0" w:name="Medium Grid 1"/>
+    <w:lsdException w:unhideWhenUsed="0" w:uiPriority="68" w:semiHidden="0" w:name="Medium Grid 2"/>
+    <w:lsdException w:unhideWhenUsed="0" w:uiPriority="69" w:semiHidden="0" w:name="Medium Grid 3"/>
+    <w:lsdException w:unhideWhenUsed="0" w:uiPriority="70" w:semiHidden="0" w:name="Dark List"/>
+    <w:lsdException w:unhideWhenUsed="0" w:uiPriority="71" w:semiHidden="0" w:name="Colorful Shading"/>
+    <w:lsdException w:unhideWhenUsed="0" w:uiPriority="72" w:semiHidden="0" w:name="Colorful List"/>
+    <w:lsdException w:unhideWhenUsed="0" w:uiPriority="73" w:semiHidden="0" w:name="Colorful Grid"/>
+    <w:lsdException w:unhideWhenUsed="0" w:uiPriority="60" w:semiHidden="0" w:name="Light Shading Accent 1"/>
+    <w:lsdException w:unhideWhenUsed="0" w:uiPriority="61" w:semiHidden="0" w:name="Light List Accent 1"/>
+    <w:lsdException w:unhideWhenUsed="0" w:uiPriority="62" w:semiHidden="0" w:name="Light Grid Accent 1"/>
+    <w:lsdException w:unhideWhenUsed="0" w:uiPriority="63" w:semiHidden="0" w:name="Medium Shading 1 Accent 1"/>
+    <w:lsdException w:unhideWhenUsed="0" w:uiPriority="64" w:semiHidden="0" w:name="Medium Shading 2 Accent 1"/>
+    <w:lsdException w:unhideWhenUsed="0" w:uiPriority="65" w:semiHidden="0" w:name="Medium List 1 Accent 1"/>
+    <w:lsdException w:qFormat="1" w:unhideWhenUsed="0" w:uiPriority="0" w:semiHidden="0" w:name="List Paragraph"/>
+    <w:lsdException w:unhideWhenUsed="0" w:uiPriority="66" w:semiHidden="0" w:name="Medium List 2 Accent 1"/>
+    <w:lsdException w:unhideWhenUsed="0" w:uiPriority="67" w:semiHidden="0" w:name="Medium Grid 1 Accent 1"/>
+    <w:lsdException w:unhideWhenUsed="0" w:uiPriority="68" w:semiHidden="0" w:name="Medium Grid 2 Accent 1"/>
+    <w:lsdException w:unhideWhenUsed="0" w:uiPriority="69" w:semiHidden="0" w:name="Medium Grid 3 Accent 1"/>
+    <w:lsdException w:unhideWhenUsed="0" w:uiPriority="70" w:semiHidden="0" w:name="Dark List Accent 1"/>
+    <w:lsdException w:unhideWhenUsed="0" w:uiPriority="71" w:semiHidden="0" w:name="Colorful Shading Accent 1"/>
+    <w:lsdException w:unhideWhenUsed="0" w:uiPriority="72" w:semiHidden="0" w:name="Colorful List Accent 1"/>
+    <w:lsdException w:unhideWhenUsed="0" w:uiPriority="73" w:semiHidden="0" w:name="Colorful Grid Accent 1"/>
+    <w:lsdException w:unhideWhenUsed="0" w:uiPriority="60" w:semiHidden="0" w:name="Light Shading Accent 2"/>
+    <w:lsdException w:unhideWhenUsed="0" w:uiPriority="61" w:semiHidden="0" w:name="Light List Accent 2"/>
+    <w:lsdException w:unhideWhenUsed="0" w:uiPriority="62" w:semiHidden="0" w:name="Light Grid Accent 2"/>
+    <w:lsdException w:unhideWhenUsed="0" w:uiPriority="63" w:semiHidden="0" w:name="Medium Shading 1 Accent 2"/>
+    <w:lsdException w:unhideWhenUsed="0" w:uiPriority="64" w:semiHidden="0" w:name="Medium Shading 2 Accent 2"/>
+    <w:lsdException w:unhideWhenUsed="0" w:uiPriority="65" w:semiHidden="0" w:name="Medium List 1 Accent 2"/>
+    <w:lsdException w:unhideWhenUsed="0" w:uiPriority="66" w:semiHidden="0" w:name="Medium List 2 Accent 2"/>
+    <w:lsdException w:unhideWhenUsed="0" w:uiPriority="67" w:semiHidden="0" w:name="Medium Grid 1 Accent 2"/>
+    <w:lsdException w:unhideWhenUsed="0" w:uiPriority="68" w:semiHidden="0" w:name="Medium Grid 2 Accent 2"/>
+    <w:lsdException w:unhideWhenUsed="0" w:uiPriority="69" w:semiHidden="0" w:name="Medium Grid 3 Accent 2"/>
+    <w:lsdException w:unhideWhenUsed="0" w:uiPriority="70" w:semiHidden="0" w:name="Dark List Accent 2"/>
+    <w:lsdException w:unhideWhenUsed="0" w:uiPriority="71" w:semiHidden="0" w:name="Colorful Shading Accent 2"/>
+    <w:lsdException w:unhideWhenUsed="0" w:uiPriority="72" w:semiHidden="0" w:name="Colorful List Accent 2"/>
+    <w:lsdException w:unhideWhenUsed="0" w:uiPriority="73" w:semiHidden="0" w:name="Colorful Grid Accent 2"/>
+    <w:lsdException w:unhideWhenUsed="0" w:uiPriority="60" w:semiHidden="0" w:name="Light Shading Accent 3"/>
+    <w:lsdException w:unhideWhenUsed="0" w:uiPriority="61" w:semiHidden="0" w:name="Light List Accent 3"/>
+    <w:lsdException w:unhideWhenUsed="0" w:uiPriority="62" w:semiHidden="0" w:name="Light Grid Accent 3"/>
+    <w:lsdException w:unhideWhenUsed="0" w:uiPriority="63" w:semiHidden="0" w:name="Medium Shading 1 Accent 3"/>
+    <w:lsdException w:unhideWhenUsed="0" w:uiPriority="64" w:semiHidden="0" w:name="Medium Shading 2 Accent 3"/>
+    <w:lsdException w:unhideWhenUsed="0" w:uiPriority="65" w:semiHidden="0" w:name="Medium List 1 Accent 3"/>
+    <w:lsdException w:unhideWhenUsed="0" w:uiPriority="66" w:semiHidden="0" w:name="Medium List 2 Accent 3"/>
+    <w:lsdException w:unhideWhenUsed="0" w:uiPriority="67" w:semiHidden="0" w:name="Medium Grid 1 Accent 3"/>
+    <w:lsdException w:unhideWhenUsed="0" w:uiPriority="68" w:semiHidden="0" w:name="Medium Grid 2 Accent 3"/>
+    <w:lsdException w:unhideWhenUsed="0" w:uiPriority="69" w:semiHidden="0" w:name="Medium Grid 3 Accent 3"/>
+    <w:lsdException w:unhideWhenUsed="0" w:uiPriority="70" w:semiHidden="0" w:name="Dark List Accent 3"/>
+    <w:lsdException w:unhideWhenUsed="0" w:uiPriority="71" w:semiHidden="0" w:name="Colorful Shading Accent 3"/>
+    <w:lsdException w:unhideWhenUsed="0" w:uiPriority="72" w:semiHidden="0" w:name="Colorful List Accent 3"/>
+    <w:lsdException w:unhideWhenUsed="0" w:uiPriority="73" w:semiHidden="0" w:name="Colorful Grid Accent 3"/>
+    <w:lsdException w:unhideWhenUsed="0" w:uiPriority="60" w:semiHidden="0" w:name="Light Shading Accent 4"/>
+    <w:lsdException w:unhideWhenUsed="0" w:uiPriority="61" w:semiHidden="0" w:name="Light List Accent 4"/>
+    <w:lsdException w:unhideWhenUsed="0" w:uiPriority="62" w:semiHidden="0" w:name="Light Grid Accent 4"/>
+    <w:lsdException w:unhideWhenUsed="0" w:uiPriority="63" w:semiHidden="0" w:name="Medium Shading 1 Accent 4"/>
+    <w:lsdException w:unhideWhenUsed="0" w:uiPriority="64" w:semiHidden="0" w:name="Medium Shading 2 Accent 4"/>
+    <w:lsdException w:unhideWhenUsed="0" w:uiPriority="65" w:semiHidden="0" w:name="Medium List 1 Accent 4"/>
+    <w:lsdException w:unhideWhenUsed="0" w:uiPriority="66" w:semiHidden="0" w:name="Medium List 2 Accent 4"/>
+    <w:lsdException w:unhideWhenUsed="0" w:uiPriority="67" w:semiHidden="0" w:name="Medium Grid 1 Accent 4"/>
+    <w:lsdException w:unhideWhenUsed="0" w:uiPriority="68" w:semiHidden="0" w:name="Medium Grid 2 Accent 4"/>
+    <w:lsdException w:unhideWhenUsed="0" w:uiPriority="69" w:semiHidden="0" w:name="Medium Grid 3 Accent 4"/>
+    <w:lsdException w:unhideWhenUsed="0" w:uiPriority="70" w:semiHidden="0" w:name="Dark List Accent 4"/>
+    <w:lsdException w:unhideWhenUsed="0" w:uiPriority="71" w:semiHidden="0" w:name="Colorful Shading Accent 4"/>
+    <w:lsdException w:unhideWhenUsed="0" w:uiPriority="72" w:semiHidden="0" w:name="Colorful List Accent 4"/>
+    <w:lsdException w:unhideWhenUsed="0" w:uiPriority="73" w:semiHidden="0" w:name="Colorful Grid Accent 4"/>
+    <w:lsdException w:unhideWhenUsed="0" w:uiPriority="60" w:semiHidden="0" w:name="Light Shading Accent 5"/>
+    <w:lsdException w:unhideWhenUsed="0" w:uiPriority="61" w:semiHidden="0" w:name="Light List Accent 5"/>
+    <w:lsdException w:unhideWhenUsed="0" w:uiPriority="62" w:semiHidden="0" w:name="Light Grid Accent 5"/>
+    <w:lsdException w:unhideWhenUsed="0" w:uiPriority="63" w:semiHidden="0" w:name="Medium Shading 1 Accent 5"/>
+    <w:lsdException w:unhideWhenUsed="0" w:uiPriority="64" w:semiHidden="0" w:name="Medium Shading 2 Accent 5"/>
+    <w:lsdException w:unhideWhenUsed="0" w:uiPriority="65" w:semiHidden="0" w:name="Medium List 1 Accent 5"/>
+    <w:lsdException w:unhideWhenUsed="0" w:uiPriority="66" w:semiHidden="0" w:name="Medium List 2 Accent 5"/>
+    <w:lsdException w:unhideWhenUsed="0" w:uiPriority="67" w:semiHidden="0" w:name="Medium Grid 1 Accent 5"/>
+    <w:lsdException w:unhideWhenUsed="0" w:uiPriority="68" w:semiHidden="0" w:name="Medium Grid 2 Accent 5"/>
+    <w:lsdException w:unhideWhenUsed="0" w:uiPriority="69" w:semiHidden="0" w:name="Medium Grid 3 Accent 5"/>
+    <w:lsdException w:unhideWhenUsed="0" w:uiPriority="70" w:semiHidden="0" w:name="Dark List Accent 5"/>
+    <w:lsdException w:unhideWhenUsed="0" w:uiPriority="71" w:semiHidden="0" w:name="Colorful Shading Accent 5"/>
+    <w:lsdException w:unhideWhenUsed="0" w:uiPriority="72" w:semiHidden="0" w:name="Colorful List Accent 5"/>
+    <w:lsdException w:unhideWhenUsed="0" w:uiPriority="73" w:semiHidden="0" w:name="Colorful Grid Accent 5"/>
+    <w:lsdException w:unhideWhenUsed="0" w:uiPriority="60" w:semiHidden="0" w:name="Light Shading Accent 6"/>
+    <w:lsdException w:unhideWhenUsed="0" w:uiPriority="61" w:semiHidden="0" w:name="Light List Accent 6"/>
+    <w:lsdException w:unhideWhenUsed="0" w:uiPriority="62" w:semiHidden="0" w:name="Light Grid Accent 6"/>
+    <w:lsdException w:unhideWhenUsed="0" w:uiPriority="63" w:semiHidden="0" w:name="Medium Shading 1 Accent 6"/>
+    <w:lsdException w:unhideWhenUsed="0" w:uiPriority="64" w:semiHidden="0" w:name="Medium Shading 2 Accent 6"/>
+    <w:lsdException w:unhideWhenUsed="0" w:uiPriority="65" w:semiHidden="0" w:name="Medium List 1 Accent 6"/>
+    <w:lsdException w:unhideWhenUsed="0" w:uiPriority="66" w:semiHidden="0" w:name="Medium List 2 Accent 6"/>
+    <w:lsdException w:unhideWhenUsed="0" w:uiPriority="67" w:semiHidden="0" w:name="Medium Grid 1 Accent 6"/>
+    <w:lsdException w:unhideWhenUsed="0" w:uiPriority="68" w:semiHidden="0" w:name="Medium Grid 2 Accent 6"/>
+    <w:lsdException w:unhideWhenUsed="0" w:uiPriority="69" w:semiHidden="0" w:name="Medium Grid 3 Accent 6"/>
+    <w:lsdException w:unhideWhenUsed="0" w:uiPriority="70" w:semiHidden="0" w:name="Dark List Accent 6"/>
+    <w:lsdException w:unhideWhenUsed="0" w:uiPriority="71" w:semiHidden="0" w:name="Colorful Shading Accent 6"/>
+    <w:lsdException w:unhideWhenUsed="0" w:uiPriority="72" w:semiHidden="0" w:name="Colorful List Accent 6"/>
+    <w:lsdException w:unhideWhenUsed="0" w:uiPriority="73" w:semiHidden="0" w:name="Colorful Grid Accent 6"/>
   </w:latentStyles>
-  <w:style w:type="paragraph" w:default="1" w:styleId="a">
+  <w:style w:type="paragraph" w:default="1" w:styleId="1">
     <w:name w:val="Normal"/>
     <w:qFormat/>
+    <w:uiPriority w:val="0"/>
+    <w:pPr>
+      <w:spacing w:before="240" w:after="160"/>
+    </w:pPr>
+    <w:rPr>
+      <w:rFonts w:ascii="Times New Roman" w:hAnsi="Times New Roman" w:cs="Times New Roman" w:eastAsiaTheme="minorEastAsia"/>
+      <w:lang w:val="en-US" w:eastAsia="zh-CN" w:bidi="ar-SA"/>
+    </w:rPr>
   </w:style>
-  <w:style w:type="paragraph" w:styleId="1">
+  <w:style w:type="paragraph" w:styleId="2">
     <w:name w:val="heading 1"/>
+    <w:qFormat/>
     <w:uiPriority w:val="9"/>
-    <w:qFormat/>
     <w:pPr>
+      <w:spacing w:before="240" w:after="160"/>
       <w:outlineLvl w:val="0"/>
     </w:pPr>
     <w:rPr>
+      <w:rFonts w:ascii="Times New Roman" w:hAnsi="Times New Roman" w:cs="Times New Roman" w:eastAsiaTheme="minorEastAsia"/>
       <w:color w:val="000000"/>
       <w:sz w:val="32"/>
       <w:szCs w:val="32"/>
+      <w:lang w:val="en-US" w:eastAsia="zh-CN" w:bidi="ar-SA"/>
     </w:rPr>
   </w:style>
-  <w:style w:type="paragraph" w:styleId="2">
+  <w:style w:type="paragraph" w:styleId="3">
     <w:name w:val="heading 2"/>
-    <w:uiPriority w:val="9"/>
     <w:unhideWhenUsed/>
     <w:qFormat/>
+    <w:uiPriority w:val="9"/>
     <w:pPr>
+      <w:spacing w:before="240" w:after="160"/>
       <w:outlineLvl w:val="1"/>
     </w:pPr>
     <w:rPr>
+      <w:rFonts w:ascii="Times New Roman" w:hAnsi="Times New Roman" w:cs="Times New Roman" w:eastAsiaTheme="minorEastAsia"/>
       <w:color w:val="000000"/>
       <w:sz w:val="26"/>
       <w:szCs w:val="26"/>
+      <w:lang w:val="en-US" w:eastAsia="zh-CN" w:bidi="ar-SA"/>
     </w:rPr>
   </w:style>
-  <w:style w:type="paragraph" w:styleId="3">
+  <w:style w:type="paragraph" w:styleId="4">
     <w:name w:val="heading 3"/>
-    <w:uiPriority w:val="9"/>
     <w:semiHidden/>
     <w:unhideWhenUsed/>
     <w:qFormat/>
+    <w:uiPriority w:val="9"/>
     <w:pPr>
+      <w:spacing w:before="240" w:after="160"/>
       <w:outlineLvl w:val="2"/>
     </w:pPr>
     <w:rPr>
+      <w:rFonts w:ascii="Times New Roman" w:hAnsi="Times New Roman" w:cs="Times New Roman" w:eastAsiaTheme="minorEastAsia"/>
       <w:color w:val="000000"/>
       <w:sz w:val="24"/>
       <w:szCs w:val="24"/>
+      <w:lang w:val="en-US" w:eastAsia="zh-CN" w:bidi="ar-SA"/>
     </w:rPr>
   </w:style>
-  <w:style w:type="paragraph" w:styleId="4">
+  <w:style w:type="paragraph" w:styleId="5">
     <w:name w:val="heading 4"/>
-    <w:uiPriority w:val="9"/>
     <w:semiHidden/>
     <w:unhideWhenUsed/>
     <w:qFormat/>
+    <w:uiPriority w:val="9"/>
     <w:pPr>
+      <w:spacing w:before="240" w:after="160"/>
       <w:outlineLvl w:val="3"/>
     </w:pPr>
     <w:rPr>
+      <w:rFonts w:ascii="Times New Roman" w:hAnsi="Times New Roman" w:cs="Times New Roman" w:eastAsiaTheme="minorEastAsia"/>
       <w:i/>
       <w:iCs/>
       <w:color w:val="000000"/>
+      <w:lang w:val="en-US" w:eastAsia="zh-CN" w:bidi="ar-SA"/>
     </w:rPr>
   </w:style>
-  <w:style w:type="paragraph" w:styleId="5">
+  <w:style w:type="paragraph" w:styleId="6">
     <w:name w:val="heading 5"/>
-    <w:uiPriority w:val="9"/>
     <w:semiHidden/>
     <w:unhideWhenUsed/>
     <w:qFormat/>
+    <w:uiPriority w:val="9"/>
     <w:pPr>
+      <w:spacing w:before="240" w:after="160"/>
       <w:outlineLvl w:val="4"/>
     </w:pPr>
     <w:rPr>
+      <w:rFonts w:ascii="Times New Roman" w:hAnsi="Times New Roman" w:cs="Times New Roman" w:eastAsiaTheme="minorEastAsia"/>
       <w:color w:val="000000"/>
+      <w:lang w:val="en-US" w:eastAsia="zh-CN" w:bidi="ar-SA"/>
     </w:rPr>
   </w:style>
-  <w:style w:type="paragraph" w:styleId="6">
+  <w:style w:type="paragraph" w:styleId="7">
     <w:name w:val="heading 6"/>
-    <w:uiPriority w:val="9"/>
     <w:semiHidden/>
     <w:unhideWhenUsed/>
     <w:qFormat/>
+    <w:uiPriority w:val="9"/>
     <w:pPr>
+      <w:spacing w:before="240" w:after="160"/>
       <w:outlineLvl w:val="5"/>
     </w:pPr>
     <w:rPr>
+      <w:rFonts w:ascii="Times New Roman" w:hAnsi="Times New Roman" w:cs="Times New Roman" w:eastAsiaTheme="minorEastAsia"/>
       <w:color w:val="000000"/>
+      <w:lang w:val="en-US" w:eastAsia="zh-CN" w:bidi="ar-SA"/>
     </w:rPr>
   </w:style>
-  <w:style w:type="character" w:default="1" w:styleId="a0">
+  <w:style w:type="character" w:default="1" w:styleId="16">
     <w:name w:val="Default Paragraph Font"/>
-    <w:uiPriority w:val="1"/>
     <w:semiHidden/>
     <w:unhideWhenUsed/>
+    <w:uiPriority w:val="1"/>
   </w:style>
-  <w:style w:type="table" w:default="1" w:styleId="a1">
+  <w:style w:type="table" w:default="1" w:styleId="15">
     <w:name w:val="Normal Table"/>
-    <w:uiPriority w:val="99"/>
     <w:semiHidden/>
     <w:unhideWhenUsed/>
+    <w:uiPriority w:val="99"/>
     <w:tblPr>
-      <w:tblInd w:w="0" w:type="dxa"/>
       <w:tblCellMar>
         <w:top w:w="0" w:type="dxa"/>
         <w:left w:w="108" w:type="dxa"/>
@@ -6363,142 +6397,49 @@
       </w:tblCellMar>
     </w:tblPr>
   </w:style>
-  <w:style w:type="numbering" w:default="1" w:styleId="a2">
-    <w:name w:val="No List"/>
-    <w:uiPriority w:val="99"/>
+  <w:style w:type="paragraph" w:styleId="8">
+    <w:name w:val="endnote text"/>
+    <w:link w:val="23"/>
     <w:semiHidden/>
     <w:unhideWhenUsed/>
-  </w:style>
-  <w:style w:type="paragraph" w:styleId="a3">
-    <w:name w:val="Title"/>
-    <w:uiPriority w:val="10"/>
-    <w:qFormat/>
+    <w:uiPriority w:val="99"/>
+    <w:pPr>
+      <w:spacing w:before="240" w:after="160"/>
+    </w:pPr>
     <w:rPr>
+      <w:rFonts w:ascii="Times New Roman" w:hAnsi="Times New Roman" w:cs="Times New Roman" w:eastAsiaTheme="minorEastAsia"/>
       <w:color w:val="000000"/>
-      <w:sz w:val="56"/>
-      <w:szCs w:val="56"/>
+      <w:lang w:val="en-US" w:eastAsia="zh-CN" w:bidi="ar-SA"/>
     </w:rPr>
   </w:style>
-  <w:style w:type="paragraph" w:customStyle="1" w:styleId="10">
-    <w:name w:val="要点1"/>
-    <w:qFormat/>
+  <w:style w:type="paragraph" w:styleId="9">
+    <w:name w:val="footer"/>
+    <w:basedOn w:val="1"/>
+    <w:link w:val="25"/>
+    <w:unhideWhenUsed/>
+    <w:uiPriority w:val="99"/>
+    <w:pPr>
+      <w:tabs>
+        <w:tab w:val="center" w:pos="4153"/>
+        <w:tab w:val="right" w:pos="8306"/>
+      </w:tabs>
+      <w:snapToGrid w:val="0"/>
+    </w:pPr>
     <w:rPr>
-      <w:b/>
-      <w:bCs/>
-      <w:color w:val="000000"/>
+      <w:sz w:val="18"/>
+      <w:szCs w:val="18"/>
     </w:rPr>
   </w:style>
-  <w:style w:type="paragraph" w:styleId="a4">
-    <w:name w:val="List Paragraph"/>
+  <w:style w:type="paragraph" w:styleId="10">
+    <w:name w:val="header"/>
+    <w:basedOn w:val="1"/>
+    <w:link w:val="24"/>
+    <w:unhideWhenUsed/>
     <w:qFormat/>
-    <w:rPr>
-      <w:color w:val="000000"/>
-    </w:rPr>
-  </w:style>
-  <w:style w:type="character" w:styleId="a5">
-    <w:name w:val="Hyperlink"/>
     <w:uiPriority w:val="99"/>
-    <w:unhideWhenUsed/>
-    <w:rPr>
-      <w:color w:val="000000"/>
-      <w:u w:val="single"/>
-    </w:rPr>
-  </w:style>
-  <w:style w:type="character" w:styleId="a6">
-    <w:name w:val="footnote reference"/>
-    <w:uiPriority w:val="99"/>
-    <w:semiHidden/>
-    <w:unhideWhenUsed/>
-    <w:rPr>
-      <w:color w:val="000000"/>
-      <w:vertAlign w:val="superscript"/>
-    </w:rPr>
-  </w:style>
-  <w:style w:type="paragraph" w:styleId="a7">
-    <w:name w:val="footnote text"/>
-    <w:link w:val="a8"/>
-    <w:uiPriority w:val="99"/>
-    <w:semiHidden/>
-    <w:unhideWhenUsed/>
-    <w:rPr>
-      <w:color w:val="000000"/>
-    </w:rPr>
-  </w:style>
-  <w:style w:type="character" w:customStyle="1" w:styleId="a8">
-    <w:name w:val="脚注文本 字符"/>
-    <w:link w:val="a7"/>
-    <w:uiPriority w:val="99"/>
-    <w:semiHidden/>
-    <w:unhideWhenUsed/>
-    <w:rPr>
-      <w:color w:val="000000"/>
-      <w:sz w:val="20"/>
-      <w:szCs w:val="20"/>
-    </w:rPr>
-  </w:style>
-  <w:style w:type="character" w:styleId="a9">
-    <w:name w:val="endnote reference"/>
-    <w:uiPriority w:val="99"/>
-    <w:semiHidden/>
-    <w:unhideWhenUsed/>
-    <w:rPr>
-      <w:color w:val="000000"/>
-      <w:vertAlign w:val="superscript"/>
-    </w:rPr>
-  </w:style>
-  <w:style w:type="paragraph" w:styleId="aa">
-    <w:name w:val="endnote text"/>
-    <w:link w:val="ab"/>
-    <w:uiPriority w:val="99"/>
-    <w:semiHidden/>
-    <w:unhideWhenUsed/>
-    <w:rPr>
-      <w:color w:val="000000"/>
-    </w:rPr>
-  </w:style>
-  <w:style w:type="character" w:customStyle="1" w:styleId="ab">
-    <w:name w:val="尾注文本 字符"/>
-    <w:link w:val="aa"/>
-    <w:uiPriority w:val="99"/>
-    <w:semiHidden/>
-    <w:unhideWhenUsed/>
-    <w:rPr>
-      <w:color w:val="000000"/>
-      <w:sz w:val="20"/>
-      <w:szCs w:val="20"/>
-    </w:rPr>
-  </w:style>
-  <w:style w:type="paragraph" w:styleId="TOC1">
-    <w:name w:val="toc 1"/>
-    <w:basedOn w:val="a"/>
-    <w:next w:val="a"/>
-    <w:autoRedefine/>
-    <w:uiPriority w:val="39"/>
-    <w:unhideWhenUsed/>
-    <w:rsid w:val="00671365"/>
-  </w:style>
-  <w:style w:type="paragraph" w:styleId="TOC2">
-    <w:name w:val="toc 2"/>
-    <w:basedOn w:val="a"/>
-    <w:next w:val="a"/>
-    <w:autoRedefine/>
-    <w:uiPriority w:val="39"/>
-    <w:unhideWhenUsed/>
-    <w:rsid w:val="00671365"/>
-    <w:pPr>
-      <w:ind w:leftChars="200" w:left="420"/>
-    </w:pPr>
-  </w:style>
-  <w:style w:type="paragraph" w:styleId="ac">
-    <w:name w:val="header"/>
-    <w:basedOn w:val="a"/>
-    <w:link w:val="ad"/>
-    <w:uiPriority w:val="99"/>
-    <w:unhideWhenUsed/>
-    <w:rsid w:val="00671365"/>
     <w:pPr>
       <w:pBdr>
-        <w:bottom w:val="single" w:sz="6" w:space="1" w:color="auto"/>
+        <w:bottom w:val="single" w:color="auto" w:sz="6" w:space="1"/>
       </w:pBdr>
       <w:tabs>
         <w:tab w:val="center" w:pos="4153"/>
@@ -6512,42 +6453,154 @@
       <w:szCs w:val="18"/>
     </w:rPr>
   </w:style>
-  <w:style w:type="character" w:customStyle="1" w:styleId="ad">
+  <w:style w:type="paragraph" w:styleId="11">
+    <w:name w:val="toc 1"/>
+    <w:basedOn w:val="1"/>
+    <w:next w:val="1"/>
+    <w:autoRedefine/>
+    <w:unhideWhenUsed/>
+    <w:uiPriority w:val="39"/>
+  </w:style>
+  <w:style w:type="paragraph" w:styleId="12">
+    <w:name w:val="footnote text"/>
+    <w:link w:val="22"/>
+    <w:semiHidden/>
+    <w:unhideWhenUsed/>
+    <w:uiPriority w:val="99"/>
+    <w:pPr>
+      <w:spacing w:before="240" w:after="160"/>
+    </w:pPr>
+    <w:rPr>
+      <w:rFonts w:ascii="Times New Roman" w:hAnsi="Times New Roman" w:cs="Times New Roman" w:eastAsiaTheme="minorEastAsia"/>
+      <w:color w:val="000000"/>
+      <w:lang w:val="en-US" w:eastAsia="zh-CN" w:bidi="ar-SA"/>
+    </w:rPr>
+  </w:style>
+  <w:style w:type="paragraph" w:styleId="13">
+    <w:name w:val="toc 2"/>
+    <w:basedOn w:val="1"/>
+    <w:next w:val="1"/>
+    <w:autoRedefine/>
+    <w:unhideWhenUsed/>
+    <w:qFormat/>
+    <w:uiPriority w:val="39"/>
+    <w:pPr>
+      <w:ind w:left="420" w:leftChars="200"/>
+    </w:pPr>
+  </w:style>
+  <w:style w:type="paragraph" w:styleId="14">
+    <w:name w:val="Title"/>
+    <w:qFormat/>
+    <w:uiPriority w:val="10"/>
+    <w:pPr>
+      <w:spacing w:before="240" w:after="160"/>
+    </w:pPr>
+    <w:rPr>
+      <w:rFonts w:ascii="Times New Roman" w:hAnsi="Times New Roman" w:cs="Times New Roman" w:eastAsiaTheme="minorEastAsia"/>
+      <w:color w:val="000000"/>
+      <w:sz w:val="56"/>
+      <w:szCs w:val="56"/>
+      <w:lang w:val="en-US" w:eastAsia="zh-CN" w:bidi="ar-SA"/>
+    </w:rPr>
+  </w:style>
+  <w:style w:type="character" w:styleId="17">
+    <w:name w:val="endnote reference"/>
+    <w:semiHidden/>
+    <w:unhideWhenUsed/>
+    <w:qFormat/>
+    <w:uiPriority w:val="99"/>
+    <w:rPr>
+      <w:color w:val="000000"/>
+      <w:vertAlign w:val="superscript"/>
+    </w:rPr>
+  </w:style>
+  <w:style w:type="character" w:styleId="18">
+    <w:name w:val="Hyperlink"/>
+    <w:unhideWhenUsed/>
+    <w:uiPriority w:val="99"/>
+    <w:rPr>
+      <w:color w:val="000000"/>
+      <w:u w:val="single"/>
+    </w:rPr>
+  </w:style>
+  <w:style w:type="character" w:styleId="19">
+    <w:name w:val="footnote reference"/>
+    <w:semiHidden/>
+    <w:unhideWhenUsed/>
+    <w:uiPriority w:val="99"/>
+    <w:rPr>
+      <w:color w:val="000000"/>
+      <w:vertAlign w:val="superscript"/>
+    </w:rPr>
+  </w:style>
+  <w:style w:type="paragraph" w:customStyle="1" w:styleId="20">
+    <w:name w:val="要点1"/>
+    <w:qFormat/>
+    <w:uiPriority w:val="0"/>
+    <w:pPr>
+      <w:spacing w:before="240" w:after="160"/>
+    </w:pPr>
+    <w:rPr>
+      <w:rFonts w:ascii="Times New Roman" w:hAnsi="Times New Roman" w:cs="Times New Roman" w:eastAsiaTheme="minorEastAsia"/>
+      <w:b/>
+      <w:bCs/>
+      <w:color w:val="000000"/>
+      <w:lang w:val="en-US" w:eastAsia="zh-CN" w:bidi="ar-SA"/>
+    </w:rPr>
+  </w:style>
+  <w:style w:type="paragraph" w:styleId="21">
+    <w:name w:val="List Paragraph"/>
+    <w:qFormat/>
+    <w:uiPriority w:val="0"/>
+    <w:pPr>
+      <w:spacing w:before="240" w:after="160"/>
+    </w:pPr>
+    <w:rPr>
+      <w:rFonts w:ascii="Times New Roman" w:hAnsi="Times New Roman" w:cs="Times New Roman" w:eastAsiaTheme="minorEastAsia"/>
+      <w:color w:val="000000"/>
+      <w:lang w:val="en-US" w:eastAsia="zh-CN" w:bidi="ar-SA"/>
+    </w:rPr>
+  </w:style>
+  <w:style w:type="character" w:customStyle="1" w:styleId="22">
+    <w:name w:val="脚注文本 字符"/>
+    <w:link w:val="12"/>
+    <w:semiHidden/>
+    <w:unhideWhenUsed/>
+    <w:uiPriority w:val="99"/>
+    <w:rPr>
+      <w:color w:val="000000"/>
+      <w:sz w:val="20"/>
+      <w:szCs w:val="20"/>
+    </w:rPr>
+  </w:style>
+  <w:style w:type="character" w:customStyle="1" w:styleId="23">
+    <w:name w:val="尾注文本 字符"/>
+    <w:link w:val="8"/>
+    <w:semiHidden/>
+    <w:unhideWhenUsed/>
+    <w:qFormat/>
+    <w:uiPriority w:val="99"/>
+    <w:rPr>
+      <w:color w:val="000000"/>
+      <w:sz w:val="20"/>
+      <w:szCs w:val="20"/>
+    </w:rPr>
+  </w:style>
+  <w:style w:type="character" w:customStyle="1" w:styleId="24">
     <w:name w:val="页眉 字符"/>
-    <w:basedOn w:val="a0"/>
-    <w:link w:val="ac"/>
+    <w:basedOn w:val="16"/>
+    <w:link w:val="10"/>
     <w:uiPriority w:val="99"/>
-    <w:rsid w:val="00671365"/>
     <w:rPr>
       <w:sz w:val="18"/>
       <w:szCs w:val="18"/>
     </w:rPr>
   </w:style>
-  <w:style w:type="paragraph" w:styleId="ae">
-    <w:name w:val="footer"/>
-    <w:basedOn w:val="a"/>
-    <w:link w:val="af"/>
+  <w:style w:type="character" w:customStyle="1" w:styleId="25">
+    <w:name w:val="页脚 字符"/>
+    <w:basedOn w:val="16"/>
+    <w:link w:val="9"/>
     <w:uiPriority w:val="99"/>
-    <w:unhideWhenUsed/>
-    <w:rsid w:val="00671365"/>
-    <w:pPr>
-      <w:tabs>
-        <w:tab w:val="center" w:pos="4153"/>
-        <w:tab w:val="right" w:pos="8306"/>
-      </w:tabs>
-      <w:snapToGrid w:val="0"/>
-    </w:pPr>
-    <w:rPr>
-      <w:sz w:val="18"/>
-      <w:szCs w:val="18"/>
-    </w:rPr>
-  </w:style>
-  <w:style w:type="character" w:customStyle="1" w:styleId="af">
-    <w:name w:val="页脚 字符"/>
-    <w:basedOn w:val="a0"/>
-    <w:link w:val="ae"/>
-    <w:uiPriority w:val="99"/>
-    <w:rsid w:val="00671365"/>
     <w:rPr>
       <w:sz w:val="18"/>
       <w:szCs w:val="18"/>
@@ -6599,7 +6652,7 @@
     </a:clrScheme>
     <a:fontScheme name="Office">
       <a:majorFont>
-        <a:latin typeface="等线 Light" panose="020F0302020204030204"/>
+        <a:latin typeface="等线 Light"/>
         <a:ea typeface=""/>
         <a:cs typeface=""/>
         <a:font script="Jpan" typeface="游ゴシック Light"/>
@@ -6632,26 +6685,9 @@
         <a:font script="Viet" typeface="Times New Roman"/>
         <a:font script="Uigh" typeface="Microsoft Uighur"/>
         <a:font script="Geor" typeface="Sylfaen"/>
-        <a:font script="Armn" typeface="Arial"/>
-        <a:font script="Bugi" typeface="Leelawadee UI"/>
-        <a:font script="Bopo" typeface="Microsoft JhengHei"/>
-        <a:font script="Java" typeface="Javanese Text"/>
-        <a:font script="Lisu" typeface="Segoe UI"/>
-        <a:font script="Mymr" typeface="Myanmar Text"/>
-        <a:font script="Nkoo" typeface="Ebrima"/>
-        <a:font script="Olck" typeface="Nirmala UI"/>
-        <a:font script="Osma" typeface="Ebrima"/>
-        <a:font script="Phag" typeface="Phagspa"/>
-        <a:font script="Syrn" typeface="Estrangelo Edessa"/>
-        <a:font script="Syrj" typeface="Estrangelo Edessa"/>
-        <a:font script="Syre" typeface="Estrangelo Edessa"/>
-        <a:font script="Sora" typeface="Nirmala UI"/>
-        <a:font script="Tale" typeface="Microsoft Tai Le"/>
-        <a:font script="Talu" typeface="Microsoft New Tai Lue"/>
-        <a:font script="Tfng" typeface="Ebrima"/>
       </a:majorFont>
       <a:minorFont>
-        <a:latin typeface="等线" panose="020F0502020204030204"/>
+        <a:latin typeface="等线"/>
         <a:ea typeface=""/>
         <a:cs typeface=""/>
         <a:font script="Jpan" typeface="游明朝"/>
@@ -6684,23 +6720,6 @@
         <a:font script="Viet" typeface="Arial"/>
         <a:font script="Uigh" typeface="Microsoft Uighur"/>
         <a:font script="Geor" typeface="Sylfaen"/>
-        <a:font script="Armn" typeface="Arial"/>
-        <a:font script="Bugi" typeface="Leelawadee UI"/>
-        <a:font script="Bopo" typeface="Microsoft JhengHei"/>
-        <a:font script="Java" typeface="Javanese Text"/>
-        <a:font script="Lisu" typeface="Segoe UI"/>
-        <a:font script="Mymr" typeface="Myanmar Text"/>
-        <a:font script="Nkoo" typeface="Ebrima"/>
-        <a:font script="Olck" typeface="Nirmala UI"/>
-        <a:font script="Osma" typeface="Ebrima"/>
-        <a:font script="Phag" typeface="Phagspa"/>
-        <a:font script="Syrn" typeface="Estrangelo Edessa"/>
-        <a:font script="Syrj" typeface="Estrangelo Edessa"/>
-        <a:font script="Syre" typeface="Estrangelo Edessa"/>
-        <a:font script="Sora" typeface="Nirmala UI"/>
-        <a:font script="Tale" typeface="Microsoft Tai Le"/>
-        <a:font script="Talu" typeface="Microsoft New Tai Lue"/>
-        <a:font script="Tfng" typeface="Ebrima"/>
       </a:minorFont>
     </a:fontScheme>
     <a:fmtScheme name="Office">
@@ -6842,11 +6861,5 @@
     </a:fmtScheme>
   </a:themeElements>
   <a:objectDefaults/>
-  <a:extraClrSchemeLst/>
-  <a:extLst>
-    <a:ext uri="{05A4C25C-085E-4340-85A3-A5531E510DB2}">
-      <thm15:themeFamily xmlns:thm15="http://schemas.microsoft.com/office/thememl/2012/main" name="Office Theme" id="{62F939B6-93AF-4DB8-9C6B-D6C7DFDC589F}" vid="{4A3C46E8-61CC-4603-A589-7422A47A8E4A}"/>
-    </a:ext>
-  </a:extLst>
 </a:theme>
 </file>
--- a/docs/deliverables/23-风险管理计划与风险登记册v2.docx
+++ b/docs/deliverables/23-风险管理计划与风险登记册v2.docx
@@ -1,6 +1,6 @@
 
 <file path=word/document.xml><?xml version="1.0" encoding="utf-8"?>
-<w:document xmlns:wpc="http://schemas.microsoft.com/office/word/2010/wordprocessingCanvas" xmlns:cx="http://schemas.microsoft.com/office/drawing/2014/chartex" xmlns:cx1="http://schemas.microsoft.com/office/drawing/2015/9/8/chartex" xmlns:cx2="http://schemas.microsoft.com/office/drawing/2015/10/21/chartex" xmlns:cx3="http://schemas.microsoft.com/office/drawing/2016/5/9/chartex" xmlns:cx4="http://schemas.microsoft.com/office/drawing/2016/5/10/chartex" xmlns:cx5="http://schemas.microsoft.com/office/drawing/2016/5/11/chartex" xmlns:cx6="http://schemas.microsoft.com/office/drawing/2016/5/12/chartex" xmlns:cx7="http://schemas.microsoft.com/office/drawing/2016/5/13/chartex" xmlns:cx8="http://schemas.microsoft.com/office/drawing/2016/5/14/chartex" xmlns:mc="http://schemas.openxmlformats.org/markup-compatibility/2006" xmlns:o="urn:schemas-microsoft-com:office:office" xmlns:r="http://schemas.openxmlformats.org/officeDocument/2006/relationships" xmlns:m="http://schemas.openxmlformats.org/officeDocument/2006/math" xmlns:v="urn:schemas-microsoft-com:vml" xmlns:wp14="http://schemas.microsoft.com/office/word/2010/wordprocessingDrawing" xmlns:wp="http://schemas.openxmlformats.org/drawingml/2006/wordprocessingDrawing" xmlns:w="http://schemas.openxmlformats.org/wordprocessingml/2006/main" xmlns:w14="http://schemas.microsoft.com/office/word/2010/wordml" xmlns:w10="urn:schemas-microsoft-com:office:word" xmlns:w15="http://schemas.microsoft.com/office/word/2012/wordml" xmlns:wpg="http://schemas.microsoft.com/office/word/2010/wordprocessingGroup" xmlns:wpi="http://schemas.microsoft.com/office/word/2010/wordprocessingInk" xmlns:wne="http://schemas.microsoft.com/office/word/2006/wordml" xmlns:wps="http://schemas.microsoft.com/office/word/2010/wordprocessingShape" xmlns:wpsCustomData="http://www.wps.cn/officeDocument/2013/wpsCustomData" mc:Ignorable="w14 w15 wp14">
+<w:document xmlns:wpc="http://schemas.microsoft.com/office/word/2010/wordprocessingCanvas" xmlns:cx="http://schemas.microsoft.com/office/drawing/2014/chartex" xmlns:cx1="http://schemas.microsoft.com/office/drawing/2015/9/8/chartex" xmlns:cx2="http://schemas.microsoft.com/office/drawing/2015/10/21/chartex" xmlns:cx3="http://schemas.microsoft.com/office/drawing/2016/5/9/chartex" xmlns:cx4="http://schemas.microsoft.com/office/drawing/2016/5/10/chartex" xmlns:cx5="http://schemas.microsoft.com/office/drawing/2016/5/11/chartex" xmlns:cx6="http://schemas.microsoft.com/office/drawing/2016/5/12/chartex" xmlns:cx7="http://schemas.microsoft.com/office/drawing/2016/5/13/chartex" xmlns:cx8="http://schemas.microsoft.com/office/drawing/2016/5/14/chartex" xmlns:mc="http://schemas.openxmlformats.org/markup-compatibility/2006" xmlns:aink="http://schemas.microsoft.com/office/drawing/2016/ink" xmlns:am3d="http://schemas.microsoft.com/office/drawing/2017/model3d" xmlns:o="urn:schemas-microsoft-com:office:office" xmlns:r="http://schemas.openxmlformats.org/officeDocument/2006/relationships" xmlns:m="http://schemas.openxmlformats.org/officeDocument/2006/math" xmlns:v="urn:schemas-microsoft-com:vml" xmlns:wp14="http://schemas.microsoft.com/office/word/2010/wordprocessingDrawing" xmlns:wp="http://schemas.openxmlformats.org/drawingml/2006/wordprocessingDrawing" xmlns:w10="urn:schemas-microsoft-com:office:word" xmlns:w="http://schemas.openxmlformats.org/wordprocessingml/2006/main" xmlns:w14="http://schemas.microsoft.com/office/word/2010/wordml" xmlns:w15="http://schemas.microsoft.com/office/word/2012/wordml" xmlns:w16cex="http://schemas.microsoft.com/office/word/2018/wordml/cex" xmlns:w16cid="http://schemas.microsoft.com/office/word/2016/wordml/cid" xmlns:w16="http://schemas.microsoft.com/office/word/2018/wordml" xmlns:w16sdtdh="http://schemas.microsoft.com/office/word/2020/wordml/sdtdatahash" xmlns:w16se="http://schemas.microsoft.com/office/word/2015/wordml/symex" xmlns:wpg="http://schemas.microsoft.com/office/word/2010/wordprocessingGroup" xmlns:wpi="http://schemas.microsoft.com/office/word/2010/wordprocessingInk" xmlns:wne="http://schemas.microsoft.com/office/word/2006/wordml" xmlns:wps="http://schemas.microsoft.com/office/word/2010/wordprocessingShape" mc:Ignorable="w14 w15 w16se w16cid w16 w16cex w16sdtdh wp14">
   <w:body>
     <w:p>
       <w:pPr>
@@ -35,7 +35,7 @@
     <w:p>
       <w:pPr>
         <w:pBdr>
-          <w:bottom w:val="single" w:color="000000" w:sz="12" w:space="8"/>
+          <w:bottom w:val="single" w:sz="12" w:space="8" w:color="000000"/>
         </w:pBdr>
         <w:spacing w:after="360"/>
         <w:jc w:val="center"/>
@@ -80,7 +80,7 @@
     <w:p>
       <w:pPr>
         <w:spacing w:after="200"/>
-        <w:ind w:left="2268" w:leftChars="1134"/>
+        <w:ind w:leftChars="1134" w:left="2268"/>
       </w:pPr>
       <w:r>
         <w:rPr>
@@ -92,7 +92,7 @@
     <w:p>
       <w:pPr>
         <w:spacing w:after="200"/>
-        <w:ind w:left="2268" w:leftChars="1134"/>
+        <w:ind w:leftChars="1134" w:left="2268"/>
       </w:pPr>
       <w:r>
         <w:rPr>
@@ -104,7 +104,7 @@
     <w:p>
       <w:pPr>
         <w:spacing w:after="200"/>
-        <w:ind w:left="2268" w:leftChars="1134"/>
+        <w:ind w:leftChars="1134" w:left="2268"/>
       </w:pPr>
       <w:r>
         <w:rPr>
@@ -116,7 +116,7 @@
     <w:p>
       <w:pPr>
         <w:spacing w:after="200"/>
-        <w:ind w:left="2268" w:leftChars="1134"/>
+        <w:ind w:leftChars="1134" w:left="2268"/>
       </w:pPr>
       <w:r>
         <w:rPr>
@@ -128,7 +128,7 @@
     <w:p>
       <w:pPr>
         <w:spacing w:before="200" w:after="80"/>
-        <w:ind w:left="2268" w:leftChars="1134"/>
+        <w:ind w:leftChars="1134" w:left="2268"/>
       </w:pPr>
       <w:r>
         <w:rPr>
@@ -157,29 +157,28 @@
           <w:color w:val="000000"/>
           <w:sz w:val="24"/>
         </w:rPr>
+        <w:lastRenderedPageBreak/>
         <w:t>修订记录</w:t>
       </w:r>
     </w:p>
     <w:tbl>
       <w:tblPr>
-        <w:tblStyle w:val="15"/>
         <w:tblW w:w="0" w:type="auto"/>
         <w:jc w:val="center"/>
         <w:tblBorders>
-          <w:top w:val="single" w:color="808080" w:sz="4" w:space="0"/>
-          <w:left w:val="single" w:color="808080" w:sz="4" w:space="0"/>
-          <w:bottom w:val="single" w:color="808080" w:sz="4" w:space="0"/>
-          <w:right w:val="single" w:color="808080" w:sz="4" w:space="0"/>
-          <w:insideH w:val="single" w:color="808080" w:sz="4" w:space="0"/>
-          <w:insideV w:val="single" w:color="808080" w:sz="4" w:space="0"/>
+          <w:top w:val="single" w:sz="4" w:space="0" w:color="808080"/>
+          <w:left w:val="single" w:sz="4" w:space="0" w:color="808080"/>
+          <w:bottom w:val="single" w:sz="4" w:space="0" w:color="808080"/>
+          <w:right w:val="single" w:sz="4" w:space="0" w:color="808080"/>
+          <w:insideH w:val="single" w:sz="4" w:space="0" w:color="808080"/>
+          <w:insideV w:val="single" w:sz="4" w:space="0" w:color="808080"/>
         </w:tblBorders>
         <w:tblLayout w:type="fixed"/>
         <w:tblCellMar>
-          <w:top w:w="0" w:type="dxa"/>
           <w:left w:w="10" w:type="dxa"/>
-          <w:bottom w:w="0" w:type="dxa"/>
           <w:right w:w="10" w:type="dxa"/>
         </w:tblCellMar>
+        <w:tblLook w:val="04A0" w:firstRow="1" w:lastRow="0" w:firstColumn="1" w:lastColumn="0" w:noHBand="0" w:noVBand="1"/>
       </w:tblPr>
       <w:tblGrid>
         <w:gridCol w:w="1088"/>
@@ -189,25 +188,9 @@
         <w:gridCol w:w="1995"/>
       </w:tblGrid>
       <w:tr>
-        <w:tblPrEx>
-          <w:tblBorders>
-            <w:top w:val="single" w:color="808080" w:sz="4" w:space="0"/>
-            <w:left w:val="single" w:color="808080" w:sz="4" w:space="0"/>
-            <w:bottom w:val="single" w:color="808080" w:sz="4" w:space="0"/>
-            <w:right w:val="single" w:color="808080" w:sz="4" w:space="0"/>
-            <w:insideH w:val="single" w:color="808080" w:sz="4" w:space="0"/>
-            <w:insideV w:val="single" w:color="808080" w:sz="4" w:space="0"/>
-          </w:tblBorders>
-          <w:tblCellMar>
-            <w:top w:w="0" w:type="dxa"/>
-            <w:left w:w="10" w:type="dxa"/>
-            <w:bottom w:w="0" w:type="dxa"/>
-            <w:right w:w="10" w:type="dxa"/>
-          </w:tblCellMar>
-        </w:tblPrEx>
         <w:trPr>
-          <w:tblHeader/>
           <w:jc w:val="center"/>
+          <w:tblHeader w:val="true"/>
         </w:trPr>
         <w:tc>
           <w:tcPr>
@@ -220,6 +203,7 @@
               <w:spacing w:after="0" w:line="240" w:lineRule="auto"/>
               <w:jc w:val="left"/>
             </w:pPr>
+            <w:r/>
             <w:r>
               <w:rPr>
                 <w:rFonts w:ascii="Times New Roman" w:hAnsi="Times New Roman" w:eastAsia="宋体"/>
@@ -241,6 +225,7 @@
               <w:spacing w:after="0" w:line="240" w:lineRule="auto"/>
               <w:jc w:val="left"/>
             </w:pPr>
+            <w:r/>
             <w:r>
               <w:rPr>
                 <w:rFonts w:ascii="Times New Roman" w:hAnsi="Times New Roman" w:eastAsia="宋体"/>
@@ -262,6 +247,7 @@
               <w:spacing w:after="0" w:line="240" w:lineRule="auto"/>
               <w:jc w:val="left"/>
             </w:pPr>
+            <w:r/>
             <w:r>
               <w:rPr>
                 <w:rFonts w:ascii="Times New Roman" w:hAnsi="Times New Roman" w:eastAsia="宋体"/>
@@ -283,6 +269,7 @@
               <w:spacing w:after="0" w:line="240" w:lineRule="auto"/>
               <w:jc w:val="left"/>
             </w:pPr>
+            <w:r/>
             <w:r>
               <w:rPr>
                 <w:rFonts w:ascii="Times New Roman" w:hAnsi="Times New Roman" w:eastAsia="宋体"/>
@@ -304,6 +291,7 @@
               <w:spacing w:after="0" w:line="240" w:lineRule="auto"/>
               <w:jc w:val="left"/>
             </w:pPr>
+            <w:r/>
             <w:r>
               <w:rPr>
                 <w:rFonts w:ascii="Times New Roman" w:hAnsi="Times New Roman" w:eastAsia="宋体"/>
@@ -316,35 +304,17 @@
         </w:tc>
       </w:tr>
       <w:tr>
-        <w:tblPrEx>
-          <w:tblBorders>
-            <w:top w:val="single" w:color="808080" w:sz="4" w:space="0"/>
-            <w:left w:val="single" w:color="808080" w:sz="4" w:space="0"/>
-            <w:bottom w:val="single" w:color="808080" w:sz="4" w:space="0"/>
-            <w:right w:val="single" w:color="808080" w:sz="4" w:space="0"/>
-            <w:insideH w:val="single" w:color="808080" w:sz="4" w:space="0"/>
-            <w:insideV w:val="single" w:color="808080" w:sz="4" w:space="0"/>
-          </w:tblBorders>
-          <w:tblCellMar>
-            <w:top w:w="0" w:type="dxa"/>
-            <w:left w:w="10" w:type="dxa"/>
-            <w:bottom w:w="0" w:type="dxa"/>
-            <w:right w:w="10" w:type="dxa"/>
-          </w:tblCellMar>
-        </w:tblPrEx>
-        <w:trPr>
-          <w:jc w:val="center"/>
-        </w:trPr>
-        <w:tc>
-          <w:tcPr>
-            <w:tcW w:w="1088" w:type="dxa"/>
-            <w:vAlign w:val="center"/>
-          </w:tcPr>
-          <w:p>
-            <w:pPr>
-              <w:spacing w:after="0" w:line="240" w:lineRule="auto"/>
-              <w:jc w:val="left"/>
-            </w:pPr>
+        <w:tc>
+          <w:tcPr>
+            <w:tcW w:type="dxa" w:w="1088"/>
+            <w:vAlign w:val="center"/>
+          </w:tcPr>
+          <w:p>
+            <w:pPr>
+              <w:spacing w:after="0" w:line="240" w:lineRule="auto"/>
+              <w:jc w:val="left"/>
+            </w:pPr>
+            <w:r/>
             <w:r>
               <w:rPr>
                 <w:rFonts w:ascii="Times New Roman" w:hAnsi="Times New Roman" w:eastAsia="宋体"/>
@@ -357,14 +327,15 @@
         </w:tc>
         <w:tc>
           <w:tcPr>
-            <w:tcW w:w="1360" w:type="dxa"/>
-            <w:vAlign w:val="center"/>
-          </w:tcPr>
-          <w:p>
-            <w:pPr>
-              <w:spacing w:after="0" w:line="240" w:lineRule="auto"/>
-              <w:jc w:val="left"/>
-            </w:pPr>
+            <w:tcW w:type="dxa" w:w="1360"/>
+            <w:vAlign w:val="center"/>
+          </w:tcPr>
+          <w:p>
+            <w:pPr>
+              <w:spacing w:after="0" w:line="240" w:lineRule="auto"/>
+              <w:jc w:val="left"/>
+            </w:pPr>
+            <w:r/>
             <w:r>
               <w:rPr>
                 <w:rFonts w:ascii="Times New Roman" w:hAnsi="Times New Roman" w:eastAsia="宋体"/>
@@ -377,14 +348,15 @@
         </w:tc>
         <w:tc>
           <w:tcPr>
-            <w:tcW w:w="3265" w:type="dxa"/>
-            <w:vAlign w:val="center"/>
-          </w:tcPr>
-          <w:p>
-            <w:pPr>
-              <w:spacing w:after="0" w:line="240" w:lineRule="auto"/>
-              <w:jc w:val="left"/>
-            </w:pPr>
+            <w:tcW w:type="dxa" w:w="3265"/>
+            <w:vAlign w:val="center"/>
+          </w:tcPr>
+          <w:p>
+            <w:pPr>
+              <w:spacing w:after="0" w:line="240" w:lineRule="auto"/>
+              <w:jc w:val="left"/>
+            </w:pPr>
+            <w:r/>
             <w:r>
               <w:rPr>
                 <w:rFonts w:ascii="Times New Roman" w:hAnsi="Times New Roman" w:eastAsia="宋体"/>
@@ -397,14 +369,15 @@
         </w:tc>
         <w:tc>
           <w:tcPr>
-            <w:tcW w:w="1360" w:type="dxa"/>
-            <w:vAlign w:val="center"/>
-          </w:tcPr>
-          <w:p>
-            <w:pPr>
-              <w:spacing w:after="0" w:line="240" w:lineRule="auto"/>
-              <w:jc w:val="left"/>
-            </w:pPr>
+            <w:tcW w:type="dxa" w:w="1360"/>
+            <w:vAlign w:val="center"/>
+          </w:tcPr>
+          <w:p>
+            <w:pPr>
+              <w:spacing w:after="0" w:line="240" w:lineRule="auto"/>
+              <w:jc w:val="left"/>
+            </w:pPr>
+            <w:r/>
             <w:r>
               <w:rPr>
                 <w:rFonts w:ascii="Times New Roman" w:hAnsi="Times New Roman" w:eastAsia="宋体"/>
@@ -417,14 +390,15 @@
         </w:tc>
         <w:tc>
           <w:tcPr>
-            <w:tcW w:w="1995" w:type="dxa"/>
-            <w:vAlign w:val="center"/>
-          </w:tcPr>
-          <w:p>
-            <w:pPr>
-              <w:spacing w:after="0" w:line="240" w:lineRule="auto"/>
-              <w:jc w:val="left"/>
-            </w:pPr>
+            <w:tcW w:type="dxa" w:w="1995"/>
+            <w:vAlign w:val="center"/>
+          </w:tcPr>
+          <w:p>
+            <w:pPr>
+              <w:spacing w:after="0" w:line="240" w:lineRule="auto"/>
+              <w:jc w:val="left"/>
+            </w:pPr>
+            <w:r/>
             <w:r>
               <w:rPr>
                 <w:rFonts w:ascii="Times New Roman" w:hAnsi="Times New Roman" w:eastAsia="宋体"/>
@@ -437,35 +411,17 @@
         </w:tc>
       </w:tr>
       <w:tr>
-        <w:tblPrEx>
-          <w:tblBorders>
-            <w:top w:val="single" w:color="808080" w:sz="4" w:space="0"/>
-            <w:left w:val="single" w:color="808080" w:sz="4" w:space="0"/>
-            <w:bottom w:val="single" w:color="808080" w:sz="4" w:space="0"/>
-            <w:right w:val="single" w:color="808080" w:sz="4" w:space="0"/>
-            <w:insideH w:val="single" w:color="808080" w:sz="4" w:space="0"/>
-            <w:insideV w:val="single" w:color="808080" w:sz="4" w:space="0"/>
-          </w:tblBorders>
-          <w:tblCellMar>
-            <w:top w:w="0" w:type="dxa"/>
-            <w:left w:w="10" w:type="dxa"/>
-            <w:bottom w:w="0" w:type="dxa"/>
-            <w:right w:w="10" w:type="dxa"/>
-          </w:tblCellMar>
-        </w:tblPrEx>
-        <w:trPr>
-          <w:jc w:val="center"/>
-        </w:trPr>
-        <w:tc>
-          <w:tcPr>
-            <w:tcW w:w="1088" w:type="dxa"/>
-            <w:vAlign w:val="center"/>
-          </w:tcPr>
-          <w:p>
-            <w:pPr>
-              <w:spacing w:after="0" w:line="240" w:lineRule="auto"/>
-              <w:jc w:val="left"/>
-            </w:pPr>
+        <w:tc>
+          <w:tcPr>
+            <w:tcW w:type="dxa" w:w="1088"/>
+            <w:vAlign w:val="center"/>
+          </w:tcPr>
+          <w:p>
+            <w:pPr>
+              <w:spacing w:after="0" w:line="240" w:lineRule="auto"/>
+              <w:jc w:val="left"/>
+            </w:pPr>
+            <w:r/>
             <w:r>
               <w:rPr>
                 <w:rFonts w:ascii="Times New Roman" w:hAnsi="Times New Roman" w:eastAsia="宋体"/>
@@ -478,14 +434,15 @@
         </w:tc>
         <w:tc>
           <w:tcPr>
-            <w:tcW w:w="1360" w:type="dxa"/>
-            <w:vAlign w:val="center"/>
-          </w:tcPr>
-          <w:p>
-            <w:pPr>
-              <w:spacing w:after="0" w:line="240" w:lineRule="auto"/>
-              <w:jc w:val="left"/>
-            </w:pPr>
+            <w:tcW w:type="dxa" w:w="1360"/>
+            <w:vAlign w:val="center"/>
+          </w:tcPr>
+          <w:p>
+            <w:pPr>
+              <w:spacing w:after="0" w:line="240" w:lineRule="auto"/>
+              <w:jc w:val="left"/>
+            </w:pPr>
+            <w:r/>
             <w:r>
               <w:rPr>
                 <w:rFonts w:ascii="Times New Roman" w:hAnsi="Times New Roman" w:eastAsia="宋体"/>
@@ -498,14 +455,15 @@
         </w:tc>
         <w:tc>
           <w:tcPr>
-            <w:tcW w:w="3265" w:type="dxa"/>
-            <w:vAlign w:val="center"/>
-          </w:tcPr>
-          <w:p>
-            <w:pPr>
-              <w:spacing w:after="0" w:line="240" w:lineRule="auto"/>
-              <w:jc w:val="left"/>
-            </w:pPr>
+            <w:tcW w:type="dxa" w:w="3265"/>
+            <w:vAlign w:val="center"/>
+          </w:tcPr>
+          <w:p>
+            <w:pPr>
+              <w:spacing w:after="0" w:line="240" w:lineRule="auto"/>
+              <w:jc w:val="left"/>
+            </w:pPr>
+            <w:r/>
             <w:r>
               <w:rPr>
                 <w:rFonts w:ascii="Times New Roman" w:hAnsi="Times New Roman" w:eastAsia="宋体"/>
@@ -518,14 +476,15 @@
         </w:tc>
         <w:tc>
           <w:tcPr>
-            <w:tcW w:w="1360" w:type="dxa"/>
-            <w:vAlign w:val="center"/>
-          </w:tcPr>
-          <w:p>
-            <w:pPr>
-              <w:spacing w:after="0" w:line="240" w:lineRule="auto"/>
-              <w:jc w:val="left"/>
-            </w:pPr>
+            <w:tcW w:type="dxa" w:w="1360"/>
+            <w:vAlign w:val="center"/>
+          </w:tcPr>
+          <w:p>
+            <w:pPr>
+              <w:spacing w:after="0" w:line="240" w:lineRule="auto"/>
+              <w:jc w:val="left"/>
+            </w:pPr>
+            <w:r/>
             <w:r>
               <w:rPr>
                 <w:rFonts w:ascii="Times New Roman" w:hAnsi="Times New Roman" w:eastAsia="宋体"/>
@@ -538,14 +497,15 @@
         </w:tc>
         <w:tc>
           <w:tcPr>
-            <w:tcW w:w="1995" w:type="dxa"/>
-            <w:vAlign w:val="center"/>
-          </w:tcPr>
-          <w:p>
-            <w:pPr>
-              <w:spacing w:after="0" w:line="240" w:lineRule="auto"/>
-              <w:jc w:val="left"/>
-            </w:pPr>
+            <w:tcW w:type="dxa" w:w="1995"/>
+            <w:vAlign w:val="center"/>
+          </w:tcPr>
+          <w:p>
+            <w:pPr>
+              <w:spacing w:after="0" w:line="240" w:lineRule="auto"/>
+              <w:jc w:val="left"/>
+            </w:pPr>
+            <w:r/>
             <w:r>
               <w:rPr>
                 <w:rFonts w:ascii="Times New Roman" w:hAnsi="Times New Roman" w:eastAsia="宋体"/>
@@ -575,15 +535,15 @@
           <w:color w:val="000000"/>
         </w:rPr>
         <w:sectPr>
-          <w:headerReference r:id="rId6" w:type="first"/>
-          <w:headerReference r:id="rId4" w:type="default"/>
-          <w:footerReference r:id="rId7" w:type="default"/>
-          <w:headerReference r:id="rId5" w:type="even"/>
+          <w:headerReference w:type="default" r:id="rId7"/>
+          <w:footerReference w:type="default" r:id="rId8"/>
+          <w:headerReference w:type="first" r:id="rId12"/>
+          <w:headerReference w:type="even" r:id="rId13"/>
           <w:pgSz w:w="11906" w:h="16838"/>
           <w:pgMar w:top="1440" w:right="1440" w:bottom="1440" w:left="1440" w:header="708" w:footer="708" w:gutter="0"/>
-          <w:cols w:space="720" w:num="1"/>
+          <w:cols w:space="720"/>
           <w:titlePg/>
-          <w:docGrid w:linePitch="360" w:charSpace="0"/>
+          <w:docGrid w:linePitch="360"/>
         </w:sectPr>
       </w:pPr>
       <w:r>
@@ -617,7 +577,7 @@
     </w:p>
     <w:p>
       <w:pPr>
-        <w:pStyle w:val="11"/>
+        <w:pStyle w:val="TOC1"/>
         <w:tabs>
           <w:tab w:val="right" w:leader="dot" w:pos="8500"/>
         </w:tabs>
@@ -634,7 +594,7 @@
     </w:p>
     <w:p>
       <w:pPr>
-        <w:pStyle w:val="11"/>
+        <w:pStyle w:val="TOC1"/>
         <w:tabs>
           <w:tab w:val="right" w:leader="dot" w:pos="8500"/>
         </w:tabs>
@@ -651,7 +611,7 @@
     </w:p>
     <w:p>
       <w:pPr>
-        <w:pStyle w:val="11"/>
+        <w:pStyle w:val="TOC1"/>
         <w:tabs>
           <w:tab w:val="right" w:leader="dot" w:pos="8500"/>
         </w:tabs>
@@ -668,7 +628,7 @@
     </w:p>
     <w:p>
       <w:pPr>
-        <w:pStyle w:val="13"/>
+        <w:pStyle w:val="TOC2"/>
         <w:tabs>
           <w:tab w:val="right" w:leader="dot" w:pos="8500"/>
         </w:tabs>
@@ -685,7 +645,7 @@
     </w:p>
     <w:p>
       <w:pPr>
-        <w:pStyle w:val="13"/>
+        <w:pStyle w:val="TOC2"/>
         <w:tabs>
           <w:tab w:val="right" w:leader="dot" w:pos="8500"/>
         </w:tabs>
@@ -702,7 +662,7 @@
     </w:p>
     <w:p>
       <w:pPr>
-        <w:pStyle w:val="11"/>
+        <w:pStyle w:val="TOC1"/>
         <w:tabs>
           <w:tab w:val="right" w:leader="dot" w:pos="8500"/>
         </w:tabs>
@@ -719,7 +679,7 @@
     </w:p>
     <w:p>
       <w:pPr>
-        <w:pStyle w:val="13"/>
+        <w:pStyle w:val="TOC2"/>
         <w:tabs>
           <w:tab w:val="right" w:leader="dot" w:pos="8500"/>
         </w:tabs>
@@ -736,7 +696,7 @@
     </w:p>
     <w:p>
       <w:pPr>
-        <w:pStyle w:val="13"/>
+        <w:pStyle w:val="TOC2"/>
         <w:tabs>
           <w:tab w:val="right" w:leader="dot" w:pos="8500"/>
         </w:tabs>
@@ -753,7 +713,7 @@
     </w:p>
     <w:p>
       <w:pPr>
-        <w:pStyle w:val="11"/>
+        <w:pStyle w:val="TOC1"/>
         <w:tabs>
           <w:tab w:val="right" w:leader="dot" w:pos="8500"/>
         </w:tabs>
@@ -770,38 +730,13 @@
     </w:p>
     <w:p>
       <w:pPr>
-        <w:pStyle w:val="11"/>
-        <w:tabs>
-          <w:tab w:val="right" w:leader="dot" w:pos="8500"/>
-        </w:tabs>
-        <w:rPr>
-          <w:rFonts w:hint="eastAsia" w:eastAsiaTheme="minorEastAsia"/>
-          <w:lang w:val="en-US" w:eastAsia="zh-CN"/>
-        </w:rPr>
-      </w:pPr>
-      <w:r>
-        <w:t>6 AC-G2-FR-006-01 专项核对</w:t>
-      </w:r>
-      <w:r>
-        <w:tab/>
-      </w:r>
-      <w:r>
-        <w:rPr>
-          <w:rFonts w:hint="eastAsia"/>
-          <w:lang w:val="en-US" w:eastAsia="zh-CN"/>
-        </w:rPr>
-        <w:t>5</w:t>
-      </w:r>
-    </w:p>
-    <w:p>
-      <w:pPr>
-        <w:pStyle w:val="11"/>
+        <w:pStyle w:val="TOC1"/>
         <w:tabs>
           <w:tab w:val="right" w:leader="dot" w:pos="8500"/>
         </w:tabs>
       </w:pPr>
       <w:r>
-        <w:t>7 Issue、变更、测试与配置闭环</w:t>
+        <w:t>6 AC-G2-FR-006-01 专项核对</w:t>
       </w:r>
       <w:r>
         <w:tab/>
@@ -812,13 +747,13 @@
     </w:p>
     <w:p>
       <w:pPr>
-        <w:pStyle w:val="11"/>
+        <w:pStyle w:val="TOC1"/>
         <w:tabs>
           <w:tab w:val="right" w:leader="dot" w:pos="8500"/>
         </w:tabs>
       </w:pPr>
       <w:r>
-        <w:t>8 报告、复核与关闭</w:t>
+        <w:t>7 Issue、变更、测试与配置闭环</w:t>
       </w:r>
       <w:r>
         <w:tab/>
@@ -829,43 +764,59 @@
     </w:p>
     <w:p>
       <w:pPr>
-        <w:pStyle w:val="11"/>
+        <w:pStyle w:val="TOC1"/>
         <w:tabs>
           <w:tab w:val="right" w:leader="dot" w:pos="8500"/>
         </w:tabs>
+      </w:pPr>
+      <w:r>
+        <w:t>8 报告、复核与关闭</w:t>
+      </w:r>
+      <w:r>
+        <w:tab/>
+      </w:r>
+      <w:r>
+        <w:t>5</w:t>
+      </w:r>
+    </w:p>
+    <w:p>
+      <w:pPr>
+        <w:pStyle w:val="TOC1"/>
+        <w:tabs>
+          <w:tab w:val="right" w:leader="dot" w:pos="8500"/>
+        </w:tabs>
+      </w:pPr>
+      <w:r>
+        <w:t>9 主责自检与准出</w:t>
+      </w:r>
+      <w:r>
+        <w:tab/>
+      </w:r>
+      <w:r>
+        <w:t>6</w:t>
+      </w:r>
+    </w:p>
+    <w:p>
+      <w:pPr>
+        <w:pStyle w:val="1"/>
+        <w:pageBreakBefore/>
         <w:rPr>
-          <w:rFonts w:hint="eastAsia" w:eastAsiaTheme="minorEastAsia"/>
+          <w:rFonts w:eastAsia="黑体"/>
           <w:b/>
           <w:bCs/>
-          <w:lang w:val="en-US" w:eastAsia="zh-CN"/>
         </w:rPr>
         <w:sectPr>
           <w:pgSz w:w="11906" w:h="16838"/>
           <w:pgMar w:top="1440" w:right="1440" w:bottom="1440" w:left="1440" w:header="708" w:footer="708" w:gutter="0"/>
           <w:pgNumType w:fmt="upperRoman" w:start="1"/>
-          <w:cols w:space="720" w:num="1"/>
-          <w:docGrid w:linePitch="360" w:charSpace="0"/>
+          <w:cols w:space="720"/>
+          <w:docGrid w:linePitch="360"/>
         </w:sectPr>
       </w:pPr>
-      <w:r>
-        <w:t>9 主责自检与准出</w:t>
-      </w:r>
-      <w:r>
-        <w:tab/>
-      </w:r>
-      <w:r>
-        <w:rPr>
-          <w:rFonts w:hint="eastAsia"/>
-          <w:lang w:val="en-US" w:eastAsia="zh-CN"/>
-        </w:rPr>
-        <w:t>6</w:t>
-      </w:r>
-      <w:bookmarkStart w:id="0" w:name="_GoBack"/>
-      <w:bookmarkEnd w:id="0"/>
     </w:p>
     <w:p>
       <w:pPr>
-        <w:pStyle w:val="2"/>
+        <w:pStyle w:val="1"/>
         <w:keepNext/>
       </w:pPr>
       <w:r>
@@ -892,7 +843,7 @@
     </w:p>
     <w:p>
       <w:pPr>
-        <w:pStyle w:val="2"/>
+        <w:pStyle w:val="1"/>
         <w:keepNext/>
       </w:pPr>
       <w:r>
@@ -919,7 +870,7 @@
     </w:p>
     <w:p>
       <w:pPr>
-        <w:pStyle w:val="2"/>
+        <w:pStyle w:val="1"/>
         <w:keepNext/>
       </w:pPr>
       <w:r>
@@ -961,16 +912,9 @@
     </w:p>
     <w:tbl>
       <w:tblPr>
-        <w:tblStyle w:val="15"/>
-        <w:tblW w:w="0" w:type="auto"/>
-        <w:tblInd w:w="0" w:type="dxa"/>
+        <w:tblW w:type="auto" w:w="0"/>
         <w:tblLayout w:type="fixed"/>
-        <w:tblCellMar>
-          <w:top w:w="0" w:type="dxa"/>
-          <w:left w:w="108" w:type="dxa"/>
-          <w:bottom w:w="0" w:type="dxa"/>
-          <w:right w:w="108" w:type="dxa"/>
-        </w:tblCellMar>
+        <w:tblLook w:firstColumn="1" w:firstRow="1" w:lastColumn="0" w:lastRow="0" w:noHBand="0" w:noVBand="1" w:val="04A0"/>
       </w:tblPr>
       <w:tblGrid>
         <w:gridCol w:w="1512"/>
@@ -978,27 +922,20 @@
         <w:gridCol w:w="4536"/>
       </w:tblGrid>
       <w:tr>
-        <w:tblPrEx>
-          <w:tblCellMar>
-            <w:top w:w="0" w:type="dxa"/>
-            <w:left w:w="108" w:type="dxa"/>
-            <w:bottom w:w="0" w:type="dxa"/>
-            <w:right w:w="108" w:type="dxa"/>
-          </w:tblCellMar>
-        </w:tblPrEx>
         <w:trPr>
-          <w:tblHeader/>
+          <w:tblHeader w:val="true"/>
         </w:trPr>
         <w:tc>
           <w:tcPr>
-            <w:tcW w:w="1512" w:type="dxa"/>
-            <w:vAlign w:val="center"/>
-          </w:tcPr>
-          <w:p>
-            <w:pPr>
-              <w:spacing w:after="0" w:line="240" w:lineRule="auto"/>
-              <w:jc w:val="left"/>
-            </w:pPr>
+            <w:tcW w:type="dxa" w:w="1512"/>
+            <w:vAlign w:val="center"/>
+          </w:tcPr>
+          <w:p>
+            <w:pPr>
+              <w:spacing w:after="0" w:line="240" w:lineRule="auto"/>
+              <w:jc w:val="left"/>
+            </w:pPr>
+            <w:r/>
             <w:r>
               <w:rPr>
                 <w:rFonts w:ascii="Times New Roman" w:hAnsi="Times New Roman" w:eastAsia="宋体"/>
@@ -1011,14 +948,15 @@
         </w:tc>
         <w:tc>
           <w:tcPr>
-            <w:tcW w:w="3024" w:type="dxa"/>
-            <w:vAlign w:val="center"/>
-          </w:tcPr>
-          <w:p>
-            <w:pPr>
-              <w:spacing w:after="0" w:line="240" w:lineRule="auto"/>
-              <w:jc w:val="left"/>
-            </w:pPr>
+            <w:tcW w:type="dxa" w:w="3024"/>
+            <w:vAlign w:val="center"/>
+          </w:tcPr>
+          <w:p>
+            <w:pPr>
+              <w:spacing w:after="0" w:line="240" w:lineRule="auto"/>
+              <w:jc w:val="left"/>
+            </w:pPr>
+            <w:r/>
             <w:r>
               <w:rPr>
                 <w:rFonts w:ascii="Times New Roman" w:hAnsi="Times New Roman" w:eastAsia="宋体"/>
@@ -1031,14 +969,15 @@
         </w:tc>
         <w:tc>
           <w:tcPr>
-            <w:tcW w:w="4536" w:type="dxa"/>
-            <w:vAlign w:val="center"/>
-          </w:tcPr>
-          <w:p>
-            <w:pPr>
-              <w:spacing w:after="0" w:line="240" w:lineRule="auto"/>
-              <w:jc w:val="left"/>
-            </w:pPr>
+            <w:tcW w:type="dxa" w:w="4536"/>
+            <w:vAlign w:val="center"/>
+          </w:tcPr>
+          <w:p>
+            <w:pPr>
+              <w:spacing w:after="0" w:line="240" w:lineRule="auto"/>
+              <w:jc w:val="left"/>
+            </w:pPr>
+            <w:r/>
             <w:r>
               <w:rPr>
                 <w:rFonts w:ascii="Times New Roman" w:hAnsi="Times New Roman" w:eastAsia="宋体"/>
@@ -1051,24 +990,17 @@
         </w:tc>
       </w:tr>
       <w:tr>
-        <w:tblPrEx>
-          <w:tblCellMar>
-            <w:top w:w="0" w:type="dxa"/>
-            <w:left w:w="108" w:type="dxa"/>
-            <w:bottom w:w="0" w:type="dxa"/>
-            <w:right w:w="108" w:type="dxa"/>
-          </w:tblCellMar>
-        </w:tblPrEx>
-        <w:tc>
-          <w:tcPr>
-            <w:tcW w:w="1512" w:type="dxa"/>
-            <w:vAlign w:val="center"/>
-          </w:tcPr>
-          <w:p>
-            <w:pPr>
-              <w:spacing w:after="0" w:line="240" w:lineRule="auto"/>
-              <w:jc w:val="left"/>
-            </w:pPr>
+        <w:tc>
+          <w:tcPr>
+            <w:tcW w:type="dxa" w:w="1512"/>
+            <w:vAlign w:val="center"/>
+          </w:tcPr>
+          <w:p>
+            <w:pPr>
+              <w:spacing w:after="0" w:line="240" w:lineRule="auto"/>
+              <w:jc w:val="left"/>
+            </w:pPr>
+            <w:r/>
             <w:r>
               <w:rPr>
                 <w:rFonts w:ascii="Times New Roman" w:hAnsi="Times New Roman" w:eastAsia="宋体"/>
@@ -1081,14 +1013,15 @@
         </w:tc>
         <w:tc>
           <w:tcPr>
-            <w:tcW w:w="3024" w:type="dxa"/>
-            <w:vAlign w:val="center"/>
-          </w:tcPr>
-          <w:p>
-            <w:pPr>
-              <w:spacing w:after="0" w:line="240" w:lineRule="auto"/>
-              <w:jc w:val="left"/>
-            </w:pPr>
+            <w:tcW w:type="dxa" w:w="3024"/>
+            <w:vAlign w:val="center"/>
+          </w:tcPr>
+          <w:p>
+            <w:pPr>
+              <w:spacing w:after="0" w:line="240" w:lineRule="auto"/>
+              <w:jc w:val="left"/>
+            </w:pPr>
+            <w:r/>
             <w:r>
               <w:rPr>
                 <w:rFonts w:ascii="Times New Roman" w:hAnsi="Times New Roman" w:eastAsia="宋体"/>
@@ -1101,14 +1034,15 @@
         </w:tc>
         <w:tc>
           <w:tcPr>
-            <w:tcW w:w="4536" w:type="dxa"/>
-            <w:vAlign w:val="center"/>
-          </w:tcPr>
-          <w:p>
-            <w:pPr>
-              <w:spacing w:after="0" w:line="240" w:lineRule="auto"/>
-              <w:jc w:val="left"/>
-            </w:pPr>
+            <w:tcW w:type="dxa" w:w="4536"/>
+            <w:vAlign w:val="center"/>
+          </w:tcPr>
+          <w:p>
+            <w:pPr>
+              <w:spacing w:after="0" w:line="240" w:lineRule="auto"/>
+              <w:jc w:val="left"/>
+            </w:pPr>
+            <w:r/>
             <w:r>
               <w:rPr>
                 <w:rFonts w:ascii="Times New Roman" w:hAnsi="Times New Roman" w:eastAsia="宋体"/>
@@ -1121,24 +1055,17 @@
         </w:tc>
       </w:tr>
       <w:tr>
-        <w:tblPrEx>
-          <w:tblCellMar>
-            <w:top w:w="0" w:type="dxa"/>
-            <w:left w:w="108" w:type="dxa"/>
-            <w:bottom w:w="0" w:type="dxa"/>
-            <w:right w:w="108" w:type="dxa"/>
-          </w:tblCellMar>
-        </w:tblPrEx>
-        <w:tc>
-          <w:tcPr>
-            <w:tcW w:w="1512" w:type="dxa"/>
-            <w:vAlign w:val="center"/>
-          </w:tcPr>
-          <w:p>
-            <w:pPr>
-              <w:spacing w:after="0" w:line="240" w:lineRule="auto"/>
-              <w:jc w:val="left"/>
-            </w:pPr>
+        <w:tc>
+          <w:tcPr>
+            <w:tcW w:type="dxa" w:w="1512"/>
+            <w:vAlign w:val="center"/>
+          </w:tcPr>
+          <w:p>
+            <w:pPr>
+              <w:spacing w:after="0" w:line="240" w:lineRule="auto"/>
+              <w:jc w:val="left"/>
+            </w:pPr>
+            <w:r/>
             <w:r>
               <w:rPr>
                 <w:rFonts w:ascii="Times New Roman" w:hAnsi="Times New Roman" w:eastAsia="宋体"/>
@@ -1151,14 +1078,15 @@
         </w:tc>
         <w:tc>
           <w:tcPr>
-            <w:tcW w:w="3024" w:type="dxa"/>
-            <w:vAlign w:val="center"/>
-          </w:tcPr>
-          <w:p>
-            <w:pPr>
-              <w:spacing w:after="0" w:line="240" w:lineRule="auto"/>
-              <w:jc w:val="left"/>
-            </w:pPr>
+            <w:tcW w:type="dxa" w:w="3024"/>
+            <w:vAlign w:val="center"/>
+          </w:tcPr>
+          <w:p>
+            <w:pPr>
+              <w:spacing w:after="0" w:line="240" w:lineRule="auto"/>
+              <w:jc w:val="left"/>
+            </w:pPr>
+            <w:r/>
             <w:r>
               <w:rPr>
                 <w:rFonts w:ascii="Times New Roman" w:hAnsi="Times New Roman" w:eastAsia="宋体"/>
@@ -1171,14 +1099,15 @@
         </w:tc>
         <w:tc>
           <w:tcPr>
-            <w:tcW w:w="4536" w:type="dxa"/>
-            <w:vAlign w:val="center"/>
-          </w:tcPr>
-          <w:p>
-            <w:pPr>
-              <w:spacing w:after="0" w:line="240" w:lineRule="auto"/>
-              <w:jc w:val="left"/>
-            </w:pPr>
+            <w:tcW w:type="dxa" w:w="4536"/>
+            <w:vAlign w:val="center"/>
+          </w:tcPr>
+          <w:p>
+            <w:pPr>
+              <w:spacing w:after="0" w:line="240" w:lineRule="auto"/>
+              <w:jc w:val="left"/>
+            </w:pPr>
+            <w:r/>
             <w:r>
               <w:rPr>
                 <w:rFonts w:ascii="Times New Roman" w:hAnsi="Times New Roman" w:eastAsia="宋体"/>
@@ -1191,24 +1120,17 @@
         </w:tc>
       </w:tr>
       <w:tr>
-        <w:tblPrEx>
-          <w:tblCellMar>
-            <w:top w:w="0" w:type="dxa"/>
-            <w:left w:w="108" w:type="dxa"/>
-            <w:bottom w:w="0" w:type="dxa"/>
-            <w:right w:w="108" w:type="dxa"/>
-          </w:tblCellMar>
-        </w:tblPrEx>
-        <w:tc>
-          <w:tcPr>
-            <w:tcW w:w="1512" w:type="dxa"/>
-            <w:vAlign w:val="center"/>
-          </w:tcPr>
-          <w:p>
-            <w:pPr>
-              <w:spacing w:after="0" w:line="240" w:lineRule="auto"/>
-              <w:jc w:val="left"/>
-            </w:pPr>
+        <w:tc>
+          <w:tcPr>
+            <w:tcW w:type="dxa" w:w="1512"/>
+            <w:vAlign w:val="center"/>
+          </w:tcPr>
+          <w:p>
+            <w:pPr>
+              <w:spacing w:after="0" w:line="240" w:lineRule="auto"/>
+              <w:jc w:val="left"/>
+            </w:pPr>
+            <w:r/>
             <w:r>
               <w:rPr>
                 <w:rFonts w:ascii="Times New Roman" w:hAnsi="Times New Roman" w:eastAsia="宋体"/>
@@ -1221,14 +1143,15 @@
         </w:tc>
         <w:tc>
           <w:tcPr>
-            <w:tcW w:w="3024" w:type="dxa"/>
-            <w:vAlign w:val="center"/>
-          </w:tcPr>
-          <w:p>
-            <w:pPr>
-              <w:spacing w:after="0" w:line="240" w:lineRule="auto"/>
-              <w:jc w:val="left"/>
-            </w:pPr>
+            <w:tcW w:type="dxa" w:w="3024"/>
+            <w:vAlign w:val="center"/>
+          </w:tcPr>
+          <w:p>
+            <w:pPr>
+              <w:spacing w:after="0" w:line="240" w:lineRule="auto"/>
+              <w:jc w:val="left"/>
+            </w:pPr>
+            <w:r/>
             <w:r>
               <w:rPr>
                 <w:rFonts w:ascii="Times New Roman" w:hAnsi="Times New Roman" w:eastAsia="宋体"/>
@@ -1241,14 +1164,15 @@
         </w:tc>
         <w:tc>
           <w:tcPr>
-            <w:tcW w:w="4536" w:type="dxa"/>
-            <w:vAlign w:val="center"/>
-          </w:tcPr>
-          <w:p>
-            <w:pPr>
-              <w:spacing w:after="0" w:line="240" w:lineRule="auto"/>
-              <w:jc w:val="left"/>
-            </w:pPr>
+            <w:tcW w:type="dxa" w:w="4536"/>
+            <w:vAlign w:val="center"/>
+          </w:tcPr>
+          <w:p>
+            <w:pPr>
+              <w:spacing w:after="0" w:line="240" w:lineRule="auto"/>
+              <w:jc w:val="left"/>
+            </w:pPr>
+            <w:r/>
             <w:r>
               <w:rPr>
                 <w:rFonts w:ascii="Times New Roman" w:hAnsi="Times New Roman" w:eastAsia="宋体"/>
@@ -1261,24 +1185,17 @@
         </w:tc>
       </w:tr>
       <w:tr>
-        <w:tblPrEx>
-          <w:tblCellMar>
-            <w:top w:w="0" w:type="dxa"/>
-            <w:left w:w="108" w:type="dxa"/>
-            <w:bottom w:w="0" w:type="dxa"/>
-            <w:right w:w="108" w:type="dxa"/>
-          </w:tblCellMar>
-        </w:tblPrEx>
-        <w:tc>
-          <w:tcPr>
-            <w:tcW w:w="1512" w:type="dxa"/>
-            <w:vAlign w:val="center"/>
-          </w:tcPr>
-          <w:p>
-            <w:pPr>
-              <w:spacing w:after="0" w:line="240" w:lineRule="auto"/>
-              <w:jc w:val="left"/>
-            </w:pPr>
+        <w:tc>
+          <w:tcPr>
+            <w:tcW w:type="dxa" w:w="1512"/>
+            <w:vAlign w:val="center"/>
+          </w:tcPr>
+          <w:p>
+            <w:pPr>
+              <w:spacing w:after="0" w:line="240" w:lineRule="auto"/>
+              <w:jc w:val="left"/>
+            </w:pPr>
+            <w:r/>
             <w:r>
               <w:rPr>
                 <w:rFonts w:ascii="Times New Roman" w:hAnsi="Times New Roman" w:eastAsia="宋体"/>
@@ -1291,14 +1208,15 @@
         </w:tc>
         <w:tc>
           <w:tcPr>
-            <w:tcW w:w="3024" w:type="dxa"/>
-            <w:vAlign w:val="center"/>
-          </w:tcPr>
-          <w:p>
-            <w:pPr>
-              <w:spacing w:after="0" w:line="240" w:lineRule="auto"/>
-              <w:jc w:val="left"/>
-            </w:pPr>
+            <w:tcW w:type="dxa" w:w="3024"/>
+            <w:vAlign w:val="center"/>
+          </w:tcPr>
+          <w:p>
+            <w:pPr>
+              <w:spacing w:after="0" w:line="240" w:lineRule="auto"/>
+              <w:jc w:val="left"/>
+            </w:pPr>
+            <w:r/>
             <w:r>
               <w:rPr>
                 <w:rFonts w:ascii="Times New Roman" w:hAnsi="Times New Roman" w:eastAsia="宋体"/>
@@ -1311,14 +1229,15 @@
         </w:tc>
         <w:tc>
           <w:tcPr>
-            <w:tcW w:w="4536" w:type="dxa"/>
-            <w:vAlign w:val="center"/>
-          </w:tcPr>
-          <w:p>
-            <w:pPr>
-              <w:spacing w:after="0" w:line="240" w:lineRule="auto"/>
-              <w:jc w:val="left"/>
-            </w:pPr>
+            <w:tcW w:type="dxa" w:w="4536"/>
+            <w:vAlign w:val="center"/>
+          </w:tcPr>
+          <w:p>
+            <w:pPr>
+              <w:spacing w:after="0" w:line="240" w:lineRule="auto"/>
+              <w:jc w:val="left"/>
+            </w:pPr>
+            <w:r/>
             <w:r>
               <w:rPr>
                 <w:rFonts w:ascii="Times New Roman" w:hAnsi="Times New Roman" w:eastAsia="宋体"/>
@@ -1347,7 +1266,7 @@
     </w:p>
     <w:p>
       <w:pPr>
-        <w:pStyle w:val="2"/>
+        <w:pStyle w:val="1"/>
         <w:keepNext/>
       </w:pPr>
       <w:r>
@@ -1374,7 +1293,7 @@
     </w:p>
     <w:p>
       <w:pPr>
-        <w:pStyle w:val="2"/>
+        <w:pStyle w:val="1"/>
         <w:keepNext/>
       </w:pPr>
       <w:r>
@@ -1402,16 +1321,9 @@
     </w:p>
     <w:tbl>
       <w:tblPr>
-        <w:tblStyle w:val="15"/>
-        <w:tblW w:w="0" w:type="auto"/>
-        <w:tblInd w:w="0" w:type="dxa"/>
+        <w:tblW w:type="auto" w:w="0"/>
         <w:tblLayout w:type="fixed"/>
-        <w:tblCellMar>
-          <w:top w:w="0" w:type="dxa"/>
-          <w:left w:w="108" w:type="dxa"/>
-          <w:bottom w:w="0" w:type="dxa"/>
-          <w:right w:w="108" w:type="dxa"/>
-        </w:tblCellMar>
+        <w:tblLook w:firstColumn="1" w:firstRow="1" w:lastColumn="0" w:lastRow="0" w:noHBand="0" w:noVBand="1" w:val="04A0"/>
       </w:tblPr>
       <w:tblGrid>
         <w:gridCol w:w="1512"/>
@@ -1419,27 +1331,20 @@
         <w:gridCol w:w="4536"/>
       </w:tblGrid>
       <w:tr>
-        <w:tblPrEx>
-          <w:tblCellMar>
-            <w:top w:w="0" w:type="dxa"/>
-            <w:left w:w="108" w:type="dxa"/>
-            <w:bottom w:w="0" w:type="dxa"/>
-            <w:right w:w="108" w:type="dxa"/>
-          </w:tblCellMar>
-        </w:tblPrEx>
         <w:trPr>
-          <w:tblHeader/>
+          <w:tblHeader w:val="true"/>
         </w:trPr>
         <w:tc>
           <w:tcPr>
-            <w:tcW w:w="1512" w:type="dxa"/>
-            <w:vAlign w:val="center"/>
-          </w:tcPr>
-          <w:p>
-            <w:pPr>
-              <w:spacing w:after="0" w:line="240" w:lineRule="auto"/>
-              <w:jc w:val="left"/>
-            </w:pPr>
+            <w:tcW w:type="dxa" w:w="1512"/>
+            <w:vAlign w:val="center"/>
+          </w:tcPr>
+          <w:p>
+            <w:pPr>
+              <w:spacing w:after="0" w:line="240" w:lineRule="auto"/>
+              <w:jc w:val="left"/>
+            </w:pPr>
+            <w:r/>
             <w:r>
               <w:rPr>
                 <w:rFonts w:ascii="Times New Roman" w:hAnsi="Times New Roman" w:eastAsia="宋体"/>
@@ -1452,14 +1357,15 @@
         </w:tc>
         <w:tc>
           <w:tcPr>
-            <w:tcW w:w="3024" w:type="dxa"/>
-            <w:vAlign w:val="center"/>
-          </w:tcPr>
-          <w:p>
-            <w:pPr>
-              <w:spacing w:after="0" w:line="240" w:lineRule="auto"/>
-              <w:jc w:val="left"/>
-            </w:pPr>
+            <w:tcW w:type="dxa" w:w="3024"/>
+            <w:vAlign w:val="center"/>
+          </w:tcPr>
+          <w:p>
+            <w:pPr>
+              <w:spacing w:after="0" w:line="240" w:lineRule="auto"/>
+              <w:jc w:val="left"/>
+            </w:pPr>
+            <w:r/>
             <w:r>
               <w:rPr>
                 <w:rFonts w:ascii="Times New Roman" w:hAnsi="Times New Roman" w:eastAsia="宋体"/>
@@ -1472,14 +1378,15 @@
         </w:tc>
         <w:tc>
           <w:tcPr>
-            <w:tcW w:w="4536" w:type="dxa"/>
-            <w:vAlign w:val="center"/>
-          </w:tcPr>
-          <w:p>
-            <w:pPr>
-              <w:spacing w:after="0" w:line="240" w:lineRule="auto"/>
-              <w:jc w:val="left"/>
-            </w:pPr>
+            <w:tcW w:type="dxa" w:w="4536"/>
+            <w:vAlign w:val="center"/>
+          </w:tcPr>
+          <w:p>
+            <w:pPr>
+              <w:spacing w:after="0" w:line="240" w:lineRule="auto"/>
+              <w:jc w:val="left"/>
+            </w:pPr>
+            <w:r/>
             <w:r>
               <w:rPr>
                 <w:rFonts w:ascii="Times New Roman" w:hAnsi="Times New Roman" w:eastAsia="宋体"/>
@@ -1492,24 +1399,17 @@
         </w:tc>
       </w:tr>
       <w:tr>
-        <w:tblPrEx>
-          <w:tblCellMar>
-            <w:top w:w="0" w:type="dxa"/>
-            <w:left w:w="108" w:type="dxa"/>
-            <w:bottom w:w="0" w:type="dxa"/>
-            <w:right w:w="108" w:type="dxa"/>
-          </w:tblCellMar>
-        </w:tblPrEx>
-        <w:tc>
-          <w:tcPr>
-            <w:tcW w:w="1512" w:type="dxa"/>
-            <w:vAlign w:val="center"/>
-          </w:tcPr>
-          <w:p>
-            <w:pPr>
-              <w:spacing w:after="0" w:line="240" w:lineRule="auto"/>
-              <w:jc w:val="left"/>
-            </w:pPr>
+        <w:tc>
+          <w:tcPr>
+            <w:tcW w:type="dxa" w:w="1512"/>
+            <w:vAlign w:val="center"/>
+          </w:tcPr>
+          <w:p>
+            <w:pPr>
+              <w:spacing w:after="0" w:line="240" w:lineRule="auto"/>
+              <w:jc w:val="left"/>
+            </w:pPr>
+            <w:r/>
             <w:r>
               <w:rPr>
                 <w:rFonts w:ascii="Times New Roman" w:hAnsi="Times New Roman" w:eastAsia="宋体"/>
@@ -1522,14 +1422,15 @@
         </w:tc>
         <w:tc>
           <w:tcPr>
-            <w:tcW w:w="3024" w:type="dxa"/>
-            <w:vAlign w:val="center"/>
-          </w:tcPr>
-          <w:p>
-            <w:pPr>
-              <w:spacing w:after="0" w:line="240" w:lineRule="auto"/>
-              <w:jc w:val="left"/>
-            </w:pPr>
+            <w:tcW w:type="dxa" w:w="3024"/>
+            <w:vAlign w:val="center"/>
+          </w:tcPr>
+          <w:p>
+            <w:pPr>
+              <w:spacing w:after="0" w:line="240" w:lineRule="auto"/>
+              <w:jc w:val="left"/>
+            </w:pPr>
+            <w:r/>
             <w:r>
               <w:rPr>
                 <w:rFonts w:ascii="Times New Roman" w:hAnsi="Times New Roman" w:eastAsia="宋体"/>
@@ -1542,14 +1443,15 @@
         </w:tc>
         <w:tc>
           <w:tcPr>
-            <w:tcW w:w="4536" w:type="dxa"/>
-            <w:vAlign w:val="center"/>
-          </w:tcPr>
-          <w:p>
-            <w:pPr>
-              <w:spacing w:after="0" w:line="240" w:lineRule="auto"/>
-              <w:jc w:val="left"/>
-            </w:pPr>
+            <w:tcW w:type="dxa" w:w="4536"/>
+            <w:vAlign w:val="center"/>
+          </w:tcPr>
+          <w:p>
+            <w:pPr>
+              <w:spacing w:after="0" w:line="240" w:lineRule="auto"/>
+              <w:jc w:val="left"/>
+            </w:pPr>
+            <w:r/>
             <w:r>
               <w:rPr>
                 <w:rFonts w:ascii="Times New Roman" w:hAnsi="Times New Roman" w:eastAsia="宋体"/>
@@ -1562,24 +1464,17 @@
         </w:tc>
       </w:tr>
       <w:tr>
-        <w:tblPrEx>
-          <w:tblCellMar>
-            <w:top w:w="0" w:type="dxa"/>
-            <w:left w:w="108" w:type="dxa"/>
-            <w:bottom w:w="0" w:type="dxa"/>
-            <w:right w:w="108" w:type="dxa"/>
-          </w:tblCellMar>
-        </w:tblPrEx>
-        <w:tc>
-          <w:tcPr>
-            <w:tcW w:w="1512" w:type="dxa"/>
-            <w:vAlign w:val="center"/>
-          </w:tcPr>
-          <w:p>
-            <w:pPr>
-              <w:spacing w:after="0" w:line="240" w:lineRule="auto"/>
-              <w:jc w:val="left"/>
-            </w:pPr>
+        <w:tc>
+          <w:tcPr>
+            <w:tcW w:type="dxa" w:w="1512"/>
+            <w:vAlign w:val="center"/>
+          </w:tcPr>
+          <w:p>
+            <w:pPr>
+              <w:spacing w:after="0" w:line="240" w:lineRule="auto"/>
+              <w:jc w:val="left"/>
+            </w:pPr>
+            <w:r/>
             <w:r>
               <w:rPr>
                 <w:rFonts w:ascii="Times New Roman" w:hAnsi="Times New Roman" w:eastAsia="宋体"/>
@@ -1592,14 +1487,15 @@
         </w:tc>
         <w:tc>
           <w:tcPr>
-            <w:tcW w:w="3024" w:type="dxa"/>
-            <w:vAlign w:val="center"/>
-          </w:tcPr>
-          <w:p>
-            <w:pPr>
-              <w:spacing w:after="0" w:line="240" w:lineRule="auto"/>
-              <w:jc w:val="left"/>
-            </w:pPr>
+            <w:tcW w:type="dxa" w:w="3024"/>
+            <w:vAlign w:val="center"/>
+          </w:tcPr>
+          <w:p>
+            <w:pPr>
+              <w:spacing w:after="0" w:line="240" w:lineRule="auto"/>
+              <w:jc w:val="left"/>
+            </w:pPr>
+            <w:r/>
             <w:r>
               <w:rPr>
                 <w:rFonts w:ascii="Times New Roman" w:hAnsi="Times New Roman" w:eastAsia="宋体"/>
@@ -1612,14 +1508,15 @@
         </w:tc>
         <w:tc>
           <w:tcPr>
-            <w:tcW w:w="4536" w:type="dxa"/>
-            <w:vAlign w:val="center"/>
-          </w:tcPr>
-          <w:p>
-            <w:pPr>
-              <w:spacing w:after="0" w:line="240" w:lineRule="auto"/>
-              <w:jc w:val="left"/>
-            </w:pPr>
+            <w:tcW w:type="dxa" w:w="4536"/>
+            <w:vAlign w:val="center"/>
+          </w:tcPr>
+          <w:p>
+            <w:pPr>
+              <w:spacing w:after="0" w:line="240" w:lineRule="auto"/>
+              <w:jc w:val="left"/>
+            </w:pPr>
+            <w:r/>
             <w:r>
               <w:rPr>
                 <w:rFonts w:ascii="Times New Roman" w:hAnsi="Times New Roman" w:eastAsia="宋体"/>
@@ -1632,24 +1529,17 @@
         </w:tc>
       </w:tr>
       <w:tr>
-        <w:tblPrEx>
-          <w:tblCellMar>
-            <w:top w:w="0" w:type="dxa"/>
-            <w:left w:w="108" w:type="dxa"/>
-            <w:bottom w:w="0" w:type="dxa"/>
-            <w:right w:w="108" w:type="dxa"/>
-          </w:tblCellMar>
-        </w:tblPrEx>
-        <w:tc>
-          <w:tcPr>
-            <w:tcW w:w="1512" w:type="dxa"/>
-            <w:vAlign w:val="center"/>
-          </w:tcPr>
-          <w:p>
-            <w:pPr>
-              <w:spacing w:after="0" w:line="240" w:lineRule="auto"/>
-              <w:jc w:val="left"/>
-            </w:pPr>
+        <w:tc>
+          <w:tcPr>
+            <w:tcW w:type="dxa" w:w="1512"/>
+            <w:vAlign w:val="center"/>
+          </w:tcPr>
+          <w:p>
+            <w:pPr>
+              <w:spacing w:after="0" w:line="240" w:lineRule="auto"/>
+              <w:jc w:val="left"/>
+            </w:pPr>
+            <w:r/>
             <w:r>
               <w:rPr>
                 <w:rFonts w:ascii="Times New Roman" w:hAnsi="Times New Roman" w:eastAsia="宋体"/>
@@ -1662,14 +1552,15 @@
         </w:tc>
         <w:tc>
           <w:tcPr>
-            <w:tcW w:w="3024" w:type="dxa"/>
-            <w:vAlign w:val="center"/>
-          </w:tcPr>
-          <w:p>
-            <w:pPr>
-              <w:spacing w:after="0" w:line="240" w:lineRule="auto"/>
-              <w:jc w:val="left"/>
-            </w:pPr>
+            <w:tcW w:type="dxa" w:w="3024"/>
+            <w:vAlign w:val="center"/>
+          </w:tcPr>
+          <w:p>
+            <w:pPr>
+              <w:spacing w:after="0" w:line="240" w:lineRule="auto"/>
+              <w:jc w:val="left"/>
+            </w:pPr>
+            <w:r/>
             <w:r>
               <w:rPr>
                 <w:rFonts w:ascii="Times New Roman" w:hAnsi="Times New Roman" w:eastAsia="宋体"/>
@@ -1682,14 +1573,15 @@
         </w:tc>
         <w:tc>
           <w:tcPr>
-            <w:tcW w:w="4536" w:type="dxa"/>
-            <w:vAlign w:val="center"/>
-          </w:tcPr>
-          <w:p>
-            <w:pPr>
-              <w:spacing w:after="0" w:line="240" w:lineRule="auto"/>
-              <w:jc w:val="left"/>
-            </w:pPr>
+            <w:tcW w:type="dxa" w:w="4536"/>
+            <w:vAlign w:val="center"/>
+          </w:tcPr>
+          <w:p>
+            <w:pPr>
+              <w:spacing w:after="0" w:line="240" w:lineRule="auto"/>
+              <w:jc w:val="left"/>
+            </w:pPr>
+            <w:r/>
             <w:r>
               <w:rPr>
                 <w:rFonts w:ascii="Times New Roman" w:hAnsi="Times New Roman" w:eastAsia="宋体"/>
@@ -1702,24 +1594,17 @@
         </w:tc>
       </w:tr>
       <w:tr>
-        <w:tblPrEx>
-          <w:tblCellMar>
-            <w:top w:w="0" w:type="dxa"/>
-            <w:left w:w="108" w:type="dxa"/>
-            <w:bottom w:w="0" w:type="dxa"/>
-            <w:right w:w="108" w:type="dxa"/>
-          </w:tblCellMar>
-        </w:tblPrEx>
-        <w:tc>
-          <w:tcPr>
-            <w:tcW w:w="1512" w:type="dxa"/>
-            <w:vAlign w:val="center"/>
-          </w:tcPr>
-          <w:p>
-            <w:pPr>
-              <w:spacing w:after="0" w:line="240" w:lineRule="auto"/>
-              <w:jc w:val="left"/>
-            </w:pPr>
+        <w:tc>
+          <w:tcPr>
+            <w:tcW w:type="dxa" w:w="1512"/>
+            <w:vAlign w:val="center"/>
+          </w:tcPr>
+          <w:p>
+            <w:pPr>
+              <w:spacing w:after="0" w:line="240" w:lineRule="auto"/>
+              <w:jc w:val="left"/>
+            </w:pPr>
+            <w:r/>
             <w:r>
               <w:rPr>
                 <w:rFonts w:ascii="Times New Roman" w:hAnsi="Times New Roman" w:eastAsia="宋体"/>
@@ -1732,14 +1617,15 @@
         </w:tc>
         <w:tc>
           <w:tcPr>
-            <w:tcW w:w="3024" w:type="dxa"/>
-            <w:vAlign w:val="center"/>
-          </w:tcPr>
-          <w:p>
-            <w:pPr>
-              <w:spacing w:after="0" w:line="240" w:lineRule="auto"/>
-              <w:jc w:val="left"/>
-            </w:pPr>
+            <w:tcW w:type="dxa" w:w="3024"/>
+            <w:vAlign w:val="center"/>
+          </w:tcPr>
+          <w:p>
+            <w:pPr>
+              <w:spacing w:after="0" w:line="240" w:lineRule="auto"/>
+              <w:jc w:val="left"/>
+            </w:pPr>
+            <w:r/>
             <w:r>
               <w:rPr>
                 <w:rFonts w:ascii="Times New Roman" w:hAnsi="Times New Roman" w:eastAsia="宋体"/>
@@ -1752,14 +1638,15 @@
         </w:tc>
         <w:tc>
           <w:tcPr>
-            <w:tcW w:w="4536" w:type="dxa"/>
-            <w:vAlign w:val="center"/>
-          </w:tcPr>
-          <w:p>
-            <w:pPr>
-              <w:spacing w:after="0" w:line="240" w:lineRule="auto"/>
-              <w:jc w:val="left"/>
-            </w:pPr>
+            <w:tcW w:type="dxa" w:w="4536"/>
+            <w:vAlign w:val="center"/>
+          </w:tcPr>
+          <w:p>
+            <w:pPr>
+              <w:spacing w:after="0" w:line="240" w:lineRule="auto"/>
+              <w:jc w:val="left"/>
+            </w:pPr>
+            <w:r/>
             <w:r>
               <w:rPr>
                 <w:rFonts w:ascii="Times New Roman" w:hAnsi="Times New Roman" w:eastAsia="宋体"/>
@@ -1772,24 +1659,17 @@
         </w:tc>
       </w:tr>
       <w:tr>
-        <w:tblPrEx>
-          <w:tblCellMar>
-            <w:top w:w="0" w:type="dxa"/>
-            <w:left w:w="108" w:type="dxa"/>
-            <w:bottom w:w="0" w:type="dxa"/>
-            <w:right w:w="108" w:type="dxa"/>
-          </w:tblCellMar>
-        </w:tblPrEx>
-        <w:tc>
-          <w:tcPr>
-            <w:tcW w:w="1512" w:type="dxa"/>
-            <w:vAlign w:val="center"/>
-          </w:tcPr>
-          <w:p>
-            <w:pPr>
-              <w:spacing w:after="0" w:line="240" w:lineRule="auto"/>
-              <w:jc w:val="left"/>
-            </w:pPr>
+        <w:tc>
+          <w:tcPr>
+            <w:tcW w:type="dxa" w:w="1512"/>
+            <w:vAlign w:val="center"/>
+          </w:tcPr>
+          <w:p>
+            <w:pPr>
+              <w:spacing w:after="0" w:line="240" w:lineRule="auto"/>
+              <w:jc w:val="left"/>
+            </w:pPr>
+            <w:r/>
             <w:r>
               <w:rPr>
                 <w:rFonts w:ascii="Times New Roman" w:hAnsi="Times New Roman" w:eastAsia="宋体"/>
@@ -1802,14 +1682,15 @@
         </w:tc>
         <w:tc>
           <w:tcPr>
-            <w:tcW w:w="3024" w:type="dxa"/>
-            <w:vAlign w:val="center"/>
-          </w:tcPr>
-          <w:p>
-            <w:pPr>
-              <w:spacing w:after="0" w:line="240" w:lineRule="auto"/>
-              <w:jc w:val="left"/>
-            </w:pPr>
+            <w:tcW w:type="dxa" w:w="3024"/>
+            <w:vAlign w:val="center"/>
+          </w:tcPr>
+          <w:p>
+            <w:pPr>
+              <w:spacing w:after="0" w:line="240" w:lineRule="auto"/>
+              <w:jc w:val="left"/>
+            </w:pPr>
+            <w:r/>
             <w:r>
               <w:rPr>
                 <w:rFonts w:ascii="Times New Roman" w:hAnsi="Times New Roman" w:eastAsia="宋体"/>
@@ -1822,14 +1703,15 @@
         </w:tc>
         <w:tc>
           <w:tcPr>
-            <w:tcW w:w="4536" w:type="dxa"/>
-            <w:vAlign w:val="center"/>
-          </w:tcPr>
-          <w:p>
-            <w:pPr>
-              <w:spacing w:after="0" w:line="240" w:lineRule="auto"/>
-              <w:jc w:val="left"/>
-            </w:pPr>
+            <w:tcW w:type="dxa" w:w="4536"/>
+            <w:vAlign w:val="center"/>
+          </w:tcPr>
+          <w:p>
+            <w:pPr>
+              <w:spacing w:after="0" w:line="240" w:lineRule="auto"/>
+              <w:jc w:val="left"/>
+            </w:pPr>
+            <w:r/>
             <w:r>
               <w:rPr>
                 <w:rFonts w:ascii="Times New Roman" w:hAnsi="Times New Roman" w:eastAsia="宋体"/>
@@ -1858,7 +1740,7 @@
     </w:p>
     <w:p>
       <w:pPr>
-        <w:pStyle w:val="2"/>
+        <w:pStyle w:val="1"/>
         <w:keepNext/>
       </w:pPr>
       <w:r>
@@ -1886,16 +1768,9 @@
     </w:p>
     <w:tbl>
       <w:tblPr>
-        <w:tblStyle w:val="15"/>
-        <w:tblW w:w="0" w:type="auto"/>
-        <w:tblInd w:w="0" w:type="dxa"/>
+        <w:tblW w:type="auto" w:w="0"/>
         <w:tblLayout w:type="fixed"/>
-        <w:tblCellMar>
-          <w:top w:w="0" w:type="dxa"/>
-          <w:left w:w="108" w:type="dxa"/>
-          <w:bottom w:w="0" w:type="dxa"/>
-          <w:right w:w="108" w:type="dxa"/>
-        </w:tblCellMar>
+        <w:tblLook w:firstColumn="1" w:firstRow="1" w:lastColumn="0" w:lastRow="0" w:noHBand="0" w:noVBand="1" w:val="04A0"/>
       </w:tblPr>
       <w:tblGrid>
         <w:gridCol w:w="1296"/>
@@ -1907,27 +1782,20 @@
         <w:gridCol w:w="1296"/>
       </w:tblGrid>
       <w:tr>
-        <w:tblPrEx>
-          <w:tblCellMar>
-            <w:top w:w="0" w:type="dxa"/>
-            <w:left w:w="108" w:type="dxa"/>
-            <w:bottom w:w="0" w:type="dxa"/>
-            <w:right w:w="108" w:type="dxa"/>
-          </w:tblCellMar>
-        </w:tblPrEx>
         <w:trPr>
-          <w:tblHeader/>
+          <w:tblHeader w:val="true"/>
         </w:trPr>
         <w:tc>
           <w:tcPr>
-            <w:tcW w:w="1296" w:type="dxa"/>
-            <w:vAlign w:val="center"/>
-          </w:tcPr>
-          <w:p>
-            <w:pPr>
-              <w:spacing w:after="0" w:line="240" w:lineRule="auto"/>
-              <w:jc w:val="left"/>
-            </w:pPr>
+            <w:tcW w:type="dxa" w:w="1296"/>
+            <w:vAlign w:val="center"/>
+          </w:tcPr>
+          <w:p>
+            <w:pPr>
+              <w:spacing w:after="0" w:line="240" w:lineRule="auto"/>
+              <w:jc w:val="left"/>
+            </w:pPr>
+            <w:r/>
             <w:r>
               <w:rPr>
                 <w:rFonts w:ascii="Times New Roman" w:hAnsi="Times New Roman" w:eastAsia="宋体"/>
@@ -1940,14 +1808,15 @@
         </w:tc>
         <w:tc>
           <w:tcPr>
-            <w:tcW w:w="1296" w:type="dxa"/>
-            <w:vAlign w:val="center"/>
-          </w:tcPr>
-          <w:p>
-            <w:pPr>
-              <w:spacing w:after="0" w:line="240" w:lineRule="auto"/>
-              <w:jc w:val="left"/>
-            </w:pPr>
+            <w:tcW w:type="dxa" w:w="1296"/>
+            <w:vAlign w:val="center"/>
+          </w:tcPr>
+          <w:p>
+            <w:pPr>
+              <w:spacing w:after="0" w:line="240" w:lineRule="auto"/>
+              <w:jc w:val="left"/>
+            </w:pPr>
+            <w:r/>
             <w:r>
               <w:rPr>
                 <w:rFonts w:ascii="Times New Roman" w:hAnsi="Times New Roman" w:eastAsia="宋体"/>
@@ -1960,14 +1829,15 @@
         </w:tc>
         <w:tc>
           <w:tcPr>
-            <w:tcW w:w="1296" w:type="dxa"/>
-            <w:vAlign w:val="center"/>
-          </w:tcPr>
-          <w:p>
-            <w:pPr>
-              <w:spacing w:after="0" w:line="240" w:lineRule="auto"/>
-              <w:jc w:val="left"/>
-            </w:pPr>
+            <w:tcW w:type="dxa" w:w="1296"/>
+            <w:vAlign w:val="center"/>
+          </w:tcPr>
+          <w:p>
+            <w:pPr>
+              <w:spacing w:after="0" w:line="240" w:lineRule="auto"/>
+              <w:jc w:val="left"/>
+            </w:pPr>
+            <w:r/>
             <w:r>
               <w:rPr>
                 <w:rFonts w:ascii="Times New Roman" w:hAnsi="Times New Roman" w:eastAsia="宋体"/>
@@ -1980,14 +1850,15 @@
         </w:tc>
         <w:tc>
           <w:tcPr>
-            <w:tcW w:w="1296" w:type="dxa"/>
-            <w:vAlign w:val="center"/>
-          </w:tcPr>
-          <w:p>
-            <w:pPr>
-              <w:spacing w:after="0" w:line="240" w:lineRule="auto"/>
-              <w:jc w:val="left"/>
-            </w:pPr>
+            <w:tcW w:type="dxa" w:w="1296"/>
+            <w:vAlign w:val="center"/>
+          </w:tcPr>
+          <w:p>
+            <w:pPr>
+              <w:spacing w:after="0" w:line="240" w:lineRule="auto"/>
+              <w:jc w:val="left"/>
+            </w:pPr>
+            <w:r/>
             <w:r>
               <w:rPr>
                 <w:rFonts w:ascii="Times New Roman" w:hAnsi="Times New Roman" w:eastAsia="宋体"/>
@@ -2000,14 +1871,15 @@
         </w:tc>
         <w:tc>
           <w:tcPr>
-            <w:tcW w:w="1296" w:type="dxa"/>
-            <w:vAlign w:val="center"/>
-          </w:tcPr>
-          <w:p>
-            <w:pPr>
-              <w:spacing w:after="0" w:line="240" w:lineRule="auto"/>
-              <w:jc w:val="left"/>
-            </w:pPr>
+            <w:tcW w:type="dxa" w:w="1296"/>
+            <w:vAlign w:val="center"/>
+          </w:tcPr>
+          <w:p>
+            <w:pPr>
+              <w:spacing w:after="0" w:line="240" w:lineRule="auto"/>
+              <w:jc w:val="left"/>
+            </w:pPr>
+            <w:r/>
             <w:r>
               <w:rPr>
                 <w:rFonts w:ascii="Times New Roman" w:hAnsi="Times New Roman" w:eastAsia="宋体"/>
@@ -2020,14 +1892,15 @@
         </w:tc>
         <w:tc>
           <w:tcPr>
-            <w:tcW w:w="1296" w:type="dxa"/>
-            <w:vAlign w:val="center"/>
-          </w:tcPr>
-          <w:p>
-            <w:pPr>
-              <w:spacing w:after="0" w:line="240" w:lineRule="auto"/>
-              <w:jc w:val="left"/>
-            </w:pPr>
+            <w:tcW w:type="dxa" w:w="1296"/>
+            <w:vAlign w:val="center"/>
+          </w:tcPr>
+          <w:p>
+            <w:pPr>
+              <w:spacing w:after="0" w:line="240" w:lineRule="auto"/>
+              <w:jc w:val="left"/>
+            </w:pPr>
+            <w:r/>
             <w:r>
               <w:rPr>
                 <w:rFonts w:ascii="Times New Roman" w:hAnsi="Times New Roman" w:eastAsia="宋体"/>
@@ -2040,14 +1913,15 @@
         </w:tc>
         <w:tc>
           <w:tcPr>
-            <w:tcW w:w="1296" w:type="dxa"/>
-            <w:vAlign w:val="center"/>
-          </w:tcPr>
-          <w:p>
-            <w:pPr>
-              <w:spacing w:after="0" w:line="240" w:lineRule="auto"/>
-              <w:jc w:val="left"/>
-            </w:pPr>
+            <w:tcW w:type="dxa" w:w="1296"/>
+            <w:vAlign w:val="center"/>
+          </w:tcPr>
+          <w:p>
+            <w:pPr>
+              <w:spacing w:after="0" w:line="240" w:lineRule="auto"/>
+              <w:jc w:val="left"/>
+            </w:pPr>
+            <w:r/>
             <w:r>
               <w:rPr>
                 <w:rFonts w:ascii="Times New Roman" w:hAnsi="Times New Roman" w:eastAsia="宋体"/>
@@ -2060,24 +1934,17 @@
         </w:tc>
       </w:tr>
       <w:tr>
-        <w:tblPrEx>
-          <w:tblCellMar>
-            <w:top w:w="0" w:type="dxa"/>
-            <w:left w:w="108" w:type="dxa"/>
-            <w:bottom w:w="0" w:type="dxa"/>
-            <w:right w:w="108" w:type="dxa"/>
-          </w:tblCellMar>
-        </w:tblPrEx>
-        <w:tc>
-          <w:tcPr>
-            <w:tcW w:w="1296" w:type="dxa"/>
-            <w:vAlign w:val="center"/>
-          </w:tcPr>
-          <w:p>
-            <w:pPr>
-              <w:spacing w:after="0" w:line="240" w:lineRule="auto"/>
-              <w:jc w:val="left"/>
-            </w:pPr>
+        <w:tc>
+          <w:tcPr>
+            <w:tcW w:type="dxa" w:w="1296"/>
+            <w:vAlign w:val="center"/>
+          </w:tcPr>
+          <w:p>
+            <w:pPr>
+              <w:spacing w:after="0" w:line="240" w:lineRule="auto"/>
+              <w:jc w:val="left"/>
+            </w:pPr>
+            <w:r/>
             <w:r>
               <w:rPr>
                 <w:rFonts w:ascii="Times New Roman" w:hAnsi="Times New Roman" w:eastAsia="宋体"/>
@@ -2090,14 +1957,15 @@
         </w:tc>
         <w:tc>
           <w:tcPr>
-            <w:tcW w:w="1296" w:type="dxa"/>
-            <w:vAlign w:val="center"/>
-          </w:tcPr>
-          <w:p>
-            <w:pPr>
-              <w:spacing w:after="0" w:line="240" w:lineRule="auto"/>
-              <w:jc w:val="left"/>
-            </w:pPr>
+            <w:tcW w:type="dxa" w:w="1296"/>
+            <w:vAlign w:val="center"/>
+          </w:tcPr>
+          <w:p>
+            <w:pPr>
+              <w:spacing w:after="0" w:line="240" w:lineRule="auto"/>
+              <w:jc w:val="left"/>
+            </w:pPr>
+            <w:r/>
             <w:r>
               <w:rPr>
                 <w:rFonts w:ascii="Times New Roman" w:hAnsi="Times New Roman" w:eastAsia="宋体"/>
@@ -2110,14 +1978,15 @@
         </w:tc>
         <w:tc>
           <w:tcPr>
-            <w:tcW w:w="1296" w:type="dxa"/>
-            <w:vAlign w:val="center"/>
-          </w:tcPr>
-          <w:p>
-            <w:pPr>
-              <w:spacing w:after="0" w:line="240" w:lineRule="auto"/>
-              <w:jc w:val="left"/>
-            </w:pPr>
+            <w:tcW w:type="dxa" w:w="1296"/>
+            <w:vAlign w:val="center"/>
+          </w:tcPr>
+          <w:p>
+            <w:pPr>
+              <w:spacing w:after="0" w:line="240" w:lineRule="auto"/>
+              <w:jc w:val="left"/>
+            </w:pPr>
+            <w:r/>
             <w:r>
               <w:rPr>
                 <w:rFonts w:ascii="Times New Roman" w:hAnsi="Times New Roman" w:eastAsia="宋体"/>
@@ -2130,14 +1999,15 @@
         </w:tc>
         <w:tc>
           <w:tcPr>
-            <w:tcW w:w="1296" w:type="dxa"/>
-            <w:vAlign w:val="center"/>
-          </w:tcPr>
-          <w:p>
-            <w:pPr>
-              <w:spacing w:after="0" w:line="240" w:lineRule="auto"/>
-              <w:jc w:val="left"/>
-            </w:pPr>
+            <w:tcW w:type="dxa" w:w="1296"/>
+            <w:vAlign w:val="center"/>
+          </w:tcPr>
+          <w:p>
+            <w:pPr>
+              <w:spacing w:after="0" w:line="240" w:lineRule="auto"/>
+              <w:jc w:val="left"/>
+            </w:pPr>
+            <w:r/>
             <w:r>
               <w:rPr>
                 <w:rFonts w:ascii="Times New Roman" w:hAnsi="Times New Roman" w:eastAsia="宋体"/>
@@ -2150,14 +2020,15 @@
         </w:tc>
         <w:tc>
           <w:tcPr>
-            <w:tcW w:w="1296" w:type="dxa"/>
-            <w:vAlign w:val="center"/>
-          </w:tcPr>
-          <w:p>
-            <w:pPr>
-              <w:spacing w:after="0" w:line="240" w:lineRule="auto"/>
-              <w:jc w:val="left"/>
-            </w:pPr>
+            <w:tcW w:type="dxa" w:w="1296"/>
+            <w:vAlign w:val="center"/>
+          </w:tcPr>
+          <w:p>
+            <w:pPr>
+              <w:spacing w:after="0" w:line="240" w:lineRule="auto"/>
+              <w:jc w:val="left"/>
+            </w:pPr>
+            <w:r/>
             <w:r>
               <w:rPr>
                 <w:rFonts w:ascii="Times New Roman" w:hAnsi="Times New Roman" w:eastAsia="宋体"/>
@@ -2170,14 +2041,15 @@
         </w:tc>
         <w:tc>
           <w:tcPr>
-            <w:tcW w:w="1296" w:type="dxa"/>
-            <w:vAlign w:val="center"/>
-          </w:tcPr>
-          <w:p>
-            <w:pPr>
-              <w:spacing w:after="0" w:line="240" w:lineRule="auto"/>
-              <w:jc w:val="left"/>
-            </w:pPr>
+            <w:tcW w:type="dxa" w:w="1296"/>
+            <w:vAlign w:val="center"/>
+          </w:tcPr>
+          <w:p>
+            <w:pPr>
+              <w:spacing w:after="0" w:line="240" w:lineRule="auto"/>
+              <w:jc w:val="left"/>
+            </w:pPr>
+            <w:r/>
             <w:r>
               <w:rPr>
                 <w:rFonts w:ascii="Times New Roman" w:hAnsi="Times New Roman" w:eastAsia="宋体"/>
@@ -2190,14 +2062,15 @@
         </w:tc>
         <w:tc>
           <w:tcPr>
-            <w:tcW w:w="1296" w:type="dxa"/>
-            <w:vAlign w:val="center"/>
-          </w:tcPr>
-          <w:p>
-            <w:pPr>
-              <w:spacing w:after="0" w:line="240" w:lineRule="auto"/>
-              <w:jc w:val="left"/>
-            </w:pPr>
+            <w:tcW w:type="dxa" w:w="1296"/>
+            <w:vAlign w:val="center"/>
+          </w:tcPr>
+          <w:p>
+            <w:pPr>
+              <w:spacing w:after="0" w:line="240" w:lineRule="auto"/>
+              <w:jc w:val="left"/>
+            </w:pPr>
+            <w:r/>
             <w:r>
               <w:rPr>
                 <w:rFonts w:ascii="Times New Roman" w:hAnsi="Times New Roman" w:eastAsia="宋体"/>
@@ -2210,24 +2083,17 @@
         </w:tc>
       </w:tr>
       <w:tr>
-        <w:tblPrEx>
-          <w:tblCellMar>
-            <w:top w:w="0" w:type="dxa"/>
-            <w:left w:w="108" w:type="dxa"/>
-            <w:bottom w:w="0" w:type="dxa"/>
-            <w:right w:w="108" w:type="dxa"/>
-          </w:tblCellMar>
-        </w:tblPrEx>
-        <w:tc>
-          <w:tcPr>
-            <w:tcW w:w="1296" w:type="dxa"/>
-            <w:vAlign w:val="center"/>
-          </w:tcPr>
-          <w:p>
-            <w:pPr>
-              <w:spacing w:after="0" w:line="240" w:lineRule="auto"/>
-              <w:jc w:val="left"/>
-            </w:pPr>
+        <w:tc>
+          <w:tcPr>
+            <w:tcW w:type="dxa" w:w="1296"/>
+            <w:vAlign w:val="center"/>
+          </w:tcPr>
+          <w:p>
+            <w:pPr>
+              <w:spacing w:after="0" w:line="240" w:lineRule="auto"/>
+              <w:jc w:val="left"/>
+            </w:pPr>
+            <w:r/>
             <w:r>
               <w:rPr>
                 <w:rFonts w:ascii="Times New Roman" w:hAnsi="Times New Roman" w:eastAsia="宋体"/>
@@ -2240,14 +2106,15 @@
         </w:tc>
         <w:tc>
           <w:tcPr>
-            <w:tcW w:w="1296" w:type="dxa"/>
-            <w:vAlign w:val="center"/>
-          </w:tcPr>
-          <w:p>
-            <w:pPr>
-              <w:spacing w:after="0" w:line="240" w:lineRule="auto"/>
-              <w:jc w:val="left"/>
-            </w:pPr>
+            <w:tcW w:type="dxa" w:w="1296"/>
+            <w:vAlign w:val="center"/>
+          </w:tcPr>
+          <w:p>
+            <w:pPr>
+              <w:spacing w:after="0" w:line="240" w:lineRule="auto"/>
+              <w:jc w:val="left"/>
+            </w:pPr>
+            <w:r/>
             <w:r>
               <w:rPr>
                 <w:rFonts w:ascii="Times New Roman" w:hAnsi="Times New Roman" w:eastAsia="宋体"/>
@@ -2260,14 +2127,15 @@
         </w:tc>
         <w:tc>
           <w:tcPr>
-            <w:tcW w:w="1296" w:type="dxa"/>
-            <w:vAlign w:val="center"/>
-          </w:tcPr>
-          <w:p>
-            <w:pPr>
-              <w:spacing w:after="0" w:line="240" w:lineRule="auto"/>
-              <w:jc w:val="left"/>
-            </w:pPr>
+            <w:tcW w:type="dxa" w:w="1296"/>
+            <w:vAlign w:val="center"/>
+          </w:tcPr>
+          <w:p>
+            <w:pPr>
+              <w:spacing w:after="0" w:line="240" w:lineRule="auto"/>
+              <w:jc w:val="left"/>
+            </w:pPr>
+            <w:r/>
             <w:r>
               <w:rPr>
                 <w:rFonts w:ascii="Times New Roman" w:hAnsi="Times New Roman" w:eastAsia="宋体"/>
@@ -2280,14 +2148,15 @@
         </w:tc>
         <w:tc>
           <w:tcPr>
-            <w:tcW w:w="1296" w:type="dxa"/>
-            <w:vAlign w:val="center"/>
-          </w:tcPr>
-          <w:p>
-            <w:pPr>
-              <w:spacing w:after="0" w:line="240" w:lineRule="auto"/>
-              <w:jc w:val="left"/>
-            </w:pPr>
+            <w:tcW w:type="dxa" w:w="1296"/>
+            <w:vAlign w:val="center"/>
+          </w:tcPr>
+          <w:p>
+            <w:pPr>
+              <w:spacing w:after="0" w:line="240" w:lineRule="auto"/>
+              <w:jc w:val="left"/>
+            </w:pPr>
+            <w:r/>
             <w:r>
               <w:rPr>
                 <w:rFonts w:ascii="Times New Roman" w:hAnsi="Times New Roman" w:eastAsia="宋体"/>
@@ -2300,14 +2169,15 @@
         </w:tc>
         <w:tc>
           <w:tcPr>
-            <w:tcW w:w="1296" w:type="dxa"/>
-            <w:vAlign w:val="center"/>
-          </w:tcPr>
-          <w:p>
-            <w:pPr>
-              <w:spacing w:after="0" w:line="240" w:lineRule="auto"/>
-              <w:jc w:val="left"/>
-            </w:pPr>
+            <w:tcW w:type="dxa" w:w="1296"/>
+            <w:vAlign w:val="center"/>
+          </w:tcPr>
+          <w:p>
+            <w:pPr>
+              <w:spacing w:after="0" w:line="240" w:lineRule="auto"/>
+              <w:jc w:val="left"/>
+            </w:pPr>
+            <w:r/>
             <w:r>
               <w:rPr>
                 <w:rFonts w:ascii="Times New Roman" w:hAnsi="Times New Roman" w:eastAsia="宋体"/>
@@ -2320,14 +2190,15 @@
         </w:tc>
         <w:tc>
           <w:tcPr>
-            <w:tcW w:w="1296" w:type="dxa"/>
-            <w:vAlign w:val="center"/>
-          </w:tcPr>
-          <w:p>
-            <w:pPr>
-              <w:spacing w:after="0" w:line="240" w:lineRule="auto"/>
-              <w:jc w:val="left"/>
-            </w:pPr>
+            <w:tcW w:type="dxa" w:w="1296"/>
+            <w:vAlign w:val="center"/>
+          </w:tcPr>
+          <w:p>
+            <w:pPr>
+              <w:spacing w:after="0" w:line="240" w:lineRule="auto"/>
+              <w:jc w:val="left"/>
+            </w:pPr>
+            <w:r/>
             <w:r>
               <w:rPr>
                 <w:rFonts w:ascii="Times New Roman" w:hAnsi="Times New Roman" w:eastAsia="宋体"/>
@@ -2340,14 +2211,15 @@
         </w:tc>
         <w:tc>
           <w:tcPr>
-            <w:tcW w:w="1296" w:type="dxa"/>
-            <w:vAlign w:val="center"/>
-          </w:tcPr>
-          <w:p>
-            <w:pPr>
-              <w:spacing w:after="0" w:line="240" w:lineRule="auto"/>
-              <w:jc w:val="left"/>
-            </w:pPr>
+            <w:tcW w:type="dxa" w:w="1296"/>
+            <w:vAlign w:val="center"/>
+          </w:tcPr>
+          <w:p>
+            <w:pPr>
+              <w:spacing w:after="0" w:line="240" w:lineRule="auto"/>
+              <w:jc w:val="left"/>
+            </w:pPr>
+            <w:r/>
             <w:r>
               <w:rPr>
                 <w:rFonts w:ascii="Times New Roman" w:hAnsi="Times New Roman" w:eastAsia="宋体"/>
@@ -2360,24 +2232,17 @@
         </w:tc>
       </w:tr>
       <w:tr>
-        <w:tblPrEx>
-          <w:tblCellMar>
-            <w:top w:w="0" w:type="dxa"/>
-            <w:left w:w="108" w:type="dxa"/>
-            <w:bottom w:w="0" w:type="dxa"/>
-            <w:right w:w="108" w:type="dxa"/>
-          </w:tblCellMar>
-        </w:tblPrEx>
-        <w:tc>
-          <w:tcPr>
-            <w:tcW w:w="1296" w:type="dxa"/>
-            <w:vAlign w:val="center"/>
-          </w:tcPr>
-          <w:p>
-            <w:pPr>
-              <w:spacing w:after="0" w:line="240" w:lineRule="auto"/>
-              <w:jc w:val="left"/>
-            </w:pPr>
+        <w:tc>
+          <w:tcPr>
+            <w:tcW w:type="dxa" w:w="1296"/>
+            <w:vAlign w:val="center"/>
+          </w:tcPr>
+          <w:p>
+            <w:pPr>
+              <w:spacing w:after="0" w:line="240" w:lineRule="auto"/>
+              <w:jc w:val="left"/>
+            </w:pPr>
+            <w:r/>
             <w:r>
               <w:rPr>
                 <w:rFonts w:ascii="Times New Roman" w:hAnsi="Times New Roman" w:eastAsia="宋体"/>
@@ -2390,14 +2255,15 @@
         </w:tc>
         <w:tc>
           <w:tcPr>
-            <w:tcW w:w="1296" w:type="dxa"/>
-            <w:vAlign w:val="center"/>
-          </w:tcPr>
-          <w:p>
-            <w:pPr>
-              <w:spacing w:after="0" w:line="240" w:lineRule="auto"/>
-              <w:jc w:val="left"/>
-            </w:pPr>
+            <w:tcW w:type="dxa" w:w="1296"/>
+            <w:vAlign w:val="center"/>
+          </w:tcPr>
+          <w:p>
+            <w:pPr>
+              <w:spacing w:after="0" w:line="240" w:lineRule="auto"/>
+              <w:jc w:val="left"/>
+            </w:pPr>
+            <w:r/>
             <w:r>
               <w:rPr>
                 <w:rFonts w:ascii="Times New Roman" w:hAnsi="Times New Roman" w:eastAsia="宋体"/>
@@ -2410,14 +2276,15 @@
         </w:tc>
         <w:tc>
           <w:tcPr>
-            <w:tcW w:w="1296" w:type="dxa"/>
-            <w:vAlign w:val="center"/>
-          </w:tcPr>
-          <w:p>
-            <w:pPr>
-              <w:spacing w:after="0" w:line="240" w:lineRule="auto"/>
-              <w:jc w:val="left"/>
-            </w:pPr>
+            <w:tcW w:type="dxa" w:w="1296"/>
+            <w:vAlign w:val="center"/>
+          </w:tcPr>
+          <w:p>
+            <w:pPr>
+              <w:spacing w:after="0" w:line="240" w:lineRule="auto"/>
+              <w:jc w:val="left"/>
+            </w:pPr>
+            <w:r/>
             <w:r>
               <w:rPr>
                 <w:rFonts w:ascii="Times New Roman" w:hAnsi="Times New Roman" w:eastAsia="宋体"/>
@@ -2430,14 +2297,15 @@
         </w:tc>
         <w:tc>
           <w:tcPr>
-            <w:tcW w:w="1296" w:type="dxa"/>
-            <w:vAlign w:val="center"/>
-          </w:tcPr>
-          <w:p>
-            <w:pPr>
-              <w:spacing w:after="0" w:line="240" w:lineRule="auto"/>
-              <w:jc w:val="left"/>
-            </w:pPr>
+            <w:tcW w:type="dxa" w:w="1296"/>
+            <w:vAlign w:val="center"/>
+          </w:tcPr>
+          <w:p>
+            <w:pPr>
+              <w:spacing w:after="0" w:line="240" w:lineRule="auto"/>
+              <w:jc w:val="left"/>
+            </w:pPr>
+            <w:r/>
             <w:r>
               <w:rPr>
                 <w:rFonts w:ascii="Times New Roman" w:hAnsi="Times New Roman" w:eastAsia="宋体"/>
@@ -2450,14 +2318,15 @@
         </w:tc>
         <w:tc>
           <w:tcPr>
-            <w:tcW w:w="1296" w:type="dxa"/>
-            <w:vAlign w:val="center"/>
-          </w:tcPr>
-          <w:p>
-            <w:pPr>
-              <w:spacing w:after="0" w:line="240" w:lineRule="auto"/>
-              <w:jc w:val="left"/>
-            </w:pPr>
+            <w:tcW w:type="dxa" w:w="1296"/>
+            <w:vAlign w:val="center"/>
+          </w:tcPr>
+          <w:p>
+            <w:pPr>
+              <w:spacing w:after="0" w:line="240" w:lineRule="auto"/>
+              <w:jc w:val="left"/>
+            </w:pPr>
+            <w:r/>
             <w:r>
               <w:rPr>
                 <w:rFonts w:ascii="Times New Roman" w:hAnsi="Times New Roman" w:eastAsia="宋体"/>
@@ -2470,14 +2339,15 @@
         </w:tc>
         <w:tc>
           <w:tcPr>
-            <w:tcW w:w="1296" w:type="dxa"/>
-            <w:vAlign w:val="center"/>
-          </w:tcPr>
-          <w:p>
-            <w:pPr>
-              <w:spacing w:after="0" w:line="240" w:lineRule="auto"/>
-              <w:jc w:val="left"/>
-            </w:pPr>
+            <w:tcW w:type="dxa" w:w="1296"/>
+            <w:vAlign w:val="center"/>
+          </w:tcPr>
+          <w:p>
+            <w:pPr>
+              <w:spacing w:after="0" w:line="240" w:lineRule="auto"/>
+              <w:jc w:val="left"/>
+            </w:pPr>
+            <w:r/>
             <w:r>
               <w:rPr>
                 <w:rFonts w:ascii="Times New Roman" w:hAnsi="Times New Roman" w:eastAsia="宋体"/>
@@ -2490,14 +2360,15 @@
         </w:tc>
         <w:tc>
           <w:tcPr>
-            <w:tcW w:w="1296" w:type="dxa"/>
-            <w:vAlign w:val="center"/>
-          </w:tcPr>
-          <w:p>
-            <w:pPr>
-              <w:spacing w:after="0" w:line="240" w:lineRule="auto"/>
-              <w:jc w:val="left"/>
-            </w:pPr>
+            <w:tcW w:type="dxa" w:w="1296"/>
+            <w:vAlign w:val="center"/>
+          </w:tcPr>
+          <w:p>
+            <w:pPr>
+              <w:spacing w:after="0" w:line="240" w:lineRule="auto"/>
+              <w:jc w:val="left"/>
+            </w:pPr>
+            <w:r/>
             <w:r>
               <w:rPr>
                 <w:rFonts w:ascii="Times New Roman" w:hAnsi="Times New Roman" w:eastAsia="宋体"/>
@@ -2510,24 +2381,17 @@
         </w:tc>
       </w:tr>
       <w:tr>
-        <w:tblPrEx>
-          <w:tblCellMar>
-            <w:top w:w="0" w:type="dxa"/>
-            <w:left w:w="108" w:type="dxa"/>
-            <w:bottom w:w="0" w:type="dxa"/>
-            <w:right w:w="108" w:type="dxa"/>
-          </w:tblCellMar>
-        </w:tblPrEx>
-        <w:tc>
-          <w:tcPr>
-            <w:tcW w:w="1296" w:type="dxa"/>
-            <w:vAlign w:val="center"/>
-          </w:tcPr>
-          <w:p>
-            <w:pPr>
-              <w:spacing w:after="0" w:line="240" w:lineRule="auto"/>
-              <w:jc w:val="left"/>
-            </w:pPr>
+        <w:tc>
+          <w:tcPr>
+            <w:tcW w:type="dxa" w:w="1296"/>
+            <w:vAlign w:val="center"/>
+          </w:tcPr>
+          <w:p>
+            <w:pPr>
+              <w:spacing w:after="0" w:line="240" w:lineRule="auto"/>
+              <w:jc w:val="left"/>
+            </w:pPr>
+            <w:r/>
             <w:r>
               <w:rPr>
                 <w:rFonts w:ascii="Times New Roman" w:hAnsi="Times New Roman" w:eastAsia="宋体"/>
@@ -2540,14 +2404,15 @@
         </w:tc>
         <w:tc>
           <w:tcPr>
-            <w:tcW w:w="1296" w:type="dxa"/>
-            <w:vAlign w:val="center"/>
-          </w:tcPr>
-          <w:p>
-            <w:pPr>
-              <w:spacing w:after="0" w:line="240" w:lineRule="auto"/>
-              <w:jc w:val="left"/>
-            </w:pPr>
+            <w:tcW w:type="dxa" w:w="1296"/>
+            <w:vAlign w:val="center"/>
+          </w:tcPr>
+          <w:p>
+            <w:pPr>
+              <w:spacing w:after="0" w:line="240" w:lineRule="auto"/>
+              <w:jc w:val="left"/>
+            </w:pPr>
+            <w:r/>
             <w:r>
               <w:rPr>
                 <w:rFonts w:ascii="Times New Roman" w:hAnsi="Times New Roman" w:eastAsia="宋体"/>
@@ -2560,14 +2425,15 @@
         </w:tc>
         <w:tc>
           <w:tcPr>
-            <w:tcW w:w="1296" w:type="dxa"/>
-            <w:vAlign w:val="center"/>
-          </w:tcPr>
-          <w:p>
-            <w:pPr>
-              <w:spacing w:after="0" w:line="240" w:lineRule="auto"/>
-              <w:jc w:val="left"/>
-            </w:pPr>
+            <w:tcW w:type="dxa" w:w="1296"/>
+            <w:vAlign w:val="center"/>
+          </w:tcPr>
+          <w:p>
+            <w:pPr>
+              <w:spacing w:after="0" w:line="240" w:lineRule="auto"/>
+              <w:jc w:val="left"/>
+            </w:pPr>
+            <w:r/>
             <w:r>
               <w:rPr>
                 <w:rFonts w:ascii="Times New Roman" w:hAnsi="Times New Roman" w:eastAsia="宋体"/>
@@ -2580,14 +2446,15 @@
         </w:tc>
         <w:tc>
           <w:tcPr>
-            <w:tcW w:w="1296" w:type="dxa"/>
-            <w:vAlign w:val="center"/>
-          </w:tcPr>
-          <w:p>
-            <w:pPr>
-              <w:spacing w:after="0" w:line="240" w:lineRule="auto"/>
-              <w:jc w:val="left"/>
-            </w:pPr>
+            <w:tcW w:type="dxa" w:w="1296"/>
+            <w:vAlign w:val="center"/>
+          </w:tcPr>
+          <w:p>
+            <w:pPr>
+              <w:spacing w:after="0" w:line="240" w:lineRule="auto"/>
+              <w:jc w:val="left"/>
+            </w:pPr>
+            <w:r/>
             <w:r>
               <w:rPr>
                 <w:rFonts w:ascii="Times New Roman" w:hAnsi="Times New Roman" w:eastAsia="宋体"/>
@@ -2600,14 +2467,15 @@
         </w:tc>
         <w:tc>
           <w:tcPr>
-            <w:tcW w:w="1296" w:type="dxa"/>
-            <w:vAlign w:val="center"/>
-          </w:tcPr>
-          <w:p>
-            <w:pPr>
-              <w:spacing w:after="0" w:line="240" w:lineRule="auto"/>
-              <w:jc w:val="left"/>
-            </w:pPr>
+            <w:tcW w:type="dxa" w:w="1296"/>
+            <w:vAlign w:val="center"/>
+          </w:tcPr>
+          <w:p>
+            <w:pPr>
+              <w:spacing w:after="0" w:line="240" w:lineRule="auto"/>
+              <w:jc w:val="left"/>
+            </w:pPr>
+            <w:r/>
             <w:r>
               <w:rPr>
                 <w:rFonts w:ascii="Times New Roman" w:hAnsi="Times New Roman" w:eastAsia="宋体"/>
@@ -2620,14 +2488,15 @@
         </w:tc>
         <w:tc>
           <w:tcPr>
-            <w:tcW w:w="1296" w:type="dxa"/>
-            <w:vAlign w:val="center"/>
-          </w:tcPr>
-          <w:p>
-            <w:pPr>
-              <w:spacing w:after="0" w:line="240" w:lineRule="auto"/>
-              <w:jc w:val="left"/>
-            </w:pPr>
+            <w:tcW w:type="dxa" w:w="1296"/>
+            <w:vAlign w:val="center"/>
+          </w:tcPr>
+          <w:p>
+            <w:pPr>
+              <w:spacing w:after="0" w:line="240" w:lineRule="auto"/>
+              <w:jc w:val="left"/>
+            </w:pPr>
+            <w:r/>
             <w:r>
               <w:rPr>
                 <w:rFonts w:ascii="Times New Roman" w:hAnsi="Times New Roman" w:eastAsia="宋体"/>
@@ -2640,14 +2509,15 @@
         </w:tc>
         <w:tc>
           <w:tcPr>
-            <w:tcW w:w="1296" w:type="dxa"/>
-            <w:vAlign w:val="center"/>
-          </w:tcPr>
-          <w:p>
-            <w:pPr>
-              <w:spacing w:after="0" w:line="240" w:lineRule="auto"/>
-              <w:jc w:val="left"/>
-            </w:pPr>
+            <w:tcW w:type="dxa" w:w="1296"/>
+            <w:vAlign w:val="center"/>
+          </w:tcPr>
+          <w:p>
+            <w:pPr>
+              <w:spacing w:after="0" w:line="240" w:lineRule="auto"/>
+              <w:jc w:val="left"/>
+            </w:pPr>
+            <w:r/>
             <w:r>
               <w:rPr>
                 <w:rFonts w:ascii="Times New Roman" w:hAnsi="Times New Roman" w:eastAsia="宋体"/>
@@ -2660,24 +2530,17 @@
         </w:tc>
       </w:tr>
       <w:tr>
-        <w:tblPrEx>
-          <w:tblCellMar>
-            <w:top w:w="0" w:type="dxa"/>
-            <w:left w:w="108" w:type="dxa"/>
-            <w:bottom w:w="0" w:type="dxa"/>
-            <w:right w:w="108" w:type="dxa"/>
-          </w:tblCellMar>
-        </w:tblPrEx>
-        <w:tc>
-          <w:tcPr>
-            <w:tcW w:w="1296" w:type="dxa"/>
-            <w:vAlign w:val="center"/>
-          </w:tcPr>
-          <w:p>
-            <w:pPr>
-              <w:spacing w:after="0" w:line="240" w:lineRule="auto"/>
-              <w:jc w:val="left"/>
-            </w:pPr>
+        <w:tc>
+          <w:tcPr>
+            <w:tcW w:type="dxa" w:w="1296"/>
+            <w:vAlign w:val="center"/>
+          </w:tcPr>
+          <w:p>
+            <w:pPr>
+              <w:spacing w:after="0" w:line="240" w:lineRule="auto"/>
+              <w:jc w:val="left"/>
+            </w:pPr>
+            <w:r/>
             <w:r>
               <w:rPr>
                 <w:rFonts w:ascii="Times New Roman" w:hAnsi="Times New Roman" w:eastAsia="宋体"/>
@@ -2690,14 +2553,15 @@
         </w:tc>
         <w:tc>
           <w:tcPr>
-            <w:tcW w:w="1296" w:type="dxa"/>
-            <w:vAlign w:val="center"/>
-          </w:tcPr>
-          <w:p>
-            <w:pPr>
-              <w:spacing w:after="0" w:line="240" w:lineRule="auto"/>
-              <w:jc w:val="left"/>
-            </w:pPr>
+            <w:tcW w:type="dxa" w:w="1296"/>
+            <w:vAlign w:val="center"/>
+          </w:tcPr>
+          <w:p>
+            <w:pPr>
+              <w:spacing w:after="0" w:line="240" w:lineRule="auto"/>
+              <w:jc w:val="left"/>
+            </w:pPr>
+            <w:r/>
             <w:r>
               <w:rPr>
                 <w:rFonts w:ascii="Times New Roman" w:hAnsi="Times New Roman" w:eastAsia="宋体"/>
@@ -2710,14 +2574,15 @@
         </w:tc>
         <w:tc>
           <w:tcPr>
-            <w:tcW w:w="1296" w:type="dxa"/>
-            <w:vAlign w:val="center"/>
-          </w:tcPr>
-          <w:p>
-            <w:pPr>
-              <w:spacing w:after="0" w:line="240" w:lineRule="auto"/>
-              <w:jc w:val="left"/>
-            </w:pPr>
+            <w:tcW w:type="dxa" w:w="1296"/>
+            <w:vAlign w:val="center"/>
+          </w:tcPr>
+          <w:p>
+            <w:pPr>
+              <w:spacing w:after="0" w:line="240" w:lineRule="auto"/>
+              <w:jc w:val="left"/>
+            </w:pPr>
+            <w:r/>
             <w:r>
               <w:rPr>
                 <w:rFonts w:ascii="Times New Roman" w:hAnsi="Times New Roman" w:eastAsia="宋体"/>
@@ -2730,14 +2595,15 @@
         </w:tc>
         <w:tc>
           <w:tcPr>
-            <w:tcW w:w="1296" w:type="dxa"/>
-            <w:vAlign w:val="center"/>
-          </w:tcPr>
-          <w:p>
-            <w:pPr>
-              <w:spacing w:after="0" w:line="240" w:lineRule="auto"/>
-              <w:jc w:val="left"/>
-            </w:pPr>
+            <w:tcW w:type="dxa" w:w="1296"/>
+            <w:vAlign w:val="center"/>
+          </w:tcPr>
+          <w:p>
+            <w:pPr>
+              <w:spacing w:after="0" w:line="240" w:lineRule="auto"/>
+              <w:jc w:val="left"/>
+            </w:pPr>
+            <w:r/>
             <w:r>
               <w:rPr>
                 <w:rFonts w:ascii="Times New Roman" w:hAnsi="Times New Roman" w:eastAsia="宋体"/>
@@ -2750,14 +2616,15 @@
         </w:tc>
         <w:tc>
           <w:tcPr>
-            <w:tcW w:w="1296" w:type="dxa"/>
-            <w:vAlign w:val="center"/>
-          </w:tcPr>
-          <w:p>
-            <w:pPr>
-              <w:spacing w:after="0" w:line="240" w:lineRule="auto"/>
-              <w:jc w:val="left"/>
-            </w:pPr>
+            <w:tcW w:type="dxa" w:w="1296"/>
+            <w:vAlign w:val="center"/>
+          </w:tcPr>
+          <w:p>
+            <w:pPr>
+              <w:spacing w:after="0" w:line="240" w:lineRule="auto"/>
+              <w:jc w:val="left"/>
+            </w:pPr>
+            <w:r/>
             <w:r>
               <w:rPr>
                 <w:rFonts w:ascii="Times New Roman" w:hAnsi="Times New Roman" w:eastAsia="宋体"/>
@@ -2770,14 +2637,15 @@
         </w:tc>
         <w:tc>
           <w:tcPr>
-            <w:tcW w:w="1296" w:type="dxa"/>
-            <w:vAlign w:val="center"/>
-          </w:tcPr>
-          <w:p>
-            <w:pPr>
-              <w:spacing w:after="0" w:line="240" w:lineRule="auto"/>
-              <w:jc w:val="left"/>
-            </w:pPr>
+            <w:tcW w:type="dxa" w:w="1296"/>
+            <w:vAlign w:val="center"/>
+          </w:tcPr>
+          <w:p>
+            <w:pPr>
+              <w:spacing w:after="0" w:line="240" w:lineRule="auto"/>
+              <w:jc w:val="left"/>
+            </w:pPr>
+            <w:r/>
             <w:r>
               <w:rPr>
                 <w:rFonts w:ascii="Times New Roman" w:hAnsi="Times New Roman" w:eastAsia="宋体"/>
@@ -2790,14 +2658,15 @@
         </w:tc>
         <w:tc>
           <w:tcPr>
-            <w:tcW w:w="1296" w:type="dxa"/>
-            <w:vAlign w:val="center"/>
-          </w:tcPr>
-          <w:p>
-            <w:pPr>
-              <w:spacing w:after="0" w:line="240" w:lineRule="auto"/>
-              <w:jc w:val="left"/>
-            </w:pPr>
+            <w:tcW w:type="dxa" w:w="1296"/>
+            <w:vAlign w:val="center"/>
+          </w:tcPr>
+          <w:p>
+            <w:pPr>
+              <w:spacing w:after="0" w:line="240" w:lineRule="auto"/>
+              <w:jc w:val="left"/>
+            </w:pPr>
+            <w:r/>
             <w:r>
               <w:rPr>
                 <w:rFonts w:ascii="Times New Roman" w:hAnsi="Times New Roman" w:eastAsia="宋体"/>
@@ -2810,24 +2679,17 @@
         </w:tc>
       </w:tr>
       <w:tr>
-        <w:tblPrEx>
-          <w:tblCellMar>
-            <w:top w:w="0" w:type="dxa"/>
-            <w:left w:w="108" w:type="dxa"/>
-            <w:bottom w:w="0" w:type="dxa"/>
-            <w:right w:w="108" w:type="dxa"/>
-          </w:tblCellMar>
-        </w:tblPrEx>
-        <w:tc>
-          <w:tcPr>
-            <w:tcW w:w="1296" w:type="dxa"/>
-            <w:vAlign w:val="center"/>
-          </w:tcPr>
-          <w:p>
-            <w:pPr>
-              <w:spacing w:after="0" w:line="240" w:lineRule="auto"/>
-              <w:jc w:val="left"/>
-            </w:pPr>
+        <w:tc>
+          <w:tcPr>
+            <w:tcW w:type="dxa" w:w="1296"/>
+            <w:vAlign w:val="center"/>
+          </w:tcPr>
+          <w:p>
+            <w:pPr>
+              <w:spacing w:after="0" w:line="240" w:lineRule="auto"/>
+              <w:jc w:val="left"/>
+            </w:pPr>
+            <w:r/>
             <w:r>
               <w:rPr>
                 <w:rFonts w:ascii="Times New Roman" w:hAnsi="Times New Roman" w:eastAsia="宋体"/>
@@ -2840,14 +2702,15 @@
         </w:tc>
         <w:tc>
           <w:tcPr>
-            <w:tcW w:w="1296" w:type="dxa"/>
-            <w:vAlign w:val="center"/>
-          </w:tcPr>
-          <w:p>
-            <w:pPr>
-              <w:spacing w:after="0" w:line="240" w:lineRule="auto"/>
-              <w:jc w:val="left"/>
-            </w:pPr>
+            <w:tcW w:type="dxa" w:w="1296"/>
+            <w:vAlign w:val="center"/>
+          </w:tcPr>
+          <w:p>
+            <w:pPr>
+              <w:spacing w:after="0" w:line="240" w:lineRule="auto"/>
+              <w:jc w:val="left"/>
+            </w:pPr>
+            <w:r/>
             <w:r>
               <w:rPr>
                 <w:rFonts w:ascii="Times New Roman" w:hAnsi="Times New Roman" w:eastAsia="宋体"/>
@@ -2860,14 +2723,15 @@
         </w:tc>
         <w:tc>
           <w:tcPr>
-            <w:tcW w:w="1296" w:type="dxa"/>
-            <w:vAlign w:val="center"/>
-          </w:tcPr>
-          <w:p>
-            <w:pPr>
-              <w:spacing w:after="0" w:line="240" w:lineRule="auto"/>
-              <w:jc w:val="left"/>
-            </w:pPr>
+            <w:tcW w:type="dxa" w:w="1296"/>
+            <w:vAlign w:val="center"/>
+          </w:tcPr>
+          <w:p>
+            <w:pPr>
+              <w:spacing w:after="0" w:line="240" w:lineRule="auto"/>
+              <w:jc w:val="left"/>
+            </w:pPr>
+            <w:r/>
             <w:r>
               <w:rPr>
                 <w:rFonts w:ascii="Times New Roman" w:hAnsi="Times New Roman" w:eastAsia="宋体"/>
@@ -2880,14 +2744,15 @@
         </w:tc>
         <w:tc>
           <w:tcPr>
-            <w:tcW w:w="1296" w:type="dxa"/>
-            <w:vAlign w:val="center"/>
-          </w:tcPr>
-          <w:p>
-            <w:pPr>
-              <w:spacing w:after="0" w:line="240" w:lineRule="auto"/>
-              <w:jc w:val="left"/>
-            </w:pPr>
+            <w:tcW w:type="dxa" w:w="1296"/>
+            <w:vAlign w:val="center"/>
+          </w:tcPr>
+          <w:p>
+            <w:pPr>
+              <w:spacing w:after="0" w:line="240" w:lineRule="auto"/>
+              <w:jc w:val="left"/>
+            </w:pPr>
+            <w:r/>
             <w:r>
               <w:rPr>
                 <w:rFonts w:ascii="Times New Roman" w:hAnsi="Times New Roman" w:eastAsia="宋体"/>
@@ -2900,14 +2765,15 @@
         </w:tc>
         <w:tc>
           <w:tcPr>
-            <w:tcW w:w="1296" w:type="dxa"/>
-            <w:vAlign w:val="center"/>
-          </w:tcPr>
-          <w:p>
-            <w:pPr>
-              <w:spacing w:after="0" w:line="240" w:lineRule="auto"/>
-              <w:jc w:val="left"/>
-            </w:pPr>
+            <w:tcW w:type="dxa" w:w="1296"/>
+            <w:vAlign w:val="center"/>
+          </w:tcPr>
+          <w:p>
+            <w:pPr>
+              <w:spacing w:after="0" w:line="240" w:lineRule="auto"/>
+              <w:jc w:val="left"/>
+            </w:pPr>
+            <w:r/>
             <w:r>
               <w:rPr>
                 <w:rFonts w:ascii="Times New Roman" w:hAnsi="Times New Roman" w:eastAsia="宋体"/>
@@ -2920,14 +2786,15 @@
         </w:tc>
         <w:tc>
           <w:tcPr>
-            <w:tcW w:w="1296" w:type="dxa"/>
-            <w:vAlign w:val="center"/>
-          </w:tcPr>
-          <w:p>
-            <w:pPr>
-              <w:spacing w:after="0" w:line="240" w:lineRule="auto"/>
-              <w:jc w:val="left"/>
-            </w:pPr>
+            <w:tcW w:type="dxa" w:w="1296"/>
+            <w:vAlign w:val="center"/>
+          </w:tcPr>
+          <w:p>
+            <w:pPr>
+              <w:spacing w:after="0" w:line="240" w:lineRule="auto"/>
+              <w:jc w:val="left"/>
+            </w:pPr>
+            <w:r/>
             <w:r>
               <w:rPr>
                 <w:rFonts w:ascii="Times New Roman" w:hAnsi="Times New Roman" w:eastAsia="宋体"/>
@@ -2940,14 +2807,15 @@
         </w:tc>
         <w:tc>
           <w:tcPr>
-            <w:tcW w:w="1296" w:type="dxa"/>
-            <w:vAlign w:val="center"/>
-          </w:tcPr>
-          <w:p>
-            <w:pPr>
-              <w:spacing w:after="0" w:line="240" w:lineRule="auto"/>
-              <w:jc w:val="left"/>
-            </w:pPr>
+            <w:tcW w:type="dxa" w:w="1296"/>
+            <w:vAlign w:val="center"/>
+          </w:tcPr>
+          <w:p>
+            <w:pPr>
+              <w:spacing w:after="0" w:line="240" w:lineRule="auto"/>
+              <w:jc w:val="left"/>
+            </w:pPr>
+            <w:r/>
             <w:r>
               <w:rPr>
                 <w:rFonts w:ascii="Times New Roman" w:hAnsi="Times New Roman" w:eastAsia="宋体"/>
@@ -2960,24 +2828,17 @@
         </w:tc>
       </w:tr>
       <w:tr>
-        <w:tblPrEx>
-          <w:tblCellMar>
-            <w:top w:w="0" w:type="dxa"/>
-            <w:left w:w="108" w:type="dxa"/>
-            <w:bottom w:w="0" w:type="dxa"/>
-            <w:right w:w="108" w:type="dxa"/>
-          </w:tblCellMar>
-        </w:tblPrEx>
-        <w:tc>
-          <w:tcPr>
-            <w:tcW w:w="1296" w:type="dxa"/>
-            <w:vAlign w:val="center"/>
-          </w:tcPr>
-          <w:p>
-            <w:pPr>
-              <w:spacing w:after="0" w:line="240" w:lineRule="auto"/>
-              <w:jc w:val="left"/>
-            </w:pPr>
+        <w:tc>
+          <w:tcPr>
+            <w:tcW w:type="dxa" w:w="1296"/>
+            <w:vAlign w:val="center"/>
+          </w:tcPr>
+          <w:p>
+            <w:pPr>
+              <w:spacing w:after="0" w:line="240" w:lineRule="auto"/>
+              <w:jc w:val="left"/>
+            </w:pPr>
+            <w:r/>
             <w:r>
               <w:rPr>
                 <w:rFonts w:ascii="Times New Roman" w:hAnsi="Times New Roman" w:eastAsia="宋体"/>
@@ -2990,14 +2851,15 @@
         </w:tc>
         <w:tc>
           <w:tcPr>
-            <w:tcW w:w="1296" w:type="dxa"/>
-            <w:vAlign w:val="center"/>
-          </w:tcPr>
-          <w:p>
-            <w:pPr>
-              <w:spacing w:after="0" w:line="240" w:lineRule="auto"/>
-              <w:jc w:val="left"/>
-            </w:pPr>
+            <w:tcW w:type="dxa" w:w="1296"/>
+            <w:vAlign w:val="center"/>
+          </w:tcPr>
+          <w:p>
+            <w:pPr>
+              <w:spacing w:after="0" w:line="240" w:lineRule="auto"/>
+              <w:jc w:val="left"/>
+            </w:pPr>
+            <w:r/>
             <w:r>
               <w:rPr>
                 <w:rFonts w:ascii="Times New Roman" w:hAnsi="Times New Roman" w:eastAsia="宋体"/>
@@ -3010,14 +2872,15 @@
         </w:tc>
         <w:tc>
           <w:tcPr>
-            <w:tcW w:w="1296" w:type="dxa"/>
-            <w:vAlign w:val="center"/>
-          </w:tcPr>
-          <w:p>
-            <w:pPr>
-              <w:spacing w:after="0" w:line="240" w:lineRule="auto"/>
-              <w:jc w:val="left"/>
-            </w:pPr>
+            <w:tcW w:type="dxa" w:w="1296"/>
+            <w:vAlign w:val="center"/>
+          </w:tcPr>
+          <w:p>
+            <w:pPr>
+              <w:spacing w:after="0" w:line="240" w:lineRule="auto"/>
+              <w:jc w:val="left"/>
+            </w:pPr>
+            <w:r/>
             <w:r>
               <w:rPr>
                 <w:rFonts w:ascii="Times New Roman" w:hAnsi="Times New Roman" w:eastAsia="宋体"/>
@@ -3030,14 +2893,15 @@
         </w:tc>
         <w:tc>
           <w:tcPr>
-            <w:tcW w:w="1296" w:type="dxa"/>
-            <w:vAlign w:val="center"/>
-          </w:tcPr>
-          <w:p>
-            <w:pPr>
-              <w:spacing w:after="0" w:line="240" w:lineRule="auto"/>
-              <w:jc w:val="left"/>
-            </w:pPr>
+            <w:tcW w:type="dxa" w:w="1296"/>
+            <w:vAlign w:val="center"/>
+          </w:tcPr>
+          <w:p>
+            <w:pPr>
+              <w:spacing w:after="0" w:line="240" w:lineRule="auto"/>
+              <w:jc w:val="left"/>
+            </w:pPr>
+            <w:r/>
             <w:r>
               <w:rPr>
                 <w:rFonts w:ascii="Times New Roman" w:hAnsi="Times New Roman" w:eastAsia="宋体"/>
@@ -3050,14 +2914,15 @@
         </w:tc>
         <w:tc>
           <w:tcPr>
-            <w:tcW w:w="1296" w:type="dxa"/>
-            <w:vAlign w:val="center"/>
-          </w:tcPr>
-          <w:p>
-            <w:pPr>
-              <w:spacing w:after="0" w:line="240" w:lineRule="auto"/>
-              <w:jc w:val="left"/>
-            </w:pPr>
+            <w:tcW w:type="dxa" w:w="1296"/>
+            <w:vAlign w:val="center"/>
+          </w:tcPr>
+          <w:p>
+            <w:pPr>
+              <w:spacing w:after="0" w:line="240" w:lineRule="auto"/>
+              <w:jc w:val="left"/>
+            </w:pPr>
+            <w:r/>
             <w:r>
               <w:rPr>
                 <w:rFonts w:ascii="Times New Roman" w:hAnsi="Times New Roman" w:eastAsia="宋体"/>
@@ -3070,14 +2935,15 @@
         </w:tc>
         <w:tc>
           <w:tcPr>
-            <w:tcW w:w="1296" w:type="dxa"/>
-            <w:vAlign w:val="center"/>
-          </w:tcPr>
-          <w:p>
-            <w:pPr>
-              <w:spacing w:after="0" w:line="240" w:lineRule="auto"/>
-              <w:jc w:val="left"/>
-            </w:pPr>
+            <w:tcW w:type="dxa" w:w="1296"/>
+            <w:vAlign w:val="center"/>
+          </w:tcPr>
+          <w:p>
+            <w:pPr>
+              <w:spacing w:after="0" w:line="240" w:lineRule="auto"/>
+              <w:jc w:val="left"/>
+            </w:pPr>
+            <w:r/>
             <w:r>
               <w:rPr>
                 <w:rFonts w:ascii="Times New Roman" w:hAnsi="Times New Roman" w:eastAsia="宋体"/>
@@ -3090,14 +2956,15 @@
         </w:tc>
         <w:tc>
           <w:tcPr>
-            <w:tcW w:w="1296" w:type="dxa"/>
-            <w:vAlign w:val="center"/>
-          </w:tcPr>
-          <w:p>
-            <w:pPr>
-              <w:spacing w:after="0" w:line="240" w:lineRule="auto"/>
-              <w:jc w:val="left"/>
-            </w:pPr>
+            <w:tcW w:type="dxa" w:w="1296"/>
+            <w:vAlign w:val="center"/>
+          </w:tcPr>
+          <w:p>
+            <w:pPr>
+              <w:spacing w:after="0" w:line="240" w:lineRule="auto"/>
+              <w:jc w:val="left"/>
+            </w:pPr>
+            <w:r/>
             <w:r>
               <w:rPr>
                 <w:rFonts w:ascii="Times New Roman" w:hAnsi="Times New Roman" w:eastAsia="宋体"/>
@@ -3110,24 +2977,17 @@
         </w:tc>
       </w:tr>
       <w:tr>
-        <w:tblPrEx>
-          <w:tblCellMar>
-            <w:top w:w="0" w:type="dxa"/>
-            <w:left w:w="108" w:type="dxa"/>
-            <w:bottom w:w="0" w:type="dxa"/>
-            <w:right w:w="108" w:type="dxa"/>
-          </w:tblCellMar>
-        </w:tblPrEx>
-        <w:tc>
-          <w:tcPr>
-            <w:tcW w:w="1296" w:type="dxa"/>
-            <w:vAlign w:val="center"/>
-          </w:tcPr>
-          <w:p>
-            <w:pPr>
-              <w:spacing w:after="0" w:line="240" w:lineRule="auto"/>
-              <w:jc w:val="left"/>
-            </w:pPr>
+        <w:tc>
+          <w:tcPr>
+            <w:tcW w:type="dxa" w:w="1296"/>
+            <w:vAlign w:val="center"/>
+          </w:tcPr>
+          <w:p>
+            <w:pPr>
+              <w:spacing w:after="0" w:line="240" w:lineRule="auto"/>
+              <w:jc w:val="left"/>
+            </w:pPr>
+            <w:r/>
             <w:r>
               <w:rPr>
                 <w:rFonts w:ascii="Times New Roman" w:hAnsi="Times New Roman" w:eastAsia="宋体"/>
@@ -3140,14 +3000,15 @@
         </w:tc>
         <w:tc>
           <w:tcPr>
-            <w:tcW w:w="1296" w:type="dxa"/>
-            <w:vAlign w:val="center"/>
-          </w:tcPr>
-          <w:p>
-            <w:pPr>
-              <w:spacing w:after="0" w:line="240" w:lineRule="auto"/>
-              <w:jc w:val="left"/>
-            </w:pPr>
+            <w:tcW w:type="dxa" w:w="1296"/>
+            <w:vAlign w:val="center"/>
+          </w:tcPr>
+          <w:p>
+            <w:pPr>
+              <w:spacing w:after="0" w:line="240" w:lineRule="auto"/>
+              <w:jc w:val="left"/>
+            </w:pPr>
+            <w:r/>
             <w:r>
               <w:rPr>
                 <w:rFonts w:ascii="Times New Roman" w:hAnsi="Times New Roman" w:eastAsia="宋体"/>
@@ -3160,14 +3021,15 @@
         </w:tc>
         <w:tc>
           <w:tcPr>
-            <w:tcW w:w="1296" w:type="dxa"/>
-            <w:vAlign w:val="center"/>
-          </w:tcPr>
-          <w:p>
-            <w:pPr>
-              <w:spacing w:after="0" w:line="240" w:lineRule="auto"/>
-              <w:jc w:val="left"/>
-            </w:pPr>
+            <w:tcW w:type="dxa" w:w="1296"/>
+            <w:vAlign w:val="center"/>
+          </w:tcPr>
+          <w:p>
+            <w:pPr>
+              <w:spacing w:after="0" w:line="240" w:lineRule="auto"/>
+              <w:jc w:val="left"/>
+            </w:pPr>
+            <w:r/>
             <w:r>
               <w:rPr>
                 <w:rFonts w:ascii="Times New Roman" w:hAnsi="Times New Roman" w:eastAsia="宋体"/>
@@ -3180,14 +3042,15 @@
         </w:tc>
         <w:tc>
           <w:tcPr>
-            <w:tcW w:w="1296" w:type="dxa"/>
-            <w:vAlign w:val="center"/>
-          </w:tcPr>
-          <w:p>
-            <w:pPr>
-              <w:spacing w:after="0" w:line="240" w:lineRule="auto"/>
-              <w:jc w:val="left"/>
-            </w:pPr>
+            <w:tcW w:type="dxa" w:w="1296"/>
+            <w:vAlign w:val="center"/>
+          </w:tcPr>
+          <w:p>
+            <w:pPr>
+              <w:spacing w:after="0" w:line="240" w:lineRule="auto"/>
+              <w:jc w:val="left"/>
+            </w:pPr>
+            <w:r/>
             <w:r>
               <w:rPr>
                 <w:rFonts w:ascii="Times New Roman" w:hAnsi="Times New Roman" w:eastAsia="宋体"/>
@@ -3200,14 +3063,15 @@
         </w:tc>
         <w:tc>
           <w:tcPr>
-            <w:tcW w:w="1296" w:type="dxa"/>
-            <w:vAlign w:val="center"/>
-          </w:tcPr>
-          <w:p>
-            <w:pPr>
-              <w:spacing w:after="0" w:line="240" w:lineRule="auto"/>
-              <w:jc w:val="left"/>
-            </w:pPr>
+            <w:tcW w:type="dxa" w:w="1296"/>
+            <w:vAlign w:val="center"/>
+          </w:tcPr>
+          <w:p>
+            <w:pPr>
+              <w:spacing w:after="0" w:line="240" w:lineRule="auto"/>
+              <w:jc w:val="left"/>
+            </w:pPr>
+            <w:r/>
             <w:r>
               <w:rPr>
                 <w:rFonts w:ascii="Times New Roman" w:hAnsi="Times New Roman" w:eastAsia="宋体"/>
@@ -3220,14 +3084,15 @@
         </w:tc>
         <w:tc>
           <w:tcPr>
-            <w:tcW w:w="1296" w:type="dxa"/>
-            <w:vAlign w:val="center"/>
-          </w:tcPr>
-          <w:p>
-            <w:pPr>
-              <w:spacing w:after="0" w:line="240" w:lineRule="auto"/>
-              <w:jc w:val="left"/>
-            </w:pPr>
+            <w:tcW w:type="dxa" w:w="1296"/>
+            <w:vAlign w:val="center"/>
+          </w:tcPr>
+          <w:p>
+            <w:pPr>
+              <w:spacing w:after="0" w:line="240" w:lineRule="auto"/>
+              <w:jc w:val="left"/>
+            </w:pPr>
+            <w:r/>
             <w:r>
               <w:rPr>
                 <w:rFonts w:ascii="Times New Roman" w:hAnsi="Times New Roman" w:eastAsia="宋体"/>
@@ -3240,14 +3105,15 @@
         </w:tc>
         <w:tc>
           <w:tcPr>
-            <w:tcW w:w="1296" w:type="dxa"/>
-            <w:vAlign w:val="center"/>
-          </w:tcPr>
-          <w:p>
-            <w:pPr>
-              <w:spacing w:after="0" w:line="240" w:lineRule="auto"/>
-              <w:jc w:val="left"/>
-            </w:pPr>
+            <w:tcW w:type="dxa" w:w="1296"/>
+            <w:vAlign w:val="center"/>
+          </w:tcPr>
+          <w:p>
+            <w:pPr>
+              <w:spacing w:after="0" w:line="240" w:lineRule="auto"/>
+              <w:jc w:val="left"/>
+            </w:pPr>
+            <w:r/>
             <w:r>
               <w:rPr>
                 <w:rFonts w:ascii="Times New Roman" w:hAnsi="Times New Roman" w:eastAsia="宋体"/>
@@ -3260,24 +3126,17 @@
         </w:tc>
       </w:tr>
       <w:tr>
-        <w:tblPrEx>
-          <w:tblCellMar>
-            <w:top w:w="0" w:type="dxa"/>
-            <w:left w:w="108" w:type="dxa"/>
-            <w:bottom w:w="0" w:type="dxa"/>
-            <w:right w:w="108" w:type="dxa"/>
-          </w:tblCellMar>
-        </w:tblPrEx>
-        <w:tc>
-          <w:tcPr>
-            <w:tcW w:w="1296" w:type="dxa"/>
-            <w:vAlign w:val="center"/>
-          </w:tcPr>
-          <w:p>
-            <w:pPr>
-              <w:spacing w:after="0" w:line="240" w:lineRule="auto"/>
-              <w:jc w:val="left"/>
-            </w:pPr>
+        <w:tc>
+          <w:tcPr>
+            <w:tcW w:type="dxa" w:w="1296"/>
+            <w:vAlign w:val="center"/>
+          </w:tcPr>
+          <w:p>
+            <w:pPr>
+              <w:spacing w:after="0" w:line="240" w:lineRule="auto"/>
+              <w:jc w:val="left"/>
+            </w:pPr>
+            <w:r/>
             <w:r>
               <w:rPr>
                 <w:rFonts w:ascii="Times New Roman" w:hAnsi="Times New Roman" w:eastAsia="宋体"/>
@@ -3290,14 +3149,15 @@
         </w:tc>
         <w:tc>
           <w:tcPr>
-            <w:tcW w:w="1296" w:type="dxa"/>
-            <w:vAlign w:val="center"/>
-          </w:tcPr>
-          <w:p>
-            <w:pPr>
-              <w:spacing w:after="0" w:line="240" w:lineRule="auto"/>
-              <w:jc w:val="left"/>
-            </w:pPr>
+            <w:tcW w:type="dxa" w:w="1296"/>
+            <w:vAlign w:val="center"/>
+          </w:tcPr>
+          <w:p>
+            <w:pPr>
+              <w:spacing w:after="0" w:line="240" w:lineRule="auto"/>
+              <w:jc w:val="left"/>
+            </w:pPr>
+            <w:r/>
             <w:r>
               <w:rPr>
                 <w:rFonts w:ascii="Times New Roman" w:hAnsi="Times New Roman" w:eastAsia="宋体"/>
@@ -3310,14 +3170,15 @@
         </w:tc>
         <w:tc>
           <w:tcPr>
-            <w:tcW w:w="1296" w:type="dxa"/>
-            <w:vAlign w:val="center"/>
-          </w:tcPr>
-          <w:p>
-            <w:pPr>
-              <w:spacing w:after="0" w:line="240" w:lineRule="auto"/>
-              <w:jc w:val="left"/>
-            </w:pPr>
+            <w:tcW w:type="dxa" w:w="1296"/>
+            <w:vAlign w:val="center"/>
+          </w:tcPr>
+          <w:p>
+            <w:pPr>
+              <w:spacing w:after="0" w:line="240" w:lineRule="auto"/>
+              <w:jc w:val="left"/>
+            </w:pPr>
+            <w:r/>
             <w:r>
               <w:rPr>
                 <w:rFonts w:ascii="Times New Roman" w:hAnsi="Times New Roman" w:eastAsia="宋体"/>
@@ -3330,14 +3191,15 @@
         </w:tc>
         <w:tc>
           <w:tcPr>
-            <w:tcW w:w="1296" w:type="dxa"/>
-            <w:vAlign w:val="center"/>
-          </w:tcPr>
-          <w:p>
-            <w:pPr>
-              <w:spacing w:after="0" w:line="240" w:lineRule="auto"/>
-              <w:jc w:val="left"/>
-            </w:pPr>
+            <w:tcW w:type="dxa" w:w="1296"/>
+            <w:vAlign w:val="center"/>
+          </w:tcPr>
+          <w:p>
+            <w:pPr>
+              <w:spacing w:after="0" w:line="240" w:lineRule="auto"/>
+              <w:jc w:val="left"/>
+            </w:pPr>
+            <w:r/>
             <w:r>
               <w:rPr>
                 <w:rFonts w:ascii="Times New Roman" w:hAnsi="Times New Roman" w:eastAsia="宋体"/>
@@ -3350,14 +3212,15 @@
         </w:tc>
         <w:tc>
           <w:tcPr>
-            <w:tcW w:w="1296" w:type="dxa"/>
-            <w:vAlign w:val="center"/>
-          </w:tcPr>
-          <w:p>
-            <w:pPr>
-              <w:spacing w:after="0" w:line="240" w:lineRule="auto"/>
-              <w:jc w:val="left"/>
-            </w:pPr>
+            <w:tcW w:type="dxa" w:w="1296"/>
+            <w:vAlign w:val="center"/>
+          </w:tcPr>
+          <w:p>
+            <w:pPr>
+              <w:spacing w:after="0" w:line="240" w:lineRule="auto"/>
+              <w:jc w:val="left"/>
+            </w:pPr>
+            <w:r/>
             <w:r>
               <w:rPr>
                 <w:rFonts w:ascii="Times New Roman" w:hAnsi="Times New Roman" w:eastAsia="宋体"/>
@@ -3370,14 +3233,15 @@
         </w:tc>
         <w:tc>
           <w:tcPr>
-            <w:tcW w:w="1296" w:type="dxa"/>
-            <w:vAlign w:val="center"/>
-          </w:tcPr>
-          <w:p>
-            <w:pPr>
-              <w:spacing w:after="0" w:line="240" w:lineRule="auto"/>
-              <w:jc w:val="left"/>
-            </w:pPr>
+            <w:tcW w:type="dxa" w:w="1296"/>
+            <w:vAlign w:val="center"/>
+          </w:tcPr>
+          <w:p>
+            <w:pPr>
+              <w:spacing w:after="0" w:line="240" w:lineRule="auto"/>
+              <w:jc w:val="left"/>
+            </w:pPr>
+            <w:r/>
             <w:r>
               <w:rPr>
                 <w:rFonts w:ascii="Times New Roman" w:hAnsi="Times New Roman" w:eastAsia="宋体"/>
@@ -3390,14 +3254,15 @@
         </w:tc>
         <w:tc>
           <w:tcPr>
-            <w:tcW w:w="1296" w:type="dxa"/>
-            <w:vAlign w:val="center"/>
-          </w:tcPr>
-          <w:p>
-            <w:pPr>
-              <w:spacing w:after="0" w:line="240" w:lineRule="auto"/>
-              <w:jc w:val="left"/>
-            </w:pPr>
+            <w:tcW w:type="dxa" w:w="1296"/>
+            <w:vAlign w:val="center"/>
+          </w:tcPr>
+          <w:p>
+            <w:pPr>
+              <w:spacing w:after="0" w:line="240" w:lineRule="auto"/>
+              <w:jc w:val="left"/>
+            </w:pPr>
+            <w:r/>
             <w:r>
               <w:rPr>
                 <w:rFonts w:ascii="Times New Roman" w:hAnsi="Times New Roman" w:eastAsia="宋体"/>
@@ -3410,24 +3275,17 @@
         </w:tc>
       </w:tr>
       <w:tr>
-        <w:tblPrEx>
-          <w:tblCellMar>
-            <w:top w:w="0" w:type="dxa"/>
-            <w:left w:w="108" w:type="dxa"/>
-            <w:bottom w:w="0" w:type="dxa"/>
-            <w:right w:w="108" w:type="dxa"/>
-          </w:tblCellMar>
-        </w:tblPrEx>
-        <w:tc>
-          <w:tcPr>
-            <w:tcW w:w="1296" w:type="dxa"/>
-            <w:vAlign w:val="center"/>
-          </w:tcPr>
-          <w:p>
-            <w:pPr>
-              <w:spacing w:after="0" w:line="240" w:lineRule="auto"/>
-              <w:jc w:val="left"/>
-            </w:pPr>
+        <w:tc>
+          <w:tcPr>
+            <w:tcW w:type="dxa" w:w="1296"/>
+            <w:vAlign w:val="center"/>
+          </w:tcPr>
+          <w:p>
+            <w:pPr>
+              <w:spacing w:after="0" w:line="240" w:lineRule="auto"/>
+              <w:jc w:val="left"/>
+            </w:pPr>
+            <w:r/>
             <w:r>
               <w:rPr>
                 <w:rFonts w:ascii="Times New Roman" w:hAnsi="Times New Roman" w:eastAsia="宋体"/>
@@ -3440,14 +3298,15 @@
         </w:tc>
         <w:tc>
           <w:tcPr>
-            <w:tcW w:w="1296" w:type="dxa"/>
-            <w:vAlign w:val="center"/>
-          </w:tcPr>
-          <w:p>
-            <w:pPr>
-              <w:spacing w:after="0" w:line="240" w:lineRule="auto"/>
-              <w:jc w:val="left"/>
-            </w:pPr>
+            <w:tcW w:type="dxa" w:w="1296"/>
+            <w:vAlign w:val="center"/>
+          </w:tcPr>
+          <w:p>
+            <w:pPr>
+              <w:spacing w:after="0" w:line="240" w:lineRule="auto"/>
+              <w:jc w:val="left"/>
+            </w:pPr>
+            <w:r/>
             <w:r>
               <w:rPr>
                 <w:rFonts w:ascii="Times New Roman" w:hAnsi="Times New Roman" w:eastAsia="宋体"/>
@@ -3460,14 +3319,15 @@
         </w:tc>
         <w:tc>
           <w:tcPr>
-            <w:tcW w:w="1296" w:type="dxa"/>
-            <w:vAlign w:val="center"/>
-          </w:tcPr>
-          <w:p>
-            <w:pPr>
-              <w:spacing w:after="0" w:line="240" w:lineRule="auto"/>
-              <w:jc w:val="left"/>
-            </w:pPr>
+            <w:tcW w:type="dxa" w:w="1296"/>
+            <w:vAlign w:val="center"/>
+          </w:tcPr>
+          <w:p>
+            <w:pPr>
+              <w:spacing w:after="0" w:line="240" w:lineRule="auto"/>
+              <w:jc w:val="left"/>
+            </w:pPr>
+            <w:r/>
             <w:r>
               <w:rPr>
                 <w:rFonts w:ascii="Times New Roman" w:hAnsi="Times New Roman" w:eastAsia="宋体"/>
@@ -3480,14 +3340,15 @@
         </w:tc>
         <w:tc>
           <w:tcPr>
-            <w:tcW w:w="1296" w:type="dxa"/>
-            <w:vAlign w:val="center"/>
-          </w:tcPr>
-          <w:p>
-            <w:pPr>
-              <w:spacing w:after="0" w:line="240" w:lineRule="auto"/>
-              <w:jc w:val="left"/>
-            </w:pPr>
+            <w:tcW w:type="dxa" w:w="1296"/>
+            <w:vAlign w:val="center"/>
+          </w:tcPr>
+          <w:p>
+            <w:pPr>
+              <w:spacing w:after="0" w:line="240" w:lineRule="auto"/>
+              <w:jc w:val="left"/>
+            </w:pPr>
+            <w:r/>
             <w:r>
               <w:rPr>
                 <w:rFonts w:ascii="Times New Roman" w:hAnsi="Times New Roman" w:eastAsia="宋体"/>
@@ -3500,14 +3361,15 @@
         </w:tc>
         <w:tc>
           <w:tcPr>
-            <w:tcW w:w="1296" w:type="dxa"/>
-            <w:vAlign w:val="center"/>
-          </w:tcPr>
-          <w:p>
-            <w:pPr>
-              <w:spacing w:after="0" w:line="240" w:lineRule="auto"/>
-              <w:jc w:val="left"/>
-            </w:pPr>
+            <w:tcW w:type="dxa" w:w="1296"/>
+            <w:vAlign w:val="center"/>
+          </w:tcPr>
+          <w:p>
+            <w:pPr>
+              <w:spacing w:after="0" w:line="240" w:lineRule="auto"/>
+              <w:jc w:val="left"/>
+            </w:pPr>
+            <w:r/>
             <w:r>
               <w:rPr>
                 <w:rFonts w:ascii="Times New Roman" w:hAnsi="Times New Roman" w:eastAsia="宋体"/>
@@ -3520,14 +3382,15 @@
         </w:tc>
         <w:tc>
           <w:tcPr>
-            <w:tcW w:w="1296" w:type="dxa"/>
-            <w:vAlign w:val="center"/>
-          </w:tcPr>
-          <w:p>
-            <w:pPr>
-              <w:spacing w:after="0" w:line="240" w:lineRule="auto"/>
-              <w:jc w:val="left"/>
-            </w:pPr>
+            <w:tcW w:type="dxa" w:w="1296"/>
+            <w:vAlign w:val="center"/>
+          </w:tcPr>
+          <w:p>
+            <w:pPr>
+              <w:spacing w:after="0" w:line="240" w:lineRule="auto"/>
+              <w:jc w:val="left"/>
+            </w:pPr>
+            <w:r/>
             <w:r>
               <w:rPr>
                 <w:rFonts w:ascii="Times New Roman" w:hAnsi="Times New Roman" w:eastAsia="宋体"/>
@@ -3540,14 +3403,15 @@
         </w:tc>
         <w:tc>
           <w:tcPr>
-            <w:tcW w:w="1296" w:type="dxa"/>
-            <w:vAlign w:val="center"/>
-          </w:tcPr>
-          <w:p>
-            <w:pPr>
-              <w:spacing w:after="0" w:line="240" w:lineRule="auto"/>
-              <w:jc w:val="left"/>
-            </w:pPr>
+            <w:tcW w:type="dxa" w:w="1296"/>
+            <w:vAlign w:val="center"/>
+          </w:tcPr>
+          <w:p>
+            <w:pPr>
+              <w:spacing w:after="0" w:line="240" w:lineRule="auto"/>
+              <w:jc w:val="left"/>
+            </w:pPr>
+            <w:r/>
             <w:r>
               <w:rPr>
                 <w:rFonts w:ascii="Times New Roman" w:hAnsi="Times New Roman" w:eastAsia="宋体"/>
@@ -3560,24 +3424,17 @@
         </w:tc>
       </w:tr>
       <w:tr>
-        <w:tblPrEx>
-          <w:tblCellMar>
-            <w:top w:w="0" w:type="dxa"/>
-            <w:left w:w="108" w:type="dxa"/>
-            <w:bottom w:w="0" w:type="dxa"/>
-            <w:right w:w="108" w:type="dxa"/>
-          </w:tblCellMar>
-        </w:tblPrEx>
-        <w:tc>
-          <w:tcPr>
-            <w:tcW w:w="1296" w:type="dxa"/>
-            <w:vAlign w:val="center"/>
-          </w:tcPr>
-          <w:p>
-            <w:pPr>
-              <w:spacing w:after="0" w:line="240" w:lineRule="auto"/>
-              <w:jc w:val="left"/>
-            </w:pPr>
+        <w:tc>
+          <w:tcPr>
+            <w:tcW w:type="dxa" w:w="1296"/>
+            <w:vAlign w:val="center"/>
+          </w:tcPr>
+          <w:p>
+            <w:pPr>
+              <w:spacing w:after="0" w:line="240" w:lineRule="auto"/>
+              <w:jc w:val="left"/>
+            </w:pPr>
+            <w:r/>
             <w:r>
               <w:rPr>
                 <w:rFonts w:ascii="Times New Roman" w:hAnsi="Times New Roman" w:eastAsia="宋体"/>
@@ -3590,14 +3447,15 @@
         </w:tc>
         <w:tc>
           <w:tcPr>
-            <w:tcW w:w="1296" w:type="dxa"/>
-            <w:vAlign w:val="center"/>
-          </w:tcPr>
-          <w:p>
-            <w:pPr>
-              <w:spacing w:after="0" w:line="240" w:lineRule="auto"/>
-              <w:jc w:val="left"/>
-            </w:pPr>
+            <w:tcW w:type="dxa" w:w="1296"/>
+            <w:vAlign w:val="center"/>
+          </w:tcPr>
+          <w:p>
+            <w:pPr>
+              <w:spacing w:after="0" w:line="240" w:lineRule="auto"/>
+              <w:jc w:val="left"/>
+            </w:pPr>
+            <w:r/>
             <w:r>
               <w:rPr>
                 <w:rFonts w:ascii="Times New Roman" w:hAnsi="Times New Roman" w:eastAsia="宋体"/>
@@ -3610,14 +3468,15 @@
         </w:tc>
         <w:tc>
           <w:tcPr>
-            <w:tcW w:w="1296" w:type="dxa"/>
-            <w:vAlign w:val="center"/>
-          </w:tcPr>
-          <w:p>
-            <w:pPr>
-              <w:spacing w:after="0" w:line="240" w:lineRule="auto"/>
-              <w:jc w:val="left"/>
-            </w:pPr>
+            <w:tcW w:type="dxa" w:w="1296"/>
+            <w:vAlign w:val="center"/>
+          </w:tcPr>
+          <w:p>
+            <w:pPr>
+              <w:spacing w:after="0" w:line="240" w:lineRule="auto"/>
+              <w:jc w:val="left"/>
+            </w:pPr>
+            <w:r/>
             <w:r>
               <w:rPr>
                 <w:rFonts w:ascii="Times New Roman" w:hAnsi="Times New Roman" w:eastAsia="宋体"/>
@@ -3630,14 +3489,15 @@
         </w:tc>
         <w:tc>
           <w:tcPr>
-            <w:tcW w:w="1296" w:type="dxa"/>
-            <w:vAlign w:val="center"/>
-          </w:tcPr>
-          <w:p>
-            <w:pPr>
-              <w:spacing w:after="0" w:line="240" w:lineRule="auto"/>
-              <w:jc w:val="left"/>
-            </w:pPr>
+            <w:tcW w:type="dxa" w:w="1296"/>
+            <w:vAlign w:val="center"/>
+          </w:tcPr>
+          <w:p>
+            <w:pPr>
+              <w:spacing w:after="0" w:line="240" w:lineRule="auto"/>
+              <w:jc w:val="left"/>
+            </w:pPr>
+            <w:r/>
             <w:r>
               <w:rPr>
                 <w:rFonts w:ascii="Times New Roman" w:hAnsi="Times New Roman" w:eastAsia="宋体"/>
@@ -3650,14 +3510,15 @@
         </w:tc>
         <w:tc>
           <w:tcPr>
-            <w:tcW w:w="1296" w:type="dxa"/>
-            <w:vAlign w:val="center"/>
-          </w:tcPr>
-          <w:p>
-            <w:pPr>
-              <w:spacing w:after="0" w:line="240" w:lineRule="auto"/>
-              <w:jc w:val="left"/>
-            </w:pPr>
+            <w:tcW w:type="dxa" w:w="1296"/>
+            <w:vAlign w:val="center"/>
+          </w:tcPr>
+          <w:p>
+            <w:pPr>
+              <w:spacing w:after="0" w:line="240" w:lineRule="auto"/>
+              <w:jc w:val="left"/>
+            </w:pPr>
+            <w:r/>
             <w:r>
               <w:rPr>
                 <w:rFonts w:ascii="Times New Roman" w:hAnsi="Times New Roman" w:eastAsia="宋体"/>
@@ -3670,14 +3531,15 @@
         </w:tc>
         <w:tc>
           <w:tcPr>
-            <w:tcW w:w="1296" w:type="dxa"/>
-            <w:vAlign w:val="center"/>
-          </w:tcPr>
-          <w:p>
-            <w:pPr>
-              <w:spacing w:after="0" w:line="240" w:lineRule="auto"/>
-              <w:jc w:val="left"/>
-            </w:pPr>
+            <w:tcW w:type="dxa" w:w="1296"/>
+            <w:vAlign w:val="center"/>
+          </w:tcPr>
+          <w:p>
+            <w:pPr>
+              <w:spacing w:after="0" w:line="240" w:lineRule="auto"/>
+              <w:jc w:val="left"/>
+            </w:pPr>
+            <w:r/>
             <w:r>
               <w:rPr>
                 <w:rFonts w:ascii="Times New Roman" w:hAnsi="Times New Roman" w:eastAsia="宋体"/>
@@ -3690,14 +3552,15 @@
         </w:tc>
         <w:tc>
           <w:tcPr>
-            <w:tcW w:w="1296" w:type="dxa"/>
-            <w:vAlign w:val="center"/>
-          </w:tcPr>
-          <w:p>
-            <w:pPr>
-              <w:spacing w:after="0" w:line="240" w:lineRule="auto"/>
-              <w:jc w:val="left"/>
-            </w:pPr>
+            <w:tcW w:type="dxa" w:w="1296"/>
+            <w:vAlign w:val="center"/>
+          </w:tcPr>
+          <w:p>
+            <w:pPr>
+              <w:spacing w:after="0" w:line="240" w:lineRule="auto"/>
+              <w:jc w:val="left"/>
+            </w:pPr>
+            <w:r/>
             <w:r>
               <w:rPr>
                 <w:rFonts w:ascii="Times New Roman" w:hAnsi="Times New Roman" w:eastAsia="宋体"/>
@@ -3710,24 +3573,17 @@
         </w:tc>
       </w:tr>
       <w:tr>
-        <w:tblPrEx>
-          <w:tblCellMar>
-            <w:top w:w="0" w:type="dxa"/>
-            <w:left w:w="108" w:type="dxa"/>
-            <w:bottom w:w="0" w:type="dxa"/>
-            <w:right w:w="108" w:type="dxa"/>
-          </w:tblCellMar>
-        </w:tblPrEx>
-        <w:tc>
-          <w:tcPr>
-            <w:tcW w:w="1296" w:type="dxa"/>
-            <w:vAlign w:val="center"/>
-          </w:tcPr>
-          <w:p>
-            <w:pPr>
-              <w:spacing w:after="0" w:line="240" w:lineRule="auto"/>
-              <w:jc w:val="left"/>
-            </w:pPr>
+        <w:tc>
+          <w:tcPr>
+            <w:tcW w:type="dxa" w:w="1296"/>
+            <w:vAlign w:val="center"/>
+          </w:tcPr>
+          <w:p>
+            <w:pPr>
+              <w:spacing w:after="0" w:line="240" w:lineRule="auto"/>
+              <w:jc w:val="left"/>
+            </w:pPr>
+            <w:r/>
             <w:r>
               <w:rPr>
                 <w:rFonts w:ascii="Times New Roman" w:hAnsi="Times New Roman" w:eastAsia="宋体"/>
@@ -3740,14 +3596,15 @@
         </w:tc>
         <w:tc>
           <w:tcPr>
-            <w:tcW w:w="1296" w:type="dxa"/>
-            <w:vAlign w:val="center"/>
-          </w:tcPr>
-          <w:p>
-            <w:pPr>
-              <w:spacing w:after="0" w:line="240" w:lineRule="auto"/>
-              <w:jc w:val="left"/>
-            </w:pPr>
+            <w:tcW w:type="dxa" w:w="1296"/>
+            <w:vAlign w:val="center"/>
+          </w:tcPr>
+          <w:p>
+            <w:pPr>
+              <w:spacing w:after="0" w:line="240" w:lineRule="auto"/>
+              <w:jc w:val="left"/>
+            </w:pPr>
+            <w:r/>
             <w:r>
               <w:rPr>
                 <w:rFonts w:ascii="Times New Roman" w:hAnsi="Times New Roman" w:eastAsia="宋体"/>
@@ -3760,14 +3617,15 @@
         </w:tc>
         <w:tc>
           <w:tcPr>
-            <w:tcW w:w="1296" w:type="dxa"/>
-            <w:vAlign w:val="center"/>
-          </w:tcPr>
-          <w:p>
-            <w:pPr>
-              <w:spacing w:after="0" w:line="240" w:lineRule="auto"/>
-              <w:jc w:val="left"/>
-            </w:pPr>
+            <w:tcW w:type="dxa" w:w="1296"/>
+            <w:vAlign w:val="center"/>
+          </w:tcPr>
+          <w:p>
+            <w:pPr>
+              <w:spacing w:after="0" w:line="240" w:lineRule="auto"/>
+              <w:jc w:val="left"/>
+            </w:pPr>
+            <w:r/>
             <w:r>
               <w:rPr>
                 <w:rFonts w:ascii="Times New Roman" w:hAnsi="Times New Roman" w:eastAsia="宋体"/>
@@ -3780,14 +3638,15 @@
         </w:tc>
         <w:tc>
           <w:tcPr>
-            <w:tcW w:w="1296" w:type="dxa"/>
-            <w:vAlign w:val="center"/>
-          </w:tcPr>
-          <w:p>
-            <w:pPr>
-              <w:spacing w:after="0" w:line="240" w:lineRule="auto"/>
-              <w:jc w:val="left"/>
-            </w:pPr>
+            <w:tcW w:type="dxa" w:w="1296"/>
+            <w:vAlign w:val="center"/>
+          </w:tcPr>
+          <w:p>
+            <w:pPr>
+              <w:spacing w:after="0" w:line="240" w:lineRule="auto"/>
+              <w:jc w:val="left"/>
+            </w:pPr>
+            <w:r/>
             <w:r>
               <w:rPr>
                 <w:rFonts w:ascii="Times New Roman" w:hAnsi="Times New Roman" w:eastAsia="宋体"/>
@@ -3800,14 +3659,15 @@
         </w:tc>
         <w:tc>
           <w:tcPr>
-            <w:tcW w:w="1296" w:type="dxa"/>
-            <w:vAlign w:val="center"/>
-          </w:tcPr>
-          <w:p>
-            <w:pPr>
-              <w:spacing w:after="0" w:line="240" w:lineRule="auto"/>
-              <w:jc w:val="left"/>
-            </w:pPr>
+            <w:tcW w:type="dxa" w:w="1296"/>
+            <w:vAlign w:val="center"/>
+          </w:tcPr>
+          <w:p>
+            <w:pPr>
+              <w:spacing w:after="0" w:line="240" w:lineRule="auto"/>
+              <w:jc w:val="left"/>
+            </w:pPr>
+            <w:r/>
             <w:r>
               <w:rPr>
                 <w:rFonts w:ascii="Times New Roman" w:hAnsi="Times New Roman" w:eastAsia="宋体"/>
@@ -3820,14 +3680,15 @@
         </w:tc>
         <w:tc>
           <w:tcPr>
-            <w:tcW w:w="1296" w:type="dxa"/>
-            <w:vAlign w:val="center"/>
-          </w:tcPr>
-          <w:p>
-            <w:pPr>
-              <w:spacing w:after="0" w:line="240" w:lineRule="auto"/>
-              <w:jc w:val="left"/>
-            </w:pPr>
+            <w:tcW w:type="dxa" w:w="1296"/>
+            <w:vAlign w:val="center"/>
+          </w:tcPr>
+          <w:p>
+            <w:pPr>
+              <w:spacing w:after="0" w:line="240" w:lineRule="auto"/>
+              <w:jc w:val="left"/>
+            </w:pPr>
+            <w:r/>
             <w:r>
               <w:rPr>
                 <w:rFonts w:ascii="Times New Roman" w:hAnsi="Times New Roman" w:eastAsia="宋体"/>
@@ -3840,14 +3701,15 @@
         </w:tc>
         <w:tc>
           <w:tcPr>
-            <w:tcW w:w="1296" w:type="dxa"/>
-            <w:vAlign w:val="center"/>
-          </w:tcPr>
-          <w:p>
-            <w:pPr>
-              <w:spacing w:after="0" w:line="240" w:lineRule="auto"/>
-              <w:jc w:val="left"/>
-            </w:pPr>
+            <w:tcW w:type="dxa" w:w="1296"/>
+            <w:vAlign w:val="center"/>
+          </w:tcPr>
+          <w:p>
+            <w:pPr>
+              <w:spacing w:after="0" w:line="240" w:lineRule="auto"/>
+              <w:jc w:val="left"/>
+            </w:pPr>
+            <w:r/>
             <w:r>
               <w:rPr>
                 <w:rFonts w:ascii="Times New Roman" w:hAnsi="Times New Roman" w:eastAsia="宋体"/>
@@ -3860,24 +3722,17 @@
         </w:tc>
       </w:tr>
       <w:tr>
-        <w:tblPrEx>
-          <w:tblCellMar>
-            <w:top w:w="0" w:type="dxa"/>
-            <w:left w:w="108" w:type="dxa"/>
-            <w:bottom w:w="0" w:type="dxa"/>
-            <w:right w:w="108" w:type="dxa"/>
-          </w:tblCellMar>
-        </w:tblPrEx>
-        <w:tc>
-          <w:tcPr>
-            <w:tcW w:w="1296" w:type="dxa"/>
-            <w:vAlign w:val="center"/>
-          </w:tcPr>
-          <w:p>
-            <w:pPr>
-              <w:spacing w:after="0" w:line="240" w:lineRule="auto"/>
-              <w:jc w:val="left"/>
-            </w:pPr>
+        <w:tc>
+          <w:tcPr>
+            <w:tcW w:type="dxa" w:w="1296"/>
+            <w:vAlign w:val="center"/>
+          </w:tcPr>
+          <w:p>
+            <w:pPr>
+              <w:spacing w:after="0" w:line="240" w:lineRule="auto"/>
+              <w:jc w:val="left"/>
+            </w:pPr>
+            <w:r/>
             <w:r>
               <w:rPr>
                 <w:rFonts w:ascii="Times New Roman" w:hAnsi="Times New Roman" w:eastAsia="宋体"/>
@@ -3890,14 +3745,15 @@
         </w:tc>
         <w:tc>
           <w:tcPr>
-            <w:tcW w:w="1296" w:type="dxa"/>
-            <w:vAlign w:val="center"/>
-          </w:tcPr>
-          <w:p>
-            <w:pPr>
-              <w:spacing w:after="0" w:line="240" w:lineRule="auto"/>
-              <w:jc w:val="left"/>
-            </w:pPr>
+            <w:tcW w:type="dxa" w:w="1296"/>
+            <w:vAlign w:val="center"/>
+          </w:tcPr>
+          <w:p>
+            <w:pPr>
+              <w:spacing w:after="0" w:line="240" w:lineRule="auto"/>
+              <w:jc w:val="left"/>
+            </w:pPr>
+            <w:r/>
             <w:r>
               <w:rPr>
                 <w:rFonts w:ascii="Times New Roman" w:hAnsi="Times New Roman" w:eastAsia="宋体"/>
@@ -3910,14 +3766,15 @@
         </w:tc>
         <w:tc>
           <w:tcPr>
-            <w:tcW w:w="1296" w:type="dxa"/>
-            <w:vAlign w:val="center"/>
-          </w:tcPr>
-          <w:p>
-            <w:pPr>
-              <w:spacing w:after="0" w:line="240" w:lineRule="auto"/>
-              <w:jc w:val="left"/>
-            </w:pPr>
+            <w:tcW w:type="dxa" w:w="1296"/>
+            <w:vAlign w:val="center"/>
+          </w:tcPr>
+          <w:p>
+            <w:pPr>
+              <w:spacing w:after="0" w:line="240" w:lineRule="auto"/>
+              <w:jc w:val="left"/>
+            </w:pPr>
+            <w:r/>
             <w:r>
               <w:rPr>
                 <w:rFonts w:ascii="Times New Roman" w:hAnsi="Times New Roman" w:eastAsia="宋体"/>
@@ -3930,14 +3787,15 @@
         </w:tc>
         <w:tc>
           <w:tcPr>
-            <w:tcW w:w="1296" w:type="dxa"/>
-            <w:vAlign w:val="center"/>
-          </w:tcPr>
-          <w:p>
-            <w:pPr>
-              <w:spacing w:after="0" w:line="240" w:lineRule="auto"/>
-              <w:jc w:val="left"/>
-            </w:pPr>
+            <w:tcW w:type="dxa" w:w="1296"/>
+            <w:vAlign w:val="center"/>
+          </w:tcPr>
+          <w:p>
+            <w:pPr>
+              <w:spacing w:after="0" w:line="240" w:lineRule="auto"/>
+              <w:jc w:val="left"/>
+            </w:pPr>
+            <w:r/>
             <w:r>
               <w:rPr>
                 <w:rFonts w:ascii="Times New Roman" w:hAnsi="Times New Roman" w:eastAsia="宋体"/>
@@ -3950,14 +3808,15 @@
         </w:tc>
         <w:tc>
           <w:tcPr>
-            <w:tcW w:w="1296" w:type="dxa"/>
-            <w:vAlign w:val="center"/>
-          </w:tcPr>
-          <w:p>
-            <w:pPr>
-              <w:spacing w:after="0" w:line="240" w:lineRule="auto"/>
-              <w:jc w:val="left"/>
-            </w:pPr>
+            <w:tcW w:type="dxa" w:w="1296"/>
+            <w:vAlign w:val="center"/>
+          </w:tcPr>
+          <w:p>
+            <w:pPr>
+              <w:spacing w:after="0" w:line="240" w:lineRule="auto"/>
+              <w:jc w:val="left"/>
+            </w:pPr>
+            <w:r/>
             <w:r>
               <w:rPr>
                 <w:rFonts w:ascii="Times New Roman" w:hAnsi="Times New Roman" w:eastAsia="宋体"/>
@@ -3970,14 +3829,15 @@
         </w:tc>
         <w:tc>
           <w:tcPr>
-            <w:tcW w:w="1296" w:type="dxa"/>
-            <w:vAlign w:val="center"/>
-          </w:tcPr>
-          <w:p>
-            <w:pPr>
-              <w:spacing w:after="0" w:line="240" w:lineRule="auto"/>
-              <w:jc w:val="left"/>
-            </w:pPr>
+            <w:tcW w:type="dxa" w:w="1296"/>
+            <w:vAlign w:val="center"/>
+          </w:tcPr>
+          <w:p>
+            <w:pPr>
+              <w:spacing w:after="0" w:line="240" w:lineRule="auto"/>
+              <w:jc w:val="left"/>
+            </w:pPr>
+            <w:r/>
             <w:r>
               <w:rPr>
                 <w:rFonts w:ascii="Times New Roman" w:hAnsi="Times New Roman" w:eastAsia="宋体"/>
@@ -3990,14 +3850,15 @@
         </w:tc>
         <w:tc>
           <w:tcPr>
-            <w:tcW w:w="1296" w:type="dxa"/>
-            <w:vAlign w:val="center"/>
-          </w:tcPr>
-          <w:p>
-            <w:pPr>
-              <w:spacing w:after="0" w:line="240" w:lineRule="auto"/>
-              <w:jc w:val="left"/>
-            </w:pPr>
+            <w:tcW w:type="dxa" w:w="1296"/>
+            <w:vAlign w:val="center"/>
+          </w:tcPr>
+          <w:p>
+            <w:pPr>
+              <w:spacing w:after="0" w:line="240" w:lineRule="auto"/>
+              <w:jc w:val="left"/>
+            </w:pPr>
+            <w:r/>
             <w:r>
               <w:rPr>
                 <w:rFonts w:ascii="Times New Roman" w:hAnsi="Times New Roman" w:eastAsia="宋体"/>
@@ -4010,24 +3871,17 @@
         </w:tc>
       </w:tr>
       <w:tr>
-        <w:tblPrEx>
-          <w:tblCellMar>
-            <w:top w:w="0" w:type="dxa"/>
-            <w:left w:w="108" w:type="dxa"/>
-            <w:bottom w:w="0" w:type="dxa"/>
-            <w:right w:w="108" w:type="dxa"/>
-          </w:tblCellMar>
-        </w:tblPrEx>
-        <w:tc>
-          <w:tcPr>
-            <w:tcW w:w="1296" w:type="dxa"/>
-            <w:vAlign w:val="center"/>
-          </w:tcPr>
-          <w:p>
-            <w:pPr>
-              <w:spacing w:after="0" w:line="240" w:lineRule="auto"/>
-              <w:jc w:val="left"/>
-            </w:pPr>
+        <w:tc>
+          <w:tcPr>
+            <w:tcW w:type="dxa" w:w="1296"/>
+            <w:vAlign w:val="center"/>
+          </w:tcPr>
+          <w:p>
+            <w:pPr>
+              <w:spacing w:after="0" w:line="240" w:lineRule="auto"/>
+              <w:jc w:val="left"/>
+            </w:pPr>
+            <w:r/>
             <w:r>
               <w:rPr>
                 <w:rFonts w:ascii="Times New Roman" w:hAnsi="Times New Roman" w:eastAsia="宋体"/>
@@ -4040,14 +3894,15 @@
         </w:tc>
         <w:tc>
           <w:tcPr>
-            <w:tcW w:w="1296" w:type="dxa"/>
-            <w:vAlign w:val="center"/>
-          </w:tcPr>
-          <w:p>
-            <w:pPr>
-              <w:spacing w:after="0" w:line="240" w:lineRule="auto"/>
-              <w:jc w:val="left"/>
-            </w:pPr>
+            <w:tcW w:type="dxa" w:w="1296"/>
+            <w:vAlign w:val="center"/>
+          </w:tcPr>
+          <w:p>
+            <w:pPr>
+              <w:spacing w:after="0" w:line="240" w:lineRule="auto"/>
+              <w:jc w:val="left"/>
+            </w:pPr>
+            <w:r/>
             <w:r>
               <w:rPr>
                 <w:rFonts w:ascii="Times New Roman" w:hAnsi="Times New Roman" w:eastAsia="宋体"/>
@@ -4060,14 +3915,15 @@
         </w:tc>
         <w:tc>
           <w:tcPr>
-            <w:tcW w:w="1296" w:type="dxa"/>
-            <w:vAlign w:val="center"/>
-          </w:tcPr>
-          <w:p>
-            <w:pPr>
-              <w:spacing w:after="0" w:line="240" w:lineRule="auto"/>
-              <w:jc w:val="left"/>
-            </w:pPr>
+            <w:tcW w:type="dxa" w:w="1296"/>
+            <w:vAlign w:val="center"/>
+          </w:tcPr>
+          <w:p>
+            <w:pPr>
+              <w:spacing w:after="0" w:line="240" w:lineRule="auto"/>
+              <w:jc w:val="left"/>
+            </w:pPr>
+            <w:r/>
             <w:r>
               <w:rPr>
                 <w:rFonts w:ascii="Times New Roman" w:hAnsi="Times New Roman" w:eastAsia="宋体"/>
@@ -4080,14 +3936,15 @@
         </w:tc>
         <w:tc>
           <w:tcPr>
-            <w:tcW w:w="1296" w:type="dxa"/>
-            <w:vAlign w:val="center"/>
-          </w:tcPr>
-          <w:p>
-            <w:pPr>
-              <w:spacing w:after="0" w:line="240" w:lineRule="auto"/>
-              <w:jc w:val="left"/>
-            </w:pPr>
+            <w:tcW w:type="dxa" w:w="1296"/>
+            <w:vAlign w:val="center"/>
+          </w:tcPr>
+          <w:p>
+            <w:pPr>
+              <w:spacing w:after="0" w:line="240" w:lineRule="auto"/>
+              <w:jc w:val="left"/>
+            </w:pPr>
+            <w:r/>
             <w:r>
               <w:rPr>
                 <w:rFonts w:ascii="Times New Roman" w:hAnsi="Times New Roman" w:eastAsia="宋体"/>
@@ -4100,14 +3957,15 @@
         </w:tc>
         <w:tc>
           <w:tcPr>
-            <w:tcW w:w="1296" w:type="dxa"/>
-            <w:vAlign w:val="center"/>
-          </w:tcPr>
-          <w:p>
-            <w:pPr>
-              <w:spacing w:after="0" w:line="240" w:lineRule="auto"/>
-              <w:jc w:val="left"/>
-            </w:pPr>
+            <w:tcW w:type="dxa" w:w="1296"/>
+            <w:vAlign w:val="center"/>
+          </w:tcPr>
+          <w:p>
+            <w:pPr>
+              <w:spacing w:after="0" w:line="240" w:lineRule="auto"/>
+              <w:jc w:val="left"/>
+            </w:pPr>
+            <w:r/>
             <w:r>
               <w:rPr>
                 <w:rFonts w:ascii="Times New Roman" w:hAnsi="Times New Roman" w:eastAsia="宋体"/>
@@ -4120,14 +3978,15 @@
         </w:tc>
         <w:tc>
           <w:tcPr>
-            <w:tcW w:w="1296" w:type="dxa"/>
-            <w:vAlign w:val="center"/>
-          </w:tcPr>
-          <w:p>
-            <w:pPr>
-              <w:spacing w:after="0" w:line="240" w:lineRule="auto"/>
-              <w:jc w:val="left"/>
-            </w:pPr>
+            <w:tcW w:type="dxa" w:w="1296"/>
+            <w:vAlign w:val="center"/>
+          </w:tcPr>
+          <w:p>
+            <w:pPr>
+              <w:spacing w:after="0" w:line="240" w:lineRule="auto"/>
+              <w:jc w:val="left"/>
+            </w:pPr>
+            <w:r/>
             <w:r>
               <w:rPr>
                 <w:rFonts w:ascii="Times New Roman" w:hAnsi="Times New Roman" w:eastAsia="宋体"/>
@@ -4140,14 +3999,15 @@
         </w:tc>
         <w:tc>
           <w:tcPr>
-            <w:tcW w:w="1296" w:type="dxa"/>
-            <w:vAlign w:val="center"/>
-          </w:tcPr>
-          <w:p>
-            <w:pPr>
-              <w:spacing w:after="0" w:line="240" w:lineRule="auto"/>
-              <w:jc w:val="left"/>
-            </w:pPr>
+            <w:tcW w:type="dxa" w:w="1296"/>
+            <w:vAlign w:val="center"/>
+          </w:tcPr>
+          <w:p>
+            <w:pPr>
+              <w:spacing w:after="0" w:line="240" w:lineRule="auto"/>
+              <w:jc w:val="left"/>
+            </w:pPr>
+            <w:r/>
             <w:r>
               <w:rPr>
                 <w:rFonts w:ascii="Times New Roman" w:hAnsi="Times New Roman" w:eastAsia="宋体"/>
@@ -4162,7 +4022,7 @@
     </w:tbl>
     <w:p>
       <w:pPr>
-        <w:pStyle w:val="2"/>
+        <w:pStyle w:val="1"/>
         <w:keepNext/>
       </w:pPr>
       <w:r>
@@ -4190,16 +4050,9 @@
     </w:p>
     <w:tbl>
       <w:tblPr>
-        <w:tblStyle w:val="15"/>
-        <w:tblW w:w="0" w:type="auto"/>
-        <w:tblInd w:w="0" w:type="dxa"/>
+        <w:tblW w:type="auto" w:w="0"/>
         <w:tblLayout w:type="fixed"/>
-        <w:tblCellMar>
-          <w:top w:w="0" w:type="dxa"/>
-          <w:left w:w="108" w:type="dxa"/>
-          <w:bottom w:w="0" w:type="dxa"/>
-          <w:right w:w="108" w:type="dxa"/>
-        </w:tblCellMar>
+        <w:tblLook w:firstColumn="1" w:firstRow="1" w:lastColumn="0" w:lastRow="0" w:noHBand="0" w:noVBand="1" w:val="04A0"/>
       </w:tblPr>
       <w:tblGrid>
         <w:gridCol w:w="1088"/>
@@ -4209,27 +4062,20 @@
         <w:gridCol w:w="1995"/>
       </w:tblGrid>
       <w:tr>
-        <w:tblPrEx>
-          <w:tblCellMar>
-            <w:top w:w="0" w:type="dxa"/>
-            <w:left w:w="108" w:type="dxa"/>
-            <w:bottom w:w="0" w:type="dxa"/>
-            <w:right w:w="108" w:type="dxa"/>
-          </w:tblCellMar>
-        </w:tblPrEx>
         <w:trPr>
-          <w:tblHeader/>
+          <w:tblHeader w:val="true"/>
         </w:trPr>
         <w:tc>
           <w:tcPr>
-            <w:tcW w:w="1088" w:type="dxa"/>
-            <w:vAlign w:val="center"/>
-          </w:tcPr>
-          <w:p>
-            <w:pPr>
-              <w:spacing w:after="0" w:line="240" w:lineRule="auto"/>
-              <w:jc w:val="left"/>
-            </w:pPr>
+            <w:tcW w:type="dxa" w:w="1088"/>
+            <w:vAlign w:val="center"/>
+          </w:tcPr>
+          <w:p>
+            <w:pPr>
+              <w:spacing w:after="0" w:line="240" w:lineRule="auto"/>
+              <w:jc w:val="left"/>
+            </w:pPr>
+            <w:r/>
             <w:r>
               <w:rPr>
                 <w:rFonts w:ascii="Times New Roman" w:hAnsi="Times New Roman" w:eastAsia="宋体"/>
@@ -4242,14 +4088,15 @@
         </w:tc>
         <w:tc>
           <w:tcPr>
-            <w:tcW w:w="1360" w:type="dxa"/>
-            <w:vAlign w:val="center"/>
-          </w:tcPr>
-          <w:p>
-            <w:pPr>
-              <w:spacing w:after="0" w:line="240" w:lineRule="auto"/>
-              <w:jc w:val="left"/>
-            </w:pPr>
+            <w:tcW w:type="dxa" w:w="1360"/>
+            <w:vAlign w:val="center"/>
+          </w:tcPr>
+          <w:p>
+            <w:pPr>
+              <w:spacing w:after="0" w:line="240" w:lineRule="auto"/>
+              <w:jc w:val="left"/>
+            </w:pPr>
+            <w:r/>
             <w:r>
               <w:rPr>
                 <w:rFonts w:ascii="Times New Roman" w:hAnsi="Times New Roman" w:eastAsia="宋体"/>
@@ -4262,14 +4109,15 @@
         </w:tc>
         <w:tc>
           <w:tcPr>
-            <w:tcW w:w="3265" w:type="dxa"/>
-            <w:vAlign w:val="center"/>
-          </w:tcPr>
-          <w:p>
-            <w:pPr>
-              <w:spacing w:after="0" w:line="240" w:lineRule="auto"/>
-              <w:jc w:val="left"/>
-            </w:pPr>
+            <w:tcW w:type="dxa" w:w="3265"/>
+            <w:vAlign w:val="center"/>
+          </w:tcPr>
+          <w:p>
+            <w:pPr>
+              <w:spacing w:after="0" w:line="240" w:lineRule="auto"/>
+              <w:jc w:val="left"/>
+            </w:pPr>
+            <w:r/>
             <w:r>
               <w:rPr>
                 <w:rFonts w:ascii="Times New Roman" w:hAnsi="Times New Roman" w:eastAsia="宋体"/>
@@ -4282,14 +4130,15 @@
         </w:tc>
         <w:tc>
           <w:tcPr>
-            <w:tcW w:w="1360" w:type="dxa"/>
-            <w:vAlign w:val="center"/>
-          </w:tcPr>
-          <w:p>
-            <w:pPr>
-              <w:spacing w:after="0" w:line="240" w:lineRule="auto"/>
-              <w:jc w:val="left"/>
-            </w:pPr>
+            <w:tcW w:type="dxa" w:w="1360"/>
+            <w:vAlign w:val="center"/>
+          </w:tcPr>
+          <w:p>
+            <w:pPr>
+              <w:spacing w:after="0" w:line="240" w:lineRule="auto"/>
+              <w:jc w:val="left"/>
+            </w:pPr>
+            <w:r/>
             <w:r>
               <w:rPr>
                 <w:rFonts w:ascii="Times New Roman" w:hAnsi="Times New Roman" w:eastAsia="宋体"/>
@@ -4302,14 +4151,15 @@
         </w:tc>
         <w:tc>
           <w:tcPr>
-            <w:tcW w:w="1995" w:type="dxa"/>
-            <w:vAlign w:val="center"/>
-          </w:tcPr>
-          <w:p>
-            <w:pPr>
-              <w:spacing w:after="0" w:line="240" w:lineRule="auto"/>
-              <w:jc w:val="left"/>
-            </w:pPr>
+            <w:tcW w:type="dxa" w:w="1995"/>
+            <w:vAlign w:val="center"/>
+          </w:tcPr>
+          <w:p>
+            <w:pPr>
+              <w:spacing w:after="0" w:line="240" w:lineRule="auto"/>
+              <w:jc w:val="left"/>
+            </w:pPr>
+            <w:r/>
             <w:r>
               <w:rPr>
                 <w:rFonts w:ascii="Times New Roman" w:hAnsi="Times New Roman" w:eastAsia="宋体"/>
@@ -4322,24 +4172,17 @@
         </w:tc>
       </w:tr>
       <w:tr>
-        <w:tblPrEx>
-          <w:tblCellMar>
-            <w:top w:w="0" w:type="dxa"/>
-            <w:left w:w="108" w:type="dxa"/>
-            <w:bottom w:w="0" w:type="dxa"/>
-            <w:right w:w="108" w:type="dxa"/>
-          </w:tblCellMar>
-        </w:tblPrEx>
-        <w:tc>
-          <w:tcPr>
-            <w:tcW w:w="1088" w:type="dxa"/>
-            <w:vAlign w:val="center"/>
-          </w:tcPr>
-          <w:p>
-            <w:pPr>
-              <w:spacing w:after="0" w:line="240" w:lineRule="auto"/>
-              <w:jc w:val="left"/>
-            </w:pPr>
+        <w:tc>
+          <w:tcPr>
+            <w:tcW w:type="dxa" w:w="1088"/>
+            <w:vAlign w:val="center"/>
+          </w:tcPr>
+          <w:p>
+            <w:pPr>
+              <w:spacing w:after="0" w:line="240" w:lineRule="auto"/>
+              <w:jc w:val="left"/>
+            </w:pPr>
+            <w:r/>
             <w:r>
               <w:rPr>
                 <w:rFonts w:ascii="Times New Roman" w:hAnsi="Times New Roman" w:eastAsia="宋体"/>
@@ -4352,14 +4195,15 @@
         </w:tc>
         <w:tc>
           <w:tcPr>
-            <w:tcW w:w="1360" w:type="dxa"/>
-            <w:vAlign w:val="center"/>
-          </w:tcPr>
-          <w:p>
-            <w:pPr>
-              <w:spacing w:after="0" w:line="240" w:lineRule="auto"/>
-              <w:jc w:val="left"/>
-            </w:pPr>
+            <w:tcW w:type="dxa" w:w="1360"/>
+            <w:vAlign w:val="center"/>
+          </w:tcPr>
+          <w:p>
+            <w:pPr>
+              <w:spacing w:after="0" w:line="240" w:lineRule="auto"/>
+              <w:jc w:val="left"/>
+            </w:pPr>
+            <w:r/>
             <w:r>
               <w:rPr>
                 <w:rFonts w:ascii="Times New Roman" w:hAnsi="Times New Roman" w:eastAsia="宋体"/>
@@ -4372,14 +4216,15 @@
         </w:tc>
         <w:tc>
           <w:tcPr>
-            <w:tcW w:w="3265" w:type="dxa"/>
-            <w:vAlign w:val="center"/>
-          </w:tcPr>
-          <w:p>
-            <w:pPr>
-              <w:spacing w:after="0" w:line="240" w:lineRule="auto"/>
-              <w:jc w:val="left"/>
-            </w:pPr>
+            <w:tcW w:type="dxa" w:w="3265"/>
+            <w:vAlign w:val="center"/>
+          </w:tcPr>
+          <w:p>
+            <w:pPr>
+              <w:spacing w:after="0" w:line="240" w:lineRule="auto"/>
+              <w:jc w:val="left"/>
+            </w:pPr>
+            <w:r/>
             <w:r>
               <w:rPr>
                 <w:rFonts w:ascii="Times New Roman" w:hAnsi="Times New Roman" w:eastAsia="宋体"/>
@@ -4392,14 +4237,15 @@
         </w:tc>
         <w:tc>
           <w:tcPr>
-            <w:tcW w:w="1360" w:type="dxa"/>
-            <w:vAlign w:val="center"/>
-          </w:tcPr>
-          <w:p>
-            <w:pPr>
-              <w:spacing w:after="0" w:line="240" w:lineRule="auto"/>
-              <w:jc w:val="left"/>
-            </w:pPr>
+            <w:tcW w:type="dxa" w:w="1360"/>
+            <w:vAlign w:val="center"/>
+          </w:tcPr>
+          <w:p>
+            <w:pPr>
+              <w:spacing w:after="0" w:line="240" w:lineRule="auto"/>
+              <w:jc w:val="left"/>
+            </w:pPr>
+            <w:r/>
             <w:r>
               <w:rPr>
                 <w:rFonts w:ascii="Times New Roman" w:hAnsi="Times New Roman" w:eastAsia="宋体"/>
@@ -4412,14 +4258,15 @@
         </w:tc>
         <w:tc>
           <w:tcPr>
-            <w:tcW w:w="1995" w:type="dxa"/>
-            <w:vAlign w:val="center"/>
-          </w:tcPr>
-          <w:p>
-            <w:pPr>
-              <w:spacing w:after="0" w:line="240" w:lineRule="auto"/>
-              <w:jc w:val="left"/>
-            </w:pPr>
+            <w:tcW w:type="dxa" w:w="1995"/>
+            <w:vAlign w:val="center"/>
+          </w:tcPr>
+          <w:p>
+            <w:pPr>
+              <w:spacing w:after="0" w:line="240" w:lineRule="auto"/>
+              <w:jc w:val="left"/>
+            </w:pPr>
+            <w:r/>
             <w:r>
               <w:rPr>
                 <w:rFonts w:ascii="Times New Roman" w:hAnsi="Times New Roman" w:eastAsia="宋体"/>
@@ -4432,24 +4279,17 @@
         </w:tc>
       </w:tr>
       <w:tr>
-        <w:tblPrEx>
-          <w:tblCellMar>
-            <w:top w:w="0" w:type="dxa"/>
-            <w:left w:w="108" w:type="dxa"/>
-            <w:bottom w:w="0" w:type="dxa"/>
-            <w:right w:w="108" w:type="dxa"/>
-          </w:tblCellMar>
-        </w:tblPrEx>
-        <w:tc>
-          <w:tcPr>
-            <w:tcW w:w="1088" w:type="dxa"/>
-            <w:vAlign w:val="center"/>
-          </w:tcPr>
-          <w:p>
-            <w:pPr>
-              <w:spacing w:after="0" w:line="240" w:lineRule="auto"/>
-              <w:jc w:val="left"/>
-            </w:pPr>
+        <w:tc>
+          <w:tcPr>
+            <w:tcW w:type="dxa" w:w="1088"/>
+            <w:vAlign w:val="center"/>
+          </w:tcPr>
+          <w:p>
+            <w:pPr>
+              <w:spacing w:after="0" w:line="240" w:lineRule="auto"/>
+              <w:jc w:val="left"/>
+            </w:pPr>
+            <w:r/>
             <w:r>
               <w:rPr>
                 <w:rFonts w:ascii="Times New Roman" w:hAnsi="Times New Roman" w:eastAsia="宋体"/>
@@ -4462,14 +4302,15 @@
         </w:tc>
         <w:tc>
           <w:tcPr>
-            <w:tcW w:w="1360" w:type="dxa"/>
-            <w:vAlign w:val="center"/>
-          </w:tcPr>
-          <w:p>
-            <w:pPr>
-              <w:spacing w:after="0" w:line="240" w:lineRule="auto"/>
-              <w:jc w:val="left"/>
-            </w:pPr>
+            <w:tcW w:type="dxa" w:w="1360"/>
+            <w:vAlign w:val="center"/>
+          </w:tcPr>
+          <w:p>
+            <w:pPr>
+              <w:spacing w:after="0" w:line="240" w:lineRule="auto"/>
+              <w:jc w:val="left"/>
+            </w:pPr>
+            <w:r/>
             <w:r>
               <w:rPr>
                 <w:rFonts w:ascii="Times New Roman" w:hAnsi="Times New Roman" w:eastAsia="宋体"/>
@@ -4482,14 +4323,15 @@
         </w:tc>
         <w:tc>
           <w:tcPr>
-            <w:tcW w:w="3265" w:type="dxa"/>
-            <w:vAlign w:val="center"/>
-          </w:tcPr>
-          <w:p>
-            <w:pPr>
-              <w:spacing w:after="0" w:line="240" w:lineRule="auto"/>
-              <w:jc w:val="left"/>
-            </w:pPr>
+            <w:tcW w:type="dxa" w:w="3265"/>
+            <w:vAlign w:val="center"/>
+          </w:tcPr>
+          <w:p>
+            <w:pPr>
+              <w:spacing w:after="0" w:line="240" w:lineRule="auto"/>
+              <w:jc w:val="left"/>
+            </w:pPr>
+            <w:r/>
             <w:r>
               <w:rPr>
                 <w:rFonts w:ascii="Times New Roman" w:hAnsi="Times New Roman" w:eastAsia="宋体"/>
@@ -4502,14 +4344,15 @@
         </w:tc>
         <w:tc>
           <w:tcPr>
-            <w:tcW w:w="1360" w:type="dxa"/>
-            <w:vAlign w:val="center"/>
-          </w:tcPr>
-          <w:p>
-            <w:pPr>
-              <w:spacing w:after="0" w:line="240" w:lineRule="auto"/>
-              <w:jc w:val="left"/>
-            </w:pPr>
+            <w:tcW w:type="dxa" w:w="1360"/>
+            <w:vAlign w:val="center"/>
+          </w:tcPr>
+          <w:p>
+            <w:pPr>
+              <w:spacing w:after="0" w:line="240" w:lineRule="auto"/>
+              <w:jc w:val="left"/>
+            </w:pPr>
+            <w:r/>
             <w:r>
               <w:rPr>
                 <w:rFonts w:ascii="Times New Roman" w:hAnsi="Times New Roman" w:eastAsia="宋体"/>
@@ -4522,14 +4365,15 @@
         </w:tc>
         <w:tc>
           <w:tcPr>
-            <w:tcW w:w="1995" w:type="dxa"/>
-            <w:vAlign w:val="center"/>
-          </w:tcPr>
-          <w:p>
-            <w:pPr>
-              <w:spacing w:after="0" w:line="240" w:lineRule="auto"/>
-              <w:jc w:val="left"/>
-            </w:pPr>
+            <w:tcW w:type="dxa" w:w="1995"/>
+            <w:vAlign w:val="center"/>
+          </w:tcPr>
+          <w:p>
+            <w:pPr>
+              <w:spacing w:after="0" w:line="240" w:lineRule="auto"/>
+              <w:jc w:val="left"/>
+            </w:pPr>
+            <w:r/>
             <w:r>
               <w:rPr>
                 <w:rFonts w:ascii="Times New Roman" w:hAnsi="Times New Roman" w:eastAsia="宋体"/>
@@ -4615,16 +4459,9 @@
     </w:p>
     <w:tbl>
       <w:tblPr>
-        <w:tblStyle w:val="15"/>
-        <w:tblW w:w="0" w:type="auto"/>
-        <w:tblInd w:w="0" w:type="dxa"/>
+        <w:tblW w:type="auto" w:w="0"/>
         <w:tblLayout w:type="fixed"/>
-        <w:tblCellMar>
-          <w:top w:w="0" w:type="dxa"/>
-          <w:left w:w="108" w:type="dxa"/>
-          <w:bottom w:w="0" w:type="dxa"/>
-          <w:right w:w="108" w:type="dxa"/>
-        </w:tblCellMar>
+        <w:tblLook w:firstColumn="1" w:firstRow="1" w:lastColumn="0" w:lastRow="0" w:noHBand="0" w:noVBand="1" w:val="04A0"/>
       </w:tblPr>
       <w:tblGrid>
         <w:gridCol w:w="1327"/>
@@ -4633,27 +4470,20 @@
         <w:gridCol w:w="2544"/>
       </w:tblGrid>
       <w:tr>
-        <w:tblPrEx>
-          <w:tblCellMar>
-            <w:top w:w="0" w:type="dxa"/>
-            <w:left w:w="108" w:type="dxa"/>
-            <w:bottom w:w="0" w:type="dxa"/>
-            <w:right w:w="108" w:type="dxa"/>
-          </w:tblCellMar>
-        </w:tblPrEx>
         <w:trPr>
-          <w:tblHeader/>
+          <w:tblHeader w:val="true"/>
         </w:trPr>
         <w:tc>
           <w:tcPr>
-            <w:tcW w:w="1327" w:type="dxa"/>
-            <w:vAlign w:val="center"/>
-          </w:tcPr>
-          <w:p>
-            <w:pPr>
-              <w:spacing w:after="0" w:line="240" w:lineRule="auto"/>
-              <w:jc w:val="left"/>
-            </w:pPr>
+            <w:tcW w:type="dxa" w:w="1327"/>
+            <w:vAlign w:val="center"/>
+          </w:tcPr>
+          <w:p>
+            <w:pPr>
+              <w:spacing w:after="0" w:line="240" w:lineRule="auto"/>
+              <w:jc w:val="left"/>
+            </w:pPr>
+            <w:r/>
             <w:r>
               <w:rPr>
                 <w:rFonts w:ascii="Times New Roman" w:hAnsi="Times New Roman" w:eastAsia="宋体"/>
@@ -4666,14 +4496,15 @@
         </w:tc>
         <w:tc>
           <w:tcPr>
-            <w:tcW w:w="2433" w:type="dxa"/>
-            <w:vAlign w:val="center"/>
-          </w:tcPr>
-          <w:p>
-            <w:pPr>
-              <w:spacing w:after="0" w:line="240" w:lineRule="auto"/>
-              <w:jc w:val="left"/>
-            </w:pPr>
+            <w:tcW w:type="dxa" w:w="2433"/>
+            <w:vAlign w:val="center"/>
+          </w:tcPr>
+          <w:p>
+            <w:pPr>
+              <w:spacing w:after="0" w:line="240" w:lineRule="auto"/>
+              <w:jc w:val="left"/>
+            </w:pPr>
+            <w:r/>
             <w:r>
               <w:rPr>
                 <w:rFonts w:ascii="Times New Roman" w:hAnsi="Times New Roman" w:eastAsia="宋体"/>
@@ -4686,14 +4517,15 @@
         </w:tc>
         <w:tc>
           <w:tcPr>
-            <w:tcW w:w="2765" w:type="dxa"/>
-            <w:vAlign w:val="center"/>
-          </w:tcPr>
-          <w:p>
-            <w:pPr>
-              <w:spacing w:after="0" w:line="240" w:lineRule="auto"/>
-              <w:jc w:val="left"/>
-            </w:pPr>
+            <w:tcW w:type="dxa" w:w="2765"/>
+            <w:vAlign w:val="center"/>
+          </w:tcPr>
+          <w:p>
+            <w:pPr>
+              <w:spacing w:after="0" w:line="240" w:lineRule="auto"/>
+              <w:jc w:val="left"/>
+            </w:pPr>
+            <w:r/>
             <w:r>
               <w:rPr>
                 <w:rFonts w:ascii="Times New Roman" w:hAnsi="Times New Roman" w:eastAsia="宋体"/>
@@ -4706,14 +4538,15 @@
         </w:tc>
         <w:tc>
           <w:tcPr>
-            <w:tcW w:w="2544" w:type="dxa"/>
-            <w:vAlign w:val="center"/>
-          </w:tcPr>
-          <w:p>
-            <w:pPr>
-              <w:spacing w:after="0" w:line="240" w:lineRule="auto"/>
-              <w:jc w:val="left"/>
-            </w:pPr>
+            <w:tcW w:type="dxa" w:w="2544"/>
+            <w:vAlign w:val="center"/>
+          </w:tcPr>
+          <w:p>
+            <w:pPr>
+              <w:spacing w:after="0" w:line="240" w:lineRule="auto"/>
+              <w:jc w:val="left"/>
+            </w:pPr>
+            <w:r/>
             <w:r>
               <w:rPr>
                 <w:rFonts w:ascii="Times New Roman" w:hAnsi="Times New Roman" w:eastAsia="宋体"/>
@@ -4726,24 +4559,17 @@
         </w:tc>
       </w:tr>
       <w:tr>
-        <w:tblPrEx>
-          <w:tblCellMar>
-            <w:top w:w="0" w:type="dxa"/>
-            <w:left w:w="108" w:type="dxa"/>
-            <w:bottom w:w="0" w:type="dxa"/>
-            <w:right w:w="108" w:type="dxa"/>
-          </w:tblCellMar>
-        </w:tblPrEx>
-        <w:tc>
-          <w:tcPr>
-            <w:tcW w:w="1327" w:type="dxa"/>
-            <w:vAlign w:val="center"/>
-          </w:tcPr>
-          <w:p>
-            <w:pPr>
-              <w:spacing w:after="0" w:line="240" w:lineRule="auto"/>
-              <w:jc w:val="left"/>
-            </w:pPr>
+        <w:tc>
+          <w:tcPr>
+            <w:tcW w:type="dxa" w:w="1327"/>
+            <w:vAlign w:val="center"/>
+          </w:tcPr>
+          <w:p>
+            <w:pPr>
+              <w:spacing w:after="0" w:line="240" w:lineRule="auto"/>
+              <w:jc w:val="left"/>
+            </w:pPr>
+            <w:r/>
             <w:r>
               <w:rPr>
                 <w:rFonts w:ascii="Times New Roman" w:hAnsi="Times New Roman" w:eastAsia="宋体"/>
@@ -4756,14 +4582,15 @@
         </w:tc>
         <w:tc>
           <w:tcPr>
-            <w:tcW w:w="2433" w:type="dxa"/>
-            <w:vAlign w:val="center"/>
-          </w:tcPr>
-          <w:p>
-            <w:pPr>
-              <w:spacing w:after="0" w:line="240" w:lineRule="auto"/>
-              <w:jc w:val="left"/>
-            </w:pPr>
+            <w:tcW w:type="dxa" w:w="2433"/>
+            <w:vAlign w:val="center"/>
+          </w:tcPr>
+          <w:p>
+            <w:pPr>
+              <w:spacing w:after="0" w:line="240" w:lineRule="auto"/>
+              <w:jc w:val="left"/>
+            </w:pPr>
+            <w:r/>
             <w:r>
               <w:rPr>
                 <w:rFonts w:ascii="Times New Roman" w:hAnsi="Times New Roman" w:eastAsia="宋体"/>
@@ -4776,14 +4603,15 @@
         </w:tc>
         <w:tc>
           <w:tcPr>
-            <w:tcW w:w="2765" w:type="dxa"/>
-            <w:vAlign w:val="center"/>
-          </w:tcPr>
-          <w:p>
-            <w:pPr>
-              <w:spacing w:after="0" w:line="240" w:lineRule="auto"/>
-              <w:jc w:val="left"/>
-            </w:pPr>
+            <w:tcW w:type="dxa" w:w="2765"/>
+            <w:vAlign w:val="center"/>
+          </w:tcPr>
+          <w:p>
+            <w:pPr>
+              <w:spacing w:after="0" w:line="240" w:lineRule="auto"/>
+              <w:jc w:val="left"/>
+            </w:pPr>
+            <w:r/>
             <w:r>
               <w:rPr>
                 <w:rFonts w:ascii="Times New Roman" w:hAnsi="Times New Roman" w:eastAsia="宋体"/>
@@ -4796,14 +4624,15 @@
         </w:tc>
         <w:tc>
           <w:tcPr>
-            <w:tcW w:w="2544" w:type="dxa"/>
-            <w:vAlign w:val="center"/>
-          </w:tcPr>
-          <w:p>
-            <w:pPr>
-              <w:spacing w:after="0" w:line="240" w:lineRule="auto"/>
-              <w:jc w:val="left"/>
-            </w:pPr>
+            <w:tcW w:type="dxa" w:w="2544"/>
+            <w:vAlign w:val="center"/>
+          </w:tcPr>
+          <w:p>
+            <w:pPr>
+              <w:spacing w:after="0" w:line="240" w:lineRule="auto"/>
+              <w:jc w:val="left"/>
+            </w:pPr>
+            <w:r/>
             <w:r>
               <w:rPr>
                 <w:rFonts w:ascii="Times New Roman" w:hAnsi="Times New Roman" w:eastAsia="宋体"/>
@@ -4816,24 +4645,17 @@
         </w:tc>
       </w:tr>
       <w:tr>
-        <w:tblPrEx>
-          <w:tblCellMar>
-            <w:top w:w="0" w:type="dxa"/>
-            <w:left w:w="108" w:type="dxa"/>
-            <w:bottom w:w="0" w:type="dxa"/>
-            <w:right w:w="108" w:type="dxa"/>
-          </w:tblCellMar>
-        </w:tblPrEx>
-        <w:tc>
-          <w:tcPr>
-            <w:tcW w:w="1327" w:type="dxa"/>
-            <w:vAlign w:val="center"/>
-          </w:tcPr>
-          <w:p>
-            <w:pPr>
-              <w:spacing w:after="0" w:line="240" w:lineRule="auto"/>
-              <w:jc w:val="left"/>
-            </w:pPr>
+        <w:tc>
+          <w:tcPr>
+            <w:tcW w:type="dxa" w:w="1327"/>
+            <w:vAlign w:val="center"/>
+          </w:tcPr>
+          <w:p>
+            <w:pPr>
+              <w:spacing w:after="0" w:line="240" w:lineRule="auto"/>
+              <w:jc w:val="left"/>
+            </w:pPr>
+            <w:r/>
             <w:r>
               <w:rPr>
                 <w:rFonts w:ascii="Times New Roman" w:hAnsi="Times New Roman" w:eastAsia="宋体"/>
@@ -4846,14 +4668,15 @@
         </w:tc>
         <w:tc>
           <w:tcPr>
-            <w:tcW w:w="2433" w:type="dxa"/>
-            <w:vAlign w:val="center"/>
-          </w:tcPr>
-          <w:p>
-            <w:pPr>
-              <w:spacing w:after="0" w:line="240" w:lineRule="auto"/>
-              <w:jc w:val="left"/>
-            </w:pPr>
+            <w:tcW w:type="dxa" w:w="2433"/>
+            <w:vAlign w:val="center"/>
+          </w:tcPr>
+          <w:p>
+            <w:pPr>
+              <w:spacing w:after="0" w:line="240" w:lineRule="auto"/>
+              <w:jc w:val="left"/>
+            </w:pPr>
+            <w:r/>
             <w:r>
               <w:rPr>
                 <w:rFonts w:ascii="Times New Roman" w:hAnsi="Times New Roman" w:eastAsia="宋体"/>
@@ -4866,14 +4689,15 @@
         </w:tc>
         <w:tc>
           <w:tcPr>
-            <w:tcW w:w="2765" w:type="dxa"/>
-            <w:vAlign w:val="center"/>
-          </w:tcPr>
-          <w:p>
-            <w:pPr>
-              <w:spacing w:after="0" w:line="240" w:lineRule="auto"/>
-              <w:jc w:val="left"/>
-            </w:pPr>
+            <w:tcW w:type="dxa" w:w="2765"/>
+            <w:vAlign w:val="center"/>
+          </w:tcPr>
+          <w:p>
+            <w:pPr>
+              <w:spacing w:after="0" w:line="240" w:lineRule="auto"/>
+              <w:jc w:val="left"/>
+            </w:pPr>
+            <w:r/>
             <w:r>
               <w:rPr>
                 <w:rFonts w:ascii="Times New Roman" w:hAnsi="Times New Roman" w:eastAsia="宋体"/>
@@ -4886,14 +4710,15 @@
         </w:tc>
         <w:tc>
           <w:tcPr>
-            <w:tcW w:w="2544" w:type="dxa"/>
-            <w:vAlign w:val="center"/>
-          </w:tcPr>
-          <w:p>
-            <w:pPr>
-              <w:spacing w:after="0" w:line="240" w:lineRule="auto"/>
-              <w:jc w:val="left"/>
-            </w:pPr>
+            <w:tcW w:type="dxa" w:w="2544"/>
+            <w:vAlign w:val="center"/>
+          </w:tcPr>
+          <w:p>
+            <w:pPr>
+              <w:spacing w:after="0" w:line="240" w:lineRule="auto"/>
+              <w:jc w:val="left"/>
+            </w:pPr>
+            <w:r/>
             <w:r>
               <w:rPr>
                 <w:rFonts w:ascii="Times New Roman" w:hAnsi="Times New Roman" w:eastAsia="宋体"/>
@@ -4906,24 +4731,17 @@
         </w:tc>
       </w:tr>
       <w:tr>
-        <w:tblPrEx>
-          <w:tblCellMar>
-            <w:top w:w="0" w:type="dxa"/>
-            <w:left w:w="108" w:type="dxa"/>
-            <w:bottom w:w="0" w:type="dxa"/>
-            <w:right w:w="108" w:type="dxa"/>
-          </w:tblCellMar>
-        </w:tblPrEx>
-        <w:tc>
-          <w:tcPr>
-            <w:tcW w:w="1327" w:type="dxa"/>
-            <w:vAlign w:val="center"/>
-          </w:tcPr>
-          <w:p>
-            <w:pPr>
-              <w:spacing w:after="0" w:line="240" w:lineRule="auto"/>
-              <w:jc w:val="left"/>
-            </w:pPr>
+        <w:tc>
+          <w:tcPr>
+            <w:tcW w:type="dxa" w:w="1327"/>
+            <w:vAlign w:val="center"/>
+          </w:tcPr>
+          <w:p>
+            <w:pPr>
+              <w:spacing w:after="0" w:line="240" w:lineRule="auto"/>
+              <w:jc w:val="left"/>
+            </w:pPr>
+            <w:r/>
             <w:r>
               <w:rPr>
                 <w:rFonts w:ascii="Times New Roman" w:hAnsi="Times New Roman" w:eastAsia="宋体"/>
@@ -4936,14 +4754,15 @@
         </w:tc>
         <w:tc>
           <w:tcPr>
-            <w:tcW w:w="2433" w:type="dxa"/>
-            <w:vAlign w:val="center"/>
-          </w:tcPr>
-          <w:p>
-            <w:pPr>
-              <w:spacing w:after="0" w:line="240" w:lineRule="auto"/>
-              <w:jc w:val="left"/>
-            </w:pPr>
+            <w:tcW w:type="dxa" w:w="2433"/>
+            <w:vAlign w:val="center"/>
+          </w:tcPr>
+          <w:p>
+            <w:pPr>
+              <w:spacing w:after="0" w:line="240" w:lineRule="auto"/>
+              <w:jc w:val="left"/>
+            </w:pPr>
+            <w:r/>
             <w:r>
               <w:rPr>
                 <w:rFonts w:ascii="Times New Roman" w:hAnsi="Times New Roman" w:eastAsia="宋体"/>
@@ -4956,14 +4775,15 @@
         </w:tc>
         <w:tc>
           <w:tcPr>
-            <w:tcW w:w="2765" w:type="dxa"/>
-            <w:vAlign w:val="center"/>
-          </w:tcPr>
-          <w:p>
-            <w:pPr>
-              <w:spacing w:after="0" w:line="240" w:lineRule="auto"/>
-              <w:jc w:val="left"/>
-            </w:pPr>
+            <w:tcW w:type="dxa" w:w="2765"/>
+            <w:vAlign w:val="center"/>
+          </w:tcPr>
+          <w:p>
+            <w:pPr>
+              <w:spacing w:after="0" w:line="240" w:lineRule="auto"/>
+              <w:jc w:val="left"/>
+            </w:pPr>
+            <w:r/>
             <w:r>
               <w:rPr>
                 <w:rFonts w:ascii="Times New Roman" w:hAnsi="Times New Roman" w:eastAsia="宋体"/>
@@ -4976,14 +4796,15 @@
         </w:tc>
         <w:tc>
           <w:tcPr>
-            <w:tcW w:w="2544" w:type="dxa"/>
-            <w:vAlign w:val="center"/>
-          </w:tcPr>
-          <w:p>
-            <w:pPr>
-              <w:spacing w:after="0" w:line="240" w:lineRule="auto"/>
-              <w:jc w:val="left"/>
-            </w:pPr>
+            <w:tcW w:type="dxa" w:w="2544"/>
+            <w:vAlign w:val="center"/>
+          </w:tcPr>
+          <w:p>
+            <w:pPr>
+              <w:spacing w:after="0" w:line="240" w:lineRule="auto"/>
+              <w:jc w:val="left"/>
+            </w:pPr>
+            <w:r/>
             <w:r>
               <w:rPr>
                 <w:rFonts w:ascii="Times New Roman" w:hAnsi="Times New Roman" w:eastAsia="宋体"/>
@@ -4996,24 +4817,17 @@
         </w:tc>
       </w:tr>
       <w:tr>
-        <w:tblPrEx>
-          <w:tblCellMar>
-            <w:top w:w="0" w:type="dxa"/>
-            <w:left w:w="108" w:type="dxa"/>
-            <w:bottom w:w="0" w:type="dxa"/>
-            <w:right w:w="108" w:type="dxa"/>
-          </w:tblCellMar>
-        </w:tblPrEx>
-        <w:tc>
-          <w:tcPr>
-            <w:tcW w:w="1327" w:type="dxa"/>
-            <w:vAlign w:val="center"/>
-          </w:tcPr>
-          <w:p>
-            <w:pPr>
-              <w:spacing w:after="0" w:line="240" w:lineRule="auto"/>
-              <w:jc w:val="left"/>
-            </w:pPr>
+        <w:tc>
+          <w:tcPr>
+            <w:tcW w:type="dxa" w:w="1327"/>
+            <w:vAlign w:val="center"/>
+          </w:tcPr>
+          <w:p>
+            <w:pPr>
+              <w:spacing w:after="0" w:line="240" w:lineRule="auto"/>
+              <w:jc w:val="left"/>
+            </w:pPr>
+            <w:r/>
             <w:r>
               <w:rPr>
                 <w:rFonts w:ascii="Times New Roman" w:hAnsi="Times New Roman" w:eastAsia="宋体"/>
@@ -5026,14 +4840,15 @@
         </w:tc>
         <w:tc>
           <w:tcPr>
-            <w:tcW w:w="2433" w:type="dxa"/>
-            <w:vAlign w:val="center"/>
-          </w:tcPr>
-          <w:p>
-            <w:pPr>
-              <w:spacing w:after="0" w:line="240" w:lineRule="auto"/>
-              <w:jc w:val="left"/>
-            </w:pPr>
+            <w:tcW w:type="dxa" w:w="2433"/>
+            <w:vAlign w:val="center"/>
+          </w:tcPr>
+          <w:p>
+            <w:pPr>
+              <w:spacing w:after="0" w:line="240" w:lineRule="auto"/>
+              <w:jc w:val="left"/>
+            </w:pPr>
+            <w:r/>
             <w:r>
               <w:rPr>
                 <w:rFonts w:ascii="Times New Roman" w:hAnsi="Times New Roman" w:eastAsia="宋体"/>
@@ -5046,14 +4861,15 @@
         </w:tc>
         <w:tc>
           <w:tcPr>
-            <w:tcW w:w="2765" w:type="dxa"/>
-            <w:vAlign w:val="center"/>
-          </w:tcPr>
-          <w:p>
-            <w:pPr>
-              <w:spacing w:after="0" w:line="240" w:lineRule="auto"/>
-              <w:jc w:val="left"/>
-            </w:pPr>
+            <w:tcW w:type="dxa" w:w="2765"/>
+            <w:vAlign w:val="center"/>
+          </w:tcPr>
+          <w:p>
+            <w:pPr>
+              <w:spacing w:after="0" w:line="240" w:lineRule="auto"/>
+              <w:jc w:val="left"/>
+            </w:pPr>
+            <w:r/>
             <w:r>
               <w:rPr>
                 <w:rFonts w:ascii="Times New Roman" w:hAnsi="Times New Roman" w:eastAsia="宋体"/>
@@ -5066,14 +4882,15 @@
         </w:tc>
         <w:tc>
           <w:tcPr>
-            <w:tcW w:w="2544" w:type="dxa"/>
-            <w:vAlign w:val="center"/>
-          </w:tcPr>
-          <w:p>
-            <w:pPr>
-              <w:spacing w:after="0" w:line="240" w:lineRule="auto"/>
-              <w:jc w:val="left"/>
-            </w:pPr>
+            <w:tcW w:type="dxa" w:w="2544"/>
+            <w:vAlign w:val="center"/>
+          </w:tcPr>
+          <w:p>
+            <w:pPr>
+              <w:spacing w:after="0" w:line="240" w:lineRule="auto"/>
+              <w:jc w:val="left"/>
+            </w:pPr>
+            <w:r/>
             <w:r>
               <w:rPr>
                 <w:rFonts w:ascii="Times New Roman" w:hAnsi="Times New Roman" w:eastAsia="宋体"/>
@@ -5117,16 +4934,9 @@
     </w:p>
     <w:tbl>
       <w:tblPr>
-        <w:tblStyle w:val="15"/>
-        <w:tblW w:w="0" w:type="auto"/>
-        <w:tblInd w:w="0" w:type="dxa"/>
+        <w:tblW w:type="auto" w:w="0"/>
         <w:tblLayout w:type="fixed"/>
-        <w:tblCellMar>
-          <w:top w:w="0" w:type="dxa"/>
-          <w:left w:w="108" w:type="dxa"/>
-          <w:bottom w:w="0" w:type="dxa"/>
-          <w:right w:w="108" w:type="dxa"/>
-        </w:tblCellMar>
+        <w:tblLook w:firstColumn="1" w:firstRow="1" w:lastColumn="0" w:lastRow="0" w:noHBand="0" w:noVBand="1" w:val="04A0"/>
       </w:tblPr>
       <w:tblGrid>
         <w:gridCol w:w="1512"/>
@@ -5134,27 +4944,20 @@
         <w:gridCol w:w="4536"/>
       </w:tblGrid>
       <w:tr>
-        <w:tblPrEx>
-          <w:tblCellMar>
-            <w:top w:w="0" w:type="dxa"/>
-            <w:left w:w="108" w:type="dxa"/>
-            <w:bottom w:w="0" w:type="dxa"/>
-            <w:right w:w="108" w:type="dxa"/>
-          </w:tblCellMar>
-        </w:tblPrEx>
         <w:trPr>
-          <w:tblHeader/>
+          <w:tblHeader w:val="true"/>
         </w:trPr>
         <w:tc>
           <w:tcPr>
-            <w:tcW w:w="1512" w:type="dxa"/>
-            <w:vAlign w:val="center"/>
-          </w:tcPr>
-          <w:p>
-            <w:pPr>
-              <w:spacing w:after="0" w:line="240" w:lineRule="auto"/>
-              <w:jc w:val="left"/>
-            </w:pPr>
+            <w:tcW w:type="dxa" w:w="1512"/>
+            <w:vAlign w:val="center"/>
+          </w:tcPr>
+          <w:p>
+            <w:pPr>
+              <w:spacing w:after="0" w:line="240" w:lineRule="auto"/>
+              <w:jc w:val="left"/>
+            </w:pPr>
+            <w:r/>
             <w:r>
               <w:rPr>
                 <w:rFonts w:ascii="Times New Roman" w:hAnsi="Times New Roman" w:eastAsia="宋体"/>
@@ -5167,14 +4970,15 @@
         </w:tc>
         <w:tc>
           <w:tcPr>
-            <w:tcW w:w="3024" w:type="dxa"/>
-            <w:vAlign w:val="center"/>
-          </w:tcPr>
-          <w:p>
-            <w:pPr>
-              <w:spacing w:after="0" w:line="240" w:lineRule="auto"/>
-              <w:jc w:val="left"/>
-            </w:pPr>
+            <w:tcW w:type="dxa" w:w="3024"/>
+            <w:vAlign w:val="center"/>
+          </w:tcPr>
+          <w:p>
+            <w:pPr>
+              <w:spacing w:after="0" w:line="240" w:lineRule="auto"/>
+              <w:jc w:val="left"/>
+            </w:pPr>
+            <w:r/>
             <w:r>
               <w:rPr>
                 <w:rFonts w:ascii="Times New Roman" w:hAnsi="Times New Roman" w:eastAsia="宋体"/>
@@ -5187,14 +4991,15 @@
         </w:tc>
         <w:tc>
           <w:tcPr>
-            <w:tcW w:w="4536" w:type="dxa"/>
-            <w:vAlign w:val="center"/>
-          </w:tcPr>
-          <w:p>
-            <w:pPr>
-              <w:spacing w:after="0" w:line="240" w:lineRule="auto"/>
-              <w:jc w:val="left"/>
-            </w:pPr>
+            <w:tcW w:type="dxa" w:w="4536"/>
+            <w:vAlign w:val="center"/>
+          </w:tcPr>
+          <w:p>
+            <w:pPr>
+              <w:spacing w:after="0" w:line="240" w:lineRule="auto"/>
+              <w:jc w:val="left"/>
+            </w:pPr>
+            <w:r/>
             <w:r>
               <w:rPr>
                 <w:rFonts w:ascii="Times New Roman" w:hAnsi="Times New Roman" w:eastAsia="宋体"/>
@@ -5207,24 +5012,17 @@
         </w:tc>
       </w:tr>
       <w:tr>
-        <w:tblPrEx>
-          <w:tblCellMar>
-            <w:top w:w="0" w:type="dxa"/>
-            <w:left w:w="108" w:type="dxa"/>
-            <w:bottom w:w="0" w:type="dxa"/>
-            <w:right w:w="108" w:type="dxa"/>
-          </w:tblCellMar>
-        </w:tblPrEx>
-        <w:tc>
-          <w:tcPr>
-            <w:tcW w:w="1512" w:type="dxa"/>
-            <w:vAlign w:val="center"/>
-          </w:tcPr>
-          <w:p>
-            <w:pPr>
-              <w:spacing w:after="0" w:line="240" w:lineRule="auto"/>
-              <w:jc w:val="left"/>
-            </w:pPr>
+        <w:tc>
+          <w:tcPr>
+            <w:tcW w:type="dxa" w:w="1512"/>
+            <w:vAlign w:val="center"/>
+          </w:tcPr>
+          <w:p>
+            <w:pPr>
+              <w:spacing w:after="0" w:line="240" w:lineRule="auto"/>
+              <w:jc w:val="left"/>
+            </w:pPr>
+            <w:r/>
             <w:r>
               <w:rPr>
                 <w:rFonts w:ascii="Times New Roman" w:hAnsi="Times New Roman" w:eastAsia="宋体"/>
@@ -5237,14 +5035,15 @@
         </w:tc>
         <w:tc>
           <w:tcPr>
-            <w:tcW w:w="3024" w:type="dxa"/>
-            <w:vAlign w:val="center"/>
-          </w:tcPr>
-          <w:p>
-            <w:pPr>
-              <w:spacing w:after="0" w:line="240" w:lineRule="auto"/>
-              <w:jc w:val="left"/>
-            </w:pPr>
+            <w:tcW w:type="dxa" w:w="3024"/>
+            <w:vAlign w:val="center"/>
+          </w:tcPr>
+          <w:p>
+            <w:pPr>
+              <w:spacing w:after="0" w:line="240" w:lineRule="auto"/>
+              <w:jc w:val="left"/>
+            </w:pPr>
+            <w:r/>
             <w:r>
               <w:rPr>
                 <w:rFonts w:ascii="Times New Roman" w:hAnsi="Times New Roman" w:eastAsia="宋体"/>
@@ -5257,14 +5056,15 @@
         </w:tc>
         <w:tc>
           <w:tcPr>
-            <w:tcW w:w="4536" w:type="dxa"/>
-            <w:vAlign w:val="center"/>
-          </w:tcPr>
-          <w:p>
-            <w:pPr>
-              <w:spacing w:after="0" w:line="240" w:lineRule="auto"/>
-              <w:jc w:val="left"/>
-            </w:pPr>
+            <w:tcW w:type="dxa" w:w="4536"/>
+            <w:vAlign w:val="center"/>
+          </w:tcPr>
+          <w:p>
+            <w:pPr>
+              <w:spacing w:after="0" w:line="240" w:lineRule="auto"/>
+              <w:jc w:val="left"/>
+            </w:pPr>
+            <w:r/>
             <w:r>
               <w:rPr>
                 <w:rFonts w:ascii="Times New Roman" w:hAnsi="Times New Roman" w:eastAsia="宋体"/>
@@ -5277,24 +5077,17 @@
         </w:tc>
       </w:tr>
       <w:tr>
-        <w:tblPrEx>
-          <w:tblCellMar>
-            <w:top w:w="0" w:type="dxa"/>
-            <w:left w:w="108" w:type="dxa"/>
-            <w:bottom w:w="0" w:type="dxa"/>
-            <w:right w:w="108" w:type="dxa"/>
-          </w:tblCellMar>
-        </w:tblPrEx>
-        <w:tc>
-          <w:tcPr>
-            <w:tcW w:w="1512" w:type="dxa"/>
-            <w:vAlign w:val="center"/>
-          </w:tcPr>
-          <w:p>
-            <w:pPr>
-              <w:spacing w:after="0" w:line="240" w:lineRule="auto"/>
-              <w:jc w:val="left"/>
-            </w:pPr>
+        <w:tc>
+          <w:tcPr>
+            <w:tcW w:type="dxa" w:w="1512"/>
+            <w:vAlign w:val="center"/>
+          </w:tcPr>
+          <w:p>
+            <w:pPr>
+              <w:spacing w:after="0" w:line="240" w:lineRule="auto"/>
+              <w:jc w:val="left"/>
+            </w:pPr>
+            <w:r/>
             <w:r>
               <w:rPr>
                 <w:rFonts w:ascii="Times New Roman" w:hAnsi="Times New Roman" w:eastAsia="宋体"/>
@@ -5307,14 +5100,15 @@
         </w:tc>
         <w:tc>
           <w:tcPr>
-            <w:tcW w:w="3024" w:type="dxa"/>
-            <w:vAlign w:val="center"/>
-          </w:tcPr>
-          <w:p>
-            <w:pPr>
-              <w:spacing w:after="0" w:line="240" w:lineRule="auto"/>
-              <w:jc w:val="left"/>
-            </w:pPr>
+            <w:tcW w:type="dxa" w:w="3024"/>
+            <w:vAlign w:val="center"/>
+          </w:tcPr>
+          <w:p>
+            <w:pPr>
+              <w:spacing w:after="0" w:line="240" w:lineRule="auto"/>
+              <w:jc w:val="left"/>
+            </w:pPr>
+            <w:r/>
             <w:r>
               <w:rPr>
                 <w:rFonts w:ascii="Times New Roman" w:hAnsi="Times New Roman" w:eastAsia="宋体"/>
@@ -5327,14 +5121,15 @@
         </w:tc>
         <w:tc>
           <w:tcPr>
-            <w:tcW w:w="4536" w:type="dxa"/>
-            <w:vAlign w:val="center"/>
-          </w:tcPr>
-          <w:p>
-            <w:pPr>
-              <w:spacing w:after="0" w:line="240" w:lineRule="auto"/>
-              <w:jc w:val="left"/>
-            </w:pPr>
+            <w:tcW w:type="dxa" w:w="4536"/>
+            <w:vAlign w:val="center"/>
+          </w:tcPr>
+          <w:p>
+            <w:pPr>
+              <w:spacing w:after="0" w:line="240" w:lineRule="auto"/>
+              <w:jc w:val="left"/>
+            </w:pPr>
+            <w:r/>
             <w:r>
               <w:rPr>
                 <w:rFonts w:ascii="Times New Roman" w:hAnsi="Times New Roman" w:eastAsia="宋体"/>
@@ -5347,24 +5142,17 @@
         </w:tc>
       </w:tr>
       <w:tr>
-        <w:tblPrEx>
-          <w:tblCellMar>
-            <w:top w:w="0" w:type="dxa"/>
-            <w:left w:w="108" w:type="dxa"/>
-            <w:bottom w:w="0" w:type="dxa"/>
-            <w:right w:w="108" w:type="dxa"/>
-          </w:tblCellMar>
-        </w:tblPrEx>
-        <w:tc>
-          <w:tcPr>
-            <w:tcW w:w="1512" w:type="dxa"/>
-            <w:vAlign w:val="center"/>
-          </w:tcPr>
-          <w:p>
-            <w:pPr>
-              <w:spacing w:after="0" w:line="240" w:lineRule="auto"/>
-              <w:jc w:val="left"/>
-            </w:pPr>
+        <w:tc>
+          <w:tcPr>
+            <w:tcW w:type="dxa" w:w="1512"/>
+            <w:vAlign w:val="center"/>
+          </w:tcPr>
+          <w:p>
+            <w:pPr>
+              <w:spacing w:after="0" w:line="240" w:lineRule="auto"/>
+              <w:jc w:val="left"/>
+            </w:pPr>
+            <w:r/>
             <w:r>
               <w:rPr>
                 <w:rFonts w:ascii="Times New Roman" w:hAnsi="Times New Roman" w:eastAsia="宋体"/>
@@ -5377,14 +5165,15 @@
         </w:tc>
         <w:tc>
           <w:tcPr>
-            <w:tcW w:w="3024" w:type="dxa"/>
-            <w:vAlign w:val="center"/>
-          </w:tcPr>
-          <w:p>
-            <w:pPr>
-              <w:spacing w:after="0" w:line="240" w:lineRule="auto"/>
-              <w:jc w:val="left"/>
-            </w:pPr>
+            <w:tcW w:type="dxa" w:w="3024"/>
+            <w:vAlign w:val="center"/>
+          </w:tcPr>
+          <w:p>
+            <w:pPr>
+              <w:spacing w:after="0" w:line="240" w:lineRule="auto"/>
+              <w:jc w:val="left"/>
+            </w:pPr>
+            <w:r/>
             <w:r>
               <w:rPr>
                 <w:rFonts w:ascii="Times New Roman" w:hAnsi="Times New Roman" w:eastAsia="宋体"/>
@@ -5397,14 +5186,15 @@
         </w:tc>
         <w:tc>
           <w:tcPr>
-            <w:tcW w:w="4536" w:type="dxa"/>
-            <w:vAlign w:val="center"/>
-          </w:tcPr>
-          <w:p>
-            <w:pPr>
-              <w:spacing w:after="0" w:line="240" w:lineRule="auto"/>
-              <w:jc w:val="left"/>
-            </w:pPr>
+            <w:tcW w:type="dxa" w:w="4536"/>
+            <w:vAlign w:val="center"/>
+          </w:tcPr>
+          <w:p>
+            <w:pPr>
+              <w:spacing w:after="0" w:line="240" w:lineRule="auto"/>
+              <w:jc w:val="left"/>
+            </w:pPr>
+            <w:r/>
             <w:r>
               <w:rPr>
                 <w:rFonts w:ascii="Times New Roman" w:hAnsi="Times New Roman" w:eastAsia="宋体"/>
@@ -5417,24 +5207,17 @@
         </w:tc>
       </w:tr>
       <w:tr>
-        <w:tblPrEx>
-          <w:tblCellMar>
-            <w:top w:w="0" w:type="dxa"/>
-            <w:left w:w="108" w:type="dxa"/>
-            <w:bottom w:w="0" w:type="dxa"/>
-            <w:right w:w="108" w:type="dxa"/>
-          </w:tblCellMar>
-        </w:tblPrEx>
-        <w:tc>
-          <w:tcPr>
-            <w:tcW w:w="1512" w:type="dxa"/>
-            <w:vAlign w:val="center"/>
-          </w:tcPr>
-          <w:p>
-            <w:pPr>
-              <w:spacing w:after="0" w:line="240" w:lineRule="auto"/>
-              <w:jc w:val="left"/>
-            </w:pPr>
+        <w:tc>
+          <w:tcPr>
+            <w:tcW w:type="dxa" w:w="1512"/>
+            <w:vAlign w:val="center"/>
+          </w:tcPr>
+          <w:p>
+            <w:pPr>
+              <w:spacing w:after="0" w:line="240" w:lineRule="auto"/>
+              <w:jc w:val="left"/>
+            </w:pPr>
+            <w:r/>
             <w:r>
               <w:rPr>
                 <w:rFonts w:ascii="Times New Roman" w:hAnsi="Times New Roman" w:eastAsia="宋体"/>
@@ -5447,14 +5230,15 @@
         </w:tc>
         <w:tc>
           <w:tcPr>
-            <w:tcW w:w="3024" w:type="dxa"/>
-            <w:vAlign w:val="center"/>
-          </w:tcPr>
-          <w:p>
-            <w:pPr>
-              <w:spacing w:after="0" w:line="240" w:lineRule="auto"/>
-              <w:jc w:val="left"/>
-            </w:pPr>
+            <w:tcW w:type="dxa" w:w="3024"/>
+            <w:vAlign w:val="center"/>
+          </w:tcPr>
+          <w:p>
+            <w:pPr>
+              <w:spacing w:after="0" w:line="240" w:lineRule="auto"/>
+              <w:jc w:val="left"/>
+            </w:pPr>
+            <w:r/>
             <w:r>
               <w:rPr>
                 <w:rFonts w:ascii="Times New Roman" w:hAnsi="Times New Roman" w:eastAsia="宋体"/>
@@ -5467,14 +5251,15 @@
         </w:tc>
         <w:tc>
           <w:tcPr>
-            <w:tcW w:w="4536" w:type="dxa"/>
-            <w:vAlign w:val="center"/>
-          </w:tcPr>
-          <w:p>
-            <w:pPr>
-              <w:spacing w:after="0" w:line="240" w:lineRule="auto"/>
-              <w:jc w:val="left"/>
-            </w:pPr>
+            <w:tcW w:type="dxa" w:w="4536"/>
+            <w:vAlign w:val="center"/>
+          </w:tcPr>
+          <w:p>
+            <w:pPr>
+              <w:spacing w:after="0" w:line="240" w:lineRule="auto"/>
+              <w:jc w:val="left"/>
+            </w:pPr>
+            <w:r/>
             <w:r>
               <w:rPr>
                 <w:rFonts w:ascii="Times New Roman" w:hAnsi="Times New Roman" w:eastAsia="宋体"/>
@@ -5532,43 +5317,29 @@
     </w:p>
     <w:tbl>
       <w:tblPr>
-        <w:tblStyle w:val="15"/>
-        <w:tblW w:w="0" w:type="auto"/>
-        <w:tblInd w:w="0" w:type="dxa"/>
+        <w:tblW w:type="auto" w:w="0"/>
         <w:tblLayout w:type="fixed"/>
-        <w:tblCellMar>
-          <w:top w:w="0" w:type="dxa"/>
-          <w:left w:w="108" w:type="dxa"/>
-          <w:bottom w:w="0" w:type="dxa"/>
-          <w:right w:w="108" w:type="dxa"/>
-        </w:tblCellMar>
+        <w:tblLook w:firstColumn="1" w:firstRow="1" w:lastColumn="0" w:lastRow="0" w:noHBand="0" w:noVBand="1" w:val="04A0"/>
       </w:tblPr>
       <w:tblGrid>
         <w:gridCol w:w="2268"/>
         <w:gridCol w:w="6804"/>
       </w:tblGrid>
       <w:tr>
-        <w:tblPrEx>
-          <w:tblCellMar>
-            <w:top w:w="0" w:type="dxa"/>
-            <w:left w:w="108" w:type="dxa"/>
-            <w:bottom w:w="0" w:type="dxa"/>
-            <w:right w:w="108" w:type="dxa"/>
-          </w:tblCellMar>
-        </w:tblPrEx>
         <w:trPr>
-          <w:tblHeader/>
+          <w:tblHeader w:val="true"/>
         </w:trPr>
         <w:tc>
           <w:tcPr>
-            <w:tcW w:w="2268" w:type="dxa"/>
-            <w:vAlign w:val="center"/>
-          </w:tcPr>
-          <w:p>
-            <w:pPr>
-              <w:spacing w:after="0" w:line="240" w:lineRule="auto"/>
-              <w:jc w:val="left"/>
-            </w:pPr>
+            <w:tcW w:type="dxa" w:w="2268"/>
+            <w:vAlign w:val="center"/>
+          </w:tcPr>
+          <w:p>
+            <w:pPr>
+              <w:spacing w:after="0" w:line="240" w:lineRule="auto"/>
+              <w:jc w:val="left"/>
+            </w:pPr>
+            <w:r/>
             <w:r>
               <w:rPr>
                 <w:rFonts w:ascii="Times New Roman" w:hAnsi="Times New Roman" w:eastAsia="宋体"/>
@@ -5581,14 +5352,15 @@
         </w:tc>
         <w:tc>
           <w:tcPr>
-            <w:tcW w:w="6804" w:type="dxa"/>
-            <w:vAlign w:val="center"/>
-          </w:tcPr>
-          <w:p>
-            <w:pPr>
-              <w:spacing w:after="0" w:line="240" w:lineRule="auto"/>
-              <w:jc w:val="left"/>
-            </w:pPr>
+            <w:tcW w:type="dxa" w:w="6804"/>
+            <w:vAlign w:val="center"/>
+          </w:tcPr>
+          <w:p>
+            <w:pPr>
+              <w:spacing w:after="0" w:line="240" w:lineRule="auto"/>
+              <w:jc w:val="left"/>
+            </w:pPr>
+            <w:r/>
             <w:r>
               <w:rPr>
                 <w:rFonts w:ascii="Times New Roman" w:hAnsi="Times New Roman" w:eastAsia="宋体"/>
@@ -5601,24 +5373,17 @@
         </w:tc>
       </w:tr>
       <w:tr>
-        <w:tblPrEx>
-          <w:tblCellMar>
-            <w:top w:w="0" w:type="dxa"/>
-            <w:left w:w="108" w:type="dxa"/>
-            <w:bottom w:w="0" w:type="dxa"/>
-            <w:right w:w="108" w:type="dxa"/>
-          </w:tblCellMar>
-        </w:tblPrEx>
-        <w:tc>
-          <w:tcPr>
-            <w:tcW w:w="2268" w:type="dxa"/>
-            <w:vAlign w:val="center"/>
-          </w:tcPr>
-          <w:p>
-            <w:pPr>
-              <w:spacing w:after="0" w:line="240" w:lineRule="auto"/>
-              <w:jc w:val="left"/>
-            </w:pPr>
+        <w:tc>
+          <w:tcPr>
+            <w:tcW w:type="dxa" w:w="2268"/>
+            <w:vAlign w:val="center"/>
+          </w:tcPr>
+          <w:p>
+            <w:pPr>
+              <w:spacing w:after="0" w:line="240" w:lineRule="auto"/>
+              <w:jc w:val="left"/>
+            </w:pPr>
+            <w:r/>
             <w:r>
               <w:rPr>
                 <w:rFonts w:ascii="Times New Roman" w:hAnsi="Times New Roman" w:eastAsia="宋体"/>
@@ -5631,14 +5396,15 @@
         </w:tc>
         <w:tc>
           <w:tcPr>
-            <w:tcW w:w="6804" w:type="dxa"/>
-            <w:vAlign w:val="center"/>
-          </w:tcPr>
-          <w:p>
-            <w:pPr>
-              <w:spacing w:after="0" w:line="240" w:lineRule="auto"/>
-              <w:jc w:val="left"/>
-            </w:pPr>
+            <w:tcW w:type="dxa" w:w="6804"/>
+            <w:vAlign w:val="center"/>
+          </w:tcPr>
+          <w:p>
+            <w:pPr>
+              <w:spacing w:after="0" w:line="240" w:lineRule="auto"/>
+              <w:jc w:val="left"/>
+            </w:pPr>
+            <w:r/>
             <w:r>
               <w:rPr>
                 <w:rFonts w:ascii="Times New Roman" w:hAnsi="Times New Roman" w:eastAsia="宋体"/>
@@ -5651,24 +5417,17 @@
         </w:tc>
       </w:tr>
       <w:tr>
-        <w:tblPrEx>
-          <w:tblCellMar>
-            <w:top w:w="0" w:type="dxa"/>
-            <w:left w:w="108" w:type="dxa"/>
-            <w:bottom w:w="0" w:type="dxa"/>
-            <w:right w:w="108" w:type="dxa"/>
-          </w:tblCellMar>
-        </w:tblPrEx>
-        <w:tc>
-          <w:tcPr>
-            <w:tcW w:w="2268" w:type="dxa"/>
-            <w:vAlign w:val="center"/>
-          </w:tcPr>
-          <w:p>
-            <w:pPr>
-              <w:spacing w:after="0" w:line="240" w:lineRule="auto"/>
-              <w:jc w:val="left"/>
-            </w:pPr>
+        <w:tc>
+          <w:tcPr>
+            <w:tcW w:type="dxa" w:w="2268"/>
+            <w:vAlign w:val="center"/>
+          </w:tcPr>
+          <w:p>
+            <w:pPr>
+              <w:spacing w:after="0" w:line="240" w:lineRule="auto"/>
+              <w:jc w:val="left"/>
+            </w:pPr>
+            <w:r/>
             <w:r>
               <w:rPr>
                 <w:rFonts w:ascii="Times New Roman" w:hAnsi="Times New Roman" w:eastAsia="宋体"/>
@@ -5681,14 +5440,15 @@
         </w:tc>
         <w:tc>
           <w:tcPr>
-            <w:tcW w:w="6804" w:type="dxa"/>
-            <w:vAlign w:val="center"/>
-          </w:tcPr>
-          <w:p>
-            <w:pPr>
-              <w:spacing w:after="0" w:line="240" w:lineRule="auto"/>
-              <w:jc w:val="left"/>
-            </w:pPr>
+            <w:tcW w:type="dxa" w:w="6804"/>
+            <w:vAlign w:val="center"/>
+          </w:tcPr>
+          <w:p>
+            <w:pPr>
+              <w:spacing w:after="0" w:line="240" w:lineRule="auto"/>
+              <w:jc w:val="left"/>
+            </w:pPr>
+            <w:r/>
             <w:r>
               <w:rPr>
                 <w:rFonts w:ascii="Times New Roman" w:hAnsi="Times New Roman" w:eastAsia="宋体"/>
@@ -5701,24 +5461,17 @@
         </w:tc>
       </w:tr>
       <w:tr>
-        <w:tblPrEx>
-          <w:tblCellMar>
-            <w:top w:w="0" w:type="dxa"/>
-            <w:left w:w="108" w:type="dxa"/>
-            <w:bottom w:w="0" w:type="dxa"/>
-            <w:right w:w="108" w:type="dxa"/>
-          </w:tblCellMar>
-        </w:tblPrEx>
-        <w:tc>
-          <w:tcPr>
-            <w:tcW w:w="2268" w:type="dxa"/>
-            <w:vAlign w:val="center"/>
-          </w:tcPr>
-          <w:p>
-            <w:pPr>
-              <w:spacing w:after="0" w:line="240" w:lineRule="auto"/>
-              <w:jc w:val="left"/>
-            </w:pPr>
+        <w:tc>
+          <w:tcPr>
+            <w:tcW w:type="dxa" w:w="2268"/>
+            <w:vAlign w:val="center"/>
+          </w:tcPr>
+          <w:p>
+            <w:pPr>
+              <w:spacing w:after="0" w:line="240" w:lineRule="auto"/>
+              <w:jc w:val="left"/>
+            </w:pPr>
+            <w:r/>
             <w:r>
               <w:rPr>
                 <w:rFonts w:ascii="Times New Roman" w:hAnsi="Times New Roman" w:eastAsia="宋体"/>
@@ -5731,14 +5484,15 @@
         </w:tc>
         <w:tc>
           <w:tcPr>
-            <w:tcW w:w="6804" w:type="dxa"/>
-            <w:vAlign w:val="center"/>
-          </w:tcPr>
-          <w:p>
-            <w:pPr>
-              <w:spacing w:after="0" w:line="240" w:lineRule="auto"/>
-              <w:jc w:val="left"/>
-            </w:pPr>
+            <w:tcW w:type="dxa" w:w="6804"/>
+            <w:vAlign w:val="center"/>
+          </w:tcPr>
+          <w:p>
+            <w:pPr>
+              <w:spacing w:after="0" w:line="240" w:lineRule="auto"/>
+              <w:jc w:val="left"/>
+            </w:pPr>
+            <w:r/>
             <w:r>
               <w:rPr>
                 <w:rFonts w:ascii="Times New Roman" w:hAnsi="Times New Roman" w:eastAsia="宋体"/>
@@ -5751,24 +5505,17 @@
         </w:tc>
       </w:tr>
       <w:tr>
-        <w:tblPrEx>
-          <w:tblCellMar>
-            <w:top w:w="0" w:type="dxa"/>
-            <w:left w:w="108" w:type="dxa"/>
-            <w:bottom w:w="0" w:type="dxa"/>
-            <w:right w:w="108" w:type="dxa"/>
-          </w:tblCellMar>
-        </w:tblPrEx>
-        <w:tc>
-          <w:tcPr>
-            <w:tcW w:w="2268" w:type="dxa"/>
-            <w:vAlign w:val="center"/>
-          </w:tcPr>
-          <w:p>
-            <w:pPr>
-              <w:spacing w:after="0" w:line="240" w:lineRule="auto"/>
-              <w:jc w:val="left"/>
-            </w:pPr>
+        <w:tc>
+          <w:tcPr>
+            <w:tcW w:type="dxa" w:w="2268"/>
+            <w:vAlign w:val="center"/>
+          </w:tcPr>
+          <w:p>
+            <w:pPr>
+              <w:spacing w:after="0" w:line="240" w:lineRule="auto"/>
+              <w:jc w:val="left"/>
+            </w:pPr>
+            <w:r/>
             <w:r>
               <w:rPr>
                 <w:rFonts w:ascii="Times New Roman" w:hAnsi="Times New Roman" w:eastAsia="宋体"/>
@@ -5781,14 +5528,15 @@
         </w:tc>
         <w:tc>
           <w:tcPr>
-            <w:tcW w:w="6804" w:type="dxa"/>
-            <w:vAlign w:val="center"/>
-          </w:tcPr>
-          <w:p>
-            <w:pPr>
-              <w:spacing w:after="0" w:line="240" w:lineRule="auto"/>
-              <w:jc w:val="left"/>
-            </w:pPr>
+            <w:tcW w:type="dxa" w:w="6804"/>
+            <w:vAlign w:val="center"/>
+          </w:tcPr>
+          <w:p>
+            <w:pPr>
+              <w:spacing w:after="0" w:line="240" w:lineRule="auto"/>
+              <w:jc w:val="left"/>
+            </w:pPr>
+            <w:r/>
             <w:r>
               <w:rPr>
                 <w:rFonts w:ascii="Times New Roman" w:hAnsi="Times New Roman" w:eastAsia="宋体"/>
@@ -5801,24 +5549,17 @@
         </w:tc>
       </w:tr>
       <w:tr>
-        <w:tblPrEx>
-          <w:tblCellMar>
-            <w:top w:w="0" w:type="dxa"/>
-            <w:left w:w="108" w:type="dxa"/>
-            <w:bottom w:w="0" w:type="dxa"/>
-            <w:right w:w="108" w:type="dxa"/>
-          </w:tblCellMar>
-        </w:tblPrEx>
-        <w:tc>
-          <w:tcPr>
-            <w:tcW w:w="2268" w:type="dxa"/>
-            <w:vAlign w:val="center"/>
-          </w:tcPr>
-          <w:p>
-            <w:pPr>
-              <w:spacing w:after="0" w:line="240" w:lineRule="auto"/>
-              <w:jc w:val="left"/>
-            </w:pPr>
+        <w:tc>
+          <w:tcPr>
+            <w:tcW w:type="dxa" w:w="2268"/>
+            <w:vAlign w:val="center"/>
+          </w:tcPr>
+          <w:p>
+            <w:pPr>
+              <w:spacing w:after="0" w:line="240" w:lineRule="auto"/>
+              <w:jc w:val="left"/>
+            </w:pPr>
+            <w:r/>
             <w:r>
               <w:rPr>
                 <w:rFonts w:ascii="Times New Roman" w:hAnsi="Times New Roman" w:eastAsia="宋体"/>
@@ -5831,14 +5572,15 @@
         </w:tc>
         <w:tc>
           <w:tcPr>
-            <w:tcW w:w="6804" w:type="dxa"/>
-            <w:vAlign w:val="center"/>
-          </w:tcPr>
-          <w:p>
-            <w:pPr>
-              <w:spacing w:after="0" w:line="240" w:lineRule="auto"/>
-              <w:jc w:val="left"/>
-            </w:pPr>
+            <w:tcW w:type="dxa" w:w="6804"/>
+            <w:vAlign w:val="center"/>
+          </w:tcPr>
+          <w:p>
+            <w:pPr>
+              <w:spacing w:after="0" w:line="240" w:lineRule="auto"/>
+              <w:jc w:val="left"/>
+            </w:pPr>
+            <w:r/>
             <w:r>
               <w:rPr>
                 <w:rFonts w:ascii="Times New Roman" w:hAnsi="Times New Roman" w:eastAsia="宋体"/>
@@ -5869,15 +5611,34 @@
       <w:pgSz w:w="11906" w:h="16838"/>
       <w:pgMar w:top="1440" w:right="1440" w:bottom="1440" w:left="1440" w:header="708" w:footer="708" w:gutter="0"/>
       <w:pgNumType w:start="1"/>
-      <w:cols w:space="720" w:num="1"/>
-      <w:docGrid w:linePitch="360" w:charSpace="0"/>
+      <w:cols w:space="720"/>
+      <w:docGrid w:linePitch="360"/>
     </w:sectPr>
   </w:body>
 </w:document>
 </file>
 
+<file path=word/endnotes.xml><?xml version="1.0" encoding="utf-8"?>
+<w:endnotes xmlns:wpc="http://schemas.microsoft.com/office/word/2010/wordprocessingCanvas" xmlns:cx="http://schemas.microsoft.com/office/drawing/2014/chartex" xmlns:cx1="http://schemas.microsoft.com/office/drawing/2015/9/8/chartex" xmlns:cx2="http://schemas.microsoft.com/office/drawing/2015/10/21/chartex" xmlns:cx3="http://schemas.microsoft.com/office/drawing/2016/5/9/chartex" xmlns:cx4="http://schemas.microsoft.com/office/drawing/2016/5/10/chartex" xmlns:cx5="http://schemas.microsoft.com/office/drawing/2016/5/11/chartex" xmlns:cx6="http://schemas.microsoft.com/office/drawing/2016/5/12/chartex" xmlns:cx7="http://schemas.microsoft.com/office/drawing/2016/5/13/chartex" xmlns:cx8="http://schemas.microsoft.com/office/drawing/2016/5/14/chartex" xmlns:mc="http://schemas.openxmlformats.org/markup-compatibility/2006" xmlns:aink="http://schemas.microsoft.com/office/drawing/2016/ink" xmlns:am3d="http://schemas.microsoft.com/office/drawing/2017/model3d" xmlns:o="urn:schemas-microsoft-com:office:office" xmlns:r="http://schemas.openxmlformats.org/officeDocument/2006/relationships" xmlns:m="http://schemas.openxmlformats.org/officeDocument/2006/math" xmlns:v="urn:schemas-microsoft-com:vml" xmlns:wp14="http://schemas.microsoft.com/office/word/2010/wordprocessingDrawing" xmlns:wp="http://schemas.openxmlformats.org/drawingml/2006/wordprocessingDrawing" xmlns:w10="urn:schemas-microsoft-com:office:word" xmlns:w="http://schemas.openxmlformats.org/wordprocessingml/2006/main" xmlns:w14="http://schemas.microsoft.com/office/word/2010/wordml" xmlns:w15="http://schemas.microsoft.com/office/word/2012/wordml" xmlns:w16cex="http://schemas.microsoft.com/office/word/2018/wordml/cex" xmlns:w16cid="http://schemas.microsoft.com/office/word/2016/wordml/cid" xmlns:w16="http://schemas.microsoft.com/office/word/2018/wordml" xmlns:w16sdtdh="http://schemas.microsoft.com/office/word/2020/wordml/sdtdatahash" xmlns:w16se="http://schemas.microsoft.com/office/word/2015/wordml/symex" xmlns:wpg="http://schemas.microsoft.com/office/word/2010/wordprocessingGroup" xmlns:wpi="http://schemas.microsoft.com/office/word/2010/wordprocessingInk" xmlns:wne="http://schemas.microsoft.com/office/word/2006/wordml" xmlns:wps="http://schemas.microsoft.com/office/word/2010/wordprocessingShape" mc:Ignorable="w14 w15 w16se w16cid w16 w16cex w16sdtdh wp14">
+  <w:endnote w:type="separator" w:id="-1">
+    <w:p>
+      <w:r>
+        <w:separator/>
+      </w:r>
+    </w:p>
+  </w:endnote>
+  <w:endnote w:type="continuationSeparator" w:id="0">
+    <w:p>
+      <w:r>
+        <w:continuationSeparator/>
+      </w:r>
+    </w:p>
+  </w:endnote>
+</w:endnotes>
+</file>
+
 <file path=word/footer1.xml><?xml version="1.0" encoding="utf-8"?>
-<w:ftr xmlns:wpc="http://schemas.microsoft.com/office/word/2010/wordprocessingCanvas" xmlns:mc="http://schemas.openxmlformats.org/markup-compatibility/2006" xmlns:o="urn:schemas-microsoft-com:office:office" xmlns:r="http://schemas.openxmlformats.org/officeDocument/2006/relationships" xmlns:m="http://schemas.openxmlformats.org/officeDocument/2006/math" xmlns:v="urn:schemas-microsoft-com:vml" xmlns:wp14="http://schemas.microsoft.com/office/word/2010/wordprocessingDrawing" xmlns:wp="http://schemas.openxmlformats.org/drawingml/2006/wordprocessingDrawing" xmlns:w10="urn:schemas-microsoft-com:office:word" xmlns:w="http://schemas.openxmlformats.org/wordprocessingml/2006/main" xmlns:w14="http://schemas.microsoft.com/office/word/2010/wordml" xmlns:w15="http://schemas.microsoft.com/office/word/2012/wordml" xmlns:wpg="http://schemas.microsoft.com/office/word/2010/wordprocessingGroup" xmlns:wpi="http://schemas.microsoft.com/office/word/2010/wordprocessingInk" xmlns:wne="http://schemas.microsoft.com/office/word/2006/wordml" xmlns:wps="http://schemas.microsoft.com/office/word/2010/wordprocessingShape" xmlns:wpsCustomData="http://www.wps.cn/officeDocument/2013/wpsCustomData" mc:Ignorable="w14 w15 wp14">
+<w:ftr xmlns:wpc="http://schemas.microsoft.com/office/word/2010/wordprocessingCanvas" xmlns:cx="http://schemas.microsoft.com/office/drawing/2014/chartex" xmlns:cx1="http://schemas.microsoft.com/office/drawing/2015/9/8/chartex" xmlns:cx2="http://schemas.microsoft.com/office/drawing/2015/10/21/chartex" xmlns:cx3="http://schemas.microsoft.com/office/drawing/2016/5/9/chartex" xmlns:cx4="http://schemas.microsoft.com/office/drawing/2016/5/10/chartex" xmlns:cx5="http://schemas.microsoft.com/office/drawing/2016/5/11/chartex" xmlns:cx6="http://schemas.microsoft.com/office/drawing/2016/5/12/chartex" xmlns:cx7="http://schemas.microsoft.com/office/drawing/2016/5/13/chartex" xmlns:cx8="http://schemas.microsoft.com/office/drawing/2016/5/14/chartex" xmlns:mc="http://schemas.openxmlformats.org/markup-compatibility/2006" xmlns:aink="http://schemas.microsoft.com/office/drawing/2016/ink" xmlns:am3d="http://schemas.microsoft.com/office/drawing/2017/model3d" xmlns:o="urn:schemas-microsoft-com:office:office" xmlns:r="http://schemas.openxmlformats.org/officeDocument/2006/relationships" xmlns:m="http://schemas.openxmlformats.org/officeDocument/2006/math" xmlns:v="urn:schemas-microsoft-com:vml" xmlns:wp14="http://schemas.microsoft.com/office/word/2010/wordprocessingDrawing" xmlns:wp="http://schemas.openxmlformats.org/drawingml/2006/wordprocessingDrawing" xmlns:w10="urn:schemas-microsoft-com:office:word" xmlns:w="http://schemas.openxmlformats.org/wordprocessingml/2006/main" xmlns:w14="http://schemas.microsoft.com/office/word/2010/wordml" xmlns:w15="http://schemas.microsoft.com/office/word/2012/wordml" xmlns:w16cex="http://schemas.microsoft.com/office/word/2018/wordml/cex" xmlns:w16cid="http://schemas.microsoft.com/office/word/2016/wordml/cid" xmlns:w16="http://schemas.microsoft.com/office/word/2018/wordml" xmlns:w16sdtdh="http://schemas.microsoft.com/office/word/2020/wordml/sdtdatahash" xmlns:w16se="http://schemas.microsoft.com/office/word/2015/wordml/symex" xmlns:wpg="http://schemas.microsoft.com/office/word/2010/wordprocessingGroup" xmlns:wpi="http://schemas.microsoft.com/office/word/2010/wordprocessingInk" xmlns:wne="http://schemas.microsoft.com/office/word/2006/wordml" xmlns:wps="http://schemas.microsoft.com/office/word/2010/wordprocessingShape" mc:Ignorable="w14 w15 w16se w16cid w16 w16cex w16sdtdh wp14">
   <w:p>
     <w:pPr>
       <w:spacing w:after="100" w:line="360" w:lineRule="auto"/>
@@ -5899,7 +5660,7 @@
         <w:sz w:val="18"/>
         <w:szCs w:val="18"/>
       </w:rPr>
-      <w:instrText xml:space="preserve">PAGE</w:instrText>
+      <w:instrText>PAGE</w:instrText>
     </w:r>
     <w:r>
       <w:rPr>
@@ -5913,6 +5674,7 @@
     <w:r>
       <w:rPr>
         <w:rFonts w:eastAsia="宋体"/>
+        <w:noProof/>
         <w:color w:val="000000"/>
         <w:sz w:val="18"/>
         <w:szCs w:val="18"/>
@@ -5933,22 +5695,16 @@
 </file>
 
 <file path=word/footnotes.xml><?xml version="1.0" encoding="utf-8"?>
-<w:footnotes xmlns:wpc="http://schemas.microsoft.com/office/word/2010/wordprocessingCanvas" xmlns:mc="http://schemas.openxmlformats.org/markup-compatibility/2006" xmlns:o="urn:schemas-microsoft-com:office:office" xmlns:r="http://schemas.openxmlformats.org/officeDocument/2006/relationships" xmlns:m="http://schemas.openxmlformats.org/officeDocument/2006/math" xmlns:v="urn:schemas-microsoft-com:vml" xmlns:wp14="http://schemas.microsoft.com/office/word/2010/wordprocessingDrawing" xmlns:wp="http://schemas.openxmlformats.org/drawingml/2006/wordprocessingDrawing" xmlns:w="http://schemas.openxmlformats.org/wordprocessingml/2006/main" xmlns:w14="http://schemas.microsoft.com/office/word/2010/wordml" xmlns:w15="http://schemas.microsoft.com/office/word/2012/wordml" xmlns:w10="urn:schemas-microsoft-com:office:word" xmlns:wpg="http://schemas.microsoft.com/office/word/2010/wordprocessingGroup" xmlns:wpi="http://schemas.microsoft.com/office/word/2010/wordprocessingInk" xmlns:wne="http://schemas.microsoft.com/office/word/2006/wordml" xmlns:wps="http://schemas.microsoft.com/office/word/2010/wordprocessingShape" xmlns:wpsCustomData="http://www.wps.cn/officeDocument/2013/wpsCustomData" mc:Ignorable="w14 w15 wp14">
-  <w:footnote w:type="separator" w:id="0">
+<w:footnotes xmlns:wpc="http://schemas.microsoft.com/office/word/2010/wordprocessingCanvas" xmlns:cx="http://schemas.microsoft.com/office/drawing/2014/chartex" xmlns:cx1="http://schemas.microsoft.com/office/drawing/2015/9/8/chartex" xmlns:cx2="http://schemas.microsoft.com/office/drawing/2015/10/21/chartex" xmlns:cx3="http://schemas.microsoft.com/office/drawing/2016/5/9/chartex" xmlns:cx4="http://schemas.microsoft.com/office/drawing/2016/5/10/chartex" xmlns:cx5="http://schemas.microsoft.com/office/drawing/2016/5/11/chartex" xmlns:cx6="http://schemas.microsoft.com/office/drawing/2016/5/12/chartex" xmlns:cx7="http://schemas.microsoft.com/office/drawing/2016/5/13/chartex" xmlns:cx8="http://schemas.microsoft.com/office/drawing/2016/5/14/chartex" xmlns:mc="http://schemas.openxmlformats.org/markup-compatibility/2006" xmlns:aink="http://schemas.microsoft.com/office/drawing/2016/ink" xmlns:am3d="http://schemas.microsoft.com/office/drawing/2017/model3d" xmlns:o="urn:schemas-microsoft-com:office:office" xmlns:r="http://schemas.openxmlformats.org/officeDocument/2006/relationships" xmlns:m="http://schemas.openxmlformats.org/officeDocument/2006/math" xmlns:v="urn:schemas-microsoft-com:vml" xmlns:wp14="http://schemas.microsoft.com/office/word/2010/wordprocessingDrawing" xmlns:wp="http://schemas.openxmlformats.org/drawingml/2006/wordprocessingDrawing" xmlns:w10="urn:schemas-microsoft-com:office:word" xmlns:w="http://schemas.openxmlformats.org/wordprocessingml/2006/main" xmlns:w14="http://schemas.microsoft.com/office/word/2010/wordml" xmlns:w15="http://schemas.microsoft.com/office/word/2012/wordml" xmlns:w16cex="http://schemas.microsoft.com/office/word/2018/wordml/cex" xmlns:w16cid="http://schemas.microsoft.com/office/word/2016/wordml/cid" xmlns:w16="http://schemas.microsoft.com/office/word/2018/wordml" xmlns:w16sdtdh="http://schemas.microsoft.com/office/word/2020/wordml/sdtdatahash" xmlns:w16se="http://schemas.microsoft.com/office/word/2015/wordml/symex" xmlns:wpg="http://schemas.microsoft.com/office/word/2010/wordprocessingGroup" xmlns:wpi="http://schemas.microsoft.com/office/word/2010/wordprocessingInk" xmlns:wne="http://schemas.microsoft.com/office/word/2006/wordml" xmlns:wps="http://schemas.microsoft.com/office/word/2010/wordprocessingShape" mc:Ignorable="w14 w15 w16se w16cid w16 w16cex w16sdtdh wp14">
+  <w:footnote w:type="separator" w:id="-1">
     <w:p>
-      <w:pPr>
-        <w:spacing w:before="0" w:after="0"/>
-      </w:pPr>
       <w:r>
         <w:separator/>
       </w:r>
     </w:p>
   </w:footnote>
-  <w:footnote w:type="continuationSeparator" w:id="1">
+  <w:footnote w:type="continuationSeparator" w:id="0">
     <w:p>
-      <w:pPr>
-        <w:spacing w:before="0" w:after="0"/>
-      </w:pPr>
       <w:r>
         <w:continuationSeparator/>
       </w:r>
@@ -5958,7 +5714,7 @@
 </file>
 
 <file path=word/header1.xml><?xml version="1.0" encoding="utf-8"?>
-<w:hdr xmlns:wpc="http://schemas.microsoft.com/office/word/2010/wordprocessingCanvas" xmlns:mc="http://schemas.openxmlformats.org/markup-compatibility/2006" xmlns:o="urn:schemas-microsoft-com:office:office" xmlns:r="http://schemas.openxmlformats.org/officeDocument/2006/relationships" xmlns:m="http://schemas.openxmlformats.org/officeDocument/2006/math" xmlns:v="urn:schemas-microsoft-com:vml" xmlns:wp14="http://schemas.microsoft.com/office/word/2010/wordprocessingDrawing" xmlns:wp="http://schemas.openxmlformats.org/drawingml/2006/wordprocessingDrawing" xmlns:w10="urn:schemas-microsoft-com:office:word" xmlns:w="http://schemas.openxmlformats.org/wordprocessingml/2006/main" xmlns:w14="http://schemas.microsoft.com/office/word/2010/wordml" xmlns:w15="http://schemas.microsoft.com/office/word/2012/wordml" xmlns:wpg="http://schemas.microsoft.com/office/word/2010/wordprocessingGroup" xmlns:wpi="http://schemas.microsoft.com/office/word/2010/wordprocessingInk" xmlns:wne="http://schemas.microsoft.com/office/word/2006/wordml" xmlns:wps="http://schemas.microsoft.com/office/word/2010/wordprocessingShape" xmlns:wpsCustomData="http://www.wps.cn/officeDocument/2013/wpsCustomData" mc:Ignorable="w14 w15 wp14">
+<w:hdr xmlns:wpc="http://schemas.microsoft.com/office/word/2010/wordprocessingCanvas" xmlns:cx="http://schemas.microsoft.com/office/drawing/2014/chartex" xmlns:cx1="http://schemas.microsoft.com/office/drawing/2015/9/8/chartex" xmlns:cx2="http://schemas.microsoft.com/office/drawing/2015/10/21/chartex" xmlns:cx3="http://schemas.microsoft.com/office/drawing/2016/5/9/chartex" xmlns:cx4="http://schemas.microsoft.com/office/drawing/2016/5/10/chartex" xmlns:cx5="http://schemas.microsoft.com/office/drawing/2016/5/11/chartex" xmlns:cx6="http://schemas.microsoft.com/office/drawing/2016/5/12/chartex" xmlns:cx7="http://schemas.microsoft.com/office/drawing/2016/5/13/chartex" xmlns:cx8="http://schemas.microsoft.com/office/drawing/2016/5/14/chartex" xmlns:mc="http://schemas.openxmlformats.org/markup-compatibility/2006" xmlns:aink="http://schemas.microsoft.com/office/drawing/2016/ink" xmlns:am3d="http://schemas.microsoft.com/office/drawing/2017/model3d" xmlns:o="urn:schemas-microsoft-com:office:office" xmlns:r="http://schemas.openxmlformats.org/officeDocument/2006/relationships" xmlns:m="http://schemas.openxmlformats.org/officeDocument/2006/math" xmlns:v="urn:schemas-microsoft-com:vml" xmlns:wp14="http://schemas.microsoft.com/office/word/2010/wordprocessingDrawing" xmlns:wp="http://schemas.openxmlformats.org/drawingml/2006/wordprocessingDrawing" xmlns:w10="urn:schemas-microsoft-com:office:word" xmlns:w="http://schemas.openxmlformats.org/wordprocessingml/2006/main" xmlns:w14="http://schemas.microsoft.com/office/word/2010/wordml" xmlns:w15="http://schemas.microsoft.com/office/word/2012/wordml" xmlns:w16cex="http://schemas.microsoft.com/office/word/2018/wordml/cex" xmlns:w16cid="http://schemas.microsoft.com/office/word/2016/wordml/cid" xmlns:w16="http://schemas.microsoft.com/office/word/2018/wordml" xmlns:w16sdtdh="http://schemas.microsoft.com/office/word/2020/wordml/sdtdatahash" xmlns:w16se="http://schemas.microsoft.com/office/word/2015/wordml/symex" xmlns:wpg="http://schemas.microsoft.com/office/word/2010/wordprocessingGroup" xmlns:wpi="http://schemas.microsoft.com/office/word/2010/wordprocessingInk" xmlns:wne="http://schemas.microsoft.com/office/word/2006/wordml" xmlns:wps="http://schemas.microsoft.com/office/word/2010/wordprocessingShape" mc:Ignorable="w14 w15 w16se w16cid w16 w16cex w16sdtdh wp14">
   <w:p>
     <w:pPr>
       <w:spacing w:after="60"/>
@@ -5976,8 +5732,11 @@
 </file>
 
 <file path=word/header2.xml><?xml version="1.0" encoding="utf-8"?>
-<w:hdr xmlns:wpc="http://schemas.microsoft.com/office/word/2010/wordprocessingCanvas" xmlns:mc="http://schemas.openxmlformats.org/markup-compatibility/2006" xmlns:o="urn:schemas-microsoft-com:office:office" xmlns:r="http://schemas.openxmlformats.org/officeDocument/2006/relationships" xmlns:m="http://schemas.openxmlformats.org/officeDocument/2006/math" xmlns:v="urn:schemas-microsoft-com:vml" xmlns:wp14="http://schemas.microsoft.com/office/word/2010/wordprocessingDrawing" xmlns:wp="http://schemas.openxmlformats.org/drawingml/2006/wordprocessingDrawing" xmlns:w10="urn:schemas-microsoft-com:office:word" xmlns:w="http://schemas.openxmlformats.org/wordprocessingml/2006/main" xmlns:w14="http://schemas.microsoft.com/office/word/2010/wordml" xmlns:w15="http://schemas.microsoft.com/office/word/2012/wordml" xmlns:wpg="http://schemas.microsoft.com/office/word/2010/wordprocessingGroup" xmlns:wpi="http://schemas.microsoft.com/office/word/2010/wordprocessingInk" xmlns:wne="http://schemas.microsoft.com/office/word/2006/wordml" xmlns:wps="http://schemas.microsoft.com/office/word/2010/wordprocessingShape" xmlns:wpsCustomData="http://www.wps.cn/officeDocument/2013/wpsCustomData" mc:Ignorable="w14 w15 wp14">
+<w:hdr xmlns:m="http://schemas.openxmlformats.org/officeDocument/2006/math" xmlns:mc="http://schemas.openxmlformats.org/markup-compatibility/2006" xmlns:mo="http://schemas.microsoft.com/office/mac/office/2008/main" xmlns:mv="urn:schemas-microsoft-com:mac:vml" xmlns:o="urn:schemas-microsoft-com:office:office" xmlns:r="http://schemas.openxmlformats.org/officeDocument/2006/relationships" xmlns:v="urn:schemas-microsoft-com:vml" xmlns:w10="urn:schemas-microsoft-com:office:word" xmlns:w14="http://schemas.microsoft.com/office/word/2010/wordml" xmlns:w="http://schemas.openxmlformats.org/wordprocessingml/2006/main" xmlns:wne="http://schemas.microsoft.com/office/word/2006/wordml" xmlns:wp14="http://schemas.microsoft.com/office/word/2010/wordprocessingDrawing" xmlns:wp="http://schemas.openxmlformats.org/drawingml/2006/wordprocessingDrawing" xmlns:wpc="http://schemas.microsoft.com/office/word/2010/wordprocessingCanvas" xmlns:wpg="http://schemas.microsoft.com/office/word/2010/wordprocessingGroup" xmlns:wpi="http://schemas.microsoft.com/office/word/2010/wordprocessingInk" xmlns:wps="http://schemas.microsoft.com/office/word/2010/wordprocessingShape" mc:Ignorable="w14 wp14">
   <w:p>
+    <w:pPr>
+      <w:pStyle w:val="Header"/>
+    </w:pPr>
     <w:r>
       <w:rPr>
         <w:rFonts w:ascii="Times New Roman" w:hAnsi="Times New Roman" w:eastAsia="宋体"/>
@@ -5990,8 +5749,11 @@
 </file>
 
 <file path=word/header3.xml><?xml version="1.0" encoding="utf-8"?>
-<w:hdr xmlns:wpc="http://schemas.microsoft.com/office/word/2010/wordprocessingCanvas" xmlns:mc="http://schemas.openxmlformats.org/markup-compatibility/2006" xmlns:o="urn:schemas-microsoft-com:office:office" xmlns:r="http://schemas.openxmlformats.org/officeDocument/2006/relationships" xmlns:m="http://schemas.openxmlformats.org/officeDocument/2006/math" xmlns:v="urn:schemas-microsoft-com:vml" xmlns:wp14="http://schemas.microsoft.com/office/word/2010/wordprocessingDrawing" xmlns:wp="http://schemas.openxmlformats.org/drawingml/2006/wordprocessingDrawing" xmlns:w10="urn:schemas-microsoft-com:office:word" xmlns:w="http://schemas.openxmlformats.org/wordprocessingml/2006/main" xmlns:w14="http://schemas.microsoft.com/office/word/2010/wordml" xmlns:w15="http://schemas.microsoft.com/office/word/2012/wordml" xmlns:wpg="http://schemas.microsoft.com/office/word/2010/wordprocessingGroup" xmlns:wpi="http://schemas.microsoft.com/office/word/2010/wordprocessingInk" xmlns:wne="http://schemas.microsoft.com/office/word/2006/wordml" xmlns:wps="http://schemas.microsoft.com/office/word/2010/wordprocessingShape" xmlns:wpsCustomData="http://www.wps.cn/officeDocument/2013/wpsCustomData" mc:Ignorable="w14 w15 wp14">
+<w:hdr xmlns:m="http://schemas.openxmlformats.org/officeDocument/2006/math" xmlns:mc="http://schemas.openxmlformats.org/markup-compatibility/2006" xmlns:mo="http://schemas.microsoft.com/office/mac/office/2008/main" xmlns:mv="urn:schemas-microsoft-com:mac:vml" xmlns:o="urn:schemas-microsoft-com:office:office" xmlns:r="http://schemas.openxmlformats.org/officeDocument/2006/relationships" xmlns:v="urn:schemas-microsoft-com:vml" xmlns:w10="urn:schemas-microsoft-com:office:word" xmlns:w14="http://schemas.microsoft.com/office/word/2010/wordml" xmlns:w="http://schemas.openxmlformats.org/wordprocessingml/2006/main" xmlns:wne="http://schemas.microsoft.com/office/word/2006/wordml" xmlns:wp14="http://schemas.microsoft.com/office/word/2010/wordprocessingDrawing" xmlns:wp="http://schemas.openxmlformats.org/drawingml/2006/wordprocessingDrawing" xmlns:wpc="http://schemas.microsoft.com/office/word/2010/wordprocessingCanvas" xmlns:wpg="http://schemas.microsoft.com/office/word/2010/wordprocessingGroup" xmlns:wpi="http://schemas.microsoft.com/office/word/2010/wordprocessingInk" xmlns:wps="http://schemas.microsoft.com/office/word/2010/wordprocessingShape" mc:Ignorable="w14 wp14">
   <w:p>
+    <w:pPr>
+      <w:pStyle w:val="Header"/>
+    </w:pPr>
     <w:r>
       <w:rPr>
         <w:rFonts w:ascii="Times New Roman" w:hAnsi="Times New Roman" w:eastAsia="宋体"/>
@@ -6003,392 +5765,596 @@
 </w:hdr>
 </file>
 
+<file path=word/numbering.xml><?xml version="1.0" encoding="utf-8"?>
+<w:numbering xmlns:wpc="http://schemas.microsoft.com/office/word/2010/wordprocessingCanvas" xmlns:cx="http://schemas.microsoft.com/office/drawing/2014/chartex" xmlns:cx1="http://schemas.microsoft.com/office/drawing/2015/9/8/chartex" xmlns:cx2="http://schemas.microsoft.com/office/drawing/2015/10/21/chartex" xmlns:cx3="http://schemas.microsoft.com/office/drawing/2016/5/9/chartex" xmlns:cx4="http://schemas.microsoft.com/office/drawing/2016/5/10/chartex" xmlns:cx5="http://schemas.microsoft.com/office/drawing/2016/5/11/chartex" xmlns:cx6="http://schemas.microsoft.com/office/drawing/2016/5/12/chartex" xmlns:cx7="http://schemas.microsoft.com/office/drawing/2016/5/13/chartex" xmlns:cx8="http://schemas.microsoft.com/office/drawing/2016/5/14/chartex" xmlns:mc="http://schemas.openxmlformats.org/markup-compatibility/2006" xmlns:aink="http://schemas.microsoft.com/office/drawing/2016/ink" xmlns:am3d="http://schemas.microsoft.com/office/drawing/2017/model3d" xmlns:o="urn:schemas-microsoft-com:office:office" xmlns:r="http://schemas.openxmlformats.org/officeDocument/2006/relationships" xmlns:m="http://schemas.openxmlformats.org/officeDocument/2006/math" xmlns:v="urn:schemas-microsoft-com:vml" xmlns:wp14="http://schemas.microsoft.com/office/word/2010/wordprocessingDrawing" xmlns:wp="http://schemas.openxmlformats.org/drawingml/2006/wordprocessingDrawing" xmlns:w10="urn:schemas-microsoft-com:office:word" xmlns:w="http://schemas.openxmlformats.org/wordprocessingml/2006/main" xmlns:w14="http://schemas.microsoft.com/office/word/2010/wordml" xmlns:w15="http://schemas.microsoft.com/office/word/2012/wordml" xmlns:w16cex="http://schemas.microsoft.com/office/word/2018/wordml/cex" xmlns:w16cid="http://schemas.microsoft.com/office/word/2016/wordml/cid" xmlns:w16="http://schemas.microsoft.com/office/word/2018/wordml" xmlns:w16sdtdh="http://schemas.microsoft.com/office/word/2020/wordml/sdtdatahash" xmlns:w16se="http://schemas.microsoft.com/office/word/2015/wordml/symex" xmlns:wpg="http://schemas.microsoft.com/office/word/2010/wordprocessingGroup" xmlns:wpi="http://schemas.microsoft.com/office/word/2010/wordprocessingInk" xmlns:wne="http://schemas.microsoft.com/office/word/2006/wordml" xmlns:wps="http://schemas.microsoft.com/office/word/2010/wordprocessingShape" mc:Ignorable="w14 w15 w16se w16cid w16 w16cex w16sdtdh wp14">
+  <w:abstractNum w:abstractNumId="0" w15:restartNumberingAfterBreak="0">
+    <w:nsid w:val="785C227E"/>
+    <w:multiLevelType w:val="hybridMultilevel"/>
+    <w:tmpl w:val="CF104B7A"/>
+    <w:lvl w:ilvl="0" w:tplc="F5520426">
+      <w:start w:val="1"/>
+      <w:numFmt w:val="bullet"/>
+      <w:lvlText w:val="●"/>
+      <w:lvlJc w:val="left"/>
+      <w:pPr>
+        <w:ind w:left="720" w:hanging="360"/>
+      </w:pPr>
+    </w:lvl>
+    <w:lvl w:ilvl="1" w:tplc="A1FE0D52">
+      <w:start w:val="1"/>
+      <w:numFmt w:val="bullet"/>
+      <w:lvlText w:val="○"/>
+      <w:lvlJc w:val="left"/>
+      <w:pPr>
+        <w:ind w:left="1440" w:hanging="360"/>
+      </w:pPr>
+    </w:lvl>
+    <w:lvl w:ilvl="2" w:tplc="62BA168A">
+      <w:start w:val="1"/>
+      <w:numFmt w:val="bullet"/>
+      <w:lvlText w:val="■"/>
+      <w:lvlJc w:val="left"/>
+      <w:pPr>
+        <w:ind w:left="2160" w:hanging="360"/>
+      </w:pPr>
+    </w:lvl>
+    <w:lvl w:ilvl="3" w:tplc="06345ED0">
+      <w:start w:val="1"/>
+      <w:numFmt w:val="bullet"/>
+      <w:lvlText w:val="●"/>
+      <w:lvlJc w:val="left"/>
+      <w:pPr>
+        <w:ind w:left="2880" w:hanging="360"/>
+      </w:pPr>
+    </w:lvl>
+    <w:lvl w:ilvl="4" w:tplc="BBCC2086">
+      <w:start w:val="1"/>
+      <w:numFmt w:val="bullet"/>
+      <w:lvlText w:val="○"/>
+      <w:lvlJc w:val="left"/>
+      <w:pPr>
+        <w:ind w:left="3600" w:hanging="360"/>
+      </w:pPr>
+    </w:lvl>
+    <w:lvl w:ilvl="5" w:tplc="F5AA036A">
+      <w:start w:val="1"/>
+      <w:numFmt w:val="bullet"/>
+      <w:lvlText w:val="■"/>
+      <w:lvlJc w:val="left"/>
+      <w:pPr>
+        <w:ind w:left="4320" w:hanging="360"/>
+      </w:pPr>
+    </w:lvl>
+    <w:lvl w:ilvl="6" w:tplc="64DE043E">
+      <w:start w:val="1"/>
+      <w:numFmt w:val="bullet"/>
+      <w:lvlText w:val="●"/>
+      <w:lvlJc w:val="left"/>
+      <w:pPr>
+        <w:ind w:left="5040" w:hanging="360"/>
+      </w:pPr>
+    </w:lvl>
+    <w:lvl w:ilvl="7" w:tplc="0B9842FA">
+      <w:start w:val="1"/>
+      <w:numFmt w:val="bullet"/>
+      <w:lvlText w:val="●"/>
+      <w:lvlJc w:val="left"/>
+      <w:pPr>
+        <w:ind w:left="5760" w:hanging="360"/>
+      </w:pPr>
+    </w:lvl>
+    <w:lvl w:ilvl="8" w:tplc="F17E216C">
+      <w:start w:val="1"/>
+      <w:numFmt w:val="bullet"/>
+      <w:lvlText w:val="●"/>
+      <w:lvlJc w:val="left"/>
+      <w:pPr>
+        <w:ind w:left="6480" w:hanging="360"/>
+      </w:pPr>
+    </w:lvl>
+  </w:abstractNum>
+  <w:num w:numId="1">
+    <w:abstractNumId w:val="0"/>
+    <w:lvlOverride w:ilvl="0">
+      <w:startOverride w:val="1"/>
+    </w:lvlOverride>
+  </w:num>
+</w:numbering>
+</file>
+
 <file path=word/styles.xml><?xml version="1.0" encoding="utf-8"?>
-<w:styles xmlns:mc="http://schemas.openxmlformats.org/markup-compatibility/2006" xmlns:o="urn:schemas-microsoft-com:office:office" xmlns:r="http://schemas.openxmlformats.org/officeDocument/2006/relationships" xmlns:m="http://schemas.openxmlformats.org/officeDocument/2006/math" xmlns:v="urn:schemas-microsoft-com:vml" xmlns:w="http://schemas.openxmlformats.org/wordprocessingml/2006/main" xmlns:w14="http://schemas.microsoft.com/office/word/2010/wordml" xmlns:w10="urn:schemas-microsoft-com:office:word" xmlns:sl="http://schemas.openxmlformats.org/schemaLibrary/2006/main" xmlns:wpsCustomData="http://www.wps.cn/officeDocument/2013/wpsCustomData" mc:Ignorable="w14">
+<w:styles xmlns:mc="http://schemas.openxmlformats.org/markup-compatibility/2006" xmlns:r="http://schemas.openxmlformats.org/officeDocument/2006/relationships" xmlns:w="http://schemas.openxmlformats.org/wordprocessingml/2006/main" xmlns:w14="http://schemas.microsoft.com/office/word/2010/wordml" xmlns:w15="http://schemas.microsoft.com/office/word/2012/wordml" xmlns:w16cex="http://schemas.microsoft.com/office/word/2018/wordml/cex" xmlns:w16cid="http://schemas.microsoft.com/office/word/2016/wordml/cid" xmlns:w16="http://schemas.microsoft.com/office/word/2018/wordml" xmlns:w16sdtdh="http://schemas.microsoft.com/office/word/2020/wordml/sdtdatahash" xmlns:w16se="http://schemas.microsoft.com/office/word/2015/wordml/symex" mc:Ignorable="w14 w15 w16se w16cid w16 w16cex w16sdtdh">
   <w:docDefaults>
     <w:rPrDefault>
       <w:rPr>
-        <w:rFonts w:ascii="Times New Roman" w:hAnsi="Times New Roman" w:eastAsiaTheme="minorEastAsia" w:cs="Times New Roman"/>
+        <w:rFonts w:ascii="Times New Roman" w:eastAsiaTheme="minorEastAsia" w:hAnsi="Times New Roman" w:cs="Times New Roman"/>
+        <w:lang w:val="en-US" w:eastAsia="zh-CN" w:bidi="ar-SA"/>
       </w:rPr>
     </w:rPrDefault>
-    <w:pPrDefault/>
+    <w:pPrDefault>
+      <w:pPr>
+        <w:spacing w:before="240" w:after="160"/>
+      </w:pPr>
+    </w:pPrDefault>
   </w:docDefaults>
-  <w:latentStyles w:count="260" w:defQFormat="0" w:defUnhideWhenUsed="1" w:defSemiHidden="1" w:defUIPriority="99" w:defLockedState="0">
-    <w:lsdException w:qFormat="1" w:unhideWhenUsed="0" w:uiPriority="0" w:semiHidden="0" w:name="Normal"/>
-    <w:lsdException w:qFormat="1" w:unhideWhenUsed="0" w:uiPriority="9" w:semiHidden="0" w:name="heading 1"/>
-    <w:lsdException w:qFormat="1" w:uiPriority="9" w:semiHidden="0" w:name="heading 2"/>
-    <w:lsdException w:qFormat="1" w:uiPriority="9" w:name="heading 3"/>
-    <w:lsdException w:qFormat="1" w:uiPriority="9" w:name="heading 4"/>
-    <w:lsdException w:qFormat="1" w:uiPriority="9" w:name="heading 5"/>
-    <w:lsdException w:qFormat="1" w:uiPriority="9" w:name="heading 6"/>
-    <w:lsdException w:qFormat="1" w:uiPriority="9" w:name="heading 7"/>
-    <w:lsdException w:qFormat="1" w:uiPriority="9" w:name="heading 8"/>
-    <w:lsdException w:qFormat="1" w:uiPriority="9" w:name="heading 9"/>
-    <w:lsdException w:uiPriority="99" w:name="index 1"/>
-    <w:lsdException w:uiPriority="99" w:name="index 2"/>
-    <w:lsdException w:uiPriority="99" w:name="index 3"/>
-    <w:lsdException w:uiPriority="99" w:name="index 4"/>
-    <w:lsdException w:uiPriority="99" w:name="index 5"/>
-    <w:lsdException w:uiPriority="99" w:name="index 6"/>
-    <w:lsdException w:uiPriority="99" w:name="index 7"/>
-    <w:lsdException w:uiPriority="99" w:name="index 8"/>
-    <w:lsdException w:uiPriority="99" w:name="index 9"/>
-    <w:lsdException w:uiPriority="39" w:semiHidden="0" w:name="toc 1"/>
-    <w:lsdException w:qFormat="1" w:uiPriority="39" w:semiHidden="0" w:name="toc 2"/>
-    <w:lsdException w:uiPriority="39" w:name="toc 3"/>
-    <w:lsdException w:uiPriority="39" w:name="toc 4"/>
-    <w:lsdException w:uiPriority="39" w:name="toc 5"/>
-    <w:lsdException w:uiPriority="39" w:name="toc 6"/>
-    <w:lsdException w:uiPriority="39" w:name="toc 7"/>
-    <w:lsdException w:uiPriority="39" w:name="toc 8"/>
-    <w:lsdException w:uiPriority="39" w:name="toc 9"/>
-    <w:lsdException w:uiPriority="99" w:name="Normal Indent"/>
-    <w:lsdException w:uiPriority="99" w:name="footnote text"/>
-    <w:lsdException w:uiPriority="99" w:name="annotation text"/>
-    <w:lsdException w:qFormat="1" w:uiPriority="99" w:semiHidden="0" w:name="header"/>
-    <w:lsdException w:uiPriority="99" w:semiHidden="0" w:name="footer"/>
-    <w:lsdException w:uiPriority="99" w:name="index heading"/>
-    <w:lsdException w:qFormat="1" w:uiPriority="35" w:name="caption"/>
-    <w:lsdException w:uiPriority="99" w:name="table of figures"/>
-    <w:lsdException w:uiPriority="99" w:name="envelope address"/>
-    <w:lsdException w:uiPriority="99" w:name="envelope return"/>
-    <w:lsdException w:uiPriority="99" w:name="footnote reference"/>
-    <w:lsdException w:uiPriority="99" w:name="annotation reference"/>
-    <w:lsdException w:uiPriority="99" w:name="line number"/>
-    <w:lsdException w:uiPriority="99" w:name="page number"/>
-    <w:lsdException w:qFormat="1" w:uiPriority="99" w:name="endnote reference"/>
-    <w:lsdException w:uiPriority="99" w:name="endnote text"/>
-    <w:lsdException w:uiPriority="99" w:name="table of authorities"/>
-    <w:lsdException w:uiPriority="99" w:name="macro"/>
-    <w:lsdException w:uiPriority="99" w:name="toa heading"/>
-    <w:lsdException w:uiPriority="99" w:name="List"/>
-    <w:lsdException w:uiPriority="99" w:name="List Bullet"/>
-    <w:lsdException w:uiPriority="99" w:name="List Number"/>
-    <w:lsdException w:uiPriority="99" w:name="List 2"/>
-    <w:lsdException w:uiPriority="99" w:name="List 3"/>
-    <w:lsdException w:uiPriority="99" w:name="List 4"/>
-    <w:lsdException w:uiPriority="99" w:name="List 5"/>
-    <w:lsdException w:uiPriority="99" w:name="List Bullet 2"/>
-    <w:lsdException w:uiPriority="99" w:name="List Bullet 3"/>
-    <w:lsdException w:uiPriority="99" w:name="List Bullet 4"/>
-    <w:lsdException w:uiPriority="99" w:name="List Bullet 5"/>
-    <w:lsdException w:uiPriority="99" w:name="List Number 2"/>
-    <w:lsdException w:uiPriority="99" w:name="List Number 3"/>
-    <w:lsdException w:uiPriority="99" w:name="List Number 4"/>
-    <w:lsdException w:uiPriority="99" w:name="List Number 5"/>
-    <w:lsdException w:qFormat="1" w:unhideWhenUsed="0" w:uiPriority="10" w:semiHidden="0" w:name="Title"/>
-    <w:lsdException w:uiPriority="99" w:name="Closing"/>
-    <w:lsdException w:uiPriority="99" w:name="Signature"/>
-    <w:lsdException w:uiPriority="1" w:name="Default Paragraph Font"/>
-    <w:lsdException w:uiPriority="99" w:name="Body Text"/>
-    <w:lsdException w:uiPriority="99" w:name="Body Text Indent"/>
-    <w:lsdException w:uiPriority="99" w:name="List Continue"/>
-    <w:lsdException w:uiPriority="99" w:name="List Continue 2"/>
-    <w:lsdException w:uiPriority="99" w:name="List Continue 3"/>
-    <w:lsdException w:uiPriority="99" w:name="List Continue 4"/>
-    <w:lsdException w:uiPriority="99" w:name="List Continue 5"/>
-    <w:lsdException w:uiPriority="99" w:name="Message Header"/>
-    <w:lsdException w:qFormat="1" w:unhideWhenUsed="0" w:uiPriority="11" w:semiHidden="0" w:name="Subtitle"/>
-    <w:lsdException w:uiPriority="99" w:name="Salutation"/>
-    <w:lsdException w:uiPriority="99" w:name="Date"/>
-    <w:lsdException w:uiPriority="99" w:name="Body Text First Indent"/>
-    <w:lsdException w:uiPriority="99" w:name="Body Text First Indent 2"/>
-    <w:lsdException w:uiPriority="99" w:name="Note Heading"/>
-    <w:lsdException w:uiPriority="99" w:name="Body Text 2"/>
-    <w:lsdException w:uiPriority="99" w:name="Body Text 3"/>
-    <w:lsdException w:uiPriority="99" w:name="Body Text Indent 2"/>
-    <w:lsdException w:uiPriority="99" w:name="Body Text Indent 3"/>
-    <w:lsdException w:uiPriority="99" w:name="Block Text"/>
-    <w:lsdException w:uiPriority="99" w:semiHidden="0" w:name="Hyperlink"/>
-    <w:lsdException w:uiPriority="99" w:name="FollowedHyperlink"/>
-    <w:lsdException w:qFormat="1" w:unhideWhenUsed="0" w:uiPriority="22" w:semiHidden="0" w:name="Strong"/>
-    <w:lsdException w:qFormat="1" w:unhideWhenUsed="0" w:uiPriority="20" w:semiHidden="0" w:name="Emphasis"/>
-    <w:lsdException w:uiPriority="99" w:name="Document Map"/>
-    <w:lsdException w:uiPriority="99" w:name="Plain Text"/>
-    <w:lsdException w:uiPriority="99" w:name="E-mail Signature"/>
-    <w:lsdException w:uiPriority="99" w:name="Normal (Web)"/>
-    <w:lsdException w:uiPriority="99" w:name="HTML Acronym"/>
-    <w:lsdException w:uiPriority="99" w:name="HTML Address"/>
-    <w:lsdException w:uiPriority="99" w:name="HTML Cite"/>
-    <w:lsdException w:uiPriority="99" w:name="HTML Code"/>
-    <w:lsdException w:uiPriority="99" w:name="HTML Definition"/>
-    <w:lsdException w:uiPriority="99" w:name="HTML Keyboard"/>
-    <w:lsdException w:uiPriority="99" w:name="HTML Preformatted"/>
-    <w:lsdException w:uiPriority="99" w:name="HTML Sample"/>
-    <w:lsdException w:uiPriority="99" w:name="HTML Typewriter"/>
-    <w:lsdException w:uiPriority="99" w:name="HTML Variable"/>
-    <w:lsdException w:uiPriority="99" w:name="Normal Table"/>
-    <w:lsdException w:uiPriority="99" w:name="annotation subject"/>
-    <w:lsdException w:uiPriority="99" w:name="Table Simple 1"/>
-    <w:lsdException w:uiPriority="99" w:name="Table Simple 2"/>
-    <w:lsdException w:uiPriority="99" w:name="Table Simple 3"/>
-    <w:lsdException w:uiPriority="99" w:name="Table Classic 1"/>
-    <w:lsdException w:uiPriority="99" w:name="Table Classic 2"/>
-    <w:lsdException w:uiPriority="99" w:name="Table Classic 3"/>
-    <w:lsdException w:uiPriority="99" w:name="Table Classic 4"/>
-    <w:lsdException w:uiPriority="99" w:name="Table Colorful 1"/>
-    <w:lsdException w:uiPriority="99" w:name="Table Colorful 2"/>
-    <w:lsdException w:uiPriority="99" w:name="Table Colorful 3"/>
-    <w:lsdException w:uiPriority="99" w:name="Table Columns 1"/>
-    <w:lsdException w:uiPriority="99" w:name="Table Columns 2"/>
-    <w:lsdException w:uiPriority="99" w:name="Table Columns 3"/>
-    <w:lsdException w:uiPriority="99" w:name="Table Columns 4"/>
-    <w:lsdException w:uiPriority="99" w:name="Table Columns 5"/>
-    <w:lsdException w:uiPriority="99" w:name="Table Grid 1"/>
-    <w:lsdException w:uiPriority="99" w:name="Table Grid 2"/>
-    <w:lsdException w:uiPriority="99" w:name="Table Grid 3"/>
-    <w:lsdException w:uiPriority="99" w:name="Table Grid 4"/>
-    <w:lsdException w:uiPriority="99" w:name="Table Grid 5"/>
-    <w:lsdException w:uiPriority="99" w:name="Table Grid 6"/>
-    <w:lsdException w:uiPriority="99" w:name="Table Grid 7"/>
-    <w:lsdException w:uiPriority="99" w:name="Table Grid 8"/>
-    <w:lsdException w:uiPriority="99" w:name="Table List 1"/>
-    <w:lsdException w:uiPriority="99" w:name="Table List 2"/>
-    <w:lsdException w:uiPriority="99" w:name="Table List 3"/>
-    <w:lsdException w:uiPriority="99" w:name="Table List 4"/>
-    <w:lsdException w:uiPriority="99" w:name="Table List 5"/>
-    <w:lsdException w:uiPriority="99" w:name="Table List 6"/>
-    <w:lsdException w:uiPriority="99" w:name="Table List 7"/>
-    <w:lsdException w:uiPriority="99" w:name="Table List 8"/>
-    <w:lsdException w:uiPriority="99" w:name="Table 3D effects 1"/>
-    <w:lsdException w:uiPriority="99" w:name="Table 3D effects 2"/>
-    <w:lsdException w:uiPriority="99" w:name="Table 3D effects 3"/>
-    <w:lsdException w:uiPriority="99" w:name="Table Contemporary"/>
-    <w:lsdException w:uiPriority="99" w:name="Table Elegant"/>
-    <w:lsdException w:uiPriority="99" w:name="Table Professional"/>
-    <w:lsdException w:uiPriority="99" w:name="Table Subtle 1"/>
-    <w:lsdException w:uiPriority="99" w:name="Table Subtle 2"/>
-    <w:lsdException w:uiPriority="99" w:name="Table Web 1"/>
-    <w:lsdException w:uiPriority="99" w:name="Table Web 2"/>
-    <w:lsdException w:uiPriority="99" w:name="Table Web 3"/>
-    <w:lsdException w:uiPriority="99" w:name="Balloon Text"/>
-    <w:lsdException w:unhideWhenUsed="0" w:uiPriority="39" w:semiHidden="0" w:name="Table Grid"/>
-    <w:lsdException w:uiPriority="99" w:name="Table Theme"/>
-    <w:lsdException w:unhideWhenUsed="0" w:uiPriority="60" w:semiHidden="0" w:name="Light Shading"/>
-    <w:lsdException w:unhideWhenUsed="0" w:uiPriority="61" w:semiHidden="0" w:name="Light List"/>
-    <w:lsdException w:unhideWhenUsed="0" w:uiPriority="62" w:semiHidden="0" w:name="Light Grid"/>
-    <w:lsdException w:unhideWhenUsed="0" w:uiPriority="63" w:semiHidden="0" w:name="Medium Shading 1"/>
-    <w:lsdException w:unhideWhenUsed="0" w:uiPriority="64" w:semiHidden="0" w:name="Medium Shading 2"/>
-    <w:lsdException w:unhideWhenUsed="0" w:uiPriority="65" w:semiHidden="0" w:name="Medium List 1"/>
-    <w:lsdException w:unhideWhenUsed="0" w:uiPriority="66" w:semiHidden="0" w:name="Medium List 2"/>
-    <w:lsdException w:unhideWhenUsed="0" w:uiPriority="67" w:semiHidden="0" w:name="Medium Grid 1"/>
-    <w:lsdException w:unhideWhenUsed="0" w:uiPriority="68" w:semiHidden="0" w:name="Medium Grid 2"/>
-    <w:lsdException w:unhideWhenUsed="0" w:uiPriority="69" w:semiHidden="0" w:name="Medium Grid 3"/>
-    <w:lsdException w:unhideWhenUsed="0" w:uiPriority="70" w:semiHidden="0" w:name="Dark List"/>
-    <w:lsdException w:unhideWhenUsed="0" w:uiPriority="71" w:semiHidden="0" w:name="Colorful Shading"/>
-    <w:lsdException w:unhideWhenUsed="0" w:uiPriority="72" w:semiHidden="0" w:name="Colorful List"/>
-    <w:lsdException w:unhideWhenUsed="0" w:uiPriority="73" w:semiHidden="0" w:name="Colorful Grid"/>
-    <w:lsdException w:unhideWhenUsed="0" w:uiPriority="60" w:semiHidden="0" w:name="Light Shading Accent 1"/>
-    <w:lsdException w:unhideWhenUsed="0" w:uiPriority="61" w:semiHidden="0" w:name="Light List Accent 1"/>
-    <w:lsdException w:unhideWhenUsed="0" w:uiPriority="62" w:semiHidden="0" w:name="Light Grid Accent 1"/>
-    <w:lsdException w:unhideWhenUsed="0" w:uiPriority="63" w:semiHidden="0" w:name="Medium Shading 1 Accent 1"/>
-    <w:lsdException w:unhideWhenUsed="0" w:uiPriority="64" w:semiHidden="0" w:name="Medium Shading 2 Accent 1"/>
-    <w:lsdException w:unhideWhenUsed="0" w:uiPriority="65" w:semiHidden="0" w:name="Medium List 1 Accent 1"/>
-    <w:lsdException w:qFormat="1" w:unhideWhenUsed="0" w:uiPriority="0" w:semiHidden="0" w:name="List Paragraph"/>
-    <w:lsdException w:unhideWhenUsed="0" w:uiPriority="66" w:semiHidden="0" w:name="Medium List 2 Accent 1"/>
-    <w:lsdException w:unhideWhenUsed="0" w:uiPriority="67" w:semiHidden="0" w:name="Medium Grid 1 Accent 1"/>
-    <w:lsdException w:unhideWhenUsed="0" w:uiPriority="68" w:semiHidden="0" w:name="Medium Grid 2 Accent 1"/>
-    <w:lsdException w:unhideWhenUsed="0" w:uiPriority="69" w:semiHidden="0" w:name="Medium Grid 3 Accent 1"/>
-    <w:lsdException w:unhideWhenUsed="0" w:uiPriority="70" w:semiHidden="0" w:name="Dark List Accent 1"/>
-    <w:lsdException w:unhideWhenUsed="0" w:uiPriority="71" w:semiHidden="0" w:name="Colorful Shading Accent 1"/>
-    <w:lsdException w:unhideWhenUsed="0" w:uiPriority="72" w:semiHidden="0" w:name="Colorful List Accent 1"/>
-    <w:lsdException w:unhideWhenUsed="0" w:uiPriority="73" w:semiHidden="0" w:name="Colorful Grid Accent 1"/>
-    <w:lsdException w:unhideWhenUsed="0" w:uiPriority="60" w:semiHidden="0" w:name="Light Shading Accent 2"/>
-    <w:lsdException w:unhideWhenUsed="0" w:uiPriority="61" w:semiHidden="0" w:name="Light List Accent 2"/>
-    <w:lsdException w:unhideWhenUsed="0" w:uiPriority="62" w:semiHidden="0" w:name="Light Grid Accent 2"/>
-    <w:lsdException w:unhideWhenUsed="0" w:uiPriority="63" w:semiHidden="0" w:name="Medium Shading 1 Accent 2"/>
-    <w:lsdException w:unhideWhenUsed="0" w:uiPriority="64" w:semiHidden="0" w:name="Medium Shading 2 Accent 2"/>
-    <w:lsdException w:unhideWhenUsed="0" w:uiPriority="65" w:semiHidden="0" w:name="Medium List 1 Accent 2"/>
-    <w:lsdException w:unhideWhenUsed="0" w:uiPriority="66" w:semiHidden="0" w:name="Medium List 2 Accent 2"/>
-    <w:lsdException w:unhideWhenUsed="0" w:uiPriority="67" w:semiHidden="0" w:name="Medium Grid 1 Accent 2"/>
-    <w:lsdException w:unhideWhenUsed="0" w:uiPriority="68" w:semiHidden="0" w:name="Medium Grid 2 Accent 2"/>
-    <w:lsdException w:unhideWhenUsed="0" w:uiPriority="69" w:semiHidden="0" w:name="Medium Grid 3 Accent 2"/>
-    <w:lsdException w:unhideWhenUsed="0" w:uiPriority="70" w:semiHidden="0" w:name="Dark List Accent 2"/>
-    <w:lsdException w:unhideWhenUsed="0" w:uiPriority="71" w:semiHidden="0" w:name="Colorful Shading Accent 2"/>
-    <w:lsdException w:unhideWhenUsed="0" w:uiPriority="72" w:semiHidden="0" w:name="Colorful List Accent 2"/>
-    <w:lsdException w:unhideWhenUsed="0" w:uiPriority="73" w:semiHidden="0" w:name="Colorful Grid Accent 2"/>
-    <w:lsdException w:unhideWhenUsed="0" w:uiPriority="60" w:semiHidden="0" w:name="Light Shading Accent 3"/>
-    <w:lsdException w:unhideWhenUsed="0" w:uiPriority="61" w:semiHidden="0" w:name="Light List Accent 3"/>
-    <w:lsdException w:unhideWhenUsed="0" w:uiPriority="62" w:semiHidden="0" w:name="Light Grid Accent 3"/>
-    <w:lsdException w:unhideWhenUsed="0" w:uiPriority="63" w:semiHidden="0" w:name="Medium Shading 1 Accent 3"/>
-    <w:lsdException w:unhideWhenUsed="0" w:uiPriority="64" w:semiHidden="0" w:name="Medium Shading 2 Accent 3"/>
-    <w:lsdException w:unhideWhenUsed="0" w:uiPriority="65" w:semiHidden="0" w:name="Medium List 1 Accent 3"/>
-    <w:lsdException w:unhideWhenUsed="0" w:uiPriority="66" w:semiHidden="0" w:name="Medium List 2 Accent 3"/>
-    <w:lsdException w:unhideWhenUsed="0" w:uiPriority="67" w:semiHidden="0" w:name="Medium Grid 1 Accent 3"/>
-    <w:lsdException w:unhideWhenUsed="0" w:uiPriority="68" w:semiHidden="0" w:name="Medium Grid 2 Accent 3"/>
-    <w:lsdException w:unhideWhenUsed="0" w:uiPriority="69" w:semiHidden="0" w:name="Medium Grid 3 Accent 3"/>
-    <w:lsdException w:unhideWhenUsed="0" w:uiPriority="70" w:semiHidden="0" w:name="Dark List Accent 3"/>
-    <w:lsdException w:unhideWhenUsed="0" w:uiPriority="71" w:semiHidden="0" w:name="Colorful Shading Accent 3"/>
-    <w:lsdException w:unhideWhenUsed="0" w:uiPriority="72" w:semiHidden="0" w:name="Colorful List Accent 3"/>
-    <w:lsdException w:unhideWhenUsed="0" w:uiPriority="73" w:semiHidden="0" w:name="Colorful Grid Accent 3"/>
-    <w:lsdException w:unhideWhenUsed="0" w:uiPriority="60" w:semiHidden="0" w:name="Light Shading Accent 4"/>
-    <w:lsdException w:unhideWhenUsed="0" w:uiPriority="61" w:semiHidden="0" w:name="Light List Accent 4"/>
-    <w:lsdException w:unhideWhenUsed="0" w:uiPriority="62" w:semiHidden="0" w:name="Light Grid Accent 4"/>
-    <w:lsdException w:unhideWhenUsed="0" w:uiPriority="63" w:semiHidden="0" w:name="Medium Shading 1 Accent 4"/>
-    <w:lsdException w:unhideWhenUsed="0" w:uiPriority="64" w:semiHidden="0" w:name="Medium Shading 2 Accent 4"/>
-    <w:lsdException w:unhideWhenUsed="0" w:uiPriority="65" w:semiHidden="0" w:name="Medium List 1 Accent 4"/>
-    <w:lsdException w:unhideWhenUsed="0" w:uiPriority="66" w:semiHidden="0" w:name="Medium List 2 Accent 4"/>
-    <w:lsdException w:unhideWhenUsed="0" w:uiPriority="67" w:semiHidden="0" w:name="Medium Grid 1 Accent 4"/>
-    <w:lsdException w:unhideWhenUsed="0" w:uiPriority="68" w:semiHidden="0" w:name="Medium Grid 2 Accent 4"/>
-    <w:lsdException w:unhideWhenUsed="0" w:uiPriority="69" w:semiHidden="0" w:name="Medium Grid 3 Accent 4"/>
-    <w:lsdException w:unhideWhenUsed="0" w:uiPriority="70" w:semiHidden="0" w:name="Dark List Accent 4"/>
-    <w:lsdException w:unhideWhenUsed="0" w:uiPriority="71" w:semiHidden="0" w:name="Colorful Shading Accent 4"/>
-    <w:lsdException w:unhideWhenUsed="0" w:uiPriority="72" w:semiHidden="0" w:name="Colorful List Accent 4"/>
-    <w:lsdException w:unhideWhenUsed="0" w:uiPriority="73" w:semiHidden="0" w:name="Colorful Grid Accent 4"/>
-    <w:lsdException w:unhideWhenUsed="0" w:uiPriority="60" w:semiHidden="0" w:name="Light Shading Accent 5"/>
-    <w:lsdException w:unhideWhenUsed="0" w:uiPriority="61" w:semiHidden="0" w:name="Light List Accent 5"/>
-    <w:lsdException w:unhideWhenUsed="0" w:uiPriority="62" w:semiHidden="0" w:name="Light Grid Accent 5"/>
-    <w:lsdException w:unhideWhenUsed="0" w:uiPriority="63" w:semiHidden="0" w:name="Medium Shading 1 Accent 5"/>
-    <w:lsdException w:unhideWhenUsed="0" w:uiPriority="64" w:semiHidden="0" w:name="Medium Shading 2 Accent 5"/>
-    <w:lsdException w:unhideWhenUsed="0" w:uiPriority="65" w:semiHidden="0" w:name="Medium List 1 Accent 5"/>
-    <w:lsdException w:unhideWhenUsed="0" w:uiPriority="66" w:semiHidden="0" w:name="Medium List 2 Accent 5"/>
-    <w:lsdException w:unhideWhenUsed="0" w:uiPriority="67" w:semiHidden="0" w:name="Medium Grid 1 Accent 5"/>
-    <w:lsdException w:unhideWhenUsed="0" w:uiPriority="68" w:semiHidden="0" w:name="Medium Grid 2 Accent 5"/>
-    <w:lsdException w:unhideWhenUsed="0" w:uiPriority="69" w:semiHidden="0" w:name="Medium Grid 3 Accent 5"/>
-    <w:lsdException w:unhideWhenUsed="0" w:uiPriority="70" w:semiHidden="0" w:name="Dark List Accent 5"/>
-    <w:lsdException w:unhideWhenUsed="0" w:uiPriority="71" w:semiHidden="0" w:name="Colorful Shading Accent 5"/>
-    <w:lsdException w:unhideWhenUsed="0" w:uiPriority="72" w:semiHidden="0" w:name="Colorful List Accent 5"/>
-    <w:lsdException w:unhideWhenUsed="0" w:uiPriority="73" w:semiHidden="0" w:name="Colorful Grid Accent 5"/>
-    <w:lsdException w:unhideWhenUsed="0" w:uiPriority="60" w:semiHidden="0" w:name="Light Shading Accent 6"/>
-    <w:lsdException w:unhideWhenUsed="0" w:uiPriority="61" w:semiHidden="0" w:name="Light List Accent 6"/>
-    <w:lsdException w:unhideWhenUsed="0" w:uiPriority="62" w:semiHidden="0" w:name="Light Grid Accent 6"/>
-    <w:lsdException w:unhideWhenUsed="0" w:uiPriority="63" w:semiHidden="0" w:name="Medium Shading 1 Accent 6"/>
-    <w:lsdException w:unhideWhenUsed="0" w:uiPriority="64" w:semiHidden="0" w:name="Medium Shading 2 Accent 6"/>
-    <w:lsdException w:unhideWhenUsed="0" w:uiPriority="65" w:semiHidden="0" w:name="Medium List 1 Accent 6"/>
-    <w:lsdException w:unhideWhenUsed="0" w:uiPriority="66" w:semiHidden="0" w:name="Medium List 2 Accent 6"/>
-    <w:lsdException w:unhideWhenUsed="0" w:uiPriority="67" w:semiHidden="0" w:name="Medium Grid 1 Accent 6"/>
-    <w:lsdException w:unhideWhenUsed="0" w:uiPriority="68" w:semiHidden="0" w:name="Medium Grid 2 Accent 6"/>
-    <w:lsdException w:unhideWhenUsed="0" w:uiPriority="69" w:semiHidden="0" w:name="Medium Grid 3 Accent 6"/>
-    <w:lsdException w:unhideWhenUsed="0" w:uiPriority="70" w:semiHidden="0" w:name="Dark List Accent 6"/>
-    <w:lsdException w:unhideWhenUsed="0" w:uiPriority="71" w:semiHidden="0" w:name="Colorful Shading Accent 6"/>
-    <w:lsdException w:unhideWhenUsed="0" w:uiPriority="72" w:semiHidden="0" w:name="Colorful List Accent 6"/>
-    <w:lsdException w:unhideWhenUsed="0" w:uiPriority="73" w:semiHidden="0" w:name="Colorful Grid Accent 6"/>
+  <w:latentStyles w:defLockedState="0" w:defUIPriority="99" w:defSemiHidden="0" w:defUnhideWhenUsed="0" w:defQFormat="0" w:count="376">
+    <w:lsdException w:name="Normal" w:uiPriority="0" w:qFormat="1"/>
+    <w:lsdException w:name="heading 1" w:uiPriority="9" w:qFormat="1"/>
+    <w:lsdException w:name="heading 2" w:semiHidden="1" w:uiPriority="9" w:unhideWhenUsed="1" w:qFormat="1"/>
+    <w:lsdException w:name="heading 3" w:semiHidden="1" w:uiPriority="9" w:unhideWhenUsed="1" w:qFormat="1"/>
+    <w:lsdException w:name="heading 4" w:semiHidden="1" w:uiPriority="9" w:unhideWhenUsed="1" w:qFormat="1"/>
+    <w:lsdException w:name="heading 5" w:semiHidden="1" w:uiPriority="9" w:unhideWhenUsed="1" w:qFormat="1"/>
+    <w:lsdException w:name="heading 6" w:semiHidden="1" w:uiPriority="9" w:unhideWhenUsed="1" w:qFormat="1"/>
+    <w:lsdException w:name="heading 7" w:semiHidden="1" w:uiPriority="9" w:unhideWhenUsed="1" w:qFormat="1"/>
+    <w:lsdException w:name="heading 8" w:semiHidden="1" w:uiPriority="9" w:unhideWhenUsed="1" w:qFormat="1"/>
+    <w:lsdException w:name="heading 9" w:semiHidden="1" w:uiPriority="9" w:unhideWhenUsed="1" w:qFormat="1"/>
+    <w:lsdException w:name="index 1" w:semiHidden="1" w:unhideWhenUsed="1"/>
+    <w:lsdException w:name="index 2" w:semiHidden="1" w:unhideWhenUsed="1"/>
+    <w:lsdException w:name="index 3" w:semiHidden="1" w:unhideWhenUsed="1"/>
+    <w:lsdException w:name="index 4" w:semiHidden="1" w:unhideWhenUsed="1"/>
+    <w:lsdException w:name="index 5" w:semiHidden="1" w:unhideWhenUsed="1"/>
+    <w:lsdException w:name="index 6" w:semiHidden="1" w:unhideWhenUsed="1"/>
+    <w:lsdException w:name="index 7" w:semiHidden="1" w:unhideWhenUsed="1"/>
+    <w:lsdException w:name="index 8" w:semiHidden="1" w:unhideWhenUsed="1"/>
+    <w:lsdException w:name="index 9" w:semiHidden="1" w:unhideWhenUsed="1"/>
+    <w:lsdException w:name="toc 1" w:semiHidden="1" w:uiPriority="39" w:unhideWhenUsed="1"/>
+    <w:lsdException w:name="toc 2" w:semiHidden="1" w:uiPriority="39" w:unhideWhenUsed="1"/>
+    <w:lsdException w:name="toc 3" w:semiHidden="1" w:uiPriority="39" w:unhideWhenUsed="1"/>
+    <w:lsdException w:name="toc 4" w:semiHidden="1" w:uiPriority="39" w:unhideWhenUsed="1"/>
+    <w:lsdException w:name="toc 5" w:semiHidden="1" w:uiPriority="39" w:unhideWhenUsed="1"/>
+    <w:lsdException w:name="toc 6" w:semiHidden="1" w:uiPriority="39" w:unhideWhenUsed="1"/>
+    <w:lsdException w:name="toc 7" w:semiHidden="1" w:uiPriority="39" w:unhideWhenUsed="1"/>
+    <w:lsdException w:name="toc 8" w:semiHidden="1" w:uiPriority="39" w:unhideWhenUsed="1"/>
+    <w:lsdException w:name="toc 9" w:semiHidden="1" w:uiPriority="39" w:unhideWhenUsed="1"/>
+    <w:lsdException w:name="Normal Indent" w:semiHidden="1" w:unhideWhenUsed="1"/>
+    <w:lsdException w:name="footnote text" w:semiHidden="1" w:unhideWhenUsed="1"/>
+    <w:lsdException w:name="annotation text" w:semiHidden="1" w:unhideWhenUsed="1"/>
+    <w:lsdException w:name="header" w:semiHidden="1" w:unhideWhenUsed="1"/>
+    <w:lsdException w:name="footer" w:semiHidden="1" w:unhideWhenUsed="1"/>
+    <w:lsdException w:name="index heading" w:semiHidden="1" w:unhideWhenUsed="1"/>
+    <w:lsdException w:name="caption" w:semiHidden="1" w:uiPriority="35" w:unhideWhenUsed="1" w:qFormat="1"/>
+    <w:lsdException w:name="table of figures" w:semiHidden="1" w:unhideWhenUsed="1"/>
+    <w:lsdException w:name="envelope address" w:semiHidden="1" w:unhideWhenUsed="1"/>
+    <w:lsdException w:name="envelope return" w:semiHidden="1" w:unhideWhenUsed="1"/>
+    <w:lsdException w:name="footnote reference" w:semiHidden="1" w:unhideWhenUsed="1"/>
+    <w:lsdException w:name="annotation reference" w:semiHidden="1" w:unhideWhenUsed="1"/>
+    <w:lsdException w:name="line number" w:semiHidden="1" w:unhideWhenUsed="1"/>
+    <w:lsdException w:name="page number" w:semiHidden="1" w:unhideWhenUsed="1"/>
+    <w:lsdException w:name="endnote reference" w:semiHidden="1" w:unhideWhenUsed="1"/>
+    <w:lsdException w:name="endnote text" w:semiHidden="1" w:unhideWhenUsed="1"/>
+    <w:lsdException w:name="table of authorities" w:semiHidden="1" w:unhideWhenUsed="1"/>
+    <w:lsdException w:name="macro" w:semiHidden="1" w:unhideWhenUsed="1"/>
+    <w:lsdException w:name="toa heading" w:semiHidden="1" w:unhideWhenUsed="1"/>
+    <w:lsdException w:name="List" w:semiHidden="1" w:unhideWhenUsed="1"/>
+    <w:lsdException w:name="List Bullet" w:semiHidden="1" w:unhideWhenUsed="1"/>
+    <w:lsdException w:name="List Number" w:semiHidden="1" w:unhideWhenUsed="1"/>
+    <w:lsdException w:name="List 2" w:semiHidden="1" w:unhideWhenUsed="1"/>
+    <w:lsdException w:name="List 3" w:semiHidden="1" w:unhideWhenUsed="1"/>
+    <w:lsdException w:name="List 4" w:semiHidden="1" w:unhideWhenUsed="1"/>
+    <w:lsdException w:name="List 5" w:semiHidden="1" w:unhideWhenUsed="1"/>
+    <w:lsdException w:name="List Bullet 2" w:semiHidden="1" w:unhideWhenUsed="1"/>
+    <w:lsdException w:name="List Bullet 3" w:semiHidden="1" w:unhideWhenUsed="1"/>
+    <w:lsdException w:name="List Bullet 4" w:semiHidden="1" w:unhideWhenUsed="1"/>
+    <w:lsdException w:name="List Bullet 5" w:semiHidden="1" w:unhideWhenUsed="1"/>
+    <w:lsdException w:name="List Number 2" w:semiHidden="1" w:unhideWhenUsed="1"/>
+    <w:lsdException w:name="List Number 3" w:semiHidden="1" w:unhideWhenUsed="1"/>
+    <w:lsdException w:name="List Number 4" w:semiHidden="1" w:unhideWhenUsed="1"/>
+    <w:lsdException w:name="List Number 5" w:semiHidden="1" w:unhideWhenUsed="1"/>
+    <w:lsdException w:name="Title" w:uiPriority="10" w:qFormat="1"/>
+    <w:lsdException w:name="Closing" w:semiHidden="1" w:unhideWhenUsed="1"/>
+    <w:lsdException w:name="Signature" w:semiHidden="1" w:unhideWhenUsed="1"/>
+    <w:lsdException w:name="Default Paragraph Font" w:semiHidden="1" w:uiPriority="1" w:unhideWhenUsed="1"/>
+    <w:lsdException w:name="Body Text" w:semiHidden="1" w:unhideWhenUsed="1"/>
+    <w:lsdException w:name="Body Text Indent" w:semiHidden="1" w:unhideWhenUsed="1"/>
+    <w:lsdException w:name="List Continue" w:semiHidden="1" w:unhideWhenUsed="1"/>
+    <w:lsdException w:name="List Continue 2" w:semiHidden="1" w:unhideWhenUsed="1"/>
+    <w:lsdException w:name="List Continue 3" w:semiHidden="1" w:unhideWhenUsed="1"/>
+    <w:lsdException w:name="List Continue 4" w:semiHidden="1" w:unhideWhenUsed="1"/>
+    <w:lsdException w:name="List Continue 5" w:semiHidden="1" w:unhideWhenUsed="1"/>
+    <w:lsdException w:name="Message Header" w:semiHidden="1" w:unhideWhenUsed="1"/>
+    <w:lsdException w:name="Subtitle" w:uiPriority="11" w:qFormat="1"/>
+    <w:lsdException w:name="Salutation" w:semiHidden="1" w:unhideWhenUsed="1"/>
+    <w:lsdException w:name="Date" w:semiHidden="1" w:unhideWhenUsed="1"/>
+    <w:lsdException w:name="Body Text First Indent" w:semiHidden="1" w:unhideWhenUsed="1"/>
+    <w:lsdException w:name="Body Text First Indent 2" w:semiHidden="1" w:unhideWhenUsed="1"/>
+    <w:lsdException w:name="Note Heading" w:semiHidden="1" w:unhideWhenUsed="1"/>
+    <w:lsdException w:name="Body Text 2" w:semiHidden="1" w:unhideWhenUsed="1"/>
+    <w:lsdException w:name="Body Text 3" w:semiHidden="1" w:unhideWhenUsed="1"/>
+    <w:lsdException w:name="Body Text Indent 2" w:semiHidden="1" w:unhideWhenUsed="1"/>
+    <w:lsdException w:name="Body Text Indent 3" w:semiHidden="1" w:unhideWhenUsed="1"/>
+    <w:lsdException w:name="Block Text" w:semiHidden="1" w:unhideWhenUsed="1"/>
+    <w:lsdException w:name="Hyperlink" w:semiHidden="1" w:unhideWhenUsed="1"/>
+    <w:lsdException w:name="FollowedHyperlink" w:semiHidden="1" w:unhideWhenUsed="1"/>
+    <w:lsdException w:name="Strong" w:uiPriority="22" w:qFormat="1"/>
+    <w:lsdException w:name="Emphasis" w:uiPriority="20" w:qFormat="1"/>
+    <w:lsdException w:name="Document Map" w:semiHidden="1" w:unhideWhenUsed="1"/>
+    <w:lsdException w:name="Plain Text" w:semiHidden="1" w:unhideWhenUsed="1"/>
+    <w:lsdException w:name="E-mail Signature" w:semiHidden="1" w:unhideWhenUsed="1"/>
+    <w:lsdException w:name="HTML Top of Form" w:semiHidden="1" w:unhideWhenUsed="1"/>
+    <w:lsdException w:name="HTML Bottom of Form" w:semiHidden="1" w:unhideWhenUsed="1"/>
+    <w:lsdException w:name="Normal (Web)" w:semiHidden="1" w:unhideWhenUsed="1"/>
+    <w:lsdException w:name="HTML Acronym" w:semiHidden="1" w:unhideWhenUsed="1"/>
+    <w:lsdException w:name="HTML Address" w:semiHidden="1" w:unhideWhenUsed="1"/>
+    <w:lsdException w:name="HTML Cite" w:semiHidden="1" w:unhideWhenUsed="1"/>
+    <w:lsdException w:name="HTML Code" w:semiHidden="1" w:unhideWhenUsed="1"/>
+    <w:lsdException w:name="HTML Definition" w:semiHidden="1" w:unhideWhenUsed="1"/>
+    <w:lsdException w:name="HTML Keyboard" w:semiHidden="1" w:unhideWhenUsed="1"/>
+    <w:lsdException w:name="HTML Preformatted" w:semiHidden="1" w:unhideWhenUsed="1"/>
+    <w:lsdException w:name="HTML Sample" w:semiHidden="1" w:unhideWhenUsed="1"/>
+    <w:lsdException w:name="HTML Typewriter" w:semiHidden="1" w:unhideWhenUsed="1"/>
+    <w:lsdException w:name="HTML Variable" w:semiHidden="1" w:unhideWhenUsed="1"/>
+    <w:lsdException w:name="Normal Table" w:semiHidden="1" w:unhideWhenUsed="1"/>
+    <w:lsdException w:name="annotation subject" w:semiHidden="1" w:unhideWhenUsed="1"/>
+    <w:lsdException w:name="No List" w:semiHidden="1" w:unhideWhenUsed="1"/>
+    <w:lsdException w:name="Outline List 1" w:semiHidden="1" w:unhideWhenUsed="1"/>
+    <w:lsdException w:name="Outline List 2" w:semiHidden="1" w:unhideWhenUsed="1"/>
+    <w:lsdException w:name="Outline List 3" w:semiHidden="1" w:unhideWhenUsed="1"/>
+    <w:lsdException w:name="Table Simple 1" w:semiHidden="1" w:unhideWhenUsed="1"/>
+    <w:lsdException w:name="Table Simple 2" w:semiHidden="1" w:unhideWhenUsed="1"/>
+    <w:lsdException w:name="Table Simple 3" w:semiHidden="1" w:unhideWhenUsed="1"/>
+    <w:lsdException w:name="Table Classic 1" w:semiHidden="1" w:unhideWhenUsed="1"/>
+    <w:lsdException w:name="Table Classic 2" w:semiHidden="1" w:unhideWhenUsed="1"/>
+    <w:lsdException w:name="Table Classic 3" w:semiHidden="1" w:unhideWhenUsed="1"/>
+    <w:lsdException w:name="Table Classic 4" w:semiHidden="1" w:unhideWhenUsed="1"/>
+    <w:lsdException w:name="Table Colorful 1" w:semiHidden="1" w:unhideWhenUsed="1"/>
+    <w:lsdException w:name="Table Colorful 2" w:semiHidden="1" w:unhideWhenUsed="1"/>
+    <w:lsdException w:name="Table Colorful 3" w:semiHidden="1" w:unhideWhenUsed="1"/>
+    <w:lsdException w:name="Table Columns 1" w:semiHidden="1" w:unhideWhenUsed="1"/>
+    <w:lsdException w:name="Table Columns 2" w:semiHidden="1" w:unhideWhenUsed="1"/>
+    <w:lsdException w:name="Table Columns 3" w:semiHidden="1" w:unhideWhenUsed="1"/>
+    <w:lsdException w:name="Table Columns 4" w:semiHidden="1" w:unhideWhenUsed="1"/>
+    <w:lsdException w:name="Table Columns 5" w:semiHidden="1" w:unhideWhenUsed="1"/>
+    <w:lsdException w:name="Table Grid 1" w:semiHidden="1" w:unhideWhenUsed="1"/>
+    <w:lsdException w:name="Table Grid 2" w:semiHidden="1" w:unhideWhenUsed="1"/>
+    <w:lsdException w:name="Table Grid 3" w:semiHidden="1" w:unhideWhenUsed="1"/>
+    <w:lsdException w:name="Table Grid 4" w:semiHidden="1" w:unhideWhenUsed="1"/>
+    <w:lsdException w:name="Table Grid 5" w:semiHidden="1" w:unhideWhenUsed="1"/>
+    <w:lsdException w:name="Table Grid 6" w:semiHidden="1" w:unhideWhenUsed="1"/>
+    <w:lsdException w:name="Table Grid 7" w:semiHidden="1" w:unhideWhenUsed="1"/>
+    <w:lsdException w:name="Table Grid 8" w:semiHidden="1" w:unhideWhenUsed="1"/>
+    <w:lsdException w:name="Table List 1" w:semiHidden="1" w:unhideWhenUsed="1"/>
+    <w:lsdException w:name="Table List 2" w:semiHidden="1" w:unhideWhenUsed="1"/>
+    <w:lsdException w:name="Table List 3" w:semiHidden="1" w:unhideWhenUsed="1"/>
+    <w:lsdException w:name="Table List 4" w:semiHidden="1" w:unhideWhenUsed="1"/>
+    <w:lsdException w:name="Table List 5" w:semiHidden="1" w:unhideWhenUsed="1"/>
+    <w:lsdException w:name="Table List 6" w:semiHidden="1" w:unhideWhenUsed="1"/>
+    <w:lsdException w:name="Table List 7" w:semiHidden="1" w:unhideWhenUsed="1"/>
+    <w:lsdException w:name="Table List 8" w:semiHidden="1" w:unhideWhenUsed="1"/>
+    <w:lsdException w:name="Table 3D effects 1" w:semiHidden="1" w:unhideWhenUsed="1"/>
+    <w:lsdException w:name="Table 3D effects 2" w:semiHidden="1" w:unhideWhenUsed="1"/>
+    <w:lsdException w:name="Table 3D effects 3" w:semiHidden="1" w:unhideWhenUsed="1"/>
+    <w:lsdException w:name="Table Contemporary" w:semiHidden="1" w:unhideWhenUsed="1"/>
+    <w:lsdException w:name="Table Elegant" w:semiHidden="1" w:unhideWhenUsed="1"/>
+    <w:lsdException w:name="Table Professional" w:semiHidden="1" w:unhideWhenUsed="1"/>
+    <w:lsdException w:name="Table Subtle 1" w:semiHidden="1" w:unhideWhenUsed="1"/>
+    <w:lsdException w:name="Table Subtle 2" w:semiHidden="1" w:unhideWhenUsed="1"/>
+    <w:lsdException w:name="Table Web 1" w:semiHidden="1" w:unhideWhenUsed="1"/>
+    <w:lsdException w:name="Table Web 2" w:semiHidden="1" w:unhideWhenUsed="1"/>
+    <w:lsdException w:name="Table Web 3" w:semiHidden="1" w:unhideWhenUsed="1"/>
+    <w:lsdException w:name="Balloon Text" w:semiHidden="1" w:unhideWhenUsed="1"/>
+    <w:lsdException w:name="Table Grid" w:uiPriority="39"/>
+    <w:lsdException w:name="Table Theme" w:semiHidden="1" w:unhideWhenUsed="1"/>
+    <w:lsdException w:name="Placeholder Text" w:semiHidden="1"/>
+    <w:lsdException w:name="No Spacing" w:uiPriority="1" w:qFormat="1"/>
+    <w:lsdException w:name="Light Shading" w:uiPriority="60"/>
+    <w:lsdException w:name="Light List" w:uiPriority="61"/>
+    <w:lsdException w:name="Light Grid" w:uiPriority="62"/>
+    <w:lsdException w:name="Medium Shading 1" w:uiPriority="63"/>
+    <w:lsdException w:name="Medium Shading 2" w:uiPriority="64"/>
+    <w:lsdException w:name="Medium List 1" w:uiPriority="65"/>
+    <w:lsdException w:name="Medium List 2" w:uiPriority="66"/>
+    <w:lsdException w:name="Medium Grid 1" w:uiPriority="67"/>
+    <w:lsdException w:name="Medium Grid 2" w:uiPriority="68"/>
+    <w:lsdException w:name="Medium Grid 3" w:uiPriority="69"/>
+    <w:lsdException w:name="Dark List" w:uiPriority="70"/>
+    <w:lsdException w:name="Colorful Shading" w:uiPriority="71"/>
+    <w:lsdException w:name="Colorful List" w:uiPriority="72"/>
+    <w:lsdException w:name="Colorful Grid" w:uiPriority="73"/>
+    <w:lsdException w:name="Light Shading Accent 1" w:uiPriority="60"/>
+    <w:lsdException w:name="Light List Accent 1" w:uiPriority="61"/>
+    <w:lsdException w:name="Light Grid Accent 1" w:uiPriority="62"/>
+    <w:lsdException w:name="Medium Shading 1 Accent 1" w:uiPriority="63"/>
+    <w:lsdException w:name="Medium Shading 2 Accent 1" w:uiPriority="64"/>
+    <w:lsdException w:name="Medium List 1 Accent 1" w:uiPriority="65"/>
+    <w:lsdException w:name="Revision" w:semiHidden="1"/>
+    <w:lsdException w:name="List Paragraph" w:uiPriority="34" w:qFormat="1"/>
+    <w:lsdException w:name="Quote" w:uiPriority="29" w:qFormat="1"/>
+    <w:lsdException w:name="Intense Quote" w:uiPriority="30" w:qFormat="1"/>
+    <w:lsdException w:name="Medium List 2 Accent 1" w:uiPriority="66"/>
+    <w:lsdException w:name="Medium Grid 1 Accent 1" w:uiPriority="67"/>
+    <w:lsdException w:name="Medium Grid 2 Accent 1" w:uiPriority="68"/>
+    <w:lsdException w:name="Medium Grid 3 Accent 1" w:uiPriority="69"/>
+    <w:lsdException w:name="Dark List Accent 1" w:uiPriority="70"/>
+    <w:lsdException w:name="Colorful Shading Accent 1" w:uiPriority="71"/>
+    <w:lsdException w:name="Colorful List Accent 1" w:uiPriority="72"/>
+    <w:lsdException w:name="Colorful Grid Accent 1" w:uiPriority="73"/>
+    <w:lsdException w:name="Light Shading Accent 2" w:uiPriority="60"/>
+    <w:lsdException w:name="Light List Accent 2" w:uiPriority="61"/>
+    <w:lsdException w:name="Light Grid Accent 2" w:uiPriority="62"/>
+    <w:lsdException w:name="Medium Shading 1 Accent 2" w:uiPriority="63"/>
+    <w:lsdException w:name="Medium Shading 2 Accent 2" w:uiPriority="64"/>
+    <w:lsdException w:name="Medium List 1 Accent 2" w:uiPriority="65"/>
+    <w:lsdException w:name="Medium List 2 Accent 2" w:uiPriority="66"/>
+    <w:lsdException w:name="Medium Grid 1 Accent 2" w:uiPriority="67"/>
+    <w:lsdException w:name="Medium Grid 2 Accent 2" w:uiPriority="68"/>
+    <w:lsdException w:name="Medium Grid 3 Accent 2" w:uiPriority="69"/>
+    <w:lsdException w:name="Dark List Accent 2" w:uiPriority="70"/>
+    <w:lsdException w:name="Colorful Shading Accent 2" w:uiPriority="71"/>
+    <w:lsdException w:name="Colorful List Accent 2" w:uiPriority="72"/>
+    <w:lsdException w:name="Colorful Grid Accent 2" w:uiPriority="73"/>
+    <w:lsdException w:name="Light Shading Accent 3" w:uiPriority="60"/>
+    <w:lsdException w:name="Light List Accent 3" w:uiPriority="61"/>
+    <w:lsdException w:name="Light Grid Accent 3" w:uiPriority="62"/>
+    <w:lsdException w:name="Medium Shading 1 Accent 3" w:uiPriority="63"/>
+    <w:lsdException w:name="Medium Shading 2 Accent 3" w:uiPriority="64"/>
+    <w:lsdException w:name="Medium List 1 Accent 3" w:uiPriority="65"/>
+    <w:lsdException w:name="Medium List 2 Accent 3" w:uiPriority="66"/>
+    <w:lsdException w:name="Medium Grid 1 Accent 3" w:uiPriority="67"/>
+    <w:lsdException w:name="Medium Grid 2 Accent 3" w:uiPriority="68"/>
+    <w:lsdException w:name="Medium Grid 3 Accent 3" w:uiPriority="69"/>
+    <w:lsdException w:name="Dark List Accent 3" w:uiPriority="70"/>
+    <w:lsdException w:name="Colorful Shading Accent 3" w:uiPriority="71"/>
+    <w:lsdException w:name="Colorful List Accent 3" w:uiPriority="72"/>
+    <w:lsdException w:name="Colorful Grid Accent 3" w:uiPriority="73"/>
+    <w:lsdException w:name="Light Shading Accent 4" w:uiPriority="60"/>
+    <w:lsdException w:name="Light List Accent 4" w:uiPriority="61"/>
+    <w:lsdException w:name="Light Grid Accent 4" w:uiPriority="62"/>
+    <w:lsdException w:name="Medium Shading 1 Accent 4" w:uiPriority="63"/>
+    <w:lsdException w:name="Medium Shading 2 Accent 4" w:uiPriority="64"/>
+    <w:lsdException w:name="Medium List 1 Accent 4" w:uiPriority="65"/>
+    <w:lsdException w:name="Medium List 2 Accent 4" w:uiPriority="66"/>
+    <w:lsdException w:name="Medium Grid 1 Accent 4" w:uiPriority="67"/>
+    <w:lsdException w:name="Medium Grid 2 Accent 4" w:uiPriority="68"/>
+    <w:lsdException w:name="Medium Grid 3 Accent 4" w:uiPriority="69"/>
+    <w:lsdException w:name="Dark List Accent 4" w:uiPriority="70"/>
+    <w:lsdException w:name="Colorful Shading Accent 4" w:uiPriority="71"/>
+    <w:lsdException w:name="Colorful List Accent 4" w:uiPriority="72"/>
+    <w:lsdException w:name="Colorful Grid Accent 4" w:uiPriority="73"/>
+    <w:lsdException w:name="Light Shading Accent 5" w:uiPriority="60"/>
+    <w:lsdException w:name="Light List Accent 5" w:uiPriority="61"/>
+    <w:lsdException w:name="Light Grid Accent 5" w:uiPriority="62"/>
+    <w:lsdException w:name="Medium Shading 1 Accent 5" w:uiPriority="63"/>
+    <w:lsdException w:name="Medium Shading 2 Accent 5" w:uiPriority="64"/>
+    <w:lsdException w:name="Medium List 1 Accent 5" w:uiPriority="65"/>
+    <w:lsdException w:name="Medium List 2 Accent 5" w:uiPriority="66"/>
+    <w:lsdException w:name="Medium Grid 1 Accent 5" w:uiPriority="67"/>
+    <w:lsdException w:name="Medium Grid 2 Accent 5" w:uiPriority="68"/>
+    <w:lsdException w:name="Medium Grid 3 Accent 5" w:uiPriority="69"/>
+    <w:lsdException w:name="Dark List Accent 5" w:uiPriority="70"/>
+    <w:lsdException w:name="Colorful Shading Accent 5" w:uiPriority="71"/>
+    <w:lsdException w:name="Colorful List Accent 5" w:uiPriority="72"/>
+    <w:lsdException w:name="Colorful Grid Accent 5" w:uiPriority="73"/>
+    <w:lsdException w:name="Light Shading Accent 6" w:uiPriority="60"/>
+    <w:lsdException w:name="Light List Accent 6" w:uiPriority="61"/>
+    <w:lsdException w:name="Light Grid Accent 6" w:uiPriority="62"/>
+    <w:lsdException w:name="Medium Shading 1 Accent 6" w:uiPriority="63"/>
+    <w:lsdException w:name="Medium Shading 2 Accent 6" w:uiPriority="64"/>
+    <w:lsdException w:name="Medium List 1 Accent 6" w:uiPriority="65"/>
+    <w:lsdException w:name="Medium List 2 Accent 6" w:uiPriority="66"/>
+    <w:lsdException w:name="Medium Grid 1 Accent 6" w:uiPriority="67"/>
+    <w:lsdException w:name="Medium Grid 2 Accent 6" w:uiPriority="68"/>
+    <w:lsdException w:name="Medium Grid 3 Accent 6" w:uiPriority="69"/>
+    <w:lsdException w:name="Dark List Accent 6" w:uiPriority="70"/>
+    <w:lsdException w:name="Colorful Shading Accent 6" w:uiPriority="71"/>
+    <w:lsdException w:name="Colorful List Accent 6" w:uiPriority="72"/>
+    <w:lsdException w:name="Colorful Grid Accent 6" w:uiPriority="73"/>
+    <w:lsdException w:name="Subtle Emphasis" w:uiPriority="19" w:qFormat="1"/>
+    <w:lsdException w:name="Intense Emphasis" w:uiPriority="21" w:qFormat="1"/>
+    <w:lsdException w:name="Subtle Reference" w:uiPriority="31" w:qFormat="1"/>
+    <w:lsdException w:name="Intense Reference" w:uiPriority="32" w:qFormat="1"/>
+    <w:lsdException w:name="Book Title" w:uiPriority="33" w:qFormat="1"/>
+    <w:lsdException w:name="Bibliography" w:semiHidden="1" w:uiPriority="37" w:unhideWhenUsed="1"/>
+    <w:lsdException w:name="TOC Heading" w:semiHidden="1" w:uiPriority="39" w:unhideWhenUsed="1" w:qFormat="1"/>
+    <w:lsdException w:name="Plain Table 1" w:uiPriority="41"/>
+    <w:lsdException w:name="Plain Table 2" w:uiPriority="42"/>
+    <w:lsdException w:name="Plain Table 3" w:uiPriority="43"/>
+    <w:lsdException w:name="Plain Table 4" w:uiPriority="44"/>
+    <w:lsdException w:name="Plain Table 5" w:uiPriority="45"/>
+    <w:lsdException w:name="Grid Table Light" w:uiPriority="40"/>
+    <w:lsdException w:name="Grid Table 1 Light" w:uiPriority="46"/>
+    <w:lsdException w:name="Grid Table 2" w:uiPriority="47"/>
+    <w:lsdException w:name="Grid Table 3" w:uiPriority="48"/>
+    <w:lsdException w:name="Grid Table 4" w:uiPriority="49"/>
+    <w:lsdException w:name="Grid Table 5 Dark" w:uiPriority="50"/>
+    <w:lsdException w:name="Grid Table 6 Colorful" w:uiPriority="51"/>
+    <w:lsdException w:name="Grid Table 7 Colorful" w:uiPriority="52"/>
+    <w:lsdException w:name="Grid Table 1 Light Accent 1" w:uiPriority="46"/>
+    <w:lsdException w:name="Grid Table 2 Accent 1" w:uiPriority="47"/>
+    <w:lsdException w:name="Grid Table 3 Accent 1" w:uiPriority="48"/>
+    <w:lsdException w:name="Grid Table 4 Accent 1" w:uiPriority="49"/>
+    <w:lsdException w:name="Grid Table 5 Dark Accent 1" w:uiPriority="50"/>
+    <w:lsdException w:name="Grid Table 6 Colorful Accent 1" w:uiPriority="51"/>
+    <w:lsdException w:name="Grid Table 7 Colorful Accent 1" w:uiPriority="52"/>
+    <w:lsdException w:name="Grid Table 1 Light Accent 2" w:uiPriority="46"/>
+    <w:lsdException w:name="Grid Table 2 Accent 2" w:uiPriority="47"/>
+    <w:lsdException w:name="Grid Table 3 Accent 2" w:uiPriority="48"/>
+    <w:lsdException w:name="Grid Table 4 Accent 2" w:uiPriority="49"/>
+    <w:lsdException w:name="Grid Table 5 Dark Accent 2" w:uiPriority="50"/>
+    <w:lsdException w:name="Grid Table 6 Colorful Accent 2" w:uiPriority="51"/>
+    <w:lsdException w:name="Grid Table 7 Colorful Accent 2" w:uiPriority="52"/>
+    <w:lsdException w:name="Grid Table 1 Light Accent 3" w:uiPriority="46"/>
+    <w:lsdException w:name="Grid Table 2 Accent 3" w:uiPriority="47"/>
+    <w:lsdException w:name="Grid Table 3 Accent 3" w:uiPriority="48"/>
+    <w:lsdException w:name="Grid Table 4 Accent 3" w:uiPriority="49"/>
+    <w:lsdException w:name="Grid Table 5 Dark Accent 3" w:uiPriority="50"/>
+    <w:lsdException w:name="Grid Table 6 Colorful Accent 3" w:uiPriority="51"/>
+    <w:lsdException w:name="Grid Table 7 Colorful Accent 3" w:uiPriority="52"/>
+    <w:lsdException w:name="Grid Table 1 Light Accent 4" w:uiPriority="46"/>
+    <w:lsdException w:name="Grid Table 2 Accent 4" w:uiPriority="47"/>
+    <w:lsdException w:name="Grid Table 3 Accent 4" w:uiPriority="48"/>
+    <w:lsdException w:name="Grid Table 4 Accent 4" w:uiPriority="49"/>
+    <w:lsdException w:name="Grid Table 5 Dark Accent 4" w:uiPriority="50"/>
+    <w:lsdException w:name="Grid Table 6 Colorful Accent 4" w:uiPriority="51"/>
+    <w:lsdException w:name="Grid Table 7 Colorful Accent 4" w:uiPriority="52"/>
+    <w:lsdException w:name="Grid Table 1 Light Accent 5" w:uiPriority="46"/>
+    <w:lsdException w:name="Grid Table 2 Accent 5" w:uiPriority="47"/>
+    <w:lsdException w:name="Grid Table 3 Accent 5" w:uiPriority="48"/>
+    <w:lsdException w:name="Grid Table 4 Accent 5" w:uiPriority="49"/>
+    <w:lsdException w:name="Grid Table 5 Dark Accent 5" w:uiPriority="50"/>
+    <w:lsdException w:name="Grid Table 6 Colorful Accent 5" w:uiPriority="51"/>
+    <w:lsdException w:name="Grid Table 7 Colorful Accent 5" w:uiPriority="52"/>
+    <w:lsdException w:name="Grid Table 1 Light Accent 6" w:uiPriority="46"/>
+    <w:lsdException w:name="Grid Table 2 Accent 6" w:uiPriority="47"/>
+    <w:lsdException w:name="Grid Table 3 Accent 6" w:uiPriority="48"/>
+    <w:lsdException w:name="Grid Table 4 Accent 6" w:uiPriority="49"/>
+    <w:lsdException w:name="Grid Table 5 Dark Accent 6" w:uiPriority="50"/>
+    <w:lsdException w:name="Grid Table 6 Colorful Accent 6" w:uiPriority="51"/>
+    <w:lsdException w:name="Grid Table 7 Colorful Accent 6" w:uiPriority="52"/>
+    <w:lsdException w:name="List Table 1 Light" w:uiPriority="46"/>
+    <w:lsdException w:name="List Table 2" w:uiPriority="47"/>
+    <w:lsdException w:name="List Table 3" w:uiPriority="48"/>
+    <w:lsdException w:name="List Table 4" w:uiPriority="49"/>
+    <w:lsdException w:name="List Table 5 Dark" w:uiPriority="50"/>
+    <w:lsdException w:name="List Table 6 Colorful" w:uiPriority="51"/>
+    <w:lsdException w:name="List Table 7 Colorful" w:uiPriority="52"/>
+    <w:lsdException w:name="List Table 1 Light Accent 1" w:uiPriority="46"/>
+    <w:lsdException w:name="List Table 2 Accent 1" w:uiPriority="47"/>
+    <w:lsdException w:name="List Table 3 Accent 1" w:uiPriority="48"/>
+    <w:lsdException w:name="List Table 4 Accent 1" w:uiPriority="49"/>
+    <w:lsdException w:name="List Table 5 Dark Accent 1" w:uiPriority="50"/>
+    <w:lsdException w:name="List Table 6 Colorful Accent 1" w:uiPriority="51"/>
+    <w:lsdException w:name="List Table 7 Colorful Accent 1" w:uiPriority="52"/>
+    <w:lsdException w:name="List Table 1 Light Accent 2" w:uiPriority="46"/>
+    <w:lsdException w:name="List Table 2 Accent 2" w:uiPriority="47"/>
+    <w:lsdException w:name="List Table 3 Accent 2" w:uiPriority="48"/>
+    <w:lsdException w:name="List Table 4 Accent 2" w:uiPriority="49"/>
+    <w:lsdException w:name="List Table 5 Dark Accent 2" w:uiPriority="50"/>
+    <w:lsdException w:name="List Table 6 Colorful Accent 2" w:uiPriority="51"/>
+    <w:lsdException w:name="List Table 7 Colorful Accent 2" w:uiPriority="52"/>
+    <w:lsdException w:name="List Table 1 Light Accent 3" w:uiPriority="46"/>
+    <w:lsdException w:name="List Table 2 Accent 3" w:uiPriority="47"/>
+    <w:lsdException w:name="List Table 3 Accent 3" w:uiPriority="48"/>
+    <w:lsdException w:name="List Table 4 Accent 3" w:uiPriority="49"/>
+    <w:lsdException w:name="List Table 5 Dark Accent 3" w:uiPriority="50"/>
+    <w:lsdException w:name="List Table 6 Colorful Accent 3" w:uiPriority="51"/>
+    <w:lsdException w:name="List Table 7 Colorful Accent 3" w:uiPriority="52"/>
+    <w:lsdException w:name="List Table 1 Light Accent 4" w:uiPriority="46"/>
+    <w:lsdException w:name="List Table 2 Accent 4" w:uiPriority="47"/>
+    <w:lsdException w:name="List Table 3 Accent 4" w:uiPriority="48"/>
+    <w:lsdException w:name="List Table 4 Accent 4" w:uiPriority="49"/>
+    <w:lsdException w:name="List Table 5 Dark Accent 4" w:uiPriority="50"/>
+    <w:lsdException w:name="List Table 6 Colorful Accent 4" w:uiPriority="51"/>
+    <w:lsdException w:name="List Table 7 Colorful Accent 4" w:uiPriority="52"/>
+    <w:lsdException w:name="List Table 1 Light Accent 5" w:uiPriority="46"/>
+    <w:lsdException w:name="List Table 2 Accent 5" w:uiPriority="47"/>
+    <w:lsdException w:name="List Table 3 Accent 5" w:uiPriority="48"/>
+    <w:lsdException w:name="List Table 4 Accent 5" w:uiPriority="49"/>
+    <w:lsdException w:name="List Table 5 Dark Accent 5" w:uiPriority="50"/>
+    <w:lsdException w:name="List Table 6 Colorful Accent 5" w:uiPriority="51"/>
+    <w:lsdException w:name="List Table 7 Colorful Accent 5" w:uiPriority="52"/>
+    <w:lsdException w:name="List Table 1 Light Accent 6" w:uiPriority="46"/>
+    <w:lsdException w:name="List Table 2 Accent 6" w:uiPriority="47"/>
+    <w:lsdException w:name="List Table 3 Accent 6" w:uiPriority="48"/>
+    <w:lsdException w:name="List Table 4 Accent 6" w:uiPriority="49"/>
+    <w:lsdException w:name="List Table 5 Dark Accent 6" w:uiPriority="50"/>
+    <w:lsdException w:name="List Table 6 Colorful Accent 6" w:uiPriority="51"/>
+    <w:lsdException w:name="List Table 7 Colorful Accent 6" w:uiPriority="52"/>
+    <w:lsdException w:name="Mention" w:semiHidden="1" w:unhideWhenUsed="1"/>
+    <w:lsdException w:name="Smart Hyperlink" w:semiHidden="1" w:unhideWhenUsed="1"/>
+    <w:lsdException w:name="Hashtag" w:semiHidden="1" w:unhideWhenUsed="1"/>
+    <w:lsdException w:name="Unresolved Mention" w:semiHidden="1" w:unhideWhenUsed="1"/>
+    <w:lsdException w:name="Smart Link" w:semiHidden="1" w:unhideWhenUsed="1"/>
   </w:latentStyles>
-  <w:style w:type="paragraph" w:default="1" w:styleId="1">
+  <w:style w:type="paragraph" w:default="1" w:styleId="a">
     <w:name w:val="Normal"/>
     <w:qFormat/>
-    <w:uiPriority w:val="0"/>
+  </w:style>
+  <w:style w:type="paragraph" w:styleId="1">
+    <w:name w:val="heading 1"/>
+    <w:uiPriority w:val="9"/>
+    <w:qFormat/>
     <w:pPr>
-      <w:spacing w:before="240" w:after="160"/>
+      <w:outlineLvl w:val="0"/>
     </w:pPr>
     <w:rPr>
-      <w:rFonts w:ascii="Times New Roman" w:hAnsi="Times New Roman" w:cs="Times New Roman" w:eastAsiaTheme="minorEastAsia"/>
-      <w:lang w:val="en-US" w:eastAsia="zh-CN" w:bidi="ar-SA"/>
+      <w:color w:val="000000"/>
+      <w:sz w:val="32"/>
+      <w:szCs w:val="32"/>
     </w:rPr>
   </w:style>
   <w:style w:type="paragraph" w:styleId="2">
-    <w:name w:val="heading 1"/>
+    <w:name w:val="heading 2"/>
+    <w:uiPriority w:val="9"/>
+    <w:unhideWhenUsed/>
     <w:qFormat/>
-    <w:uiPriority w:val="9"/>
     <w:pPr>
-      <w:spacing w:before="240" w:after="160"/>
-      <w:outlineLvl w:val="0"/>
+      <w:outlineLvl w:val="1"/>
     </w:pPr>
     <w:rPr>
-      <w:rFonts w:ascii="Times New Roman" w:hAnsi="Times New Roman" w:cs="Times New Roman" w:eastAsiaTheme="minorEastAsia"/>
       <w:color w:val="000000"/>
-      <w:sz w:val="32"/>
-      <w:szCs w:val="32"/>
-      <w:lang w:val="en-US" w:eastAsia="zh-CN" w:bidi="ar-SA"/>
+      <w:sz w:val="26"/>
+      <w:szCs w:val="26"/>
     </w:rPr>
   </w:style>
   <w:style w:type="paragraph" w:styleId="3">
-    <w:name w:val="heading 2"/>
+    <w:name w:val="heading 3"/>
+    <w:uiPriority w:val="9"/>
+    <w:semiHidden/>
     <w:unhideWhenUsed/>
     <w:qFormat/>
-    <w:uiPriority w:val="9"/>
     <w:pPr>
-      <w:spacing w:before="240" w:after="160"/>
-      <w:outlineLvl w:val="1"/>
+      <w:outlineLvl w:val="2"/>
     </w:pPr>
     <w:rPr>
-      <w:rFonts w:ascii="Times New Roman" w:hAnsi="Times New Roman" w:cs="Times New Roman" w:eastAsiaTheme="minorEastAsia"/>
       <w:color w:val="000000"/>
-      <w:sz w:val="26"/>
-      <w:szCs w:val="26"/>
-      <w:lang w:val="en-US" w:eastAsia="zh-CN" w:bidi="ar-SA"/>
+      <w:sz w:val="24"/>
+      <w:szCs w:val="24"/>
     </w:rPr>
   </w:style>
   <w:style w:type="paragraph" w:styleId="4">
-    <w:name w:val="heading 3"/>
+    <w:name w:val="heading 4"/>
+    <w:uiPriority w:val="9"/>
     <w:semiHidden/>
     <w:unhideWhenUsed/>
     <w:qFormat/>
-    <w:uiPriority w:val="9"/>
     <w:pPr>
-      <w:spacing w:before="240" w:after="160"/>
-      <w:outlineLvl w:val="2"/>
+      <w:outlineLvl w:val="3"/>
     </w:pPr>
     <w:rPr>
-      <w:rFonts w:ascii="Times New Roman" w:hAnsi="Times New Roman" w:cs="Times New Roman" w:eastAsiaTheme="minorEastAsia"/>
+      <w:i/>
+      <w:iCs/>
       <w:color w:val="000000"/>
-      <w:sz w:val="24"/>
-      <w:szCs w:val="24"/>
-      <w:lang w:val="en-US" w:eastAsia="zh-CN" w:bidi="ar-SA"/>
     </w:rPr>
   </w:style>
   <w:style w:type="paragraph" w:styleId="5">
-    <w:name w:val="heading 4"/>
+    <w:name w:val="heading 5"/>
+    <w:uiPriority w:val="9"/>
     <w:semiHidden/>
     <w:unhideWhenUsed/>
     <w:qFormat/>
-    <w:uiPriority w:val="9"/>
     <w:pPr>
-      <w:spacing w:before="240" w:after="160"/>
-      <w:outlineLvl w:val="3"/>
+      <w:outlineLvl w:val="4"/>
     </w:pPr>
     <w:rPr>
-      <w:rFonts w:ascii="Times New Roman" w:hAnsi="Times New Roman" w:cs="Times New Roman" w:eastAsiaTheme="minorEastAsia"/>
-      <w:i/>
-      <w:iCs/>
       <w:color w:val="000000"/>
-      <w:lang w:val="en-US" w:eastAsia="zh-CN" w:bidi="ar-SA"/>
     </w:rPr>
   </w:style>
   <w:style w:type="paragraph" w:styleId="6">
-    <w:name w:val="heading 5"/>
+    <w:name w:val="heading 6"/>
+    <w:uiPriority w:val="9"/>
     <w:semiHidden/>
     <w:unhideWhenUsed/>
     <w:qFormat/>
-    <w:uiPriority w:val="9"/>
     <w:pPr>
-      <w:spacing w:before="240" w:after="160"/>
-      <w:outlineLvl w:val="4"/>
-    </w:pPr>
-    <w:rPr>
-      <w:rFonts w:ascii="Times New Roman" w:hAnsi="Times New Roman" w:cs="Times New Roman" w:eastAsiaTheme="minorEastAsia"/>
-      <w:color w:val="000000"/>
-      <w:lang w:val="en-US" w:eastAsia="zh-CN" w:bidi="ar-SA"/>
-    </w:rPr>
-  </w:style>
-  <w:style w:type="paragraph" w:styleId="7">
-    <w:name w:val="heading 6"/>
-    <w:semiHidden/>
-    <w:unhideWhenUsed/>
-    <w:qFormat/>
-    <w:uiPriority w:val="9"/>
-    <w:pPr>
-      <w:spacing w:before="240" w:after="160"/>
       <w:outlineLvl w:val="5"/>
     </w:pPr>
     <w:rPr>
-      <w:rFonts w:ascii="Times New Roman" w:hAnsi="Times New Roman" w:cs="Times New Roman" w:eastAsiaTheme="minorEastAsia"/>
       <w:color w:val="000000"/>
-      <w:lang w:val="en-US" w:eastAsia="zh-CN" w:bidi="ar-SA"/>
     </w:rPr>
   </w:style>
-  <w:style w:type="character" w:default="1" w:styleId="16">
+  <w:style w:type="character" w:default="1" w:styleId="a0">
     <w:name w:val="Default Paragraph Font"/>
+    <w:uiPriority w:val="1"/>
     <w:semiHidden/>
     <w:unhideWhenUsed/>
-    <w:uiPriority w:val="1"/>
   </w:style>
-  <w:style w:type="table" w:default="1" w:styleId="15">
+  <w:style w:type="table" w:default="1" w:styleId="a1">
     <w:name w:val="Normal Table"/>
+    <w:uiPriority w:val="99"/>
     <w:semiHidden/>
     <w:unhideWhenUsed/>
-    <w:uiPriority w:val="99"/>
     <w:tblPr>
+      <w:tblInd w:w="0" w:type="dxa"/>
       <w:tblCellMar>
         <w:top w:w="0" w:type="dxa"/>
         <w:left w:w="108" w:type="dxa"/>
@@ -6397,49 +6363,142 @@
       </w:tblCellMar>
     </w:tblPr>
   </w:style>
-  <w:style w:type="paragraph" w:styleId="8">
-    <w:name w:val="endnote text"/>
-    <w:link w:val="23"/>
+  <w:style w:type="numbering" w:default="1" w:styleId="a2">
+    <w:name w:val="No List"/>
+    <w:uiPriority w:val="99"/>
     <w:semiHidden/>
     <w:unhideWhenUsed/>
-    <w:uiPriority w:val="99"/>
-    <w:pPr>
-      <w:spacing w:before="240" w:after="160"/>
-    </w:pPr>
+  </w:style>
+  <w:style w:type="paragraph" w:styleId="a3">
+    <w:name w:val="Title"/>
+    <w:uiPriority w:val="10"/>
+    <w:qFormat/>
     <w:rPr>
-      <w:rFonts w:ascii="Times New Roman" w:hAnsi="Times New Roman" w:cs="Times New Roman" w:eastAsiaTheme="minorEastAsia"/>
       <w:color w:val="000000"/>
-      <w:lang w:val="en-US" w:eastAsia="zh-CN" w:bidi="ar-SA"/>
+      <w:sz w:val="56"/>
+      <w:szCs w:val="56"/>
     </w:rPr>
   </w:style>
-  <w:style w:type="paragraph" w:styleId="9">
-    <w:name w:val="footer"/>
-    <w:basedOn w:val="1"/>
-    <w:link w:val="25"/>
-    <w:unhideWhenUsed/>
-    <w:uiPriority w:val="99"/>
-    <w:pPr>
-      <w:tabs>
-        <w:tab w:val="center" w:pos="4153"/>
-        <w:tab w:val="right" w:pos="8306"/>
-      </w:tabs>
-      <w:snapToGrid w:val="0"/>
-    </w:pPr>
+  <w:style w:type="paragraph" w:customStyle="1" w:styleId="10">
+    <w:name w:val="要点1"/>
+    <w:qFormat/>
     <w:rPr>
-      <w:sz w:val="18"/>
-      <w:szCs w:val="18"/>
+      <w:b/>
+      <w:bCs/>
+      <w:color w:val="000000"/>
     </w:rPr>
   </w:style>
-  <w:style w:type="paragraph" w:styleId="10">
+  <w:style w:type="paragraph" w:styleId="a4">
+    <w:name w:val="List Paragraph"/>
+    <w:qFormat/>
+    <w:rPr>
+      <w:color w:val="000000"/>
+    </w:rPr>
+  </w:style>
+  <w:style w:type="character" w:styleId="a5">
+    <w:name w:val="Hyperlink"/>
+    <w:uiPriority w:val="99"/>
+    <w:unhideWhenUsed/>
+    <w:rPr>
+      <w:color w:val="000000"/>
+      <w:u w:val="single"/>
+    </w:rPr>
+  </w:style>
+  <w:style w:type="character" w:styleId="a6">
+    <w:name w:val="footnote reference"/>
+    <w:uiPriority w:val="99"/>
+    <w:semiHidden/>
+    <w:unhideWhenUsed/>
+    <w:rPr>
+      <w:color w:val="000000"/>
+      <w:vertAlign w:val="superscript"/>
+    </w:rPr>
+  </w:style>
+  <w:style w:type="paragraph" w:styleId="a7">
+    <w:name w:val="footnote text"/>
+    <w:link w:val="a8"/>
+    <w:uiPriority w:val="99"/>
+    <w:semiHidden/>
+    <w:unhideWhenUsed/>
+    <w:rPr>
+      <w:color w:val="000000"/>
+    </w:rPr>
+  </w:style>
+  <w:style w:type="character" w:customStyle="1" w:styleId="a8">
+    <w:name w:val="脚注文本 字符"/>
+    <w:link w:val="a7"/>
+    <w:uiPriority w:val="99"/>
+    <w:semiHidden/>
+    <w:unhideWhenUsed/>
+    <w:rPr>
+      <w:color w:val="000000"/>
+      <w:sz w:val="20"/>
+      <w:szCs w:val="20"/>
+    </w:rPr>
+  </w:style>
+  <w:style w:type="character" w:styleId="a9">
+    <w:name w:val="endnote reference"/>
+    <w:uiPriority w:val="99"/>
+    <w:semiHidden/>
+    <w:unhideWhenUsed/>
+    <w:rPr>
+      <w:color w:val="000000"/>
+      <w:vertAlign w:val="superscript"/>
+    </w:rPr>
+  </w:style>
+  <w:style w:type="paragraph" w:styleId="aa">
+    <w:name w:val="endnote text"/>
+    <w:link w:val="ab"/>
+    <w:uiPriority w:val="99"/>
+    <w:semiHidden/>
+    <w:unhideWhenUsed/>
+    <w:rPr>
+      <w:color w:val="000000"/>
+    </w:rPr>
+  </w:style>
+  <w:style w:type="character" w:customStyle="1" w:styleId="ab">
+    <w:name w:val="尾注文本 字符"/>
+    <w:link w:val="aa"/>
+    <w:uiPriority w:val="99"/>
+    <w:semiHidden/>
+    <w:unhideWhenUsed/>
+    <w:rPr>
+      <w:color w:val="000000"/>
+      <w:sz w:val="20"/>
+      <w:szCs w:val="20"/>
+    </w:rPr>
+  </w:style>
+  <w:style w:type="paragraph" w:styleId="TOC1">
+    <w:name w:val="toc 1"/>
+    <w:basedOn w:val="a"/>
+    <w:next w:val="a"/>
+    <w:autoRedefine/>
+    <w:uiPriority w:val="39"/>
+    <w:unhideWhenUsed/>
+    <w:rsid w:val="00671365"/>
+  </w:style>
+  <w:style w:type="paragraph" w:styleId="TOC2">
+    <w:name w:val="toc 2"/>
+    <w:basedOn w:val="a"/>
+    <w:next w:val="a"/>
+    <w:autoRedefine/>
+    <w:uiPriority w:val="39"/>
+    <w:unhideWhenUsed/>
+    <w:rsid w:val="00671365"/>
+    <w:pPr>
+      <w:ind w:leftChars="200" w:left="420"/>
+    </w:pPr>
+  </w:style>
+  <w:style w:type="paragraph" w:styleId="ac">
     <w:name w:val="header"/>
-    <w:basedOn w:val="1"/>
-    <w:link w:val="24"/>
+    <w:basedOn w:val="a"/>
+    <w:link w:val="ad"/>
+    <w:uiPriority w:val="99"/>
     <w:unhideWhenUsed/>
-    <w:qFormat/>
-    <w:uiPriority w:val="99"/>
+    <w:rsid w:val="00671365"/>
     <w:pPr>
       <w:pBdr>
-        <w:bottom w:val="single" w:color="auto" w:sz="6" w:space="1"/>
+        <w:bottom w:val="single" w:sz="6" w:space="1" w:color="auto"/>
       </w:pBdr>
       <w:tabs>
         <w:tab w:val="center" w:pos="4153"/>
@@ -6453,154 +6512,42 @@
       <w:szCs w:val="18"/>
     </w:rPr>
   </w:style>
-  <w:style w:type="paragraph" w:styleId="11">
-    <w:name w:val="toc 1"/>
-    <w:basedOn w:val="1"/>
-    <w:next w:val="1"/>
-    <w:autoRedefine/>
-    <w:unhideWhenUsed/>
-    <w:uiPriority w:val="39"/>
-  </w:style>
-  <w:style w:type="paragraph" w:styleId="12">
-    <w:name w:val="footnote text"/>
-    <w:link w:val="22"/>
-    <w:semiHidden/>
-    <w:unhideWhenUsed/>
+  <w:style w:type="character" w:customStyle="1" w:styleId="ad">
+    <w:name w:val="页眉 字符"/>
+    <w:basedOn w:val="a0"/>
+    <w:link w:val="ac"/>
     <w:uiPriority w:val="99"/>
-    <w:pPr>
-      <w:spacing w:before="240" w:after="160"/>
-    </w:pPr>
-    <w:rPr>
-      <w:rFonts w:ascii="Times New Roman" w:hAnsi="Times New Roman" w:cs="Times New Roman" w:eastAsiaTheme="minorEastAsia"/>
-      <w:color w:val="000000"/>
-      <w:lang w:val="en-US" w:eastAsia="zh-CN" w:bidi="ar-SA"/>
-    </w:rPr>
-  </w:style>
-  <w:style w:type="paragraph" w:styleId="13">
-    <w:name w:val="toc 2"/>
-    <w:basedOn w:val="1"/>
-    <w:next w:val="1"/>
-    <w:autoRedefine/>
-    <w:unhideWhenUsed/>
-    <w:qFormat/>
-    <w:uiPriority w:val="39"/>
-    <w:pPr>
-      <w:ind w:left="420" w:leftChars="200"/>
-    </w:pPr>
-  </w:style>
-  <w:style w:type="paragraph" w:styleId="14">
-    <w:name w:val="Title"/>
-    <w:qFormat/>
-    <w:uiPriority w:val="10"/>
-    <w:pPr>
-      <w:spacing w:before="240" w:after="160"/>
-    </w:pPr>
-    <w:rPr>
-      <w:rFonts w:ascii="Times New Roman" w:hAnsi="Times New Roman" w:cs="Times New Roman" w:eastAsiaTheme="minorEastAsia"/>
-      <w:color w:val="000000"/>
-      <w:sz w:val="56"/>
-      <w:szCs w:val="56"/>
-      <w:lang w:val="en-US" w:eastAsia="zh-CN" w:bidi="ar-SA"/>
-    </w:rPr>
-  </w:style>
-  <w:style w:type="character" w:styleId="17">
-    <w:name w:val="endnote reference"/>
-    <w:semiHidden/>
-    <w:unhideWhenUsed/>
-    <w:qFormat/>
-    <w:uiPriority w:val="99"/>
-    <w:rPr>
-      <w:color w:val="000000"/>
-      <w:vertAlign w:val="superscript"/>
-    </w:rPr>
-  </w:style>
-  <w:style w:type="character" w:styleId="18">
-    <w:name w:val="Hyperlink"/>
-    <w:unhideWhenUsed/>
-    <w:uiPriority w:val="99"/>
-    <w:rPr>
-      <w:color w:val="000000"/>
-      <w:u w:val="single"/>
-    </w:rPr>
-  </w:style>
-  <w:style w:type="character" w:styleId="19">
-    <w:name w:val="footnote reference"/>
-    <w:semiHidden/>
-    <w:unhideWhenUsed/>
-    <w:uiPriority w:val="99"/>
-    <w:rPr>
-      <w:color w:val="000000"/>
-      <w:vertAlign w:val="superscript"/>
-    </w:rPr>
-  </w:style>
-  <w:style w:type="paragraph" w:customStyle="1" w:styleId="20">
-    <w:name w:val="要点1"/>
-    <w:qFormat/>
-    <w:uiPriority w:val="0"/>
-    <w:pPr>
-      <w:spacing w:before="240" w:after="160"/>
-    </w:pPr>
-    <w:rPr>
-      <w:rFonts w:ascii="Times New Roman" w:hAnsi="Times New Roman" w:cs="Times New Roman" w:eastAsiaTheme="minorEastAsia"/>
-      <w:b/>
-      <w:bCs/>
-      <w:color w:val="000000"/>
-      <w:lang w:val="en-US" w:eastAsia="zh-CN" w:bidi="ar-SA"/>
-    </w:rPr>
-  </w:style>
-  <w:style w:type="paragraph" w:styleId="21">
-    <w:name w:val="List Paragraph"/>
-    <w:qFormat/>
-    <w:uiPriority w:val="0"/>
-    <w:pPr>
-      <w:spacing w:before="240" w:after="160"/>
-    </w:pPr>
-    <w:rPr>
-      <w:rFonts w:ascii="Times New Roman" w:hAnsi="Times New Roman" w:cs="Times New Roman" w:eastAsiaTheme="minorEastAsia"/>
-      <w:color w:val="000000"/>
-      <w:lang w:val="en-US" w:eastAsia="zh-CN" w:bidi="ar-SA"/>
-    </w:rPr>
-  </w:style>
-  <w:style w:type="character" w:customStyle="1" w:styleId="22">
-    <w:name w:val="脚注文本 字符"/>
-    <w:link w:val="12"/>
-    <w:semiHidden/>
-    <w:unhideWhenUsed/>
-    <w:uiPriority w:val="99"/>
-    <w:rPr>
-      <w:color w:val="000000"/>
-      <w:sz w:val="20"/>
-      <w:szCs w:val="20"/>
-    </w:rPr>
-  </w:style>
-  <w:style w:type="character" w:customStyle="1" w:styleId="23">
-    <w:name w:val="尾注文本 字符"/>
-    <w:link w:val="8"/>
-    <w:semiHidden/>
-    <w:unhideWhenUsed/>
-    <w:qFormat/>
-    <w:uiPriority w:val="99"/>
-    <w:rPr>
-      <w:color w:val="000000"/>
-      <w:sz w:val="20"/>
-      <w:szCs w:val="20"/>
-    </w:rPr>
-  </w:style>
-  <w:style w:type="character" w:customStyle="1" w:styleId="24">
-    <w:name w:val="页眉 字符"/>
-    <w:basedOn w:val="16"/>
-    <w:link w:val="10"/>
-    <w:uiPriority w:val="99"/>
+    <w:rsid w:val="00671365"/>
     <w:rPr>
       <w:sz w:val="18"/>
       <w:szCs w:val="18"/>
     </w:rPr>
   </w:style>
-  <w:style w:type="character" w:customStyle="1" w:styleId="25">
+  <w:style w:type="paragraph" w:styleId="ae">
+    <w:name w:val="footer"/>
+    <w:basedOn w:val="a"/>
+    <w:link w:val="af"/>
+    <w:uiPriority w:val="99"/>
+    <w:unhideWhenUsed/>
+    <w:rsid w:val="00671365"/>
+    <w:pPr>
+      <w:tabs>
+        <w:tab w:val="center" w:pos="4153"/>
+        <w:tab w:val="right" w:pos="8306"/>
+      </w:tabs>
+      <w:snapToGrid w:val="0"/>
+    </w:pPr>
+    <w:rPr>
+      <w:sz w:val="18"/>
+      <w:szCs w:val="18"/>
+    </w:rPr>
+  </w:style>
+  <w:style w:type="character" w:customStyle="1" w:styleId="af">
     <w:name w:val="页脚 字符"/>
-    <w:basedOn w:val="16"/>
-    <w:link w:val="9"/>
+    <w:basedOn w:val="a0"/>
+    <w:link w:val="ae"/>
     <w:uiPriority w:val="99"/>
+    <w:rsid w:val="00671365"/>
     <w:rPr>
       <w:sz w:val="18"/>
       <w:szCs w:val="18"/>
@@ -6652,7 +6599,7 @@
     </a:clrScheme>
     <a:fontScheme name="Office">
       <a:majorFont>
-        <a:latin typeface="等线 Light"/>
+        <a:latin typeface="等线 Light" panose="020F0302020204030204"/>
         <a:ea typeface=""/>
         <a:cs typeface=""/>
         <a:font script="Jpan" typeface="游ゴシック Light"/>
@@ -6685,9 +6632,26 @@
         <a:font script="Viet" typeface="Times New Roman"/>
         <a:font script="Uigh" typeface="Microsoft Uighur"/>
         <a:font script="Geor" typeface="Sylfaen"/>
+        <a:font script="Armn" typeface="Arial"/>
+        <a:font script="Bugi" typeface="Leelawadee UI"/>
+        <a:font script="Bopo" typeface="Microsoft JhengHei"/>
+        <a:font script="Java" typeface="Javanese Text"/>
+        <a:font script="Lisu" typeface="Segoe UI"/>
+        <a:font script="Mymr" typeface="Myanmar Text"/>
+        <a:font script="Nkoo" typeface="Ebrima"/>
+        <a:font script="Olck" typeface="Nirmala UI"/>
+        <a:font script="Osma" typeface="Ebrima"/>
+        <a:font script="Phag" typeface="Phagspa"/>
+        <a:font script="Syrn" typeface="Estrangelo Edessa"/>
+        <a:font script="Syrj" typeface="Estrangelo Edessa"/>
+        <a:font script="Syre" typeface="Estrangelo Edessa"/>
+        <a:font script="Sora" typeface="Nirmala UI"/>
+        <a:font script="Tale" typeface="Microsoft Tai Le"/>
+        <a:font script="Talu" typeface="Microsoft New Tai Lue"/>
+        <a:font script="Tfng" typeface="Ebrima"/>
       </a:majorFont>
       <a:minorFont>
-        <a:latin typeface="等线"/>
+        <a:latin typeface="等线" panose="020F0502020204030204"/>
         <a:ea typeface=""/>
         <a:cs typeface=""/>
         <a:font script="Jpan" typeface="游明朝"/>
@@ -6720,6 +6684,23 @@
         <a:font script="Viet" typeface="Arial"/>
         <a:font script="Uigh" typeface="Microsoft Uighur"/>
         <a:font script="Geor" typeface="Sylfaen"/>
+        <a:font script="Armn" typeface="Arial"/>
+        <a:font script="Bugi" typeface="Leelawadee UI"/>
+        <a:font script="Bopo" typeface="Microsoft JhengHei"/>
+        <a:font script="Java" typeface="Javanese Text"/>
+        <a:font script="Lisu" typeface="Segoe UI"/>
+        <a:font script="Mymr" typeface="Myanmar Text"/>
+        <a:font script="Nkoo" typeface="Ebrima"/>
+        <a:font script="Olck" typeface="Nirmala UI"/>
+        <a:font script="Osma" typeface="Ebrima"/>
+        <a:font script="Phag" typeface="Phagspa"/>
+        <a:font script="Syrn" typeface="Estrangelo Edessa"/>
+        <a:font script="Syrj" typeface="Estrangelo Edessa"/>
+        <a:font script="Syre" typeface="Estrangelo Edessa"/>
+        <a:font script="Sora" typeface="Nirmala UI"/>
+        <a:font script="Tale" typeface="Microsoft Tai Le"/>
+        <a:font script="Talu" typeface="Microsoft New Tai Lue"/>
+        <a:font script="Tfng" typeface="Ebrima"/>
       </a:minorFont>
     </a:fontScheme>
     <a:fmtScheme name="Office">
@@ -6861,5 +6842,11 @@
     </a:fmtScheme>
   </a:themeElements>
   <a:objectDefaults/>
+  <a:extraClrSchemeLst/>
+  <a:extLst>
+    <a:ext uri="{05A4C25C-085E-4340-85A3-A5531E510DB2}">
+      <thm15:themeFamily xmlns:thm15="http://schemas.microsoft.com/office/thememl/2012/main" name="Office Theme" id="{62F939B6-93AF-4DB8-9C6B-D6C7DFDC589F}" vid="{4A3C46E8-61CC-4603-A589-7422A47A8E4A}"/>
+    </a:ext>
+  </a:extLst>
 </a:theme>
 </file>
--- a/docs/deliverables/23-风险管理计划与风险登记册v2.docx
+++ b/docs/deliverables/23-风险管理计划与风险登记册v2.docx
@@ -83,10 +83,7 @@
         <w:ind w:leftChars="1134" w:left="2268"/>
       </w:pPr>
       <w:r>
-        <w:rPr>
-          <w:rFonts w:ascii="Times New Roman" w:hAnsi="Times New Roman" w:eastAsia="宋体"/>
-        </w:rPr>
-        <w:t>编制单位：020202项目组【待人工确认】</w:t>
+        <w:t>编制单位：020202项目组</w:t>
       </w:r>
     </w:p>
     <w:p>
@@ -119,10 +116,7 @@
         <w:ind w:leftChars="1134" w:left="2268"/>
       </w:pPr>
       <w:r>
-        <w:rPr>
-          <w:rFonts w:ascii="Times New Roman" w:hAnsi="Times New Roman" w:eastAsia="宋体"/>
-        </w:rPr>
-        <w:t>批　　准：【待人工确认】</w:t>
+        <w:t>批　　准：李晓雷　签章日期：2026.09.26</w:t>
       </w:r>
     </w:p>
     <w:p>
@@ -5605,6 +5599,27 @@
           <w:sz w:val="21"/>
         </w:rPr>
         <w:t>本计划与风险登记册 v2 已达到 G3-14 主责提交条件，状态进入 REVIEW；是否通过由 B 独立复核决定。</w:t>
+      </w:r>
+    </w:p>
+    <w:p>
+      <w:r>
+        <w:br w:type="page"/>
+      </w:r>
+    </w:p>
+    <w:p>
+      <w:pPr>
+        <w:pStyle w:val="1"/>
+      </w:pPr>
+      <w:r>
+        <w:t>课程项目模拟确认补充</w:t>
+      </w:r>
+    </w:p>
+    <w:p>
+      <w:pPr>
+        <w:jc w:val="both"/>
+      </w:pPr>
+      <w:r>
+        <w:t>课程模拟确认（SIMULATED_OWNER_CONFIRMATION）：Q2—Q6配置与模拟证据已形成受控输入；外部接口、兼容、备份恢复、发布回滚风险仅在课程模拟范围内具备缓解证据，不等同于真实甲方现场验收。</w:t>
       </w:r>
     </w:p>
     <w:sectPr>
